--- a/plantillas_maestras/02_seguro_vida/negativa_cobertura/2_o_mas_ddos_varios/mujer/TPL_2672_2025_SEGURO_VIDA_NEGATIVA_COBERTURA_ASEGURADORA_MUJER_R1.docx
+++ b/plantillas_maestras/02_seguro_vida/negativa_cobertura/2_o_mas_ddos_varios/mujer/TPL_2672_2025_SEGURO_VIDA_NEGATIVA_COBERTURA_ASEGURADORA_MUJER_R1.docx
@@ -282,7 +282,7 @@
           <w14:ligatures w14:val="none"/>
         </w:rPr>
         <w:tab/>
-        <w:t xml:space="preserve">:       </w:t>
+        <w:t xml:space="preserve">: </w:t>
       </w:r>
       <w:r>
         <w:rPr>
@@ -675,7 +675,7 @@
           <w:lang w:val="es-ES" w:eastAsia="es-ES"/>
           <w14:ligatures w14:val="none"/>
         </w:rPr>
-        <w:t>por presuntas infracciones a la Ley N°</w:t>
+        <w:t>por presuntas infracciones a la Ley </w:t>
       </w:r>
       <w:r>
         <w:rPr>
@@ -806,7 +806,7 @@
           <w:lang w:eastAsia="es-ES"/>
           <w14:ligatures w14:val="none"/>
         </w:rPr>
-        <w:t xml:space="preserve">contrató el Seguro de Vida - Póliza N° 6032400000588 </w:t>
+        <w:t xml:space="preserve">contrató el Seguro de Vida - Póliza 6032400000588 </w:t>
       </w:r>
       <w:r>
         <w:rPr>
@@ -1447,7 +1447,7 @@
           <w:lang w:eastAsia="es-ES"/>
           <w14:ligatures w14:val="none"/>
         </w:rPr>
-        <w:t xml:space="preserve">remitió la Carta N° SVDS-0625-2024, mediante la cual solicitó la presentación de los documentos previstos en la cláusula 12 de las Cláusulas Generales de Contratación para la cobertura por muerte natural, así como, adicionalmente, copia de la historia clínica completa, foliada y fedateada del hospital, clínica, centro médico o médico particular donde el Contratante se atendía regularmente y hubiese sido diagnosticado de hipertensión </w:t>
+        <w:t xml:space="preserve">remitió la Carta SVDS-0625-2024, mediante la cual solicitó la presentación de los documentos previstos en la cláusula 12 de las Cláusulas Generales de Contratación para la cobertura por muerte natural, así como, adicionalmente, copia de la historia clínica completa, foliada y fedateada del hospital, clínica, centro médico o médico particular donde el Contratante se atendía regularmente y hubiese sido diagnosticado de hipertensión </w:t>
       </w:r>
       <w:proofErr w:type="spellStart"/>
       <w:r>
@@ -1753,7 +1753,7 @@
           <w:lang w:eastAsia="es-ES"/>
           <w14:ligatures w14:val="none"/>
         </w:rPr>
-        <w:t>remitió la Carta N° AII/VD-4264-2024, mediante la cual solicitó nuevamente los documentos indicados en la Carta N° SVDS-0625-2024, incluidos los relativos a la historia clínica, pese a que todos los demás documentos ya habían sido presentados el 20 de septiembre de 2024.</w:t>
+        <w:t>remitió la Carta AII/VD-4264-2024, mediante la cual solicitó nuevamente los documentos indicados en la Carta SVDS-0625-2024, incluidos los relativos a la historia clínica, pese a que todos los demás documentos ya habían sido presentados el 20 de septiembre de 2024.</w:t>
       </w:r>
     </w:p>
     <w:p>
@@ -1840,7 +1840,7 @@
           <w:lang w:eastAsia="es-ES"/>
           <w14:ligatures w14:val="none"/>
         </w:rPr>
-        <w:t xml:space="preserve">remitió la Carta N° SVDS-0676-2024, mediante la cual solicitó documentación adicional vinculada con el siniestro y la situación del </w:t>
+        <w:t xml:space="preserve">remitió la Carta SVDS-0676-2024, mediante la cual solicitó documentación adicional vinculada con el siniestro y la situación del </w:t>
       </w:r>
       <w:r>
         <w:rPr>
@@ -1957,7 +1957,7 @@
           <w:lang w:eastAsia="es-ES"/>
           <w14:ligatures w14:val="none"/>
         </w:rPr>
-        <w:t xml:space="preserve">remitió la Carta N° SVDS-0686-2024, en la que solicitó que se indique quién brindó los servicios funerarios al </w:t>
+        <w:t xml:space="preserve">remitió la Carta SVDS-0686-2024, en la que solicitó que se indique quién brindó los servicios funerarios al </w:t>
       </w:r>
       <w:r>
         <w:rPr>
@@ -2074,7 +2074,7 @@
           <w:lang w:eastAsia="es-ES"/>
           <w14:ligatures w14:val="none"/>
         </w:rPr>
-        <w:t>un correo electrónico mediante el cual absolvió los requerimientos formulados en las Cartas N° SVDS-0676-2024 y N° SVDS-0686-2024, proporcionando la información y documentación que indicó tener a su disposición.</w:t>
+        <w:t>un correo electrónico mediante el cual absolvió los requerimientos formulados en las Cartas SVDS-0676-2024 y SVDS-0686-2024, proporcionando la información y documentación que indicó tener a su disposición.</w:t>
       </w:r>
       <w:r>
         <w:rPr>
@@ -2278,7 +2278,7 @@
           <w:lang w:eastAsia="es-ES"/>
           <w14:ligatures w14:val="none"/>
         </w:rPr>
-        <w:t xml:space="preserve">  </w:t>
+        <w:t xml:space="preserve"> </w:t>
       </w:r>
       <w:r>
         <w:rPr>
@@ -3087,7 +3087,7 @@
           <w:lang w:val="es-ES" w:eastAsia="es-ES"/>
           <w14:ligatures w14:val="none"/>
         </w:rPr>
-        <w:t xml:space="preserve">de la cobertura básica del Seguro de Vida - Póliza N° 6032400000588 </w:t>
+        <w:t xml:space="preserve">de la cobertura básica del Seguro de Vida - Póliza 6032400000588 </w:t>
       </w:r>
       <w:r>
         <w:rPr>
@@ -3204,7 +3204,7 @@
           <w:lang w:eastAsia="es-PE"/>
           <w14:ligatures w14:val="none"/>
         </w:rPr>
-        <w:t>La Secretaría Técnica de la Comisión de Protección al Consumidor N°1 (en adelante, la Secretaría Técnica), en ejercicio de sus facultades</w:t>
+        <w:t>La Secretaría Técnica de la Comisión de Protección al Consumidor 1 (en adelante, la Secretaría Técnica), en ejercicio de sus facultades</w:t>
       </w:r>
       <w:bookmarkEnd w:id="2"/>
       <w:bookmarkEnd w:id="3"/>
@@ -3276,7 +3276,7 @@
           <w:lang w:eastAsia="es-PE"/>
           <w14:ligatures w14:val="none"/>
         </w:rPr>
-        <w:t>N°</w:t>
+        <w:t/>
       </w:r>
       <w:proofErr w:type="spellEnd"/>
       <w:r>
@@ -3313,7 +3313,7 @@
           <w:lang w:eastAsia="es-PE"/>
           <w14:ligatures w14:val="none"/>
         </w:rPr>
-        <w:t>°</w:t>
+        <w:t/>
       </w:r>
       <w:r>
         <w:rPr>
@@ -3331,7 +3331,7 @@
           <w:lang w:eastAsia="es-PE"/>
           <w14:ligatures w14:val="none"/>
         </w:rPr>
-        <w:t>°</w:t>
+        <w:t/>
       </w:r>
       <w:r>
         <w:rPr>
@@ -3439,7 +3439,7 @@
           <w:lang w:eastAsia="es-PE"/>
           <w14:ligatures w14:val="none"/>
         </w:rPr>
-        <w:t>N°</w:t>
+        <w:t/>
       </w:r>
       <w:proofErr w:type="spellEnd"/>
       <w:r>
@@ -3485,7 +3485,7 @@
           <w:lang w:eastAsia="es-PE"/>
           <w14:ligatures w14:val="none"/>
         </w:rPr>
-        <w:t>°</w:t>
+        <w:t/>
       </w:r>
       <w:r>
         <w:rPr>
@@ -3503,7 +3503,7 @@
           <w:lang w:eastAsia="es-PE"/>
           <w14:ligatures w14:val="none"/>
         </w:rPr>
-        <w:t>°</w:t>
+        <w:t/>
       </w:r>
       <w:r>
         <w:rPr>
@@ -3522,7 +3522,7 @@
           <w:lang w:eastAsia="es-PE"/>
           <w14:ligatures w14:val="none"/>
         </w:rPr>
-        <w:t xml:space="preserve">.  </w:t>
+        <w:t xml:space="preserve">. </w:t>
       </w:r>
     </w:p>
     <w:bookmarkEnd w:id="1"/>
@@ -3599,7 +3599,7 @@
           <w:lang w:eastAsia="es-PE"/>
           <w14:ligatures w14:val="none"/>
         </w:rPr>
-        <w:t>N°</w:t>
+        <w:t/>
       </w:r>
       <w:proofErr w:type="spellEnd"/>
       <w:r>
@@ -3636,7 +3636,7 @@
           <w:lang w:eastAsia="es-PE"/>
           <w14:ligatures w14:val="none"/>
         </w:rPr>
-        <w:t>°</w:t>
+        <w:t/>
       </w:r>
       <w:r>
         <w:rPr>
@@ -3654,7 +3654,7 @@
           <w:lang w:eastAsia="es-PE"/>
           <w14:ligatures w14:val="none"/>
         </w:rPr>
-        <w:t>°</w:t>
+        <w:t/>
       </w:r>
       <w:r>
         <w:rPr>
@@ -3673,7 +3673,7 @@
           <w:lang w:eastAsia="es-PE"/>
           <w14:ligatures w14:val="none"/>
         </w:rPr>
-        <w:t xml:space="preserve">.  </w:t>
+        <w:t xml:space="preserve">. </w:t>
       </w:r>
     </w:p>
     <w:p>
@@ -3747,7 +3747,7 @@
           <w:lang w:eastAsia="es-PE"/>
           <w14:ligatures w14:val="none"/>
         </w:rPr>
-        <w:t>N°</w:t>
+        <w:t/>
       </w:r>
       <w:proofErr w:type="spellEnd"/>
       <w:r>
@@ -3784,7 +3784,7 @@
           <w:lang w:eastAsia="es-PE"/>
           <w14:ligatures w14:val="none"/>
         </w:rPr>
-        <w:t>°</w:t>
+        <w:t/>
       </w:r>
       <w:r>
         <w:rPr>
@@ -3802,7 +3802,7 @@
           <w:lang w:eastAsia="es-PE"/>
           <w14:ligatures w14:val="none"/>
         </w:rPr>
-        <w:t>°</w:t>
+        <w:t/>
       </w:r>
       <w:r>
         <w:rPr>
@@ -3821,7 +3821,7 @@
           <w:lang w:eastAsia="es-PE"/>
           <w14:ligatures w14:val="none"/>
         </w:rPr>
-        <w:t xml:space="preserve">.  </w:t>
+        <w:t xml:space="preserve">. </w:t>
       </w:r>
     </w:p>
     <w:p>
@@ -3912,7 +3912,7 @@
           <w:lang w:eastAsia="es-PE"/>
           <w14:ligatures w14:val="none"/>
         </w:rPr>
-        <w:t>N°</w:t>
+        <w:t/>
       </w:r>
       <w:proofErr w:type="spellEnd"/>
       <w:r>
@@ -3953,7 +3953,7 @@
           <w:lang w:eastAsia="es-PE"/>
           <w14:ligatures w14:val="none"/>
         </w:rPr>
-        <w:t xml:space="preserve">literal g) del artículo 56° </w:t>
+        <w:t xml:space="preserve">literal g) del artículo 56 </w:t>
       </w:r>
       <w:r>
         <w:rPr>
@@ -3976,7 +3976,7 @@
           <w:lang w:eastAsia="es-PE"/>
           <w14:ligatures w14:val="none"/>
         </w:rPr>
-        <w:t xml:space="preserve">.    </w:t>
+        <w:t xml:space="preserve">. </w:t>
       </w:r>
       <w:bookmarkEnd w:id="12"/>
       <w:bookmarkEnd w:id="14"/>
@@ -4225,7 +4225,7 @@
           <w:lang w:eastAsia="es-ES"/>
           <w14:ligatures w14:val="none"/>
         </w:rPr>
-        <w:t>N°</w:t>
+        <w:t/>
       </w:r>
       <w:proofErr w:type="spellEnd"/>
       <w:r>
@@ -4380,7 +4380,7 @@
           <w:lang w:eastAsia="es-PE"/>
           <w14:ligatures w14:val="none"/>
         </w:rPr>
-        <w:t xml:space="preserve">RESOLUCIÓN DE LA SECRETARÍA TÉCNICA  </w:t>
+        <w:t xml:space="preserve">RESOLUCIÓN DE LA SECRETARÍA TÉCNICA </w:t>
       </w:r>
     </w:p>
     <w:p>
@@ -4614,7 +4614,7 @@
           <w:lang w:eastAsia="es-PE"/>
           <w14:ligatures w14:val="none"/>
         </w:rPr>
-        <w:t xml:space="preserve"> infracción a los artículos 18° y 19°</w:t>
+        <w:t xml:space="preserve"> infracción a los artículos 18 y 19</w:t>
       </w:r>
       <w:r>
         <w:rPr>
@@ -4661,7 +4661,7 @@
           <w:lang w:eastAsia="es-ES"/>
           <w14:ligatures w14:val="none"/>
         </w:rPr>
-        <w:t xml:space="preserve">Seguro de Vida - Póliza N° 6032400000588 </w:t>
+        <w:t xml:space="preserve">Seguro de Vida - Póliza 6032400000588 </w:t>
       </w:r>
       <w:r>
         <w:rPr>
@@ -4747,7 +4747,7 @@
           <w:lang w:eastAsia="es-PE"/>
           <w14:ligatures w14:val="none"/>
         </w:rPr>
-        <w:t xml:space="preserve"> infracción a los artículos 18° y 19°</w:t>
+        <w:t xml:space="preserve"> infracción a los artículos 18 y 19</w:t>
       </w:r>
       <w:r>
         <w:rPr>
@@ -4806,7 +4806,7 @@
           <w:lang w:eastAsia="es-ES"/>
           <w14:ligatures w14:val="none"/>
         </w:rPr>
-        <w:t xml:space="preserve">Seguro de Vida - Póliza N° 6032400000588 </w:t>
+        <w:t xml:space="preserve">Seguro de Vida - Póliza 6032400000588 </w:t>
       </w:r>
       <w:r>
         <w:rPr>
@@ -4910,7 +4910,7 @@
           <w:lang w:eastAsia="es-PE"/>
           <w14:ligatures w14:val="none"/>
         </w:rPr>
-        <w:t xml:space="preserve"> infracción a los artículos 18° y 19°</w:t>
+        <w:t xml:space="preserve"> infracción a los artículos 18 y 19</w:t>
       </w:r>
       <w:r>
         <w:rPr>
@@ -4949,7 +4949,7 @@
           <w:lang w:eastAsia="es-ES"/>
           <w14:ligatures w14:val="none"/>
         </w:rPr>
-        <w:t>Seguro de Vida - Póliza N° 6032400000588</w:t>
+        <w:t>Seguro de Vida - Póliza 6032400000588</w:t>
       </w:r>
       <w:r>
         <w:rPr>
@@ -5063,7 +5063,7 @@
           <w:lang w:eastAsia="es-PE"/>
           <w14:ligatures w14:val="none"/>
         </w:rPr>
-        <w:t xml:space="preserve"> infracción a los artículos 18° y 19°</w:t>
+        <w:t xml:space="preserve"> infracción a los artículos 18 y 19</w:t>
       </w:r>
       <w:r>
         <w:rPr>
@@ -5132,7 +5132,7 @@
           <w:lang w:eastAsia="es-ES"/>
           <w14:ligatures w14:val="none"/>
         </w:rPr>
-        <w:t xml:space="preserve">Seguro de Vida - Póliza N° 6032400000588 </w:t>
+        <w:t xml:space="preserve">Seguro de Vida - Póliza 6032400000588 </w:t>
       </w:r>
       <w:r>
         <w:rPr>
@@ -5208,7 +5208,7 @@
           <w:lang w:eastAsia="es-PE"/>
           <w14:ligatures w14:val="none"/>
         </w:rPr>
-        <w:t>Presunta infracción al literal g) del artículo 56° de la Ley 29571, Código de Protección y Defensa del Consumidor</w:t>
+        <w:t>Presunta infracción al literal g) del artículo 56 de la Ley 29571, Código de Protección y Defensa del Consumidor</w:t>
       </w:r>
       <w:r>
         <w:rPr>
@@ -5257,7 +5257,7 @@
           <w:lang w:eastAsia="es-ES"/>
           <w14:ligatures w14:val="none"/>
         </w:rPr>
-        <w:t>N°</w:t>
+        <w:t/>
       </w:r>
       <w:proofErr w:type="spellEnd"/>
       <w:r>
@@ -5572,7 +5572,7 @@
           <w:lang w:eastAsia="es-PE"/>
           <w14:ligatures w14:val="none"/>
         </w:rPr>
-        <w:t>°</w:t>
+        <w:t/>
       </w:r>
       <w:r>
         <w:rPr>
@@ -5677,7 +5677,7 @@
           <w:lang w:eastAsia="es-PE"/>
           <w14:ligatures w14:val="none"/>
         </w:rPr>
-        <w:t>°</w:t>
+        <w:t/>
       </w:r>
       <w:r>
         <w:rPr>
@@ -5851,7 +5851,7 @@
           <w:lang w:eastAsia="es-PE"/>
           <w14:ligatures w14:val="none"/>
         </w:rPr>
-        <w:t>°</w:t>
+        <w:t/>
       </w:r>
       <w:r>
         <w:rPr>
@@ -5993,7 +5993,7 @@
           <w:lang w:eastAsia="es-ES"/>
           <w14:ligatures w14:val="none"/>
         </w:rPr>
-        <w:t>Seguro de Vida - Póliza N° 6032400000588</w:t>
+        <w:t>Seguro de Vida - Póliza 6032400000588</w:t>
       </w:r>
       <w:r>
         <w:rPr>
@@ -6146,7 +6146,7 @@
           <w:lang w:eastAsia="es-PE"/>
           <w14:ligatures w14:val="none"/>
         </w:rPr>
-        <w:t>°</w:t>
+        <w:t/>
       </w:r>
       <w:r>
         <w:rPr>
@@ -6187,7 +6187,7 @@
           <w:lang w:eastAsia="es-PE"/>
           <w14:ligatures w14:val="none"/>
         </w:rPr>
-        <w:t>°</w:t>
+        <w:t/>
       </w:r>
       <w:r>
         <w:rPr>
@@ -6207,7 +6207,7 @@
           <w:lang w:eastAsia="es-PE"/>
           <w14:ligatures w14:val="none"/>
         </w:rPr>
-        <w:t>°</w:t>
+        <w:t/>
       </w:r>
       <w:r>
         <w:rPr>
@@ -6227,7 +6227,7 @@
           <w:lang w:eastAsia="es-PE"/>
           <w14:ligatures w14:val="none"/>
         </w:rPr>
-        <w:t>°</w:t>
+        <w:t/>
       </w:r>
       <w:r>
         <w:rPr>
@@ -6280,7 +6280,7 @@
           <w:lang w:eastAsia="es-PE"/>
           <w14:ligatures w14:val="none"/>
         </w:rPr>
-        <w:t>°</w:t>
+        <w:t/>
       </w:r>
       <w:r>
         <w:rPr>
@@ -6371,7 +6371,7 @@
           <w:lang w:eastAsia="es-PE"/>
           <w14:ligatures w14:val="none"/>
         </w:rPr>
-        <w:t>°</w:t>
+        <w:t/>
       </w:r>
       <w:r>
         <w:rPr>
@@ -6463,7 +6463,7 @@
           <w:lang w:eastAsia="es-PE"/>
           <w14:ligatures w14:val="none"/>
         </w:rPr>
-        <w:t>°</w:t>
+        <w:t/>
       </w:r>
       <w:r>
         <w:rPr>
@@ -6471,7 +6471,7 @@
           <w:kern w:val="0"/>
           <w14:ligatures w14:val="none"/>
         </w:rPr>
-        <w:t xml:space="preserve"> del Decreto Legislativo N° 807</w:t>
+        <w:t xml:space="preserve"> del Decreto Legislativo 807</w:t>
       </w:r>
       <w:r>
         <w:rPr>
@@ -6681,7 +6681,7 @@
           <w:lang w:eastAsia="es-PE"/>
           <w14:ligatures w14:val="none"/>
         </w:rPr>
-        <w:t>°</w:t>
+        <w:t/>
       </w:r>
       <w:r>
         <w:rPr>
@@ -6698,7 +6698,7 @@
           <w:lang w:eastAsia="es-PE"/>
           <w14:ligatures w14:val="none"/>
         </w:rPr>
-        <w:t>°</w:t>
+        <w:t/>
       </w:r>
       <w:r>
         <w:rPr>
@@ -7236,7 +7236,7 @@
           <w:sz w:val="14"/>
           <w:szCs w:val="14"/>
         </w:rPr>
-        <w:t xml:space="preserve">  </w:t>
+        <w:t xml:space="preserve"> </w:t>
       </w:r>
       <w:r>
         <w:rPr>
@@ -7254,7 +7254,7 @@
           <w:sz w:val="14"/>
           <w:szCs w:val="14"/>
         </w:rPr>
-        <w:t xml:space="preserve">LEY N° 29571, CÓDIGO DE PROTECCIÓN Y DEFENSA DEL CONSUMIDOR, publicado el 2 de setiembre de 2010 y modificado por Decreto Legislativo N° 1308 </w:t>
+        <w:t xml:space="preserve">LEY 29571, CÓDIGO DE PROTECCIÓN Y DEFENSA DEL CONSUMIDOR, publicado el 2 de setiembre de 2010 y modificado por Decreto Legislativo 1308 </w:t>
       </w:r>
     </w:p>
     <w:p>
@@ -7306,7 +7306,7 @@
           <w:szCs w:val="14"/>
         </w:rPr>
         <w:tab/>
-        <w:t xml:space="preserve">El Instituto Nacional de Defensa de la Competencia y de la Protección de la Propiedad Intelectual (Indecopi) es la autoridad con competencia primaria y de alcance nacional para conocer las presuntas infracciones a las disposiciones contenidas en el presente Código, así como para imponer las sanciones y medidas correctivas establecidas en el presente capítulo, conforme al Decreto Legislativo N° 1033, Ley de Organización y Funciones del Indecopi. Dicha competencia solo puede ser negada cuando ella haya sido asignada o se asigne a favor de otro organismo por norma expresa con rango de ley. </w:t>
+        <w:t xml:space="preserve">El Instituto Nacional de Defensa de la Competencia y de la Protección de la Propiedad Intelectual (Indecopi) es la autoridad con competencia primaria y de alcance nacional para conocer las presuntas infracciones a las disposiciones contenidas en el presente Código, así como para imponer las sanciones y medidas correctivas establecidas en el presente capítulo, conforme al Decreto Legislativo 1033, Ley de Organización y Funciones del Indecopi. Dicha competencia solo puede ser negada cuando ella haya sido asignada o se asigne a favor de otro organismo por norma expresa con rango de ley. </w:t>
       </w:r>
     </w:p>
     <w:p>
@@ -7380,7 +7380,7 @@
           <w:sz w:val="14"/>
           <w:szCs w:val="14"/>
         </w:rPr>
-        <w:t xml:space="preserve">LEY DE ORGANIZACIÓN Y FUNCIONES DEL INDECOPI, APROBADA POR DECRETO LEGISLATIVO N° 1033 </w:t>
+        <w:t xml:space="preserve">LEY DE ORGANIZACIÓN Y FUNCIONES DEL INDECOPI, APROBADA POR DECRETO LEGISLATIVO 1033 </w:t>
       </w:r>
     </w:p>
     <w:p>
@@ -7507,7 +7507,7 @@
           <w:sz w:val="14"/>
           <w:szCs w:val="14"/>
         </w:rPr>
-        <w:t xml:space="preserve">           </w:t>
+        <w:t xml:space="preserve"> </w:t>
       </w:r>
       <w:r>
         <w:rPr>
@@ -7525,7 +7525,7 @@
           <w:sz w:val="14"/>
           <w:szCs w:val="14"/>
         </w:rPr>
-        <w:t xml:space="preserve">LEY N° 29571, CÓDIGO DE PROTECCIÓN Y DEFENSA DEL CONSUMIDOR, publicado el 2 de setiembre de 2010 y modificado por Decreto Legislativo N° 1308   </w:t>
+        <w:t xml:space="preserve">LEY 29571, CÓDIGO DE PROTECCIÓN Y DEFENSA DEL CONSUMIDOR, publicado el 2 de setiembre de 2010 y modificado por Decreto Legislativo 1308 </w:t>
       </w:r>
     </w:p>
     <w:p>
@@ -7549,7 +7549,7 @@
           <w:sz w:val="14"/>
           <w:szCs w:val="14"/>
         </w:rPr>
-        <w:t xml:space="preserve">Artículo 18.- Idoneidad   </w:t>
+        <w:t xml:space="preserve">Artículo 18.- Idoneidad </w:t>
       </w:r>
     </w:p>
     <w:p>
@@ -7569,7 +7569,7 @@
           <w:sz w:val="14"/>
           <w:szCs w:val="14"/>
         </w:rPr>
-        <w:t xml:space="preserve">Se entiende por idoneidad la correspondencia entre lo que un consumidor espera y lo que efectivamente recibe, en función a lo que se le hubiera ofrecido, la publicidad e información transmitida, las condiciones y circunstancias de la transacción, las características y naturaleza del producto o servicio, el precio, entre otros factores, atendiendo a las circunstancias del caso.    </w:t>
+        <w:t xml:space="preserve">Se entiende por idoneidad la correspondencia entre lo que un consumidor espera y lo que efectivamente recibe, en función a lo que se le hubiera ofrecido, la publicidad e información transmitida, las condiciones y circunstancias de la transacción, las características y naturaleza del producto o servicio, el precio, entre otros factores, atendiendo a las circunstancias del caso. </w:t>
       </w:r>
     </w:p>
     <w:p>
@@ -7688,7 +7688,7 @@
           <w:sz w:val="14"/>
           <w:szCs w:val="14"/>
         </w:rPr>
-        <w:t xml:space="preserve">  </w:t>
+        <w:t xml:space="preserve"> </w:t>
       </w:r>
       <w:r>
         <w:rPr>
@@ -7717,7 +7717,7 @@
           <w:sz w:val="14"/>
           <w:szCs w:val="14"/>
         </w:rPr>
-        <w:t>N°</w:t>
+        <w:t/>
       </w:r>
       <w:proofErr w:type="spellEnd"/>
       <w:r>
@@ -7913,7 +7913,7 @@
           <w:sz w:val="14"/>
           <w:szCs w:val="14"/>
         </w:rPr>
-        <w:t>Nº</w:t>
+        <w:t/>
       </w:r>
       <w:proofErr w:type="spellEnd"/>
       <w:r>
@@ -8019,7 +8019,7 @@
           <w:sz w:val="14"/>
           <w:szCs w:val="14"/>
         </w:rPr>
-        <w:t>publicado el 2 de setiembre de 2010 y modificado por Decreto Legislativo N° 1308</w:t>
+        <w:t>publicado el 2 de setiembre de 2010 y modificado por Decreto Legislativo 1308</w:t>
       </w:r>
     </w:p>
     <w:p>
@@ -8176,7 +8176,7 @@
           <w:szCs w:val="14"/>
           <w:vertAlign w:val="superscript"/>
         </w:rPr>
-        <w:t xml:space="preserve">  </w:t>
+        <w:t xml:space="preserve"> </w:t>
       </w:r>
       <w:r>
         <w:rPr>
@@ -8184,7 +8184,7 @@
           <w:sz w:val="14"/>
           <w:szCs w:val="14"/>
         </w:rPr>
-        <w:t xml:space="preserve">     </w:t>
+        <w:t xml:space="preserve"> </w:t>
       </w:r>
       <w:r>
         <w:rPr>
@@ -8220,7 +8220,7 @@
           <w:sz w:val="14"/>
           <w:szCs w:val="14"/>
         </w:rPr>
-        <w:t>publicado el 2 de setiembre de 2010 y modificado por Decreto Legislativo N° 1308</w:t>
+        <w:t>publicado el 2 de setiembre de 2010 y modificado por Decreto Legislativo 1308</w:t>
       </w:r>
     </w:p>
     <w:p>
@@ -8263,7 +8263,7 @@
           <w:sz w:val="14"/>
           <w:szCs w:val="14"/>
         </w:rPr>
-        <w:t>El órgano resolutivo puede sancionar las infracciones administrativas a que se refiere el artículo 108º con amonestación y multas de hasta cuatrocientos cincuenta (450) Unidades Impositivas Tributarias (UIT), las cuales son calificadas de la siguiente manera:</w:t>
+        <w:t>El órgano resolutivo puede sancionar las infracciones administrativas a que se refiere el artículo 108 con amonestación y multas de hasta cuatrocientos cincuenta (450) Unidades Impositivas Tributarias (UIT), las cuales son calificadas de la siguiente manera:</w:t>
       </w:r>
     </w:p>
     <w:p>
@@ -8386,7 +8386,7 @@
           <w:sz w:val="14"/>
           <w:szCs w:val="14"/>
         </w:rPr>
-        <w:t xml:space="preserve">        </w:t>
+        <w:t xml:space="preserve"> </w:t>
       </w:r>
       <w:r>
         <w:rPr>
@@ -9203,7 +9203,7 @@
           <w:sz w:val="14"/>
           <w:szCs w:val="14"/>
         </w:rPr>
-        <w:t xml:space="preserve">         </w:t>
+        <w:t xml:space="preserve"> </w:t>
       </w:r>
       <w:r>
         <w:rPr>
@@ -9239,7 +9239,7 @@
           <w:sz w:val="14"/>
           <w:szCs w:val="14"/>
         </w:rPr>
-        <w:t>publicado el 2 de setiembre de 2010 y modificado por Decreto Legislativo N° 1308</w:t>
+        <w:t>publicado el 2 de setiembre de 2010 y modificado por Decreto Legislativo 1308</w:t>
       </w:r>
     </w:p>
     <w:p>
@@ -9447,7 +9447,7 @@
           <w:sz w:val="14"/>
           <w:szCs w:val="14"/>
         </w:rPr>
-        <w:t>Nº</w:t>
+        <w:t/>
       </w:r>
       <w:proofErr w:type="spellEnd"/>
       <w:r>
@@ -9883,7 +9883,7 @@
               <w:sz w:val="16"/>
               <w:szCs w:val="16"/>
             </w:rPr>
-            <w:t xml:space="preserve">CNICA DE LA    </w:t>
+            <w:t xml:space="preserve">CNICA DE LA </w:t>
           </w:r>
         </w:p>
         <w:p>

--- a/plantillas_maestras/02_seguro_vida/negativa_cobertura/2_o_mas_ddos_varios/mujer/TPL_2672_2025_SEGURO_VIDA_NEGATIVA_COBERTURA_ASEGURADORA_MUJER_R1.docx
+++ b/plantillas_maestras/02_seguro_vida/negativa_cobertura/2_o_mas_ddos_varios/mujer/TPL_2672_2025_SEGURO_VIDA_NEGATIVA_COBERTURA_ASEGURADORA_MUJER_R1.docx
@@ -119,7 +119,7 @@
           <w:lang w:eastAsia="es-PE"/>
           <w14:ligatures w14:val="none"/>
         </w:rPr>
-        <w:t>DENUNCIANTE</w:t>
+        <w:t xml:space="preserve">DENUNCIANTE:[DENUNCIANTE] (SEÑORA [APELLIDO])</w:t>
       </w:r>
       <w:r>
         <w:rPr>
@@ -131,7 +131,7 @@
           <w14:ligatures w14:val="none"/>
         </w:rPr>
         <w:tab/>
-        <w:t>:</w:t>
+        <w:t/>
       </w:r>
       <w:r>
         <w:rPr>
@@ -153,7 +153,7 @@
           <w:lang w:eastAsia="es-PE"/>
           <w14:ligatures w14:val="none"/>
         </w:rPr>
-        <w:t xml:space="preserve">ANA LUISA CÓRDOVA PANTOJA </w:t>
+        <w:t xml:space="preserve"/>
       </w:r>
       <w:r>
         <w:rPr>
@@ -164,7 +164,7 @@
           <w:lang w:eastAsia="es-PE"/>
           <w14:ligatures w14:val="none"/>
         </w:rPr>
-        <w:t xml:space="preserve">(SEÑORA </w:t>
+        <w:t xml:space="preserve"/>
       </w:r>
       <w:r>
         <w:rPr>
@@ -175,7 +175,7 @@
           <w:lang w:eastAsia="es-PE"/>
           <w14:ligatures w14:val="none"/>
         </w:rPr>
-        <w:t>CÓRDOVA</w:t>
+        <w:t/>
       </w:r>
       <w:r>
         <w:rPr>
@@ -186,7 +186,7 @@
           <w:lang w:eastAsia="es-PE"/>
           <w14:ligatures w14:val="none"/>
         </w:rPr>
-        <w:t>)</w:t>
+        <w:t/>
       </w:r>
     </w:p>
     <w:p>
@@ -573,7 +573,7 @@
           <w:lang w:val="es-ES" w:eastAsia="es-ES"/>
           <w14:ligatures w14:val="none"/>
         </w:rPr>
-        <w:t xml:space="preserve">Mediante el escrito del </w:t>
+        <w:t xml:space="preserve">Mediante el escrito del 20 de octubre de 2025, la señora [APELLIDO] denunció a Mapfre por presuntas infracciones a la Ley  29571, Código de Protección y Defensa del Consumidor (en adelante, Código), señalando lo siguiente:</w:t>
       </w:r>
       <w:r>
         <w:rPr>
@@ -583,7 +583,7 @@
           <w:lang w:val="es-ES" w:eastAsia="es-ES"/>
           <w14:ligatures w14:val="none"/>
         </w:rPr>
-        <w:t>20</w:t>
+        <w:t/>
       </w:r>
       <w:r>
         <w:rPr>
@@ -593,7 +593,7 @@
           <w:lang w:val="es-ES" w:eastAsia="es-ES"/>
           <w14:ligatures w14:val="none"/>
         </w:rPr>
-        <w:t xml:space="preserve"> de </w:t>
+        <w:t xml:space="preserve"/>
       </w:r>
       <w:r>
         <w:rPr>
@@ -603,7 +603,7 @@
           <w:lang w:val="es-ES" w:eastAsia="es-ES"/>
           <w14:ligatures w14:val="none"/>
         </w:rPr>
-        <w:t>octubre</w:t>
+        <w:t/>
       </w:r>
       <w:r>
         <w:rPr>
@@ -613,7 +613,7 @@
           <w:lang w:val="es-ES" w:eastAsia="es-ES"/>
           <w14:ligatures w14:val="none"/>
         </w:rPr>
-        <w:t xml:space="preserve"> de 2025</w:t>
+        <w:t xml:space="preserve"/>
       </w:r>
       <w:r>
         <w:rPr>
@@ -621,7 +621,7 @@
           <w:kern w:val="0"/>
           <w14:ligatures w14:val="none"/>
         </w:rPr>
-        <w:t>,</w:t>
+        <w:t/>
       </w:r>
       <w:r>
         <w:rPr>
@@ -629,7 +629,7 @@
           <w:kern w:val="0"/>
           <w14:ligatures w14:val="none"/>
         </w:rPr>
-        <w:t xml:space="preserve"> la señora </w:t>
+        <w:t xml:space="preserve"/>
       </w:r>
       <w:r>
         <w:rPr>
@@ -637,7 +637,7 @@
           <w:kern w:val="0"/>
           <w14:ligatures w14:val="none"/>
         </w:rPr>
-        <w:t xml:space="preserve">Córdova </w:t>
+        <w:t xml:space="preserve"/>
       </w:r>
       <w:r>
         <w:rPr>
@@ -645,7 +645,7 @@
           <w:kern w:val="0"/>
           <w14:ligatures w14:val="none"/>
         </w:rPr>
-        <w:t>d</w:t>
+        <w:t/>
       </w:r>
       <w:r>
         <w:rPr>
@@ -655,7 +655,7 @@
           <w:lang w:val="es-ES" w:eastAsia="es-ES"/>
           <w14:ligatures w14:val="none"/>
         </w:rPr>
-        <w:t xml:space="preserve">enunció a </w:t>
+        <w:t xml:space="preserve"/>
       </w:r>
       <w:r>
         <w:rPr>
@@ -665,7 +665,7 @@
           <w:lang w:val="es-ES" w:eastAsia="es-ES"/>
           <w14:ligatures w14:val="none"/>
         </w:rPr>
-        <w:t xml:space="preserve">Mapfre </w:t>
+        <w:t xml:space="preserve"/>
       </w:r>
       <w:r>
         <w:rPr>
@@ -675,7 +675,7 @@
           <w:lang w:val="es-ES" w:eastAsia="es-ES"/>
           <w14:ligatures w14:val="none"/>
         </w:rPr>
-        <w:t>por presuntas infracciones a la Ley </w:t>
+        <w:t/>
       </w:r>
       <w:r>
         <w:rPr>
@@ -685,7 +685,7 @@
           <w:lang w:val="es-ES" w:eastAsia="es-ES"/>
           <w14:ligatures w14:val="none"/>
         </w:rPr>
-        <w:t xml:space="preserve"> </w:t>
+        <w:t xml:space="preserve"/>
       </w:r>
       <w:r>
         <w:rPr>
@@ -695,7 +695,7 @@
           <w:lang w:val="es-ES" w:eastAsia="es-ES"/>
           <w14:ligatures w14:val="none"/>
         </w:rPr>
-        <w:t>29571, Código de Protección y Defensa del Consumidor (en adelante, Código)</w:t>
+        <w:t/>
       </w:r>
       <w:r>
         <w:rPr>
@@ -716,7 +716,7 @@
           <w:lang w:val="es-ES" w:eastAsia="es-ES"/>
           <w14:ligatures w14:val="none"/>
         </w:rPr>
-        <w:t xml:space="preserve">, señalando </w:t>
+        <w:t xml:space="preserve"/>
       </w:r>
       <w:r>
         <w:rPr>
@@ -727,7 +727,7 @@
           <w:lang w:val="es-ES" w:eastAsia="es-ES"/>
           <w14:ligatures w14:val="none"/>
         </w:rPr>
-        <w:t>lo siguiente:</w:t>
+        <w:t/>
       </w:r>
     </w:p>
     <w:p>
@@ -776,77 +776,77 @@
           <w:lang w:eastAsia="es-ES"/>
           <w14:ligatures w14:val="none"/>
         </w:rPr>
-        <w:t>El</w:t>
-      </w:r>
-      <w:r>
-        <w:rPr>
-          <w:rFonts w:ascii="Arial Narrow" w:eastAsia="Times New Roman" w:hAnsi="Arial Narrow" w:cs="Arial"/>
-          <w:color w:val="000000"/>
-          <w:kern w:val="0"/>
-          <w:lang w:eastAsia="es-ES"/>
-          <w14:ligatures w14:val="none"/>
-        </w:rPr>
-        <w:t xml:space="preserve"> señor Alejandro Daniel Díaz Guevara </w:t>
-      </w:r>
-      <w:r>
-        <w:rPr>
-          <w:rFonts w:ascii="Arial Narrow" w:eastAsia="Times New Roman" w:hAnsi="Arial Narrow" w:cs="Arial"/>
-          <w:color w:val="000000"/>
-          <w:kern w:val="0"/>
-          <w:lang w:eastAsia="es-ES"/>
-          <w14:ligatures w14:val="none"/>
-        </w:rPr>
-        <w:t xml:space="preserve">(en adelante, el señor Díaz) </w:t>
-      </w:r>
-      <w:r>
-        <w:rPr>
-          <w:rFonts w:ascii="Arial Narrow" w:eastAsia="Times New Roman" w:hAnsi="Arial Narrow" w:cs="Arial"/>
-          <w:color w:val="000000"/>
-          <w:kern w:val="0"/>
-          <w:lang w:eastAsia="es-ES"/>
-          <w14:ligatures w14:val="none"/>
-        </w:rPr>
-        <w:t xml:space="preserve">contrató el Seguro de Vida - Póliza 6032400000588 </w:t>
-      </w:r>
-      <w:r>
-        <w:rPr>
-          <w:rFonts w:ascii="Arial Narrow" w:eastAsia="Times New Roman" w:hAnsi="Arial Narrow" w:cs="Arial"/>
-          <w:color w:val="000000"/>
-          <w:kern w:val="0"/>
-          <w:lang w:eastAsia="es-ES"/>
-          <w14:ligatures w14:val="none"/>
-        </w:rPr>
-        <w:t xml:space="preserve">(en adelante, el </w:t>
-      </w:r>
-      <w:r>
-        <w:rPr>
-          <w:rFonts w:ascii="Arial Narrow" w:eastAsia="Times New Roman" w:hAnsi="Arial Narrow" w:cs="Arial"/>
-          <w:color w:val="000000"/>
-          <w:kern w:val="0"/>
-          <w:lang w:eastAsia="es-ES"/>
-          <w14:ligatures w14:val="none"/>
-        </w:rPr>
-        <w:t>Seguro de Vida</w:t>
-      </w:r>
-      <w:r>
-        <w:rPr>
-          <w:rFonts w:ascii="Arial Narrow" w:eastAsia="Times New Roman" w:hAnsi="Arial Narrow" w:cs="Arial"/>
-          <w:color w:val="000000"/>
-          <w:kern w:val="0"/>
-          <w:lang w:eastAsia="es-ES"/>
-          <w14:ligatures w14:val="none"/>
-        </w:rPr>
-        <w:t xml:space="preserve">) </w:t>
-      </w:r>
-      <w:r>
-        <w:rPr>
-          <w:rFonts w:ascii="Arial Narrow" w:eastAsia="Times New Roman" w:hAnsi="Arial Narrow" w:cs="Arial"/>
-          <w:color w:val="000000"/>
-          <w:kern w:val="0"/>
-          <w:lang w:eastAsia="es-ES"/>
-          <w14:ligatures w14:val="none"/>
-        </w:rPr>
-        <w:t xml:space="preserve">emitido por </w:t>
+        <w:t xml:space="preserve">El señor [APELLIDO] Daniel Díaz Guevara (en adelante, el señor [APELLIDO]) contrató el Seguro de Vida - Póliza 6032400000588 (en adelante, el Seguro de Vida) emitido por Mapfre por una suma asegurada en la cobertura básica de US$ 1 000 000,00, designando como beneficiarias a ella por el 10 % y a su menor hija con iniciales A. E. H. (en adelante, la menor) por el 90 %.</w:t>
+      </w:r>
+      <w:r>
+        <w:rPr>
+          <w:rFonts w:ascii="Arial Narrow" w:eastAsia="Times New Roman" w:hAnsi="Arial Narrow" w:cs="Arial"/>
+          <w:color w:val="000000"/>
+          <w:kern w:val="0"/>
+          <w:lang w:eastAsia="es-ES"/>
+          <w14:ligatures w14:val="none"/>
+        </w:rPr>
+        <w:t xml:space="preserve"/>
+      </w:r>
+      <w:r>
+        <w:rPr>
+          <w:rFonts w:ascii="Arial Narrow" w:eastAsia="Times New Roman" w:hAnsi="Arial Narrow" w:cs="Arial"/>
+          <w:color w:val="000000"/>
+          <w:kern w:val="0"/>
+          <w:lang w:eastAsia="es-ES"/>
+          <w14:ligatures w14:val="none"/>
+        </w:rPr>
+        <w:t xml:space="preserve"/>
+      </w:r>
+      <w:r>
+        <w:rPr>
+          <w:rFonts w:ascii="Arial Narrow" w:eastAsia="Times New Roman" w:hAnsi="Arial Narrow" w:cs="Arial"/>
+          <w:color w:val="000000"/>
+          <w:kern w:val="0"/>
+          <w:lang w:eastAsia="es-ES"/>
+          <w14:ligatures w14:val="none"/>
+        </w:rPr>
+        <w:t xml:space="preserve"/>
+      </w:r>
+      <w:r>
+        <w:rPr>
+          <w:rFonts w:ascii="Arial Narrow" w:eastAsia="Times New Roman" w:hAnsi="Arial Narrow" w:cs="Arial"/>
+          <w:color w:val="000000"/>
+          <w:kern w:val="0"/>
+          <w:lang w:eastAsia="es-ES"/>
+          <w14:ligatures w14:val="none"/>
+        </w:rPr>
+        <w:t xml:space="preserve"/>
+      </w:r>
+      <w:r>
+        <w:rPr>
+          <w:rFonts w:ascii="Arial Narrow" w:eastAsia="Times New Roman" w:hAnsi="Arial Narrow" w:cs="Arial"/>
+          <w:color w:val="000000"/>
+          <w:kern w:val="0"/>
+          <w:lang w:eastAsia="es-ES"/>
+          <w14:ligatures w14:val="none"/>
+        </w:rPr>
+        <w:t/>
+      </w:r>
+      <w:r>
+        <w:rPr>
+          <w:rFonts w:ascii="Arial Narrow" w:eastAsia="Times New Roman" w:hAnsi="Arial Narrow" w:cs="Arial"/>
+          <w:color w:val="000000"/>
+          <w:kern w:val="0"/>
+          <w:lang w:eastAsia="es-ES"/>
+          <w14:ligatures w14:val="none"/>
+        </w:rPr>
+        <w:t xml:space="preserve"/>
+      </w:r>
+      <w:r>
+        <w:rPr>
+          <w:rFonts w:ascii="Arial Narrow" w:eastAsia="Times New Roman" w:hAnsi="Arial Narrow" w:cs="Arial"/>
+          <w:color w:val="000000"/>
+          <w:kern w:val="0"/>
+          <w:lang w:eastAsia="es-ES"/>
+          <w14:ligatures w14:val="none"/>
+        </w:rPr>
+        <w:t xml:space="preserve"/>
       </w:r>
       <w:r>
         <w:rPr>
@@ -856,177 +856,177 @@
           <w:lang w:val="es-ES" w:eastAsia="es-ES"/>
           <w14:ligatures w14:val="none"/>
         </w:rPr>
-        <w:t>Mapfre</w:t>
-      </w:r>
-      <w:r>
-        <w:rPr>
-          <w:rFonts w:ascii="Arial Narrow" w:eastAsia="Times New Roman" w:hAnsi="Arial Narrow" w:cs="Arial"/>
-          <w:color w:val="000000"/>
-          <w:kern w:val="0"/>
-          <w:lang w:eastAsia="es-ES"/>
-          <w14:ligatures w14:val="none"/>
-        </w:rPr>
-        <w:t xml:space="preserve"> por una suma asegurada en la cobertura básica de US$ 1</w:t>
-      </w:r>
-      <w:r>
-        <w:rPr>
-          <w:rFonts w:ascii="Arial Narrow" w:eastAsia="Times New Roman" w:hAnsi="Arial Narrow" w:cs="Arial"/>
-          <w:color w:val="000000"/>
-          <w:kern w:val="0"/>
-          <w:lang w:eastAsia="es-ES"/>
-          <w14:ligatures w14:val="none"/>
-        </w:rPr>
-        <w:t xml:space="preserve"> </w:t>
-      </w:r>
-      <w:r>
-        <w:rPr>
-          <w:rFonts w:ascii="Arial Narrow" w:eastAsia="Times New Roman" w:hAnsi="Arial Narrow" w:cs="Arial"/>
-          <w:color w:val="000000"/>
-          <w:kern w:val="0"/>
-          <w:lang w:eastAsia="es-ES"/>
-          <w14:ligatures w14:val="none"/>
-        </w:rPr>
-        <w:t>000</w:t>
-      </w:r>
-      <w:r>
-        <w:rPr>
-          <w:rFonts w:ascii="Arial Narrow" w:eastAsia="Times New Roman" w:hAnsi="Arial Narrow" w:cs="Arial"/>
-          <w:color w:val="000000"/>
-          <w:kern w:val="0"/>
-          <w:lang w:eastAsia="es-ES"/>
-          <w14:ligatures w14:val="none"/>
-        </w:rPr>
-        <w:t xml:space="preserve"> </w:t>
-      </w:r>
-      <w:r>
-        <w:rPr>
-          <w:rFonts w:ascii="Arial Narrow" w:eastAsia="Times New Roman" w:hAnsi="Arial Narrow" w:cs="Arial"/>
-          <w:color w:val="000000"/>
-          <w:kern w:val="0"/>
-          <w:lang w:eastAsia="es-ES"/>
-          <w14:ligatures w14:val="none"/>
-        </w:rPr>
-        <w:t xml:space="preserve">000,00, designando como beneficiarias a </w:t>
-      </w:r>
-      <w:r>
-        <w:rPr>
-          <w:rFonts w:ascii="Arial Narrow" w:eastAsia="Times New Roman" w:hAnsi="Arial Narrow" w:cs="Arial"/>
-          <w:color w:val="000000"/>
-          <w:kern w:val="0"/>
-          <w:lang w:eastAsia="es-ES"/>
-          <w14:ligatures w14:val="none"/>
-        </w:rPr>
-        <w:t>ella</w:t>
-      </w:r>
-      <w:r>
-        <w:rPr>
-          <w:rFonts w:ascii="Arial Narrow" w:eastAsia="Times New Roman" w:hAnsi="Arial Narrow" w:cs="Arial"/>
-          <w:color w:val="000000"/>
-          <w:kern w:val="0"/>
-          <w:lang w:eastAsia="es-ES"/>
-          <w14:ligatures w14:val="none"/>
-        </w:rPr>
-        <w:t xml:space="preserve"> por el 10 % y a su </w:t>
-      </w:r>
-      <w:r>
-        <w:rPr>
-          <w:rFonts w:ascii="Arial Narrow" w:eastAsia="Times New Roman" w:hAnsi="Arial Narrow" w:cs="Arial"/>
-          <w:color w:val="000000"/>
-          <w:kern w:val="0"/>
-          <w:lang w:eastAsia="es-ES"/>
-          <w14:ligatures w14:val="none"/>
-        </w:rPr>
-        <w:t xml:space="preserve">menor </w:t>
-      </w:r>
-      <w:r>
-        <w:rPr>
-          <w:rFonts w:ascii="Arial Narrow" w:eastAsia="Times New Roman" w:hAnsi="Arial Narrow" w:cs="Arial"/>
-          <w:color w:val="000000"/>
-          <w:kern w:val="0"/>
-          <w:lang w:eastAsia="es-ES"/>
-          <w14:ligatures w14:val="none"/>
-        </w:rPr>
-        <w:t>hija</w:t>
-      </w:r>
-      <w:r>
-        <w:rPr>
-          <w:rFonts w:ascii="Arial Narrow" w:eastAsia="Times New Roman" w:hAnsi="Arial Narrow" w:cs="Arial"/>
-          <w:color w:val="000000"/>
-          <w:kern w:val="0"/>
-          <w:lang w:eastAsia="es-ES"/>
-          <w14:ligatures w14:val="none"/>
-        </w:rPr>
-        <w:t xml:space="preserve"> con iniciales</w:t>
-      </w:r>
-      <w:r>
-        <w:rPr>
-          <w:rFonts w:ascii="Arial Narrow" w:eastAsia="Times New Roman" w:hAnsi="Arial Narrow" w:cs="Arial"/>
-          <w:color w:val="000000"/>
-          <w:kern w:val="0"/>
-          <w:lang w:eastAsia="es-ES"/>
-          <w14:ligatures w14:val="none"/>
-        </w:rPr>
-        <w:t xml:space="preserve"> A</w:t>
-      </w:r>
-      <w:r>
-        <w:rPr>
-          <w:rFonts w:ascii="Arial Narrow" w:eastAsia="Times New Roman" w:hAnsi="Arial Narrow" w:cs="Arial"/>
-          <w:color w:val="000000"/>
-          <w:kern w:val="0"/>
-          <w:lang w:eastAsia="es-ES"/>
-          <w14:ligatures w14:val="none"/>
-        </w:rPr>
-        <w:t>.</w:t>
-      </w:r>
-      <w:r>
-        <w:rPr>
-          <w:rFonts w:ascii="Arial Narrow" w:eastAsia="Times New Roman" w:hAnsi="Arial Narrow" w:cs="Arial"/>
-          <w:color w:val="000000"/>
-          <w:kern w:val="0"/>
-          <w:lang w:eastAsia="es-ES"/>
-          <w14:ligatures w14:val="none"/>
-        </w:rPr>
-        <w:t xml:space="preserve"> E</w:t>
-      </w:r>
-      <w:r>
-        <w:rPr>
-          <w:rFonts w:ascii="Arial Narrow" w:eastAsia="Times New Roman" w:hAnsi="Arial Narrow" w:cs="Arial"/>
-          <w:color w:val="000000"/>
-          <w:kern w:val="0"/>
-          <w:lang w:eastAsia="es-ES"/>
-          <w14:ligatures w14:val="none"/>
-        </w:rPr>
-        <w:t>.</w:t>
-      </w:r>
-      <w:r>
-        <w:rPr>
-          <w:rFonts w:ascii="Arial Narrow" w:eastAsia="Times New Roman" w:hAnsi="Arial Narrow" w:cs="Arial"/>
-          <w:color w:val="000000"/>
-          <w:kern w:val="0"/>
-          <w:lang w:eastAsia="es-ES"/>
-          <w14:ligatures w14:val="none"/>
-        </w:rPr>
-        <w:t xml:space="preserve"> H</w:t>
-      </w:r>
-      <w:r>
-        <w:rPr>
-          <w:rFonts w:ascii="Arial Narrow" w:eastAsia="Times New Roman" w:hAnsi="Arial Narrow" w:cs="Arial"/>
-          <w:color w:val="000000"/>
-          <w:kern w:val="0"/>
-          <w:lang w:eastAsia="es-ES"/>
-          <w14:ligatures w14:val="none"/>
-        </w:rPr>
-        <w:t>.</w:t>
-      </w:r>
-      <w:r>
-        <w:rPr>
-          <w:rFonts w:ascii="Arial Narrow" w:eastAsia="Times New Roman" w:hAnsi="Arial Narrow" w:cs="Arial"/>
-          <w:color w:val="000000"/>
-          <w:kern w:val="0"/>
-          <w:lang w:eastAsia="es-ES"/>
-          <w14:ligatures w14:val="none"/>
-        </w:rPr>
-        <w:t xml:space="preserve"> (en adelante, la menor) por el 90 %.</w:t>
+        <w:t/>
+      </w:r>
+      <w:r>
+        <w:rPr>
+          <w:rFonts w:ascii="Arial Narrow" w:eastAsia="Times New Roman" w:hAnsi="Arial Narrow" w:cs="Arial"/>
+          <w:color w:val="000000"/>
+          <w:kern w:val="0"/>
+          <w:lang w:eastAsia="es-ES"/>
+          <w14:ligatures w14:val="none"/>
+        </w:rPr>
+        <w:t xml:space="preserve"/>
+      </w:r>
+      <w:r>
+        <w:rPr>
+          <w:rFonts w:ascii="Arial Narrow" w:eastAsia="Times New Roman" w:hAnsi="Arial Narrow" w:cs="Arial"/>
+          <w:color w:val="000000"/>
+          <w:kern w:val="0"/>
+          <w:lang w:eastAsia="es-ES"/>
+          <w14:ligatures w14:val="none"/>
+        </w:rPr>
+        <w:t xml:space="preserve"/>
+      </w:r>
+      <w:r>
+        <w:rPr>
+          <w:rFonts w:ascii="Arial Narrow" w:eastAsia="Times New Roman" w:hAnsi="Arial Narrow" w:cs="Arial"/>
+          <w:color w:val="000000"/>
+          <w:kern w:val="0"/>
+          <w:lang w:eastAsia="es-ES"/>
+          <w14:ligatures w14:val="none"/>
+        </w:rPr>
+        <w:t/>
+      </w:r>
+      <w:r>
+        <w:rPr>
+          <w:rFonts w:ascii="Arial Narrow" w:eastAsia="Times New Roman" w:hAnsi="Arial Narrow" w:cs="Arial"/>
+          <w:color w:val="000000"/>
+          <w:kern w:val="0"/>
+          <w:lang w:eastAsia="es-ES"/>
+          <w14:ligatures w14:val="none"/>
+        </w:rPr>
+        <w:t xml:space="preserve"/>
+      </w:r>
+      <w:r>
+        <w:rPr>
+          <w:rFonts w:ascii="Arial Narrow" w:eastAsia="Times New Roman" w:hAnsi="Arial Narrow" w:cs="Arial"/>
+          <w:color w:val="000000"/>
+          <w:kern w:val="0"/>
+          <w:lang w:eastAsia="es-ES"/>
+          <w14:ligatures w14:val="none"/>
+        </w:rPr>
+        <w:t xml:space="preserve"/>
+      </w:r>
+      <w:r>
+        <w:rPr>
+          <w:rFonts w:ascii="Arial Narrow" w:eastAsia="Times New Roman" w:hAnsi="Arial Narrow" w:cs="Arial"/>
+          <w:color w:val="000000"/>
+          <w:kern w:val="0"/>
+          <w:lang w:eastAsia="es-ES"/>
+          <w14:ligatures w14:val="none"/>
+        </w:rPr>
+        <w:t/>
+      </w:r>
+      <w:r>
+        <w:rPr>
+          <w:rFonts w:ascii="Arial Narrow" w:eastAsia="Times New Roman" w:hAnsi="Arial Narrow" w:cs="Arial"/>
+          <w:color w:val="000000"/>
+          <w:kern w:val="0"/>
+          <w:lang w:eastAsia="es-ES"/>
+          <w14:ligatures w14:val="none"/>
+        </w:rPr>
+        <w:t xml:space="preserve"/>
+      </w:r>
+      <w:r>
+        <w:rPr>
+          <w:rFonts w:ascii="Arial Narrow" w:eastAsia="Times New Roman" w:hAnsi="Arial Narrow" w:cs="Arial"/>
+          <w:color w:val="000000"/>
+          <w:kern w:val="0"/>
+          <w:lang w:eastAsia="es-ES"/>
+          <w14:ligatures w14:val="none"/>
+        </w:rPr>
+        <w:t xml:space="preserve"/>
+      </w:r>
+      <w:r>
+        <w:rPr>
+          <w:rFonts w:ascii="Arial Narrow" w:eastAsia="Times New Roman" w:hAnsi="Arial Narrow" w:cs="Arial"/>
+          <w:color w:val="000000"/>
+          <w:kern w:val="0"/>
+          <w:lang w:eastAsia="es-ES"/>
+          <w14:ligatures w14:val="none"/>
+        </w:rPr>
+        <w:t/>
+      </w:r>
+      <w:r>
+        <w:rPr>
+          <w:rFonts w:ascii="Arial Narrow" w:eastAsia="Times New Roman" w:hAnsi="Arial Narrow" w:cs="Arial"/>
+          <w:color w:val="000000"/>
+          <w:kern w:val="0"/>
+          <w:lang w:eastAsia="es-ES"/>
+          <w14:ligatures w14:val="none"/>
+        </w:rPr>
+        <w:t xml:space="preserve"/>
+      </w:r>
+      <w:r>
+        <w:rPr>
+          <w:rFonts w:ascii="Arial Narrow" w:eastAsia="Times New Roman" w:hAnsi="Arial Narrow" w:cs="Arial"/>
+          <w:color w:val="000000"/>
+          <w:kern w:val="0"/>
+          <w:lang w:eastAsia="es-ES"/>
+          <w14:ligatures w14:val="none"/>
+        </w:rPr>
+        <w:t xml:space="preserve"/>
+      </w:r>
+      <w:r>
+        <w:rPr>
+          <w:rFonts w:ascii="Arial Narrow" w:eastAsia="Times New Roman" w:hAnsi="Arial Narrow" w:cs="Arial"/>
+          <w:color w:val="000000"/>
+          <w:kern w:val="0"/>
+          <w:lang w:eastAsia="es-ES"/>
+          <w14:ligatures w14:val="none"/>
+        </w:rPr>
+        <w:t/>
+      </w:r>
+      <w:r>
+        <w:rPr>
+          <w:rFonts w:ascii="Arial Narrow" w:eastAsia="Times New Roman" w:hAnsi="Arial Narrow" w:cs="Arial"/>
+          <w:color w:val="000000"/>
+          <w:kern w:val="0"/>
+          <w:lang w:eastAsia="es-ES"/>
+          <w14:ligatures w14:val="none"/>
+        </w:rPr>
+        <w:t xml:space="preserve"/>
+      </w:r>
+      <w:r>
+        <w:rPr>
+          <w:rFonts w:ascii="Arial Narrow" w:eastAsia="Times New Roman" w:hAnsi="Arial Narrow" w:cs="Arial"/>
+          <w:color w:val="000000"/>
+          <w:kern w:val="0"/>
+          <w:lang w:eastAsia="es-ES"/>
+          <w14:ligatures w14:val="none"/>
+        </w:rPr>
+        <w:t/>
+      </w:r>
+      <w:r>
+        <w:rPr>
+          <w:rFonts w:ascii="Arial Narrow" w:eastAsia="Times New Roman" w:hAnsi="Arial Narrow" w:cs="Arial"/>
+          <w:color w:val="000000"/>
+          <w:kern w:val="0"/>
+          <w:lang w:eastAsia="es-ES"/>
+          <w14:ligatures w14:val="none"/>
+        </w:rPr>
+        <w:t xml:space="preserve"/>
+      </w:r>
+      <w:r>
+        <w:rPr>
+          <w:rFonts w:ascii="Arial Narrow" w:eastAsia="Times New Roman" w:hAnsi="Arial Narrow" w:cs="Arial"/>
+          <w:color w:val="000000"/>
+          <w:kern w:val="0"/>
+          <w:lang w:eastAsia="es-ES"/>
+          <w14:ligatures w14:val="none"/>
+        </w:rPr>
+        <w:t/>
+      </w:r>
+      <w:r>
+        <w:rPr>
+          <w:rFonts w:ascii="Arial Narrow" w:eastAsia="Times New Roman" w:hAnsi="Arial Narrow" w:cs="Arial"/>
+          <w:color w:val="000000"/>
+          <w:kern w:val="0"/>
+          <w:lang w:eastAsia="es-ES"/>
+          <w14:ligatures w14:val="none"/>
+        </w:rPr>
+        <w:t xml:space="preserve"/>
       </w:r>
     </w:p>
     <w:p>
@@ -1220,47 +1220,47 @@
           <w:lang w:eastAsia="es-ES"/>
           <w14:ligatures w14:val="none"/>
         </w:rPr>
-        <w:t xml:space="preserve">El 28 de agosto de 2024, </w:t>
-      </w:r>
-      <w:r>
-        <w:rPr>
-          <w:rFonts w:ascii="Arial Narrow" w:eastAsia="Times New Roman" w:hAnsi="Arial Narrow" w:cs="Arial"/>
-          <w:color w:val="000000"/>
-          <w:kern w:val="0"/>
-          <w:lang w:eastAsia="es-ES"/>
-          <w14:ligatures w14:val="none"/>
-        </w:rPr>
-        <w:t xml:space="preserve">el señor Díaz </w:t>
-      </w:r>
-      <w:r>
-        <w:rPr>
-          <w:rFonts w:ascii="Arial Narrow" w:eastAsia="Times New Roman" w:hAnsi="Arial Narrow" w:cs="Arial"/>
-          <w:color w:val="000000"/>
-          <w:kern w:val="0"/>
-          <w:lang w:eastAsia="es-ES"/>
-          <w14:ligatures w14:val="none"/>
-        </w:rPr>
-        <w:t>falleció por causa natural en un establecimiento de salud.</w:t>
-      </w:r>
-      <w:r>
-        <w:rPr>
-          <w:rFonts w:ascii="Arial Narrow" w:eastAsia="Times New Roman" w:hAnsi="Arial Narrow" w:cs="Arial"/>
-          <w:color w:val="000000"/>
-          <w:kern w:val="0"/>
-          <w:lang w:eastAsia="es-ES"/>
-          <w14:ligatures w14:val="none"/>
-        </w:rPr>
-        <w:t xml:space="preserve"> </w:t>
-      </w:r>
-      <w:r>
-        <w:rPr>
-          <w:rFonts w:ascii="Arial Narrow" w:eastAsia="Times New Roman" w:hAnsi="Arial Narrow" w:cs="Arial"/>
-          <w:color w:val="000000"/>
-          <w:kern w:val="0"/>
-          <w:lang w:eastAsia="es-ES"/>
-          <w14:ligatures w14:val="none"/>
-        </w:rPr>
-        <w:t xml:space="preserve">El 3 de septiembre de 2024, comunicó a </w:t>
+        <w:t xml:space="preserve">El 28 de agosto de 2024, el señor [APELLIDO] falleció por causa natural en un establecimiento de salud. El 3 de septiembre de 2024, comunicó a Mapfre el fallecimiento del señor [APELLIDO] y solicitó el pago de la cobertura del Seguro de Vida, adjuntando la copia del acta de defunción correspondiente. </w:t>
+      </w:r>
+      <w:r>
+        <w:rPr>
+          <w:rFonts w:ascii="Arial Narrow" w:eastAsia="Times New Roman" w:hAnsi="Arial Narrow" w:cs="Arial"/>
+          <w:color w:val="000000"/>
+          <w:kern w:val="0"/>
+          <w:lang w:eastAsia="es-ES"/>
+          <w14:ligatures w14:val="none"/>
+        </w:rPr>
+        <w:t xml:space="preserve"/>
+      </w:r>
+      <w:r>
+        <w:rPr>
+          <w:rFonts w:ascii="Arial Narrow" w:eastAsia="Times New Roman" w:hAnsi="Arial Narrow" w:cs="Arial"/>
+          <w:color w:val="000000"/>
+          <w:kern w:val="0"/>
+          <w:lang w:eastAsia="es-ES"/>
+          <w14:ligatures w14:val="none"/>
+        </w:rPr>
+        <w:t/>
+      </w:r>
+      <w:r>
+        <w:rPr>
+          <w:rFonts w:ascii="Arial Narrow" w:eastAsia="Times New Roman" w:hAnsi="Arial Narrow" w:cs="Arial"/>
+          <w:color w:val="000000"/>
+          <w:kern w:val="0"/>
+          <w:lang w:eastAsia="es-ES"/>
+          <w14:ligatures w14:val="none"/>
+        </w:rPr>
+        <w:t xml:space="preserve"/>
+      </w:r>
+      <w:r>
+        <w:rPr>
+          <w:rFonts w:ascii="Arial Narrow" w:eastAsia="Times New Roman" w:hAnsi="Arial Narrow" w:cs="Arial"/>
+          <w:color w:val="000000"/>
+          <w:kern w:val="0"/>
+          <w:lang w:eastAsia="es-ES"/>
+          <w14:ligatures w14:val="none"/>
+        </w:rPr>
+        <w:t xml:space="preserve"/>
       </w:r>
       <w:r>
         <w:rPr>
@@ -1270,97 +1270,97 @@
           <w:lang w:val="es-ES" w:eastAsia="es-ES"/>
           <w14:ligatures w14:val="none"/>
         </w:rPr>
-        <w:t>Mapfre</w:t>
-      </w:r>
-      <w:r>
-        <w:rPr>
-          <w:rFonts w:ascii="Arial Narrow" w:eastAsia="Times New Roman" w:hAnsi="Arial Narrow" w:cs="Arial"/>
-          <w:color w:val="000000"/>
-          <w:kern w:val="0"/>
-          <w:lang w:eastAsia="es-ES"/>
-          <w14:ligatures w14:val="none"/>
-        </w:rPr>
-        <w:t xml:space="preserve"> </w:t>
-      </w:r>
-      <w:r>
-        <w:rPr>
-          <w:rFonts w:ascii="Arial Narrow" w:eastAsia="Times New Roman" w:hAnsi="Arial Narrow" w:cs="Arial"/>
-          <w:color w:val="000000"/>
-          <w:kern w:val="0"/>
-          <w:lang w:eastAsia="es-ES"/>
-          <w14:ligatures w14:val="none"/>
-        </w:rPr>
-        <w:t xml:space="preserve">el fallecimiento del </w:t>
-      </w:r>
-      <w:r>
-        <w:rPr>
-          <w:rFonts w:ascii="Arial Narrow" w:eastAsia="Times New Roman" w:hAnsi="Arial Narrow" w:cs="Arial"/>
-          <w:color w:val="000000"/>
-          <w:kern w:val="0"/>
-          <w:lang w:eastAsia="es-ES"/>
-          <w14:ligatures w14:val="none"/>
-        </w:rPr>
-        <w:t xml:space="preserve">señor Díaz </w:t>
-      </w:r>
-      <w:r>
-        <w:rPr>
-          <w:rFonts w:ascii="Arial Narrow" w:eastAsia="Times New Roman" w:hAnsi="Arial Narrow" w:cs="Arial"/>
-          <w:color w:val="000000"/>
-          <w:kern w:val="0"/>
-          <w:lang w:eastAsia="es-ES"/>
-          <w14:ligatures w14:val="none"/>
-        </w:rPr>
-        <w:t xml:space="preserve">y solicitó el pago de la cobertura del Seguro de Vida, adjuntando </w:t>
-      </w:r>
-      <w:r>
-        <w:rPr>
-          <w:rFonts w:ascii="Arial Narrow" w:eastAsia="Times New Roman" w:hAnsi="Arial Narrow" w:cs="Arial"/>
-          <w:color w:val="000000"/>
-          <w:kern w:val="0"/>
-          <w:lang w:eastAsia="es-ES"/>
-          <w14:ligatures w14:val="none"/>
-        </w:rPr>
-        <w:t xml:space="preserve">la </w:t>
-      </w:r>
-      <w:r>
-        <w:rPr>
-          <w:rFonts w:ascii="Arial Narrow" w:eastAsia="Times New Roman" w:hAnsi="Arial Narrow" w:cs="Arial"/>
-          <w:color w:val="000000"/>
-          <w:kern w:val="0"/>
-          <w:lang w:eastAsia="es-ES"/>
-          <w14:ligatures w14:val="none"/>
-        </w:rPr>
-        <w:t>copia del acta de defunción</w:t>
-      </w:r>
-      <w:r>
-        <w:rPr>
-          <w:rFonts w:ascii="Arial Narrow" w:eastAsia="Times New Roman" w:hAnsi="Arial Narrow" w:cs="Arial"/>
-          <w:color w:val="000000"/>
-          <w:kern w:val="0"/>
-          <w:lang w:eastAsia="es-ES"/>
-          <w14:ligatures w14:val="none"/>
-        </w:rPr>
-        <w:t xml:space="preserve"> correspondiente</w:t>
-      </w:r>
-      <w:r>
-        <w:rPr>
-          <w:rFonts w:ascii="Arial Narrow" w:eastAsia="Times New Roman" w:hAnsi="Arial Narrow" w:cs="Arial"/>
-          <w:color w:val="000000"/>
-          <w:kern w:val="0"/>
-          <w:lang w:eastAsia="es-ES"/>
-          <w14:ligatures w14:val="none"/>
-        </w:rPr>
-        <w:t>.</w:t>
-      </w:r>
-      <w:r>
-        <w:rPr>
-          <w:rFonts w:ascii="Arial Narrow" w:eastAsia="Times New Roman" w:hAnsi="Arial Narrow" w:cs="Arial"/>
-          <w:color w:val="000000"/>
-          <w:kern w:val="0"/>
-          <w:lang w:eastAsia="es-ES"/>
-          <w14:ligatures w14:val="none"/>
-        </w:rPr>
-        <w:t xml:space="preserve"> </w:t>
+        <w:t/>
+      </w:r>
+      <w:r>
+        <w:rPr>
+          <w:rFonts w:ascii="Arial Narrow" w:eastAsia="Times New Roman" w:hAnsi="Arial Narrow" w:cs="Arial"/>
+          <w:color w:val="000000"/>
+          <w:kern w:val="0"/>
+          <w:lang w:eastAsia="es-ES"/>
+          <w14:ligatures w14:val="none"/>
+        </w:rPr>
+        <w:t xml:space="preserve"/>
+      </w:r>
+      <w:r>
+        <w:rPr>
+          <w:rFonts w:ascii="Arial Narrow" w:eastAsia="Times New Roman" w:hAnsi="Arial Narrow" w:cs="Arial"/>
+          <w:color w:val="000000"/>
+          <w:kern w:val="0"/>
+          <w:lang w:eastAsia="es-ES"/>
+          <w14:ligatures w14:val="none"/>
+        </w:rPr>
+        <w:t xml:space="preserve"/>
+      </w:r>
+      <w:r>
+        <w:rPr>
+          <w:rFonts w:ascii="Arial Narrow" w:eastAsia="Times New Roman" w:hAnsi="Arial Narrow" w:cs="Arial"/>
+          <w:color w:val="000000"/>
+          <w:kern w:val="0"/>
+          <w:lang w:eastAsia="es-ES"/>
+          <w14:ligatures w14:val="none"/>
+        </w:rPr>
+        <w:t xml:space="preserve"/>
+      </w:r>
+      <w:r>
+        <w:rPr>
+          <w:rFonts w:ascii="Arial Narrow" w:eastAsia="Times New Roman" w:hAnsi="Arial Narrow" w:cs="Arial"/>
+          <w:color w:val="000000"/>
+          <w:kern w:val="0"/>
+          <w:lang w:eastAsia="es-ES"/>
+          <w14:ligatures w14:val="none"/>
+        </w:rPr>
+        <w:t xml:space="preserve"/>
+      </w:r>
+      <w:r>
+        <w:rPr>
+          <w:rFonts w:ascii="Arial Narrow" w:eastAsia="Times New Roman" w:hAnsi="Arial Narrow" w:cs="Arial"/>
+          <w:color w:val="000000"/>
+          <w:kern w:val="0"/>
+          <w:lang w:eastAsia="es-ES"/>
+          <w14:ligatures w14:val="none"/>
+        </w:rPr>
+        <w:t xml:space="preserve"/>
+      </w:r>
+      <w:r>
+        <w:rPr>
+          <w:rFonts w:ascii="Arial Narrow" w:eastAsia="Times New Roman" w:hAnsi="Arial Narrow" w:cs="Arial"/>
+          <w:color w:val="000000"/>
+          <w:kern w:val="0"/>
+          <w:lang w:eastAsia="es-ES"/>
+          <w14:ligatures w14:val="none"/>
+        </w:rPr>
+        <w:t/>
+      </w:r>
+      <w:r>
+        <w:rPr>
+          <w:rFonts w:ascii="Arial Narrow" w:eastAsia="Times New Roman" w:hAnsi="Arial Narrow" w:cs="Arial"/>
+          <w:color w:val="000000"/>
+          <w:kern w:val="0"/>
+          <w:lang w:eastAsia="es-ES"/>
+          <w14:ligatures w14:val="none"/>
+        </w:rPr>
+        <w:t xml:space="preserve"/>
+      </w:r>
+      <w:r>
+        <w:rPr>
+          <w:rFonts w:ascii="Arial Narrow" w:eastAsia="Times New Roman" w:hAnsi="Arial Narrow" w:cs="Arial"/>
+          <w:color w:val="000000"/>
+          <w:kern w:val="0"/>
+          <w:lang w:eastAsia="es-ES"/>
+          <w14:ligatures w14:val="none"/>
+        </w:rPr>
+        <w:t/>
+      </w:r>
+      <w:r>
+        <w:rPr>
+          <w:rFonts w:ascii="Arial Narrow" w:eastAsia="Times New Roman" w:hAnsi="Arial Narrow" w:cs="Arial"/>
+          <w:color w:val="000000"/>
+          <w:kern w:val="0"/>
+          <w:lang w:eastAsia="es-ES"/>
+          <w14:ligatures w14:val="none"/>
+        </w:rPr>
+        <w:t xml:space="preserve"/>
       </w:r>
     </w:p>
     <w:p>
@@ -1593,27 +1593,27 @@
           <w:lang w:eastAsia="es-ES"/>
           <w14:ligatures w14:val="none"/>
         </w:rPr>
-        <w:t xml:space="preserve">El 20 de septiembre de 2024, en esa misma comunicación no adjuntó el documento nacional de identidad de la menor, por tratarse de ciudadana estadounidense que no contaba con dicho documento, remitiendo en su lugar copia de su pasaporte como documento de identificación; tampoco adjuntó </w:t>
-      </w:r>
-      <w:r>
-        <w:rPr>
-          <w:rFonts w:ascii="Arial Narrow" w:eastAsia="Times New Roman" w:hAnsi="Arial Narrow" w:cs="Arial"/>
-          <w:color w:val="000000"/>
-          <w:kern w:val="0"/>
-          <w:lang w:eastAsia="es-ES"/>
-          <w14:ligatures w14:val="none"/>
-        </w:rPr>
-        <w:t xml:space="preserve">el </w:t>
-      </w:r>
-      <w:r>
-        <w:rPr>
-          <w:rFonts w:ascii="Arial Narrow" w:eastAsia="Times New Roman" w:hAnsi="Arial Narrow" w:cs="Arial"/>
-          <w:color w:val="000000"/>
-          <w:kern w:val="0"/>
-          <w:lang w:eastAsia="es-ES"/>
-          <w14:ligatures w14:val="none"/>
-        </w:rPr>
-        <w:t xml:space="preserve">certificado </w:t>
+        <w:t xml:space="preserve">El 20 de septiembre de 2024, en esa misma comunicación no adjuntó el documento nacional de identidad de la menor, por tratarse de ciudadana estadounidense que no contaba con dicho documento, remitiendo en su lugar copia de su pasaporte como documento de identificación; tampoco adjuntó el certificado anátomo patológico del señor [APELLIDO] por no haberse practicado tal examen, ni la historia clínica completa requerida, indicando que no contaban con dicho documento y que, de existir, tendría carácter reservado. </w:t>
+      </w:r>
+      <w:r>
+        <w:rPr>
+          <w:rFonts w:ascii="Arial Narrow" w:eastAsia="Times New Roman" w:hAnsi="Arial Narrow" w:cs="Arial"/>
+          <w:color w:val="000000"/>
+          <w:kern w:val="0"/>
+          <w:lang w:eastAsia="es-ES"/>
+          <w14:ligatures w14:val="none"/>
+        </w:rPr>
+        <w:t xml:space="preserve"/>
+      </w:r>
+      <w:r>
+        <w:rPr>
+          <w:rFonts w:ascii="Arial Narrow" w:eastAsia="Times New Roman" w:hAnsi="Arial Narrow" w:cs="Arial"/>
+          <w:color w:val="000000"/>
+          <w:kern w:val="0"/>
+          <w:lang w:eastAsia="es-ES"/>
+          <w14:ligatures w14:val="none"/>
+        </w:rPr>
+        <w:t xml:space="preserve"/>
       </w:r>
       <w:proofErr w:type="spellStart"/>
       <w:r>
@@ -1624,7 +1624,7 @@
           <w:lang w:eastAsia="es-ES"/>
           <w14:ligatures w14:val="none"/>
         </w:rPr>
-        <w:t>anátomo</w:t>
+        <w:t/>
       </w:r>
       <w:proofErr w:type="spellEnd"/>
       <w:r>
@@ -1635,27 +1635,27 @@
           <w:lang w:eastAsia="es-ES"/>
           <w14:ligatures w14:val="none"/>
         </w:rPr>
-        <w:t xml:space="preserve"> patológico del </w:t>
-      </w:r>
-      <w:r>
-        <w:rPr>
-          <w:rFonts w:ascii="Arial Narrow" w:eastAsia="Times New Roman" w:hAnsi="Arial Narrow" w:cs="Arial"/>
-          <w:color w:val="000000"/>
-          <w:kern w:val="0"/>
-          <w:lang w:eastAsia="es-ES"/>
-          <w14:ligatures w14:val="none"/>
-        </w:rPr>
-        <w:t xml:space="preserve">señor Díaz </w:t>
-      </w:r>
-      <w:r>
-        <w:rPr>
-          <w:rFonts w:ascii="Arial Narrow" w:eastAsia="Times New Roman" w:hAnsi="Arial Narrow" w:cs="Arial"/>
-          <w:color w:val="000000"/>
-          <w:kern w:val="0"/>
-          <w:lang w:eastAsia="es-ES"/>
-          <w14:ligatures w14:val="none"/>
-        </w:rPr>
-        <w:t xml:space="preserve">por no </w:t>
+        <w:t xml:space="preserve"/>
+      </w:r>
+      <w:r>
+        <w:rPr>
+          <w:rFonts w:ascii="Arial Narrow" w:eastAsia="Times New Roman" w:hAnsi="Arial Narrow" w:cs="Arial"/>
+          <w:color w:val="000000"/>
+          <w:kern w:val="0"/>
+          <w:lang w:eastAsia="es-ES"/>
+          <w14:ligatures w14:val="none"/>
+        </w:rPr>
+        <w:t xml:space="preserve"/>
+      </w:r>
+      <w:r>
+        <w:rPr>
+          <w:rFonts w:ascii="Arial Narrow" w:eastAsia="Times New Roman" w:hAnsi="Arial Narrow" w:cs="Arial"/>
+          <w:color w:val="000000"/>
+          <w:kern w:val="0"/>
+          <w:lang w:eastAsia="es-ES"/>
+          <w14:ligatures w14:val="none"/>
+        </w:rPr>
+        <w:t xml:space="preserve"/>
       </w:r>
       <w:r>
         <w:rPr>
@@ -1666,17 +1666,17 @@
           <w14:ligatures w14:val="none"/>
         </w:rPr>
         <w:lastRenderedPageBreak/>
-        <w:t>haberse practicado tal examen, ni la historia clínica completa requerida, indicando que no contaban con dicho documento y que, de existir, tendría carácter reservado.</w:t>
-      </w:r>
-      <w:r>
-        <w:rPr>
-          <w:rFonts w:ascii="Arial Narrow" w:eastAsia="Times New Roman" w:hAnsi="Arial Narrow" w:cs="Arial"/>
-          <w:color w:val="000000"/>
-          <w:kern w:val="0"/>
-          <w:lang w:eastAsia="es-ES"/>
-          <w14:ligatures w14:val="none"/>
-        </w:rPr>
-        <w:t xml:space="preserve"> </w:t>
+        <w:t/>
+      </w:r>
+      <w:r>
+        <w:rPr>
+          <w:rFonts w:ascii="Arial Narrow" w:eastAsia="Times New Roman" w:hAnsi="Arial Narrow" w:cs="Arial"/>
+          <w:color w:val="000000"/>
+          <w:kern w:val="0"/>
+          <w:lang w:eastAsia="es-ES"/>
+          <w14:ligatures w14:val="none"/>
+        </w:rPr>
+        <w:t xml:space="preserve"/>
       </w:r>
     </w:p>
     <w:p>
@@ -1800,17 +1800,17 @@
           <w:lang w:eastAsia="es-ES"/>
           <w14:ligatures w14:val="none"/>
         </w:rPr>
-        <w:t xml:space="preserve">El 1 de </w:t>
-      </w:r>
-      <w:r>
-        <w:rPr>
-          <w:rFonts w:ascii="Arial Narrow" w:eastAsia="Times New Roman" w:hAnsi="Arial Narrow" w:cs="Arial"/>
-          <w:color w:val="000000"/>
-          <w:kern w:val="0"/>
-          <w:lang w:eastAsia="es-ES"/>
-          <w14:ligatures w14:val="none"/>
-        </w:rPr>
-        <w:t xml:space="preserve">octubre de 2024, </w:t>
+        <w:t xml:space="preserve">El 1 de octubre de 2024, Mapfre le remitió la Carta SVDS-0676-2024, mediante la cual solicitó documentación adicional vinculada con el siniestro y la situación del señor [APELLIDO], que no estaban previstas en la cláusula 12 de las Cláusulas Generales de Contratación.</w:t>
+      </w:r>
+      <w:r>
+        <w:rPr>
+          <w:rFonts w:ascii="Arial Narrow" w:eastAsia="Times New Roman" w:hAnsi="Arial Narrow" w:cs="Arial"/>
+          <w:color w:val="000000"/>
+          <w:kern w:val="0"/>
+          <w:lang w:eastAsia="es-ES"/>
+          <w14:ligatures w14:val="none"/>
+        </w:rPr>
+        <w:t xml:space="preserve"/>
       </w:r>
       <w:r>
         <w:rPr>
@@ -1820,67 +1820,67 @@
           <w:lang w:val="es-ES" w:eastAsia="es-ES"/>
           <w14:ligatures w14:val="none"/>
         </w:rPr>
-        <w:t>Mapfre</w:t>
-      </w:r>
-      <w:r>
-        <w:rPr>
-          <w:rFonts w:ascii="Arial Narrow" w:eastAsia="Times New Roman" w:hAnsi="Arial Narrow" w:cs="Arial"/>
-          <w:color w:val="000000"/>
-          <w:kern w:val="0"/>
-          <w:lang w:eastAsia="es-ES"/>
-          <w14:ligatures w14:val="none"/>
-        </w:rPr>
-        <w:t xml:space="preserve"> le </w:t>
-      </w:r>
-      <w:r>
-        <w:rPr>
-          <w:rFonts w:ascii="Arial Narrow" w:eastAsia="Times New Roman" w:hAnsi="Arial Narrow" w:cs="Arial"/>
-          <w:color w:val="000000"/>
-          <w:kern w:val="0"/>
-          <w:lang w:eastAsia="es-ES"/>
-          <w14:ligatures w14:val="none"/>
-        </w:rPr>
-        <w:t xml:space="preserve">remitió la Carta SVDS-0676-2024, mediante la cual solicitó documentación adicional vinculada con el siniestro y la situación del </w:t>
-      </w:r>
-      <w:r>
-        <w:rPr>
-          <w:rFonts w:ascii="Arial Narrow" w:eastAsia="Times New Roman" w:hAnsi="Arial Narrow" w:cs="Arial"/>
-          <w:color w:val="000000"/>
-          <w:kern w:val="0"/>
-          <w:lang w:eastAsia="es-ES"/>
-          <w14:ligatures w14:val="none"/>
-        </w:rPr>
-        <w:t>señor Díaz</w:t>
-      </w:r>
-      <w:r>
-        <w:rPr>
-          <w:rFonts w:ascii="Arial Narrow" w:eastAsia="Times New Roman" w:hAnsi="Arial Narrow" w:cs="Arial"/>
-          <w:color w:val="000000"/>
-          <w:kern w:val="0"/>
-          <w:lang w:eastAsia="es-ES"/>
-          <w14:ligatures w14:val="none"/>
-        </w:rPr>
-        <w:t xml:space="preserve">, </w:t>
-      </w:r>
-      <w:r>
-        <w:rPr>
-          <w:rFonts w:ascii="Arial Narrow" w:eastAsia="Times New Roman" w:hAnsi="Arial Narrow" w:cs="Arial"/>
-          <w:color w:val="000000"/>
-          <w:kern w:val="0"/>
-          <w:lang w:eastAsia="es-ES"/>
-          <w14:ligatures w14:val="none"/>
-        </w:rPr>
-        <w:t>que no estaban previstas</w:t>
-      </w:r>
-      <w:r>
-        <w:rPr>
-          <w:rFonts w:ascii="Arial Narrow" w:eastAsia="Times New Roman" w:hAnsi="Arial Narrow" w:cs="Arial"/>
-          <w:color w:val="000000"/>
-          <w:kern w:val="0"/>
-          <w:lang w:eastAsia="es-ES"/>
-          <w14:ligatures w14:val="none"/>
-        </w:rPr>
-        <w:t xml:space="preserve"> en la cláusula 12 de las Cláusulas Generales de Contratación.</w:t>
+        <w:t/>
+      </w:r>
+      <w:r>
+        <w:rPr>
+          <w:rFonts w:ascii="Arial Narrow" w:eastAsia="Times New Roman" w:hAnsi="Arial Narrow" w:cs="Arial"/>
+          <w:color w:val="000000"/>
+          <w:kern w:val="0"/>
+          <w:lang w:eastAsia="es-ES"/>
+          <w14:ligatures w14:val="none"/>
+        </w:rPr>
+        <w:t xml:space="preserve"/>
+      </w:r>
+      <w:r>
+        <w:rPr>
+          <w:rFonts w:ascii="Arial Narrow" w:eastAsia="Times New Roman" w:hAnsi="Arial Narrow" w:cs="Arial"/>
+          <w:color w:val="000000"/>
+          <w:kern w:val="0"/>
+          <w:lang w:eastAsia="es-ES"/>
+          <w14:ligatures w14:val="none"/>
+        </w:rPr>
+        <w:t xml:space="preserve"/>
+      </w:r>
+      <w:r>
+        <w:rPr>
+          <w:rFonts w:ascii="Arial Narrow" w:eastAsia="Times New Roman" w:hAnsi="Arial Narrow" w:cs="Arial"/>
+          <w:color w:val="000000"/>
+          <w:kern w:val="0"/>
+          <w:lang w:eastAsia="es-ES"/>
+          <w14:ligatures w14:val="none"/>
+        </w:rPr>
+        <w:t/>
+      </w:r>
+      <w:r>
+        <w:rPr>
+          <w:rFonts w:ascii="Arial Narrow" w:eastAsia="Times New Roman" w:hAnsi="Arial Narrow" w:cs="Arial"/>
+          <w:color w:val="000000"/>
+          <w:kern w:val="0"/>
+          <w:lang w:eastAsia="es-ES"/>
+          <w14:ligatures w14:val="none"/>
+        </w:rPr>
+        <w:t xml:space="preserve"/>
+      </w:r>
+      <w:r>
+        <w:rPr>
+          <w:rFonts w:ascii="Arial Narrow" w:eastAsia="Times New Roman" w:hAnsi="Arial Narrow" w:cs="Arial"/>
+          <w:color w:val="000000"/>
+          <w:kern w:val="0"/>
+          <w:lang w:eastAsia="es-ES"/>
+          <w14:ligatures w14:val="none"/>
+        </w:rPr>
+        <w:t/>
+      </w:r>
+      <w:r>
+        <w:rPr>
+          <w:rFonts w:ascii="Arial Narrow" w:eastAsia="Times New Roman" w:hAnsi="Arial Narrow" w:cs="Arial"/>
+          <w:color w:val="000000"/>
+          <w:kern w:val="0"/>
+          <w:lang w:eastAsia="es-ES"/>
+          <w14:ligatures w14:val="none"/>
+        </w:rPr>
+        <w:t xml:space="preserve"/>
       </w:r>
     </w:p>
     <w:p>
@@ -1927,7 +1927,7 @@
           <w:lang w:eastAsia="es-ES"/>
           <w14:ligatures w14:val="none"/>
         </w:rPr>
-        <w:t xml:space="preserve">El 3 de octubre de 2024, </w:t>
+        <w:t xml:space="preserve">El 3 de octubre de 2024, Mapfre le remitió la Carta SVDS-0686-2024, en la que solicitó que se indique quién brindó los servicios funerarios al señor [APELLIDO], se adjunte la documentación que sustente dichos servicios, se precise si el señor [APELLIDO] fue inhumado o cremado y el lugar en que se realizó el servicio, y se adjunte la documentación que acredite la inhumación o cremación, como la constancia de ubicación del cadáver emitida por el camposanto correspondiente o la autorización sanitaria para la cremación.</w:t>
       </w:r>
       <w:r>
         <w:rPr>
@@ -1937,67 +1937,67 @@
           <w:lang w:val="es-ES" w:eastAsia="es-ES"/>
           <w14:ligatures w14:val="none"/>
         </w:rPr>
-        <w:t>Mapfre</w:t>
-      </w:r>
-      <w:r>
-        <w:rPr>
-          <w:rFonts w:ascii="Arial Narrow" w:eastAsia="Times New Roman" w:hAnsi="Arial Narrow" w:cs="Arial"/>
-          <w:color w:val="000000"/>
-          <w:kern w:val="0"/>
-          <w:lang w:eastAsia="es-ES"/>
-          <w14:ligatures w14:val="none"/>
-        </w:rPr>
-        <w:t xml:space="preserve"> le </w:t>
-      </w:r>
-      <w:r>
-        <w:rPr>
-          <w:rFonts w:ascii="Arial Narrow" w:eastAsia="Times New Roman" w:hAnsi="Arial Narrow" w:cs="Arial"/>
-          <w:color w:val="000000"/>
-          <w:kern w:val="0"/>
-          <w:lang w:eastAsia="es-ES"/>
-          <w14:ligatures w14:val="none"/>
-        </w:rPr>
-        <w:t xml:space="preserve">remitió la Carta SVDS-0686-2024, en la que solicitó que se indique quién brindó los servicios funerarios al </w:t>
-      </w:r>
-      <w:r>
-        <w:rPr>
-          <w:rFonts w:ascii="Arial Narrow" w:eastAsia="Times New Roman" w:hAnsi="Arial Narrow" w:cs="Arial"/>
-          <w:color w:val="000000"/>
-          <w:kern w:val="0"/>
-          <w:lang w:eastAsia="es-ES"/>
-          <w14:ligatures w14:val="none"/>
-        </w:rPr>
-        <w:t>señor Díaz</w:t>
-      </w:r>
-      <w:r>
-        <w:rPr>
-          <w:rFonts w:ascii="Arial Narrow" w:eastAsia="Times New Roman" w:hAnsi="Arial Narrow" w:cs="Arial"/>
-          <w:color w:val="000000"/>
-          <w:kern w:val="0"/>
-          <w:lang w:eastAsia="es-ES"/>
-          <w14:ligatures w14:val="none"/>
-        </w:rPr>
-        <w:t xml:space="preserve">, se adjunte la documentación que sustente dichos servicios, se precise si </w:t>
-      </w:r>
-      <w:r>
-        <w:rPr>
-          <w:rFonts w:ascii="Arial Narrow" w:eastAsia="Times New Roman" w:hAnsi="Arial Narrow" w:cs="Arial"/>
-          <w:color w:val="000000"/>
-          <w:kern w:val="0"/>
-          <w:lang w:eastAsia="es-ES"/>
-          <w14:ligatures w14:val="none"/>
-        </w:rPr>
-        <w:t xml:space="preserve">el señor Díaz </w:t>
-      </w:r>
-      <w:r>
-        <w:rPr>
-          <w:rFonts w:ascii="Arial Narrow" w:eastAsia="Times New Roman" w:hAnsi="Arial Narrow" w:cs="Arial"/>
-          <w:color w:val="000000"/>
-          <w:kern w:val="0"/>
-          <w:lang w:eastAsia="es-ES"/>
-          <w14:ligatures w14:val="none"/>
-        </w:rPr>
-        <w:t>fue inhumado o cremado y el lugar en que se realizó el servicio, y se adjunte la documentación que acredite la inhumación o cremación, como la constancia de ubicación del cadáver emitida por el camposanto correspondiente o la autorización sanitaria para la cremación.</w:t>
+        <w:t/>
+      </w:r>
+      <w:r>
+        <w:rPr>
+          <w:rFonts w:ascii="Arial Narrow" w:eastAsia="Times New Roman" w:hAnsi="Arial Narrow" w:cs="Arial"/>
+          <w:color w:val="000000"/>
+          <w:kern w:val="0"/>
+          <w:lang w:eastAsia="es-ES"/>
+          <w14:ligatures w14:val="none"/>
+        </w:rPr>
+        <w:t xml:space="preserve"/>
+      </w:r>
+      <w:r>
+        <w:rPr>
+          <w:rFonts w:ascii="Arial Narrow" w:eastAsia="Times New Roman" w:hAnsi="Arial Narrow" w:cs="Arial"/>
+          <w:color w:val="000000"/>
+          <w:kern w:val="0"/>
+          <w:lang w:eastAsia="es-ES"/>
+          <w14:ligatures w14:val="none"/>
+        </w:rPr>
+        <w:t xml:space="preserve"/>
+      </w:r>
+      <w:r>
+        <w:rPr>
+          <w:rFonts w:ascii="Arial Narrow" w:eastAsia="Times New Roman" w:hAnsi="Arial Narrow" w:cs="Arial"/>
+          <w:color w:val="000000"/>
+          <w:kern w:val="0"/>
+          <w:lang w:eastAsia="es-ES"/>
+          <w14:ligatures w14:val="none"/>
+        </w:rPr>
+        <w:t/>
+      </w:r>
+      <w:r>
+        <w:rPr>
+          <w:rFonts w:ascii="Arial Narrow" w:eastAsia="Times New Roman" w:hAnsi="Arial Narrow" w:cs="Arial"/>
+          <w:color w:val="000000"/>
+          <w:kern w:val="0"/>
+          <w:lang w:eastAsia="es-ES"/>
+          <w14:ligatures w14:val="none"/>
+        </w:rPr>
+        <w:t xml:space="preserve"/>
+      </w:r>
+      <w:r>
+        <w:rPr>
+          <w:rFonts w:ascii="Arial Narrow" w:eastAsia="Times New Roman" w:hAnsi="Arial Narrow" w:cs="Arial"/>
+          <w:color w:val="000000"/>
+          <w:kern w:val="0"/>
+          <w:lang w:eastAsia="es-ES"/>
+          <w14:ligatures w14:val="none"/>
+        </w:rPr>
+        <w:t xml:space="preserve"/>
+      </w:r>
+      <w:r>
+        <w:rPr>
+          <w:rFonts w:ascii="Arial Narrow" w:eastAsia="Times New Roman" w:hAnsi="Arial Narrow" w:cs="Arial"/>
+          <w:color w:val="000000"/>
+          <w:kern w:val="0"/>
+          <w:lang w:eastAsia="es-ES"/>
+          <w14:ligatures w14:val="none"/>
+        </w:rPr>
+        <w:t/>
       </w:r>
     </w:p>
     <w:p>
@@ -2208,7 +2208,7 @@
           <w:lang w:eastAsia="es-ES"/>
           <w14:ligatures w14:val="none"/>
         </w:rPr>
-        <w:t xml:space="preserve">El 17 de octubre de 2024, en la misma carta notarial, </w:t>
+        <w:t xml:space="preserve">El 17 de octubre de 2024, en la misma carta notarial, Mapfre indicó que había detectado reticencia y declaración inexacta por parte del señor [APELLIDO] al momento de la contratación del Seguro de Vida.  </w:t>
       </w:r>
       <w:r>
         <w:rPr>
@@ -2218,77 +2218,77 @@
           <w:lang w:val="es-ES" w:eastAsia="es-ES"/>
           <w14:ligatures w14:val="none"/>
         </w:rPr>
-        <w:t>Mapfre</w:t>
-      </w:r>
-      <w:r>
-        <w:rPr>
-          <w:rFonts w:ascii="Arial Narrow" w:eastAsia="Times New Roman" w:hAnsi="Arial Narrow" w:cs="Arial"/>
-          <w:color w:val="000000"/>
-          <w:kern w:val="0"/>
-          <w:lang w:eastAsia="es-ES"/>
-          <w14:ligatures w14:val="none"/>
-        </w:rPr>
-        <w:t xml:space="preserve"> </w:t>
-      </w:r>
-      <w:r>
-        <w:rPr>
-          <w:rFonts w:ascii="Arial Narrow" w:eastAsia="Times New Roman" w:hAnsi="Arial Narrow" w:cs="Arial"/>
-          <w:color w:val="000000"/>
-          <w:kern w:val="0"/>
-          <w:lang w:eastAsia="es-ES"/>
-          <w14:ligatures w14:val="none"/>
-        </w:rPr>
-        <w:t>indicó que había detectado reticencia y declaración inexacta</w:t>
-      </w:r>
-      <w:r>
-        <w:rPr>
-          <w:rFonts w:ascii="Arial Narrow" w:eastAsia="Times New Roman" w:hAnsi="Arial Narrow" w:cs="Arial"/>
-          <w:color w:val="000000"/>
-          <w:kern w:val="0"/>
-          <w:lang w:eastAsia="es-ES"/>
-          <w14:ligatures w14:val="none"/>
-        </w:rPr>
-        <w:t xml:space="preserve"> por parte del </w:t>
-      </w:r>
-      <w:r>
-        <w:rPr>
-          <w:rFonts w:ascii="Arial Narrow" w:eastAsia="Times New Roman" w:hAnsi="Arial Narrow" w:cs="Arial"/>
-          <w:color w:val="000000"/>
-          <w:kern w:val="0"/>
-          <w:lang w:eastAsia="es-ES"/>
-          <w14:ligatures w14:val="none"/>
-        </w:rPr>
-        <w:t xml:space="preserve">señor Díaz </w:t>
-      </w:r>
-      <w:r>
-        <w:rPr>
-          <w:rFonts w:ascii="Arial Narrow" w:eastAsia="Times New Roman" w:hAnsi="Arial Narrow" w:cs="Arial"/>
-          <w:color w:val="000000"/>
-          <w:kern w:val="0"/>
-          <w:lang w:eastAsia="es-ES"/>
-          <w14:ligatures w14:val="none"/>
-        </w:rPr>
-        <w:t>al momento de la contratación del Seguro de Vida.</w:t>
-      </w:r>
-      <w:r>
-        <w:rPr>
-          <w:rFonts w:ascii="Arial Narrow" w:eastAsia="Times New Roman" w:hAnsi="Arial Narrow" w:cs="Arial"/>
-          <w:color w:val="000000"/>
-          <w:kern w:val="0"/>
-          <w:lang w:eastAsia="es-ES"/>
-          <w14:ligatures w14:val="none"/>
-        </w:rPr>
-        <w:t xml:space="preserve"> </w:t>
-      </w:r>
-      <w:r>
-        <w:rPr>
-          <w:rFonts w:ascii="Arial Narrow" w:eastAsia="Times New Roman" w:hAnsi="Arial Narrow" w:cs="Arial"/>
-          <w:color w:val="000000"/>
-          <w:kern w:val="0"/>
-          <w:lang w:eastAsia="es-ES"/>
-          <w14:ligatures w14:val="none"/>
-        </w:rPr>
-        <w:t xml:space="preserve"> </w:t>
+        <w:t/>
+      </w:r>
+      <w:r>
+        <w:rPr>
+          <w:rFonts w:ascii="Arial Narrow" w:eastAsia="Times New Roman" w:hAnsi="Arial Narrow" w:cs="Arial"/>
+          <w:color w:val="000000"/>
+          <w:kern w:val="0"/>
+          <w:lang w:eastAsia="es-ES"/>
+          <w14:ligatures w14:val="none"/>
+        </w:rPr>
+        <w:t xml:space="preserve"/>
+      </w:r>
+      <w:r>
+        <w:rPr>
+          <w:rFonts w:ascii="Arial Narrow" w:eastAsia="Times New Roman" w:hAnsi="Arial Narrow" w:cs="Arial"/>
+          <w:color w:val="000000"/>
+          <w:kern w:val="0"/>
+          <w:lang w:eastAsia="es-ES"/>
+          <w14:ligatures w14:val="none"/>
+        </w:rPr>
+        <w:t/>
+      </w:r>
+      <w:r>
+        <w:rPr>
+          <w:rFonts w:ascii="Arial Narrow" w:eastAsia="Times New Roman" w:hAnsi="Arial Narrow" w:cs="Arial"/>
+          <w:color w:val="000000"/>
+          <w:kern w:val="0"/>
+          <w:lang w:eastAsia="es-ES"/>
+          <w14:ligatures w14:val="none"/>
+        </w:rPr>
+        <w:t xml:space="preserve"/>
+      </w:r>
+      <w:r>
+        <w:rPr>
+          <w:rFonts w:ascii="Arial Narrow" w:eastAsia="Times New Roman" w:hAnsi="Arial Narrow" w:cs="Arial"/>
+          <w:color w:val="000000"/>
+          <w:kern w:val="0"/>
+          <w:lang w:eastAsia="es-ES"/>
+          <w14:ligatures w14:val="none"/>
+        </w:rPr>
+        <w:t xml:space="preserve"/>
+      </w:r>
+      <w:r>
+        <w:rPr>
+          <w:rFonts w:ascii="Arial Narrow" w:eastAsia="Times New Roman" w:hAnsi="Arial Narrow" w:cs="Arial"/>
+          <w:color w:val="000000"/>
+          <w:kern w:val="0"/>
+          <w:lang w:eastAsia="es-ES"/>
+          <w14:ligatures w14:val="none"/>
+        </w:rPr>
+        <w:t/>
+      </w:r>
+      <w:r>
+        <w:rPr>
+          <w:rFonts w:ascii="Arial Narrow" w:eastAsia="Times New Roman" w:hAnsi="Arial Narrow" w:cs="Arial"/>
+          <w:color w:val="000000"/>
+          <w:kern w:val="0"/>
+          <w:lang w:eastAsia="es-ES"/>
+          <w14:ligatures w14:val="none"/>
+        </w:rPr>
+        <w:t xml:space="preserve"/>
+      </w:r>
+      <w:r>
+        <w:rPr>
+          <w:rFonts w:ascii="Arial Narrow" w:eastAsia="Times New Roman" w:hAnsi="Arial Narrow" w:cs="Arial"/>
+          <w:color w:val="000000"/>
+          <w:kern w:val="0"/>
+          <w:lang w:eastAsia="es-ES"/>
+          <w14:ligatures w14:val="none"/>
+        </w:rPr>
+        <w:t xml:space="preserve"/>
       </w:r>
     </w:p>
     <w:p>
@@ -2743,7 +2743,7 @@
           <w:lang w:eastAsia="es-ES"/>
           <w14:ligatures w14:val="none"/>
         </w:rPr>
-        <w:t xml:space="preserve">El 2 de octubre de 2025, </w:t>
+        <w:t xml:space="preserve">El 2 de octubre de 2025, Mapfre le remitió una carta de respuesta indicándole que el contrato de seguro había sido declarado nulo por reticencia y/o declaración inexacta del señor [APELLIDO] en la información proporcionada al momento de la contratación, y que, en consecuencia, ella y la menor no contaban con cobertura bajo el Seguro de Vida. </w:t>
       </w:r>
       <w:r>
         <w:rPr>
@@ -2753,57 +2753,57 @@
           <w:lang w:val="es-ES" w:eastAsia="es-ES"/>
           <w14:ligatures w14:val="none"/>
         </w:rPr>
-        <w:t>Mapfre</w:t>
-      </w:r>
-      <w:r>
-        <w:rPr>
-          <w:rFonts w:ascii="Arial Narrow" w:eastAsia="Times New Roman" w:hAnsi="Arial Narrow" w:cs="Arial"/>
-          <w:color w:val="000000"/>
-          <w:kern w:val="0"/>
-          <w:lang w:eastAsia="es-ES"/>
-          <w14:ligatures w14:val="none"/>
-        </w:rPr>
-        <w:t xml:space="preserve"> le </w:t>
-      </w:r>
-      <w:r>
-        <w:rPr>
-          <w:rFonts w:ascii="Arial Narrow" w:eastAsia="Times New Roman" w:hAnsi="Arial Narrow" w:cs="Arial"/>
-          <w:color w:val="000000"/>
-          <w:kern w:val="0"/>
-          <w:lang w:eastAsia="es-ES"/>
-          <w14:ligatures w14:val="none"/>
-        </w:rPr>
-        <w:t xml:space="preserve">remitió una carta de respuesta </w:t>
-      </w:r>
-      <w:r>
-        <w:rPr>
-          <w:rFonts w:ascii="Arial Narrow" w:eastAsia="Times New Roman" w:hAnsi="Arial Narrow" w:cs="Arial"/>
-          <w:color w:val="000000"/>
-          <w:kern w:val="0"/>
-          <w:lang w:eastAsia="es-ES"/>
-          <w14:ligatures w14:val="none"/>
-        </w:rPr>
-        <w:t>indicándole</w:t>
-      </w:r>
-      <w:r>
-        <w:rPr>
-          <w:rFonts w:ascii="Arial Narrow" w:eastAsia="Times New Roman" w:hAnsi="Arial Narrow" w:cs="Arial"/>
-          <w:color w:val="000000"/>
-          <w:kern w:val="0"/>
-          <w:lang w:eastAsia="es-ES"/>
-          <w14:ligatures w14:val="none"/>
-        </w:rPr>
-        <w:t xml:space="preserve"> que el contrato de seguro había sido declarado nulo por reticencia y/o declaración inexacta del </w:t>
-      </w:r>
-      <w:r>
-        <w:rPr>
-          <w:rFonts w:ascii="Arial Narrow" w:eastAsia="Times New Roman" w:hAnsi="Arial Narrow" w:cs="Arial"/>
-          <w:color w:val="000000"/>
-          <w:kern w:val="0"/>
-          <w:lang w:eastAsia="es-ES"/>
-          <w14:ligatures w14:val="none"/>
-        </w:rPr>
-        <w:t xml:space="preserve">señor Díaz </w:t>
+        <w:t/>
+      </w:r>
+      <w:r>
+        <w:rPr>
+          <w:rFonts w:ascii="Arial Narrow" w:eastAsia="Times New Roman" w:hAnsi="Arial Narrow" w:cs="Arial"/>
+          <w:color w:val="000000"/>
+          <w:kern w:val="0"/>
+          <w:lang w:eastAsia="es-ES"/>
+          <w14:ligatures w14:val="none"/>
+        </w:rPr>
+        <w:t xml:space="preserve"/>
+      </w:r>
+      <w:r>
+        <w:rPr>
+          <w:rFonts w:ascii="Arial Narrow" w:eastAsia="Times New Roman" w:hAnsi="Arial Narrow" w:cs="Arial"/>
+          <w:color w:val="000000"/>
+          <w:kern w:val="0"/>
+          <w:lang w:eastAsia="es-ES"/>
+          <w14:ligatures w14:val="none"/>
+        </w:rPr>
+        <w:t xml:space="preserve"/>
+      </w:r>
+      <w:r>
+        <w:rPr>
+          <w:rFonts w:ascii="Arial Narrow" w:eastAsia="Times New Roman" w:hAnsi="Arial Narrow" w:cs="Arial"/>
+          <w:color w:val="000000"/>
+          <w:kern w:val="0"/>
+          <w:lang w:eastAsia="es-ES"/>
+          <w14:ligatures w14:val="none"/>
+        </w:rPr>
+        <w:t/>
+      </w:r>
+      <w:r>
+        <w:rPr>
+          <w:rFonts w:ascii="Arial Narrow" w:eastAsia="Times New Roman" w:hAnsi="Arial Narrow" w:cs="Arial"/>
+          <w:color w:val="000000"/>
+          <w:kern w:val="0"/>
+          <w:lang w:eastAsia="es-ES"/>
+          <w14:ligatures w14:val="none"/>
+        </w:rPr>
+        <w:t xml:space="preserve"/>
+      </w:r>
+      <w:r>
+        <w:rPr>
+          <w:rFonts w:ascii="Arial Narrow" w:eastAsia="Times New Roman" w:hAnsi="Arial Narrow" w:cs="Arial"/>
+          <w:color w:val="000000"/>
+          <w:kern w:val="0"/>
+          <w:lang w:eastAsia="es-ES"/>
+          <w14:ligatures w14:val="none"/>
+        </w:rPr>
+        <w:t xml:space="preserve"/>
       </w:r>
       <w:r>
         <w:rPr>
@@ -2814,47 +2814,47 @@
           <w14:ligatures w14:val="none"/>
         </w:rPr>
         <w:lastRenderedPageBreak/>
-        <w:t xml:space="preserve">en la información proporcionada al momento de la contratación, y que, en </w:t>
-      </w:r>
-      <w:r>
-        <w:rPr>
-          <w:rFonts w:ascii="Arial Narrow" w:eastAsia="Times New Roman" w:hAnsi="Arial Narrow" w:cs="Arial"/>
-          <w:color w:val="000000"/>
-          <w:kern w:val="0"/>
-          <w:lang w:eastAsia="es-ES"/>
-          <w14:ligatures w14:val="none"/>
-        </w:rPr>
-        <w:t>consecuencia,</w:t>
-      </w:r>
-      <w:r>
-        <w:rPr>
-          <w:rFonts w:ascii="Arial Narrow" w:eastAsia="Times New Roman" w:hAnsi="Arial Narrow" w:cs="Arial"/>
-          <w:color w:val="000000"/>
-          <w:kern w:val="0"/>
-          <w:lang w:eastAsia="es-ES"/>
-          <w14:ligatures w14:val="none"/>
-        </w:rPr>
-        <w:t xml:space="preserve"> ella </w:t>
-      </w:r>
-      <w:r>
-        <w:rPr>
-          <w:rFonts w:ascii="Arial Narrow" w:eastAsia="Times New Roman" w:hAnsi="Arial Narrow" w:cs="Arial"/>
-          <w:color w:val="000000"/>
-          <w:kern w:val="0"/>
-          <w:lang w:eastAsia="es-ES"/>
-          <w14:ligatures w14:val="none"/>
-        </w:rPr>
-        <w:t>y la menor no contaban con cobertura bajo el Seguro de Vida.</w:t>
-      </w:r>
-      <w:r>
-        <w:rPr>
-          <w:rFonts w:ascii="Arial Narrow" w:eastAsia="Times New Roman" w:hAnsi="Arial Narrow" w:cs="Arial"/>
-          <w:color w:val="000000"/>
-          <w:kern w:val="0"/>
-          <w:lang w:eastAsia="es-ES"/>
-          <w14:ligatures w14:val="none"/>
-        </w:rPr>
-        <w:t xml:space="preserve"> </w:t>
+        <w:t xml:space="preserve"/>
+      </w:r>
+      <w:r>
+        <w:rPr>
+          <w:rFonts w:ascii="Arial Narrow" w:eastAsia="Times New Roman" w:hAnsi="Arial Narrow" w:cs="Arial"/>
+          <w:color w:val="000000"/>
+          <w:kern w:val="0"/>
+          <w:lang w:eastAsia="es-ES"/>
+          <w14:ligatures w14:val="none"/>
+        </w:rPr>
+        <w:t/>
+      </w:r>
+      <w:r>
+        <w:rPr>
+          <w:rFonts w:ascii="Arial Narrow" w:eastAsia="Times New Roman" w:hAnsi="Arial Narrow" w:cs="Arial"/>
+          <w:color w:val="000000"/>
+          <w:kern w:val="0"/>
+          <w:lang w:eastAsia="es-ES"/>
+          <w14:ligatures w14:val="none"/>
+        </w:rPr>
+        <w:t xml:space="preserve"/>
+      </w:r>
+      <w:r>
+        <w:rPr>
+          <w:rFonts w:ascii="Arial Narrow" w:eastAsia="Times New Roman" w:hAnsi="Arial Narrow" w:cs="Arial"/>
+          <w:color w:val="000000"/>
+          <w:kern w:val="0"/>
+          <w:lang w:eastAsia="es-ES"/>
+          <w14:ligatures w14:val="none"/>
+        </w:rPr>
+        <w:t/>
+      </w:r>
+      <w:r>
+        <w:rPr>
+          <w:rFonts w:ascii="Arial Narrow" w:eastAsia="Times New Roman" w:hAnsi="Arial Narrow" w:cs="Arial"/>
+          <w:color w:val="000000"/>
+          <w:kern w:val="0"/>
+          <w:lang w:eastAsia="es-ES"/>
+          <w14:ligatures w14:val="none"/>
+        </w:rPr>
+        <w:t xml:space="preserve"/>
       </w:r>
     </w:p>
     <w:p>
@@ -2989,7 +2989,7 @@
           <w:lang w:val="es-ES" w:eastAsia="es-ES"/>
           <w14:ligatures w14:val="none"/>
         </w:rPr>
-        <w:t xml:space="preserve">La señora </w:t>
+        <w:t xml:space="preserve">La señora [APELLIDO] solicitó, en calidad de medida correctiva, que Mapfre cumpla con los términos del contrato de Seguro de Vida que celebró con el señor [APELLIDO] Daniel Díaz Guevara y que, por lo tanto, pague la suma asegurada de US$ 1 000 000,00 de la cobertura básica del Seguro de Vida - Póliza 6032400000588 y que cancele los intereses generados por el incumplimiento oportuno del pago, que deberán ser liquidados hasta la fecha en que se haga el abono efectivo de las coberturas. Asimismo, requirió el reembolso de costos y costas del presente procedimiento.</w:t>
       </w:r>
       <w:r>
         <w:rPr>
@@ -2997,7 +2997,7 @@
           <w:kern w:val="0"/>
           <w14:ligatures w14:val="none"/>
         </w:rPr>
-        <w:t xml:space="preserve">Córdova </w:t>
+        <w:t xml:space="preserve"/>
       </w:r>
       <w:r>
         <w:rPr>
@@ -3007,7 +3007,7 @@
           <w:lang w:val="es-ES" w:eastAsia="es-ES"/>
           <w14:ligatures w14:val="none"/>
         </w:rPr>
-        <w:t xml:space="preserve">solicitó, en calidad de medida correctiva, que </w:t>
+        <w:t xml:space="preserve"/>
       </w:r>
       <w:r>
         <w:rPr>
@@ -3017,7 +3017,7 @@
           <w:lang w:val="es-ES" w:eastAsia="es-ES"/>
           <w14:ligatures w14:val="none"/>
         </w:rPr>
-        <w:t xml:space="preserve">Mapfre </w:t>
+        <w:t xml:space="preserve"/>
       </w:r>
       <w:r>
         <w:rPr>
@@ -3027,7 +3027,7 @@
           <w:lang w:val="es-ES" w:eastAsia="es-ES"/>
           <w14:ligatures w14:val="none"/>
         </w:rPr>
-        <w:t xml:space="preserve">cumpla con los términos del contrato de Seguro de Vida que celebró </w:t>
+        <w:t xml:space="preserve"/>
       </w:r>
       <w:r>
         <w:rPr>
@@ -3037,7 +3037,7 @@
           <w:lang w:val="es-ES" w:eastAsia="es-ES"/>
           <w14:ligatures w14:val="none"/>
         </w:rPr>
-        <w:t xml:space="preserve">con el señor </w:t>
+        <w:t xml:space="preserve"/>
       </w:r>
       <w:r>
         <w:rPr>
@@ -3047,7 +3047,7 @@
           <w:lang w:val="es-ES" w:eastAsia="es-ES"/>
           <w14:ligatures w14:val="none"/>
         </w:rPr>
-        <w:t>Alejandro Daniel Díaz Guevara y que, por lo tanto, pague la suma</w:t>
+        <w:t/>
       </w:r>
       <w:r>
         <w:rPr>
@@ -3057,7 +3057,7 @@
           <w:lang w:val="es-ES" w:eastAsia="es-ES"/>
           <w14:ligatures w14:val="none"/>
         </w:rPr>
-        <w:t xml:space="preserve"> </w:t>
+        <w:t xml:space="preserve"/>
       </w:r>
       <w:r>
         <w:rPr>
@@ -3067,7 +3067,7 @@
           <w:lang w:val="es-ES" w:eastAsia="es-ES"/>
           <w14:ligatures w14:val="none"/>
         </w:rPr>
-        <w:t>asegurada de US$ 1 000 000,00</w:t>
+        <w:t/>
       </w:r>
       <w:r>
         <w:rPr>
@@ -3077,7 +3077,7 @@
           <w:lang w:val="es-ES" w:eastAsia="es-ES"/>
           <w14:ligatures w14:val="none"/>
         </w:rPr>
-        <w:t xml:space="preserve"> </w:t>
+        <w:t xml:space="preserve"/>
       </w:r>
       <w:r>
         <w:rPr>
@@ -3087,7 +3087,7 @@
           <w:lang w:val="es-ES" w:eastAsia="es-ES"/>
           <w14:ligatures w14:val="none"/>
         </w:rPr>
-        <w:t xml:space="preserve">de la cobertura básica del Seguro de Vida - Póliza 6032400000588 </w:t>
+        <w:t xml:space="preserve"/>
       </w:r>
       <w:r>
         <w:rPr>
@@ -3097,7 +3097,7 @@
           <w:lang w:val="es-ES" w:eastAsia="es-ES"/>
           <w14:ligatures w14:val="none"/>
         </w:rPr>
-        <w:t>y que cancele los intereses generados por el incumplimiento oportuno del pago, que deberán ser liquidados hasta la fecha en que se haga el abono efectivo de las coberturas</w:t>
+        <w:t/>
       </w:r>
       <w:r>
         <w:rPr>
@@ -3107,7 +3107,7 @@
           <w:lang w:val="es-ES" w:eastAsia="es-ES"/>
           <w14:ligatures w14:val="none"/>
         </w:rPr>
-        <w:t>. Asimismo, requirió el reembolso de costos y costas del presente procedimiento.</w:t>
+        <w:t/>
       </w:r>
     </w:p>
     <w:p>
@@ -3204,7 +3204,7 @@
           <w:lang w:eastAsia="es-PE"/>
           <w14:ligatures w14:val="none"/>
         </w:rPr>
-        <w:t>La Secretaría Técnica de la Comisión de Protección al Consumidor 1 (en adelante, la Secretaría Técnica), en ejercicio de sus facultades</w:t>
+        <w:t xml:space="preserve">La Secretaría Técnica de la Comisión de Protección al Consumidor 1 (en adelante, la Secretaría Técnica), en ejercicio de sus facultades, considera que el hecho denunciado, consistente en que la compañía aseguradora el 23 de setiembre de 2024 habría requerido indebidamente a la denunciante para atención de la solicitud de la cobertura del Seguro de Vida - Póliza  6032400000588 por el fallecimiento del señor [APELLIDO] Daniel Díaz Guevara documentos que habían sido remitidos previamente; involucraría una presunta afectación a sus expectativas, quien no habría encontrado una correspondencia entre lo que esperaba recibir de parte del proveedor y lo que realmente recibió. Por consiguiente, corresponde calificar el hecho materia de denuncia como una presunta infracción al deber de idoneidad, tipificado en los artículos 18 y 19 del Código.</w:t>
       </w:r>
       <w:bookmarkEnd w:id="2"/>
       <w:bookmarkEnd w:id="3"/>
@@ -3226,7 +3226,7 @@
           <w:lang w:eastAsia="es-PE"/>
           <w14:ligatures w14:val="none"/>
         </w:rPr>
-        <w:t xml:space="preserve">, </w:t>
+        <w:t xml:space="preserve"/>
       </w:r>
       <w:r>
         <w:rPr>
@@ -3236,15 +3236,15 @@
           <w:lang w:eastAsia="es-PE"/>
           <w14:ligatures w14:val="none"/>
         </w:rPr>
-        <w:t xml:space="preserve">considera </w:t>
-      </w:r>
-      <w:r>
-        <w:rPr>
-          <w:rFonts w:ascii="Arial Narrow" w:eastAsia="Arial Narrow" w:hAnsi="Arial Narrow" w:cs="Arial Narrow"/>
-          <w:kern w:val="0"/>
-          <w14:ligatures w14:val="none"/>
-        </w:rPr>
-        <w:t xml:space="preserve">que el hecho denunciado, </w:t>
+        <w:t xml:space="preserve"/>
+      </w:r>
+      <w:r>
+        <w:rPr>
+          <w:rFonts w:ascii="Arial Narrow" w:eastAsia="Arial Narrow" w:hAnsi="Arial Narrow" w:cs="Arial Narrow"/>
+          <w:kern w:val="0"/>
+          <w14:ligatures w14:val="none"/>
+        </w:rPr>
+        <w:t xml:space="preserve"/>
       </w:r>
       <w:bookmarkStart w:id="5" w:name="_Hlk211591623"/>
       <w:r>
@@ -3253,7 +3253,7 @@
           <w:kern w:val="0"/>
           <w14:ligatures w14:val="none"/>
         </w:rPr>
-        <w:t xml:space="preserve">consistente en que </w:t>
+        <w:t xml:space="preserve"/>
       </w:r>
       <w:bookmarkStart w:id="6" w:name="_Hlk213160885"/>
       <w:bookmarkStart w:id="7" w:name="_Hlk213151898"/>
@@ -3265,7 +3265,7 @@
           <w:lang w:eastAsia="es-PE"/>
           <w14:ligatures w14:val="none"/>
         </w:rPr>
-        <w:t xml:space="preserve">la compañía aseguradora el 23 de setiembre de 2024 habría requerido indebidamente a la denunciante para atención de la solicitud de la cobertura del Seguro de Vida - Póliza </w:t>
+        <w:t xml:space="preserve"/>
       </w:r>
       <w:proofErr w:type="spellStart"/>
       <w:r>
@@ -3287,23 +3287,23 @@
           <w:lang w:eastAsia="es-PE"/>
           <w14:ligatures w14:val="none"/>
         </w:rPr>
-        <w:t xml:space="preserve"> 6032400000588 por el fallecimiento del señor Alejandro Daniel Díaz Guevara documentos que habían sido remitidos previamente</w:t>
-      </w:r>
-      <w:r>
-        <w:rPr>
-          <w:rFonts w:ascii="Arial Narrow" w:eastAsia="Arial Narrow" w:hAnsi="Arial Narrow" w:cs="Arial Narrow"/>
-          <w:kern w:val="0"/>
-          <w14:ligatures w14:val="none"/>
-        </w:rPr>
-        <w:t>; involucraría una presunta afectación a sus expectativas, quien no habría encontrado una correspondencia entre lo que esperaba recibir de parte del proveedor y lo que realmente recibió. Por consiguiente, corresponde cal</w:t>
-      </w:r>
-      <w:r>
-        <w:rPr>
-          <w:rFonts w:ascii="Arial Narrow" w:eastAsia="Arial Narrow" w:hAnsi="Arial Narrow" w:cs="Arial Narrow"/>
-          <w:kern w:val="0"/>
-          <w14:ligatures w14:val="none"/>
-        </w:rPr>
-        <w:t>ificar el hecho materia de denuncia como una presunta infracción al deber de idoneidad, tipificado en los artículos 18</w:t>
+        <w:t xml:space="preserve"/>
+      </w:r>
+      <w:r>
+        <w:rPr>
+          <w:rFonts w:ascii="Arial Narrow" w:eastAsia="Arial Narrow" w:hAnsi="Arial Narrow" w:cs="Arial Narrow"/>
+          <w:kern w:val="0"/>
+          <w14:ligatures w14:val="none"/>
+        </w:rPr>
+        <w:t/>
+      </w:r>
+      <w:r>
+        <w:rPr>
+          <w:rFonts w:ascii="Arial Narrow" w:eastAsia="Arial Narrow" w:hAnsi="Arial Narrow" w:cs="Arial Narrow"/>
+          <w:kern w:val="0"/>
+          <w14:ligatures w14:val="none"/>
+        </w:rPr>
+        <w:t/>
       </w:r>
       <w:r>
         <w:rPr>
@@ -3321,7 +3321,7 @@
           <w:kern w:val="0"/>
           <w14:ligatures w14:val="none"/>
         </w:rPr>
-        <w:t xml:space="preserve"> y 19</w:t>
+        <w:t xml:space="preserve"/>
       </w:r>
       <w:r>
         <w:rPr>
@@ -3339,7 +3339,7 @@
           <w:kern w:val="0"/>
           <w14:ligatures w14:val="none"/>
         </w:rPr>
-        <w:t xml:space="preserve"> del Código</w:t>
+        <w:t xml:space="preserve"/>
       </w:r>
       <w:bookmarkStart w:id="8" w:name="_Hlk213160896"/>
       <w:bookmarkEnd w:id="6"/>
@@ -3359,7 +3359,7 @@
           <w:kern w:val="0"/>
           <w14:ligatures w14:val="none"/>
         </w:rPr>
-        <w:t>.</w:t>
+        <w:t/>
       </w:r>
       <w:bookmarkEnd w:id="7"/>
     </w:p>
@@ -3399,7 +3399,7 @@
           <w:kern w:val="0"/>
           <w14:ligatures w14:val="none"/>
         </w:rPr>
-        <w:t xml:space="preserve">Así también, la Secretaría Técnica, en ejercicio de sus facultades, </w:t>
+        <w:t xml:space="preserve">Así también, la Secretaría Técnica, en ejercicio de sus facultades, considera que el hecho denunciado, consistente en que la compañía aseguradora habría negado injustificadamente a la denunciante la cobertura del Seguro de Vida - Póliza  6032400000588 por el fallecimiento del señor [APELLIDO] Daniel Díaz Guevara; involucraría una presunta afectación a sus expectativas, quien no habría encontrado una correspondencia entre lo que esperaba recibir de parte del proveedor y lo que realmente recibió. Por consiguiente, corresponde calificar el hecho materia de denuncia como una presunta infracción al deber de idoneidad, tipificado en los artículos 18 y 19 del Código. </w:t>
       </w:r>
       <w:r>
         <w:rPr>
@@ -3409,15 +3409,15 @@
           <w:lang w:eastAsia="es-PE"/>
           <w14:ligatures w14:val="none"/>
         </w:rPr>
-        <w:t xml:space="preserve">considera </w:t>
-      </w:r>
-      <w:r>
-        <w:rPr>
-          <w:rFonts w:ascii="Arial Narrow" w:eastAsia="Arial Narrow" w:hAnsi="Arial Narrow" w:cs="Arial Narrow"/>
-          <w:kern w:val="0"/>
-          <w14:ligatures w14:val="none"/>
-        </w:rPr>
-        <w:t xml:space="preserve">que el hecho denunciado, consistente en que </w:t>
+        <w:t xml:space="preserve"/>
+      </w:r>
+      <w:r>
+        <w:rPr>
+          <w:rFonts w:ascii="Arial Narrow" w:eastAsia="Arial Narrow" w:hAnsi="Arial Narrow" w:cs="Arial Narrow"/>
+          <w:kern w:val="0"/>
+          <w14:ligatures w14:val="none"/>
+        </w:rPr>
+        <w:t xml:space="preserve"/>
       </w:r>
       <w:bookmarkEnd w:id="9"/>
       <w:r>
@@ -3428,7 +3428,7 @@
           <w:lang w:eastAsia="es-PE"/>
           <w14:ligatures w14:val="none"/>
         </w:rPr>
-        <w:t xml:space="preserve">la compañía aseguradora habría negado injustificadamente a la denunciante la cobertura del Seguro de Vida - Póliza </w:t>
+        <w:t xml:space="preserve"/>
       </w:r>
       <w:proofErr w:type="spellStart"/>
       <w:r>
@@ -3450,15 +3450,15 @@
           <w:lang w:eastAsia="es-PE"/>
           <w14:ligatures w14:val="none"/>
         </w:rPr>
-        <w:t xml:space="preserve"> 6032400000588 por el fallecimiento del señor Alejandro Daniel Díaz Guevara</w:t>
-      </w:r>
-      <w:r>
-        <w:rPr>
-          <w:rFonts w:ascii="Arial Narrow" w:eastAsia="Arial Narrow" w:hAnsi="Arial Narrow" w:cs="Arial Narrow"/>
-          <w:kern w:val="0"/>
-          <w14:ligatures w14:val="none"/>
-        </w:rPr>
-        <w:t xml:space="preserve">; involucraría una presunta afectación a sus expectativas, quien </w:t>
+        <w:t xml:space="preserve"/>
+      </w:r>
+      <w:r>
+        <w:rPr>
+          <w:rFonts w:ascii="Arial Narrow" w:eastAsia="Arial Narrow" w:hAnsi="Arial Narrow" w:cs="Arial Narrow"/>
+          <w:kern w:val="0"/>
+          <w14:ligatures w14:val="none"/>
+        </w:rPr>
+        <w:t xml:space="preserve"/>
       </w:r>
       <w:r>
         <w:rPr>
@@ -3467,15 +3467,15 @@
           <w14:ligatures w14:val="none"/>
         </w:rPr>
         <w:lastRenderedPageBreak/>
-        <w:t xml:space="preserve">no habría encontrado una correspondencia entre lo que esperaba recibir de parte del proveedor y lo que realmente recibió. Por consiguiente, corresponde calificar el hecho materia de denuncia como una presunta infracción al deber de idoneidad, tipificado en los </w:t>
-      </w:r>
-      <w:r>
-        <w:rPr>
-          <w:rFonts w:ascii="Arial Narrow" w:eastAsia="Arial Narrow" w:hAnsi="Arial Narrow" w:cs="Arial Narrow"/>
-          <w:kern w:val="0"/>
-          <w14:ligatures w14:val="none"/>
-        </w:rPr>
-        <w:t>artículos 18</w:t>
+        <w:t xml:space="preserve"/>
+      </w:r>
+      <w:r>
+        <w:rPr>
+          <w:rFonts w:ascii="Arial Narrow" w:eastAsia="Arial Narrow" w:hAnsi="Arial Narrow" w:cs="Arial Narrow"/>
+          <w:kern w:val="0"/>
+          <w14:ligatures w14:val="none"/>
+        </w:rPr>
+        <w:t/>
       </w:r>
       <w:r>
         <w:rPr>
@@ -3493,7 +3493,7 @@
           <w:kern w:val="0"/>
           <w14:ligatures w14:val="none"/>
         </w:rPr>
-        <w:t xml:space="preserve"> y 19</w:t>
+        <w:t xml:space="preserve"/>
       </w:r>
       <w:r>
         <w:rPr>
@@ -3511,7 +3511,7 @@
           <w:kern w:val="0"/>
           <w14:ligatures w14:val="none"/>
         </w:rPr>
-        <w:t xml:space="preserve"> del Código</w:t>
+        <w:t xml:space="preserve"/>
       </w:r>
       <w:r>
         <w:rPr>
@@ -3522,7 +3522,7 @@
           <w:lang w:eastAsia="es-PE"/>
           <w14:ligatures w14:val="none"/>
         </w:rPr>
-        <w:t xml:space="preserve">. </w:t>
+        <w:t xml:space="preserve"/>
       </w:r>
     </w:p>
     <w:bookmarkEnd w:id="1"/>
@@ -3559,25 +3559,25 @@
           <w:kern w:val="0"/>
           <w14:ligatures w14:val="none"/>
         </w:rPr>
-        <w:t xml:space="preserve">Asimismo, </w:t>
-      </w:r>
-      <w:r>
-        <w:rPr>
-          <w:rFonts w:ascii="Arial Narrow" w:eastAsia="Times New Roman" w:hAnsi="Arial Narrow" w:cs="Arial"/>
-          <w:color w:val="000000"/>
-          <w:kern w:val="0"/>
-          <w:lang w:eastAsia="es-PE"/>
-          <w14:ligatures w14:val="none"/>
-        </w:rPr>
-        <w:t xml:space="preserve">la Secretaría Técnica, en ejercicio de sus facultades, considera </w:t>
-      </w:r>
-      <w:r>
-        <w:rPr>
-          <w:rFonts w:ascii="Arial Narrow" w:eastAsia="Arial Narrow" w:hAnsi="Arial Narrow" w:cs="Arial"/>
-          <w:kern w:val="0"/>
-          <w14:ligatures w14:val="none"/>
-        </w:rPr>
-        <w:t xml:space="preserve">que el hecho denunciado, consistente en que </w:t>
+        <w:t xml:space="preserve">Asimismo, la Secretaría Técnica, en ejercicio de sus facultades, considera que el hecho denunciado, consistente en que la compañía aseguradora no habría cumplido con brindar una respuesta dentro del plazo legal a la solicitud de cobertura del Seguro de Vida - Póliza  6032400000588 presentada el 5 de julio de 2025 debido al fallecimiento del señor [APELLIDO] Daniel Díaz Guevara; involucraría una presunta afectación a sus expectativas, quien no habría encontrado una correspondencia entre lo que esperaba recibir de parte del proveedor y lo que realmente recibió. Por consiguiente, corresponde calificar el hecho materia de denuncia como una presunta infracción al deber de idoneidad, tipificado en los artículos 18 y 19 del Código. </w:t>
+      </w:r>
+      <w:r>
+        <w:rPr>
+          <w:rFonts w:ascii="Arial Narrow" w:eastAsia="Times New Roman" w:hAnsi="Arial Narrow" w:cs="Arial"/>
+          <w:color w:val="000000"/>
+          <w:kern w:val="0"/>
+          <w:lang w:eastAsia="es-PE"/>
+          <w14:ligatures w14:val="none"/>
+        </w:rPr>
+        <w:t xml:space="preserve"/>
+      </w:r>
+      <w:r>
+        <w:rPr>
+          <w:rFonts w:ascii="Arial Narrow" w:eastAsia="Arial Narrow" w:hAnsi="Arial Narrow" w:cs="Arial"/>
+          <w:kern w:val="0"/>
+          <w14:ligatures w14:val="none"/>
+        </w:rPr>
+        <w:t xml:space="preserve"/>
       </w:r>
       <w:bookmarkStart w:id="10" w:name="_Hlk212534267"/>
       <w:r>
@@ -3588,7 +3588,7 @@
           <w:lang w:eastAsia="es-PE"/>
           <w14:ligatures w14:val="none"/>
         </w:rPr>
-        <w:t xml:space="preserve">la compañía aseguradora no habría cumplido con brindar una respuesta dentro del plazo legal a la solicitud de cobertura del Seguro de Vida - Póliza </w:t>
+        <w:t xml:space="preserve"/>
       </w:r>
       <w:proofErr w:type="spellStart"/>
       <w:r>
@@ -3610,23 +3610,23 @@
           <w:lang w:eastAsia="es-PE"/>
           <w14:ligatures w14:val="none"/>
         </w:rPr>
-        <w:t xml:space="preserve"> 6032400000588 presentada el 5 de julio de 2025 debido al fallecimiento del señor Alejandro Daniel Díaz Guevara</w:t>
-      </w:r>
-      <w:r>
-        <w:rPr>
-          <w:rFonts w:ascii="Arial Narrow" w:eastAsia="Arial Narrow" w:hAnsi="Arial Narrow" w:cs="Arial Narrow"/>
-          <w:kern w:val="0"/>
-          <w14:ligatures w14:val="none"/>
-        </w:rPr>
-        <w:t xml:space="preserve">; involucraría una presunta afectación a sus expectativas, quien no habría encontrado una correspondencia entre lo que esperaba recibir de parte del proveedor y lo que realmente recibió. Por consiguiente, corresponde calificar el hecho materia de denuncia como una presunta infracción al deber de idoneidad, tipificado en los </w:t>
-      </w:r>
-      <w:r>
-        <w:rPr>
-          <w:rFonts w:ascii="Arial Narrow" w:eastAsia="Arial Narrow" w:hAnsi="Arial Narrow" w:cs="Arial Narrow"/>
-          <w:kern w:val="0"/>
-          <w14:ligatures w14:val="none"/>
-        </w:rPr>
-        <w:t>artículos 18</w:t>
+        <w:t xml:space="preserve"/>
+      </w:r>
+      <w:r>
+        <w:rPr>
+          <w:rFonts w:ascii="Arial Narrow" w:eastAsia="Arial Narrow" w:hAnsi="Arial Narrow" w:cs="Arial Narrow"/>
+          <w:kern w:val="0"/>
+          <w14:ligatures w14:val="none"/>
+        </w:rPr>
+        <w:t xml:space="preserve"/>
+      </w:r>
+      <w:r>
+        <w:rPr>
+          <w:rFonts w:ascii="Arial Narrow" w:eastAsia="Arial Narrow" w:hAnsi="Arial Narrow" w:cs="Arial Narrow"/>
+          <w:kern w:val="0"/>
+          <w14:ligatures w14:val="none"/>
+        </w:rPr>
+        <w:t/>
       </w:r>
       <w:r>
         <w:rPr>
@@ -3644,7 +3644,7 @@
           <w:kern w:val="0"/>
           <w14:ligatures w14:val="none"/>
         </w:rPr>
-        <w:t xml:space="preserve"> y 19</w:t>
+        <w:t xml:space="preserve"/>
       </w:r>
       <w:r>
         <w:rPr>
@@ -3662,7 +3662,7 @@
           <w:kern w:val="0"/>
           <w14:ligatures w14:val="none"/>
         </w:rPr>
-        <w:t xml:space="preserve"> del Código</w:t>
+        <w:t xml:space="preserve"/>
       </w:r>
       <w:r>
         <w:rPr>
@@ -3673,7 +3673,7 @@
           <w:lang w:eastAsia="es-PE"/>
           <w14:ligatures w14:val="none"/>
         </w:rPr>
-        <w:t xml:space="preserve">. </w:t>
+        <w:t xml:space="preserve"/>
       </w:r>
     </w:p>
     <w:p>
@@ -3860,17 +3860,17 @@
           <w:lang w:eastAsia="es-PE"/>
           <w14:ligatures w14:val="none"/>
         </w:rPr>
-        <w:t>Así también</w:t>
-      </w:r>
-      <w:r>
-        <w:rPr>
-          <w:rFonts w:ascii="Arial Narrow" w:eastAsia="Times New Roman" w:hAnsi="Arial Narrow" w:cs="Arial"/>
-          <w:color w:val="000000"/>
-          <w:kern w:val="0"/>
-          <w:lang w:eastAsia="es-PE"/>
-          <w14:ligatures w14:val="none"/>
-        </w:rPr>
-        <w:t xml:space="preserve">, </w:t>
+        <w:t xml:space="preserve">Así también, la Secretaría Técnica, en ejercicio de sus facultades, considera que el hecho denunciado, consistente en que la compañía aseguradora habría exigido indebidamente a la denunciante la presentación de la historia clínica fedateada ante la solicitud de cobertura del Seguro de Vida - Póliza  6032400000588 por el fallecimiento del señor [APELLIDO] Daniel Díaz Guevara. Por consiguiente, corresponde calificar el hecho materia de denuncia como una presunta infracción al deber de protección contra los métodos comerciales coercitivos, tipificado en literal g) del artículo 56 del Código. </w:t>
+      </w:r>
+      <w:r>
+        <w:rPr>
+          <w:rFonts w:ascii="Arial Narrow" w:eastAsia="Times New Roman" w:hAnsi="Arial Narrow" w:cs="Arial"/>
+          <w:color w:val="000000"/>
+          <w:kern w:val="0"/>
+          <w:lang w:eastAsia="es-PE"/>
+          <w14:ligatures w14:val="none"/>
+        </w:rPr>
+        <w:t xml:space="preserve"/>
       </w:r>
       <w:bookmarkStart w:id="12" w:name="_Hlk212623477"/>
       <w:r>
@@ -3881,15 +3881,15 @@
           <w:lang w:eastAsia="es-PE"/>
           <w14:ligatures w14:val="none"/>
         </w:rPr>
-        <w:t xml:space="preserve">la Secretaría Técnica, en ejercicio de sus facultades, considera </w:t>
-      </w:r>
-      <w:r>
-        <w:rPr>
-          <w:rFonts w:ascii="Arial Narrow" w:eastAsia="Arial Narrow" w:hAnsi="Arial Narrow" w:cs="Arial"/>
-          <w:kern w:val="0"/>
-          <w14:ligatures w14:val="none"/>
-        </w:rPr>
-        <w:t xml:space="preserve">que el hecho denunciado, consistente en que </w:t>
+        <w:t xml:space="preserve"/>
+      </w:r>
+      <w:r>
+        <w:rPr>
+          <w:rFonts w:ascii="Arial Narrow" w:eastAsia="Arial Narrow" w:hAnsi="Arial Narrow" w:cs="Arial"/>
+          <w:kern w:val="0"/>
+          <w14:ligatures w14:val="none"/>
+        </w:rPr>
+        <w:t xml:space="preserve"/>
       </w:r>
       <w:bookmarkStart w:id="13" w:name="_Hlk212737551"/>
       <w:bookmarkStart w:id="14" w:name="_Hlk212035520"/>
@@ -3901,7 +3901,7 @@
           <w:lang w:eastAsia="es-PE"/>
           <w14:ligatures w14:val="none"/>
         </w:rPr>
-        <w:t xml:space="preserve">la compañía aseguradora habría exigido indebidamente a la denunciante la presentación de la historia clínica fedateada ante la solicitud de cobertura del Seguro de Vida - Póliza </w:t>
+        <w:t xml:space="preserve"/>
       </w:r>
       <w:proofErr w:type="spellStart"/>
       <w:r>
@@ -3923,15 +3923,15 @@
           <w:lang w:eastAsia="es-PE"/>
           <w14:ligatures w14:val="none"/>
         </w:rPr>
-        <w:t xml:space="preserve"> 6032400000588 por el fallecimiento del señor Alejandro Daniel Díaz Guevara</w:t>
-      </w:r>
-      <w:r>
-        <w:rPr>
-          <w:rFonts w:ascii="Arial Narrow" w:eastAsia="Arial Narrow" w:hAnsi="Arial Narrow" w:cs="Arial Narrow"/>
-          <w:kern w:val="0"/>
-          <w14:ligatures w14:val="none"/>
-        </w:rPr>
-        <w:t xml:space="preserve">. </w:t>
+        <w:t xml:space="preserve"/>
+      </w:r>
+      <w:r>
+        <w:rPr>
+          <w:rFonts w:ascii="Arial Narrow" w:eastAsia="Arial Narrow" w:hAnsi="Arial Narrow" w:cs="Arial Narrow"/>
+          <w:kern w:val="0"/>
+          <w14:ligatures w14:val="none"/>
+        </w:rPr>
+        <w:t xml:space="preserve"/>
       </w:r>
       <w:r>
         <w:rPr>
@@ -3942,7 +3942,7 @@
           <w:lang w:eastAsia="es-PE"/>
           <w14:ligatures w14:val="none"/>
         </w:rPr>
-        <w:t xml:space="preserve">Por consiguiente, corresponde calificar el hecho materia de denuncia como una presunta infracción al deber de protección contra los métodos comerciales coercitivos, tipificado en </w:t>
+        <w:t xml:space="preserve"/>
       </w:r>
       <w:r>
         <w:rPr>
@@ -3953,7 +3953,7 @@
           <w:lang w:eastAsia="es-PE"/>
           <w14:ligatures w14:val="none"/>
         </w:rPr>
-        <w:t xml:space="preserve">literal g) del artículo 56 </w:t>
+        <w:t xml:space="preserve"/>
       </w:r>
       <w:r>
         <w:rPr>
@@ -3964,7 +3964,7 @@
           <w:lang w:eastAsia="es-PE"/>
           <w14:ligatures w14:val="none"/>
         </w:rPr>
-        <w:t>del Código</w:t>
+        <w:t/>
       </w:r>
       <w:bookmarkEnd w:id="13"/>
       <w:r>
@@ -3976,7 +3976,7 @@
           <w:lang w:eastAsia="es-PE"/>
           <w14:ligatures w14:val="none"/>
         </w:rPr>
-        <w:t xml:space="preserve">. </w:t>
+        <w:t xml:space="preserve"/>
       </w:r>
       <w:bookmarkEnd w:id="12"/>
       <w:bookmarkEnd w:id="14"/>
@@ -4419,7 +4419,7 @@
           <w14:ligatures w14:val="none"/>
         </w:rPr>
         <w:lastRenderedPageBreak/>
-        <w:t xml:space="preserve">PRIMERO: </w:t>
+        <w:t xml:space="preserve">PRIMERO: admitir a trámite la denuncia del 20 de octubre de 2025 interpuesta por la señora [DENUNCIANTE] contra Mapfre Perú Compañía de Seguros y Reaseguros S.A., por lo siguiente:</w:t>
       </w:r>
       <w:r>
         <w:rPr>
@@ -4430,7 +4430,7 @@
           <w:lang w:eastAsia="es-PE"/>
           <w14:ligatures w14:val="none"/>
         </w:rPr>
-        <w:t xml:space="preserve">admitir a trámite la denuncia del </w:t>
+        <w:t xml:space="preserve"/>
       </w:r>
       <w:r>
         <w:rPr>
@@ -4440,7 +4440,7 @@
           <w:lang w:val="es-ES" w:eastAsia="es-ES"/>
           <w14:ligatures w14:val="none"/>
         </w:rPr>
-        <w:t>20 de octubre de 2025</w:t>
+        <w:t/>
       </w:r>
       <w:r>
         <w:rPr>
@@ -4450,7 +4450,7 @@
           <w:lang w:val="es-ES" w:eastAsia="es-ES"/>
           <w14:ligatures w14:val="none"/>
         </w:rPr>
-        <w:t xml:space="preserve"> </w:t>
+        <w:t xml:space="preserve"/>
       </w:r>
       <w:r>
         <w:rPr>
@@ -4461,7 +4461,7 @@
           <w:lang w:eastAsia="es-PE"/>
           <w14:ligatures w14:val="none"/>
         </w:rPr>
-        <w:t xml:space="preserve">interpuesta por </w:t>
+        <w:t xml:space="preserve"/>
       </w:r>
       <w:r>
         <w:rPr>
@@ -4472,7 +4472,7 @@
           <w:lang w:eastAsia="es-PE"/>
           <w14:ligatures w14:val="none"/>
         </w:rPr>
-        <w:t>la</w:t>
+        <w:t/>
       </w:r>
       <w:r>
         <w:rPr>
@@ -4483,7 +4483,7 @@
           <w:lang w:eastAsia="es-PE"/>
           <w14:ligatures w14:val="none"/>
         </w:rPr>
-        <w:t xml:space="preserve"> </w:t>
+        <w:t xml:space="preserve"/>
       </w:r>
       <w:r>
         <w:rPr>
@@ -4494,7 +4494,7 @@
           <w:lang w:eastAsia="es-PE"/>
           <w14:ligatures w14:val="none"/>
         </w:rPr>
-        <w:t xml:space="preserve">señora Ana Luisa Córdova Pantoja </w:t>
+        <w:t xml:space="preserve"/>
       </w:r>
       <w:r>
         <w:rPr>
@@ -4505,7 +4505,7 @@
           <w:lang w:eastAsia="es-PE"/>
           <w14:ligatures w14:val="none"/>
         </w:rPr>
-        <w:t xml:space="preserve">contra </w:t>
+        <w:t xml:space="preserve"/>
       </w:r>
       <w:r>
         <w:rPr>
@@ -4516,7 +4516,7 @@
           <w:lang w:eastAsia="es-PE"/>
           <w14:ligatures w14:val="none"/>
         </w:rPr>
-        <w:t xml:space="preserve">Mapfre Perú </w:t>
+        <w:t xml:space="preserve"/>
       </w:r>
       <w:r>
         <w:rPr>
@@ -4527,7 +4527,7 @@
           <w:lang w:eastAsia="es-PE"/>
           <w14:ligatures w14:val="none"/>
         </w:rPr>
-        <w:t>Compañía de Seguros y Reaseguros S.A.</w:t>
+        <w:t/>
       </w:r>
       <w:r>
         <w:rPr>
@@ -4538,7 +4538,7 @@
           <w:lang w:eastAsia="es-PE"/>
           <w14:ligatures w14:val="none"/>
         </w:rPr>
-        <w:t xml:space="preserve">, </w:t>
+        <w:t xml:space="preserve"/>
       </w:r>
       <w:r>
         <w:rPr>
@@ -4549,7 +4549,7 @@
           <w:lang w:eastAsia="es-PE"/>
           <w14:ligatures w14:val="none"/>
         </w:rPr>
-        <w:t>por lo siguiente:</w:t>
+        <w:t/>
       </w:r>
     </w:p>
     <w:p>
@@ -4604,7 +4604,7 @@
           <w:lang w:eastAsia="es-PE"/>
           <w14:ligatures w14:val="none"/>
         </w:rPr>
-        <w:t>Presunta</w:t>
+        <w:t xml:space="preserve">Presunta infracción a los artículos 18 y 19 de la Ley 29571, Código de Protección y Defensa del Consumidor, en tanto la compañía aseguradora el 23 de setiembre de 2024 habría requerido indebidamente a la denunciante para atención de la solicitud de la cobertura del Seguro de Vida - Póliza 6032400000588 por el fallecimiento del señor [APELLIDO] Daniel Díaz Guevara documentos que habían sido remitidos previamente.</w:t>
       </w:r>
       <w:r>
         <w:rPr>
@@ -4614,7 +4614,7 @@
           <w:lang w:eastAsia="es-PE"/>
           <w14:ligatures w14:val="none"/>
         </w:rPr>
-        <w:t xml:space="preserve"> infracción a los artículos 18 y 19</w:t>
+        <w:t xml:space="preserve"/>
       </w:r>
       <w:r>
         <w:rPr>
@@ -4623,7 +4623,7 @@
           <w:lang w:eastAsia="es-PE"/>
           <w14:ligatures w14:val="none"/>
         </w:rPr>
-        <w:t xml:space="preserve"> de </w:t>
+        <w:t xml:space="preserve"/>
       </w:r>
       <w:r>
         <w:rPr>
@@ -4633,7 +4633,7 @@
           <w:lang w:eastAsia="es-PE"/>
           <w14:ligatures w14:val="none"/>
         </w:rPr>
-        <w:t xml:space="preserve">la Ley 29571, Código de Protección y Defensa del Consumidor, en tanto </w:t>
+        <w:t xml:space="preserve"/>
       </w:r>
       <w:r>
         <w:rPr>
@@ -4643,25 +4643,25 @@
           <w:lang w:eastAsia="es-PE"/>
           <w14:ligatures w14:val="none"/>
         </w:rPr>
-        <w:t xml:space="preserve">la compañía aseguradora el 23 de setiembre de 2024 habría requerido indebidamente a la denunciante para atención de la solicitud de la </w:t>
-      </w:r>
-      <w:r>
-        <w:rPr>
-          <w:rFonts w:ascii="Arial Narrow" w:eastAsia="Arial Narrow" w:hAnsi="Arial Narrow" w:cs="Arial Narrow"/>
-          <w:kern w:val="0"/>
-          <w14:ligatures w14:val="none"/>
-        </w:rPr>
-        <w:t xml:space="preserve">cobertura del </w:t>
-      </w:r>
-      <w:r>
-        <w:rPr>
-          <w:rFonts w:ascii="Arial Narrow" w:eastAsia="Times New Roman" w:hAnsi="Arial Narrow" w:cs="Arial"/>
-          <w:color w:val="000000"/>
-          <w:kern w:val="0"/>
-          <w:lang w:eastAsia="es-ES"/>
-          <w14:ligatures w14:val="none"/>
-        </w:rPr>
-        <w:t xml:space="preserve">Seguro de Vida - Póliza 6032400000588 </w:t>
+        <w:t xml:space="preserve"/>
+      </w:r>
+      <w:r>
+        <w:rPr>
+          <w:rFonts w:ascii="Arial Narrow" w:eastAsia="Arial Narrow" w:hAnsi="Arial Narrow" w:cs="Arial Narrow"/>
+          <w:kern w:val="0"/>
+          <w14:ligatures w14:val="none"/>
+        </w:rPr>
+        <w:t xml:space="preserve"/>
+      </w:r>
+      <w:r>
+        <w:rPr>
+          <w:rFonts w:ascii="Arial Narrow" w:eastAsia="Times New Roman" w:hAnsi="Arial Narrow" w:cs="Arial"/>
+          <w:color w:val="000000"/>
+          <w:kern w:val="0"/>
+          <w:lang w:eastAsia="es-ES"/>
+          <w14:ligatures w14:val="none"/>
+        </w:rPr>
+        <w:t xml:space="preserve"/>
       </w:r>
       <w:r>
         <w:rPr>
@@ -4671,7 +4671,7 @@
           <w:lang w:eastAsia="es-PE"/>
           <w14:ligatures w14:val="none"/>
         </w:rPr>
-        <w:t>por el fallecimiento del señor Alejandro Daniel Díaz Guevara documentos que habían sido remitidos</w:t>
+        <w:t/>
       </w:r>
       <w:r>
         <w:rPr>
@@ -4681,7 +4681,7 @@
           <w:lang w:eastAsia="es-PE"/>
           <w14:ligatures w14:val="none"/>
         </w:rPr>
-        <w:t xml:space="preserve"> previamente</w:t>
+        <w:t xml:space="preserve"/>
       </w:r>
       <w:r>
         <w:rPr>
@@ -4691,7 +4691,7 @@
           <w:lang w:eastAsia="es-PE"/>
           <w14:ligatures w14:val="none"/>
         </w:rPr>
-        <w:t>.</w:t>
+        <w:t/>
       </w:r>
     </w:p>
     <w:p>
@@ -4737,7 +4737,7 @@
           <w:lang w:eastAsia="es-PE"/>
           <w14:ligatures w14:val="none"/>
         </w:rPr>
-        <w:t>Presunta</w:t>
+        <w:t xml:space="preserve">Presunta infracción a los artículos 18 y 19 de la Ley 29571, Código de Protección y Defensa del Consumidor, en tanto la compañía aseguradora habría negado injustificadamente a la denunciante la cobertura del Seguro de Vida - Póliza 6032400000588 por el fallecimiento del señor [APELLIDO] Daniel Díaz Guevara.</w:t>
       </w:r>
       <w:r>
         <w:rPr>
@@ -4747,7 +4747,7 @@
           <w:lang w:eastAsia="es-PE"/>
           <w14:ligatures w14:val="none"/>
         </w:rPr>
-        <w:t xml:space="preserve"> infracción a los artículos 18 y 19</w:t>
+        <w:t xml:space="preserve"/>
       </w:r>
       <w:r>
         <w:rPr>
@@ -4756,7 +4756,7 @@
           <w:lang w:eastAsia="es-PE"/>
           <w14:ligatures w14:val="none"/>
         </w:rPr>
-        <w:t xml:space="preserve"> de </w:t>
+        <w:t xml:space="preserve"/>
       </w:r>
       <w:r>
         <w:rPr>
@@ -4766,7 +4766,7 @@
           <w:lang w:eastAsia="es-PE"/>
           <w14:ligatures w14:val="none"/>
         </w:rPr>
-        <w:t xml:space="preserve">la Ley 29571, Código de Protección y Defensa del Consumidor, en tanto </w:t>
+        <w:t xml:space="preserve"/>
       </w:r>
       <w:r>
         <w:rPr>
@@ -4776,7 +4776,7 @@
           <w:lang w:eastAsia="es-PE"/>
           <w14:ligatures w14:val="none"/>
         </w:rPr>
-        <w:t xml:space="preserve">la compañía aseguradora habría negado injustificadamente </w:t>
+        <w:t xml:space="preserve"/>
       </w:r>
       <w:r>
         <w:rPr>
@@ -4786,7 +4786,7 @@
           <w:lang w:eastAsia="es-PE"/>
           <w14:ligatures w14:val="none"/>
         </w:rPr>
-        <w:t>a la</w:t>
+        <w:t/>
       </w:r>
       <w:r>
         <w:rPr>
@@ -4796,17 +4796,17 @@
           <w:lang w:eastAsia="es-PE"/>
           <w14:ligatures w14:val="none"/>
         </w:rPr>
-        <w:t xml:space="preserve"> denunciante la cobertura del </w:t>
-      </w:r>
-      <w:r>
-        <w:rPr>
-          <w:rFonts w:ascii="Arial Narrow" w:eastAsia="Times New Roman" w:hAnsi="Arial Narrow" w:cs="Arial"/>
-          <w:color w:val="000000"/>
-          <w:kern w:val="0"/>
-          <w:lang w:eastAsia="es-ES"/>
-          <w14:ligatures w14:val="none"/>
-        </w:rPr>
-        <w:t xml:space="preserve">Seguro de Vida - Póliza 6032400000588 </w:t>
+        <w:t xml:space="preserve"/>
+      </w:r>
+      <w:r>
+        <w:rPr>
+          <w:rFonts w:ascii="Arial Narrow" w:eastAsia="Times New Roman" w:hAnsi="Arial Narrow" w:cs="Arial"/>
+          <w:color w:val="000000"/>
+          <w:kern w:val="0"/>
+          <w:lang w:eastAsia="es-ES"/>
+          <w14:ligatures w14:val="none"/>
+        </w:rPr>
+        <w:t xml:space="preserve"/>
       </w:r>
       <w:r>
         <w:rPr>
@@ -4816,7 +4816,7 @@
           <w:lang w:eastAsia="es-PE"/>
           <w14:ligatures w14:val="none"/>
         </w:rPr>
-        <w:t>por el</w:t>
+        <w:t/>
       </w:r>
       <w:r>
         <w:rPr>
@@ -4826,7 +4826,7 @@
           <w:lang w:eastAsia="es-PE"/>
           <w14:ligatures w14:val="none"/>
         </w:rPr>
-        <w:t xml:space="preserve"> fallecimiento del señor</w:t>
+        <w:t xml:space="preserve"/>
       </w:r>
       <w:r>
         <w:rPr>
@@ -4836,7 +4836,7 @@
           <w:lang w:eastAsia="es-PE"/>
           <w14:ligatures w14:val="none"/>
         </w:rPr>
-        <w:t xml:space="preserve"> </w:t>
+        <w:t xml:space="preserve"/>
       </w:r>
       <w:r>
         <w:rPr>
@@ -4846,15 +4846,15 @@
           <w:lang w:eastAsia="es-PE"/>
           <w14:ligatures w14:val="none"/>
         </w:rPr>
-        <w:t>Alejandro Daniel Díaz Guevara</w:t>
-      </w:r>
-      <w:r>
-        <w:rPr>
-          <w:rFonts w:ascii="Arial Narrow" w:eastAsia="Arial Narrow" w:hAnsi="Arial Narrow" w:cs="Arial Narrow"/>
-          <w:kern w:val="0"/>
-          <w14:ligatures w14:val="none"/>
-        </w:rPr>
-        <w:t>.</w:t>
+        <w:t/>
+      </w:r>
+      <w:r>
+        <w:rPr>
+          <w:rFonts w:ascii="Arial Narrow" w:eastAsia="Arial Narrow" w:hAnsi="Arial Narrow" w:cs="Arial Narrow"/>
+          <w:kern w:val="0"/>
+          <w14:ligatures w14:val="none"/>
+        </w:rPr>
+        <w:t/>
       </w:r>
     </w:p>
     <w:p>
@@ -4900,7 +4900,7 @@
           <w:lang w:eastAsia="es-PE"/>
           <w14:ligatures w14:val="none"/>
         </w:rPr>
-        <w:t>Presunta</w:t>
+        <w:t xml:space="preserve">Presunta infracción a los artículos 18 y 19 de la Ley 29571, Código de Protección y Defensa del Consumidor, en tanto la compañía aseguradora no habría cumplido con brindar una respuesta dentro del plazo legal a la solicitud de cobertura del Seguro de Vida - Póliza 6032400000588 presentada el 5 de julio de 2025 debido al fallecimiento del señor [APELLIDO] Daniel Díaz Guevara.</w:t>
       </w:r>
       <w:r>
         <w:rPr>
@@ -4910,7 +4910,7 @@
           <w:lang w:eastAsia="es-PE"/>
           <w14:ligatures w14:val="none"/>
         </w:rPr>
-        <w:t xml:space="preserve"> infracción a los artículos 18 y 19</w:t>
+        <w:t xml:space="preserve"/>
       </w:r>
       <w:r>
         <w:rPr>
@@ -4919,7 +4919,7 @@
           <w:lang w:eastAsia="es-PE"/>
           <w14:ligatures w14:val="none"/>
         </w:rPr>
-        <w:t xml:space="preserve"> de </w:t>
+        <w:t xml:space="preserve"/>
       </w:r>
       <w:r>
         <w:rPr>
@@ -4929,7 +4929,7 @@
           <w:lang w:eastAsia="es-PE"/>
           <w14:ligatures w14:val="none"/>
         </w:rPr>
-        <w:t xml:space="preserve">la Ley 29571, Código de Protección y Defensa del Consumidor, en tanto </w:t>
+        <w:t xml:space="preserve"/>
       </w:r>
       <w:r>
         <w:rPr>
@@ -4939,27 +4939,27 @@
           <w:lang w:eastAsia="es-PE"/>
           <w14:ligatures w14:val="none"/>
         </w:rPr>
-        <w:t xml:space="preserve">la compañía aseguradora no habría cumplido con brindar una respuesta dentro del plazo legal a la solicitud de cobertura del </w:t>
-      </w:r>
-      <w:r>
-        <w:rPr>
-          <w:rFonts w:ascii="Arial Narrow" w:eastAsia="Times New Roman" w:hAnsi="Arial Narrow" w:cs="Arial"/>
-          <w:color w:val="000000"/>
-          <w:kern w:val="0"/>
-          <w:lang w:eastAsia="es-ES"/>
-          <w14:ligatures w14:val="none"/>
-        </w:rPr>
-        <w:t>Seguro de Vida - Póliza 6032400000588</w:t>
-      </w:r>
-      <w:r>
-        <w:rPr>
-          <w:rFonts w:ascii="Arial Narrow" w:eastAsia="Times New Roman" w:hAnsi="Arial Narrow" w:cs="Arial"/>
-          <w:color w:val="000000"/>
-          <w:kern w:val="0"/>
-          <w:lang w:eastAsia="es-ES"/>
-          <w14:ligatures w14:val="none"/>
-        </w:rPr>
-        <w:t xml:space="preserve"> </w:t>
+        <w:t xml:space="preserve"/>
+      </w:r>
+      <w:r>
+        <w:rPr>
+          <w:rFonts w:ascii="Arial Narrow" w:eastAsia="Times New Roman" w:hAnsi="Arial Narrow" w:cs="Arial"/>
+          <w:color w:val="000000"/>
+          <w:kern w:val="0"/>
+          <w:lang w:eastAsia="es-ES"/>
+          <w14:ligatures w14:val="none"/>
+        </w:rPr>
+        <w:t/>
+      </w:r>
+      <w:r>
+        <w:rPr>
+          <w:rFonts w:ascii="Arial Narrow" w:eastAsia="Times New Roman" w:hAnsi="Arial Narrow" w:cs="Arial"/>
+          <w:color w:val="000000"/>
+          <w:kern w:val="0"/>
+          <w:lang w:eastAsia="es-ES"/>
+          <w14:ligatures w14:val="none"/>
+        </w:rPr>
+        <w:t xml:space="preserve"/>
       </w:r>
       <w:r>
         <w:rPr>
@@ -4969,17 +4969,17 @@
           <w:lang w:eastAsia="es-PE"/>
           <w14:ligatures w14:val="none"/>
         </w:rPr>
-        <w:t>presentada el 5 de julio de 2025</w:t>
-      </w:r>
-      <w:r>
-        <w:rPr>
-          <w:rFonts w:ascii="Arial Narrow" w:eastAsia="Times New Roman" w:hAnsi="Arial Narrow" w:cs="Arial"/>
-          <w:color w:val="000000"/>
-          <w:kern w:val="0"/>
-          <w:lang w:eastAsia="es-ES"/>
-          <w14:ligatures w14:val="none"/>
-        </w:rPr>
-        <w:t xml:space="preserve"> </w:t>
+        <w:t/>
+      </w:r>
+      <w:r>
+        <w:rPr>
+          <w:rFonts w:ascii="Arial Narrow" w:eastAsia="Times New Roman" w:hAnsi="Arial Narrow" w:cs="Arial"/>
+          <w:color w:val="000000"/>
+          <w:kern w:val="0"/>
+          <w:lang w:eastAsia="es-ES"/>
+          <w14:ligatures w14:val="none"/>
+        </w:rPr>
+        <w:t xml:space="preserve"/>
       </w:r>
       <w:r>
         <w:rPr>
@@ -4989,7 +4989,7 @@
           <w:lang w:eastAsia="es-PE"/>
           <w14:ligatures w14:val="none"/>
         </w:rPr>
-        <w:t>debido al</w:t>
+        <w:t/>
       </w:r>
       <w:r>
         <w:rPr>
@@ -4999,15 +4999,15 @@
           <w:lang w:eastAsia="es-PE"/>
           <w14:ligatures w14:val="none"/>
         </w:rPr>
-        <w:t xml:space="preserve"> fallecimiento del señor Alejandro Daniel Díaz Guevara</w:t>
-      </w:r>
-      <w:r>
-        <w:rPr>
-          <w:rFonts w:ascii="Arial Narrow" w:eastAsia="Arial Narrow" w:hAnsi="Arial Narrow" w:cs="Arial Narrow"/>
-          <w:kern w:val="0"/>
-          <w14:ligatures w14:val="none"/>
-        </w:rPr>
-        <w:t>.</w:t>
+        <w:t xml:space="preserve"/>
+      </w:r>
+      <w:r>
+        <w:rPr>
+          <w:rFonts w:ascii="Arial Narrow" w:eastAsia="Arial Narrow" w:hAnsi="Arial Narrow" w:cs="Arial Narrow"/>
+          <w:kern w:val="0"/>
+          <w14:ligatures w14:val="none"/>
+        </w:rPr>
+        <w:t/>
       </w:r>
     </w:p>
     <w:p>
@@ -5208,7 +5208,7 @@
           <w:lang w:eastAsia="es-PE"/>
           <w14:ligatures w14:val="none"/>
         </w:rPr>
-        <w:t>Presunta infracción al literal g) del artículo 56 de la Ley 29571, Código de Protección y Defensa del Consumidor</w:t>
+        <w:t xml:space="preserve">Presunta infracción al literal g) del artículo 56 de la Ley 29571, Código de Protección y Defensa del Consumidor, en tanto la compañía aseguradora habría exigido indebidamente a la denunciante la presentación de la historia clínica fedateada ante la solicitud de cobertura del Seguro de Vida - Póliza  6032400000588 por el fallecimiento del señor [APELLIDO] Daniel Díaz Guevara.</w:t>
       </w:r>
       <w:r>
         <w:rPr>
@@ -5218,7 +5218,7 @@
           <w:lang w:eastAsia="es-PE"/>
           <w14:ligatures w14:val="none"/>
         </w:rPr>
-        <w:t xml:space="preserve">, en tanto </w:t>
+        <w:t xml:space="preserve"/>
       </w:r>
       <w:r>
         <w:rPr>
@@ -5228,25 +5228,25 @@
           <w:lang w:eastAsia="es-PE"/>
           <w14:ligatures w14:val="none"/>
         </w:rPr>
-        <w:t xml:space="preserve">la compañía aseguradora </w:t>
-      </w:r>
-      <w:r>
-        <w:rPr>
-          <w:rFonts w:ascii="Arial Narrow" w:eastAsia="Arial Narrow" w:hAnsi="Arial Narrow" w:cs="Arial Narrow"/>
-          <w:kern w:val="0"/>
-          <w14:ligatures w14:val="none"/>
-        </w:rPr>
-        <w:t xml:space="preserve">habría exigido indebidamente a la denunciante la presentación de la historia clínica fedateada ante la solicitud de cobertura del </w:t>
-      </w:r>
-      <w:r>
-        <w:rPr>
-          <w:rFonts w:ascii="Arial Narrow" w:eastAsia="Times New Roman" w:hAnsi="Arial Narrow" w:cs="Arial"/>
-          <w:color w:val="000000"/>
-          <w:kern w:val="0"/>
-          <w:lang w:eastAsia="es-ES"/>
-          <w14:ligatures w14:val="none"/>
-        </w:rPr>
-        <w:t xml:space="preserve">Seguro de Vida - Póliza </w:t>
+        <w:t xml:space="preserve"/>
+      </w:r>
+      <w:r>
+        <w:rPr>
+          <w:rFonts w:ascii="Arial Narrow" w:eastAsia="Arial Narrow" w:hAnsi="Arial Narrow" w:cs="Arial Narrow"/>
+          <w:kern w:val="0"/>
+          <w14:ligatures w14:val="none"/>
+        </w:rPr>
+        <w:t xml:space="preserve"/>
+      </w:r>
+      <w:r>
+        <w:rPr>
+          <w:rFonts w:ascii="Arial Narrow" w:eastAsia="Times New Roman" w:hAnsi="Arial Narrow" w:cs="Arial"/>
+          <w:color w:val="000000"/>
+          <w:kern w:val="0"/>
+          <w:lang w:eastAsia="es-ES"/>
+          <w14:ligatures w14:val="none"/>
+        </w:rPr>
+        <w:t xml:space="preserve"/>
       </w:r>
       <w:proofErr w:type="spellStart"/>
       <w:r>
@@ -5268,7 +5268,7 @@
           <w:lang w:eastAsia="es-ES"/>
           <w14:ligatures w14:val="none"/>
         </w:rPr>
-        <w:t xml:space="preserve"> 6032400000588 </w:t>
+        <w:t xml:space="preserve"/>
       </w:r>
       <w:r>
         <w:rPr>
@@ -5278,7 +5278,7 @@
           <w:lang w:eastAsia="es-PE"/>
           <w14:ligatures w14:val="none"/>
         </w:rPr>
-        <w:t>por el fallecimiento del señor Alejandro Daniel Díaz Guevara</w:t>
+        <w:t/>
       </w:r>
       <w:r>
         <w:rPr>
@@ -5288,7 +5288,7 @@
           <w:lang w:eastAsia="es-PE"/>
           <w14:ligatures w14:val="none"/>
         </w:rPr>
-        <w:t>.</w:t>
+        <w:t/>
       </w:r>
     </w:p>
     <w:p>
@@ -6616,7 +6616,7 @@
           <w:b/>
           <w:bCs/>
         </w:rPr>
-        <w:t>DÉCIMO</w:t>
+        <w:t xml:space="preserve">DÉCIMO: requerir a la señora [DENUNCIANTE] para que, dentro del plazo de dos (2) días hábiles siguientes a la fecha en que reciba la notificación en su bandeja de correo electrónico, efectúe la confirmación de recepción de la notificación remitida por este despacho a su correo electrónico, de conformidad con el segundo párrafo del numeral 4 del artículo 20 del Texto Único Ordenado de la Ley del Procedimiento Administrativo General, aprobado mediante Decreto Supremo 006-2026-JUS, bajo apercibimiento de rehacer el acto de notificación y notificarle conforme al numeral 1 del artículo 20 del citado cuerpo normativo.</w:t>
       </w:r>
       <w:r>
         <w:rPr>
@@ -6626,7 +6626,7 @@
           <w:kern w:val="0"/>
           <w14:ligatures w14:val="none"/>
         </w:rPr>
-        <w:t>:</w:t>
+        <w:t/>
       </w:r>
       <w:r>
         <w:rPr>
@@ -6636,7 +6636,7 @@
           <w:kern w:val="0"/>
           <w14:ligatures w14:val="none"/>
         </w:rPr>
-        <w:t xml:space="preserve"> </w:t>
+        <w:t xml:space="preserve"/>
       </w:r>
       <w:r>
         <w:rPr>
@@ -6646,7 +6646,7 @@
           <w:kern w:val="0"/>
           <w14:ligatures w14:val="none"/>
         </w:rPr>
-        <w:t xml:space="preserve">requerir a la señora </w:t>
+        <w:t xml:space="preserve"/>
       </w:r>
       <w:r>
         <w:rPr>
@@ -6657,21 +6657,21 @@
           <w:lang w:eastAsia="es-PE"/>
           <w14:ligatures w14:val="none"/>
         </w:rPr>
-        <w:t xml:space="preserve">Ana Luisa Córdova Pantoja </w:t>
+        <w:t xml:space="preserve"/>
       </w:r>
       <w:r>
         <w:rPr>
           <w:rFonts w:ascii="Arial Narrow" w:hAnsi="Arial Narrow"/>
           <w:color w:val="000000"/>
         </w:rPr>
-        <w:t>para que, dentro del plazo de dos (2) días hábiles siguientes a la fecha en que reciba la notificación en su bandeja de correo electrónico, efectúe la confirmación de recepción de la notificación remitida por este despacho a su correo electrónico, de conformidad con el segundo párrafo del</w:t>
+        <w:t/>
       </w:r>
       <w:r>
         <w:rPr>
           <w:rFonts w:ascii="Arial Narrow" w:hAnsi="Arial Narrow"/>
           <w:color w:val="000000"/>
         </w:rPr>
-        <w:t xml:space="preserve"> numeral 4 del artículo 20</w:t>
+        <w:t xml:space="preserve"/>
       </w:r>
       <w:r>
         <w:rPr>
@@ -6688,7 +6688,7 @@
           <w:rFonts w:ascii="Arial Narrow" w:hAnsi="Arial Narrow"/>
           <w:color w:val="000000"/>
         </w:rPr>
-        <w:t xml:space="preserve"> del Texto Único Ordenado de la Ley del Procedimiento Administrativo General, aprobado mediante Decreto Supremo 006-2026-JUS, bajo apercibimiento de rehacer el acto de notificación y notificarle conforme al numeral 1 del artículo 20</w:t>
+        <w:t xml:space="preserve"/>
       </w:r>
       <w:r>
         <w:rPr>
@@ -6705,7 +6705,7 @@
           <w:rFonts w:ascii="Arial Narrow" w:hAnsi="Arial Narrow"/>
           <w:color w:val="000000"/>
         </w:rPr>
-        <w:t xml:space="preserve"> del citado cuerpo normativo</w:t>
+        <w:t xml:space="preserve"/>
       </w:r>
       <w:r>
         <w:rPr>
@@ -6718,7 +6718,7 @@
         <w:rPr>
           <w:rFonts w:ascii="Arial Narrow" w:hAnsi="Arial Narrow" w:cs="Arial"/>
         </w:rPr>
-        <w:t>.</w:t>
+        <w:t/>
       </w:r>
     </w:p>
     <w:p>

--- a/plantillas_maestras/02_seguro_vida/negativa_cobertura/2_o_mas_ddos_varios/mujer/TPL_2672_2025_SEGURO_VIDA_NEGATIVA_COBERTURA_ASEGURADORA_MUJER_R1.docx
+++ b/plantillas_maestras/02_seguro_vida/negativa_cobertura/2_o_mas_ddos_varios/mujer/TPL_2672_2025_SEGURO_VIDA_NEGATIVA_COBERTURA_ASEGURADORA_MUJER_R1.docx
@@ -573,7 +573,7 @@
           <w:lang w:val="es-ES" w:eastAsia="es-ES"/>
           <w14:ligatures w14:val="none"/>
         </w:rPr>
-        <w:t xml:space="preserve">Mediante el escrito del 20 de octubre de 2025, la señora [APELLIDO] denunció a Mapfre por presuntas infracciones a la Ley  29571, Código de Protección y Defensa del Consumidor (en adelante, Código), señalando lo siguiente:</w:t>
+        <w:t xml:space="preserve">Mediante el escrito del 20 de octubre de 2025, la señora [APELLIDO] denunció a Mapfre por presuntas infracciones a la Ley 29571, Código de Protección y Defensa del Consumidor (en adelante, Código), señalando lo siguiente:</w:t>
       </w:r>
       <w:r>
         <w:rPr>
@@ -776,7 +776,7 @@
           <w:lang w:eastAsia="es-ES"/>
           <w14:ligatures w14:val="none"/>
         </w:rPr>
-        <w:t xml:space="preserve">El señor [APELLIDO] Daniel Díaz Guevara (en adelante, el señor [APELLIDO]) contrató el Seguro de Vida - Póliza 6032400000588 (en adelante, el Seguro de Vida) emitido por Mapfre por una suma asegurada en la cobertura básica de US$ 1 000 000,00, designando como beneficiarias a ella por el 10 % y a su menor hija con iniciales A. E. H. (en adelante, la menor) por el 90 %.</w:t>
+        <w:t xml:space="preserve">El señor [APELLIDO] (en adelante, el señor [APELLIDO] ) contrató el Seguro de Vida - Póliza 6032400000588 (en adelante, el Seguro de Vida) emitido por Mapfre por una suma asegurada en la cobertura básica de US$ 1 000 000,00, designando como beneficiarias a ella por el 10 % y a su menor hija con iniciales A. E. H. (en adelante, la menor) por el 90 %.</w:t>
       </w:r>
       <w:r>
         <w:rPr>
@@ -1800,7 +1800,7 @@
           <w:lang w:eastAsia="es-ES"/>
           <w14:ligatures w14:val="none"/>
         </w:rPr>
-        <w:t xml:space="preserve">El 1 de octubre de 2024, Mapfre le remitió la Carta SVDS-0676-2024, mediante la cual solicitó documentación adicional vinculada con el siniestro y la situación del señor [APELLIDO], que no estaban previstas en la cláusula 12 de las Cláusulas Generales de Contratación.</w:t>
+        <w:t xml:space="preserve">El 1 de octubre de 2024, Mapfre le remitió la Carta SVDS-0676-2024, mediante la cual solicitó documentación adicional vinculada con el siniestro y la situación del señor [APELLIDO] , que no estaban previstas en la cláusula 12 de las Cláusulas Generales de Contratación.</w:t>
       </w:r>
       <w:r>
         <w:rPr>
@@ -1927,7 +1927,7 @@
           <w:lang w:eastAsia="es-ES"/>
           <w14:ligatures w14:val="none"/>
         </w:rPr>
-        <w:t xml:space="preserve">El 3 de octubre de 2024, Mapfre le remitió la Carta SVDS-0686-2024, en la que solicitó que se indique quién brindó los servicios funerarios al señor [APELLIDO], se adjunte la documentación que sustente dichos servicios, se precise si el señor [APELLIDO] fue inhumado o cremado y el lugar en que se realizó el servicio, y se adjunte la documentación que acredite la inhumación o cremación, como la constancia de ubicación del cadáver emitida por el camposanto correspondiente o la autorización sanitaria para la cremación.</w:t>
+        <w:t xml:space="preserve">El 3 de octubre de 2024, Mapfre le remitió la Carta SVDS-0686-2024, en la que solicitó que se indique quién brindó los servicios funerarios al señor [APELLIDO] , se adjunte la documentación que sustente dichos servicios, se precise si el señor [APELLIDO] fue inhumado o cremado y el lugar en que se realizó el servicio, y se adjunte la documentación que acredite la inhumación o cremación, como la constancia de ubicación del cadáver emitida por el camposanto correspondiente o la autorización sanitaria para la cremación.</w:t>
       </w:r>
       <w:r>
         <w:rPr>
@@ -2208,7 +2208,7 @@
           <w:lang w:eastAsia="es-ES"/>
           <w14:ligatures w14:val="none"/>
         </w:rPr>
-        <w:t xml:space="preserve">El 17 de octubre de 2024, en la misma carta notarial, Mapfre indicó que había detectado reticencia y declaración inexacta por parte del señor [APELLIDO] al momento de la contratación del Seguro de Vida.  </w:t>
+        <w:t xml:space="preserve">El 17 de octubre de 2024, en la misma carta notarial, Mapfre indicó que había detectado reticencia y declaración inexacta por parte del señor [APELLIDO] al momento de la contratación del Seguro de Vida. </w:t>
       </w:r>
       <w:r>
         <w:rPr>
@@ -2989,7 +2989,7 @@
           <w:lang w:val="es-ES" w:eastAsia="es-ES"/>
           <w14:ligatures w14:val="none"/>
         </w:rPr>
-        <w:t xml:space="preserve">La señora [APELLIDO] solicitó, en calidad de medida correctiva, que Mapfre cumpla con los términos del contrato de Seguro de Vida que celebró con el señor [APELLIDO] Daniel Díaz Guevara y que, por lo tanto, pague la suma asegurada de US$ 1 000 000,00 de la cobertura básica del Seguro de Vida - Póliza 6032400000588 y que cancele los intereses generados por el incumplimiento oportuno del pago, que deberán ser liquidados hasta la fecha en que se haga el abono efectivo de las coberturas. Asimismo, requirió el reembolso de costos y costas del presente procedimiento.</w:t>
+        <w:t xml:space="preserve">La señora [APELLIDO] solicitó, en calidad de medida correctiva, que Mapfre cumpla con los términos del contrato de Seguro de Vida que celebró con el señor [APELLIDO] y que, por lo tanto, pague la suma asegurada de US$ 1 000 000,00 de la cobertura básica del Seguro de Vida - Póliza 6032400000588 y que cancele los intereses generados por el incumplimiento oportuno del pago, que deberán ser liquidados hasta la fecha en que se haga el abono efectivo de las coberturas. Asimismo, requirió el reembolso de costos y costas del presente procedimiento.</w:t>
       </w:r>
       <w:r>
         <w:rPr>
@@ -3204,7 +3204,7 @@
           <w:lang w:eastAsia="es-PE"/>
           <w14:ligatures w14:val="none"/>
         </w:rPr>
-        <w:t xml:space="preserve">La Secretaría Técnica de la Comisión de Protección al Consumidor 1 (en adelante, la Secretaría Técnica), en ejercicio de sus facultades, considera que el hecho denunciado, consistente en que la compañía aseguradora el 23 de setiembre de 2024 habría requerido indebidamente a la denunciante para atención de la solicitud de la cobertura del Seguro de Vida - Póliza  6032400000588 por el fallecimiento del señor [APELLIDO] Daniel Díaz Guevara documentos que habían sido remitidos previamente; involucraría una presunta afectación a sus expectativas, quien no habría encontrado una correspondencia entre lo que esperaba recibir de parte del proveedor y lo que realmente recibió. Por consiguiente, corresponde calificar el hecho materia de denuncia como una presunta infracción al deber de idoneidad, tipificado en los artículos 18 y 19 del Código.</w:t>
+        <w:t xml:space="preserve">La Secretaría Técnica de la Comisión de Protección al Consumidor 1 (en adelante, la Secretaría Técnica), en ejercicio de sus facultades, considera que el hecho denunciado, consistente en que la compañía aseguradora el 23 de setiembre de 2024 habría requerido indebidamente a la denunciante para atención de la solicitud de la cobertura del Seguro de Vida - Póliza 6032400000588 por el fallecimiento del señor [APELLIDO] documentos que habían sido remitidos previamente; involucraría una presunta afectación a sus expectativas, quien no habría encontrado una correspondencia entre lo que esperaba recibir de parte del proveedor y lo que realmente recibió. Por consiguiente, corresponde calificar el hecho materia de denuncia como una presunta infracción al deber de idoneidad, tipificado en los artículos 18 y 19 del Código.</w:t>
       </w:r>
       <w:bookmarkEnd w:id="2"/>
       <w:bookmarkEnd w:id="3"/>
@@ -3399,7 +3399,7 @@
           <w:kern w:val="0"/>
           <w14:ligatures w14:val="none"/>
         </w:rPr>
-        <w:t xml:space="preserve">Así también, la Secretaría Técnica, en ejercicio de sus facultades, considera que el hecho denunciado, consistente en que la compañía aseguradora habría negado injustificadamente a la denunciante la cobertura del Seguro de Vida - Póliza  6032400000588 por el fallecimiento del señor [APELLIDO] Daniel Díaz Guevara; involucraría una presunta afectación a sus expectativas, quien no habría encontrado una correspondencia entre lo que esperaba recibir de parte del proveedor y lo que realmente recibió. Por consiguiente, corresponde calificar el hecho materia de denuncia como una presunta infracción al deber de idoneidad, tipificado en los artículos 18 y 19 del Código. </w:t>
+        <w:t xml:space="preserve">Así también, la Secretaría Técnica, en ejercicio de sus facultades, considera que el hecho denunciado, consistente en que la compañía aseguradora habría negado injustificadamente a la denunciante la cobertura del Seguro de Vida - Póliza 6032400000588 por el fallecimiento del señor [APELLIDO] ; involucraría una presunta afectación a sus expectativas, quien no habría encontrado una correspondencia entre lo que esperaba recibir de parte del proveedor y lo que realmente recibió. Por consiguiente, corresponde calificar el hecho materia de denuncia como una presunta infracción al deber de idoneidad, tipificado en los artículos 18 y 19 del Código. </w:t>
       </w:r>
       <w:r>
         <w:rPr>
@@ -3559,7 +3559,7 @@
           <w:kern w:val="0"/>
           <w14:ligatures w14:val="none"/>
         </w:rPr>
-        <w:t xml:space="preserve">Asimismo, la Secretaría Técnica, en ejercicio de sus facultades, considera que el hecho denunciado, consistente en que la compañía aseguradora no habría cumplido con brindar una respuesta dentro del plazo legal a la solicitud de cobertura del Seguro de Vida - Póliza  6032400000588 presentada el 5 de julio de 2025 debido al fallecimiento del señor [APELLIDO] Daniel Díaz Guevara; involucraría una presunta afectación a sus expectativas, quien no habría encontrado una correspondencia entre lo que esperaba recibir de parte del proveedor y lo que realmente recibió. Por consiguiente, corresponde calificar el hecho materia de denuncia como una presunta infracción al deber de idoneidad, tipificado en los artículos 18 y 19 del Código. </w:t>
+        <w:t xml:space="preserve">Asimismo, la Secretaría Técnica, en ejercicio de sus facultades, considera que el hecho denunciado, consistente en que la compañía aseguradora no habría cumplido con brindar una respuesta dentro del plazo legal a la solicitud de cobertura del Seguro de Vida - Póliza 6032400000588 presentada el 5 de julio de 2025 debido al fallecimiento del señor [APELLIDO] ; involucraría una presunta afectación a sus expectativas, quien no habría encontrado una correspondencia entre lo que esperaba recibir de parte del proveedor y lo que realmente recibió. Por consiguiente, corresponde calificar el hecho materia de denuncia como una presunta infracción al deber de idoneidad, tipificado en los artículos 18 y 19 del Código. </w:t>
       </w:r>
       <w:r>
         <w:rPr>
@@ -3860,7 +3860,7 @@
           <w:lang w:eastAsia="es-PE"/>
           <w14:ligatures w14:val="none"/>
         </w:rPr>
-        <w:t xml:space="preserve">Así también, la Secretaría Técnica, en ejercicio de sus facultades, considera que el hecho denunciado, consistente en que la compañía aseguradora habría exigido indebidamente a la denunciante la presentación de la historia clínica fedateada ante la solicitud de cobertura del Seguro de Vida - Póliza  6032400000588 por el fallecimiento del señor [APELLIDO] Daniel Díaz Guevara. Por consiguiente, corresponde calificar el hecho materia de denuncia como una presunta infracción al deber de protección contra los métodos comerciales coercitivos, tipificado en literal g) del artículo 56 del Código. </w:t>
+        <w:t xml:space="preserve">Así también, la Secretaría Técnica, en ejercicio de sus facultades, considera que el hecho denunciado, consistente en que la compañía aseguradora habría exigido indebidamente a la denunciante la presentación de la historia clínica fedateada ante la solicitud de cobertura del Seguro de Vida - Póliza 6032400000588 por el fallecimiento del señor [APELLIDO] . Por consiguiente, corresponde calificar el hecho materia de denuncia como una presunta infracción al deber de protección contra los métodos comerciales coercitivos, tipificado en literal g) del artículo 56 del Código. </w:t>
       </w:r>
       <w:r>
         <w:rPr>
@@ -4604,7 +4604,7 @@
           <w:lang w:eastAsia="es-PE"/>
           <w14:ligatures w14:val="none"/>
         </w:rPr>
-        <w:t xml:space="preserve">Presunta infracción a los artículos 18 y 19 de la Ley 29571, Código de Protección y Defensa del Consumidor, en tanto la compañía aseguradora el 23 de setiembre de 2024 habría requerido indebidamente a la denunciante para atención de la solicitud de la cobertura del Seguro de Vida - Póliza 6032400000588 por el fallecimiento del señor [APELLIDO] Daniel Díaz Guevara documentos que habían sido remitidos previamente.</w:t>
+        <w:t xml:space="preserve">Presunta infracción a los artículos 18 y 19 de la Ley 29571, Código de Protección y Defensa del Consumidor, en tanto la compañía aseguradora el 23 de setiembre de 2024 habría requerido indebidamente a la denunciante para atención de la solicitud de la cobertura del Seguro de Vida - Póliza 6032400000588 por el fallecimiento del señor [APELLIDO] documentos que habían sido remitidos previamente.</w:t>
       </w:r>
       <w:r>
         <w:rPr>
@@ -4737,7 +4737,7 @@
           <w:lang w:eastAsia="es-PE"/>
           <w14:ligatures w14:val="none"/>
         </w:rPr>
-        <w:t xml:space="preserve">Presunta infracción a los artículos 18 y 19 de la Ley 29571, Código de Protección y Defensa del Consumidor, en tanto la compañía aseguradora habría negado injustificadamente a la denunciante la cobertura del Seguro de Vida - Póliza 6032400000588 por el fallecimiento del señor [APELLIDO] Daniel Díaz Guevara.</w:t>
+        <w:t xml:space="preserve">Presunta infracción a los artículos 18 y 19 de la Ley 29571, Código de Protección y Defensa del Consumidor, en tanto la compañía aseguradora habría negado injustificadamente a la denunciante la cobertura del Seguro de Vida - Póliza 6032400000588 por el fallecimiento del señor [APELLIDO] .</w:t>
       </w:r>
       <w:r>
         <w:rPr>
@@ -4900,7 +4900,7 @@
           <w:lang w:eastAsia="es-PE"/>
           <w14:ligatures w14:val="none"/>
         </w:rPr>
-        <w:t xml:space="preserve">Presunta infracción a los artículos 18 y 19 de la Ley 29571, Código de Protección y Defensa del Consumidor, en tanto la compañía aseguradora no habría cumplido con brindar una respuesta dentro del plazo legal a la solicitud de cobertura del Seguro de Vida - Póliza 6032400000588 presentada el 5 de julio de 2025 debido al fallecimiento del señor [APELLIDO] Daniel Díaz Guevara.</w:t>
+        <w:t xml:space="preserve">Presunta infracción a los artículos 18 y 19 de la Ley 29571, Código de Protección y Defensa del Consumidor, en tanto la compañía aseguradora no habría cumplido con brindar una respuesta dentro del plazo legal a la solicitud de cobertura del Seguro de Vida - Póliza 6032400000588 presentada el 5 de julio de 2025 debido al fallecimiento del señor [APELLIDO] .</w:t>
       </w:r>
       <w:r>
         <w:rPr>
@@ -5208,7 +5208,7 @@
           <w:lang w:eastAsia="es-PE"/>
           <w14:ligatures w14:val="none"/>
         </w:rPr>
-        <w:t xml:space="preserve">Presunta infracción al literal g) del artículo 56 de la Ley 29571, Código de Protección y Defensa del Consumidor, en tanto la compañía aseguradora habría exigido indebidamente a la denunciante la presentación de la historia clínica fedateada ante la solicitud de cobertura del Seguro de Vida - Póliza  6032400000588 por el fallecimiento del señor [APELLIDO] Daniel Díaz Guevara.</w:t>
+        <w:t xml:space="preserve">Presunta infracción al literal g) del artículo 56 de la Ley 29571, Código de Protección y Defensa del Consumidor, en tanto la compañía aseguradora habría exigido indebidamente a la denunciante la presentación de la historia clínica fedateada ante la solicitud de cobertura del Seguro de Vida - Póliza 6032400000588 por el fallecimiento del señor [APELLIDO] .</w:t>
       </w:r>
       <w:r>
         <w:rPr>

--- a/plantillas_maestras/02_seguro_vida/negativa_cobertura/2_o_mas_ddos_varios/mujer/TPL_2672_2025_SEGURO_VIDA_NEGATIVA_COBERTURA_ASEGURADORA_MUJER_R1.docx
+++ b/plantillas_maestras/02_seguro_vida/negativa_cobertura/2_o_mas_ddos_varios/mujer/TPL_2672_2025_SEGURO_VIDA_NEGATIVA_COBERTURA_ASEGURADORA_MUJER_R1.docx
@@ -699,6 +699,7 @@
       </w:r>
       <w:r>
         <w:rPr>
+          <w:rStyle w:val="Refdenotaalpie"/>
           <w:rFonts w:ascii="Arial Narrow" w:eastAsia="Times New Roman" w:hAnsi="Arial Narrow" w:cs="Times New Roman"/>
           <w:color w:val="000000"/>
           <w:kern w:val="0"/>
@@ -3211,6 +3212,7 @@
       <w:bookmarkEnd w:id="4"/>
       <w:r>
         <w:rPr>
+          <w:rStyle w:val="Refdenotaalpie"/>
           <w:rFonts w:ascii="Arial Narrow" w:eastAsia="Arial Narrow" w:hAnsi="Arial Narrow" w:cs="Arial Narrow"/>
           <w:kern w:val="0"/>
           <w:vertAlign w:val="superscript"/>
@@ -3345,6 +3347,7 @@
       <w:bookmarkEnd w:id="6"/>
       <w:r>
         <w:rPr>
+          <w:rStyle w:val="Refdenotaalpie"/>
           <w:rFonts w:ascii="Arial Narrow" w:eastAsia="Arial Narrow" w:hAnsi="Arial Narrow" w:cs="Arial"/>
           <w:kern w:val="0"/>
           <w:vertAlign w:val="superscript"/>
@@ -4025,6 +4028,7 @@
       </w:r>
       <w:r>
         <w:rPr>
+          <w:rStyle w:val="Refdenotaalpie"/>
           <w:rFonts w:ascii="Arial Narrow" w:eastAsia="Arial Narrow" w:hAnsi="Arial Narrow" w:cs="Arial Narrow"/>
           <w:kern w:val="0"/>
           <w:vertAlign w:val="superscript"/>
@@ -5654,6 +5658,7 @@
       </w:r>
       <w:r>
         <w:rPr>
+          <w:rStyle w:val="Refdenotaalpie"/>
           <w:rFonts w:ascii="Arial Narrow" w:eastAsia="Calibri" w:hAnsi="Arial Narrow" w:cs="Arial"/>
           <w:kern w:val="0"/>
           <w:vertAlign w:val="superscript"/>
@@ -5698,6 +5703,7 @@
       </w:r>
       <w:r>
         <w:rPr>
+          <w:rStyle w:val="Refdenotaalpie"/>
           <w:rFonts w:ascii="Arial Narrow" w:eastAsia="Calibri" w:hAnsi="Arial Narrow" w:cs="Arial"/>
           <w:spacing w:val="-2"/>
           <w:kern w:val="0"/>
@@ -6160,6 +6166,7 @@
       </w:r>
       <w:r>
         <w:rPr>
+          <w:rStyle w:val="Refdenotaalpie"/>
           <w:rFonts w:ascii="Arial Narrow" w:eastAsia="Arial Narrow" w:hAnsi="Arial Narrow" w:cs="Times New Roman"/>
           <w:color w:val="000000"/>
           <w:kern w:val="0"/>
@@ -6241,6 +6248,7 @@
       </w:r>
       <w:r>
         <w:rPr>
+          <w:rStyle w:val="Refdenotaalpie"/>
           <w:rFonts w:ascii="Arial Narrow" w:eastAsia="Arial Narrow" w:hAnsi="Arial Narrow" w:cs="Times New Roman"/>
           <w:color w:val="000000"/>
           <w:kern w:val="0"/>
@@ -6294,6 +6302,7 @@
       </w:r>
       <w:r>
         <w:rPr>
+          <w:rStyle w:val="Refdenotaalpie"/>
           <w:rFonts w:ascii="Arial Narrow" w:eastAsia="Arial Narrow" w:hAnsi="Arial Narrow" w:cs="Times New Roman"/>
           <w:color w:val="000000"/>
           <w:kern w:val="0"/>
@@ -6475,6 +6484,7 @@
       </w:r>
       <w:r>
         <w:rPr>
+          <w:rStyle w:val="Refdenotaalpie"/>
           <w:rFonts w:ascii="Arial Narrow" w:eastAsia="Calibri" w:hAnsi="Arial Narrow" w:cs="Arial"/>
           <w:kern w:val="0"/>
           <w:vertAlign w:val="superscript"/>
@@ -6709,6 +6719,7 @@
       </w:r>
       <w:r>
         <w:rPr>
+          <w:rStyle w:val="Refdenotaalpie"/>
           <w:rFonts w:ascii="Arial Narrow" w:hAnsi="Arial Narrow"/>
           <w:vertAlign w:val="superscript"/>
         </w:rPr>
@@ -7050,14 +7061,14 @@
         <w:tab w:val="right" w:pos="8838"/>
       </w:tabs>
       <w:rPr>
-        <w:rFonts w:ascii="Arial" w:eastAsia="Arial" w:hAnsi="Arial" w:cs="Arial"/>
+        <w:rFonts w:ascii="Arial Narrow" w:eastAsia="Arial" w:hAnsi="Arial Narrow" w:cs="Arial"/>
         <w:sz w:val="16"/>
         <w:szCs w:val="16"/>
       </w:rPr>
     </w:pPr>
     <w:r>
       <w:rPr>
-        <w:rFonts w:ascii="Arial" w:eastAsia="Arial" w:hAnsi="Arial" w:cs="Arial"/>
+        <w:rFonts w:ascii="Arial Narrow" w:eastAsia="Arial" w:hAnsi="Arial Narrow" w:cs="Arial"/>
         <w:sz w:val="16"/>
         <w:szCs w:val="16"/>
       </w:rPr>
@@ -7071,7 +7082,7 @@
     </w:pPr>
     <w:r>
       <w:rPr>
-        <w:rFonts w:ascii="Arial" w:eastAsia="Arial" w:hAnsi="Arial" w:cs="Arial"/>
+        <w:rFonts w:ascii="Arial Narrow" w:eastAsia="Arial" w:hAnsi="Arial Narrow" w:cs="Arial"/>
         <w:sz w:val="16"/>
         <w:szCs w:val="16"/>
       </w:rPr>
@@ -7079,7 +7090,7 @@
     </w:r>
     <w:r>
       <w:rPr>
-        <w:rFonts w:ascii="Arial" w:eastAsia="Arial" w:hAnsi="Arial" w:cs="Arial"/>
+        <w:rFonts w:ascii="Arial Narrow" w:eastAsia="Arial" w:hAnsi="Arial Narrow" w:cs="Arial"/>
         <w:sz w:val="16"/>
         <w:szCs w:val="16"/>
       </w:rPr>
@@ -7087,7 +7098,7 @@
     </w:r>
     <w:r>
       <w:rPr>
-        <w:rFonts w:ascii="Arial" w:eastAsia="Arial" w:hAnsi="Arial" w:cs="Arial"/>
+        <w:rFonts w:ascii="Arial Narrow" w:eastAsia="Arial" w:hAnsi="Arial Narrow" w:cs="Arial"/>
         <w:sz w:val="16"/>
         <w:szCs w:val="16"/>
       </w:rPr>
@@ -7095,7 +7106,7 @@
     </w:r>
     <w:r>
       <w:rPr>
-        <w:rFonts w:ascii="Arial" w:eastAsia="Arial" w:hAnsi="Arial" w:cs="Arial"/>
+        <w:rFonts w:ascii="Arial Narrow" w:eastAsia="Arial" w:hAnsi="Arial Narrow" w:cs="Arial"/>
         <w:sz w:val="16"/>
         <w:szCs w:val="16"/>
       </w:rPr>
@@ -7103,7 +7114,7 @@
     </w:r>
     <w:r>
       <w:rPr>
-        <w:rFonts w:ascii="Arial" w:eastAsia="Arial" w:hAnsi="Arial" w:cs="Arial"/>
+        <w:rFonts w:ascii="Arial Narrow" w:eastAsia="Arial" w:hAnsi="Arial Narrow" w:cs="Arial"/>
         <w:sz w:val="16"/>
         <w:szCs w:val="16"/>
       </w:rPr>
@@ -7151,8 +7162,9 @@
         <w:rPr>
           <w:rStyle w:val="Refdenotaalpie"/>
           <w:rFonts w:ascii="Arial Narrow" w:hAnsi="Arial Narrow" w:cs="Arial"/>
-          <w:sz w:val="14"/>
-          <w:szCs w:val="14"/>
+          <w:sz w:val="16"/>
+          <w:szCs w:val="14"/>
+          <w:vertAlign w:val="superscript"/>
         </w:rPr>
         <w:footnoteRef/>
       </w:r>
@@ -7225,8 +7237,9 @@
         <w:rPr>
           <w:rStyle w:val="Refdenotaalpie"/>
           <w:rFonts w:ascii="Arial Narrow" w:hAnsi="Arial Narrow" w:cs="Arial"/>
-          <w:sz w:val="14"/>
-          <w:szCs w:val="14"/>
+          <w:sz w:val="16"/>
+          <w:szCs w:val="14"/>
+          <w:vertAlign w:val="superscript"/>
         </w:rPr>
         <w:footnoteRef/>
       </w:r>
@@ -7496,8 +7509,9 @@
         <w:rPr>
           <w:rStyle w:val="Refdenotaalpie"/>
           <w:rFonts w:ascii="Arial Narrow" w:hAnsi="Arial Narrow"/>
-          <w:sz w:val="14"/>
-          <w:szCs w:val="14"/>
+          <w:sz w:val="16"/>
+          <w:szCs w:val="14"/>
+          <w:vertAlign w:val="superscript"/>
         </w:rPr>
         <w:footnoteRef/>
       </w:r>
@@ -7677,8 +7691,9 @@
         <w:rPr>
           <w:rStyle w:val="Refdenotaalpie"/>
           <w:rFonts w:ascii="Arial Narrow" w:hAnsi="Arial Narrow" w:cs="Arial"/>
-          <w:sz w:val="14"/>
-          <w:szCs w:val="14"/>
+          <w:sz w:val="16"/>
+          <w:szCs w:val="14"/>
+          <w:vertAlign w:val="superscript"/>
         </w:rPr>
         <w:footnoteRef/>
       </w:r>
@@ -7884,8 +7899,9 @@
         <w:rPr>
           <w:rStyle w:val="Refdenotaalpie"/>
           <w:rFonts w:ascii="Arial Narrow" w:hAnsi="Arial Narrow" w:cs="Arial"/>
-          <w:sz w:val="14"/>
-          <w:szCs w:val="14"/>
+          <w:sz w:val="16"/>
+          <w:szCs w:val="14"/>
+          <w:vertAlign w:val="superscript"/>
         </w:rPr>
         <w:footnoteRef/>
       </w:r>
@@ -7972,8 +7988,9 @@
         <w:rPr>
           <w:rStyle w:val="Refdenotaalpie"/>
           <w:rFonts w:ascii="Arial Narrow" w:hAnsi="Arial Narrow" w:cs="Arial"/>
-          <w:sz w:val="14"/>
-          <w:szCs w:val="14"/>
+          <w:sz w:val="16"/>
+          <w:szCs w:val="14"/>
+          <w:vertAlign w:val="superscript"/>
         </w:rPr>
         <w:footnoteRef/>
       </w:r>
@@ -8161,9 +8178,9 @@
       </w:pPr>
       <w:r>
         <w:rPr>
-          <w:rStyle w:val="TextonotapieCar"/>
+          <w:rStyle w:val="Refdenotaalpie"/>
           <w:rFonts w:ascii="Arial Narrow" w:hAnsi="Arial Narrow" w:cs="Arial"/>
-          <w:sz w:val="14"/>
+          <w:sz w:val="16"/>
           <w:szCs w:val="14"/>
           <w:vertAlign w:val="superscript"/>
         </w:rPr>
@@ -8375,8 +8392,9 @@
         <w:rPr>
           <w:rStyle w:val="Refdenotaalpie"/>
           <w:rFonts w:ascii="Arial Narrow" w:hAnsi="Arial Narrow" w:cs="Arial"/>
-          <w:sz w:val="14"/>
-          <w:szCs w:val="14"/>
+          <w:sz w:val="16"/>
+          <w:szCs w:val="14"/>
+          <w:vertAlign w:val="superscript"/>
         </w:rPr>
         <w:footnoteRef/>
       </w:r>
@@ -9192,8 +9210,9 @@
         <w:rPr>
           <w:rStyle w:val="Refdenotaalpie"/>
           <w:rFonts w:ascii="Arial Narrow" w:hAnsi="Arial Narrow" w:cs="Arial"/>
-          <w:sz w:val="14"/>
-          <w:szCs w:val="14"/>
+          <w:sz w:val="16"/>
+          <w:szCs w:val="14"/>
+          <w:vertAlign w:val="superscript"/>
         </w:rPr>
         <w:footnoteRef/>
       </w:r>
@@ -9412,8 +9431,9 @@
           <w:rFonts w:ascii="Arial Narrow" w:hAnsi="Arial Narrow" w:cs="Arial"/>
           <w:b/>
           <w:bCs/>
-          <w:sz w:val="14"/>
-          <w:szCs w:val="14"/>
+          <w:sz w:val="16"/>
+          <w:szCs w:val="14"/>
+          <w:vertAlign w:val="superscript"/>
         </w:rPr>
         <w:footnoteRef/>
       </w:r>
@@ -9563,8 +9583,9 @@
         <w:rPr>
           <w:rStyle w:val="Refdenotaalpie"/>
           <w:rFonts w:ascii="Arial Narrow" w:hAnsi="Arial Narrow" w:cs="Arial"/>
-          <w:sz w:val="14"/>
-          <w:szCs w:val="14"/>
+          <w:sz w:val="16"/>
+          <w:szCs w:val="14"/>
+          <w:vertAlign w:val="superscript"/>
         </w:rPr>
         <w:footnoteRef/>
       </w:r>
@@ -11969,6 +11990,17 @@
       <w:szCs w:val="20"/>
     </w:rPr>
   </w:style>
+  <w:style w:type="character" w:styleId="FootnoteReference">
+    <w:name w:val="footnote reference"/>
+    <w:basedOn w:val="Fuentedeprrafopredeter"/>
+    <w:uiPriority w:val="99"/>
+    <w:semiHidden/>
+    <w:unhideWhenUsed/>
+    <w:rPr>
+      <w:rFonts w:ascii="Arial Narrow" w:hAnsi="Arial Narrow"/>
+      <w:vertAlign w:val="superscript"/>
+    </w:rPr>
+  </w:style>
 </w:styles>
 </file>
 

--- a/plantillas_maestras/02_seguro_vida/negativa_cobertura/2_o_mas_ddos_varios/mujer/TPL_2672_2025_SEGURO_VIDA_NEGATIVA_COBERTURA_ASEGURADORA_MUJER_R1.docx
+++ b/plantillas_maestras/02_seguro_vida/negativa_cobertura/2_o_mas_ddos_varios/mujer/TPL_2672_2025_SEGURO_VIDA_NEGATIVA_COBERTURA_ASEGURADORA_MUJER_R1.docx
@@ -1,8 +1,8 @@
 
 <file path=word/document.xml><?xml version="1.0" encoding="utf-8"?>
-<w:document xmlns:wpc="http://schemas.microsoft.com/office/word/2010/wordprocessingCanvas" xmlns:cx="http://schemas.microsoft.com/office/drawing/2014/chartex" xmlns:cx1="http://schemas.microsoft.com/office/drawing/2015/9/8/chartex" xmlns:cx2="http://schemas.microsoft.com/office/drawing/2015/10/21/chartex" xmlns:cx3="http://schemas.microsoft.com/office/drawing/2016/5/9/chartex" xmlns:cx4="http://schemas.microsoft.com/office/drawing/2016/5/10/chartex" xmlns:cx5="http://schemas.microsoft.com/office/drawing/2016/5/11/chartex" xmlns:cx6="http://schemas.microsoft.com/office/drawing/2016/5/12/chartex" xmlns:cx7="http://schemas.microsoft.com/office/drawing/2016/5/13/chartex" xmlns:cx8="http://schemas.microsoft.com/office/drawing/2016/5/14/chartex" xmlns:mc="http://schemas.openxmlformats.org/markup-compatibility/2006" xmlns:aink="http://schemas.microsoft.com/office/drawing/2016/ink" xmlns:am3d="http://schemas.microsoft.com/office/drawing/2017/model3d" xmlns:o="urn:schemas-microsoft-com:office:office" xmlns:oel="http://schemas.microsoft.com/office/2019/extlst" xmlns:r="http://schemas.openxmlformats.org/officeDocument/2006/relationships" xmlns:m="http://schemas.openxmlformats.org/officeDocument/2006/math" xmlns:v="urn:schemas-microsoft-com:vml" xmlns:wp14="http://schemas.microsoft.com/office/word/2010/wordprocessingDrawing" xmlns:wp="http://schemas.openxmlformats.org/drawingml/2006/wordprocessingDrawing" xmlns:w10="urn:schemas-microsoft-com:office:word" xmlns:w="http://schemas.openxmlformats.org/wordprocessingml/2006/main" xmlns:w14="http://schemas.microsoft.com/office/word/2010/wordml" xmlns:w15="http://schemas.microsoft.com/office/word/2012/wordml" xmlns:w16cex="http://schemas.microsoft.com/office/word/2018/wordml/cex" xmlns:w16cid="http://schemas.microsoft.com/office/word/2016/wordml/cid" xmlns:w16="http://schemas.microsoft.com/office/word/2018/wordml" xmlns:w16du="http://schemas.microsoft.com/office/word/2023/wordml/word16du" xmlns:w16sdtdh="http://schemas.microsoft.com/office/word/2020/wordml/sdtdatahash" xmlns:w16sdtfl="http://schemas.microsoft.com/office/word/2024/wordml/sdtformatlock" xmlns:w16se="http://schemas.microsoft.com/office/word/2015/wordml/symex" xmlns:wpg="http://schemas.microsoft.com/office/word/2010/wordprocessingGroup" xmlns:wpi="http://schemas.microsoft.com/office/word/2010/wordprocessingInk" xmlns:wne="http://schemas.microsoft.com/office/word/2006/wordml" xmlns:wps="http://schemas.microsoft.com/office/word/2010/wordprocessingShape" mc:Ignorable="w14 w15 w16se w16cid w16 w16cex w16sdtdh w16sdtfl w16du wp14">
+<w:document xmlns:ns1="http://schemas.openxmlformats.org/markup-compatibility/2006" xmlns:ns2="http://schemas.microsoft.com/office/word/2010/wordml" xmlns:ns3="http://schemas.openxmlformats.org/officeDocument/2006/relationships" xmlns:w="http://schemas.openxmlformats.org/wordprocessingml/2006/main" ns1:Ignorable="w14 w15 w16se w16cid w16 w16cex w16sdtdh w16sdtfl w16du wp14">
   <w:body>
-    <w:p>
+    <w:p ns2:paraId="1B509B2D" ns2:textId="0DD1DFA3">
       <w:pPr>
         <w:tabs>
           <w:tab w:val="left" w:pos="1701"/>
@@ -14,7 +14,7 @@
           <w:color w:val="000000"/>
           <w:kern w:val="0"/>
           <w:lang w:eastAsia="es-PE"/>
-          <w14:ligatures w14:val="none"/>
+          <ns2:ligatures ns2:val="none"/>
         </w:rPr>
       </w:pPr>
       <w:bookmarkStart w:id="0" w:name="_Hlk80343540"/>
@@ -25,7 +25,7 @@
           <w:color w:val="000000"/>
           <w:kern w:val="0"/>
           <w:lang w:eastAsia="es-PE"/>
-          <w14:ligatures w14:val="none"/>
+          <ns2:ligatures ns2:val="none"/>
         </w:rPr>
         <w:t xml:space="preserve">EXPEDIENTE </w:t>
       </w:r>
@@ -36,7 +36,7 @@
           <w:color w:val="000000"/>
           <w:kern w:val="0"/>
           <w:lang w:eastAsia="es-PE"/>
-          <w14:ligatures w14:val="none"/>
+          <ns2:ligatures ns2:val="none"/>
         </w:rPr>
         <w:tab/>
         <w:t>:</w:t>
@@ -48,7 +48,7 @@
           <w:color w:val="000000"/>
           <w:kern w:val="0"/>
           <w:lang w:eastAsia="es-PE"/>
-          <w14:ligatures w14:val="none"/>
+          <ns2:ligatures ns2:val="none"/>
         </w:rPr>
         <w:tab/>
       </w:r>
@@ -61,7 +61,7 @@
           <w:kern w:val="0"/>
           <w:shd w:val="clear" w:color="auto" w:fill="FFFFFF"/>
           <w:lang w:eastAsia="es-PE"/>
-          <w14:ligatures w14:val="none"/>
+          <ns2:ligatures ns2:val="none"/>
         </w:rPr>
         <w:t>2672</w:t>
       </w:r>
@@ -74,7 +74,7 @@
           <w:kern w:val="0"/>
           <w:shd w:val="clear" w:color="auto" w:fill="FFFFFF"/>
           <w:lang w:eastAsia="es-PE"/>
-          <w14:ligatures w14:val="none"/>
+          <ns2:ligatures ns2:val="none"/>
         </w:rPr>
         <w:t>-2025/CC</w:t>
       </w:r>
@@ -87,12 +87,12 @@
           <w:kern w:val="0"/>
           <w:shd w:val="clear" w:color="auto" w:fill="FFFFFF"/>
           <w:lang w:eastAsia="es-PE"/>
-          <w14:ligatures w14:val="none"/>
+          <ns2:ligatures ns2:val="none"/>
         </w:rPr>
         <w:t>1</w:t>
       </w:r>
     </w:p>
-    <w:p>
+    <w:p ns2:paraId="7E5DC22B" ns2:textId="0A781E37">
       <w:pPr>
         <w:tabs>
           <w:tab w:val="left" w:pos="1701"/>
@@ -107,7 +107,7 @@
           <w:color w:val="000000"/>
           <w:kern w:val="0"/>
           <w:lang w:eastAsia="es-PE"/>
-          <w14:ligatures w14:val="none"/>
+          <ns2:ligatures ns2:val="none"/>
         </w:rPr>
       </w:pPr>
       <w:r>
@@ -117,7 +117,7 @@
           <w:color w:val="000000"/>
           <w:kern w:val="0"/>
           <w:lang w:eastAsia="es-PE"/>
-          <w14:ligatures w14:val="none"/>
+          <ns2:ligatures ns2:val="none"/>
         </w:rPr>
         <w:t xml:space="preserve">DENUNCIANTE:[DENUNCIANTE] (SEÑORA [APELLIDO])</w:t>
       </w:r>
@@ -128,7 +128,7 @@
           <w:color w:val="000000"/>
           <w:kern w:val="0"/>
           <w:lang w:eastAsia="es-PE"/>
-          <w14:ligatures w14:val="none"/>
+          <ns2:ligatures ns2:val="none"/>
         </w:rPr>
         <w:tab/>
         <w:t/>
@@ -140,7 +140,7 @@
           <w:color w:val="000000"/>
           <w:kern w:val="0"/>
           <w:lang w:eastAsia="es-PE"/>
-          <w14:ligatures w14:val="none"/>
+          <ns2:ligatures ns2:val="none"/>
         </w:rPr>
         <w:tab/>
       </w:r>
@@ -151,7 +151,7 @@
           <w:color w:val="000000"/>
           <w:kern w:val="0"/>
           <w:lang w:eastAsia="es-PE"/>
-          <w14:ligatures w14:val="none"/>
+          <ns2:ligatures ns2:val="none"/>
         </w:rPr>
         <w:t xml:space="preserve"/>
       </w:r>
@@ -162,7 +162,7 @@
           <w:color w:val="000000"/>
           <w:kern w:val="0"/>
           <w:lang w:eastAsia="es-PE"/>
-          <w14:ligatures w14:val="none"/>
+          <ns2:ligatures ns2:val="none"/>
         </w:rPr>
         <w:t xml:space="preserve"/>
       </w:r>
@@ -173,7 +173,7 @@
           <w:color w:val="000000"/>
           <w:kern w:val="0"/>
           <w:lang w:eastAsia="es-PE"/>
-          <w14:ligatures w14:val="none"/>
+          <ns2:ligatures ns2:val="none"/>
         </w:rPr>
         <w:t/>
       </w:r>
@@ -184,12 +184,12 @@
           <w:color w:val="000000"/>
           <w:kern w:val="0"/>
           <w:lang w:eastAsia="es-PE"/>
-          <w14:ligatures w14:val="none"/>
+          <ns2:ligatures ns2:val="none"/>
         </w:rPr>
         <w:t/>
       </w:r>
     </w:p>
-    <w:p>
+    <w:p ns2:paraId="6DEEEDFE" ns2:textId="389AC993">
       <w:pPr>
         <w:tabs>
           <w:tab w:val="left" w:pos="1701"/>
@@ -204,7 +204,7 @@
           <w:color w:val="000000"/>
           <w:kern w:val="0"/>
           <w:lang w:eastAsia="es-PE"/>
-          <w14:ligatures w14:val="none"/>
+          <ns2:ligatures ns2:val="none"/>
         </w:rPr>
       </w:pPr>
       <w:r>
@@ -214,7 +214,7 @@
           <w:color w:val="000000"/>
           <w:kern w:val="0"/>
           <w:lang w:eastAsia="es-PE"/>
-          <w14:ligatures w14:val="none"/>
+          <ns2:ligatures ns2:val="none"/>
         </w:rPr>
         <w:t>DENUNCIADO</w:t>
       </w:r>
@@ -225,7 +225,7 @@
           <w:color w:val="000000"/>
           <w:kern w:val="0"/>
           <w:lang w:eastAsia="es-PE"/>
-          <w14:ligatures w14:val="none"/>
+          <ns2:ligatures ns2:val="none"/>
         </w:rPr>
         <w:tab/>
         <w:t>:</w:t>
@@ -237,13 +237,13 @@
           <w:color w:val="000000"/>
           <w:kern w:val="0"/>
           <w:lang w:eastAsia="es-PE"/>
-          <w14:ligatures w14:val="none"/>
+          <ns2:ligatures ns2:val="none"/>
         </w:rPr>
         <w:tab/>
         <w:t>MAPFRE PERÚ COMPAÑÍA DE SEGUROS Y REASEGUROS S.A. (MAPFRE)</w:t>
       </w:r>
     </w:p>
-    <w:p>
+    <w:p ns2:paraId="022D2B94" ns2:textId="77777777">
       <w:pPr>
         <w:tabs>
           <w:tab w:val="left" w:pos="1701"/>
@@ -258,7 +258,7 @@
           <w:color w:val="000000"/>
           <w:kern w:val="0"/>
           <w:lang w:eastAsia="es-PE"/>
-          <w14:ligatures w14:val="none"/>
+          <ns2:ligatures ns2:val="none"/>
         </w:rPr>
       </w:pPr>
       <w:r>
@@ -268,7 +268,7 @@
           <w:color w:val="000000"/>
           <w:kern w:val="0"/>
           <w:lang w:eastAsia="es-PE"/>
-          <w14:ligatures w14:val="none"/>
+          <ns2:ligatures ns2:val="none"/>
         </w:rPr>
         <w:t>MATERIAS</w:t>
       </w:r>
@@ -279,7 +279,7 @@
           <w:color w:val="000000"/>
           <w:kern w:val="0"/>
           <w:lang w:eastAsia="es-PE"/>
-          <w14:ligatures w14:val="none"/>
+          <ns2:ligatures ns2:val="none"/>
         </w:rPr>
         <w:tab/>
         <w:t xml:space="preserve">: </w:t>
@@ -291,13 +291,13 @@
           <w:color w:val="000000"/>
           <w:kern w:val="0"/>
           <w:lang w:eastAsia="es-PE"/>
-          <w14:ligatures w14:val="none"/>
+          <ns2:ligatures ns2:val="none"/>
         </w:rPr>
         <w:tab/>
         <w:t>ADMISIÓN A TRÁMITE</w:t>
       </w:r>
     </w:p>
-    <w:p>
+    <w:p ns2:paraId="19ED7B73" ns2:textId="77777777">
       <w:pPr>
         <w:tabs>
           <w:tab w:val="left" w:pos="1701"/>
@@ -312,7 +312,7 @@
           <w:color w:val="000000"/>
           <w:kern w:val="0"/>
           <w:lang w:eastAsia="es-PE"/>
-          <w14:ligatures w14:val="none"/>
+          <ns2:ligatures ns2:val="none"/>
         </w:rPr>
       </w:pPr>
       <w:r>
@@ -322,12 +322,12 @@
           <w:color w:val="000000"/>
           <w:kern w:val="0"/>
           <w:lang w:eastAsia="es-PE"/>
-          <w14:ligatures w14:val="none"/>
+          <ns2:ligatures ns2:val="none"/>
         </w:rPr>
         <w:t xml:space="preserve">REQUERIMIENTO DE INFORMACIÓN </w:t>
       </w:r>
     </w:p>
-    <w:p>
+    <w:p ns2:paraId="46A5A479" ns2:textId="6F3C8CBE">
       <w:pPr>
         <w:tabs>
           <w:tab w:val="left" w:pos="1701"/>
@@ -341,7 +341,7 @@
           <w:color w:val="000000"/>
           <w:kern w:val="0"/>
           <w:lang w:eastAsia="es-PE"/>
-          <w14:ligatures w14:val="none"/>
+          <ns2:ligatures ns2:val="none"/>
         </w:rPr>
       </w:pPr>
       <w:r>
@@ -351,7 +351,7 @@
           <w:color w:val="000000"/>
           <w:kern w:val="0"/>
           <w:lang w:eastAsia="es-PE"/>
-          <w14:ligatures w14:val="none"/>
+          <ns2:ligatures ns2:val="none"/>
         </w:rPr>
         <w:t xml:space="preserve">RESOLUCIÓN </w:t>
       </w:r>
@@ -362,7 +362,7 @@
           <w:color w:val="000000"/>
           <w:kern w:val="0"/>
           <w:lang w:eastAsia="es-PE"/>
-          <w14:ligatures w14:val="none"/>
+          <ns2:ligatures ns2:val="none"/>
         </w:rPr>
         <w:tab/>
         <w:t>:</w:t>
@@ -374,7 +374,7 @@
           <w:color w:val="000000"/>
           <w:kern w:val="0"/>
           <w:lang w:eastAsia="es-PE"/>
-          <w14:ligatures w14:val="none"/>
+          <ns2:ligatures ns2:val="none"/>
         </w:rPr>
         <w:tab/>
       </w:r>
@@ -385,12 +385,12 @@
           <w:color w:val="000000"/>
           <w:kern w:val="0"/>
           <w:lang w:eastAsia="es-PE"/>
-          <w14:ligatures w14:val="none"/>
+          <ns2:ligatures ns2:val="none"/>
         </w:rPr>
         <w:t>1</w:t>
       </w:r>
     </w:p>
-    <w:p>
+    <w:p ns2:paraId="5BA3A18D" ns2:textId="77777777">
       <w:pPr>
         <w:tabs>
           <w:tab w:val="left" w:pos="1014"/>
@@ -403,11 +403,11 @@
           <w:kern w:val="0"/>
           <w:shd w:val="clear" w:color="auto" w:fill="FFFFFF"/>
           <w:lang w:eastAsia="es-PE"/>
-          <w14:ligatures w14:val="none"/>
-        </w:rPr>
-      </w:pPr>
-    </w:p>
-    <w:p>
+          <ns2:ligatures ns2:val="none"/>
+        </w:rPr>
+      </w:pPr>
+    </w:p>
+    <w:p ns2:paraId="2F799822" ns2:textId="61D9C940">
       <w:pPr>
         <w:tabs>
           <w:tab w:val="left" w:pos="1014"/>
@@ -420,7 +420,7 @@
           <w:kern w:val="0"/>
           <w:shd w:val="clear" w:color="auto" w:fill="FFFFFF"/>
           <w:lang w:eastAsia="es-PE"/>
-          <w14:ligatures w14:val="none"/>
+          <ns2:ligatures ns2:val="none"/>
         </w:rPr>
       </w:pPr>
       <w:r>
@@ -430,7 +430,7 @@
           <w:kern w:val="0"/>
           <w:shd w:val="clear" w:color="auto" w:fill="FFFFFF"/>
           <w:lang w:eastAsia="es-PE"/>
-          <w14:ligatures w14:val="none"/>
+          <ns2:ligatures ns2:val="none"/>
         </w:rPr>
         <w:t xml:space="preserve">Lima, </w:t>
       </w:r>
@@ -441,7 +441,7 @@
           <w:kern w:val="0"/>
           <w:shd w:val="clear" w:color="auto" w:fill="FFFFFF"/>
           <w:lang w:eastAsia="es-PE"/>
-          <w14:ligatures w14:val="none"/>
+          <ns2:ligatures ns2:val="none"/>
         </w:rPr>
         <w:t>20</w:t>
       </w:r>
@@ -452,7 +452,7 @@
           <w:kern w:val="0"/>
           <w:shd w:val="clear" w:color="auto" w:fill="FFFFFF"/>
           <w:lang w:eastAsia="es-PE"/>
-          <w14:ligatures w14:val="none"/>
+          <ns2:ligatures ns2:val="none"/>
         </w:rPr>
         <w:t xml:space="preserve"> de </w:t>
       </w:r>
@@ -463,7 +463,7 @@
           <w:kern w:val="0"/>
           <w:shd w:val="clear" w:color="auto" w:fill="FFFFFF"/>
           <w:lang w:eastAsia="es-PE"/>
-          <w14:ligatures w14:val="none"/>
+          <ns2:ligatures ns2:val="none"/>
         </w:rPr>
         <w:t>noviembre</w:t>
       </w:r>
@@ -474,7 +474,7 @@
           <w:kern w:val="0"/>
           <w:shd w:val="clear" w:color="auto" w:fill="FFFFFF"/>
           <w:lang w:eastAsia="es-PE"/>
-          <w14:ligatures w14:val="none"/>
+          <ns2:ligatures ns2:val="none"/>
         </w:rPr>
         <w:t xml:space="preserve"> </w:t>
       </w:r>
@@ -485,12 +485,12 @@
           <w:kern w:val="0"/>
           <w:shd w:val="clear" w:color="auto" w:fill="FFFFFF"/>
           <w:lang w:eastAsia="es-PE"/>
-          <w14:ligatures w14:val="none"/>
+          <ns2:ligatures ns2:val="none"/>
         </w:rPr>
         <w:t>de 2025</w:t>
       </w:r>
     </w:p>
-    <w:p>
+    <w:p ns2:paraId="66CE1821" ns2:textId="77777777">
       <w:pPr>
         <w:tabs>
           <w:tab w:val="left" w:pos="1014"/>
@@ -502,11 +502,11 @@
           <w:color w:val="000000"/>
           <w:kern w:val="0"/>
           <w:lang w:eastAsia="es-PE"/>
-          <w14:ligatures w14:val="none"/>
-        </w:rPr>
-      </w:pPr>
-    </w:p>
-    <w:p>
+          <ns2:ligatures ns2:val="none"/>
+        </w:rPr>
+      </w:pPr>
+    </w:p>
+    <w:p ns2:paraId="0B80AAA5" ns2:textId="77777777">
       <w:pPr>
         <w:numPr>
           <w:ilvl w:val="0"/>
@@ -520,7 +520,7 @@
           <w:color w:val="000000"/>
           <w:kern w:val="0"/>
           <w:lang w:eastAsia="es-PE"/>
-          <w14:ligatures w14:val="none"/>
+          <ns2:ligatures ns2:val="none"/>
         </w:rPr>
       </w:pPr>
       <w:r>
@@ -530,12 +530,12 @@
           <w:color w:val="000000"/>
           <w:kern w:val="0"/>
           <w:lang w:eastAsia="es-PE"/>
-          <w14:ligatures w14:val="none"/>
+          <ns2:ligatures ns2:val="none"/>
         </w:rPr>
         <w:t xml:space="preserve">HECHOS </w:t>
       </w:r>
     </w:p>
-    <w:p>
+    <w:p ns2:paraId="621F2AB2" ns2:textId="77777777">
       <w:pPr>
         <w:spacing w:after="0" w:line="240" w:lineRule="auto"/>
         <w:jc w:val="both"/>
@@ -544,11 +544,11 @@
           <w:color w:val="000000"/>
           <w:kern w:val="0"/>
           <w:lang w:eastAsia="es-PE"/>
-          <w14:ligatures w14:val="none"/>
-        </w:rPr>
-      </w:pPr>
-    </w:p>
-    <w:p>
+          <ns2:ligatures ns2:val="none"/>
+        </w:rPr>
+      </w:pPr>
+    </w:p>
+    <w:p ns2:paraId="60B5D5B0" ns2:textId="46F9FF65">
       <w:pPr>
         <w:numPr>
           <w:ilvl w:val="1"/>
@@ -562,7 +562,7 @@
           <w:color w:val="000000"/>
           <w:kern w:val="0"/>
           <w:lang w:val="es-ES" w:eastAsia="es-ES"/>
-          <w14:ligatures w14:val="none"/>
+          <ns2:ligatures ns2:val="none"/>
         </w:rPr>
       </w:pPr>
       <w:r>
@@ -571,7 +571,7 @@
           <w:color w:val="000000"/>
           <w:kern w:val="0"/>
           <w:lang w:val="es-ES" w:eastAsia="es-ES"/>
-          <w14:ligatures w14:val="none"/>
+          <ns2:ligatures ns2:val="none"/>
         </w:rPr>
         <w:t xml:space="preserve">Mediante el escrito del 20 de octubre de 2025, la señora [APELLIDO] denunció a Mapfre por presuntas infracciones a la Ley 29571, Código de Protección y Defensa del Consumidor (en adelante, Código), señalando lo siguiente:</w:t>
       </w:r>
@@ -581,7 +581,7 @@
           <w:color w:val="000000"/>
           <w:kern w:val="0"/>
           <w:lang w:val="es-ES" w:eastAsia="es-ES"/>
-          <w14:ligatures w14:val="none"/>
+          <ns2:ligatures ns2:val="none"/>
         </w:rPr>
         <w:t/>
       </w:r>
@@ -591,7 +591,7 @@
           <w:color w:val="000000"/>
           <w:kern w:val="0"/>
           <w:lang w:val="es-ES" w:eastAsia="es-ES"/>
-          <w14:ligatures w14:val="none"/>
+          <ns2:ligatures ns2:val="none"/>
         </w:rPr>
         <w:t xml:space="preserve"/>
       </w:r>
@@ -601,7 +601,7 @@
           <w:color w:val="000000"/>
           <w:kern w:val="0"/>
           <w:lang w:val="es-ES" w:eastAsia="es-ES"/>
-          <w14:ligatures w14:val="none"/>
+          <ns2:ligatures ns2:val="none"/>
         </w:rPr>
         <w:t/>
       </w:r>
@@ -611,7 +611,7 @@
           <w:color w:val="000000"/>
           <w:kern w:val="0"/>
           <w:lang w:val="es-ES" w:eastAsia="es-ES"/>
-          <w14:ligatures w14:val="none"/>
+          <ns2:ligatures ns2:val="none"/>
         </w:rPr>
         <w:t xml:space="preserve"/>
       </w:r>
@@ -619,7 +619,7 @@
         <w:rPr>
           <w:rFonts w:ascii="Arial Narrow" w:eastAsia="Calibri" w:hAnsi="Arial Narrow" w:cs="Arial"/>
           <w:kern w:val="0"/>
-          <w14:ligatures w14:val="none"/>
+          <ns2:ligatures ns2:val="none"/>
         </w:rPr>
         <w:t/>
       </w:r>
@@ -627,7 +627,7 @@
         <w:rPr>
           <w:rFonts w:ascii="Arial Narrow" w:eastAsia="Calibri" w:hAnsi="Arial Narrow" w:cs="Arial"/>
           <w:kern w:val="0"/>
-          <w14:ligatures w14:val="none"/>
+          <ns2:ligatures ns2:val="none"/>
         </w:rPr>
         <w:t xml:space="preserve"/>
       </w:r>
@@ -635,7 +635,7 @@
         <w:rPr>
           <w:rFonts w:ascii="Arial Narrow" w:eastAsia="Calibri" w:hAnsi="Arial Narrow" w:cs="Arial"/>
           <w:kern w:val="0"/>
-          <w14:ligatures w14:val="none"/>
+          <ns2:ligatures ns2:val="none"/>
         </w:rPr>
         <w:t xml:space="preserve"/>
       </w:r>
@@ -643,7 +643,7 @@
         <w:rPr>
           <w:rFonts w:ascii="Arial Narrow" w:eastAsia="Calibri" w:hAnsi="Arial Narrow" w:cs="Arial"/>
           <w:kern w:val="0"/>
-          <w14:ligatures w14:val="none"/>
+          <ns2:ligatures ns2:val="none"/>
         </w:rPr>
         <w:t/>
       </w:r>
@@ -653,7 +653,7 @@
           <w:color w:val="000000"/>
           <w:kern w:val="0"/>
           <w:lang w:val="es-ES" w:eastAsia="es-ES"/>
-          <w14:ligatures w14:val="none"/>
+          <ns2:ligatures ns2:val="none"/>
         </w:rPr>
         <w:t xml:space="preserve"/>
       </w:r>
@@ -663,7 +663,7 @@
           <w:color w:val="000000"/>
           <w:kern w:val="0"/>
           <w:lang w:val="es-ES" w:eastAsia="es-ES"/>
-          <w14:ligatures w14:val="none"/>
+          <ns2:ligatures ns2:val="none"/>
         </w:rPr>
         <w:t xml:space="preserve"/>
       </w:r>
@@ -673,7 +673,7 @@
           <w:color w:val="000000"/>
           <w:kern w:val="0"/>
           <w:lang w:val="es-ES" w:eastAsia="es-ES"/>
-          <w14:ligatures w14:val="none"/>
+          <ns2:ligatures ns2:val="none"/>
         </w:rPr>
         <w:t/>
       </w:r>
@@ -683,7 +683,7 @@
           <w:color w:val="000000"/>
           <w:kern w:val="0"/>
           <w:lang w:val="es-ES" w:eastAsia="es-ES"/>
-          <w14:ligatures w14:val="none"/>
+          <ns2:ligatures ns2:val="none"/>
         </w:rPr>
         <w:t xml:space="preserve"/>
       </w:r>
@@ -693,7 +693,7 @@
           <w:color w:val="000000"/>
           <w:kern w:val="0"/>
           <w:lang w:val="es-ES" w:eastAsia="es-ES"/>
-          <w14:ligatures w14:val="none"/>
+          <ns2:ligatures ns2:val="none"/>
         </w:rPr>
         <w:t/>
       </w:r>
@@ -705,7 +705,7 @@
           <w:kern w:val="0"/>
           <w:vertAlign w:val="superscript"/>
           <w:lang w:val="es-ES" w:eastAsia="es-ES"/>
-          <w14:ligatures w14:val="none"/>
+          <ns2:ligatures ns2:val="none"/>
         </w:rPr>
         <w:footnoteReference w:id="1"/>
       </w:r>
@@ -715,7 +715,7 @@
           <w:color w:val="000000"/>
           <w:kern w:val="0"/>
           <w:lang w:val="es-ES" w:eastAsia="es-ES"/>
-          <w14:ligatures w14:val="none"/>
+          <ns2:ligatures ns2:val="none"/>
         </w:rPr>
         <w:t xml:space="preserve"/>
       </w:r>
@@ -726,12 +726,12 @@
           <w:color w:val="000000"/>
           <w:kern w:val="0"/>
           <w:lang w:val="es-ES" w:eastAsia="es-ES"/>
-          <w14:ligatures w14:val="none"/>
+          <ns2:ligatures ns2:val="none"/>
         </w:rPr>
         <w:t/>
       </w:r>
     </w:p>
-    <w:p>
+    <w:p ns2:paraId="3AD3B7C6" ns2:textId="77777777">
       <w:pPr>
         <w:tabs>
           <w:tab w:val="left" w:pos="1134"/>
@@ -743,11 +743,11 @@
           <w:color w:val="000000"/>
           <w:kern w:val="0"/>
           <w:lang w:val="es-ES" w:eastAsia="es-ES"/>
-          <w14:ligatures w14:val="none"/>
-        </w:rPr>
-      </w:pPr>
-    </w:p>
-    <w:p>
+          <ns2:ligatures ns2:val="none"/>
+        </w:rPr>
+      </w:pPr>
+    </w:p>
+    <w:p ns2:paraId="1C0F5357" ns2:textId="51B06A04">
       <w:pPr>
         <w:pStyle w:val="Prrafodelista"/>
         <w:numPr>
@@ -766,16 +766,16 @@
           <w:color w:val="000000"/>
           <w:kern w:val="0"/>
           <w:lang w:eastAsia="es-ES"/>
-          <w14:ligatures w14:val="none"/>
-        </w:rPr>
-      </w:pPr>
-      <w:r>
-        <w:rPr>
-          <w:rFonts w:ascii="Arial Narrow" w:eastAsia="Times New Roman" w:hAnsi="Arial Narrow" w:cs="Arial"/>
-          <w:color w:val="000000"/>
-          <w:kern w:val="0"/>
-          <w:lang w:eastAsia="es-ES"/>
-          <w14:ligatures w14:val="none"/>
+          <ns2:ligatures ns2:val="none"/>
+        </w:rPr>
+      </w:pPr>
+      <w:r>
+        <w:rPr>
+          <w:rFonts w:ascii="Arial Narrow" w:eastAsia="Times New Roman" w:hAnsi="Arial Narrow" w:cs="Arial"/>
+          <w:color w:val="000000"/>
+          <w:kern w:val="0"/>
+          <w:lang w:eastAsia="es-ES"/>
+          <ns2:ligatures ns2:val="none"/>
         </w:rPr>
         <w:t xml:space="preserve">El señor [APELLIDO] (en adelante, el señor [APELLIDO] ) contrató el Seguro de Vida - Póliza 6032400000588 (en adelante, el Seguro de Vida) emitido por Mapfre por una suma asegurada en la cobertura básica de US$ 1 000 000,00, designando como beneficiarias a ella por el 10 % y a su menor hija con iniciales A. E. H. (en adelante, la menor) por el 90 %.</w:t>
       </w:r>
@@ -785,47 +785,47 @@
           <w:color w:val="000000"/>
           <w:kern w:val="0"/>
           <w:lang w:eastAsia="es-ES"/>
-          <w14:ligatures w14:val="none"/>
-        </w:rPr>
-        <w:t xml:space="preserve"/>
-      </w:r>
-      <w:r>
-        <w:rPr>
-          <w:rFonts w:ascii="Arial Narrow" w:eastAsia="Times New Roman" w:hAnsi="Arial Narrow" w:cs="Arial"/>
-          <w:color w:val="000000"/>
-          <w:kern w:val="0"/>
-          <w:lang w:eastAsia="es-ES"/>
-          <w14:ligatures w14:val="none"/>
-        </w:rPr>
-        <w:t xml:space="preserve"/>
-      </w:r>
-      <w:r>
-        <w:rPr>
-          <w:rFonts w:ascii="Arial Narrow" w:eastAsia="Times New Roman" w:hAnsi="Arial Narrow" w:cs="Arial"/>
-          <w:color w:val="000000"/>
-          <w:kern w:val="0"/>
-          <w:lang w:eastAsia="es-ES"/>
-          <w14:ligatures w14:val="none"/>
-        </w:rPr>
-        <w:t xml:space="preserve"/>
-      </w:r>
-      <w:r>
-        <w:rPr>
-          <w:rFonts w:ascii="Arial Narrow" w:eastAsia="Times New Roman" w:hAnsi="Arial Narrow" w:cs="Arial"/>
-          <w:color w:val="000000"/>
-          <w:kern w:val="0"/>
-          <w:lang w:eastAsia="es-ES"/>
-          <w14:ligatures w14:val="none"/>
-        </w:rPr>
-        <w:t xml:space="preserve"/>
-      </w:r>
-      <w:r>
-        <w:rPr>
-          <w:rFonts w:ascii="Arial Narrow" w:eastAsia="Times New Roman" w:hAnsi="Arial Narrow" w:cs="Arial"/>
-          <w:color w:val="000000"/>
-          <w:kern w:val="0"/>
-          <w:lang w:eastAsia="es-ES"/>
-          <w14:ligatures w14:val="none"/>
+          <ns2:ligatures ns2:val="none"/>
+        </w:rPr>
+        <w:t xml:space="preserve"/>
+      </w:r>
+      <w:r>
+        <w:rPr>
+          <w:rFonts w:ascii="Arial Narrow" w:eastAsia="Times New Roman" w:hAnsi="Arial Narrow" w:cs="Arial"/>
+          <w:color w:val="000000"/>
+          <w:kern w:val="0"/>
+          <w:lang w:eastAsia="es-ES"/>
+          <ns2:ligatures ns2:val="none"/>
+        </w:rPr>
+        <w:t xml:space="preserve"/>
+      </w:r>
+      <w:r>
+        <w:rPr>
+          <w:rFonts w:ascii="Arial Narrow" w:eastAsia="Times New Roman" w:hAnsi="Arial Narrow" w:cs="Arial"/>
+          <w:color w:val="000000"/>
+          <w:kern w:val="0"/>
+          <w:lang w:eastAsia="es-ES"/>
+          <ns2:ligatures ns2:val="none"/>
+        </w:rPr>
+        <w:t xml:space="preserve"/>
+      </w:r>
+      <w:r>
+        <w:rPr>
+          <w:rFonts w:ascii="Arial Narrow" w:eastAsia="Times New Roman" w:hAnsi="Arial Narrow" w:cs="Arial"/>
+          <w:color w:val="000000"/>
+          <w:kern w:val="0"/>
+          <w:lang w:eastAsia="es-ES"/>
+          <ns2:ligatures ns2:val="none"/>
+        </w:rPr>
+        <w:t xml:space="preserve"/>
+      </w:r>
+      <w:r>
+        <w:rPr>
+          <w:rFonts w:ascii="Arial Narrow" w:eastAsia="Times New Roman" w:hAnsi="Arial Narrow" w:cs="Arial"/>
+          <w:color w:val="000000"/>
+          <w:kern w:val="0"/>
+          <w:lang w:eastAsia="es-ES"/>
+          <ns2:ligatures ns2:val="none"/>
         </w:rPr>
         <w:t/>
       </w:r>
@@ -835,17 +835,17 @@
           <w:color w:val="000000"/>
           <w:kern w:val="0"/>
           <w:lang w:eastAsia="es-ES"/>
-          <w14:ligatures w14:val="none"/>
-        </w:rPr>
-        <w:t xml:space="preserve"/>
-      </w:r>
-      <w:r>
-        <w:rPr>
-          <w:rFonts w:ascii="Arial Narrow" w:eastAsia="Times New Roman" w:hAnsi="Arial Narrow" w:cs="Arial"/>
-          <w:color w:val="000000"/>
-          <w:kern w:val="0"/>
-          <w:lang w:eastAsia="es-ES"/>
-          <w14:ligatures w14:val="none"/>
+          <ns2:ligatures ns2:val="none"/>
+        </w:rPr>
+        <w:t xml:space="preserve"/>
+      </w:r>
+      <w:r>
+        <w:rPr>
+          <w:rFonts w:ascii="Arial Narrow" w:eastAsia="Times New Roman" w:hAnsi="Arial Narrow" w:cs="Arial"/>
+          <w:color w:val="000000"/>
+          <w:kern w:val="0"/>
+          <w:lang w:eastAsia="es-ES"/>
+          <ns2:ligatures ns2:val="none"/>
         </w:rPr>
         <w:t xml:space="preserve"/>
       </w:r>
@@ -855,7 +855,7 @@
           <w:color w:val="000000"/>
           <w:kern w:val="0"/>
           <w:lang w:val="es-ES" w:eastAsia="es-ES"/>
-          <w14:ligatures w14:val="none"/>
+          <ns2:ligatures ns2:val="none"/>
         </w:rPr>
         <w:t/>
       </w:r>
@@ -865,27 +865,27 @@
           <w:color w:val="000000"/>
           <w:kern w:val="0"/>
           <w:lang w:eastAsia="es-ES"/>
-          <w14:ligatures w14:val="none"/>
-        </w:rPr>
-        <w:t xml:space="preserve"/>
-      </w:r>
-      <w:r>
-        <w:rPr>
-          <w:rFonts w:ascii="Arial Narrow" w:eastAsia="Times New Roman" w:hAnsi="Arial Narrow" w:cs="Arial"/>
-          <w:color w:val="000000"/>
-          <w:kern w:val="0"/>
-          <w:lang w:eastAsia="es-ES"/>
-          <w14:ligatures w14:val="none"/>
-        </w:rPr>
-        <w:t xml:space="preserve"/>
-      </w:r>
-      <w:r>
-        <w:rPr>
-          <w:rFonts w:ascii="Arial Narrow" w:eastAsia="Times New Roman" w:hAnsi="Arial Narrow" w:cs="Arial"/>
-          <w:color w:val="000000"/>
-          <w:kern w:val="0"/>
-          <w:lang w:eastAsia="es-ES"/>
-          <w14:ligatures w14:val="none"/>
+          <ns2:ligatures ns2:val="none"/>
+        </w:rPr>
+        <w:t xml:space="preserve"/>
+      </w:r>
+      <w:r>
+        <w:rPr>
+          <w:rFonts w:ascii="Arial Narrow" w:eastAsia="Times New Roman" w:hAnsi="Arial Narrow" w:cs="Arial"/>
+          <w:color w:val="000000"/>
+          <w:kern w:val="0"/>
+          <w:lang w:eastAsia="es-ES"/>
+          <ns2:ligatures ns2:val="none"/>
+        </w:rPr>
+        <w:t xml:space="preserve"/>
+      </w:r>
+      <w:r>
+        <w:rPr>
+          <w:rFonts w:ascii="Arial Narrow" w:eastAsia="Times New Roman" w:hAnsi="Arial Narrow" w:cs="Arial"/>
+          <w:color w:val="000000"/>
+          <w:kern w:val="0"/>
+          <w:lang w:eastAsia="es-ES"/>
+          <ns2:ligatures ns2:val="none"/>
         </w:rPr>
         <w:t/>
       </w:r>
@@ -895,27 +895,27 @@
           <w:color w:val="000000"/>
           <w:kern w:val="0"/>
           <w:lang w:eastAsia="es-ES"/>
-          <w14:ligatures w14:val="none"/>
-        </w:rPr>
-        <w:t xml:space="preserve"/>
-      </w:r>
-      <w:r>
-        <w:rPr>
-          <w:rFonts w:ascii="Arial Narrow" w:eastAsia="Times New Roman" w:hAnsi="Arial Narrow" w:cs="Arial"/>
-          <w:color w:val="000000"/>
-          <w:kern w:val="0"/>
-          <w:lang w:eastAsia="es-ES"/>
-          <w14:ligatures w14:val="none"/>
-        </w:rPr>
-        <w:t xml:space="preserve"/>
-      </w:r>
-      <w:r>
-        <w:rPr>
-          <w:rFonts w:ascii="Arial Narrow" w:eastAsia="Times New Roman" w:hAnsi="Arial Narrow" w:cs="Arial"/>
-          <w:color w:val="000000"/>
-          <w:kern w:val="0"/>
-          <w:lang w:eastAsia="es-ES"/>
-          <w14:ligatures w14:val="none"/>
+          <ns2:ligatures ns2:val="none"/>
+        </w:rPr>
+        <w:t xml:space="preserve"/>
+      </w:r>
+      <w:r>
+        <w:rPr>
+          <w:rFonts w:ascii="Arial Narrow" w:eastAsia="Times New Roman" w:hAnsi="Arial Narrow" w:cs="Arial"/>
+          <w:color w:val="000000"/>
+          <w:kern w:val="0"/>
+          <w:lang w:eastAsia="es-ES"/>
+          <ns2:ligatures ns2:val="none"/>
+        </w:rPr>
+        <w:t xml:space="preserve"/>
+      </w:r>
+      <w:r>
+        <w:rPr>
+          <w:rFonts w:ascii="Arial Narrow" w:eastAsia="Times New Roman" w:hAnsi="Arial Narrow" w:cs="Arial"/>
+          <w:color w:val="000000"/>
+          <w:kern w:val="0"/>
+          <w:lang w:eastAsia="es-ES"/>
+          <ns2:ligatures ns2:val="none"/>
         </w:rPr>
         <w:t/>
       </w:r>
@@ -925,27 +925,27 @@
           <w:color w:val="000000"/>
           <w:kern w:val="0"/>
           <w:lang w:eastAsia="es-ES"/>
-          <w14:ligatures w14:val="none"/>
-        </w:rPr>
-        <w:t xml:space="preserve"/>
-      </w:r>
-      <w:r>
-        <w:rPr>
-          <w:rFonts w:ascii="Arial Narrow" w:eastAsia="Times New Roman" w:hAnsi="Arial Narrow" w:cs="Arial"/>
-          <w:color w:val="000000"/>
-          <w:kern w:val="0"/>
-          <w:lang w:eastAsia="es-ES"/>
-          <w14:ligatures w14:val="none"/>
-        </w:rPr>
-        <w:t xml:space="preserve"/>
-      </w:r>
-      <w:r>
-        <w:rPr>
-          <w:rFonts w:ascii="Arial Narrow" w:eastAsia="Times New Roman" w:hAnsi="Arial Narrow" w:cs="Arial"/>
-          <w:color w:val="000000"/>
-          <w:kern w:val="0"/>
-          <w:lang w:eastAsia="es-ES"/>
-          <w14:ligatures w14:val="none"/>
+          <ns2:ligatures ns2:val="none"/>
+        </w:rPr>
+        <w:t xml:space="preserve"/>
+      </w:r>
+      <w:r>
+        <w:rPr>
+          <w:rFonts w:ascii="Arial Narrow" w:eastAsia="Times New Roman" w:hAnsi="Arial Narrow" w:cs="Arial"/>
+          <w:color w:val="000000"/>
+          <w:kern w:val="0"/>
+          <w:lang w:eastAsia="es-ES"/>
+          <ns2:ligatures ns2:val="none"/>
+        </w:rPr>
+        <w:t xml:space="preserve"/>
+      </w:r>
+      <w:r>
+        <w:rPr>
+          <w:rFonts w:ascii="Arial Narrow" w:eastAsia="Times New Roman" w:hAnsi="Arial Narrow" w:cs="Arial"/>
+          <w:color w:val="000000"/>
+          <w:kern w:val="0"/>
+          <w:lang w:eastAsia="es-ES"/>
+          <ns2:ligatures ns2:val="none"/>
         </w:rPr>
         <w:t/>
       </w:r>
@@ -955,27 +955,27 @@
           <w:color w:val="000000"/>
           <w:kern w:val="0"/>
           <w:lang w:eastAsia="es-ES"/>
-          <w14:ligatures w14:val="none"/>
-        </w:rPr>
-        <w:t xml:space="preserve"/>
-      </w:r>
-      <w:r>
-        <w:rPr>
-          <w:rFonts w:ascii="Arial Narrow" w:eastAsia="Times New Roman" w:hAnsi="Arial Narrow" w:cs="Arial"/>
-          <w:color w:val="000000"/>
-          <w:kern w:val="0"/>
-          <w:lang w:eastAsia="es-ES"/>
-          <w14:ligatures w14:val="none"/>
-        </w:rPr>
-        <w:t xml:space="preserve"/>
-      </w:r>
-      <w:r>
-        <w:rPr>
-          <w:rFonts w:ascii="Arial Narrow" w:eastAsia="Times New Roman" w:hAnsi="Arial Narrow" w:cs="Arial"/>
-          <w:color w:val="000000"/>
-          <w:kern w:val="0"/>
-          <w:lang w:eastAsia="es-ES"/>
-          <w14:ligatures w14:val="none"/>
+          <ns2:ligatures ns2:val="none"/>
+        </w:rPr>
+        <w:t xml:space="preserve"/>
+      </w:r>
+      <w:r>
+        <w:rPr>
+          <w:rFonts w:ascii="Arial Narrow" w:eastAsia="Times New Roman" w:hAnsi="Arial Narrow" w:cs="Arial"/>
+          <w:color w:val="000000"/>
+          <w:kern w:val="0"/>
+          <w:lang w:eastAsia="es-ES"/>
+          <ns2:ligatures ns2:val="none"/>
+        </w:rPr>
+        <w:t xml:space="preserve"/>
+      </w:r>
+      <w:r>
+        <w:rPr>
+          <w:rFonts w:ascii="Arial Narrow" w:eastAsia="Times New Roman" w:hAnsi="Arial Narrow" w:cs="Arial"/>
+          <w:color w:val="000000"/>
+          <w:kern w:val="0"/>
+          <w:lang w:eastAsia="es-ES"/>
+          <ns2:ligatures ns2:val="none"/>
         </w:rPr>
         <w:t/>
       </w:r>
@@ -985,17 +985,17 @@
           <w:color w:val="000000"/>
           <w:kern w:val="0"/>
           <w:lang w:eastAsia="es-ES"/>
-          <w14:ligatures w14:val="none"/>
-        </w:rPr>
-        <w:t xml:space="preserve"/>
-      </w:r>
-      <w:r>
-        <w:rPr>
-          <w:rFonts w:ascii="Arial Narrow" w:eastAsia="Times New Roman" w:hAnsi="Arial Narrow" w:cs="Arial"/>
-          <w:color w:val="000000"/>
-          <w:kern w:val="0"/>
-          <w:lang w:eastAsia="es-ES"/>
-          <w14:ligatures w14:val="none"/>
+          <ns2:ligatures ns2:val="none"/>
+        </w:rPr>
+        <w:t xml:space="preserve"/>
+      </w:r>
+      <w:r>
+        <w:rPr>
+          <w:rFonts w:ascii="Arial Narrow" w:eastAsia="Times New Roman" w:hAnsi="Arial Narrow" w:cs="Arial"/>
+          <w:color w:val="000000"/>
+          <w:kern w:val="0"/>
+          <w:lang w:eastAsia="es-ES"/>
+          <ns2:ligatures ns2:val="none"/>
         </w:rPr>
         <w:t/>
       </w:r>
@@ -1005,17 +1005,17 @@
           <w:color w:val="000000"/>
           <w:kern w:val="0"/>
           <w:lang w:eastAsia="es-ES"/>
-          <w14:ligatures w14:val="none"/>
-        </w:rPr>
-        <w:t xml:space="preserve"/>
-      </w:r>
-      <w:r>
-        <w:rPr>
-          <w:rFonts w:ascii="Arial Narrow" w:eastAsia="Times New Roman" w:hAnsi="Arial Narrow" w:cs="Arial"/>
-          <w:color w:val="000000"/>
-          <w:kern w:val="0"/>
-          <w:lang w:eastAsia="es-ES"/>
-          <w14:ligatures w14:val="none"/>
+          <ns2:ligatures ns2:val="none"/>
+        </w:rPr>
+        <w:t xml:space="preserve"/>
+      </w:r>
+      <w:r>
+        <w:rPr>
+          <w:rFonts w:ascii="Arial Narrow" w:eastAsia="Times New Roman" w:hAnsi="Arial Narrow" w:cs="Arial"/>
+          <w:color w:val="000000"/>
+          <w:kern w:val="0"/>
+          <w:lang w:eastAsia="es-ES"/>
+          <ns2:ligatures ns2:val="none"/>
         </w:rPr>
         <w:t/>
       </w:r>
@@ -1025,12 +1025,12 @@
           <w:color w:val="000000"/>
           <w:kern w:val="0"/>
           <w:lang w:eastAsia="es-ES"/>
-          <w14:ligatures w14:val="none"/>
-        </w:rPr>
-        <w:t xml:space="preserve"/>
-      </w:r>
-    </w:p>
-    <w:p>
+          <ns2:ligatures ns2:val="none"/>
+        </w:rPr>
+        <w:t xml:space="preserve"/>
+      </w:r>
+    </w:p>
+    <w:p ns2:paraId="12FCF4B8" ns2:textId="77777777">
       <w:pPr>
         <w:pStyle w:val="Prrafodelista"/>
         <w:spacing w:after="0" w:line="240" w:lineRule="auto"/>
@@ -1041,11 +1041,11 @@
           <w:color w:val="000000"/>
           <w:kern w:val="0"/>
           <w:lang w:eastAsia="es-ES"/>
-          <w14:ligatures w14:val="none"/>
-        </w:rPr>
-      </w:pPr>
-    </w:p>
-    <w:p>
+          <ns2:ligatures ns2:val="none"/>
+        </w:rPr>
+      </w:pPr>
+    </w:p>
+    <w:p ns2:paraId="0D44EE98" ns2:textId="15581F5B">
       <w:pPr>
         <w:pStyle w:val="Prrafodelista"/>
         <w:numPr>
@@ -1063,16 +1063,16 @@
           <w:color w:val="000000"/>
           <w:kern w:val="0"/>
           <w:lang w:eastAsia="es-ES"/>
-          <w14:ligatures w14:val="none"/>
-        </w:rPr>
-      </w:pPr>
-      <w:r>
-        <w:rPr>
-          <w:rFonts w:ascii="Arial Narrow" w:eastAsia="Times New Roman" w:hAnsi="Arial Narrow" w:cs="Arial"/>
-          <w:color w:val="000000"/>
-          <w:kern w:val="0"/>
-          <w:lang w:eastAsia="es-ES"/>
-          <w14:ligatures w14:val="none"/>
+          <ns2:ligatures ns2:val="none"/>
+        </w:rPr>
+      </w:pPr>
+      <w:r>
+        <w:rPr>
+          <w:rFonts w:ascii="Arial Narrow" w:eastAsia="Times New Roman" w:hAnsi="Arial Narrow" w:cs="Arial"/>
+          <w:color w:val="000000"/>
+          <w:kern w:val="0"/>
+          <w:lang w:eastAsia="es-ES"/>
+          <ns2:ligatures ns2:val="none"/>
         </w:rPr>
         <w:t>En</w:t>
       </w:r>
@@ -1082,7 +1082,7 @@
           <w:color w:val="000000"/>
           <w:kern w:val="0"/>
           <w:lang w:eastAsia="es-ES"/>
-          <w14:ligatures w14:val="none"/>
+          <ns2:ligatures ns2:val="none"/>
         </w:rPr>
         <w:t xml:space="preserve"> las Cláusulas Generales de Contratación del Seguro de Vida, en su cláusula 12, </w:t>
       </w:r>
@@ -1092,7 +1092,7 @@
           <w:color w:val="000000"/>
           <w:kern w:val="0"/>
           <w:lang w:eastAsia="es-ES"/>
-          <w14:ligatures w14:val="none"/>
+          <ns2:ligatures ns2:val="none"/>
         </w:rPr>
         <w:t>están establecidos</w:t>
       </w:r>
@@ -1102,7 +1102,7 @@
           <w:color w:val="000000"/>
           <w:kern w:val="0"/>
           <w:lang w:eastAsia="es-ES"/>
-          <w14:ligatures w14:val="none"/>
+          <ns2:ligatures ns2:val="none"/>
         </w:rPr>
         <w:t xml:space="preserve"> los documentos que debían presentar los beneficiarios para solicitar la cobertura por muerte natural </w:t>
       </w:r>
@@ -1112,7 +1112,7 @@
           <w:color w:val="000000"/>
           <w:kern w:val="0"/>
           <w:lang w:eastAsia="es-ES"/>
-          <w14:ligatures w14:val="none"/>
+          <ns2:ligatures ns2:val="none"/>
         </w:rPr>
         <w:t xml:space="preserve">con </w:t>
       </w:r>
@@ -1122,7 +1122,7 @@
           <w:color w:val="000000"/>
           <w:kern w:val="0"/>
           <w:lang w:eastAsia="es-ES"/>
-          <w14:ligatures w14:val="none"/>
+          <ns2:ligatures ns2:val="none"/>
         </w:rPr>
         <w:t xml:space="preserve">un plazo de 30 días para que </w:t>
       </w:r>
@@ -1132,7 +1132,7 @@
           <w:color w:val="000000"/>
           <w:kern w:val="0"/>
           <w:lang w:val="es-ES" w:eastAsia="es-ES"/>
-          <w14:ligatures w14:val="none"/>
+          <ns2:ligatures ns2:val="none"/>
         </w:rPr>
         <w:t>Mapfre</w:t>
       </w:r>
@@ -1142,7 +1142,7 @@
           <w:color w:val="000000"/>
           <w:kern w:val="0"/>
           <w:lang w:eastAsia="es-ES"/>
-          <w14:ligatures w14:val="none"/>
+          <ns2:ligatures ns2:val="none"/>
         </w:rPr>
         <w:t xml:space="preserve"> </w:t>
       </w:r>
@@ -1152,7 +1152,7 @@
           <w:color w:val="000000"/>
           <w:kern w:val="0"/>
           <w:lang w:eastAsia="es-ES"/>
-          <w14:ligatures w14:val="none"/>
+          <ns2:ligatures ns2:val="none"/>
         </w:rPr>
         <w:t>apruebe o rechace la solicitud de cobertura una vez presentada la documentación completa, con la posibilidad de solicitar una prórrog</w:t>
       </w:r>
@@ -1162,7 +1162,7 @@
           <w:color w:val="000000"/>
           <w:kern w:val="0"/>
           <w:lang w:eastAsia="es-ES"/>
-          <w14:ligatures w14:val="none"/>
+          <ns2:ligatures ns2:val="none"/>
         </w:rPr>
         <w:t>a</w:t>
       </w:r>
@@ -1172,12 +1172,12 @@
           <w:color w:val="000000"/>
           <w:kern w:val="0"/>
           <w:lang w:eastAsia="es-ES"/>
-          <w14:ligatures w14:val="none"/>
+          <ns2:ligatures ns2:val="none"/>
         </w:rPr>
         <w:t>.</w:t>
       </w:r>
     </w:p>
-    <w:p>
+    <w:p ns2:paraId="2881F617" ns2:textId="77777777">
       <w:pPr>
         <w:pStyle w:val="Prrafodelista"/>
         <w:spacing w:after="0" w:line="240" w:lineRule="auto"/>
@@ -1188,11 +1188,11 @@
           <w:color w:val="000000"/>
           <w:kern w:val="0"/>
           <w:lang w:eastAsia="es-ES"/>
-          <w14:ligatures w14:val="none"/>
-        </w:rPr>
-      </w:pPr>
-    </w:p>
-    <w:p>
+          <ns2:ligatures ns2:val="none"/>
+        </w:rPr>
+      </w:pPr>
+    </w:p>
+    <w:p ns2:paraId="4CEE8DAD" ns2:textId="74CA1D82">
       <w:pPr>
         <w:pStyle w:val="Prrafodelista"/>
         <w:numPr>
@@ -1210,16 +1210,16 @@
           <w:color w:val="000000"/>
           <w:kern w:val="0"/>
           <w:lang w:eastAsia="es-ES"/>
-          <w14:ligatures w14:val="none"/>
-        </w:rPr>
-      </w:pPr>
-      <w:r>
-        <w:rPr>
-          <w:rFonts w:ascii="Arial Narrow" w:eastAsia="Times New Roman" w:hAnsi="Arial Narrow" w:cs="Arial"/>
-          <w:color w:val="000000"/>
-          <w:kern w:val="0"/>
-          <w:lang w:eastAsia="es-ES"/>
-          <w14:ligatures w14:val="none"/>
+          <ns2:ligatures ns2:val="none"/>
+        </w:rPr>
+      </w:pPr>
+      <w:r>
+        <w:rPr>
+          <w:rFonts w:ascii="Arial Narrow" w:eastAsia="Times New Roman" w:hAnsi="Arial Narrow" w:cs="Arial"/>
+          <w:color w:val="000000"/>
+          <w:kern w:val="0"/>
+          <w:lang w:eastAsia="es-ES"/>
+          <ns2:ligatures ns2:val="none"/>
         </w:rPr>
         <w:t xml:space="preserve">El 28 de agosto de 2024, el señor [APELLIDO] falleció por causa natural en un establecimiento de salud. El 3 de septiembre de 2024, comunicó a Mapfre el fallecimiento del señor [APELLIDO] y solicitó el pago de la cobertura del Seguro de Vida, adjuntando la copia del acta de defunción correspondiente. </w:t>
       </w:r>
@@ -1229,17 +1229,17 @@
           <w:color w:val="000000"/>
           <w:kern w:val="0"/>
           <w:lang w:eastAsia="es-ES"/>
-          <w14:ligatures w14:val="none"/>
-        </w:rPr>
-        <w:t xml:space="preserve"/>
-      </w:r>
-      <w:r>
-        <w:rPr>
-          <w:rFonts w:ascii="Arial Narrow" w:eastAsia="Times New Roman" w:hAnsi="Arial Narrow" w:cs="Arial"/>
-          <w:color w:val="000000"/>
-          <w:kern w:val="0"/>
-          <w:lang w:eastAsia="es-ES"/>
-          <w14:ligatures w14:val="none"/>
+          <ns2:ligatures ns2:val="none"/>
+        </w:rPr>
+        <w:t xml:space="preserve"/>
+      </w:r>
+      <w:r>
+        <w:rPr>
+          <w:rFonts w:ascii="Arial Narrow" w:eastAsia="Times New Roman" w:hAnsi="Arial Narrow" w:cs="Arial"/>
+          <w:color w:val="000000"/>
+          <w:kern w:val="0"/>
+          <w:lang w:eastAsia="es-ES"/>
+          <ns2:ligatures ns2:val="none"/>
         </w:rPr>
         <w:t/>
       </w:r>
@@ -1249,17 +1249,17 @@
           <w:color w:val="000000"/>
           <w:kern w:val="0"/>
           <w:lang w:eastAsia="es-ES"/>
-          <w14:ligatures w14:val="none"/>
-        </w:rPr>
-        <w:t xml:space="preserve"/>
-      </w:r>
-      <w:r>
-        <w:rPr>
-          <w:rFonts w:ascii="Arial Narrow" w:eastAsia="Times New Roman" w:hAnsi="Arial Narrow" w:cs="Arial"/>
-          <w:color w:val="000000"/>
-          <w:kern w:val="0"/>
-          <w:lang w:eastAsia="es-ES"/>
-          <w14:ligatures w14:val="none"/>
+          <ns2:ligatures ns2:val="none"/>
+        </w:rPr>
+        <w:t xml:space="preserve"/>
+      </w:r>
+      <w:r>
+        <w:rPr>
+          <w:rFonts w:ascii="Arial Narrow" w:eastAsia="Times New Roman" w:hAnsi="Arial Narrow" w:cs="Arial"/>
+          <w:color w:val="000000"/>
+          <w:kern w:val="0"/>
+          <w:lang w:eastAsia="es-ES"/>
+          <ns2:ligatures ns2:val="none"/>
         </w:rPr>
         <w:t xml:space="preserve"/>
       </w:r>
@@ -1269,7 +1269,7 @@
           <w:color w:val="000000"/>
           <w:kern w:val="0"/>
           <w:lang w:val="es-ES" w:eastAsia="es-ES"/>
-          <w14:ligatures w14:val="none"/>
+          <ns2:ligatures ns2:val="none"/>
         </w:rPr>
         <w:t/>
       </w:r>
@@ -1279,57 +1279,57 @@
           <w:color w:val="000000"/>
           <w:kern w:val="0"/>
           <w:lang w:eastAsia="es-ES"/>
-          <w14:ligatures w14:val="none"/>
-        </w:rPr>
-        <w:t xml:space="preserve"/>
-      </w:r>
-      <w:r>
-        <w:rPr>
-          <w:rFonts w:ascii="Arial Narrow" w:eastAsia="Times New Roman" w:hAnsi="Arial Narrow" w:cs="Arial"/>
-          <w:color w:val="000000"/>
-          <w:kern w:val="0"/>
-          <w:lang w:eastAsia="es-ES"/>
-          <w14:ligatures w14:val="none"/>
-        </w:rPr>
-        <w:t xml:space="preserve"/>
-      </w:r>
-      <w:r>
-        <w:rPr>
-          <w:rFonts w:ascii="Arial Narrow" w:eastAsia="Times New Roman" w:hAnsi="Arial Narrow" w:cs="Arial"/>
-          <w:color w:val="000000"/>
-          <w:kern w:val="0"/>
-          <w:lang w:eastAsia="es-ES"/>
-          <w14:ligatures w14:val="none"/>
-        </w:rPr>
-        <w:t xml:space="preserve"/>
-      </w:r>
-      <w:r>
-        <w:rPr>
-          <w:rFonts w:ascii="Arial Narrow" w:eastAsia="Times New Roman" w:hAnsi="Arial Narrow" w:cs="Arial"/>
-          <w:color w:val="000000"/>
-          <w:kern w:val="0"/>
-          <w:lang w:eastAsia="es-ES"/>
-          <w14:ligatures w14:val="none"/>
-        </w:rPr>
-        <w:t xml:space="preserve"/>
-      </w:r>
-      <w:r>
-        <w:rPr>
-          <w:rFonts w:ascii="Arial Narrow" w:eastAsia="Times New Roman" w:hAnsi="Arial Narrow" w:cs="Arial"/>
-          <w:color w:val="000000"/>
-          <w:kern w:val="0"/>
-          <w:lang w:eastAsia="es-ES"/>
-          <w14:ligatures w14:val="none"/>
-        </w:rPr>
-        <w:t xml:space="preserve"/>
-      </w:r>
-      <w:r>
-        <w:rPr>
-          <w:rFonts w:ascii="Arial Narrow" w:eastAsia="Times New Roman" w:hAnsi="Arial Narrow" w:cs="Arial"/>
-          <w:color w:val="000000"/>
-          <w:kern w:val="0"/>
-          <w:lang w:eastAsia="es-ES"/>
-          <w14:ligatures w14:val="none"/>
+          <ns2:ligatures ns2:val="none"/>
+        </w:rPr>
+        <w:t xml:space="preserve"/>
+      </w:r>
+      <w:r>
+        <w:rPr>
+          <w:rFonts w:ascii="Arial Narrow" w:eastAsia="Times New Roman" w:hAnsi="Arial Narrow" w:cs="Arial"/>
+          <w:color w:val="000000"/>
+          <w:kern w:val="0"/>
+          <w:lang w:eastAsia="es-ES"/>
+          <ns2:ligatures ns2:val="none"/>
+        </w:rPr>
+        <w:t xml:space="preserve"/>
+      </w:r>
+      <w:r>
+        <w:rPr>
+          <w:rFonts w:ascii="Arial Narrow" w:eastAsia="Times New Roman" w:hAnsi="Arial Narrow" w:cs="Arial"/>
+          <w:color w:val="000000"/>
+          <w:kern w:val="0"/>
+          <w:lang w:eastAsia="es-ES"/>
+          <ns2:ligatures ns2:val="none"/>
+        </w:rPr>
+        <w:t xml:space="preserve"/>
+      </w:r>
+      <w:r>
+        <w:rPr>
+          <w:rFonts w:ascii="Arial Narrow" w:eastAsia="Times New Roman" w:hAnsi="Arial Narrow" w:cs="Arial"/>
+          <w:color w:val="000000"/>
+          <w:kern w:val="0"/>
+          <w:lang w:eastAsia="es-ES"/>
+          <ns2:ligatures ns2:val="none"/>
+        </w:rPr>
+        <w:t xml:space="preserve"/>
+      </w:r>
+      <w:r>
+        <w:rPr>
+          <w:rFonts w:ascii="Arial Narrow" w:eastAsia="Times New Roman" w:hAnsi="Arial Narrow" w:cs="Arial"/>
+          <w:color w:val="000000"/>
+          <w:kern w:val="0"/>
+          <w:lang w:eastAsia="es-ES"/>
+          <ns2:ligatures ns2:val="none"/>
+        </w:rPr>
+        <w:t xml:space="preserve"/>
+      </w:r>
+      <w:r>
+        <w:rPr>
+          <w:rFonts w:ascii="Arial Narrow" w:eastAsia="Times New Roman" w:hAnsi="Arial Narrow" w:cs="Arial"/>
+          <w:color w:val="000000"/>
+          <w:kern w:val="0"/>
+          <w:lang w:eastAsia="es-ES"/>
+          <ns2:ligatures ns2:val="none"/>
         </w:rPr>
         <w:t/>
       </w:r>
@@ -1339,17 +1339,17 @@
           <w:color w:val="000000"/>
           <w:kern w:val="0"/>
           <w:lang w:eastAsia="es-ES"/>
-          <w14:ligatures w14:val="none"/>
-        </w:rPr>
-        <w:t xml:space="preserve"/>
-      </w:r>
-      <w:r>
-        <w:rPr>
-          <w:rFonts w:ascii="Arial Narrow" w:eastAsia="Times New Roman" w:hAnsi="Arial Narrow" w:cs="Arial"/>
-          <w:color w:val="000000"/>
-          <w:kern w:val="0"/>
-          <w:lang w:eastAsia="es-ES"/>
-          <w14:ligatures w14:val="none"/>
+          <ns2:ligatures ns2:val="none"/>
+        </w:rPr>
+        <w:t xml:space="preserve"/>
+      </w:r>
+      <w:r>
+        <w:rPr>
+          <w:rFonts w:ascii="Arial Narrow" w:eastAsia="Times New Roman" w:hAnsi="Arial Narrow" w:cs="Arial"/>
+          <w:color w:val="000000"/>
+          <w:kern w:val="0"/>
+          <w:lang w:eastAsia="es-ES"/>
+          <ns2:ligatures ns2:val="none"/>
         </w:rPr>
         <w:t/>
       </w:r>
@@ -1359,12 +1359,12 @@
           <w:color w:val="000000"/>
           <w:kern w:val="0"/>
           <w:lang w:eastAsia="es-ES"/>
-          <w14:ligatures w14:val="none"/>
-        </w:rPr>
-        <w:t xml:space="preserve"/>
-      </w:r>
-    </w:p>
-    <w:p>
+          <ns2:ligatures ns2:val="none"/>
+        </w:rPr>
+        <w:t xml:space="preserve"/>
+      </w:r>
+    </w:p>
+    <w:p ns2:paraId="76BE0095" ns2:textId="77777777">
       <w:pPr>
         <w:pStyle w:val="Prrafodelista"/>
         <w:spacing w:after="0" w:line="240" w:lineRule="auto"/>
@@ -1375,11 +1375,11 @@
           <w:color w:val="000000"/>
           <w:kern w:val="0"/>
           <w:lang w:eastAsia="es-ES"/>
-          <w14:ligatures w14:val="none"/>
-        </w:rPr>
-      </w:pPr>
-    </w:p>
-    <w:p>
+          <ns2:ligatures ns2:val="none"/>
+        </w:rPr>
+      </w:pPr>
+    </w:p>
+    <w:p ns2:paraId="7229530E" ns2:textId="6DE8B25D">
       <w:pPr>
         <w:pStyle w:val="Prrafodelista"/>
         <w:numPr>
@@ -1397,16 +1397,16 @@
           <w:color w:val="000000"/>
           <w:kern w:val="0"/>
           <w:lang w:eastAsia="es-ES"/>
-          <w14:ligatures w14:val="none"/>
-        </w:rPr>
-      </w:pPr>
-      <w:r>
-        <w:rPr>
-          <w:rFonts w:ascii="Arial Narrow" w:eastAsia="Times New Roman" w:hAnsi="Arial Narrow" w:cs="Arial"/>
-          <w:color w:val="000000"/>
-          <w:kern w:val="0"/>
-          <w:lang w:eastAsia="es-ES"/>
-          <w14:ligatures w14:val="none"/>
+          <ns2:ligatures ns2:val="none"/>
+        </w:rPr>
+      </w:pPr>
+      <w:r>
+        <w:rPr>
+          <w:rFonts w:ascii="Arial Narrow" w:eastAsia="Times New Roman" w:hAnsi="Arial Narrow" w:cs="Arial"/>
+          <w:color w:val="000000"/>
+          <w:kern w:val="0"/>
+          <w:lang w:eastAsia="es-ES"/>
+          <ns2:ligatures ns2:val="none"/>
         </w:rPr>
         <w:t xml:space="preserve">El 11 de septiembre de 2024, </w:t>
       </w:r>
@@ -1416,7 +1416,7 @@
           <w:color w:val="000000"/>
           <w:kern w:val="0"/>
           <w:lang w:val="es-ES" w:eastAsia="es-ES"/>
-          <w14:ligatures w14:val="none"/>
+          <ns2:ligatures ns2:val="none"/>
         </w:rPr>
         <w:t>Mapfre</w:t>
       </w:r>
@@ -1426,7 +1426,7 @@
           <w:color w:val="000000"/>
           <w:kern w:val="0"/>
           <w:lang w:eastAsia="es-ES"/>
-          <w14:ligatures w14:val="none"/>
+          <ns2:ligatures ns2:val="none"/>
         </w:rPr>
         <w:t xml:space="preserve"> </w:t>
       </w:r>
@@ -1436,7 +1436,7 @@
           <w:color w:val="000000"/>
           <w:kern w:val="0"/>
           <w:lang w:eastAsia="es-ES"/>
-          <w14:ligatures w14:val="none"/>
+          <ns2:ligatures ns2:val="none"/>
         </w:rPr>
         <w:t xml:space="preserve">le </w:t>
       </w:r>
@@ -1446,7 +1446,7 @@
           <w:color w:val="000000"/>
           <w:kern w:val="0"/>
           <w:lang w:eastAsia="es-ES"/>
-          <w14:ligatures w14:val="none"/>
+          <ns2:ligatures ns2:val="none"/>
         </w:rPr>
         <w:t xml:space="preserve">remitió la Carta SVDS-0625-2024, mediante la cual solicitó la presentación de los documentos previstos en la cláusula 12 de las Cláusulas Generales de Contratación para la cobertura por muerte natural, así como, adicionalmente, copia de la historia clínica completa, foliada y fedateada del hospital, clínica, centro médico o médico particular donde el Contratante se atendía regularmente y hubiese sido diagnosticado de hipertensión </w:t>
       </w:r>
@@ -1457,7 +1457,7 @@
           <w:color w:val="000000"/>
           <w:kern w:val="0"/>
           <w:lang w:eastAsia="es-ES"/>
-          <w14:ligatures w14:val="none"/>
+          <ns2:ligatures ns2:val="none"/>
         </w:rPr>
         <w:t>endocraneana</w:t>
       </w:r>
@@ -1468,12 +1468,12 @@
           <w:color w:val="000000"/>
           <w:kern w:val="0"/>
           <w:lang w:eastAsia="es-ES"/>
-          <w14:ligatures w14:val="none"/>
+          <ns2:ligatures ns2:val="none"/>
         </w:rPr>
         <w:t>, migraña e infarto agudo de miocardio.</w:t>
       </w:r>
     </w:p>
-    <w:p>
+    <w:p ns2:paraId="366434E6" ns2:textId="77777777">
       <w:pPr>
         <w:pStyle w:val="Prrafodelista"/>
         <w:spacing w:after="0" w:line="240" w:lineRule="auto"/>
@@ -1484,11 +1484,11 @@
           <w:color w:val="000000"/>
           <w:kern w:val="0"/>
           <w:lang w:eastAsia="es-ES"/>
-          <w14:ligatures w14:val="none"/>
-        </w:rPr>
-      </w:pPr>
-    </w:p>
-    <w:p>
+          <ns2:ligatures ns2:val="none"/>
+        </w:rPr>
+      </w:pPr>
+    </w:p>
+    <w:p ns2:paraId="3D4E3C4A" ns2:textId="0870CAE9">
       <w:pPr>
         <w:pStyle w:val="Prrafodelista"/>
         <w:numPr>
@@ -1506,16 +1506,16 @@
           <w:color w:val="000000"/>
           <w:kern w:val="0"/>
           <w:lang w:eastAsia="es-ES"/>
-          <w14:ligatures w14:val="none"/>
-        </w:rPr>
-      </w:pPr>
-      <w:r>
-        <w:rPr>
-          <w:rFonts w:ascii="Arial Narrow" w:eastAsia="Times New Roman" w:hAnsi="Arial Narrow" w:cs="Arial"/>
-          <w:color w:val="000000"/>
-          <w:kern w:val="0"/>
-          <w:lang w:eastAsia="es-ES"/>
-          <w14:ligatures w14:val="none"/>
+          <ns2:ligatures ns2:val="none"/>
+        </w:rPr>
+      </w:pPr>
+      <w:r>
+        <w:rPr>
+          <w:rFonts w:ascii="Arial Narrow" w:eastAsia="Times New Roman" w:hAnsi="Arial Narrow" w:cs="Arial"/>
+          <w:color w:val="000000"/>
+          <w:kern w:val="0"/>
+          <w:lang w:eastAsia="es-ES"/>
+          <ns2:ligatures ns2:val="none"/>
         </w:rPr>
         <w:t xml:space="preserve">El 20 de septiembre de 2024, presentó ante </w:t>
       </w:r>
@@ -1525,7 +1525,7 @@
           <w:color w:val="000000"/>
           <w:kern w:val="0"/>
           <w:lang w:val="es-ES" w:eastAsia="es-ES"/>
-          <w14:ligatures w14:val="none"/>
+          <ns2:ligatures ns2:val="none"/>
         </w:rPr>
         <w:t>Mapfre</w:t>
       </w:r>
@@ -1535,7 +1535,7 @@
           <w:color w:val="000000"/>
           <w:kern w:val="0"/>
           <w:lang w:eastAsia="es-ES"/>
-          <w14:ligatures w14:val="none"/>
+          <ns2:ligatures ns2:val="none"/>
         </w:rPr>
         <w:t xml:space="preserve"> </w:t>
       </w:r>
@@ -1545,12 +1545,12 @@
           <w:color w:val="000000"/>
           <w:kern w:val="0"/>
           <w:lang w:eastAsia="es-ES"/>
-          <w14:ligatures w14:val="none"/>
+          <ns2:ligatures ns2:val="none"/>
         </w:rPr>
         <w:t>una carta mediante la cual adjuntó los documentos exigidos en la cláusula 12 de las Cláusulas Generales de Contratación para la cobertura por muerte natural, entre ellos el certificado de defunción, el acta de defunción y la documentación de los beneficiarios.</w:t>
       </w:r>
     </w:p>
-    <w:p>
+    <w:p ns2:paraId="7D6BA976" ns2:textId="77777777">
       <w:pPr>
         <w:pStyle w:val="Prrafodelista"/>
         <w:spacing w:after="0" w:line="240" w:lineRule="auto"/>
@@ -1561,11 +1561,11 @@
           <w:color w:val="000000"/>
           <w:kern w:val="0"/>
           <w:lang w:eastAsia="es-ES"/>
-          <w14:ligatures w14:val="none"/>
-        </w:rPr>
-      </w:pPr>
-    </w:p>
-    <w:p>
+          <ns2:ligatures ns2:val="none"/>
+        </w:rPr>
+      </w:pPr>
+    </w:p>
+    <w:p ns2:paraId="2651181E" ns2:textId="54FC11BD">
       <w:pPr>
         <w:pStyle w:val="Prrafodelista"/>
         <w:numPr>
@@ -1583,16 +1583,16 @@
           <w:color w:val="000000"/>
           <w:kern w:val="0"/>
           <w:lang w:eastAsia="es-ES"/>
-          <w14:ligatures w14:val="none"/>
-        </w:rPr>
-      </w:pPr>
-      <w:r>
-        <w:rPr>
-          <w:rFonts w:ascii="Arial Narrow" w:eastAsia="Times New Roman" w:hAnsi="Arial Narrow" w:cs="Arial"/>
-          <w:color w:val="000000"/>
-          <w:kern w:val="0"/>
-          <w:lang w:eastAsia="es-ES"/>
-          <w14:ligatures w14:val="none"/>
+          <ns2:ligatures ns2:val="none"/>
+        </w:rPr>
+      </w:pPr>
+      <w:r>
+        <w:rPr>
+          <w:rFonts w:ascii="Arial Narrow" w:eastAsia="Times New Roman" w:hAnsi="Arial Narrow" w:cs="Arial"/>
+          <w:color w:val="000000"/>
+          <w:kern w:val="0"/>
+          <w:lang w:eastAsia="es-ES"/>
+          <ns2:ligatures ns2:val="none"/>
         </w:rPr>
         <w:t xml:space="preserve">El 20 de septiembre de 2024, en esa misma comunicación no adjuntó el documento nacional de identidad de la menor, por tratarse de ciudadana estadounidense que no contaba con dicho documento, remitiendo en su lugar copia de su pasaporte como documento de identificación; tampoco adjuntó el certificado anátomo patológico del señor [APELLIDO] por no haberse practicado tal examen, ni la historia clínica completa requerida, indicando que no contaban con dicho documento y que, de existir, tendría carácter reservado. </w:t>
       </w:r>
@@ -1602,17 +1602,17 @@
           <w:color w:val="000000"/>
           <w:kern w:val="0"/>
           <w:lang w:eastAsia="es-ES"/>
-          <w14:ligatures w14:val="none"/>
-        </w:rPr>
-        <w:t xml:space="preserve"/>
-      </w:r>
-      <w:r>
-        <w:rPr>
-          <w:rFonts w:ascii="Arial Narrow" w:eastAsia="Times New Roman" w:hAnsi="Arial Narrow" w:cs="Arial"/>
-          <w:color w:val="000000"/>
-          <w:kern w:val="0"/>
-          <w:lang w:eastAsia="es-ES"/>
-          <w14:ligatures w14:val="none"/>
+          <ns2:ligatures ns2:val="none"/>
+        </w:rPr>
+        <w:t xml:space="preserve"/>
+      </w:r>
+      <w:r>
+        <w:rPr>
+          <w:rFonts w:ascii="Arial Narrow" w:eastAsia="Times New Roman" w:hAnsi="Arial Narrow" w:cs="Arial"/>
+          <w:color w:val="000000"/>
+          <w:kern w:val="0"/>
+          <w:lang w:eastAsia="es-ES"/>
+          <ns2:ligatures ns2:val="none"/>
         </w:rPr>
         <w:t xml:space="preserve"/>
       </w:r>
@@ -1623,7 +1623,7 @@
           <w:color w:val="000000"/>
           <w:kern w:val="0"/>
           <w:lang w:eastAsia="es-ES"/>
-          <w14:ligatures w14:val="none"/>
+          <ns2:ligatures ns2:val="none"/>
         </w:rPr>
         <w:t/>
       </w:r>
@@ -1634,37 +1634,37 @@
           <w:color w:val="000000"/>
           <w:kern w:val="0"/>
           <w:lang w:eastAsia="es-ES"/>
-          <w14:ligatures w14:val="none"/>
-        </w:rPr>
-        <w:t xml:space="preserve"/>
-      </w:r>
-      <w:r>
-        <w:rPr>
-          <w:rFonts w:ascii="Arial Narrow" w:eastAsia="Times New Roman" w:hAnsi="Arial Narrow" w:cs="Arial"/>
-          <w:color w:val="000000"/>
-          <w:kern w:val="0"/>
-          <w:lang w:eastAsia="es-ES"/>
-          <w14:ligatures w14:val="none"/>
-        </w:rPr>
-        <w:t xml:space="preserve"/>
-      </w:r>
-      <w:r>
-        <w:rPr>
-          <w:rFonts w:ascii="Arial Narrow" w:eastAsia="Times New Roman" w:hAnsi="Arial Narrow" w:cs="Arial"/>
-          <w:color w:val="000000"/>
-          <w:kern w:val="0"/>
-          <w:lang w:eastAsia="es-ES"/>
-          <w14:ligatures w14:val="none"/>
-        </w:rPr>
-        <w:t xml:space="preserve"/>
-      </w:r>
-      <w:r>
-        <w:rPr>
-          <w:rFonts w:ascii="Arial Narrow" w:eastAsia="Times New Roman" w:hAnsi="Arial Narrow" w:cs="Arial"/>
-          <w:color w:val="000000"/>
-          <w:kern w:val="0"/>
-          <w:lang w:eastAsia="es-ES"/>
-          <w14:ligatures w14:val="none"/>
+          <ns2:ligatures ns2:val="none"/>
+        </w:rPr>
+        <w:t xml:space="preserve"/>
+      </w:r>
+      <w:r>
+        <w:rPr>
+          <w:rFonts w:ascii="Arial Narrow" w:eastAsia="Times New Roman" w:hAnsi="Arial Narrow" w:cs="Arial"/>
+          <w:color w:val="000000"/>
+          <w:kern w:val="0"/>
+          <w:lang w:eastAsia="es-ES"/>
+          <ns2:ligatures ns2:val="none"/>
+        </w:rPr>
+        <w:t xml:space="preserve"/>
+      </w:r>
+      <w:r>
+        <w:rPr>
+          <w:rFonts w:ascii="Arial Narrow" w:eastAsia="Times New Roman" w:hAnsi="Arial Narrow" w:cs="Arial"/>
+          <w:color w:val="000000"/>
+          <w:kern w:val="0"/>
+          <w:lang w:eastAsia="es-ES"/>
+          <ns2:ligatures ns2:val="none"/>
+        </w:rPr>
+        <w:t xml:space="preserve"/>
+      </w:r>
+      <w:r>
+        <w:rPr>
+          <w:rFonts w:ascii="Arial Narrow" w:eastAsia="Times New Roman" w:hAnsi="Arial Narrow" w:cs="Arial"/>
+          <w:color w:val="000000"/>
+          <w:kern w:val="0"/>
+          <w:lang w:eastAsia="es-ES"/>
+          <ns2:ligatures ns2:val="none"/>
         </w:rPr>
         <w:lastRenderedPageBreak/>
         <w:t/>
@@ -1675,12 +1675,12 @@
           <w:color w:val="000000"/>
           <w:kern w:val="0"/>
           <w:lang w:eastAsia="es-ES"/>
-          <w14:ligatures w14:val="none"/>
-        </w:rPr>
-        <w:t xml:space="preserve"/>
-      </w:r>
-    </w:p>
-    <w:p>
+          <ns2:ligatures ns2:val="none"/>
+        </w:rPr>
+        <w:t xml:space="preserve"/>
+      </w:r>
+    </w:p>
+    <w:p ns2:paraId="1017014E" ns2:textId="77777777">
       <w:pPr>
         <w:pStyle w:val="Prrafodelista"/>
         <w:spacing w:after="0" w:line="240" w:lineRule="auto"/>
@@ -1691,11 +1691,11 @@
           <w:color w:val="000000"/>
           <w:kern w:val="0"/>
           <w:lang w:eastAsia="es-ES"/>
-          <w14:ligatures w14:val="none"/>
-        </w:rPr>
-      </w:pPr>
-    </w:p>
-    <w:p>
+          <ns2:ligatures ns2:val="none"/>
+        </w:rPr>
+      </w:pPr>
+    </w:p>
+    <w:p ns2:paraId="5D99CEF9" ns2:textId="70D299AF">
       <w:pPr>
         <w:pStyle w:val="Prrafodelista"/>
         <w:numPr>
@@ -1713,16 +1713,16 @@
           <w:color w:val="000000"/>
           <w:kern w:val="0"/>
           <w:lang w:eastAsia="es-ES"/>
-          <w14:ligatures w14:val="none"/>
-        </w:rPr>
-      </w:pPr>
-      <w:r>
-        <w:rPr>
-          <w:rFonts w:ascii="Arial Narrow" w:eastAsia="Times New Roman" w:hAnsi="Arial Narrow" w:cs="Arial"/>
-          <w:color w:val="000000"/>
-          <w:kern w:val="0"/>
-          <w:lang w:eastAsia="es-ES"/>
-          <w14:ligatures w14:val="none"/>
+          <ns2:ligatures ns2:val="none"/>
+        </w:rPr>
+      </w:pPr>
+      <w:r>
+        <w:rPr>
+          <w:rFonts w:ascii="Arial Narrow" w:eastAsia="Times New Roman" w:hAnsi="Arial Narrow" w:cs="Arial"/>
+          <w:color w:val="000000"/>
+          <w:kern w:val="0"/>
+          <w:lang w:eastAsia="es-ES"/>
+          <ns2:ligatures ns2:val="none"/>
         </w:rPr>
         <w:t xml:space="preserve">El 23 de septiembre de 2024, </w:t>
       </w:r>
@@ -1732,7 +1732,7 @@
           <w:color w:val="000000"/>
           <w:kern w:val="0"/>
           <w:lang w:val="es-ES" w:eastAsia="es-ES"/>
-          <w14:ligatures w14:val="none"/>
+          <ns2:ligatures ns2:val="none"/>
         </w:rPr>
         <w:t>Mapfre</w:t>
       </w:r>
@@ -1742,7 +1742,7 @@
           <w:color w:val="000000"/>
           <w:kern w:val="0"/>
           <w:lang w:eastAsia="es-ES"/>
-          <w14:ligatures w14:val="none"/>
+          <ns2:ligatures ns2:val="none"/>
         </w:rPr>
         <w:t xml:space="preserve"> le </w:t>
       </w:r>
@@ -1752,12 +1752,12 @@
           <w:color w:val="000000"/>
           <w:kern w:val="0"/>
           <w:lang w:eastAsia="es-ES"/>
-          <w14:ligatures w14:val="none"/>
+          <ns2:ligatures ns2:val="none"/>
         </w:rPr>
         <w:t>remitió la Carta AII/VD-4264-2024, mediante la cual solicitó nuevamente los documentos indicados en la Carta SVDS-0625-2024, incluidos los relativos a la historia clínica, pese a que todos los demás documentos ya habían sido presentados el 20 de septiembre de 2024.</w:t>
       </w:r>
     </w:p>
-    <w:p>
+    <w:p ns2:paraId="70A604CA" ns2:textId="77777777">
       <w:pPr>
         <w:pStyle w:val="Prrafodelista"/>
         <w:spacing w:after="0" w:line="240" w:lineRule="auto"/>
@@ -1768,11 +1768,11 @@
           <w:color w:val="000000"/>
           <w:kern w:val="0"/>
           <w:lang w:eastAsia="es-ES"/>
-          <w14:ligatures w14:val="none"/>
-        </w:rPr>
-      </w:pPr>
-    </w:p>
-    <w:p>
+          <ns2:ligatures ns2:val="none"/>
+        </w:rPr>
+      </w:pPr>
+    </w:p>
+    <w:p ns2:paraId="2C12AD86" ns2:textId="3BF3C299">
       <w:pPr>
         <w:pStyle w:val="Prrafodelista"/>
         <w:numPr>
@@ -1790,16 +1790,16 @@
           <w:color w:val="000000"/>
           <w:kern w:val="0"/>
           <w:lang w:eastAsia="es-ES"/>
-          <w14:ligatures w14:val="none"/>
-        </w:rPr>
-      </w:pPr>
-      <w:r>
-        <w:rPr>
-          <w:rFonts w:ascii="Arial Narrow" w:eastAsia="Times New Roman" w:hAnsi="Arial Narrow" w:cs="Arial"/>
-          <w:color w:val="000000"/>
-          <w:kern w:val="0"/>
-          <w:lang w:eastAsia="es-ES"/>
-          <w14:ligatures w14:val="none"/>
+          <ns2:ligatures ns2:val="none"/>
+        </w:rPr>
+      </w:pPr>
+      <w:r>
+        <w:rPr>
+          <w:rFonts w:ascii="Arial Narrow" w:eastAsia="Times New Roman" w:hAnsi="Arial Narrow" w:cs="Arial"/>
+          <w:color w:val="000000"/>
+          <w:kern w:val="0"/>
+          <w:lang w:eastAsia="es-ES"/>
+          <ns2:ligatures ns2:val="none"/>
         </w:rPr>
         <w:t xml:space="preserve">El 1 de octubre de 2024, Mapfre le remitió la Carta SVDS-0676-2024, mediante la cual solicitó documentación adicional vinculada con el siniestro y la situación del señor [APELLIDO] , que no estaban previstas en la cláusula 12 de las Cláusulas Generales de Contratación.</w:t>
       </w:r>
@@ -1809,7 +1809,7 @@
           <w:color w:val="000000"/>
           <w:kern w:val="0"/>
           <w:lang w:eastAsia="es-ES"/>
-          <w14:ligatures w14:val="none"/>
+          <ns2:ligatures ns2:val="none"/>
         </w:rPr>
         <w:t xml:space="preserve"/>
       </w:r>
@@ -1819,7 +1819,7 @@
           <w:color w:val="000000"/>
           <w:kern w:val="0"/>
           <w:lang w:val="es-ES" w:eastAsia="es-ES"/>
-          <w14:ligatures w14:val="none"/>
+          <ns2:ligatures ns2:val="none"/>
         </w:rPr>
         <w:t/>
       </w:r>
@@ -1829,27 +1829,27 @@
           <w:color w:val="000000"/>
           <w:kern w:val="0"/>
           <w:lang w:eastAsia="es-ES"/>
-          <w14:ligatures w14:val="none"/>
-        </w:rPr>
-        <w:t xml:space="preserve"/>
-      </w:r>
-      <w:r>
-        <w:rPr>
-          <w:rFonts w:ascii="Arial Narrow" w:eastAsia="Times New Roman" w:hAnsi="Arial Narrow" w:cs="Arial"/>
-          <w:color w:val="000000"/>
-          <w:kern w:val="0"/>
-          <w:lang w:eastAsia="es-ES"/>
-          <w14:ligatures w14:val="none"/>
-        </w:rPr>
-        <w:t xml:space="preserve"/>
-      </w:r>
-      <w:r>
-        <w:rPr>
-          <w:rFonts w:ascii="Arial Narrow" w:eastAsia="Times New Roman" w:hAnsi="Arial Narrow" w:cs="Arial"/>
-          <w:color w:val="000000"/>
-          <w:kern w:val="0"/>
-          <w:lang w:eastAsia="es-ES"/>
-          <w14:ligatures w14:val="none"/>
+          <ns2:ligatures ns2:val="none"/>
+        </w:rPr>
+        <w:t xml:space="preserve"/>
+      </w:r>
+      <w:r>
+        <w:rPr>
+          <w:rFonts w:ascii="Arial Narrow" w:eastAsia="Times New Roman" w:hAnsi="Arial Narrow" w:cs="Arial"/>
+          <w:color w:val="000000"/>
+          <w:kern w:val="0"/>
+          <w:lang w:eastAsia="es-ES"/>
+          <ns2:ligatures ns2:val="none"/>
+        </w:rPr>
+        <w:t xml:space="preserve"/>
+      </w:r>
+      <w:r>
+        <w:rPr>
+          <w:rFonts w:ascii="Arial Narrow" w:eastAsia="Times New Roman" w:hAnsi="Arial Narrow" w:cs="Arial"/>
+          <w:color w:val="000000"/>
+          <w:kern w:val="0"/>
+          <w:lang w:eastAsia="es-ES"/>
+          <ns2:ligatures ns2:val="none"/>
         </w:rPr>
         <w:t/>
       </w:r>
@@ -1859,17 +1859,17 @@
           <w:color w:val="000000"/>
           <w:kern w:val="0"/>
           <w:lang w:eastAsia="es-ES"/>
-          <w14:ligatures w14:val="none"/>
-        </w:rPr>
-        <w:t xml:space="preserve"/>
-      </w:r>
-      <w:r>
-        <w:rPr>
-          <w:rFonts w:ascii="Arial Narrow" w:eastAsia="Times New Roman" w:hAnsi="Arial Narrow" w:cs="Arial"/>
-          <w:color w:val="000000"/>
-          <w:kern w:val="0"/>
-          <w:lang w:eastAsia="es-ES"/>
-          <w14:ligatures w14:val="none"/>
+          <ns2:ligatures ns2:val="none"/>
+        </w:rPr>
+        <w:t xml:space="preserve"/>
+      </w:r>
+      <w:r>
+        <w:rPr>
+          <w:rFonts w:ascii="Arial Narrow" w:eastAsia="Times New Roman" w:hAnsi="Arial Narrow" w:cs="Arial"/>
+          <w:color w:val="000000"/>
+          <w:kern w:val="0"/>
+          <w:lang w:eastAsia="es-ES"/>
+          <ns2:ligatures ns2:val="none"/>
         </w:rPr>
         <w:t/>
       </w:r>
@@ -1879,12 +1879,12 @@
           <w:color w:val="000000"/>
           <w:kern w:val="0"/>
           <w:lang w:eastAsia="es-ES"/>
-          <w14:ligatures w14:val="none"/>
-        </w:rPr>
-        <w:t xml:space="preserve"/>
-      </w:r>
-    </w:p>
-    <w:p>
+          <ns2:ligatures ns2:val="none"/>
+        </w:rPr>
+        <w:t xml:space="preserve"/>
+      </w:r>
+    </w:p>
+    <w:p ns2:paraId="6397B622" ns2:textId="77777777">
       <w:pPr>
         <w:pStyle w:val="Prrafodelista"/>
         <w:spacing w:after="0" w:line="240" w:lineRule="auto"/>
@@ -1895,11 +1895,11 @@
           <w:color w:val="000000"/>
           <w:kern w:val="0"/>
           <w:lang w:eastAsia="es-ES"/>
-          <w14:ligatures w14:val="none"/>
-        </w:rPr>
-      </w:pPr>
-    </w:p>
-    <w:p>
+          <ns2:ligatures ns2:val="none"/>
+        </w:rPr>
+      </w:pPr>
+    </w:p>
+    <w:p ns2:paraId="4E3328FE" ns2:textId="50FB7753">
       <w:pPr>
         <w:pStyle w:val="Prrafodelista"/>
         <w:numPr>
@@ -1917,16 +1917,16 @@
           <w:color w:val="000000"/>
           <w:kern w:val="0"/>
           <w:lang w:eastAsia="es-ES"/>
-          <w14:ligatures w14:val="none"/>
-        </w:rPr>
-      </w:pPr>
-      <w:r>
-        <w:rPr>
-          <w:rFonts w:ascii="Arial Narrow" w:eastAsia="Times New Roman" w:hAnsi="Arial Narrow" w:cs="Arial"/>
-          <w:color w:val="000000"/>
-          <w:kern w:val="0"/>
-          <w:lang w:eastAsia="es-ES"/>
-          <w14:ligatures w14:val="none"/>
+          <ns2:ligatures ns2:val="none"/>
+        </w:rPr>
+      </w:pPr>
+      <w:r>
+        <w:rPr>
+          <w:rFonts w:ascii="Arial Narrow" w:eastAsia="Times New Roman" w:hAnsi="Arial Narrow" w:cs="Arial"/>
+          <w:color w:val="000000"/>
+          <w:kern w:val="0"/>
+          <w:lang w:eastAsia="es-ES"/>
+          <ns2:ligatures ns2:val="none"/>
         </w:rPr>
         <w:t xml:space="preserve">El 3 de octubre de 2024, Mapfre le remitió la Carta SVDS-0686-2024, en la que solicitó que se indique quién brindó los servicios funerarios al señor [APELLIDO] , se adjunte la documentación que sustente dichos servicios, se precise si el señor [APELLIDO] fue inhumado o cremado y el lugar en que se realizó el servicio, y se adjunte la documentación que acredite la inhumación o cremación, como la constancia de ubicación del cadáver emitida por el camposanto correspondiente o la autorización sanitaria para la cremación.</w:t>
       </w:r>
@@ -1936,7 +1936,7 @@
           <w:color w:val="000000"/>
           <w:kern w:val="0"/>
           <w:lang w:val="es-ES" w:eastAsia="es-ES"/>
-          <w14:ligatures w14:val="none"/>
+          <ns2:ligatures ns2:val="none"/>
         </w:rPr>
         <w:t/>
       </w:r>
@@ -1946,27 +1946,27 @@
           <w:color w:val="000000"/>
           <w:kern w:val="0"/>
           <w:lang w:eastAsia="es-ES"/>
-          <w14:ligatures w14:val="none"/>
-        </w:rPr>
-        <w:t xml:space="preserve"/>
-      </w:r>
-      <w:r>
-        <w:rPr>
-          <w:rFonts w:ascii="Arial Narrow" w:eastAsia="Times New Roman" w:hAnsi="Arial Narrow" w:cs="Arial"/>
-          <w:color w:val="000000"/>
-          <w:kern w:val="0"/>
-          <w:lang w:eastAsia="es-ES"/>
-          <w14:ligatures w14:val="none"/>
-        </w:rPr>
-        <w:t xml:space="preserve"/>
-      </w:r>
-      <w:r>
-        <w:rPr>
-          <w:rFonts w:ascii="Arial Narrow" w:eastAsia="Times New Roman" w:hAnsi="Arial Narrow" w:cs="Arial"/>
-          <w:color w:val="000000"/>
-          <w:kern w:val="0"/>
-          <w:lang w:eastAsia="es-ES"/>
-          <w14:ligatures w14:val="none"/>
+          <ns2:ligatures ns2:val="none"/>
+        </w:rPr>
+        <w:t xml:space="preserve"/>
+      </w:r>
+      <w:r>
+        <w:rPr>
+          <w:rFonts w:ascii="Arial Narrow" w:eastAsia="Times New Roman" w:hAnsi="Arial Narrow" w:cs="Arial"/>
+          <w:color w:val="000000"/>
+          <w:kern w:val="0"/>
+          <w:lang w:eastAsia="es-ES"/>
+          <ns2:ligatures ns2:val="none"/>
+        </w:rPr>
+        <w:t xml:space="preserve"/>
+      </w:r>
+      <w:r>
+        <w:rPr>
+          <w:rFonts w:ascii="Arial Narrow" w:eastAsia="Times New Roman" w:hAnsi="Arial Narrow" w:cs="Arial"/>
+          <w:color w:val="000000"/>
+          <w:kern w:val="0"/>
+          <w:lang w:eastAsia="es-ES"/>
+          <ns2:ligatures ns2:val="none"/>
         </w:rPr>
         <w:t/>
       </w:r>
@@ -1976,32 +1976,32 @@
           <w:color w:val="000000"/>
           <w:kern w:val="0"/>
           <w:lang w:eastAsia="es-ES"/>
-          <w14:ligatures w14:val="none"/>
-        </w:rPr>
-        <w:t xml:space="preserve"/>
-      </w:r>
-      <w:r>
-        <w:rPr>
-          <w:rFonts w:ascii="Arial Narrow" w:eastAsia="Times New Roman" w:hAnsi="Arial Narrow" w:cs="Arial"/>
-          <w:color w:val="000000"/>
-          <w:kern w:val="0"/>
-          <w:lang w:eastAsia="es-ES"/>
-          <w14:ligatures w14:val="none"/>
-        </w:rPr>
-        <w:t xml:space="preserve"/>
-      </w:r>
-      <w:r>
-        <w:rPr>
-          <w:rFonts w:ascii="Arial Narrow" w:eastAsia="Times New Roman" w:hAnsi="Arial Narrow" w:cs="Arial"/>
-          <w:color w:val="000000"/>
-          <w:kern w:val="0"/>
-          <w:lang w:eastAsia="es-ES"/>
-          <w14:ligatures w14:val="none"/>
+          <ns2:ligatures ns2:val="none"/>
+        </w:rPr>
+        <w:t xml:space="preserve"/>
+      </w:r>
+      <w:r>
+        <w:rPr>
+          <w:rFonts w:ascii="Arial Narrow" w:eastAsia="Times New Roman" w:hAnsi="Arial Narrow" w:cs="Arial"/>
+          <w:color w:val="000000"/>
+          <w:kern w:val="0"/>
+          <w:lang w:eastAsia="es-ES"/>
+          <ns2:ligatures ns2:val="none"/>
+        </w:rPr>
+        <w:t xml:space="preserve"/>
+      </w:r>
+      <w:r>
+        <w:rPr>
+          <w:rFonts w:ascii="Arial Narrow" w:eastAsia="Times New Roman" w:hAnsi="Arial Narrow" w:cs="Arial"/>
+          <w:color w:val="000000"/>
+          <w:kern w:val="0"/>
+          <w:lang w:eastAsia="es-ES"/>
+          <ns2:ligatures ns2:val="none"/>
         </w:rPr>
         <w:t/>
       </w:r>
     </w:p>
-    <w:p>
+    <w:p ns2:paraId="1BB86EAB" ns2:textId="77777777">
       <w:pPr>
         <w:pStyle w:val="Prrafodelista"/>
         <w:spacing w:after="0" w:line="240" w:lineRule="auto"/>
@@ -2012,11 +2012,11 @@
           <w:color w:val="000000"/>
           <w:kern w:val="0"/>
           <w:lang w:eastAsia="es-ES"/>
-          <w14:ligatures w14:val="none"/>
-        </w:rPr>
-      </w:pPr>
-    </w:p>
-    <w:p>
+          <ns2:ligatures ns2:val="none"/>
+        </w:rPr>
+      </w:pPr>
+    </w:p>
+    <w:p ns2:paraId="0D7A5A29" ns2:textId="1123C71B">
       <w:pPr>
         <w:pStyle w:val="Prrafodelista"/>
         <w:numPr>
@@ -2034,16 +2034,16 @@
           <w:color w:val="000000"/>
           <w:kern w:val="0"/>
           <w:lang w:eastAsia="es-ES"/>
-          <w14:ligatures w14:val="none"/>
-        </w:rPr>
-      </w:pPr>
-      <w:r>
-        <w:rPr>
-          <w:rFonts w:ascii="Arial Narrow" w:eastAsia="Times New Roman" w:hAnsi="Arial Narrow" w:cs="Arial"/>
-          <w:color w:val="000000"/>
-          <w:kern w:val="0"/>
-          <w:lang w:eastAsia="es-ES"/>
-          <w14:ligatures w14:val="none"/>
+          <ns2:ligatures ns2:val="none"/>
+        </w:rPr>
+      </w:pPr>
+      <w:r>
+        <w:rPr>
+          <w:rFonts w:ascii="Arial Narrow" w:eastAsia="Times New Roman" w:hAnsi="Arial Narrow" w:cs="Arial"/>
+          <w:color w:val="000000"/>
+          <w:kern w:val="0"/>
+          <w:lang w:eastAsia="es-ES"/>
+          <ns2:ligatures ns2:val="none"/>
         </w:rPr>
         <w:t xml:space="preserve">El 13 de octubre de 2024, remitió a </w:t>
       </w:r>
@@ -2053,7 +2053,7 @@
           <w:color w:val="000000"/>
           <w:kern w:val="0"/>
           <w:lang w:val="es-ES" w:eastAsia="es-ES"/>
-          <w14:ligatures w14:val="none"/>
+          <ns2:ligatures ns2:val="none"/>
         </w:rPr>
         <w:t>Mapfre</w:t>
       </w:r>
@@ -2063,7 +2063,7 @@
           <w:color w:val="000000"/>
           <w:kern w:val="0"/>
           <w:lang w:eastAsia="es-ES"/>
-          <w14:ligatures w14:val="none"/>
+          <ns2:ligatures ns2:val="none"/>
         </w:rPr>
         <w:t xml:space="preserve"> </w:t>
       </w:r>
@@ -2073,7 +2073,7 @@
           <w:color w:val="000000"/>
           <w:kern w:val="0"/>
           <w:lang w:eastAsia="es-ES"/>
-          <w14:ligatures w14:val="none"/>
+          <ns2:ligatures ns2:val="none"/>
         </w:rPr>
         <w:t>un correo electrónico mediante el cual absolvió los requerimientos formulados en las Cartas SVDS-0676-2024 y SVDS-0686-2024, proporcionando la información y documentación que indicó tener a su disposición.</w:t>
       </w:r>
@@ -2083,12 +2083,12 @@
           <w:color w:val="000000"/>
           <w:kern w:val="0"/>
           <w:lang w:eastAsia="es-ES"/>
-          <w14:ligatures w14:val="none"/>
+          <ns2:ligatures ns2:val="none"/>
         </w:rPr>
         <w:t xml:space="preserve"> </w:t>
       </w:r>
     </w:p>
-    <w:p>
+    <w:p ns2:paraId="29E187AD" ns2:textId="77777777">
       <w:pPr>
         <w:pStyle w:val="Prrafodelista"/>
         <w:spacing w:after="0" w:line="240" w:lineRule="auto"/>
@@ -2099,11 +2099,11 @@
           <w:color w:val="000000"/>
           <w:kern w:val="0"/>
           <w:lang w:eastAsia="es-ES"/>
-          <w14:ligatures w14:val="none"/>
-        </w:rPr>
-      </w:pPr>
-    </w:p>
-    <w:p>
+          <ns2:ligatures ns2:val="none"/>
+        </w:rPr>
+      </w:pPr>
+    </w:p>
+    <w:p ns2:paraId="4C1EB4D7" ns2:textId="29B12C5D">
       <w:pPr>
         <w:pStyle w:val="Prrafodelista"/>
         <w:numPr>
@@ -2121,16 +2121,16 @@
           <w:color w:val="000000"/>
           <w:kern w:val="0"/>
           <w:lang w:eastAsia="es-ES"/>
-          <w14:ligatures w14:val="none"/>
-        </w:rPr>
-      </w:pPr>
-      <w:r>
-        <w:rPr>
-          <w:rFonts w:ascii="Arial Narrow" w:eastAsia="Times New Roman" w:hAnsi="Arial Narrow" w:cs="Arial"/>
-          <w:color w:val="000000"/>
-          <w:kern w:val="0"/>
-          <w:lang w:eastAsia="es-ES"/>
-          <w14:ligatures w14:val="none"/>
+          <ns2:ligatures ns2:val="none"/>
+        </w:rPr>
+      </w:pPr>
+      <w:r>
+        <w:rPr>
+          <w:rFonts w:ascii="Arial Narrow" w:eastAsia="Times New Roman" w:hAnsi="Arial Narrow" w:cs="Arial"/>
+          <w:color w:val="000000"/>
+          <w:kern w:val="0"/>
+          <w:lang w:eastAsia="es-ES"/>
+          <ns2:ligatures ns2:val="none"/>
         </w:rPr>
         <w:t xml:space="preserve">El 17 de octubre de 2024, </w:t>
       </w:r>
@@ -2140,7 +2140,7 @@
           <w:color w:val="000000"/>
           <w:kern w:val="0"/>
           <w:lang w:val="es-ES" w:eastAsia="es-ES"/>
-          <w14:ligatures w14:val="none"/>
+          <ns2:ligatures ns2:val="none"/>
         </w:rPr>
         <w:t>Mapfre</w:t>
       </w:r>
@@ -2150,7 +2150,7 @@
           <w:color w:val="000000"/>
           <w:kern w:val="0"/>
           <w:lang w:eastAsia="es-ES"/>
-          <w14:ligatures w14:val="none"/>
+          <ns2:ligatures ns2:val="none"/>
         </w:rPr>
         <w:t xml:space="preserve"> le </w:t>
       </w:r>
@@ -2160,12 +2160,12 @@
           <w:color w:val="000000"/>
           <w:kern w:val="0"/>
           <w:lang w:eastAsia="es-ES"/>
-          <w14:ligatures w14:val="none"/>
+          <ns2:ligatures ns2:val="none"/>
         </w:rPr>
         <w:t>remitió una carta notarial sin número en la que comunicó que el siniestro no se encontraba cubierto bajo las condiciones de la póliza del Seguro de Vida y que no era posible otorgar el beneficio, rechazando la cobertura solicitada.</w:t>
       </w:r>
     </w:p>
-    <w:p>
+    <w:p ns2:paraId="510C7066" ns2:textId="77777777">
       <w:pPr>
         <w:pStyle w:val="Prrafodelista"/>
         <w:spacing w:after="0" w:line="240" w:lineRule="auto"/>
@@ -2176,11 +2176,11 @@
           <w:color w:val="000000"/>
           <w:kern w:val="0"/>
           <w:lang w:eastAsia="es-ES"/>
-          <w14:ligatures w14:val="none"/>
-        </w:rPr>
-      </w:pPr>
-    </w:p>
-    <w:p>
+          <ns2:ligatures ns2:val="none"/>
+        </w:rPr>
+      </w:pPr>
+    </w:p>
+    <w:p ns2:paraId="6540E027" ns2:textId="50D118E3">
       <w:pPr>
         <w:pStyle w:val="Prrafodelista"/>
         <w:numPr>
@@ -2198,16 +2198,16 @@
           <w:color w:val="000000"/>
           <w:kern w:val="0"/>
           <w:lang w:eastAsia="es-ES"/>
-          <w14:ligatures w14:val="none"/>
-        </w:rPr>
-      </w:pPr>
-      <w:r>
-        <w:rPr>
-          <w:rFonts w:ascii="Arial Narrow" w:eastAsia="Times New Roman" w:hAnsi="Arial Narrow" w:cs="Arial"/>
-          <w:color w:val="000000"/>
-          <w:kern w:val="0"/>
-          <w:lang w:eastAsia="es-ES"/>
-          <w14:ligatures w14:val="none"/>
+          <ns2:ligatures ns2:val="none"/>
+        </w:rPr>
+      </w:pPr>
+      <w:r>
+        <w:rPr>
+          <w:rFonts w:ascii="Arial Narrow" w:eastAsia="Times New Roman" w:hAnsi="Arial Narrow" w:cs="Arial"/>
+          <w:color w:val="000000"/>
+          <w:kern w:val="0"/>
+          <w:lang w:eastAsia="es-ES"/>
+          <ns2:ligatures ns2:val="none"/>
         </w:rPr>
         <w:t xml:space="preserve">El 17 de octubre de 2024, en la misma carta notarial, Mapfre indicó que había detectado reticencia y declaración inexacta por parte del señor [APELLIDO] al momento de la contratación del Seguro de Vida. </w:t>
       </w:r>
@@ -2217,7 +2217,7 @@
           <w:color w:val="000000"/>
           <w:kern w:val="0"/>
           <w:lang w:val="es-ES" w:eastAsia="es-ES"/>
-          <w14:ligatures w14:val="none"/>
+          <ns2:ligatures ns2:val="none"/>
         </w:rPr>
         <w:t/>
       </w:r>
@@ -2227,17 +2227,17 @@
           <w:color w:val="000000"/>
           <w:kern w:val="0"/>
           <w:lang w:eastAsia="es-ES"/>
-          <w14:ligatures w14:val="none"/>
-        </w:rPr>
-        <w:t xml:space="preserve"/>
-      </w:r>
-      <w:r>
-        <w:rPr>
-          <w:rFonts w:ascii="Arial Narrow" w:eastAsia="Times New Roman" w:hAnsi="Arial Narrow" w:cs="Arial"/>
-          <w:color w:val="000000"/>
-          <w:kern w:val="0"/>
-          <w:lang w:eastAsia="es-ES"/>
-          <w14:ligatures w14:val="none"/>
+          <ns2:ligatures ns2:val="none"/>
+        </w:rPr>
+        <w:t xml:space="preserve"/>
+      </w:r>
+      <w:r>
+        <w:rPr>
+          <w:rFonts w:ascii="Arial Narrow" w:eastAsia="Times New Roman" w:hAnsi="Arial Narrow" w:cs="Arial"/>
+          <w:color w:val="000000"/>
+          <w:kern w:val="0"/>
+          <w:lang w:eastAsia="es-ES"/>
+          <ns2:ligatures ns2:val="none"/>
         </w:rPr>
         <w:t/>
       </w:r>
@@ -2247,27 +2247,27 @@
           <w:color w:val="000000"/>
           <w:kern w:val="0"/>
           <w:lang w:eastAsia="es-ES"/>
-          <w14:ligatures w14:val="none"/>
-        </w:rPr>
-        <w:t xml:space="preserve"/>
-      </w:r>
-      <w:r>
-        <w:rPr>
-          <w:rFonts w:ascii="Arial Narrow" w:eastAsia="Times New Roman" w:hAnsi="Arial Narrow" w:cs="Arial"/>
-          <w:color w:val="000000"/>
-          <w:kern w:val="0"/>
-          <w:lang w:eastAsia="es-ES"/>
-          <w14:ligatures w14:val="none"/>
-        </w:rPr>
-        <w:t xml:space="preserve"/>
-      </w:r>
-      <w:r>
-        <w:rPr>
-          <w:rFonts w:ascii="Arial Narrow" w:eastAsia="Times New Roman" w:hAnsi="Arial Narrow" w:cs="Arial"/>
-          <w:color w:val="000000"/>
-          <w:kern w:val="0"/>
-          <w:lang w:eastAsia="es-ES"/>
-          <w14:ligatures w14:val="none"/>
+          <ns2:ligatures ns2:val="none"/>
+        </w:rPr>
+        <w:t xml:space="preserve"/>
+      </w:r>
+      <w:r>
+        <w:rPr>
+          <w:rFonts w:ascii="Arial Narrow" w:eastAsia="Times New Roman" w:hAnsi="Arial Narrow" w:cs="Arial"/>
+          <w:color w:val="000000"/>
+          <w:kern w:val="0"/>
+          <w:lang w:eastAsia="es-ES"/>
+          <ns2:ligatures ns2:val="none"/>
+        </w:rPr>
+        <w:t xml:space="preserve"/>
+      </w:r>
+      <w:r>
+        <w:rPr>
+          <w:rFonts w:ascii="Arial Narrow" w:eastAsia="Times New Roman" w:hAnsi="Arial Narrow" w:cs="Arial"/>
+          <w:color w:val="000000"/>
+          <w:kern w:val="0"/>
+          <w:lang w:eastAsia="es-ES"/>
+          <ns2:ligatures ns2:val="none"/>
         </w:rPr>
         <w:t/>
       </w:r>
@@ -2277,22 +2277,22 @@
           <w:color w:val="000000"/>
           <w:kern w:val="0"/>
           <w:lang w:eastAsia="es-ES"/>
-          <w14:ligatures w14:val="none"/>
-        </w:rPr>
-        <w:t xml:space="preserve"/>
-      </w:r>
-      <w:r>
-        <w:rPr>
-          <w:rFonts w:ascii="Arial Narrow" w:eastAsia="Times New Roman" w:hAnsi="Arial Narrow" w:cs="Arial"/>
-          <w:color w:val="000000"/>
-          <w:kern w:val="0"/>
-          <w:lang w:eastAsia="es-ES"/>
-          <w14:ligatures w14:val="none"/>
-        </w:rPr>
-        <w:t xml:space="preserve"/>
-      </w:r>
-    </w:p>
-    <w:p>
+          <ns2:ligatures ns2:val="none"/>
+        </w:rPr>
+        <w:t xml:space="preserve"/>
+      </w:r>
+      <w:r>
+        <w:rPr>
+          <w:rFonts w:ascii="Arial Narrow" w:eastAsia="Times New Roman" w:hAnsi="Arial Narrow" w:cs="Arial"/>
+          <w:color w:val="000000"/>
+          <w:kern w:val="0"/>
+          <w:lang w:eastAsia="es-ES"/>
+          <ns2:ligatures ns2:val="none"/>
+        </w:rPr>
+        <w:t xml:space="preserve"/>
+      </w:r>
+    </w:p>
+    <w:p ns2:paraId="04E435FA" ns2:textId="77777777">
       <w:pPr>
         <w:pStyle w:val="Prrafodelista"/>
         <w:spacing w:after="0" w:line="240" w:lineRule="auto"/>
@@ -2303,11 +2303,11 @@
           <w:color w:val="000000"/>
           <w:kern w:val="0"/>
           <w:lang w:eastAsia="es-ES"/>
-          <w14:ligatures w14:val="none"/>
-        </w:rPr>
-      </w:pPr>
-    </w:p>
-    <w:p>
+          <ns2:ligatures ns2:val="none"/>
+        </w:rPr>
+      </w:pPr>
+    </w:p>
+    <w:p ns2:paraId="41F76A52" ns2:textId="469EA3C2">
       <w:pPr>
         <w:pStyle w:val="Prrafodelista"/>
         <w:numPr>
@@ -2325,16 +2325,16 @@
           <w:color w:val="000000"/>
           <w:kern w:val="0"/>
           <w:lang w:eastAsia="es-ES"/>
-          <w14:ligatures w14:val="none"/>
-        </w:rPr>
-      </w:pPr>
-      <w:r>
-        <w:rPr>
-          <w:rFonts w:ascii="Arial Narrow" w:eastAsia="Times New Roman" w:hAnsi="Arial Narrow" w:cs="Arial"/>
-          <w:color w:val="000000"/>
-          <w:kern w:val="0"/>
-          <w:lang w:eastAsia="es-ES"/>
-          <w14:ligatures w14:val="none"/>
+          <ns2:ligatures ns2:val="none"/>
+        </w:rPr>
+      </w:pPr>
+      <w:r>
+        <w:rPr>
+          <w:rFonts w:ascii="Arial Narrow" w:eastAsia="Times New Roman" w:hAnsi="Arial Narrow" w:cs="Arial"/>
+          <w:color w:val="000000"/>
+          <w:kern w:val="0"/>
+          <w:lang w:eastAsia="es-ES"/>
+          <ns2:ligatures ns2:val="none"/>
         </w:rPr>
         <w:t xml:space="preserve">El 5 de julio de 2025, presentó ante </w:t>
       </w:r>
@@ -2344,7 +2344,7 @@
           <w:color w:val="000000"/>
           <w:kern w:val="0"/>
           <w:lang w:val="es-ES" w:eastAsia="es-ES"/>
-          <w14:ligatures w14:val="none"/>
+          <ns2:ligatures ns2:val="none"/>
         </w:rPr>
         <w:t>Mapfre</w:t>
       </w:r>
@@ -2354,7 +2354,7 @@
           <w:color w:val="000000"/>
           <w:kern w:val="0"/>
           <w:lang w:eastAsia="es-ES"/>
-          <w14:ligatures w14:val="none"/>
+          <ns2:ligatures ns2:val="none"/>
         </w:rPr>
         <w:t xml:space="preserve"> </w:t>
       </w:r>
@@ -2364,7 +2364,7 @@
           <w:color w:val="000000"/>
           <w:kern w:val="0"/>
           <w:lang w:eastAsia="es-ES"/>
-          <w14:ligatures w14:val="none"/>
+          <ns2:ligatures ns2:val="none"/>
         </w:rPr>
         <w:t xml:space="preserve">un escrito de reconsideración contra la denegatoria de cobertura </w:t>
       </w:r>
@@ -2374,7 +2374,7 @@
           <w:color w:val="000000"/>
           <w:kern w:val="0"/>
           <w:lang w:eastAsia="es-ES"/>
-          <w14:ligatures w14:val="none"/>
+          <ns2:ligatures ns2:val="none"/>
         </w:rPr>
         <w:t xml:space="preserve">comunicada el 17 de octubre de 2024, en el que cuestionó las observaciones formuladas por la </w:t>
       </w:r>
@@ -2384,7 +2384,7 @@
           <w:color w:val="000000"/>
           <w:kern w:val="0"/>
           <w:lang w:eastAsia="es-ES"/>
-          <w14:ligatures w14:val="none"/>
+          <ns2:ligatures ns2:val="none"/>
         </w:rPr>
         <w:t>compañía aseguradora</w:t>
       </w:r>
@@ -2394,12 +2394,12 @@
           <w:color w:val="000000"/>
           <w:kern w:val="0"/>
           <w:lang w:eastAsia="es-ES"/>
-          <w14:ligatures w14:val="none"/>
+          <ns2:ligatures ns2:val="none"/>
         </w:rPr>
         <w:t>.</w:t>
       </w:r>
     </w:p>
-    <w:p>
+    <w:p ns2:paraId="4BB6B5F6" ns2:textId="77777777">
       <w:pPr>
         <w:pStyle w:val="Prrafodelista"/>
         <w:spacing w:after="0" w:line="240" w:lineRule="auto"/>
@@ -2410,11 +2410,11 @@
           <w:color w:val="000000"/>
           <w:kern w:val="0"/>
           <w:lang w:eastAsia="es-ES"/>
-          <w14:ligatures w14:val="none"/>
-        </w:rPr>
-      </w:pPr>
-    </w:p>
-    <w:p>
+          <ns2:ligatures ns2:val="none"/>
+        </w:rPr>
+      </w:pPr>
+    </w:p>
+    <w:p ns2:paraId="3B6F86F8" ns2:textId="68779E2F">
       <w:pPr>
         <w:pStyle w:val="Prrafodelista"/>
         <w:numPr>
@@ -2432,16 +2432,16 @@
           <w:color w:val="000000"/>
           <w:kern w:val="0"/>
           <w:lang w:eastAsia="es-ES"/>
-          <w14:ligatures w14:val="none"/>
-        </w:rPr>
-      </w:pPr>
-      <w:r>
-        <w:rPr>
-          <w:rFonts w:ascii="Arial Narrow" w:eastAsia="Times New Roman" w:hAnsi="Arial Narrow" w:cs="Arial"/>
-          <w:color w:val="000000"/>
-          <w:kern w:val="0"/>
-          <w:lang w:eastAsia="es-ES"/>
-          <w14:ligatures w14:val="none"/>
+          <ns2:ligatures ns2:val="none"/>
+        </w:rPr>
+      </w:pPr>
+      <w:r>
+        <w:rPr>
+          <w:rFonts w:ascii="Arial Narrow" w:eastAsia="Times New Roman" w:hAnsi="Arial Narrow" w:cs="Arial"/>
+          <w:color w:val="000000"/>
+          <w:kern w:val="0"/>
+          <w:lang w:eastAsia="es-ES"/>
+          <ns2:ligatures ns2:val="none"/>
         </w:rPr>
         <w:t>No obstante</w:t>
       </w:r>
@@ -2451,7 +2451,7 @@
           <w:color w:val="000000"/>
           <w:kern w:val="0"/>
           <w:lang w:eastAsia="es-ES"/>
-          <w14:ligatures w14:val="none"/>
+          <ns2:ligatures ns2:val="none"/>
         </w:rPr>
         <w:t xml:space="preserve">, </w:t>
       </w:r>
@@ -2461,7 +2461,7 @@
           <w:color w:val="000000"/>
           <w:kern w:val="0"/>
           <w:lang w:val="es-ES" w:eastAsia="es-ES"/>
-          <w14:ligatures w14:val="none"/>
+          <ns2:ligatures ns2:val="none"/>
         </w:rPr>
         <w:t>Mapfre</w:t>
       </w:r>
@@ -2471,7 +2471,7 @@
           <w:color w:val="000000"/>
           <w:kern w:val="0"/>
           <w:lang w:eastAsia="es-ES"/>
-          <w14:ligatures w14:val="none"/>
+          <ns2:ligatures ns2:val="none"/>
         </w:rPr>
         <w:t xml:space="preserve"> </w:t>
       </w:r>
@@ -2481,7 +2481,7 @@
           <w:color w:val="000000"/>
           <w:kern w:val="0"/>
           <w:lang w:eastAsia="es-ES"/>
-          <w14:ligatures w14:val="none"/>
+          <ns2:ligatures ns2:val="none"/>
         </w:rPr>
         <w:t>no había emitido un pronunciamiento sobre la reconsideración dentro del plazo de 30 días previsto en la cláusula 12 de las Cláusulas Generales de Contratación para resolver la solicitud de</w:t>
       </w:r>
@@ -2491,7 +2491,7 @@
           <w:color w:val="000000"/>
           <w:kern w:val="0"/>
           <w:lang w:eastAsia="es-ES"/>
-          <w14:ligatures w14:val="none"/>
+          <ns2:ligatures ns2:val="none"/>
         </w:rPr>
         <w:t xml:space="preserve"> cobertura una vez presentada la documentación completa, y que la </w:t>
       </w:r>
@@ -2501,7 +2501,7 @@
           <w:color w:val="000000"/>
           <w:kern w:val="0"/>
           <w:lang w:eastAsia="es-ES"/>
-          <w14:ligatures w14:val="none"/>
+          <ns2:ligatures ns2:val="none"/>
         </w:rPr>
         <w:t>compañía aseguradora</w:t>
       </w:r>
@@ -2511,12 +2511,12 @@
           <w:color w:val="000000"/>
           <w:kern w:val="0"/>
           <w:lang w:eastAsia="es-ES"/>
-          <w14:ligatures w14:val="none"/>
+          <ns2:ligatures ns2:val="none"/>
         </w:rPr>
         <w:t xml:space="preserve"> no había solicitado una prórroga para dicho pronunciamiento.</w:t>
       </w:r>
     </w:p>
-    <w:p>
+    <w:p ns2:paraId="4099A173" ns2:textId="77777777">
       <w:pPr>
         <w:pStyle w:val="Prrafodelista"/>
         <w:spacing w:after="0" w:line="240" w:lineRule="auto"/>
@@ -2527,11 +2527,11 @@
           <w:color w:val="000000"/>
           <w:kern w:val="0"/>
           <w:lang w:eastAsia="es-ES"/>
-          <w14:ligatures w14:val="none"/>
-        </w:rPr>
-      </w:pPr>
-    </w:p>
-    <w:p>
+          <ns2:ligatures ns2:val="none"/>
+        </w:rPr>
+      </w:pPr>
+    </w:p>
+    <w:p ns2:paraId="60D38BF2" ns2:textId="759EA15B">
       <w:pPr>
         <w:pStyle w:val="Prrafodelista"/>
         <w:numPr>
@@ -2549,16 +2549,16 @@
           <w:color w:val="000000"/>
           <w:kern w:val="0"/>
           <w:lang w:eastAsia="es-ES"/>
-          <w14:ligatures w14:val="none"/>
-        </w:rPr>
-      </w:pPr>
-      <w:r>
-        <w:rPr>
-          <w:rFonts w:ascii="Arial Narrow" w:eastAsia="Times New Roman" w:hAnsi="Arial Narrow" w:cs="Arial"/>
-          <w:color w:val="000000"/>
-          <w:kern w:val="0"/>
-          <w:lang w:eastAsia="es-ES"/>
-          <w14:ligatures w14:val="none"/>
+          <ns2:ligatures ns2:val="none"/>
+        </w:rPr>
+      </w:pPr>
+      <w:r>
+        <w:rPr>
+          <w:rFonts w:ascii="Arial Narrow" w:eastAsia="Times New Roman" w:hAnsi="Arial Narrow" w:cs="Arial"/>
+          <w:color w:val="000000"/>
+          <w:kern w:val="0"/>
+          <w:lang w:eastAsia="es-ES"/>
+          <ns2:ligatures ns2:val="none"/>
         </w:rPr>
         <w:t xml:space="preserve">El 20 de agosto de 2025, remitió a </w:t>
       </w:r>
@@ -2568,7 +2568,7 @@
           <w:color w:val="000000"/>
           <w:kern w:val="0"/>
           <w:lang w:val="es-ES" w:eastAsia="es-ES"/>
-          <w14:ligatures w14:val="none"/>
+          <ns2:ligatures ns2:val="none"/>
         </w:rPr>
         <w:t>Mapfre</w:t>
       </w:r>
@@ -2578,7 +2578,7 @@
           <w:color w:val="000000"/>
           <w:kern w:val="0"/>
           <w:lang w:eastAsia="es-ES"/>
-          <w14:ligatures w14:val="none"/>
+          <ns2:ligatures ns2:val="none"/>
         </w:rPr>
         <w:t xml:space="preserve"> </w:t>
       </w:r>
@@ -2588,7 +2588,7 @@
           <w:color w:val="000000"/>
           <w:kern w:val="0"/>
           <w:lang w:eastAsia="es-ES"/>
-          <w14:ligatures w14:val="none"/>
+          <ns2:ligatures ns2:val="none"/>
         </w:rPr>
         <w:t xml:space="preserve">un escrito en el que solicitó el pago de la suma asegurada del Seguro de Vida, indicando que había transcurrido el plazo previsto para que la </w:t>
       </w:r>
@@ -2598,7 +2598,7 @@
           <w:color w:val="000000"/>
           <w:kern w:val="0"/>
           <w:lang w:eastAsia="es-ES"/>
-          <w14:ligatures w14:val="none"/>
+          <ns2:ligatures ns2:val="none"/>
         </w:rPr>
         <w:t>compañía aseguradora</w:t>
       </w:r>
@@ -2608,7 +2608,7 @@
           <w:color w:val="000000"/>
           <w:kern w:val="0"/>
           <w:lang w:eastAsia="es-ES"/>
-          <w14:ligatures w14:val="none"/>
+          <ns2:ligatures ns2:val="none"/>
         </w:rPr>
         <w:t xml:space="preserve"> se pronuncie y que, en consecuencia, correspondía efectuar el pago de la cobertura.</w:t>
       </w:r>
@@ -2618,12 +2618,12 @@
           <w:color w:val="000000"/>
           <w:kern w:val="0"/>
           <w:lang w:eastAsia="es-ES"/>
-          <w14:ligatures w14:val="none"/>
+          <ns2:ligatures ns2:val="none"/>
         </w:rPr>
         <w:t xml:space="preserve"> </w:t>
       </w:r>
     </w:p>
-    <w:p>
+    <w:p ns2:paraId="2EACB495" ns2:textId="77777777">
       <w:pPr>
         <w:pStyle w:val="Prrafodelista"/>
         <w:spacing w:after="0" w:line="240" w:lineRule="auto"/>
@@ -2634,11 +2634,11 @@
           <w:color w:val="000000"/>
           <w:kern w:val="0"/>
           <w:lang w:eastAsia="es-ES"/>
-          <w14:ligatures w14:val="none"/>
-        </w:rPr>
-      </w:pPr>
-    </w:p>
-    <w:p>
+          <ns2:ligatures ns2:val="none"/>
+        </w:rPr>
+      </w:pPr>
+    </w:p>
+    <w:p ns2:paraId="329880A9" ns2:textId="46D2EF79">
       <w:pPr>
         <w:pStyle w:val="Prrafodelista"/>
         <w:numPr>
@@ -2656,16 +2656,16 @@
           <w:color w:val="000000"/>
           <w:kern w:val="0"/>
           <w:lang w:eastAsia="es-ES"/>
-          <w14:ligatures w14:val="none"/>
-        </w:rPr>
-      </w:pPr>
-      <w:r>
-        <w:rPr>
-          <w:rFonts w:ascii="Arial Narrow" w:eastAsia="Times New Roman" w:hAnsi="Arial Narrow" w:cs="Arial"/>
-          <w:color w:val="000000"/>
-          <w:kern w:val="0"/>
-          <w:lang w:eastAsia="es-ES"/>
-          <w14:ligatures w14:val="none"/>
+          <ns2:ligatures ns2:val="none"/>
+        </w:rPr>
+      </w:pPr>
+      <w:r>
+        <w:rPr>
+          <w:rFonts w:ascii="Arial Narrow" w:eastAsia="Times New Roman" w:hAnsi="Arial Narrow" w:cs="Arial"/>
+          <w:color w:val="000000"/>
+          <w:kern w:val="0"/>
+          <w:lang w:eastAsia="es-ES"/>
+          <ns2:ligatures ns2:val="none"/>
         </w:rPr>
         <w:t xml:space="preserve">El 24 de agosto de 2025, remitió a </w:t>
       </w:r>
@@ -2675,7 +2675,7 @@
           <w:color w:val="000000"/>
           <w:kern w:val="0"/>
           <w:lang w:val="es-ES" w:eastAsia="es-ES"/>
-          <w14:ligatures w14:val="none"/>
+          <ns2:ligatures ns2:val="none"/>
         </w:rPr>
         <w:t>Mapfre</w:t>
       </w:r>
@@ -2685,7 +2685,7 @@
           <w:color w:val="000000"/>
           <w:kern w:val="0"/>
           <w:lang w:eastAsia="es-ES"/>
-          <w14:ligatures w14:val="none"/>
+          <ns2:ligatures ns2:val="none"/>
         </w:rPr>
         <w:t xml:space="preserve"> </w:t>
       </w:r>
@@ -2695,12 +2695,12 @@
           <w:color w:val="000000"/>
           <w:kern w:val="0"/>
           <w:lang w:eastAsia="es-ES"/>
-          <w14:ligatures w14:val="none"/>
+          <ns2:ligatures ns2:val="none"/>
         </w:rPr>
         <w:t>un correo electrónico en el que reiteró la solicitud de pago de la suma asegurada a su favor y de la menor, adjuntando un escrito de petición de pago de la póliza y señalando que la solicitud de reconsideración se encontraba consentida por el vencimiento del plazo de respuesta.</w:t>
       </w:r>
     </w:p>
-    <w:p>
+    <w:p ns2:paraId="1F8CA6A4" ns2:textId="77777777">
       <w:pPr>
         <w:pStyle w:val="Prrafodelista"/>
         <w:spacing w:after="0" w:line="240" w:lineRule="auto"/>
@@ -2711,11 +2711,11 @@
           <w:color w:val="000000"/>
           <w:kern w:val="0"/>
           <w:lang w:eastAsia="es-ES"/>
-          <w14:ligatures w14:val="none"/>
-        </w:rPr>
-      </w:pPr>
-    </w:p>
-    <w:p>
+          <ns2:ligatures ns2:val="none"/>
+        </w:rPr>
+      </w:pPr>
+    </w:p>
+    <w:p ns2:paraId="71E1B3D9" ns2:textId="27F80EC8">
       <w:pPr>
         <w:pStyle w:val="Prrafodelista"/>
         <w:numPr>
@@ -2733,16 +2733,16 @@
           <w:color w:val="000000"/>
           <w:kern w:val="0"/>
           <w:lang w:eastAsia="es-ES"/>
-          <w14:ligatures w14:val="none"/>
-        </w:rPr>
-      </w:pPr>
-      <w:r>
-        <w:rPr>
-          <w:rFonts w:ascii="Arial Narrow" w:eastAsia="Times New Roman" w:hAnsi="Arial Narrow" w:cs="Arial"/>
-          <w:color w:val="000000"/>
-          <w:kern w:val="0"/>
-          <w:lang w:eastAsia="es-ES"/>
-          <w14:ligatures w14:val="none"/>
+          <ns2:ligatures ns2:val="none"/>
+        </w:rPr>
+      </w:pPr>
+      <w:r>
+        <w:rPr>
+          <w:rFonts w:ascii="Arial Narrow" w:eastAsia="Times New Roman" w:hAnsi="Arial Narrow" w:cs="Arial"/>
+          <w:color w:val="000000"/>
+          <w:kern w:val="0"/>
+          <w:lang w:eastAsia="es-ES"/>
+          <ns2:ligatures ns2:val="none"/>
         </w:rPr>
         <w:t xml:space="preserve">El 2 de octubre de 2025, Mapfre le remitió una carta de respuesta indicándole que el contrato de seguro había sido declarado nulo por reticencia y/o declaración inexacta del señor [APELLIDO] en la información proporcionada al momento de la contratación, y que, en consecuencia, ella y la menor no contaban con cobertura bajo el Seguro de Vida. </w:t>
       </w:r>
@@ -2752,7 +2752,7 @@
           <w:color w:val="000000"/>
           <w:kern w:val="0"/>
           <w:lang w:val="es-ES" w:eastAsia="es-ES"/>
-          <w14:ligatures w14:val="none"/>
+          <ns2:ligatures ns2:val="none"/>
         </w:rPr>
         <w:t/>
       </w:r>
@@ -2762,27 +2762,27 @@
           <w:color w:val="000000"/>
           <w:kern w:val="0"/>
           <w:lang w:eastAsia="es-ES"/>
-          <w14:ligatures w14:val="none"/>
-        </w:rPr>
-        <w:t xml:space="preserve"/>
-      </w:r>
-      <w:r>
-        <w:rPr>
-          <w:rFonts w:ascii="Arial Narrow" w:eastAsia="Times New Roman" w:hAnsi="Arial Narrow" w:cs="Arial"/>
-          <w:color w:val="000000"/>
-          <w:kern w:val="0"/>
-          <w:lang w:eastAsia="es-ES"/>
-          <w14:ligatures w14:val="none"/>
-        </w:rPr>
-        <w:t xml:space="preserve"/>
-      </w:r>
-      <w:r>
-        <w:rPr>
-          <w:rFonts w:ascii="Arial Narrow" w:eastAsia="Times New Roman" w:hAnsi="Arial Narrow" w:cs="Arial"/>
-          <w:color w:val="000000"/>
-          <w:kern w:val="0"/>
-          <w:lang w:eastAsia="es-ES"/>
-          <w14:ligatures w14:val="none"/>
+          <ns2:ligatures ns2:val="none"/>
+        </w:rPr>
+        <w:t xml:space="preserve"/>
+      </w:r>
+      <w:r>
+        <w:rPr>
+          <w:rFonts w:ascii="Arial Narrow" w:eastAsia="Times New Roman" w:hAnsi="Arial Narrow" w:cs="Arial"/>
+          <w:color w:val="000000"/>
+          <w:kern w:val="0"/>
+          <w:lang w:eastAsia="es-ES"/>
+          <ns2:ligatures ns2:val="none"/>
+        </w:rPr>
+        <w:t xml:space="preserve"/>
+      </w:r>
+      <w:r>
+        <w:rPr>
+          <w:rFonts w:ascii="Arial Narrow" w:eastAsia="Times New Roman" w:hAnsi="Arial Narrow" w:cs="Arial"/>
+          <w:color w:val="000000"/>
+          <w:kern w:val="0"/>
+          <w:lang w:eastAsia="es-ES"/>
+          <ns2:ligatures ns2:val="none"/>
         </w:rPr>
         <w:t/>
       </w:r>
@@ -2792,27 +2792,27 @@
           <w:color w:val="000000"/>
           <w:kern w:val="0"/>
           <w:lang w:eastAsia="es-ES"/>
-          <w14:ligatures w14:val="none"/>
-        </w:rPr>
-        <w:t xml:space="preserve"/>
-      </w:r>
-      <w:r>
-        <w:rPr>
-          <w:rFonts w:ascii="Arial Narrow" w:eastAsia="Times New Roman" w:hAnsi="Arial Narrow" w:cs="Arial"/>
-          <w:color w:val="000000"/>
-          <w:kern w:val="0"/>
-          <w:lang w:eastAsia="es-ES"/>
-          <w14:ligatures w14:val="none"/>
-        </w:rPr>
-        <w:t xml:space="preserve"/>
-      </w:r>
-      <w:r>
-        <w:rPr>
-          <w:rFonts w:ascii="Arial Narrow" w:eastAsia="Times New Roman" w:hAnsi="Arial Narrow" w:cs="Arial"/>
-          <w:color w:val="000000"/>
-          <w:kern w:val="0"/>
-          <w:lang w:eastAsia="es-ES"/>
-          <w14:ligatures w14:val="none"/>
+          <ns2:ligatures ns2:val="none"/>
+        </w:rPr>
+        <w:t xml:space="preserve"/>
+      </w:r>
+      <w:r>
+        <w:rPr>
+          <w:rFonts w:ascii="Arial Narrow" w:eastAsia="Times New Roman" w:hAnsi="Arial Narrow" w:cs="Arial"/>
+          <w:color w:val="000000"/>
+          <w:kern w:val="0"/>
+          <w:lang w:eastAsia="es-ES"/>
+          <ns2:ligatures ns2:val="none"/>
+        </w:rPr>
+        <w:t xml:space="preserve"/>
+      </w:r>
+      <w:r>
+        <w:rPr>
+          <w:rFonts w:ascii="Arial Narrow" w:eastAsia="Times New Roman" w:hAnsi="Arial Narrow" w:cs="Arial"/>
+          <w:color w:val="000000"/>
+          <w:kern w:val="0"/>
+          <w:lang w:eastAsia="es-ES"/>
+          <ns2:ligatures ns2:val="none"/>
         </w:rPr>
         <w:lastRenderedPageBreak/>
         <w:t xml:space="preserve"/>
@@ -2823,7 +2823,7 @@
           <w:color w:val="000000"/>
           <w:kern w:val="0"/>
           <w:lang w:eastAsia="es-ES"/>
-          <w14:ligatures w14:val="none"/>
+          <ns2:ligatures ns2:val="none"/>
         </w:rPr>
         <w:t/>
       </w:r>
@@ -2833,17 +2833,17 @@
           <w:color w:val="000000"/>
           <w:kern w:val="0"/>
           <w:lang w:eastAsia="es-ES"/>
-          <w14:ligatures w14:val="none"/>
-        </w:rPr>
-        <w:t xml:space="preserve"/>
-      </w:r>
-      <w:r>
-        <w:rPr>
-          <w:rFonts w:ascii="Arial Narrow" w:eastAsia="Times New Roman" w:hAnsi="Arial Narrow" w:cs="Arial"/>
-          <w:color w:val="000000"/>
-          <w:kern w:val="0"/>
-          <w:lang w:eastAsia="es-ES"/>
-          <w14:ligatures w14:val="none"/>
+          <ns2:ligatures ns2:val="none"/>
+        </w:rPr>
+        <w:t xml:space="preserve"/>
+      </w:r>
+      <w:r>
+        <w:rPr>
+          <w:rFonts w:ascii="Arial Narrow" w:eastAsia="Times New Roman" w:hAnsi="Arial Narrow" w:cs="Arial"/>
+          <w:color w:val="000000"/>
+          <w:kern w:val="0"/>
+          <w:lang w:eastAsia="es-ES"/>
+          <ns2:ligatures ns2:val="none"/>
         </w:rPr>
         <w:t/>
       </w:r>
@@ -2853,12 +2853,12 @@
           <w:color w:val="000000"/>
           <w:kern w:val="0"/>
           <w:lang w:eastAsia="es-ES"/>
-          <w14:ligatures w14:val="none"/>
-        </w:rPr>
-        <w:t xml:space="preserve"/>
-      </w:r>
-    </w:p>
-    <w:p>
+          <ns2:ligatures ns2:val="none"/>
+        </w:rPr>
+        <w:t xml:space="preserve"/>
+      </w:r>
+    </w:p>
+    <w:p ns2:paraId="7ABD769A" ns2:textId="77777777">
       <w:pPr>
         <w:pStyle w:val="Prrafodelista"/>
         <w:spacing w:after="0" w:line="240" w:lineRule="auto"/>
@@ -2869,11 +2869,11 @@
           <w:color w:val="000000"/>
           <w:kern w:val="0"/>
           <w:lang w:eastAsia="es-ES"/>
-          <w14:ligatures w14:val="none"/>
-        </w:rPr>
-      </w:pPr>
-    </w:p>
-    <w:p>
+          <ns2:ligatures ns2:val="none"/>
+        </w:rPr>
+      </w:pPr>
+    </w:p>
+    <w:p ns2:paraId="2F9CF7F5" ns2:textId="240D4C12">
       <w:pPr>
         <w:pStyle w:val="Prrafodelista"/>
         <w:numPr>
@@ -2891,16 +2891,16 @@
           <w:color w:val="000000"/>
           <w:kern w:val="0"/>
           <w:lang w:eastAsia="es-ES"/>
-          <w14:ligatures w14:val="none"/>
-        </w:rPr>
-      </w:pPr>
-      <w:r>
-        <w:rPr>
-          <w:rFonts w:ascii="Arial Narrow" w:eastAsia="Times New Roman" w:hAnsi="Arial Narrow" w:cs="Arial"/>
-          <w:color w:val="000000"/>
-          <w:kern w:val="0"/>
-          <w:lang w:eastAsia="es-ES"/>
-          <w14:ligatures w14:val="none"/>
+          <ns2:ligatures ns2:val="none"/>
+        </w:rPr>
+      </w:pPr>
+      <w:r>
+        <w:rPr>
+          <w:rFonts w:ascii="Arial Narrow" w:eastAsia="Times New Roman" w:hAnsi="Arial Narrow" w:cs="Arial"/>
+          <w:color w:val="000000"/>
+          <w:kern w:val="0"/>
+          <w:lang w:eastAsia="es-ES"/>
+          <ns2:ligatures ns2:val="none"/>
         </w:rPr>
         <w:t xml:space="preserve">El 3 de octubre de 2025, </w:t>
       </w:r>
@@ -2910,7 +2910,7 @@
           <w:color w:val="000000"/>
           <w:kern w:val="0"/>
           <w:lang w:val="es-ES" w:eastAsia="es-ES"/>
-          <w14:ligatures w14:val="none"/>
+          <ns2:ligatures ns2:val="none"/>
         </w:rPr>
         <w:t>Mapfre</w:t>
       </w:r>
@@ -2920,7 +2920,7 @@
           <w:color w:val="000000"/>
           <w:kern w:val="0"/>
           <w:lang w:eastAsia="es-ES"/>
-          <w14:ligatures w14:val="none"/>
+          <ns2:ligatures ns2:val="none"/>
         </w:rPr>
         <w:t xml:space="preserve"> le </w:t>
       </w:r>
@@ -2930,7 +2930,7 @@
           <w:color w:val="000000"/>
           <w:kern w:val="0"/>
           <w:lang w:eastAsia="es-ES"/>
-          <w14:ligatures w14:val="none"/>
+          <ns2:ligatures ns2:val="none"/>
         </w:rPr>
         <w:t>remitió una carta notarial en términos similares a la comunicación del 2 de octubre de 2025, en la que reiteró que la póliza del Seguro de Vida se encontraba anulada o declarada nula por reticencia y/o declaración inexacta y que no procedía el pago de la suma asegurada</w:t>
       </w:r>
@@ -2940,12 +2940,12 @@
           <w:color w:val="000000"/>
           <w:kern w:val="0"/>
           <w:lang w:eastAsia="es-ES"/>
-          <w14:ligatures w14:val="none"/>
+          <ns2:ligatures ns2:val="none"/>
         </w:rPr>
         <w:t>.</w:t>
       </w:r>
     </w:p>
-    <w:p>
+    <w:p ns2:paraId="33E14FF7" ns2:textId="77777777">
       <w:pPr>
         <w:tabs>
           <w:tab w:val="left" w:pos="1134"/>
@@ -2957,11 +2957,11 @@
           <w:color w:val="000000"/>
           <w:kern w:val="0"/>
           <w:lang w:eastAsia="es-ES"/>
-          <w14:ligatures w14:val="none"/>
-        </w:rPr>
-      </w:pPr>
-    </w:p>
-    <w:p>
+          <ns2:ligatures ns2:val="none"/>
+        </w:rPr>
+      </w:pPr>
+    </w:p>
+    <w:p ns2:paraId="65C58807" ns2:textId="5B31D00F">
       <w:pPr>
         <w:numPr>
           <w:ilvl w:val="1"/>
@@ -2979,7 +2979,7 @@
           <w:color w:val="000000"/>
           <w:kern w:val="0"/>
           <w:lang w:val="es-ES" w:eastAsia="es-ES"/>
-          <w14:ligatures w14:val="none"/>
+          <ns2:ligatures ns2:val="none"/>
         </w:rPr>
       </w:pPr>
       <w:r>
@@ -2988,7 +2988,7 @@
           <w:color w:val="000000"/>
           <w:kern w:val="0"/>
           <w:lang w:val="es-ES" w:eastAsia="es-ES"/>
-          <w14:ligatures w14:val="none"/>
+          <ns2:ligatures ns2:val="none"/>
         </w:rPr>
         <w:t xml:space="preserve">La señora [APELLIDO] solicitó, en calidad de medida correctiva, que Mapfre cumpla con los términos del contrato de Seguro de Vida que celebró con el señor [APELLIDO] y que, por lo tanto, pague la suma asegurada de US$ 1 000 000,00 de la cobertura básica del Seguro de Vida - Póliza 6032400000588 y que cancele los intereses generados por el incumplimiento oportuno del pago, que deberán ser liquidados hasta la fecha en que se haga el abono efectivo de las coberturas. Asimismo, requirió el reembolso de costos y costas del presente procedimiento.</w:t>
       </w:r>
@@ -2996,7 +2996,7 @@
         <w:rPr>
           <w:rFonts w:ascii="Arial Narrow" w:eastAsia="Calibri" w:hAnsi="Arial Narrow" w:cs="Arial"/>
           <w:kern w:val="0"/>
-          <w14:ligatures w14:val="none"/>
+          <ns2:ligatures ns2:val="none"/>
         </w:rPr>
         <w:t xml:space="preserve"/>
       </w:r>
@@ -3006,7 +3006,7 @@
           <w:color w:val="000000"/>
           <w:kern w:val="0"/>
           <w:lang w:val="es-ES" w:eastAsia="es-ES"/>
-          <w14:ligatures w14:val="none"/>
+          <ns2:ligatures ns2:val="none"/>
         </w:rPr>
         <w:t xml:space="preserve"/>
       </w:r>
@@ -3016,7 +3016,7 @@
           <w:color w:val="000000"/>
           <w:kern w:val="0"/>
           <w:lang w:val="es-ES" w:eastAsia="es-ES"/>
-          <w14:ligatures w14:val="none"/>
+          <ns2:ligatures ns2:val="none"/>
         </w:rPr>
         <w:t xml:space="preserve"/>
       </w:r>
@@ -3026,7 +3026,7 @@
           <w:color w:val="000000"/>
           <w:kern w:val="0"/>
           <w:lang w:val="es-ES" w:eastAsia="es-ES"/>
-          <w14:ligatures w14:val="none"/>
+          <ns2:ligatures ns2:val="none"/>
         </w:rPr>
         <w:t xml:space="preserve"/>
       </w:r>
@@ -3036,7 +3036,7 @@
           <w:color w:val="000000"/>
           <w:kern w:val="0"/>
           <w:lang w:val="es-ES" w:eastAsia="es-ES"/>
-          <w14:ligatures w14:val="none"/>
+          <ns2:ligatures ns2:val="none"/>
         </w:rPr>
         <w:t xml:space="preserve"/>
       </w:r>
@@ -3046,7 +3046,7 @@
           <w:color w:val="000000"/>
           <w:kern w:val="0"/>
           <w:lang w:val="es-ES" w:eastAsia="es-ES"/>
-          <w14:ligatures w14:val="none"/>
+          <ns2:ligatures ns2:val="none"/>
         </w:rPr>
         <w:t/>
       </w:r>
@@ -3056,7 +3056,7 @@
           <w:color w:val="000000"/>
           <w:kern w:val="0"/>
           <w:lang w:val="es-ES" w:eastAsia="es-ES"/>
-          <w14:ligatures w14:val="none"/>
+          <ns2:ligatures ns2:val="none"/>
         </w:rPr>
         <w:t xml:space="preserve"/>
       </w:r>
@@ -3066,7 +3066,7 @@
           <w:color w:val="000000"/>
           <w:kern w:val="0"/>
           <w:lang w:val="es-ES" w:eastAsia="es-ES"/>
-          <w14:ligatures w14:val="none"/>
+          <ns2:ligatures ns2:val="none"/>
         </w:rPr>
         <w:t/>
       </w:r>
@@ -3076,7 +3076,7 @@
           <w:color w:val="000000"/>
           <w:kern w:val="0"/>
           <w:lang w:val="es-ES" w:eastAsia="es-ES"/>
-          <w14:ligatures w14:val="none"/>
+          <ns2:ligatures ns2:val="none"/>
         </w:rPr>
         <w:t xml:space="preserve"/>
       </w:r>
@@ -3086,7 +3086,7 @@
           <w:color w:val="000000"/>
           <w:kern w:val="0"/>
           <w:lang w:val="es-ES" w:eastAsia="es-ES"/>
-          <w14:ligatures w14:val="none"/>
+          <ns2:ligatures ns2:val="none"/>
         </w:rPr>
         <w:t xml:space="preserve"/>
       </w:r>
@@ -3096,7 +3096,7 @@
           <w:color w:val="000000"/>
           <w:kern w:val="0"/>
           <w:lang w:val="es-ES" w:eastAsia="es-ES"/>
-          <w14:ligatures w14:val="none"/>
+          <ns2:ligatures ns2:val="none"/>
         </w:rPr>
         <w:t/>
       </w:r>
@@ -3106,12 +3106,12 @@
           <w:color w:val="000000"/>
           <w:kern w:val="0"/>
           <w:lang w:val="es-ES" w:eastAsia="es-ES"/>
-          <w14:ligatures w14:val="none"/>
+          <ns2:ligatures ns2:val="none"/>
         </w:rPr>
         <w:t/>
       </w:r>
     </w:p>
-    <w:p>
+    <w:p ns2:paraId="66005174" ns2:textId="77777777">
       <w:pPr>
         <w:spacing w:after="0" w:line="240" w:lineRule="auto"/>
         <w:contextualSpacing/>
@@ -3122,11 +3122,11 @@
           <w:color w:val="000000"/>
           <w:kern w:val="0"/>
           <w:lang w:eastAsia="es-PE"/>
-          <w14:ligatures w14:val="none"/>
-        </w:rPr>
-      </w:pPr>
-    </w:p>
-    <w:p>
+          <ns2:ligatures ns2:val="none"/>
+        </w:rPr>
+      </w:pPr>
+    </w:p>
+    <w:p ns2:paraId="3541B1F9" ns2:textId="77777777">
       <w:pPr>
         <w:pStyle w:val="Prrafodelista"/>
         <w:numPr>
@@ -3146,7 +3146,7 @@
           <w:color w:val="000000"/>
           <w:kern w:val="0"/>
           <w:lang w:eastAsia="es-PE"/>
-          <w14:ligatures w14:val="none"/>
+          <ns2:ligatures ns2:val="none"/>
         </w:rPr>
       </w:pPr>
       <w:r>
@@ -3156,12 +3156,12 @@
           <w:color w:val="000000"/>
           <w:kern w:val="0"/>
           <w:lang w:eastAsia="es-PE"/>
-          <w14:ligatures w14:val="none"/>
+          <ns2:ligatures ns2:val="none"/>
         </w:rPr>
         <w:t>DE LA ADMISIÓN A TRÁMITE DE LA DENUNCIA</w:t>
       </w:r>
     </w:p>
-    <w:p>
+    <w:p ns2:paraId="34556756" ns2:textId="77777777">
       <w:pPr>
         <w:spacing w:after="0" w:line="240" w:lineRule="auto"/>
         <w:ind w:left="567"/>
@@ -3173,12 +3173,12 @@
           <w:color w:val="000000"/>
           <w:kern w:val="0"/>
           <w:lang w:eastAsia="es-PE"/>
-          <w14:ligatures w14:val="none"/>
+          <ns2:ligatures ns2:val="none"/>
         </w:rPr>
       </w:pPr>
       <w:bookmarkStart w:id="1" w:name="_Hlk212795168"/>
     </w:p>
-    <w:p>
+    <w:p ns2:paraId="5F4266A4" ns2:textId="1ECB6DC2">
       <w:pPr>
         <w:pStyle w:val="Prrafodelista"/>
         <w:numPr>
@@ -3191,7 +3191,7 @@
         <w:rPr>
           <w:rFonts w:ascii="Arial Narrow" w:eastAsia="Arial Narrow" w:hAnsi="Arial Narrow" w:cs="Arial Narrow"/>
           <w:kern w:val="0"/>
-          <w14:ligatures w14:val="none"/>
+          <ns2:ligatures ns2:val="none"/>
         </w:rPr>
       </w:pPr>
       <w:bookmarkStart w:id="2" w:name="_Hlk140755208"/>
@@ -3203,7 +3203,7 @@
           <w:color w:val="000000"/>
           <w:kern w:val="0"/>
           <w:lang w:eastAsia="es-PE"/>
-          <w14:ligatures w14:val="none"/>
+          <ns2:ligatures ns2:val="none"/>
         </w:rPr>
         <w:t xml:space="preserve">La Secretaría Técnica de la Comisión de Protección al Consumidor 1 (en adelante, la Secretaría Técnica), en ejercicio de sus facultades, considera que el hecho denunciado, consistente en que la compañía aseguradora el 23 de setiembre de 2024 habría requerido indebidamente a la denunciante para atención de la solicitud de la cobertura del Seguro de Vida - Póliza 6032400000588 por el fallecimiento del señor [APELLIDO] documentos que habían sido remitidos previamente; involucraría una presunta afectación a sus expectativas, quien no habría encontrado una correspondencia entre lo que esperaba recibir de parte del proveedor y lo que realmente recibió. Por consiguiente, corresponde calificar el hecho materia de denuncia como una presunta infracción al deber de idoneidad, tipificado en los artículos 18 y 19 del Código.</w:t>
       </w:r>
@@ -3216,7 +3216,7 @@
           <w:rFonts w:ascii="Arial Narrow" w:eastAsia="Arial Narrow" w:hAnsi="Arial Narrow" w:cs="Arial Narrow"/>
           <w:kern w:val="0"/>
           <w:vertAlign w:val="superscript"/>
-          <w14:ligatures w14:val="none"/>
+          <ns2:ligatures ns2:val="none"/>
         </w:rPr>
         <w:footnoteReference w:id="2"/>
       </w:r>
@@ -3226,7 +3226,7 @@
           <w:color w:val="000000"/>
           <w:kern w:val="0"/>
           <w:lang w:eastAsia="es-PE"/>
-          <w14:ligatures w14:val="none"/>
+          <ns2:ligatures ns2:val="none"/>
         </w:rPr>
         <w:t xml:space="preserve"/>
       </w:r>
@@ -3236,15 +3236,15 @@
           <w:color w:val="000000"/>
           <w:kern w:val="0"/>
           <w:lang w:eastAsia="es-PE"/>
-          <w14:ligatures w14:val="none"/>
-        </w:rPr>
-        <w:t xml:space="preserve"/>
-      </w:r>
-      <w:r>
-        <w:rPr>
-          <w:rFonts w:ascii="Arial Narrow" w:eastAsia="Arial Narrow" w:hAnsi="Arial Narrow" w:cs="Arial Narrow"/>
-          <w:kern w:val="0"/>
-          <w14:ligatures w14:val="none"/>
+          <ns2:ligatures ns2:val="none"/>
+        </w:rPr>
+        <w:t xml:space="preserve"/>
+      </w:r>
+      <w:r>
+        <w:rPr>
+          <w:rFonts w:ascii="Arial Narrow" w:eastAsia="Arial Narrow" w:hAnsi="Arial Narrow" w:cs="Arial Narrow"/>
+          <w:kern w:val="0"/>
+          <ns2:ligatures ns2:val="none"/>
         </w:rPr>
         <w:t xml:space="preserve"/>
       </w:r>
@@ -3253,7 +3253,7 @@
         <w:rPr>
           <w:rFonts w:ascii="Arial Narrow" w:eastAsia="Arial Narrow" w:hAnsi="Arial Narrow" w:cs="Arial Narrow"/>
           <w:kern w:val="0"/>
-          <w14:ligatures w14:val="none"/>
+          <ns2:ligatures ns2:val="none"/>
         </w:rPr>
         <w:t xml:space="preserve"/>
       </w:r>
@@ -3265,7 +3265,7 @@
           <w:kern w:val="0"/>
           <w:shd w:val="clear" w:color="auto" w:fill="FFFFFF"/>
           <w:lang w:eastAsia="es-PE"/>
-          <w14:ligatures w14:val="none"/>
+          <ns2:ligatures ns2:val="none"/>
         </w:rPr>
         <w:t xml:space="preserve"/>
       </w:r>
@@ -3276,7 +3276,7 @@
           <w:kern w:val="0"/>
           <w:shd w:val="clear" w:color="auto" w:fill="FFFFFF"/>
           <w:lang w:eastAsia="es-PE"/>
-          <w14:ligatures w14:val="none"/>
+          <ns2:ligatures ns2:val="none"/>
         </w:rPr>
         <w:t/>
       </w:r>
@@ -3287,15 +3287,15 @@
           <w:kern w:val="0"/>
           <w:shd w:val="clear" w:color="auto" w:fill="FFFFFF"/>
           <w:lang w:eastAsia="es-PE"/>
-          <w14:ligatures w14:val="none"/>
-        </w:rPr>
-        <w:t xml:space="preserve"/>
-      </w:r>
-      <w:r>
-        <w:rPr>
-          <w:rFonts w:ascii="Arial Narrow" w:eastAsia="Arial Narrow" w:hAnsi="Arial Narrow" w:cs="Arial Narrow"/>
-          <w:kern w:val="0"/>
-          <w14:ligatures w14:val="none"/>
+          <ns2:ligatures ns2:val="none"/>
+        </w:rPr>
+        <w:t xml:space="preserve"/>
+      </w:r>
+      <w:r>
+        <w:rPr>
+          <w:rFonts w:ascii="Arial Narrow" w:eastAsia="Arial Narrow" w:hAnsi="Arial Narrow" w:cs="Arial Narrow"/>
+          <w:kern w:val="0"/>
+          <ns2:ligatures ns2:val="none"/>
         </w:rPr>
         <w:t/>
       </w:r>
@@ -3303,7 +3303,7 @@
         <w:rPr>
           <w:rFonts w:ascii="Arial Narrow" w:eastAsia="Arial Narrow" w:hAnsi="Arial Narrow" w:cs="Arial Narrow"/>
           <w:kern w:val="0"/>
-          <w14:ligatures w14:val="none"/>
+          <ns2:ligatures ns2:val="none"/>
         </w:rPr>
         <w:t/>
       </w:r>
@@ -3313,7 +3313,7 @@
           <w:color w:val="000000"/>
           <w:kern w:val="0"/>
           <w:lang w:eastAsia="es-PE"/>
-          <w14:ligatures w14:val="none"/>
+          <ns2:ligatures ns2:val="none"/>
         </w:rPr>
         <w:t/>
       </w:r>
@@ -3321,7 +3321,7 @@
         <w:rPr>
           <w:rFonts w:ascii="Arial Narrow" w:eastAsia="Arial Narrow" w:hAnsi="Arial Narrow" w:cs="Arial Narrow"/>
           <w:kern w:val="0"/>
-          <w14:ligatures w14:val="none"/>
+          <ns2:ligatures ns2:val="none"/>
         </w:rPr>
         <w:t xml:space="preserve"/>
       </w:r>
@@ -3331,7 +3331,7 @@
           <w:color w:val="000000"/>
           <w:kern w:val="0"/>
           <w:lang w:eastAsia="es-PE"/>
-          <w14:ligatures w14:val="none"/>
+          <ns2:ligatures ns2:val="none"/>
         </w:rPr>
         <w:t/>
       </w:r>
@@ -3339,7 +3339,7 @@
         <w:rPr>
           <w:rFonts w:ascii="Arial Narrow" w:eastAsia="Arial Narrow" w:hAnsi="Arial Narrow" w:cs="Arial Narrow"/>
           <w:kern w:val="0"/>
-          <w14:ligatures w14:val="none"/>
+          <ns2:ligatures ns2:val="none"/>
         </w:rPr>
         <w:t xml:space="preserve"/>
       </w:r>
@@ -3351,7 +3351,7 @@
           <w:rFonts w:ascii="Arial Narrow" w:eastAsia="Arial Narrow" w:hAnsi="Arial Narrow" w:cs="Arial"/>
           <w:kern w:val="0"/>
           <w:vertAlign w:val="superscript"/>
-          <w14:ligatures w14:val="none"/>
+          <ns2:ligatures ns2:val="none"/>
         </w:rPr>
         <w:footnoteReference w:id="3"/>
       </w:r>
@@ -3360,13 +3360,13 @@
         <w:rPr>
           <w:rFonts w:ascii="Arial Narrow" w:eastAsia="Arial Narrow" w:hAnsi="Arial Narrow" w:cs="Arial Narrow"/>
           <w:kern w:val="0"/>
-          <w14:ligatures w14:val="none"/>
+          <ns2:ligatures ns2:val="none"/>
         </w:rPr>
         <w:t/>
       </w:r>
       <w:bookmarkEnd w:id="7"/>
     </w:p>
-    <w:p>
+    <w:p ns2:paraId="116891C0" ns2:textId="77777777">
       <w:pPr>
         <w:pStyle w:val="Prrafodelista"/>
         <w:spacing w:after="0" w:line="240" w:lineRule="auto"/>
@@ -3375,11 +3375,11 @@
         <w:rPr>
           <w:rFonts w:ascii="Arial Narrow" w:eastAsia="Arial Narrow" w:hAnsi="Arial Narrow" w:cs="Arial Narrow"/>
           <w:kern w:val="0"/>
-          <w14:ligatures w14:val="none"/>
-        </w:rPr>
-      </w:pPr>
-    </w:p>
-    <w:p>
+          <ns2:ligatures ns2:val="none"/>
+        </w:rPr>
+      </w:pPr>
+    </w:p>
+    <w:p ns2:paraId="73AC2300" ns2:textId="794D7D24">
       <w:pPr>
         <w:pStyle w:val="Prrafodelista"/>
         <w:numPr>
@@ -3392,7 +3392,7 @@
         <w:rPr>
           <w:rFonts w:ascii="Arial Narrow" w:eastAsia="Arial Narrow" w:hAnsi="Arial Narrow" w:cs="Arial Narrow"/>
           <w:kern w:val="0"/>
-          <w14:ligatures w14:val="none"/>
+          <ns2:ligatures ns2:val="none"/>
         </w:rPr>
       </w:pPr>
       <w:bookmarkStart w:id="9" w:name="_Hlk213150180"/>
@@ -3400,7 +3400,7 @@
         <w:rPr>
           <w:rFonts w:ascii="Arial Narrow" w:eastAsia="Arial Narrow" w:hAnsi="Arial Narrow" w:cs="Arial Narrow"/>
           <w:kern w:val="0"/>
-          <w14:ligatures w14:val="none"/>
+          <ns2:ligatures ns2:val="none"/>
         </w:rPr>
         <w:t xml:space="preserve">Así también, la Secretaría Técnica, en ejercicio de sus facultades, considera que el hecho denunciado, consistente en que la compañía aseguradora habría negado injustificadamente a la denunciante la cobertura del Seguro de Vida - Póliza 6032400000588 por el fallecimiento del señor [APELLIDO] ; involucraría una presunta afectación a sus expectativas, quien no habría encontrado una correspondencia entre lo que esperaba recibir de parte del proveedor y lo que realmente recibió. Por consiguiente, corresponde calificar el hecho materia de denuncia como una presunta infracción al deber de idoneidad, tipificado en los artículos 18 y 19 del Código. </w:t>
       </w:r>
@@ -3410,15 +3410,15 @@
           <w:color w:val="000000"/>
           <w:kern w:val="0"/>
           <w:lang w:eastAsia="es-PE"/>
-          <w14:ligatures w14:val="none"/>
-        </w:rPr>
-        <w:t xml:space="preserve"/>
-      </w:r>
-      <w:r>
-        <w:rPr>
-          <w:rFonts w:ascii="Arial Narrow" w:eastAsia="Arial Narrow" w:hAnsi="Arial Narrow" w:cs="Arial Narrow"/>
-          <w:kern w:val="0"/>
-          <w14:ligatures w14:val="none"/>
+          <ns2:ligatures ns2:val="none"/>
+        </w:rPr>
+        <w:t xml:space="preserve"/>
+      </w:r>
+      <w:r>
+        <w:rPr>
+          <w:rFonts w:ascii="Arial Narrow" w:eastAsia="Arial Narrow" w:hAnsi="Arial Narrow" w:cs="Arial Narrow"/>
+          <w:kern w:val="0"/>
+          <ns2:ligatures ns2:val="none"/>
         </w:rPr>
         <w:t xml:space="preserve"/>
       </w:r>
@@ -3429,7 +3429,7 @@
           <w:kern w:val="0"/>
           <w:shd w:val="clear" w:color="auto" w:fill="FFFFFF"/>
           <w:lang w:eastAsia="es-PE"/>
-          <w14:ligatures w14:val="none"/>
+          <ns2:ligatures ns2:val="none"/>
         </w:rPr>
         <w:t xml:space="preserve"/>
       </w:r>
@@ -3440,7 +3440,7 @@
           <w:kern w:val="0"/>
           <w:shd w:val="clear" w:color="auto" w:fill="FFFFFF"/>
           <w:lang w:eastAsia="es-PE"/>
-          <w14:ligatures w14:val="none"/>
+          <ns2:ligatures ns2:val="none"/>
         </w:rPr>
         <w:t/>
       </w:r>
@@ -3451,23 +3451,23 @@
           <w:kern w:val="0"/>
           <w:shd w:val="clear" w:color="auto" w:fill="FFFFFF"/>
           <w:lang w:eastAsia="es-PE"/>
-          <w14:ligatures w14:val="none"/>
-        </w:rPr>
-        <w:t xml:space="preserve"/>
-      </w:r>
-      <w:r>
-        <w:rPr>
-          <w:rFonts w:ascii="Arial Narrow" w:eastAsia="Arial Narrow" w:hAnsi="Arial Narrow" w:cs="Arial Narrow"/>
-          <w:kern w:val="0"/>
-          <w14:ligatures w14:val="none"/>
-        </w:rPr>
-        <w:t xml:space="preserve"/>
-      </w:r>
-      <w:r>
-        <w:rPr>
-          <w:rFonts w:ascii="Arial Narrow" w:eastAsia="Arial Narrow" w:hAnsi="Arial Narrow" w:cs="Arial Narrow"/>
-          <w:kern w:val="0"/>
-          <w14:ligatures w14:val="none"/>
+          <ns2:ligatures ns2:val="none"/>
+        </w:rPr>
+        <w:t xml:space="preserve"/>
+      </w:r>
+      <w:r>
+        <w:rPr>
+          <w:rFonts w:ascii="Arial Narrow" w:eastAsia="Arial Narrow" w:hAnsi="Arial Narrow" w:cs="Arial Narrow"/>
+          <w:kern w:val="0"/>
+          <ns2:ligatures ns2:val="none"/>
+        </w:rPr>
+        <w:t xml:space="preserve"/>
+      </w:r>
+      <w:r>
+        <w:rPr>
+          <w:rFonts w:ascii="Arial Narrow" w:eastAsia="Arial Narrow" w:hAnsi="Arial Narrow" w:cs="Arial Narrow"/>
+          <w:kern w:val="0"/>
+          <ns2:ligatures ns2:val="none"/>
         </w:rPr>
         <w:lastRenderedPageBreak/>
         <w:t xml:space="preserve"/>
@@ -3476,7 +3476,7 @@
         <w:rPr>
           <w:rFonts w:ascii="Arial Narrow" w:eastAsia="Arial Narrow" w:hAnsi="Arial Narrow" w:cs="Arial Narrow"/>
           <w:kern w:val="0"/>
-          <w14:ligatures w14:val="none"/>
+          <ns2:ligatures ns2:val="none"/>
         </w:rPr>
         <w:t/>
       </w:r>
@@ -3486,7 +3486,7 @@
           <w:color w:val="000000"/>
           <w:kern w:val="0"/>
           <w:lang w:eastAsia="es-PE"/>
-          <w14:ligatures w14:val="none"/>
+          <ns2:ligatures ns2:val="none"/>
         </w:rPr>
         <w:t/>
       </w:r>
@@ -3494,7 +3494,7 @@
         <w:rPr>
           <w:rFonts w:ascii="Arial Narrow" w:eastAsia="Arial Narrow" w:hAnsi="Arial Narrow" w:cs="Arial Narrow"/>
           <w:kern w:val="0"/>
-          <w14:ligatures w14:val="none"/>
+          <ns2:ligatures ns2:val="none"/>
         </w:rPr>
         <w:t xml:space="preserve"/>
       </w:r>
@@ -3504,7 +3504,7 @@
           <w:color w:val="000000"/>
           <w:kern w:val="0"/>
           <w:lang w:eastAsia="es-PE"/>
-          <w14:ligatures w14:val="none"/>
+          <ns2:ligatures ns2:val="none"/>
         </w:rPr>
         <w:t/>
       </w:r>
@@ -3512,7 +3512,7 @@
         <w:rPr>
           <w:rFonts w:ascii="Arial Narrow" w:eastAsia="Arial Narrow" w:hAnsi="Arial Narrow" w:cs="Arial Narrow"/>
           <w:kern w:val="0"/>
-          <w14:ligatures w14:val="none"/>
+          <ns2:ligatures ns2:val="none"/>
         </w:rPr>
         <w:t xml:space="preserve"/>
       </w:r>
@@ -3523,24 +3523,24 @@
           <w:color w:val="000000"/>
           <w:kern w:val="0"/>
           <w:lang w:eastAsia="es-PE"/>
-          <w14:ligatures w14:val="none"/>
+          <ns2:ligatures ns2:val="none"/>
         </w:rPr>
         <w:t xml:space="preserve"/>
       </w:r>
     </w:p>
     <w:bookmarkEnd w:id="1"/>
-    <w:p>
-      <w:pPr>
-        <w:spacing w:after="0" w:line="240" w:lineRule="auto"/>
-        <w:jc w:val="both"/>
-        <w:rPr>
-          <w:rFonts w:ascii="Arial Narrow" w:eastAsia="Arial Narrow" w:hAnsi="Arial Narrow" w:cs="Arial Narrow"/>
-          <w:kern w:val="0"/>
-          <w14:ligatures w14:val="none"/>
-        </w:rPr>
-      </w:pPr>
-    </w:p>
-    <w:p>
+    <w:p ns2:paraId="2DC7B64E" ns2:textId="77777777">
+      <w:pPr>
+        <w:spacing w:after="0" w:line="240" w:lineRule="auto"/>
+        <w:jc w:val="both"/>
+        <w:rPr>
+          <w:rFonts w:ascii="Arial Narrow" w:eastAsia="Arial Narrow" w:hAnsi="Arial Narrow" w:cs="Arial Narrow"/>
+          <w:kern w:val="0"/>
+          <ns2:ligatures ns2:val="none"/>
+        </w:rPr>
+      </w:pPr>
+    </w:p>
+    <w:p ns2:paraId="4266B1E3" ns2:textId="6CC8EF40">
       <w:pPr>
         <w:pStyle w:val="Prrafodelista"/>
         <w:numPr>
@@ -3553,14 +3553,14 @@
         <w:rPr>
           <w:rFonts w:ascii="Arial Narrow" w:eastAsia="Arial Narrow" w:hAnsi="Arial Narrow" w:cs="Arial Narrow"/>
           <w:kern w:val="0"/>
-          <w14:ligatures w14:val="none"/>
-        </w:rPr>
-      </w:pPr>
-      <w:r>
-        <w:rPr>
-          <w:rFonts w:ascii="Arial Narrow" w:eastAsia="Arial Narrow" w:hAnsi="Arial Narrow" w:cs="Arial Narrow"/>
-          <w:kern w:val="0"/>
-          <w14:ligatures w14:val="none"/>
+          <ns2:ligatures ns2:val="none"/>
+        </w:rPr>
+      </w:pPr>
+      <w:r>
+        <w:rPr>
+          <w:rFonts w:ascii="Arial Narrow" w:eastAsia="Arial Narrow" w:hAnsi="Arial Narrow" w:cs="Arial Narrow"/>
+          <w:kern w:val="0"/>
+          <ns2:ligatures ns2:val="none"/>
         </w:rPr>
         <w:t xml:space="preserve">Asimismo, la Secretaría Técnica, en ejercicio de sus facultades, considera que el hecho denunciado, consistente en que la compañía aseguradora no habría cumplido con brindar una respuesta dentro del plazo legal a la solicitud de cobertura del Seguro de Vida - Póliza 6032400000588 presentada el 5 de julio de 2025 debido al fallecimiento del señor [APELLIDO] ; involucraría una presunta afectación a sus expectativas, quien no habría encontrado una correspondencia entre lo que esperaba recibir de parte del proveedor y lo que realmente recibió. Por consiguiente, corresponde calificar el hecho materia de denuncia como una presunta infracción al deber de idoneidad, tipificado en los artículos 18 y 19 del Código. </w:t>
       </w:r>
@@ -3570,15 +3570,15 @@
           <w:color w:val="000000"/>
           <w:kern w:val="0"/>
           <w:lang w:eastAsia="es-PE"/>
-          <w14:ligatures w14:val="none"/>
-        </w:rPr>
-        <w:t xml:space="preserve"/>
-      </w:r>
-      <w:r>
-        <w:rPr>
-          <w:rFonts w:ascii="Arial Narrow" w:eastAsia="Arial Narrow" w:hAnsi="Arial Narrow" w:cs="Arial"/>
-          <w:kern w:val="0"/>
-          <w14:ligatures w14:val="none"/>
+          <ns2:ligatures ns2:val="none"/>
+        </w:rPr>
+        <w:t xml:space="preserve"/>
+      </w:r>
+      <w:r>
+        <w:rPr>
+          <w:rFonts w:ascii="Arial Narrow" w:eastAsia="Arial Narrow" w:hAnsi="Arial Narrow" w:cs="Arial"/>
+          <w:kern w:val="0"/>
+          <ns2:ligatures ns2:val="none"/>
         </w:rPr>
         <w:t xml:space="preserve"/>
       </w:r>
@@ -3589,7 +3589,7 @@
           <w:kern w:val="0"/>
           <w:shd w:val="clear" w:color="auto" w:fill="FFFFFF"/>
           <w:lang w:eastAsia="es-PE"/>
-          <w14:ligatures w14:val="none"/>
+          <ns2:ligatures ns2:val="none"/>
         </w:rPr>
         <w:t xml:space="preserve"/>
       </w:r>
@@ -3600,7 +3600,7 @@
           <w:kern w:val="0"/>
           <w:shd w:val="clear" w:color="auto" w:fill="FFFFFF"/>
           <w:lang w:eastAsia="es-PE"/>
-          <w14:ligatures w14:val="none"/>
+          <ns2:ligatures ns2:val="none"/>
         </w:rPr>
         <w:t/>
       </w:r>
@@ -3611,23 +3611,23 @@
           <w:kern w:val="0"/>
           <w:shd w:val="clear" w:color="auto" w:fill="FFFFFF"/>
           <w:lang w:eastAsia="es-PE"/>
-          <w14:ligatures w14:val="none"/>
-        </w:rPr>
-        <w:t xml:space="preserve"/>
-      </w:r>
-      <w:r>
-        <w:rPr>
-          <w:rFonts w:ascii="Arial Narrow" w:eastAsia="Arial Narrow" w:hAnsi="Arial Narrow" w:cs="Arial Narrow"/>
-          <w:kern w:val="0"/>
-          <w14:ligatures w14:val="none"/>
-        </w:rPr>
-        <w:t xml:space="preserve"/>
-      </w:r>
-      <w:r>
-        <w:rPr>
-          <w:rFonts w:ascii="Arial Narrow" w:eastAsia="Arial Narrow" w:hAnsi="Arial Narrow" w:cs="Arial Narrow"/>
-          <w:kern w:val="0"/>
-          <w14:ligatures w14:val="none"/>
+          <ns2:ligatures ns2:val="none"/>
+        </w:rPr>
+        <w:t xml:space="preserve"/>
+      </w:r>
+      <w:r>
+        <w:rPr>
+          <w:rFonts w:ascii="Arial Narrow" w:eastAsia="Arial Narrow" w:hAnsi="Arial Narrow" w:cs="Arial Narrow"/>
+          <w:kern w:val="0"/>
+          <ns2:ligatures ns2:val="none"/>
+        </w:rPr>
+        <w:t xml:space="preserve"/>
+      </w:r>
+      <w:r>
+        <w:rPr>
+          <w:rFonts w:ascii="Arial Narrow" w:eastAsia="Arial Narrow" w:hAnsi="Arial Narrow" w:cs="Arial Narrow"/>
+          <w:kern w:val="0"/>
+          <ns2:ligatures ns2:val="none"/>
         </w:rPr>
         <w:t/>
       </w:r>
@@ -3637,7 +3637,7 @@
           <w:color w:val="000000"/>
           <w:kern w:val="0"/>
           <w:lang w:eastAsia="es-PE"/>
-          <w14:ligatures w14:val="none"/>
+          <ns2:ligatures ns2:val="none"/>
         </w:rPr>
         <w:t/>
       </w:r>
@@ -3645,7 +3645,7 @@
         <w:rPr>
           <w:rFonts w:ascii="Arial Narrow" w:eastAsia="Arial Narrow" w:hAnsi="Arial Narrow" w:cs="Arial Narrow"/>
           <w:kern w:val="0"/>
-          <w14:ligatures w14:val="none"/>
+          <ns2:ligatures ns2:val="none"/>
         </w:rPr>
         <w:t xml:space="preserve"/>
       </w:r>
@@ -3655,7 +3655,7 @@
           <w:color w:val="000000"/>
           <w:kern w:val="0"/>
           <w:lang w:eastAsia="es-PE"/>
-          <w14:ligatures w14:val="none"/>
+          <ns2:ligatures ns2:val="none"/>
         </w:rPr>
         <w:t/>
       </w:r>
@@ -3663,7 +3663,7 @@
         <w:rPr>
           <w:rFonts w:ascii="Arial Narrow" w:eastAsia="Arial Narrow" w:hAnsi="Arial Narrow" w:cs="Arial Narrow"/>
           <w:kern w:val="0"/>
-          <w14:ligatures w14:val="none"/>
+          <ns2:ligatures ns2:val="none"/>
         </w:rPr>
         <w:t xml:space="preserve"/>
       </w:r>
@@ -3674,22 +3674,22 @@
           <w:color w:val="000000"/>
           <w:kern w:val="0"/>
           <w:lang w:eastAsia="es-PE"/>
-          <w14:ligatures w14:val="none"/>
-        </w:rPr>
-        <w:t xml:space="preserve"/>
-      </w:r>
-    </w:p>
-    <w:p>
+          <ns2:ligatures ns2:val="none"/>
+        </w:rPr>
+        <w:t xml:space="preserve"/>
+      </w:r>
+    </w:p>
+    <w:p ns2:paraId="4B3417B0" ns2:textId="77777777">
       <w:pPr>
         <w:pStyle w:val="Prrafodelista"/>
         <w:rPr>
           <w:rFonts w:ascii="Arial Narrow" w:eastAsia="Arial Narrow" w:hAnsi="Arial Narrow" w:cs="Arial Narrow"/>
           <w:kern w:val="0"/>
-          <w14:ligatures w14:val="none"/>
-        </w:rPr>
-      </w:pPr>
-    </w:p>
-    <w:p>
+          <ns2:ligatures ns2:val="none"/>
+        </w:rPr>
+      </w:pPr>
+    </w:p>
+    <w:p ns2:paraId="5854E077" ns2:textId="33044C8B">
       <w:pPr>
         <w:pStyle w:val="Prrafodelista"/>
         <w:numPr>
@@ -3702,14 +3702,14 @@
         <w:rPr>
           <w:rFonts w:ascii="Arial Narrow" w:eastAsia="Arial Narrow" w:hAnsi="Arial Narrow" w:cs="Arial Narrow"/>
           <w:kern w:val="0"/>
-          <w14:ligatures w14:val="none"/>
-        </w:rPr>
-      </w:pPr>
-      <w:r>
-        <w:rPr>
-          <w:rFonts w:ascii="Arial Narrow" w:eastAsia="Arial Narrow" w:hAnsi="Arial Narrow" w:cs="Arial Narrow"/>
-          <w:kern w:val="0"/>
-          <w14:ligatures w14:val="none"/>
+          <ns2:ligatures ns2:val="none"/>
+        </w:rPr>
+      </w:pPr>
+      <w:r>
+        <w:rPr>
+          <w:rFonts w:ascii="Arial Narrow" w:eastAsia="Arial Narrow" w:hAnsi="Arial Narrow" w:cs="Arial Narrow"/>
+          <w:kern w:val="0"/>
+          <ns2:ligatures ns2:val="none"/>
         </w:rPr>
         <w:t xml:space="preserve">Además, </w:t>
       </w:r>
@@ -3719,7 +3719,7 @@
           <w:color w:val="000000"/>
           <w:kern w:val="0"/>
           <w:lang w:eastAsia="es-PE"/>
-          <w14:ligatures w14:val="none"/>
+          <ns2:ligatures ns2:val="none"/>
         </w:rPr>
         <w:t xml:space="preserve">la Secretaría Técnica, en ejercicio de sus facultades, considera </w:t>
       </w:r>
@@ -3727,7 +3727,7 @@
         <w:rPr>
           <w:rFonts w:ascii="Arial Narrow" w:eastAsia="Arial Narrow" w:hAnsi="Arial Narrow" w:cs="Arial"/>
           <w:kern w:val="0"/>
-          <w14:ligatures w14:val="none"/>
+          <ns2:ligatures ns2:val="none"/>
         </w:rPr>
         <w:t xml:space="preserve">que el hecho denunciado, consistente en que </w:t>
       </w:r>
@@ -3737,7 +3737,7 @@
           <w:kern w:val="0"/>
           <w:shd w:val="clear" w:color="auto" w:fill="FFFFFF"/>
           <w:lang w:eastAsia="es-PE"/>
-          <w14:ligatures w14:val="none"/>
+          <ns2:ligatures ns2:val="none"/>
         </w:rPr>
         <w:t xml:space="preserve">la compañía aseguradora no habría cumplido con responder oportunamente la solicitud de reconsideración contra la denegatoria de cobertura del Seguro de Vida - Póliza </w:t>
       </w:r>
@@ -3748,7 +3748,7 @@
           <w:kern w:val="0"/>
           <w:shd w:val="clear" w:color="auto" w:fill="FFFFFF"/>
           <w:lang w:eastAsia="es-PE"/>
-          <w14:ligatures w14:val="none"/>
+          <ns2:ligatures ns2:val="none"/>
         </w:rPr>
         <w:t/>
       </w:r>
@@ -3759,7 +3759,7 @@
           <w:kern w:val="0"/>
           <w:shd w:val="clear" w:color="auto" w:fill="FFFFFF"/>
           <w:lang w:eastAsia="es-PE"/>
-          <w14:ligatures w14:val="none"/>
+          <ns2:ligatures ns2:val="none"/>
         </w:rPr>
         <w:t xml:space="preserve"> 6032400000588 presentada por la denunciante el 5 de julio de 2025</w:t>
       </w:r>
@@ -3767,7 +3767,7 @@
         <w:rPr>
           <w:rFonts w:ascii="Arial Narrow" w:eastAsia="Arial Narrow" w:hAnsi="Arial Narrow" w:cs="Arial Narrow"/>
           <w:kern w:val="0"/>
-          <w14:ligatures w14:val="none"/>
+          <ns2:ligatures ns2:val="none"/>
         </w:rPr>
         <w:t xml:space="preserve">; involucraría una presunta afectación a sus expectativas, quien no habría encontrado una correspondencia entre lo que esperaba recibir de parte del proveedor y lo que realmente recibió. Por consiguiente, corresponde calificar el hecho materia de denuncia como una presunta infracción al deber de idoneidad, tipificado en los </w:t>
       </w:r>
@@ -3775,7 +3775,7 @@
         <w:rPr>
           <w:rFonts w:ascii="Arial Narrow" w:eastAsia="Arial Narrow" w:hAnsi="Arial Narrow" w:cs="Arial Narrow"/>
           <w:kern w:val="0"/>
-          <w14:ligatures w14:val="none"/>
+          <ns2:ligatures ns2:val="none"/>
         </w:rPr>
         <w:t>artículos 18</w:t>
       </w:r>
@@ -3785,7 +3785,7 @@
           <w:color w:val="000000"/>
           <w:kern w:val="0"/>
           <w:lang w:eastAsia="es-PE"/>
-          <w14:ligatures w14:val="none"/>
+          <ns2:ligatures ns2:val="none"/>
         </w:rPr>
         <w:t/>
       </w:r>
@@ -3793,7 +3793,7 @@
         <w:rPr>
           <w:rFonts w:ascii="Arial Narrow" w:eastAsia="Arial Narrow" w:hAnsi="Arial Narrow" w:cs="Arial Narrow"/>
           <w:kern w:val="0"/>
-          <w14:ligatures w14:val="none"/>
+          <ns2:ligatures ns2:val="none"/>
         </w:rPr>
         <w:t xml:space="preserve"> y 19</w:t>
       </w:r>
@@ -3803,7 +3803,7 @@
           <w:color w:val="000000"/>
           <w:kern w:val="0"/>
           <w:lang w:eastAsia="es-PE"/>
-          <w14:ligatures w14:val="none"/>
+          <ns2:ligatures ns2:val="none"/>
         </w:rPr>
         <w:t/>
       </w:r>
@@ -3811,7 +3811,7 @@
         <w:rPr>
           <w:rFonts w:ascii="Arial Narrow" w:eastAsia="Arial Narrow" w:hAnsi="Arial Narrow" w:cs="Arial Narrow"/>
           <w:kern w:val="0"/>
-          <w14:ligatures w14:val="none"/>
+          <ns2:ligatures ns2:val="none"/>
         </w:rPr>
         <w:t xml:space="preserve"> del Código</w:t>
       </w:r>
@@ -3822,23 +3822,23 @@
           <w:color w:val="000000"/>
           <w:kern w:val="0"/>
           <w:lang w:eastAsia="es-PE"/>
-          <w14:ligatures w14:val="none"/>
+          <ns2:ligatures ns2:val="none"/>
         </w:rPr>
         <w:t xml:space="preserve">. </w:t>
       </w:r>
     </w:p>
-    <w:p>
-      <w:pPr>
-        <w:spacing w:after="0" w:line="240" w:lineRule="auto"/>
-        <w:jc w:val="both"/>
-        <w:rPr>
-          <w:rFonts w:ascii="Arial Narrow" w:eastAsia="Arial Narrow" w:hAnsi="Arial Narrow" w:cs="Arial Narrow"/>
-          <w:kern w:val="0"/>
-          <w14:ligatures w14:val="none"/>
-        </w:rPr>
-      </w:pPr>
-    </w:p>
-    <w:p>
+    <w:p ns2:paraId="3EB4BEE2" ns2:textId="77777777">
+      <w:pPr>
+        <w:spacing w:after="0" w:line="240" w:lineRule="auto"/>
+        <w:jc w:val="both"/>
+        <w:rPr>
+          <w:rFonts w:ascii="Arial Narrow" w:eastAsia="Arial Narrow" w:hAnsi="Arial Narrow" w:cs="Arial Narrow"/>
+          <w:kern w:val="0"/>
+          <ns2:ligatures ns2:val="none"/>
+        </w:rPr>
+      </w:pPr>
+    </w:p>
+    <w:p ns2:paraId="78C31712" ns2:textId="50384102">
       <w:pPr>
         <w:pStyle w:val="Prrafodelista"/>
         <w:numPr>
@@ -3851,7 +3851,7 @@
         <w:rPr>
           <w:rFonts w:ascii="Arial Narrow" w:eastAsia="Arial Narrow" w:hAnsi="Arial Narrow" w:cs="Arial Narrow"/>
           <w:kern w:val="0"/>
-          <w14:ligatures w14:val="none"/>
+          <ns2:ligatures ns2:val="none"/>
         </w:rPr>
       </w:pPr>
       <w:bookmarkStart w:id="11" w:name="_Hlk214534552"/>
@@ -3861,7 +3861,7 @@
           <w:color w:val="000000"/>
           <w:kern w:val="0"/>
           <w:lang w:eastAsia="es-PE"/>
-          <w14:ligatures w14:val="none"/>
+          <ns2:ligatures ns2:val="none"/>
         </w:rPr>
         <w:t xml:space="preserve">Así también, la Secretaría Técnica, en ejercicio de sus facultades, considera que el hecho denunciado, consistente en que la compañía aseguradora habría exigido indebidamente a la denunciante la presentación de la historia clínica fedateada ante la solicitud de cobertura del Seguro de Vida - Póliza 6032400000588 por el fallecimiento del señor [APELLIDO] . Por consiguiente, corresponde calificar el hecho materia de denuncia como una presunta infracción al deber de protección contra los métodos comerciales coercitivos, tipificado en literal g) del artículo 56 del Código. </w:t>
       </w:r>
@@ -3871,7 +3871,7 @@
           <w:color w:val="000000"/>
           <w:kern w:val="0"/>
           <w:lang w:eastAsia="es-PE"/>
-          <w14:ligatures w14:val="none"/>
+          <ns2:ligatures ns2:val="none"/>
         </w:rPr>
         <w:t xml:space="preserve"/>
       </w:r>
@@ -3882,15 +3882,15 @@
           <w:color w:val="000000"/>
           <w:kern w:val="0"/>
           <w:lang w:eastAsia="es-PE"/>
-          <w14:ligatures w14:val="none"/>
-        </w:rPr>
-        <w:t xml:space="preserve"/>
-      </w:r>
-      <w:r>
-        <w:rPr>
-          <w:rFonts w:ascii="Arial Narrow" w:eastAsia="Arial Narrow" w:hAnsi="Arial Narrow" w:cs="Arial"/>
-          <w:kern w:val="0"/>
-          <w14:ligatures w14:val="none"/>
+          <ns2:ligatures ns2:val="none"/>
+        </w:rPr>
+        <w:t xml:space="preserve"/>
+      </w:r>
+      <w:r>
+        <w:rPr>
+          <w:rFonts w:ascii="Arial Narrow" w:eastAsia="Arial Narrow" w:hAnsi="Arial Narrow" w:cs="Arial"/>
+          <w:kern w:val="0"/>
+          <ns2:ligatures ns2:val="none"/>
         </w:rPr>
         <w:t xml:space="preserve"/>
       </w:r>
@@ -3902,7 +3902,7 @@
           <w:kern w:val="0"/>
           <w:shd w:val="clear" w:color="auto" w:fill="FFFFFF"/>
           <w:lang w:eastAsia="es-PE"/>
-          <w14:ligatures w14:val="none"/>
+          <ns2:ligatures ns2:val="none"/>
         </w:rPr>
         <w:t xml:space="preserve"/>
       </w:r>
@@ -3913,7 +3913,7 @@
           <w:kern w:val="0"/>
           <w:shd w:val="clear" w:color="auto" w:fill="FFFFFF"/>
           <w:lang w:eastAsia="es-PE"/>
-          <w14:ligatures w14:val="none"/>
+          <ns2:ligatures ns2:val="none"/>
         </w:rPr>
         <w:t/>
       </w:r>
@@ -3924,15 +3924,15 @@
           <w:kern w:val="0"/>
           <w:shd w:val="clear" w:color="auto" w:fill="FFFFFF"/>
           <w:lang w:eastAsia="es-PE"/>
-          <w14:ligatures w14:val="none"/>
-        </w:rPr>
-        <w:t xml:space="preserve"/>
-      </w:r>
-      <w:r>
-        <w:rPr>
-          <w:rFonts w:ascii="Arial Narrow" w:eastAsia="Arial Narrow" w:hAnsi="Arial Narrow" w:cs="Arial Narrow"/>
-          <w:kern w:val="0"/>
-          <w14:ligatures w14:val="none"/>
+          <ns2:ligatures ns2:val="none"/>
+        </w:rPr>
+        <w:t xml:space="preserve"/>
+      </w:r>
+      <w:r>
+        <w:rPr>
+          <w:rFonts w:ascii="Arial Narrow" w:eastAsia="Arial Narrow" w:hAnsi="Arial Narrow" w:cs="Arial Narrow"/>
+          <w:kern w:val="0"/>
+          <ns2:ligatures ns2:val="none"/>
         </w:rPr>
         <w:t xml:space="preserve"/>
       </w:r>
@@ -3943,7 +3943,7 @@
           <w:color w:val="000000"/>
           <w:kern w:val="0"/>
           <w:lang w:eastAsia="es-PE"/>
-          <w14:ligatures w14:val="none"/>
+          <ns2:ligatures ns2:val="none"/>
         </w:rPr>
         <w:t xml:space="preserve"/>
       </w:r>
@@ -3954,7 +3954,7 @@
           <w:kern w:val="0"/>
           <w:shd w:val="clear" w:color="auto" w:fill="FFFFFF"/>
           <w:lang w:eastAsia="es-PE"/>
-          <w14:ligatures w14:val="none"/>
+          <ns2:ligatures ns2:val="none"/>
         </w:rPr>
         <w:t xml:space="preserve"/>
       </w:r>
@@ -3965,7 +3965,7 @@
           <w:color w:val="000000"/>
           <w:kern w:val="0"/>
           <w:lang w:eastAsia="es-PE"/>
-          <w14:ligatures w14:val="none"/>
+          <ns2:ligatures ns2:val="none"/>
         </w:rPr>
         <w:t/>
       </w:r>
@@ -3977,7 +3977,7 @@
           <w:color w:val="000000"/>
           <w:kern w:val="0"/>
           <w:lang w:eastAsia="es-PE"/>
-          <w14:ligatures w14:val="none"/>
+          <ns2:ligatures ns2:val="none"/>
         </w:rPr>
         <w:t xml:space="preserve"/>
       </w:r>
@@ -3987,7 +3987,7 @@
     <w:bookmarkEnd w:id="5"/>
     <w:bookmarkEnd w:id="10"/>
     <w:bookmarkEnd w:id="11"/>
-    <w:p>
+    <w:p ns2:paraId="432038D6" ns2:textId="0A9F6D75">
       <w:pPr>
         <w:spacing w:after="0" w:line="240" w:lineRule="auto"/>
         <w:jc w:val="both"/>
@@ -3995,11 +3995,11 @@
           <w:rFonts w:ascii="Arial Narrow" w:eastAsia="Calibri" w:hAnsi="Arial Narrow" w:cs="Arial Narrow"/>
           <w:kern w:val="0"/>
           <w:lang w:eastAsia="es-PE"/>
-          <w14:ligatures w14:val="none"/>
-        </w:rPr>
-      </w:pPr>
-    </w:p>
-    <w:p>
+          <ns2:ligatures ns2:val="none"/>
+        </w:rPr>
+      </w:pPr>
+    </w:p>
+    <w:p ns2:paraId="463134E5" ns2:textId="77777777">
       <w:pPr>
         <w:pStyle w:val="Prrafodelista"/>
         <w:numPr>
@@ -4013,7 +4013,7 @@
           <w:rFonts w:ascii="Arial Narrow" w:eastAsia="Calibri" w:hAnsi="Arial Narrow" w:cs="Arial Narrow"/>
           <w:kern w:val="0"/>
           <w:lang w:eastAsia="es-PE"/>
-          <w14:ligatures w14:val="none"/>
+          <ns2:ligatures ns2:val="none"/>
         </w:rPr>
       </w:pPr>
       <w:r>
@@ -4022,7 +4022,7 @@
           <w:color w:val="000000"/>
           <w:kern w:val="0"/>
           <w:lang w:eastAsia="es-PE"/>
-          <w14:ligatures w14:val="none"/>
+          <ns2:ligatures ns2:val="none"/>
         </w:rPr>
         <w:t>En tanto la denuncia reúne los requisitos establecidos por la norma citada, corresponde admitirla a trámite</w:t>
       </w:r>
@@ -4032,7 +4032,7 @@
           <w:rFonts w:ascii="Arial Narrow" w:eastAsia="Arial Narrow" w:hAnsi="Arial Narrow" w:cs="Arial Narrow"/>
           <w:kern w:val="0"/>
           <w:vertAlign w:val="superscript"/>
-          <w14:ligatures w14:val="none"/>
+          <ns2:ligatures ns2:val="none"/>
         </w:rPr>
         <w:footnoteReference w:id="4"/>
       </w:r>
@@ -4042,12 +4042,12 @@
           <w:color w:val="000000"/>
           <w:kern w:val="0"/>
           <w:lang w:eastAsia="es-PE"/>
-          <w14:ligatures w14:val="none"/>
+          <ns2:ligatures ns2:val="none"/>
         </w:rPr>
         <w:t>.</w:t>
       </w:r>
     </w:p>
-    <w:p>
+    <w:p ns2:paraId="68C71625" ns2:textId="77777777">
       <w:pPr>
         <w:spacing w:after="0" w:line="240" w:lineRule="auto"/>
         <w:ind w:left="567"/>
@@ -4058,11 +4058,11 @@
           <w:color w:val="000000"/>
           <w:kern w:val="0"/>
           <w:lang w:eastAsia="es-PE"/>
-          <w14:ligatures w14:val="none"/>
-        </w:rPr>
-      </w:pPr>
-    </w:p>
-    <w:p>
+          <ns2:ligatures ns2:val="none"/>
+        </w:rPr>
+      </w:pPr>
+    </w:p>
+    <w:p ns2:paraId="38A98B4B" ns2:textId="77777777">
       <w:pPr>
         <w:pStyle w:val="Prrafodelista"/>
         <w:numPr>
@@ -4082,7 +4082,7 @@
           <w:color w:val="000000"/>
           <w:kern w:val="0"/>
           <w:lang w:eastAsia="es-PE"/>
-          <w14:ligatures w14:val="none"/>
+          <ns2:ligatures ns2:val="none"/>
         </w:rPr>
       </w:pPr>
       <w:r>
@@ -4092,7 +4092,7 @@
           <w:color w:val="000000"/>
           <w:kern w:val="0"/>
           <w:lang w:eastAsia="es-PE"/>
-          <w14:ligatures w14:val="none"/>
+          <ns2:ligatures ns2:val="none"/>
         </w:rPr>
         <w:t>REQUERIMIENTO DE INFORMACI</w:t>
       </w:r>
@@ -4103,7 +4103,7 @@
           <w:color w:val="000000"/>
           <w:kern w:val="0"/>
           <w:lang w:eastAsia="es-PE"/>
-          <w14:ligatures w14:val="none"/>
+          <ns2:ligatures ns2:val="none"/>
         </w:rPr>
         <w:t>Ó</w:t>
       </w:r>
@@ -4114,12 +4114,12 @@
           <w:color w:val="000000"/>
           <w:kern w:val="0"/>
           <w:lang w:eastAsia="es-PE"/>
-          <w14:ligatures w14:val="none"/>
+          <ns2:ligatures ns2:val="none"/>
         </w:rPr>
         <w:t>N</w:t>
       </w:r>
     </w:p>
-    <w:p>
+    <w:p ns2:paraId="5B518DC4" ns2:textId="77777777">
       <w:pPr>
         <w:spacing w:after="0" w:line="240" w:lineRule="auto"/>
         <w:jc w:val="both"/>
@@ -4128,11 +4128,11 @@
           <w:color w:val="000000"/>
           <w:kern w:val="0"/>
           <w:lang w:val="es-ES" w:eastAsia="es-ES"/>
-          <w14:ligatures w14:val="none"/>
-        </w:rPr>
-      </w:pPr>
-    </w:p>
-    <w:p>
+          <ns2:ligatures ns2:val="none"/>
+        </w:rPr>
+      </w:pPr>
+    </w:p>
+    <w:p ns2:paraId="62B88A04" ns2:textId="5DAA85D0">
       <w:pPr>
         <w:pStyle w:val="Prrafodelista"/>
         <w:numPr>
@@ -4147,7 +4147,7 @@
           <w:color w:val="000000"/>
           <w:kern w:val="0"/>
           <w:lang w:val="es-ES" w:eastAsia="es-ES"/>
-          <w14:ligatures w14:val="none"/>
+          <ns2:ligatures ns2:val="none"/>
         </w:rPr>
       </w:pPr>
       <w:r>
@@ -4156,7 +4156,7 @@
           <w:color w:val="000000"/>
           <w:kern w:val="0"/>
           <w:lang w:val="es-ES" w:eastAsia="es-ES"/>
-          <w14:ligatures w14:val="none"/>
+          <ns2:ligatures ns2:val="none"/>
         </w:rPr>
         <w:t xml:space="preserve">A efectos de tener mayores elementos que sirvan para la resolución definitiva del presente caso, la Secretaría Técnica, en ejercicio de las facultades que la ley le confiere, </w:t>
       </w:r>
@@ -4166,7 +4166,7 @@
           <w:color w:val="000000"/>
           <w:kern w:val="0"/>
           <w:lang w:val="es-ES" w:eastAsia="es-ES"/>
-          <w14:ligatures w14:val="none"/>
+          <ns2:ligatures ns2:val="none"/>
         </w:rPr>
         <w:t xml:space="preserve">conviene requerir </w:t>
       </w:r>
@@ -4176,7 +4176,7 @@
           <w:color w:val="000000"/>
           <w:kern w:val="0"/>
           <w:lang w:val="es-ES" w:eastAsia="es-ES"/>
-          <w14:ligatures w14:val="none"/>
+          <ns2:ligatures ns2:val="none"/>
         </w:rPr>
         <w:t xml:space="preserve">a la compañía aseguradora </w:t>
       </w:r>
@@ -4186,7 +4186,7 @@
           <w:color w:val="000000"/>
           <w:kern w:val="0"/>
           <w:lang w:val="es-ES" w:eastAsia="es-ES"/>
-          <w14:ligatures w14:val="none"/>
+          <ns2:ligatures ns2:val="none"/>
         </w:rPr>
         <w:t>que, en</w:t>
       </w:r>
@@ -4196,7 +4196,7 @@
           <w:color w:val="000000"/>
           <w:kern w:val="0"/>
           <w:lang w:val="es-ES" w:eastAsia="es-ES"/>
-          <w14:ligatures w14:val="none"/>
+          <ns2:ligatures ns2:val="none"/>
         </w:rPr>
         <w:t xml:space="preserve"> un plazo no mayor de cinco (5) días hábiles contado a partir del día siguiente de la notificación de la presente resolución, cumpla con lo siguiente: </w:t>
       </w:r>
@@ -4206,7 +4206,7 @@
           <w:color w:val="000000"/>
           <w:kern w:val="0"/>
           <w:lang w:val="es-ES" w:eastAsia="es-ES"/>
-          <w14:ligatures w14:val="none"/>
+          <ns2:ligatures ns2:val="none"/>
         </w:rPr>
         <w:t xml:space="preserve">(i) presentar una copia completa, legible y debidamente suscrita del </w:t>
       </w:r>
@@ -4216,7 +4216,7 @@
           <w:color w:val="000000"/>
           <w:kern w:val="0"/>
           <w:lang w:eastAsia="es-ES"/>
-          <w14:ligatures w14:val="none"/>
+          <ns2:ligatures ns2:val="none"/>
         </w:rPr>
         <w:t xml:space="preserve">Seguro de Vida - Póliza </w:t>
       </w:r>
@@ -4227,7 +4227,7 @@
           <w:color w:val="000000"/>
           <w:kern w:val="0"/>
           <w:lang w:eastAsia="es-ES"/>
-          <w14:ligatures w14:val="none"/>
+          <ns2:ligatures ns2:val="none"/>
         </w:rPr>
         <w:t/>
       </w:r>
@@ -4238,7 +4238,7 @@
           <w:color w:val="000000"/>
           <w:kern w:val="0"/>
           <w:lang w:eastAsia="es-ES"/>
-          <w14:ligatures w14:val="none"/>
+          <ns2:ligatures ns2:val="none"/>
         </w:rPr>
         <w:t xml:space="preserve"> 6032400000588</w:t>
       </w:r>
@@ -4248,7 +4248,7 @@
           <w:color w:val="000000"/>
           <w:kern w:val="0"/>
           <w:lang w:val="es-ES" w:eastAsia="es-ES"/>
-          <w14:ligatures w14:val="none"/>
+          <ns2:ligatures ns2:val="none"/>
         </w:rPr>
         <w:t>, así como el cargo de remisión de la póliza; (</w:t>
       </w:r>
@@ -4259,7 +4259,7 @@
           <w:color w:val="000000"/>
           <w:kern w:val="0"/>
           <w:lang w:val="es-ES" w:eastAsia="es-ES"/>
-          <w14:ligatures w14:val="none"/>
+          <ns2:ligatures ns2:val="none"/>
         </w:rPr>
         <w:t>ii</w:t>
       </w:r>
@@ -4270,7 +4270,7 @@
           <w:color w:val="000000"/>
           <w:kern w:val="0"/>
           <w:lang w:val="es-ES" w:eastAsia="es-ES"/>
-          <w14:ligatures w14:val="none"/>
+          <ns2:ligatures ns2:val="none"/>
         </w:rPr>
         <w:t>) presentar los medios probatorios que acrediten que la negativa de otorgamiento de cobertura fue justificad</w:t>
       </w:r>
@@ -4280,7 +4280,7 @@
           <w:color w:val="000000"/>
           <w:kern w:val="0"/>
           <w:lang w:val="es-ES" w:eastAsia="es-ES"/>
-          <w14:ligatures w14:val="none"/>
+          <ns2:ligatures ns2:val="none"/>
         </w:rPr>
         <w:t>a</w:t>
       </w:r>
@@ -4290,7 +4290,7 @@
           <w:color w:val="000000"/>
           <w:kern w:val="0"/>
           <w:lang w:val="es-ES" w:eastAsia="es-ES"/>
-          <w14:ligatures w14:val="none"/>
+          <ns2:ligatures ns2:val="none"/>
         </w:rPr>
         <w:t>; y, (</w:t>
       </w:r>
@@ -4301,7 +4301,7 @@
           <w:color w:val="000000"/>
           <w:kern w:val="0"/>
           <w:lang w:val="es-ES" w:eastAsia="es-ES"/>
-          <w14:ligatures w14:val="none"/>
+          <ns2:ligatures ns2:val="none"/>
         </w:rPr>
         <w:t>iii</w:t>
       </w:r>
@@ -4312,7 +4312,7 @@
           <w:color w:val="000000"/>
           <w:kern w:val="0"/>
           <w:lang w:val="es-ES" w:eastAsia="es-ES"/>
-          <w14:ligatures w14:val="none"/>
+          <ns2:ligatures ns2:val="none"/>
         </w:rPr>
         <w:t>) presentar todas las comunicaciones cursadas con la parte denunciante en virtud del hecho materia de denuncia</w:t>
       </w:r>
@@ -4322,7 +4322,7 @@
           <w:color w:val="000000"/>
           <w:kern w:val="0"/>
           <w:lang w:val="es-ES" w:eastAsia="es-ES"/>
-          <w14:ligatures w14:val="none"/>
+          <ns2:ligatures ns2:val="none"/>
         </w:rPr>
         <w:t>.</w:t>
       </w:r>
@@ -4332,12 +4332,12 @@
           <w:color w:val="000000"/>
           <w:kern w:val="0"/>
           <w:lang w:eastAsia="es-ES"/>
-          <w14:ligatures w14:val="none"/>
+          <ns2:ligatures ns2:val="none"/>
         </w:rPr>
         <w:t xml:space="preserve"> </w:t>
       </w:r>
     </w:p>
-    <w:p>
+    <w:p ns2:paraId="5C93B848" ns2:textId="77777777">
       <w:pPr>
         <w:pStyle w:val="Prrafodelista"/>
         <w:spacing w:after="0" w:line="240" w:lineRule="auto"/>
@@ -4348,11 +4348,11 @@
           <w:color w:val="000000"/>
           <w:kern w:val="0"/>
           <w:lang w:val="es-ES" w:eastAsia="es-ES"/>
-          <w14:ligatures w14:val="none"/>
-        </w:rPr>
-      </w:pPr>
-    </w:p>
-    <w:p>
+          <ns2:ligatures ns2:val="none"/>
+        </w:rPr>
+      </w:pPr>
+    </w:p>
+    <w:p ns2:paraId="2A119386" ns2:textId="77777777">
       <w:pPr>
         <w:pStyle w:val="Prrafodelista"/>
         <w:numPr>
@@ -4372,7 +4372,7 @@
           <w:color w:val="000000"/>
           <w:kern w:val="0"/>
           <w:lang w:eastAsia="es-PE"/>
-          <w14:ligatures w14:val="none"/>
+          <ns2:ligatures ns2:val="none"/>
         </w:rPr>
       </w:pPr>
       <w:r>
@@ -4382,12 +4382,12 @@
           <w:color w:val="000000"/>
           <w:kern w:val="0"/>
           <w:lang w:eastAsia="es-PE"/>
-          <w14:ligatures w14:val="none"/>
+          <ns2:ligatures ns2:val="none"/>
         </w:rPr>
         <w:t xml:space="preserve">RESOLUCIÓN DE LA SECRETARÍA TÉCNICA </w:t>
       </w:r>
     </w:p>
-    <w:p>
+    <w:p ns2:paraId="7F554EB2" ns2:textId="77777777">
       <w:pPr>
         <w:spacing w:after="0" w:line="240" w:lineRule="auto"/>
         <w:jc w:val="both"/>
@@ -4397,11 +4397,11 @@
           <w:color w:val="000000"/>
           <w:kern w:val="0"/>
           <w:lang w:eastAsia="es-PE"/>
-          <w14:ligatures w14:val="none"/>
-        </w:rPr>
-      </w:pPr>
-    </w:p>
-    <w:p>
+          <ns2:ligatures ns2:val="none"/>
+        </w:rPr>
+      </w:pPr>
+    </w:p>
+    <w:p ns2:paraId="40BE44E6" ns2:textId="55BFCEDD">
       <w:pPr>
         <w:spacing w:after="0" w:line="240" w:lineRule="auto"/>
         <w:jc w:val="both"/>
@@ -4410,7 +4410,7 @@
           <w:color w:val="000000"/>
           <w:kern w:val="0"/>
           <w:lang w:eastAsia="es-PE"/>
-          <w14:ligatures w14:val="none"/>
+          <ns2:ligatures ns2:val="none"/>
         </w:rPr>
       </w:pPr>
       <w:r>
@@ -4420,7 +4420,7 @@
           <w:color w:val="000000"/>
           <w:kern w:val="0"/>
           <w:lang w:eastAsia="es-PE"/>
-          <w14:ligatures w14:val="none"/>
+          <ns2:ligatures ns2:val="none"/>
         </w:rPr>
         <w:lastRenderedPageBreak/>
         <w:t xml:space="preserve">PRIMERO: admitir a trámite la denuncia del 20 de octubre de 2025 interpuesta por la señora [DENUNCIANTE] contra Mapfre Perú Compañía de Seguros y Reaseguros S.A., por lo siguiente:</w:t>
@@ -4432,7 +4432,7 @@
           <w:kern w:val="0"/>
           <w:shd w:val="clear" w:color="auto" w:fill="FFFFFF"/>
           <w:lang w:eastAsia="es-PE"/>
-          <w14:ligatures w14:val="none"/>
+          <ns2:ligatures ns2:val="none"/>
         </w:rPr>
         <w:t xml:space="preserve"/>
       </w:r>
@@ -4442,7 +4442,7 @@
           <w:color w:val="000000"/>
           <w:kern w:val="0"/>
           <w:lang w:val="es-ES" w:eastAsia="es-ES"/>
-          <w14:ligatures w14:val="none"/>
+          <ns2:ligatures ns2:val="none"/>
         </w:rPr>
         <w:t/>
       </w:r>
@@ -4452,7 +4452,7 @@
           <w:color w:val="000000"/>
           <w:kern w:val="0"/>
           <w:lang w:val="es-ES" w:eastAsia="es-ES"/>
-          <w14:ligatures w14:val="none"/>
+          <ns2:ligatures ns2:val="none"/>
         </w:rPr>
         <w:t xml:space="preserve"/>
       </w:r>
@@ -4463,7 +4463,7 @@
           <w:kern w:val="0"/>
           <w:shd w:val="clear" w:color="auto" w:fill="FFFFFF"/>
           <w:lang w:eastAsia="es-PE"/>
-          <w14:ligatures w14:val="none"/>
+          <ns2:ligatures ns2:val="none"/>
         </w:rPr>
         <w:t xml:space="preserve"/>
       </w:r>
@@ -4474,7 +4474,7 @@
           <w:kern w:val="0"/>
           <w:shd w:val="clear" w:color="auto" w:fill="FFFFFF"/>
           <w:lang w:eastAsia="es-PE"/>
-          <w14:ligatures w14:val="none"/>
+          <ns2:ligatures ns2:val="none"/>
         </w:rPr>
         <w:t/>
       </w:r>
@@ -4485,7 +4485,7 @@
           <w:kern w:val="0"/>
           <w:shd w:val="clear" w:color="auto" w:fill="FFFFFF"/>
           <w:lang w:eastAsia="es-PE"/>
-          <w14:ligatures w14:val="none"/>
+          <ns2:ligatures ns2:val="none"/>
         </w:rPr>
         <w:t xml:space="preserve"/>
       </w:r>
@@ -4496,7 +4496,7 @@
           <w:kern w:val="0"/>
           <w:shd w:val="clear" w:color="auto" w:fill="FFFFFF"/>
           <w:lang w:eastAsia="es-PE"/>
-          <w14:ligatures w14:val="none"/>
+          <ns2:ligatures ns2:val="none"/>
         </w:rPr>
         <w:t xml:space="preserve"/>
       </w:r>
@@ -4507,7 +4507,7 @@
           <w:kern w:val="0"/>
           <w:shd w:val="clear" w:color="auto" w:fill="FFFFFF"/>
           <w:lang w:eastAsia="es-PE"/>
-          <w14:ligatures w14:val="none"/>
+          <ns2:ligatures ns2:val="none"/>
         </w:rPr>
         <w:t xml:space="preserve"/>
       </w:r>
@@ -4518,7 +4518,7 @@
           <w:kern w:val="0"/>
           <w:shd w:val="clear" w:color="auto" w:fill="FFFFFF"/>
           <w:lang w:eastAsia="es-PE"/>
-          <w14:ligatures w14:val="none"/>
+          <ns2:ligatures ns2:val="none"/>
         </w:rPr>
         <w:t xml:space="preserve"/>
       </w:r>
@@ -4529,7 +4529,7 @@
           <w:kern w:val="0"/>
           <w:shd w:val="clear" w:color="auto" w:fill="FFFFFF"/>
           <w:lang w:eastAsia="es-PE"/>
-          <w14:ligatures w14:val="none"/>
+          <ns2:ligatures ns2:val="none"/>
         </w:rPr>
         <w:t/>
       </w:r>
@@ -4540,7 +4540,7 @@
           <w:kern w:val="0"/>
           <w:shd w:val="clear" w:color="auto" w:fill="FFFFFF"/>
           <w:lang w:eastAsia="es-PE"/>
-          <w14:ligatures w14:val="none"/>
+          <ns2:ligatures ns2:val="none"/>
         </w:rPr>
         <w:t xml:space="preserve"/>
       </w:r>
@@ -4551,12 +4551,12 @@
           <w:kern w:val="0"/>
           <w:shd w:val="clear" w:color="auto" w:fill="FFFFFF"/>
           <w:lang w:eastAsia="es-PE"/>
-          <w14:ligatures w14:val="none"/>
+          <ns2:ligatures ns2:val="none"/>
         </w:rPr>
         <w:t/>
       </w:r>
     </w:p>
-    <w:p>
+    <w:p ns2:paraId="4BF057A2" ns2:textId="77777777">
       <w:pPr>
         <w:spacing w:after="0" w:line="240" w:lineRule="auto"/>
         <w:jc w:val="both"/>
@@ -4564,11 +4564,11 @@
           <w:rFonts w:ascii="Arial Narrow" w:eastAsia="Calibri" w:hAnsi="Arial Narrow" w:cs="Arial Narrow"/>
           <w:kern w:val="0"/>
           <w:lang w:eastAsia="es-PE"/>
-          <w14:ligatures w14:val="none"/>
-        </w:rPr>
-      </w:pPr>
-    </w:p>
-    <w:p>
+          <ns2:ligatures ns2:val="none"/>
+        </w:rPr>
+      </w:pPr>
+    </w:p>
+    <w:p ns2:paraId="742ADD45" ns2:textId="77777777">
       <w:pPr>
         <w:spacing w:after="0" w:line="240" w:lineRule="auto"/>
         <w:jc w:val="both"/>
@@ -4576,11 +4576,11 @@
           <w:rFonts w:ascii="Arial Narrow" w:eastAsia="Calibri" w:hAnsi="Arial Narrow" w:cs="Arial Narrow"/>
           <w:kern w:val="0"/>
           <w:lang w:eastAsia="es-PE"/>
-          <w14:ligatures w14:val="none"/>
-        </w:rPr>
-      </w:pPr>
-    </w:p>
-    <w:p>
+          <ns2:ligatures ns2:val="none"/>
+        </w:rPr>
+      </w:pPr>
+    </w:p>
+    <w:p ns2:paraId="0352CF2B" ns2:textId="74B5FB3B">
       <w:pPr>
         <w:pStyle w:val="Prrafodelista"/>
         <w:numPr>
@@ -4597,7 +4597,7 @@
         <w:rPr>
           <w:rFonts w:ascii="Arial Narrow" w:eastAsia="Arial Narrow" w:hAnsi="Arial Narrow" w:cs="Arial Narrow"/>
           <w:kern w:val="0"/>
-          <w14:ligatures w14:val="none"/>
+          <ns2:ligatures ns2:val="none"/>
         </w:rPr>
       </w:pPr>
       <w:r>
@@ -4606,7 +4606,7 @@
           <w:color w:val="000000"/>
           <w:kern w:val="0"/>
           <w:lang w:eastAsia="es-PE"/>
-          <w14:ligatures w14:val="none"/>
+          <ns2:ligatures ns2:val="none"/>
         </w:rPr>
         <w:t xml:space="preserve">Presunta infracción a los artículos 18 y 19 de la Ley 29571, Código de Protección y Defensa del Consumidor, en tanto la compañía aseguradora el 23 de setiembre de 2024 habría requerido indebidamente a la denunciante para atención de la solicitud de la cobertura del Seguro de Vida - Póliza 6032400000588 por el fallecimiento del señor [APELLIDO] documentos que habían sido remitidos previamente.</w:t>
       </w:r>
@@ -4616,7 +4616,7 @@
           <w:kern w:val="0"/>
           <w:shd w:val="clear" w:color="auto" w:fill="FFFFFF"/>
           <w:lang w:eastAsia="es-PE"/>
-          <w14:ligatures w14:val="none"/>
+          <ns2:ligatures ns2:val="none"/>
         </w:rPr>
         <w:t xml:space="preserve"/>
       </w:r>
@@ -4625,7 +4625,7 @@
           <w:rFonts w:ascii="Arial Narrow" w:eastAsia="Calibri" w:hAnsi="Arial Narrow" w:cs="Arial Narrow"/>
           <w:kern w:val="0"/>
           <w:lang w:eastAsia="es-PE"/>
-          <w14:ligatures w14:val="none"/>
+          <ns2:ligatures ns2:val="none"/>
         </w:rPr>
         <w:t xml:space="preserve"/>
       </w:r>
@@ -4635,7 +4635,7 @@
           <w:kern w:val="0"/>
           <w:shd w:val="clear" w:color="auto" w:fill="FFFFFF"/>
           <w:lang w:eastAsia="es-PE"/>
-          <w14:ligatures w14:val="none"/>
+          <ns2:ligatures ns2:val="none"/>
         </w:rPr>
         <w:t xml:space="preserve"/>
       </w:r>
@@ -4645,25 +4645,25 @@
           <w:kern w:val="0"/>
           <w:shd w:val="clear" w:color="auto" w:fill="FFFFFF"/>
           <w:lang w:eastAsia="es-PE"/>
-          <w14:ligatures w14:val="none"/>
-        </w:rPr>
-        <w:t xml:space="preserve"/>
-      </w:r>
-      <w:r>
-        <w:rPr>
-          <w:rFonts w:ascii="Arial Narrow" w:eastAsia="Arial Narrow" w:hAnsi="Arial Narrow" w:cs="Arial Narrow"/>
-          <w:kern w:val="0"/>
-          <w14:ligatures w14:val="none"/>
-        </w:rPr>
-        <w:t xml:space="preserve"/>
-      </w:r>
-      <w:r>
-        <w:rPr>
-          <w:rFonts w:ascii="Arial Narrow" w:eastAsia="Times New Roman" w:hAnsi="Arial Narrow" w:cs="Arial"/>
-          <w:color w:val="000000"/>
-          <w:kern w:val="0"/>
-          <w:lang w:eastAsia="es-ES"/>
-          <w14:ligatures w14:val="none"/>
+          <ns2:ligatures ns2:val="none"/>
+        </w:rPr>
+        <w:t xml:space="preserve"/>
+      </w:r>
+      <w:r>
+        <w:rPr>
+          <w:rFonts w:ascii="Arial Narrow" w:eastAsia="Arial Narrow" w:hAnsi="Arial Narrow" w:cs="Arial Narrow"/>
+          <w:kern w:val="0"/>
+          <ns2:ligatures ns2:val="none"/>
+        </w:rPr>
+        <w:t xml:space="preserve"/>
+      </w:r>
+      <w:r>
+        <w:rPr>
+          <w:rFonts w:ascii="Arial Narrow" w:eastAsia="Times New Roman" w:hAnsi="Arial Narrow" w:cs="Arial"/>
+          <w:color w:val="000000"/>
+          <w:kern w:val="0"/>
+          <w:lang w:eastAsia="es-ES"/>
+          <ns2:ligatures ns2:val="none"/>
         </w:rPr>
         <w:t xml:space="preserve"/>
       </w:r>
@@ -4673,7 +4673,7 @@
           <w:kern w:val="0"/>
           <w:shd w:val="clear" w:color="auto" w:fill="FFFFFF"/>
           <w:lang w:eastAsia="es-PE"/>
-          <w14:ligatures w14:val="none"/>
+          <ns2:ligatures ns2:val="none"/>
         </w:rPr>
         <w:t/>
       </w:r>
@@ -4683,7 +4683,7 @@
           <w:kern w:val="0"/>
           <w:shd w:val="clear" w:color="auto" w:fill="FFFFFF"/>
           <w:lang w:eastAsia="es-PE"/>
-          <w14:ligatures w14:val="none"/>
+          <ns2:ligatures ns2:val="none"/>
         </w:rPr>
         <w:t xml:space="preserve"/>
       </w:r>
@@ -4693,12 +4693,12 @@
           <w:kern w:val="0"/>
           <w:shd w:val="clear" w:color="auto" w:fill="FFFFFF"/>
           <w:lang w:eastAsia="es-PE"/>
-          <w14:ligatures w14:val="none"/>
+          <ns2:ligatures ns2:val="none"/>
         </w:rPr>
         <w:t/>
       </w:r>
     </w:p>
-    <w:p>
+    <w:p ns2:paraId="25F6ACE0" ns2:textId="77777777">
       <w:pPr>
         <w:pStyle w:val="Prrafodelista"/>
         <w:spacing w:after="0" w:line="240" w:lineRule="auto"/>
@@ -4708,11 +4708,11 @@
           <w:rFonts w:ascii="Arial Narrow" w:eastAsia="Calibri" w:hAnsi="Arial Narrow" w:cs="Arial Narrow"/>
           <w:kern w:val="0"/>
           <w:lang w:eastAsia="es-PE"/>
-          <w14:ligatures w14:val="none"/>
-        </w:rPr>
-      </w:pPr>
-    </w:p>
-    <w:p>
+          <ns2:ligatures ns2:val="none"/>
+        </w:rPr>
+      </w:pPr>
+    </w:p>
+    <w:p ns2:paraId="0CDDEEDD" ns2:textId="07CDEB7F">
       <w:pPr>
         <w:pStyle w:val="Prrafodelista"/>
         <w:numPr>
@@ -4730,7 +4730,7 @@
           <w:rFonts w:ascii="Arial Narrow" w:eastAsia="Calibri" w:hAnsi="Arial Narrow" w:cs="Arial Narrow"/>
           <w:kern w:val="0"/>
           <w:lang w:eastAsia="es-PE"/>
-          <w14:ligatures w14:val="none"/>
+          <ns2:ligatures ns2:val="none"/>
         </w:rPr>
       </w:pPr>
       <w:r>
@@ -4739,7 +4739,7 @@
           <w:color w:val="000000"/>
           <w:kern w:val="0"/>
           <w:lang w:eastAsia="es-PE"/>
-          <w14:ligatures w14:val="none"/>
+          <ns2:ligatures ns2:val="none"/>
         </w:rPr>
         <w:t xml:space="preserve">Presunta infracción a los artículos 18 y 19 de la Ley 29571, Código de Protección y Defensa del Consumidor, en tanto la compañía aseguradora habría negado injustificadamente a la denunciante la cobertura del Seguro de Vida - Póliza 6032400000588 por el fallecimiento del señor [APELLIDO] .</w:t>
       </w:r>
@@ -4749,7 +4749,7 @@
           <w:kern w:val="0"/>
           <w:shd w:val="clear" w:color="auto" w:fill="FFFFFF"/>
           <w:lang w:eastAsia="es-PE"/>
-          <w14:ligatures w14:val="none"/>
+          <ns2:ligatures ns2:val="none"/>
         </w:rPr>
         <w:t xml:space="preserve"/>
       </w:r>
@@ -4758,7 +4758,7 @@
           <w:rFonts w:ascii="Arial Narrow" w:eastAsia="Calibri" w:hAnsi="Arial Narrow" w:cs="Arial Narrow"/>
           <w:kern w:val="0"/>
           <w:lang w:eastAsia="es-PE"/>
-          <w14:ligatures w14:val="none"/>
+          <ns2:ligatures ns2:val="none"/>
         </w:rPr>
         <w:t xml:space="preserve"/>
       </w:r>
@@ -4768,7 +4768,7 @@
           <w:kern w:val="0"/>
           <w:shd w:val="clear" w:color="auto" w:fill="FFFFFF"/>
           <w:lang w:eastAsia="es-PE"/>
-          <w14:ligatures w14:val="none"/>
+          <ns2:ligatures ns2:val="none"/>
         </w:rPr>
         <w:t xml:space="preserve"/>
       </w:r>
@@ -4778,7 +4778,7 @@
           <w:kern w:val="0"/>
           <w:shd w:val="clear" w:color="auto" w:fill="FFFFFF"/>
           <w:lang w:eastAsia="es-PE"/>
-          <w14:ligatures w14:val="none"/>
+          <ns2:ligatures ns2:val="none"/>
         </w:rPr>
         <w:t xml:space="preserve"/>
       </w:r>
@@ -4788,7 +4788,7 @@
           <w:kern w:val="0"/>
           <w:shd w:val="clear" w:color="auto" w:fill="FFFFFF"/>
           <w:lang w:eastAsia="es-PE"/>
-          <w14:ligatures w14:val="none"/>
+          <ns2:ligatures ns2:val="none"/>
         </w:rPr>
         <w:t/>
       </w:r>
@@ -4798,17 +4798,17 @@
           <w:kern w:val="0"/>
           <w:shd w:val="clear" w:color="auto" w:fill="FFFFFF"/>
           <w:lang w:eastAsia="es-PE"/>
-          <w14:ligatures w14:val="none"/>
-        </w:rPr>
-        <w:t xml:space="preserve"/>
-      </w:r>
-      <w:r>
-        <w:rPr>
-          <w:rFonts w:ascii="Arial Narrow" w:eastAsia="Times New Roman" w:hAnsi="Arial Narrow" w:cs="Arial"/>
-          <w:color w:val="000000"/>
-          <w:kern w:val="0"/>
-          <w:lang w:eastAsia="es-ES"/>
-          <w14:ligatures w14:val="none"/>
+          <ns2:ligatures ns2:val="none"/>
+        </w:rPr>
+        <w:t xml:space="preserve"/>
+      </w:r>
+      <w:r>
+        <w:rPr>
+          <w:rFonts w:ascii="Arial Narrow" w:eastAsia="Times New Roman" w:hAnsi="Arial Narrow" w:cs="Arial"/>
+          <w:color w:val="000000"/>
+          <w:kern w:val="0"/>
+          <w:lang w:eastAsia="es-ES"/>
+          <ns2:ligatures ns2:val="none"/>
         </w:rPr>
         <w:t xml:space="preserve"/>
       </w:r>
@@ -4818,7 +4818,7 @@
           <w:kern w:val="0"/>
           <w:shd w:val="clear" w:color="auto" w:fill="FFFFFF"/>
           <w:lang w:eastAsia="es-PE"/>
-          <w14:ligatures w14:val="none"/>
+          <ns2:ligatures ns2:val="none"/>
         </w:rPr>
         <w:t/>
       </w:r>
@@ -4828,7 +4828,7 @@
           <w:kern w:val="0"/>
           <w:shd w:val="clear" w:color="auto" w:fill="FFFFFF"/>
           <w:lang w:eastAsia="es-PE"/>
-          <w14:ligatures w14:val="none"/>
+          <ns2:ligatures ns2:val="none"/>
         </w:rPr>
         <w:t xml:space="preserve"/>
       </w:r>
@@ -4838,7 +4838,7 @@
           <w:kern w:val="0"/>
           <w:shd w:val="clear" w:color="auto" w:fill="FFFFFF"/>
           <w:lang w:eastAsia="es-PE"/>
-          <w14:ligatures w14:val="none"/>
+          <ns2:ligatures ns2:val="none"/>
         </w:rPr>
         <w:t xml:space="preserve"/>
       </w:r>
@@ -4848,7 +4848,7 @@
           <w:kern w:val="0"/>
           <w:shd w:val="clear" w:color="auto" w:fill="FFFFFF"/>
           <w:lang w:eastAsia="es-PE"/>
-          <w14:ligatures w14:val="none"/>
+          <ns2:ligatures ns2:val="none"/>
         </w:rPr>
         <w:t/>
       </w:r>
@@ -4856,12 +4856,12 @@
         <w:rPr>
           <w:rFonts w:ascii="Arial Narrow" w:eastAsia="Arial Narrow" w:hAnsi="Arial Narrow" w:cs="Arial Narrow"/>
           <w:kern w:val="0"/>
-          <w14:ligatures w14:val="none"/>
+          <ns2:ligatures ns2:val="none"/>
         </w:rPr>
         <w:t/>
       </w:r>
     </w:p>
-    <w:p>
+    <w:p ns2:paraId="1CF54CFB" ns2:textId="77777777">
       <w:pPr>
         <w:pStyle w:val="Prrafodelista"/>
         <w:spacing w:after="0" w:line="240" w:lineRule="auto"/>
@@ -4871,11 +4871,11 @@
           <w:rFonts w:ascii="Arial Narrow" w:eastAsia="Calibri" w:hAnsi="Arial Narrow" w:cs="Arial Narrow"/>
           <w:kern w:val="0"/>
           <w:lang w:eastAsia="es-PE"/>
-          <w14:ligatures w14:val="none"/>
-        </w:rPr>
-      </w:pPr>
-    </w:p>
-    <w:p>
+          <ns2:ligatures ns2:val="none"/>
+        </w:rPr>
+      </w:pPr>
+    </w:p>
+    <w:p ns2:paraId="21822D7A" ns2:textId="76355150">
       <w:pPr>
         <w:pStyle w:val="Prrafodelista"/>
         <w:numPr>
@@ -4893,7 +4893,7 @@
           <w:rFonts w:ascii="Arial Narrow" w:eastAsia="Calibri" w:hAnsi="Arial Narrow" w:cs="Arial Narrow"/>
           <w:kern w:val="0"/>
           <w:lang w:eastAsia="es-PE"/>
-          <w14:ligatures w14:val="none"/>
+          <ns2:ligatures ns2:val="none"/>
         </w:rPr>
       </w:pPr>
       <w:r>
@@ -4902,7 +4902,7 @@
           <w:color w:val="000000"/>
           <w:kern w:val="0"/>
           <w:lang w:eastAsia="es-PE"/>
-          <w14:ligatures w14:val="none"/>
+          <ns2:ligatures ns2:val="none"/>
         </w:rPr>
         <w:t xml:space="preserve">Presunta infracción a los artículos 18 y 19 de la Ley 29571, Código de Protección y Defensa del Consumidor, en tanto la compañía aseguradora no habría cumplido con brindar una respuesta dentro del plazo legal a la solicitud de cobertura del Seguro de Vida - Póliza 6032400000588 presentada el 5 de julio de 2025 debido al fallecimiento del señor [APELLIDO] .</w:t>
       </w:r>
@@ -4912,7 +4912,7 @@
           <w:kern w:val="0"/>
           <w:shd w:val="clear" w:color="auto" w:fill="FFFFFF"/>
           <w:lang w:eastAsia="es-PE"/>
-          <w14:ligatures w14:val="none"/>
+          <ns2:ligatures ns2:val="none"/>
         </w:rPr>
         <w:t xml:space="preserve"/>
       </w:r>
@@ -4921,7 +4921,7 @@
           <w:rFonts w:ascii="Arial Narrow" w:eastAsia="Calibri" w:hAnsi="Arial Narrow" w:cs="Arial Narrow"/>
           <w:kern w:val="0"/>
           <w:lang w:eastAsia="es-PE"/>
-          <w14:ligatures w14:val="none"/>
+          <ns2:ligatures ns2:val="none"/>
         </w:rPr>
         <w:t xml:space="preserve"/>
       </w:r>
@@ -4931,7 +4931,7 @@
           <w:kern w:val="0"/>
           <w:shd w:val="clear" w:color="auto" w:fill="FFFFFF"/>
           <w:lang w:eastAsia="es-PE"/>
-          <w14:ligatures w14:val="none"/>
+          <ns2:ligatures ns2:val="none"/>
         </w:rPr>
         <w:t xml:space="preserve"/>
       </w:r>
@@ -4941,17 +4941,17 @@
           <w:kern w:val="0"/>
           <w:shd w:val="clear" w:color="auto" w:fill="FFFFFF"/>
           <w:lang w:eastAsia="es-PE"/>
-          <w14:ligatures w14:val="none"/>
-        </w:rPr>
-        <w:t xml:space="preserve"/>
-      </w:r>
-      <w:r>
-        <w:rPr>
-          <w:rFonts w:ascii="Arial Narrow" w:eastAsia="Times New Roman" w:hAnsi="Arial Narrow" w:cs="Arial"/>
-          <w:color w:val="000000"/>
-          <w:kern w:val="0"/>
-          <w:lang w:eastAsia="es-ES"/>
-          <w14:ligatures w14:val="none"/>
+          <ns2:ligatures ns2:val="none"/>
+        </w:rPr>
+        <w:t xml:space="preserve"/>
+      </w:r>
+      <w:r>
+        <w:rPr>
+          <w:rFonts w:ascii="Arial Narrow" w:eastAsia="Times New Roman" w:hAnsi="Arial Narrow" w:cs="Arial"/>
+          <w:color w:val="000000"/>
+          <w:kern w:val="0"/>
+          <w:lang w:eastAsia="es-ES"/>
+          <ns2:ligatures ns2:val="none"/>
         </w:rPr>
         <w:t/>
       </w:r>
@@ -4961,7 +4961,7 @@
           <w:color w:val="000000"/>
           <w:kern w:val="0"/>
           <w:lang w:eastAsia="es-ES"/>
-          <w14:ligatures w14:val="none"/>
+          <ns2:ligatures ns2:val="none"/>
         </w:rPr>
         <w:t xml:space="preserve"/>
       </w:r>
@@ -4971,7 +4971,7 @@
           <w:kern w:val="0"/>
           <w:shd w:val="clear" w:color="auto" w:fill="FFFFFF"/>
           <w:lang w:eastAsia="es-PE"/>
-          <w14:ligatures w14:val="none"/>
+          <ns2:ligatures ns2:val="none"/>
         </w:rPr>
         <w:t/>
       </w:r>
@@ -4981,7 +4981,7 @@
           <w:color w:val="000000"/>
           <w:kern w:val="0"/>
           <w:lang w:eastAsia="es-ES"/>
-          <w14:ligatures w14:val="none"/>
+          <ns2:ligatures ns2:val="none"/>
         </w:rPr>
         <w:t xml:space="preserve"/>
       </w:r>
@@ -4991,7 +4991,7 @@
           <w:kern w:val="0"/>
           <w:shd w:val="clear" w:color="auto" w:fill="FFFFFF"/>
           <w:lang w:eastAsia="es-PE"/>
-          <w14:ligatures w14:val="none"/>
+          <ns2:ligatures ns2:val="none"/>
         </w:rPr>
         <w:t/>
       </w:r>
@@ -5001,20 +5001,20 @@
           <w:kern w:val="0"/>
           <w:shd w:val="clear" w:color="auto" w:fill="FFFFFF"/>
           <w:lang w:eastAsia="es-PE"/>
-          <w14:ligatures w14:val="none"/>
-        </w:rPr>
-        <w:t xml:space="preserve"/>
-      </w:r>
-      <w:r>
-        <w:rPr>
-          <w:rFonts w:ascii="Arial Narrow" w:eastAsia="Arial Narrow" w:hAnsi="Arial Narrow" w:cs="Arial Narrow"/>
-          <w:kern w:val="0"/>
-          <w14:ligatures w14:val="none"/>
+          <ns2:ligatures ns2:val="none"/>
+        </w:rPr>
+        <w:t xml:space="preserve"/>
+      </w:r>
+      <w:r>
+        <w:rPr>
+          <w:rFonts w:ascii="Arial Narrow" w:eastAsia="Arial Narrow" w:hAnsi="Arial Narrow" w:cs="Arial Narrow"/>
+          <w:kern w:val="0"/>
+          <ns2:ligatures ns2:val="none"/>
         </w:rPr>
         <w:t/>
       </w:r>
     </w:p>
-    <w:p>
+    <w:p ns2:paraId="03EC7647" ns2:textId="77777777">
       <w:pPr>
         <w:pStyle w:val="Prrafodelista"/>
         <w:spacing w:after="0" w:line="240" w:lineRule="auto"/>
@@ -5024,11 +5024,11 @@
           <w:rFonts w:ascii="Arial Narrow" w:eastAsia="Calibri" w:hAnsi="Arial Narrow" w:cs="Arial Narrow"/>
           <w:kern w:val="0"/>
           <w:lang w:eastAsia="es-PE"/>
-          <w14:ligatures w14:val="none"/>
-        </w:rPr>
-      </w:pPr>
-    </w:p>
-    <w:p>
+          <ns2:ligatures ns2:val="none"/>
+        </w:rPr>
+      </w:pPr>
+    </w:p>
+    <w:p ns2:paraId="042B3F54" ns2:textId="1B5343D6">
       <w:pPr>
         <w:pStyle w:val="Prrafodelista"/>
         <w:numPr>
@@ -5046,7 +5046,7 @@
           <w:rFonts w:ascii="Arial Narrow" w:eastAsia="Calibri" w:hAnsi="Arial Narrow" w:cs="Arial Narrow"/>
           <w:kern w:val="0"/>
           <w:lang w:eastAsia="es-PE"/>
-          <w14:ligatures w14:val="none"/>
+          <ns2:ligatures ns2:val="none"/>
         </w:rPr>
       </w:pPr>
       <w:r>
@@ -5055,7 +5055,7 @@
           <w:color w:val="000000"/>
           <w:kern w:val="0"/>
           <w:lang w:eastAsia="es-PE"/>
-          <w14:ligatures w14:val="none"/>
+          <ns2:ligatures ns2:val="none"/>
         </w:rPr>
         <w:t>Presunta</w:t>
       </w:r>
@@ -5065,7 +5065,7 @@
           <w:kern w:val="0"/>
           <w:shd w:val="clear" w:color="auto" w:fill="FFFFFF"/>
           <w:lang w:eastAsia="es-PE"/>
-          <w14:ligatures w14:val="none"/>
+          <ns2:ligatures ns2:val="none"/>
         </w:rPr>
         <w:t xml:space="preserve"> infracción a los artículos 18 y 19</w:t>
       </w:r>
@@ -5074,7 +5074,7 @@
           <w:rFonts w:ascii="Arial Narrow" w:eastAsia="Calibri" w:hAnsi="Arial Narrow" w:cs="Arial Narrow"/>
           <w:kern w:val="0"/>
           <w:lang w:eastAsia="es-PE"/>
-          <w14:ligatures w14:val="none"/>
+          <ns2:ligatures ns2:val="none"/>
         </w:rPr>
         <w:t xml:space="preserve"> de </w:t>
       </w:r>
@@ -5084,7 +5084,7 @@
           <w:kern w:val="0"/>
           <w:shd w:val="clear" w:color="auto" w:fill="FFFFFF"/>
           <w:lang w:eastAsia="es-PE"/>
-          <w14:ligatures w14:val="none"/>
+          <ns2:ligatures ns2:val="none"/>
         </w:rPr>
         <w:t xml:space="preserve">la Ley 29571, Código de Protección y Defensa del Consumidor, en tanto </w:t>
       </w:r>
@@ -5094,7 +5094,7 @@
           <w:kern w:val="0"/>
           <w:shd w:val="clear" w:color="auto" w:fill="FFFFFF"/>
           <w:lang w:eastAsia="es-PE"/>
-          <w14:ligatures w14:val="none"/>
+          <ns2:ligatures ns2:val="none"/>
         </w:rPr>
         <w:t xml:space="preserve">la compañía aseguradora </w:t>
       </w:r>
@@ -5104,7 +5104,7 @@
           <w:kern w:val="0"/>
           <w:shd w:val="clear" w:color="auto" w:fill="FFFFFF"/>
           <w:lang w:eastAsia="es-PE"/>
-          <w14:ligatures w14:val="none"/>
+          <ns2:ligatures ns2:val="none"/>
         </w:rPr>
         <w:t xml:space="preserve">no habría cumplido con responder oportunamente </w:t>
       </w:r>
@@ -5114,7 +5114,7 @@
           <w:kern w:val="0"/>
           <w:shd w:val="clear" w:color="auto" w:fill="FFFFFF"/>
           <w:lang w:eastAsia="es-PE"/>
-          <w14:ligatures w14:val="none"/>
+          <ns2:ligatures ns2:val="none"/>
         </w:rPr>
         <w:t xml:space="preserve">la solicitud de reconsideración contra la denegatoria de cobertura </w:t>
       </w:r>
@@ -5124,7 +5124,7 @@
           <w:kern w:val="0"/>
           <w:shd w:val="clear" w:color="auto" w:fill="FFFFFF"/>
           <w:lang w:eastAsia="es-PE"/>
-          <w14:ligatures w14:val="none"/>
+          <ns2:ligatures ns2:val="none"/>
         </w:rPr>
         <w:t xml:space="preserve">del </w:t>
       </w:r>
@@ -5134,7 +5134,7 @@
           <w:color w:val="000000"/>
           <w:kern w:val="0"/>
           <w:lang w:eastAsia="es-ES"/>
-          <w14:ligatures w14:val="none"/>
+          <ns2:ligatures ns2:val="none"/>
         </w:rPr>
         <w:t xml:space="preserve">Seguro de Vida - Póliza 6032400000588 </w:t>
       </w:r>
@@ -5144,7 +5144,7 @@
           <w:kern w:val="0"/>
           <w:shd w:val="clear" w:color="auto" w:fill="FFFFFF"/>
           <w:lang w:eastAsia="es-PE"/>
-          <w14:ligatures w14:val="none"/>
+          <ns2:ligatures ns2:val="none"/>
         </w:rPr>
         <w:t>presentada por la denunciante el</w:t>
       </w:r>
@@ -5157,7 +5157,7 @@
           <w:kern w:val="0"/>
           <w:shd w:val="clear" w:color="auto" w:fill="FFFFFF"/>
           <w:lang w:eastAsia="es-PE"/>
-          <w14:ligatures w14:val="none"/>
+          <ns2:ligatures ns2:val="none"/>
         </w:rPr>
         <w:t>5 de julio de 2025</w:t>
       </w:r>
@@ -5167,23 +5167,23 @@
           <w:kern w:val="0"/>
           <w:shd w:val="clear" w:color="auto" w:fill="FFFFFF"/>
           <w:lang w:eastAsia="es-PE"/>
-          <w14:ligatures w14:val="none"/>
+          <ns2:ligatures ns2:val="none"/>
         </w:rPr>
         <w:t>.</w:t>
       </w:r>
     </w:p>
-    <w:p>
+    <w:p ns2:paraId="6EB4F27D" ns2:textId="77777777">
       <w:pPr>
         <w:pStyle w:val="Prrafodelista"/>
         <w:rPr>
           <w:rFonts w:ascii="Arial Narrow" w:eastAsia="Calibri" w:hAnsi="Arial Narrow" w:cs="Arial Narrow"/>
           <w:kern w:val="0"/>
           <w:lang w:eastAsia="es-PE"/>
-          <w14:ligatures w14:val="none"/>
-        </w:rPr>
-      </w:pPr>
-    </w:p>
-    <w:p>
+          <ns2:ligatures ns2:val="none"/>
+        </w:rPr>
+      </w:pPr>
+    </w:p>
+    <w:p ns2:paraId="16845B72" ns2:textId="7DE44FE9">
       <w:pPr>
         <w:pStyle w:val="Prrafodelista"/>
         <w:numPr>
@@ -5201,7 +5201,7 @@
           <w:rFonts w:ascii="Arial Narrow" w:eastAsia="Calibri" w:hAnsi="Arial Narrow" w:cs="Arial Narrow"/>
           <w:kern w:val="0"/>
           <w:lang w:eastAsia="es-PE"/>
-          <w14:ligatures w14:val="none"/>
+          <ns2:ligatures ns2:val="none"/>
         </w:rPr>
       </w:pPr>
       <w:r>
@@ -5210,7 +5210,7 @@
           <w:color w:val="000000"/>
           <w:kern w:val="0"/>
           <w:lang w:eastAsia="es-PE"/>
-          <w14:ligatures w14:val="none"/>
+          <ns2:ligatures ns2:val="none"/>
         </w:rPr>
         <w:t xml:space="preserve">Presunta infracción al literal g) del artículo 56 de la Ley 29571, Código de Protección y Defensa del Consumidor, en tanto la compañía aseguradora habría exigido indebidamente a la denunciante la presentación de la historia clínica fedateada ante la solicitud de cobertura del Seguro de Vida - Póliza 6032400000588 por el fallecimiento del señor [APELLIDO] .</w:t>
       </w:r>
@@ -5220,7 +5220,7 @@
           <w:kern w:val="0"/>
           <w:shd w:val="clear" w:color="auto" w:fill="FFFFFF"/>
           <w:lang w:eastAsia="es-PE"/>
-          <w14:ligatures w14:val="none"/>
+          <ns2:ligatures ns2:val="none"/>
         </w:rPr>
         <w:t xml:space="preserve"/>
       </w:r>
@@ -5230,25 +5230,25 @@
           <w:kern w:val="0"/>
           <w:shd w:val="clear" w:color="auto" w:fill="FFFFFF"/>
           <w:lang w:eastAsia="es-PE"/>
-          <w14:ligatures w14:val="none"/>
-        </w:rPr>
-        <w:t xml:space="preserve"/>
-      </w:r>
-      <w:r>
-        <w:rPr>
-          <w:rFonts w:ascii="Arial Narrow" w:eastAsia="Arial Narrow" w:hAnsi="Arial Narrow" w:cs="Arial Narrow"/>
-          <w:kern w:val="0"/>
-          <w14:ligatures w14:val="none"/>
-        </w:rPr>
-        <w:t xml:space="preserve"/>
-      </w:r>
-      <w:r>
-        <w:rPr>
-          <w:rFonts w:ascii="Arial Narrow" w:eastAsia="Times New Roman" w:hAnsi="Arial Narrow" w:cs="Arial"/>
-          <w:color w:val="000000"/>
-          <w:kern w:val="0"/>
-          <w:lang w:eastAsia="es-ES"/>
-          <w14:ligatures w14:val="none"/>
+          <ns2:ligatures ns2:val="none"/>
+        </w:rPr>
+        <w:t xml:space="preserve"/>
+      </w:r>
+      <w:r>
+        <w:rPr>
+          <w:rFonts w:ascii="Arial Narrow" w:eastAsia="Arial Narrow" w:hAnsi="Arial Narrow" w:cs="Arial Narrow"/>
+          <w:kern w:val="0"/>
+          <ns2:ligatures ns2:val="none"/>
+        </w:rPr>
+        <w:t xml:space="preserve"/>
+      </w:r>
+      <w:r>
+        <w:rPr>
+          <w:rFonts w:ascii="Arial Narrow" w:eastAsia="Times New Roman" w:hAnsi="Arial Narrow" w:cs="Arial"/>
+          <w:color w:val="000000"/>
+          <w:kern w:val="0"/>
+          <w:lang w:eastAsia="es-ES"/>
+          <ns2:ligatures ns2:val="none"/>
         </w:rPr>
         <w:t xml:space="preserve"/>
       </w:r>
@@ -5259,7 +5259,7 @@
           <w:color w:val="000000"/>
           <w:kern w:val="0"/>
           <w:lang w:eastAsia="es-ES"/>
-          <w14:ligatures w14:val="none"/>
+          <ns2:ligatures ns2:val="none"/>
         </w:rPr>
         <w:t/>
       </w:r>
@@ -5270,7 +5270,7 @@
           <w:color w:val="000000"/>
           <w:kern w:val="0"/>
           <w:lang w:eastAsia="es-ES"/>
-          <w14:ligatures w14:val="none"/>
+          <ns2:ligatures ns2:val="none"/>
         </w:rPr>
         <w:t xml:space="preserve"/>
       </w:r>
@@ -5280,7 +5280,7 @@
           <w:kern w:val="0"/>
           <w:shd w:val="clear" w:color="auto" w:fill="FFFFFF"/>
           <w:lang w:eastAsia="es-PE"/>
-          <w14:ligatures w14:val="none"/>
+          <ns2:ligatures ns2:val="none"/>
         </w:rPr>
         <w:t/>
       </w:r>
@@ -5290,12 +5290,12 @@
           <w:kern w:val="0"/>
           <w:shd w:val="clear" w:color="auto" w:fill="FFFFFF"/>
           <w:lang w:eastAsia="es-PE"/>
-          <w14:ligatures w14:val="none"/>
+          <ns2:ligatures ns2:val="none"/>
         </w:rPr>
         <w:t/>
       </w:r>
     </w:p>
-    <w:p>
+    <w:p ns2:paraId="08D22901" ns2:textId="77777777">
       <w:pPr>
         <w:spacing w:after="0" w:line="240" w:lineRule="auto"/>
         <w:jc w:val="both"/>
@@ -5303,11 +5303,11 @@
           <w:rFonts w:ascii="Arial Narrow" w:eastAsia="Calibri" w:hAnsi="Arial Narrow" w:cs="Arial Narrow"/>
           <w:kern w:val="0"/>
           <w:lang w:eastAsia="es-PE"/>
-          <w14:ligatures w14:val="none"/>
-        </w:rPr>
-      </w:pPr>
-    </w:p>
-    <w:p>
+          <ns2:ligatures ns2:val="none"/>
+        </w:rPr>
+      </w:pPr>
+    </w:p>
+    <w:p ns2:paraId="0A292C9F" ns2:textId="6E54634A">
       <w:pPr>
         <w:spacing w:line="240" w:lineRule="auto"/>
         <w:contextualSpacing/>
@@ -5315,7 +5315,7 @@
         <w:rPr>
           <w:rFonts w:ascii="Arial Narrow" w:eastAsia="Calibri" w:hAnsi="Arial Narrow" w:cs="Arial"/>
           <w:kern w:val="0"/>
-          <w14:ligatures w14:val="none"/>
+          <ns2:ligatures ns2:val="none"/>
         </w:rPr>
       </w:pPr>
       <w:r>
@@ -5325,7 +5325,7 @@
           <w:color w:val="000000"/>
           <w:kern w:val="0"/>
           <w:lang w:eastAsia="es-PE"/>
-          <w14:ligatures w14:val="none"/>
+          <ns2:ligatures ns2:val="none"/>
         </w:rPr>
         <w:t>SEGUNDO:</w:t>
       </w:r>
@@ -5335,7 +5335,7 @@
           <w:color w:val="000000"/>
           <w:kern w:val="0"/>
           <w:lang w:eastAsia="es-PE"/>
-          <w14:ligatures w14:val="none"/>
+          <ns2:ligatures ns2:val="none"/>
         </w:rPr>
         <w:t xml:space="preserve"> tener por ofrecidos los medios probatorios</w:t>
       </w:r>
@@ -5345,7 +5345,7 @@
           <w:color w:val="000000"/>
           <w:kern w:val="0"/>
           <w:lang w:eastAsia="es-PE"/>
-          <w14:ligatures w14:val="none"/>
+          <ns2:ligatures ns2:val="none"/>
         </w:rPr>
         <w:t xml:space="preserve"> presentados en el escrito de denuncia </w:t>
       </w:r>
@@ -5355,7 +5355,7 @@
           <w:color w:val="000000"/>
           <w:kern w:val="0"/>
           <w:lang w:val="es-ES" w:eastAsia="es-ES"/>
-          <w14:ligatures w14:val="none"/>
+          <ns2:ligatures ns2:val="none"/>
         </w:rPr>
         <w:t xml:space="preserve">del </w:t>
       </w:r>
@@ -5365,7 +5365,7 @@
           <w:color w:val="000000"/>
           <w:kern w:val="0"/>
           <w:lang w:val="es-ES" w:eastAsia="es-ES"/>
-          <w14:ligatures w14:val="none"/>
+          <ns2:ligatures ns2:val="none"/>
         </w:rPr>
         <w:t>20 de octubre de 2025</w:t>
       </w:r>
@@ -5373,12 +5373,12 @@
         <w:rPr>
           <w:rFonts w:ascii="Arial Narrow" w:eastAsia="Calibri" w:hAnsi="Arial Narrow" w:cs="Arial"/>
           <w:kern w:val="0"/>
-          <w14:ligatures w14:val="none"/>
+          <ns2:ligatures ns2:val="none"/>
         </w:rPr>
         <w:t>.</w:t>
       </w:r>
     </w:p>
-    <w:p>
+    <w:p ns2:paraId="68A17E97" ns2:textId="77777777">
       <w:pPr>
         <w:spacing w:line="240" w:lineRule="auto"/>
         <w:contextualSpacing/>
@@ -5388,20 +5388,20 @@
           <w:color w:val="000000"/>
           <w:kern w:val="0"/>
           <w:lang w:eastAsia="es-PE"/>
-          <w14:ligatures w14:val="none"/>
-        </w:rPr>
-      </w:pPr>
-    </w:p>
-    <w:p>
-      <w:pPr>
-        <w:spacing w:after="0" w:line="240" w:lineRule="auto"/>
-        <w:jc w:val="both"/>
-        <w:rPr>
-          <w:rFonts w:ascii="Arial Narrow" w:eastAsia="Arial Narrow" w:hAnsi="Arial Narrow" w:cs="Arial Narrow"/>
-          <w:color w:val="000000"/>
-          <w:kern w:val="0"/>
-          <w:lang w:eastAsia="es-PE"/>
-          <w14:ligatures w14:val="none"/>
+          <ns2:ligatures ns2:val="none"/>
+        </w:rPr>
+      </w:pPr>
+    </w:p>
+    <w:p ns2:paraId="168254DA" ns2:textId="5E996AFA">
+      <w:pPr>
+        <w:spacing w:after="0" w:line="240" w:lineRule="auto"/>
+        <w:jc w:val="both"/>
+        <w:rPr>
+          <w:rFonts w:ascii="Arial Narrow" w:eastAsia="Arial Narrow" w:hAnsi="Arial Narrow" w:cs="Arial Narrow"/>
+          <w:color w:val="000000"/>
+          <w:kern w:val="0"/>
+          <w:lang w:eastAsia="es-PE"/>
+          <ns2:ligatures ns2:val="none"/>
         </w:rPr>
       </w:pPr>
       <w:r>
@@ -5411,7 +5411,7 @@
           <w:color w:val="000000"/>
           <w:kern w:val="0"/>
           <w:lang w:eastAsia="es-PE"/>
-          <w14:ligatures w14:val="none"/>
+          <ns2:ligatures ns2:val="none"/>
         </w:rPr>
         <w:t xml:space="preserve">TERCERO: </w:t>
       </w:r>
@@ -5421,7 +5421,7 @@
           <w:color w:val="000000"/>
           <w:kern w:val="0"/>
           <w:lang w:eastAsia="es-PE"/>
-          <w14:ligatures w14:val="none"/>
+          <ns2:ligatures ns2:val="none"/>
         </w:rPr>
         <w:t xml:space="preserve">requerir a </w:t>
       </w:r>
@@ -5431,7 +5431,7 @@
           <w:color w:val="000000"/>
           <w:kern w:val="0"/>
           <w:lang w:eastAsia="es-PE"/>
-          <w14:ligatures w14:val="none"/>
+          <ns2:ligatures ns2:val="none"/>
         </w:rPr>
         <w:t xml:space="preserve">Mapfre Perú Compañía de Seguros y Reaseguros S.A. </w:t>
       </w:r>
@@ -5441,12 +5441,12 @@
           <w:color w:val="000000"/>
           <w:kern w:val="0"/>
           <w:lang w:eastAsia="es-PE"/>
-          <w14:ligatures w14:val="none"/>
+          <ns2:ligatures ns2:val="none"/>
         </w:rPr>
         <w:t>que cumpla con lo siguiente:</w:t>
       </w:r>
     </w:p>
-    <w:p>
+    <w:p ns2:paraId="20FDFB8D" ns2:textId="77777777">
       <w:pPr>
         <w:spacing w:after="0" w:line="240" w:lineRule="auto"/>
         <w:jc w:val="both"/>
@@ -5455,11 +5455,11 @@
           <w:color w:val="000000"/>
           <w:kern w:val="0"/>
           <w:lang w:eastAsia="es-PE"/>
-          <w14:ligatures w14:val="none"/>
-        </w:rPr>
-      </w:pPr>
-    </w:p>
-    <w:p>
+          <ns2:ligatures ns2:val="none"/>
+        </w:rPr>
+      </w:pPr>
+    </w:p>
+    <w:p ns2:paraId="4AA80738" ns2:textId="77777777">
       <w:pPr>
         <w:numPr>
           <w:ilvl w:val="0"/>
@@ -5473,21 +5473,21 @@
           <w:color w:val="000000"/>
           <w:kern w:val="0"/>
           <w:lang w:eastAsia="es-PE"/>
-          <w14:ligatures w14:val="none"/>
-        </w:rPr>
-      </w:pPr>
-      <w:r>
-        <w:rPr>
-          <w:rFonts w:ascii="Arial Narrow" w:eastAsia="Arial Narrow" w:hAnsi="Arial Narrow" w:cs="Arial Narrow"/>
-          <w:color w:val="000000"/>
-          <w:kern w:val="0"/>
-          <w:lang w:eastAsia="es-PE"/>
-          <w14:ligatures w14:val="none"/>
+          <ns2:ligatures ns2:val="none"/>
+        </w:rPr>
+      </w:pPr>
+      <w:r>
+        <w:rPr>
+          <w:rFonts w:ascii="Arial Narrow" w:eastAsia="Arial Narrow" w:hAnsi="Arial Narrow" w:cs="Arial Narrow"/>
+          <w:color w:val="000000"/>
+          <w:kern w:val="0"/>
+          <w:lang w:eastAsia="es-PE"/>
+          <ns2:ligatures ns2:val="none"/>
         </w:rPr>
         <w:t>presentar documentos que acrediten su inscripción en los Registros Públicos o una declaración jurada que indique que cuenta con dicha inscripción;</w:t>
       </w:r>
     </w:p>
-    <w:p>
+    <w:p ns2:paraId="2B29D59F" ns2:textId="77777777">
       <w:pPr>
         <w:numPr>
           <w:ilvl w:val="0"/>
@@ -5501,21 +5501,21 @@
           <w:color w:val="000000"/>
           <w:kern w:val="0"/>
           <w:lang w:eastAsia="es-PE"/>
-          <w14:ligatures w14:val="none"/>
-        </w:rPr>
-      </w:pPr>
-      <w:r>
-        <w:rPr>
-          <w:rFonts w:ascii="Arial Narrow" w:eastAsia="Arial Narrow" w:hAnsi="Arial Narrow" w:cs="Arial Narrow"/>
-          <w:color w:val="000000"/>
-          <w:kern w:val="0"/>
-          <w:lang w:eastAsia="es-PE"/>
-          <w14:ligatures w14:val="none"/>
+          <ns2:ligatures ns2:val="none"/>
+        </w:rPr>
+      </w:pPr>
+      <w:r>
+        <w:rPr>
+          <w:rFonts w:ascii="Arial Narrow" w:eastAsia="Arial Narrow" w:hAnsi="Arial Narrow" w:cs="Arial Narrow"/>
+          <w:color w:val="000000"/>
+          <w:kern w:val="0"/>
+          <w:lang w:eastAsia="es-PE"/>
+          <ns2:ligatures ns2:val="none"/>
         </w:rPr>
         <w:t>presentar copia simple de las facultades de representación de su representante legal en el presente procedimiento o la declaración jurada que indique que cuenta con dichas facultades y que estas se encuentran vigentes;</w:t>
       </w:r>
     </w:p>
-    <w:p>
+    <w:p ns2:paraId="7EF50C46" ns2:textId="77777777">
       <w:pPr>
         <w:numPr>
           <w:ilvl w:val="0"/>
@@ -5529,21 +5529,21 @@
           <w:color w:val="000000"/>
           <w:kern w:val="0"/>
           <w:lang w:eastAsia="es-PE"/>
-          <w14:ligatures w14:val="none"/>
-        </w:rPr>
-      </w:pPr>
-      <w:r>
-        <w:rPr>
-          <w:rFonts w:ascii="Arial Narrow" w:eastAsia="Arial Narrow" w:hAnsi="Arial Narrow" w:cs="Arial Narrow"/>
-          <w:color w:val="000000"/>
-          <w:kern w:val="0"/>
-          <w:lang w:eastAsia="es-PE"/>
-          <w14:ligatures w14:val="none"/>
+          <ns2:ligatures ns2:val="none"/>
+        </w:rPr>
+      </w:pPr>
+      <w:r>
+        <w:rPr>
+          <w:rFonts w:ascii="Arial Narrow" w:eastAsia="Arial Narrow" w:hAnsi="Arial Narrow" w:cs="Arial Narrow"/>
+          <w:color w:val="000000"/>
+          <w:kern w:val="0"/>
+          <w:lang w:eastAsia="es-PE"/>
+          <ns2:ligatures ns2:val="none"/>
         </w:rPr>
         <w:t>consignar el Número de Registro Único de Contribuyentes (RUC); y,</w:t>
       </w:r>
     </w:p>
-    <w:p>
+    <w:p ns2:paraId="19E4DFA1" ns2:textId="77777777">
       <w:pPr>
         <w:numPr>
           <w:ilvl w:val="0"/>
@@ -5555,16 +5555,16 @@
         <w:rPr>
           <w:rFonts w:ascii="Arial Narrow" w:eastAsia="Calibri" w:hAnsi="Arial Narrow" w:cs="Arial"/>
           <w:kern w:val="0"/>
-          <w14:ligatures w14:val="none"/>
-        </w:rPr>
-      </w:pPr>
-      <w:r>
-        <w:rPr>
-          <w:rFonts w:ascii="Arial Narrow" w:eastAsia="Arial Narrow" w:hAnsi="Arial Narrow" w:cs="Arial Narrow"/>
-          <w:color w:val="000000"/>
-          <w:kern w:val="0"/>
-          <w:lang w:eastAsia="es-PE"/>
-          <w14:ligatures w14:val="none"/>
+          <ns2:ligatures ns2:val="none"/>
+        </w:rPr>
+      </w:pPr>
+      <w:r>
+        <w:rPr>
+          <w:rFonts w:ascii="Arial Narrow" w:eastAsia="Arial Narrow" w:hAnsi="Arial Narrow" w:cs="Arial Narrow"/>
+          <w:color w:val="000000"/>
+          <w:kern w:val="0"/>
+          <w:lang w:eastAsia="es-PE"/>
+          <ns2:ligatures ns2:val="none"/>
         </w:rPr>
         <w:t>fijar domicilio procesal para el procedimiento, de conformidad con el numeral 1 del artículo 442</w:t>
       </w:r>
@@ -5574,7 +5574,7 @@
           <w:color w:val="000000"/>
           <w:kern w:val="0"/>
           <w:lang w:eastAsia="es-PE"/>
-          <w14:ligatures w14:val="none"/>
+          <ns2:ligatures ns2:val="none"/>
         </w:rPr>
         <w:t/>
       </w:r>
@@ -5584,7 +5584,7 @@
           <w:color w:val="000000"/>
           <w:kern w:val="0"/>
           <w:lang w:eastAsia="es-PE"/>
-          <w14:ligatures w14:val="none"/>
+          <ns2:ligatures ns2:val="none"/>
         </w:rPr>
         <w:t xml:space="preserve"> del Código Procesal Civil. </w:t>
       </w:r>
@@ -5592,7 +5592,7 @@
         <w:rPr>
           <w:rFonts w:ascii="Arial Narrow" w:eastAsia="Calibri" w:hAnsi="Arial Narrow" w:cs="Arial"/>
           <w:kern w:val="0"/>
-          <w14:ligatures w14:val="none"/>
+          <ns2:ligatures ns2:val="none"/>
         </w:rPr>
         <w:t>Para ello podrá señalar domicilio físico o una dirección electrónica a la que pueda remitirse las notificaciones</w:t>
       </w:r>
@@ -5601,12 +5601,12 @@
           <w:rFonts w:ascii="Arial Narrow" w:eastAsia="Arial" w:hAnsi="Arial Narrow" w:cs="Arial"/>
           <w:kern w:val="0"/>
           <w:lang w:val="es"/>
-          <w14:ligatures w14:val="none"/>
+          <ns2:ligatures ns2:val="none"/>
         </w:rPr>
         <w:t>;</w:t>
       </w:r>
     </w:p>
-    <w:p>
+    <w:p ns2:paraId="7C63E340" ns2:textId="77777777">
       <w:pPr>
         <w:numPr>
           <w:ilvl w:val="0"/>
@@ -5618,14 +5618,14 @@
         <w:rPr>
           <w:rFonts w:ascii="Arial Narrow" w:eastAsia="Calibri" w:hAnsi="Arial Narrow" w:cs="Arial"/>
           <w:kern w:val="0"/>
-          <w14:ligatures w14:val="none"/>
+          <ns2:ligatures ns2:val="none"/>
         </w:rPr>
       </w:pPr>
       <w:r>
         <w:rPr>
           <w:rFonts w:ascii="Arial Narrow" w:eastAsia="Calibri" w:hAnsi="Arial Narrow" w:cs="Arial"/>
           <w:kern w:val="0"/>
-          <w14:ligatures w14:val="none"/>
+          <ns2:ligatures ns2:val="none"/>
         </w:rPr>
         <w:t xml:space="preserve">en caso califique como </w:t>
       </w:r>
@@ -5634,7 +5634,7 @@
         <w:rPr>
           <w:rFonts w:ascii="Arial Narrow" w:eastAsia="Calibri" w:hAnsi="Arial Narrow" w:cs="Arial"/>
           <w:kern w:val="0"/>
-          <w14:ligatures w14:val="none"/>
+          <ns2:ligatures ns2:val="none"/>
         </w:rPr>
         <w:t>micro empresa</w:t>
       </w:r>
@@ -5643,7 +5643,7 @@
         <w:rPr>
           <w:rFonts w:ascii="Arial Narrow" w:eastAsia="Calibri" w:hAnsi="Arial Narrow" w:cs="Arial"/>
           <w:kern w:val="0"/>
-          <w14:ligatures w14:val="none"/>
+          <ns2:ligatures ns2:val="none"/>
         </w:rPr>
         <w:t xml:space="preserve"> o pequeña empresa, presentar los documentos que acrediten su volumen de ventas o ingresos brutos percibidos el año anterior relativo a todas sus actividades </w:t>
       </w:r>
@@ -5651,7 +5651,7 @@
         <w:rPr>
           <w:rFonts w:ascii="Arial Narrow" w:eastAsia="Calibri" w:hAnsi="Arial Narrow" w:cs="Arial"/>
           <w:kern w:val="0"/>
-          <w14:ligatures w14:val="none"/>
+          <ns2:ligatures ns2:val="none"/>
         </w:rPr>
         <w:lastRenderedPageBreak/>
         <w:t>económicas y el número de trabajadores con el que cuenta</w:t>
@@ -5662,7 +5662,7 @@
           <w:rFonts w:ascii="Arial Narrow" w:eastAsia="Calibri" w:hAnsi="Arial Narrow" w:cs="Arial"/>
           <w:kern w:val="0"/>
           <w:vertAlign w:val="superscript"/>
-          <w14:ligatures w14:val="none"/>
+          <ns2:ligatures ns2:val="none"/>
         </w:rPr>
         <w:footnoteReference w:id="5"/>
       </w:r>
@@ -5670,7 +5670,7 @@
         <w:rPr>
           <w:rFonts w:ascii="Arial Narrow" w:eastAsia="Calibri" w:hAnsi="Arial Narrow" w:cs="Arial"/>
           <w:kern w:val="0"/>
-          <w14:ligatures w14:val="none"/>
+          <ns2:ligatures ns2:val="none"/>
         </w:rPr>
         <w:t>. Ello, a fin de que la Comisión pueda meritar dicha documentación, conforme lo establece el artículo 110</w:t>
       </w:r>
@@ -5680,7 +5680,7 @@
           <w:color w:val="000000"/>
           <w:kern w:val="0"/>
           <w:lang w:eastAsia="es-PE"/>
-          <w14:ligatures w14:val="none"/>
+          <ns2:ligatures ns2:val="none"/>
         </w:rPr>
         <w:t/>
       </w:r>
@@ -5688,7 +5688,7 @@
         <w:rPr>
           <w:rFonts w:ascii="Arial Narrow" w:eastAsia="Calibri" w:hAnsi="Arial Narrow" w:cs="Arial"/>
           <w:kern w:val="0"/>
-          <w14:ligatures w14:val="none"/>
+          <ns2:ligatures ns2:val="none"/>
         </w:rPr>
         <w:t xml:space="preserve"> del </w:t>
       </w:r>
@@ -5697,7 +5697,7 @@
           <w:rFonts w:ascii="Arial Narrow" w:eastAsia="Calibri" w:hAnsi="Arial Narrow" w:cs="Arial"/>
           <w:spacing w:val="-2"/>
           <w:kern w:val="0"/>
-          <w14:ligatures w14:val="none"/>
+          <ns2:ligatures ns2:val="none"/>
         </w:rPr>
         <w:t>Código</w:t>
       </w:r>
@@ -5708,7 +5708,7 @@
           <w:spacing w:val="-2"/>
           <w:kern w:val="0"/>
           <w:vertAlign w:val="superscript"/>
-          <w14:ligatures w14:val="none"/>
+          <ns2:ligatures ns2:val="none"/>
         </w:rPr>
         <w:footnoteReference w:id="6"/>
       </w:r>
@@ -5717,35 +5717,79 @@
           <w:rFonts w:ascii="Arial Narrow" w:eastAsia="Calibri" w:hAnsi="Arial Narrow" w:cs="Arial"/>
           <w:spacing w:val="-2"/>
           <w:kern w:val="0"/>
-          <w14:ligatures w14:val="none"/>
+          <ns2:ligatures ns2:val="none"/>
         </w:rPr>
         <w:t>.</w:t>
       </w:r>
     </w:p>
+    <w:p ns2:paraId="1F11FE32" ns2:textId="77777777">
+      <w:pPr>
+        <w:spacing w:after="0" w:line="240" w:lineRule="auto"/>
+        <w:ind w:left="567"/>
+        <w:jc w:val="both"/>
+        <w:rPr>
+          <w:rFonts w:ascii="Arial Narrow" w:eastAsia="Arial Narrow" w:hAnsi="Arial Narrow" w:cs="Arial Narrow"/>
+          <w:color w:val="000000"/>
+          <w:kern w:val="0"/>
+          <w:lang w:eastAsia="es-PE"/>
+          <ns2:ligatures ns2:val="none"/>
+        </w:rPr>
+      </w:pPr>
+    </w:p>
     <w:p>
       <w:pPr>
         <w:spacing w:after="0" w:line="240" w:lineRule="auto"/>
-        <w:ind w:left="567"/>
-        <w:jc w:val="both"/>
-        <w:rPr>
-          <w:rFonts w:ascii="Arial Narrow" w:eastAsia="Arial Narrow" w:hAnsi="Arial Narrow" w:cs="Arial Narrow"/>
-          <w:color w:val="000000"/>
-          <w:kern w:val="0"/>
-          <w:lang w:eastAsia="es-PE"/>
-          <w14:ligatures w14:val="none"/>
-        </w:rPr>
-      </w:pPr>
-    </w:p>
-    <w:p>
-      <w:pPr>
-        <w:spacing w:after="0" w:line="240" w:lineRule="auto"/>
-        <w:jc w:val="both"/>
-        <w:rPr>
-          <w:rFonts w:ascii="Arial Narrow" w:eastAsia="Arial Narrow" w:hAnsi="Arial Narrow" w:cs="Arial Narrow"/>
-          <w:color w:val="000000"/>
-          <w:kern w:val="0"/>
-          <w:lang w:eastAsia="es-PE"/>
-          <w14:ligatures w14:val="none"/>
+        <w:jc w:val="both"/>
+        <w:rPr>
+          <w:rFonts w:ascii="Arial Narrow" w:eastAsia="Arial Narrow" w:hAnsi="Arial Narrow" w:cs="Arial Narrow"/>
+          <w:color w:val="000000"/>
+          <w:kern w:val="0"/>
+          <w:lang w:eastAsia="es-PE"/>
+          <ns2:ligatures ns2:val="none"/>
+        </w:rPr>
+      </w:pPr>
+      <w:r>
+        <w:rPr>
+          <w:rFonts w:ascii="Arial Narrow" w:hAnsi="Arial Narrow" w:cs="Arial Narrow"/>
+          <w:b w:val="1"/>
+          <w:bCs w:val="1"/>
+          <w:sz w:val="20"/>
+          <w:szCs w:val="20"/>
+        </w:rPr>
+        <w:t xml:space="preserve">CUARTO: </w:t>
+      </w:r>
+      <w:r>
+        <w:rPr>
+          <w:rFonts w:ascii="Arial Narrow" w:hAnsi="Arial Narrow" w:cs="Arial Narrow"/>
+          <w:sz w:val="20"/>
+          <w:szCs w:val="20"/>
+        </w:rPr>
+        <w:t xml:space="preserve">correr traslado de la presente resolución a Mapfre Perú Compañía de Seguros y Reaseguros S.A para que, de conformidad con lo dispuesto por el artículo 26° de la Ley sobre Facultades, Normas y Organización del Indecopi, aprobado por Decreto Legislativo N° 8079, presenten sus descargos sobre la imputación de cargos realizada en un plazo no mayor a cinco (5) días hábiles contado a partir del día siguiente de la notificación de la presente resolución, vencido el cual, el Secretario Técnico declarará en rebeldía a los denunciados que no lo hubieran presentado. Debe precisarse que de conformidad con lo establecido por el artículo 223° del Texto Único Ordenado de la Ley N° 27444, Ley del Procedimiento Administrativo General, las alegaciones y los hechos relevantes de la reclamación, salvo que hayan sido específicamente negadas en la contestación, se tendrán por aceptadas o meritadas como ciertas.</w:t>
+      </w:r>
+    </w:p>
+    <w:p ns2:paraId="228F876C" ns2:textId="77777777">
+      <w:pPr>
+        <w:spacing w:after="0" w:line="240" w:lineRule="auto"/>
+        <w:jc w:val="both"/>
+        <w:rPr>
+          <w:rFonts w:ascii="Arial Narrow" w:eastAsia="Arial Narrow" w:hAnsi="Arial Narrow" w:cs="Arial Narrow"/>
+          <w:color w:val="000000"/>
+          <w:kern w:val="0"/>
+          <w:lang w:eastAsia="es-PE"/>
+          <ns2:ligatures ns2:val="none"/>
+        </w:rPr>
+      </w:pPr>
+    </w:p>
+    <w:p ns2:paraId="774AFBA5" ns2:textId="38C6A868">
+      <w:pPr>
+        <w:spacing w:after="0" w:line="240" w:lineRule="auto"/>
+        <w:jc w:val="both"/>
+        <w:rPr>
+          <w:rFonts w:ascii="Arial Narrow" w:eastAsia="Times New Roman" w:hAnsi="Arial Narrow" w:cs="Arial"/>
+          <w:color w:val="000000"/>
+          <w:kern w:val="0"/>
+          <w:lang w:val="es-ES" w:eastAsia="es-ES"/>
+          <ns2:ligatures ns2:val="none"/>
         </w:rPr>
       </w:pPr>
       <w:r>
@@ -5755,19 +5799,20 @@
           <w:color w:val="000000"/>
           <w:kern w:val="0"/>
           <w:lang w:eastAsia="es-PE"/>
-          <w14:ligatures w14:val="none"/>
-        </w:rPr>
-        <w:t xml:space="preserve">CUARTO: </w:t>
-      </w:r>
-      <w:r>
-        <w:rPr>
-          <w:rFonts w:ascii="Arial Narrow" w:eastAsia="Arial Narrow" w:hAnsi="Arial Narrow" w:cs="Arial Narrow"/>
-          <w:color w:val="000000"/>
-          <w:kern w:val="0"/>
-          <w:lang w:eastAsia="es-PE"/>
-          <w14:ligatures w14:val="none"/>
-        </w:rPr>
-        <w:t xml:space="preserve">correr traslado de la denuncia interpuesta </w:t>
+          <ns2:ligatures ns2:val="none"/>
+        </w:rPr>
+        <w:t xml:space="preserve">QUINTO: </w:t>
+      </w:r>
+      <w:bookmarkStart w:id="15" w:name="_Hlk188286813"/>
+      <w:r>
+        <w:rPr>
+          <w:rFonts w:ascii="Arial Narrow" w:eastAsia="Times New Roman" w:hAnsi="Arial Narrow" w:cs="Arial"/>
+          <w:color w:val="000000"/>
+          <w:kern w:val="0"/>
+          <w:lang w:eastAsia="es-ES"/>
+          <ns2:ligatures ns2:val="none"/>
+        </w:rPr>
+        <w:t xml:space="preserve">requerir </w:t>
       </w:r>
       <w:r>
         <w:rPr>
@@ -5775,79 +5820,226 @@
           <w:color w:val="000000"/>
           <w:kern w:val="0"/>
           <w:lang w:val="es-ES" w:eastAsia="es-ES"/>
-          <w14:ligatures w14:val="none"/>
-        </w:rPr>
-        <w:t xml:space="preserve">el </w:t>
-      </w:r>
+          <ns2:ligatures ns2:val="none"/>
+        </w:rPr>
+        <w:t xml:space="preserve">que, en un </w:t>
+      </w:r>
+      <w:r>
+        <w:rPr>
+          <w:rFonts w:ascii="Arial Narrow" w:eastAsia="Times New Roman" w:hAnsi="Arial Narrow" w:cs="Arial"/>
+          <w:color w:val="000000"/>
+          <w:kern w:val="0"/>
+          <w:lang w:eastAsia="es-ES"/>
+          <ns2:ligatures ns2:val="none"/>
+        </w:rPr>
+        <w:t>plazo no mayor de cinco (5) días hábiles contado a partir del día siguiente de la notificación de la presente resolución</w:t>
+      </w:r>
+      <w:bookmarkEnd w:id="15"/>
+      <w:r>
+        <w:rPr>
+          <w:rFonts w:ascii="Arial Narrow" w:eastAsia="Times New Roman" w:hAnsi="Arial Narrow" w:cs="Arial"/>
+          <w:color w:val="000000"/>
+          <w:kern w:val="0"/>
+          <w:lang w:eastAsia="es-ES"/>
+          <ns2:ligatures ns2:val="none"/>
+        </w:rPr>
+        <w:t xml:space="preserve">, </w:t>
+      </w:r>
+      <w:bookmarkStart w:id="16" w:name="_Hlk188286828"/>
+      <w:r>
+        <w:rPr>
+          <w:rFonts w:ascii="Arial Narrow" w:eastAsia="Times New Roman" w:hAnsi="Arial Narrow" w:cs="Times New Roman"/>
+          <w:color w:val="000000"/>
+          <w:kern w:val="0"/>
+          <w:shd w:val="clear" w:color="auto" w:fill="FFFFFF"/>
+          <w:lang w:eastAsia="es-PE"/>
+          <ns2:ligatures ns2:val="none"/>
+        </w:rPr>
+        <w:t>el proveedor denunciado</w:t>
+      </w:r>
+      <w:r>
+        <w:rPr>
+          <w:rFonts w:ascii="Arial Narrow" w:eastAsia="Times New Roman" w:hAnsi="Arial Narrow" w:cs="Arial"/>
+          <w:color w:val="000000"/>
+          <w:kern w:val="0"/>
+          <w:lang w:eastAsia="es-ES"/>
+          <ns2:ligatures ns2:val="none"/>
+        </w:rPr>
+        <w:t xml:space="preserve"> </w:t>
+      </w:r>
+      <w:bookmarkEnd w:id="16"/>
       <w:r>
         <w:rPr>
           <w:rFonts w:ascii="Arial Narrow" w:eastAsia="Times New Roman" w:hAnsi="Arial Narrow" w:cs="Arial"/>
           <w:color w:val="000000"/>
           <w:kern w:val="0"/>
           <w:lang w:val="es-ES" w:eastAsia="es-ES"/>
-          <w14:ligatures w14:val="none"/>
-        </w:rPr>
-        <w:t>20 de octubre de 2025</w:t>
-      </w:r>
-      <w:r>
-        <w:rPr>
-          <w:rFonts w:ascii="Arial Narrow" w:eastAsia="Calibri" w:hAnsi="Arial Narrow" w:cs="Arial"/>
-          <w:kern w:val="0"/>
-          <w14:ligatures w14:val="none"/>
-        </w:rPr>
-        <w:t xml:space="preserve">, </w:t>
-      </w:r>
-      <w:r>
-        <w:rPr>
-          <w:rFonts w:ascii="Arial Narrow" w:eastAsia="Arial Narrow" w:hAnsi="Arial Narrow" w:cs="Arial Narrow"/>
-          <w:color w:val="000000"/>
-          <w:kern w:val="0"/>
-          <w:lang w:eastAsia="es-PE"/>
-          <w14:ligatures w14:val="none"/>
+          <ns2:ligatures ns2:val="none"/>
+        </w:rPr>
+        <w:t xml:space="preserve">cumpla con: </w:t>
+      </w:r>
+      <w:r>
+        <w:rPr>
+          <w:rFonts w:ascii="Arial Narrow" w:eastAsia="Times New Roman" w:hAnsi="Arial Narrow" w:cs="Arial"/>
+          <w:color w:val="000000"/>
+          <w:kern w:val="0"/>
+          <w:lang w:val="es-ES" w:eastAsia="es-ES"/>
+          <ns2:ligatures ns2:val="none"/>
+        </w:rPr>
+        <w:t xml:space="preserve">(i) presentar una copia completa, legible y debidamente suscrita del </w:t>
+      </w:r>
+      <w:r>
+        <w:rPr>
+          <w:rFonts w:ascii="Arial Narrow" w:eastAsia="Times New Roman" w:hAnsi="Arial Narrow" w:cs="Arial"/>
+          <w:color w:val="000000"/>
+          <w:kern w:val="0"/>
+          <w:lang w:eastAsia="es-ES"/>
+          <ns2:ligatures ns2:val="none"/>
+        </w:rPr>
+        <w:t>Seguro de Vida - Póliza 6032400000588</w:t>
+      </w:r>
+      <w:r>
+        <w:rPr>
+          <w:rFonts w:ascii="Arial Narrow" w:eastAsia="Times New Roman" w:hAnsi="Arial Narrow" w:cs="Arial"/>
+          <w:color w:val="000000"/>
+          <w:kern w:val="0"/>
+          <w:lang w:val="es-ES" w:eastAsia="es-ES"/>
+          <ns2:ligatures ns2:val="none"/>
+        </w:rPr>
+        <w:t>, así como el cargo de remisión de la póliza; (</w:t>
+      </w:r>
+      <w:proofErr w:type="spellStart"/>
+      <w:r>
+        <w:rPr>
+          <w:rFonts w:ascii="Arial Narrow" w:eastAsia="Times New Roman" w:hAnsi="Arial Narrow" w:cs="Arial"/>
+          <w:color w:val="000000"/>
+          <w:kern w:val="0"/>
+          <w:lang w:val="es-ES" w:eastAsia="es-ES"/>
+          <ns2:ligatures ns2:val="none"/>
+        </w:rPr>
+        <w:t>ii</w:t>
+      </w:r>
+      <w:proofErr w:type="spellEnd"/>
+      <w:r>
+        <w:rPr>
+          <w:rFonts w:ascii="Arial Narrow" w:eastAsia="Times New Roman" w:hAnsi="Arial Narrow" w:cs="Arial"/>
+          <w:color w:val="000000"/>
+          <w:kern w:val="0"/>
+          <w:lang w:val="es-ES" w:eastAsia="es-ES"/>
+          <ns2:ligatures ns2:val="none"/>
+        </w:rPr>
+        <w:t>) presentar los medios probatorios que acrediten que la negativa de otorgamiento de cobertura fue justificad</w:t>
+      </w:r>
+      <w:r>
+        <w:rPr>
+          <w:rFonts w:ascii="Arial Narrow" w:eastAsia="Times New Roman" w:hAnsi="Arial Narrow" w:cs="Arial"/>
+          <w:color w:val="000000"/>
+          <w:kern w:val="0"/>
+          <w:lang w:val="es-ES" w:eastAsia="es-ES"/>
+          <ns2:ligatures ns2:val="none"/>
         </w:rPr>
         <w:t>a</w:t>
       </w:r>
       <w:r>
         <w:rPr>
-          <w:rFonts w:ascii="Arial Narrow" w:eastAsia="Times New Roman" w:hAnsi="Arial Narrow" w:cs="Times New Roman"/>
-          <w:color w:val="000000"/>
-          <w:kern w:val="0"/>
-          <w:shd w:val="clear" w:color="auto" w:fill="FFFFFF"/>
-          <w:lang w:eastAsia="es-PE"/>
-          <w14:ligatures w14:val="none"/>
+          <w:rFonts w:ascii="Arial Narrow" w:eastAsia="Times New Roman" w:hAnsi="Arial Narrow" w:cs="Arial"/>
+          <w:color w:val="000000"/>
+          <w:kern w:val="0"/>
+          <w:lang w:val="es-ES" w:eastAsia="es-ES"/>
+          <ns2:ligatures ns2:val="none"/>
+        </w:rPr>
+        <w:t>; y, (</w:t>
+      </w:r>
+      <w:proofErr w:type="spellStart"/>
+      <w:r>
+        <w:rPr>
+          <w:rFonts w:ascii="Arial Narrow" w:eastAsia="Times New Roman" w:hAnsi="Arial Narrow" w:cs="Arial"/>
+          <w:color w:val="000000"/>
+          <w:kern w:val="0"/>
+          <w:lang w:val="es-ES" w:eastAsia="es-ES"/>
+          <ns2:ligatures ns2:val="none"/>
+        </w:rPr>
+        <w:t>iii</w:t>
+      </w:r>
+      <w:proofErr w:type="spellEnd"/>
+      <w:r>
+        <w:rPr>
+          <w:rFonts w:ascii="Arial Narrow" w:eastAsia="Times New Roman" w:hAnsi="Arial Narrow" w:cs="Arial"/>
+          <w:color w:val="000000"/>
+          <w:kern w:val="0"/>
+          <w:lang w:val="es-ES" w:eastAsia="es-ES"/>
+          <ns2:ligatures ns2:val="none"/>
+        </w:rPr>
+        <w:t>) presentar todas las comunicaciones cursadas con la parte denunciante en virtud del hecho materia de denuncia</w:t>
+      </w:r>
+      <w:r>
+        <w:rPr>
+          <w:rFonts w:ascii="Arial Narrow" w:eastAsia="Times New Roman" w:hAnsi="Arial Narrow" w:cs="Arial"/>
+          <w:color w:val="000000"/>
+          <w:kern w:val="0"/>
+          <w:lang w:val="es-ES" w:eastAsia="es-ES"/>
+          <ns2:ligatures ns2:val="none"/>
+        </w:rPr>
+        <w:t>.</w:t>
+      </w:r>
+    </w:p>
+    <w:p ns2:paraId="12A4D8BD" ns2:textId="77777777">
+      <w:pPr>
+        <w:spacing w:after="0" w:line="240" w:lineRule="auto"/>
+        <w:jc w:val="both"/>
+        <w:rPr>
+          <w:rFonts w:ascii="Arial Narrow" w:eastAsia="Arial Narrow" w:hAnsi="Arial Narrow" w:cs="Arial Narrow"/>
+          <w:b/>
+          <w:color w:val="000000"/>
+          <w:kern w:val="0"/>
+          <w:lang w:val="es-ES" w:eastAsia="es-PE"/>
+          <ns2:ligatures ns2:val="none"/>
+        </w:rPr>
+      </w:pPr>
+    </w:p>
+    <w:p ns2:paraId="591B7E6F" ns2:textId="77777777">
+      <w:pPr>
+        <w:spacing w:after="0" w:line="240" w:lineRule="auto"/>
+        <w:jc w:val="both"/>
+        <w:rPr>
+          <w:rFonts w:ascii="Arial Narrow" w:eastAsia="Arial Narrow" w:hAnsi="Arial Narrow" w:cs="Arial Narrow"/>
+          <w:color w:val="000000"/>
+          <w:kern w:val="0"/>
+          <w:lang w:eastAsia="es-PE"/>
+          <ns2:ligatures ns2:val="none"/>
+        </w:rPr>
+      </w:pPr>
+      <w:r>
+        <w:rPr>
+          <w:rFonts w:ascii="Arial Narrow" w:eastAsia="Arial Narrow" w:hAnsi="Arial Narrow" w:cs="Arial Narrow"/>
+          <w:b/>
+          <w:color w:val="000000"/>
+          <w:kern w:val="0"/>
+          <w:lang w:eastAsia="es-PE"/>
+          <ns2:ligatures ns2:val="none"/>
+        </w:rPr>
+        <w:t>SEXTO:</w:t>
+      </w:r>
+      <w:r>
+        <w:rPr>
+          <w:rFonts w:ascii="Arial Narrow" w:eastAsia="Arial Narrow" w:hAnsi="Arial Narrow" w:cs="Arial Narrow"/>
+          <w:color w:val="000000"/>
+          <w:kern w:val="0"/>
+          <w:lang w:eastAsia="es-PE"/>
+          <ns2:ligatures ns2:val="none"/>
         </w:rPr>
         <w:t xml:space="preserve"> </w:t>
       </w:r>
-      <w:r>
-        <w:rPr>
-          <w:rFonts w:ascii="Arial Narrow" w:eastAsia="Times New Roman" w:hAnsi="Arial Narrow" w:cs="Times New Roman"/>
-          <w:color w:val="000000"/>
-          <w:kern w:val="0"/>
-          <w:shd w:val="clear" w:color="auto" w:fill="FFFFFF"/>
-          <w:lang w:eastAsia="es-PE"/>
-          <w14:ligatures w14:val="none"/>
-        </w:rPr>
-        <w:t>Mapfre Perú Compañía de Seguros y Reaseguros S.A.</w:t>
-      </w:r>
-      <w:r>
-        <w:rPr>
-          <w:rFonts w:ascii="Arial Narrow" w:eastAsia="Arial Narrow" w:hAnsi="Arial Narrow" w:cs="Arial Narrow"/>
-          <w:color w:val="000000"/>
-          <w:kern w:val="0"/>
-          <w:lang w:eastAsia="es-PE"/>
-          <w14:ligatures w14:val="none"/>
-        </w:rPr>
-        <w:t>, para</w:t>
-      </w:r>
-      <w:r>
-        <w:rPr>
-          <w:rFonts w:ascii="Arial Narrow" w:eastAsia="Arial Narrow" w:hAnsi="Arial Narrow" w:cs="Arial Narrow"/>
-          <w:color w:val="000000"/>
-          <w:kern w:val="0"/>
-          <w:lang w:eastAsia="es-PE"/>
-          <w14:ligatures w14:val="none"/>
-        </w:rPr>
-        <w:t xml:space="preserve"> que, de conformidad con lo dispuesto por el artículo 26</w:t>
+      <w:bookmarkStart w:id="17" w:name="_Hlk188286915"/>
+      <w:r>
+        <w:rPr>
+          <w:rFonts w:ascii="Arial Narrow" w:eastAsia="Arial Narrow" w:hAnsi="Arial Narrow" w:cs="Arial Narrow"/>
+          <w:color w:val="000000"/>
+          <w:kern w:val="0"/>
+          <w:lang w:eastAsia="es-PE"/>
+          <ns2:ligatures ns2:val="none"/>
+        </w:rPr>
+        <w:t>informar a las partes que el artículo 110</w:t>
       </w:r>
       <w:r>
         <w:rPr>
@@ -5855,7 +6047,7 @@
           <w:color w:val="000000"/>
           <w:kern w:val="0"/>
           <w:lang w:eastAsia="es-PE"/>
-          <w14:ligatures w14:val="none"/>
+          <ns2:ligatures ns2:val="none"/>
         </w:rPr>
         <w:t/>
       </w:r>
@@ -5865,302 +6057,7 @@
           <w:color w:val="000000"/>
           <w:kern w:val="0"/>
           <w:lang w:eastAsia="es-PE"/>
-          <w14:ligatures w14:val="none"/>
-        </w:rPr>
-        <w:t xml:space="preserve"> de la Ley sobre Facultades, Normas y Organización del Indecopi, aprobada por Decreto Legislativo 807, presente sus descargos en un plazo no mayor de cinco (5) días hábiles contados desde la notificación. </w:t>
-      </w:r>
-    </w:p>
-    <w:p>
-      <w:pPr>
-        <w:spacing w:after="0" w:line="240" w:lineRule="auto"/>
-        <w:jc w:val="both"/>
-        <w:rPr>
-          <w:rFonts w:ascii="Arial Narrow" w:eastAsia="Arial Narrow" w:hAnsi="Arial Narrow" w:cs="Arial Narrow"/>
-          <w:color w:val="000000"/>
-          <w:kern w:val="0"/>
-          <w:lang w:eastAsia="es-PE"/>
-          <w14:ligatures w14:val="none"/>
-        </w:rPr>
-      </w:pPr>
-    </w:p>
-    <w:p>
-      <w:pPr>
-        <w:spacing w:after="0" w:line="240" w:lineRule="auto"/>
-        <w:jc w:val="both"/>
-        <w:rPr>
-          <w:rFonts w:ascii="Arial Narrow" w:eastAsia="Times New Roman" w:hAnsi="Arial Narrow" w:cs="Arial"/>
-          <w:color w:val="000000"/>
-          <w:kern w:val="0"/>
-          <w:lang w:val="es-ES" w:eastAsia="es-ES"/>
-          <w14:ligatures w14:val="none"/>
-        </w:rPr>
-      </w:pPr>
-      <w:r>
-        <w:rPr>
-          <w:rFonts w:ascii="Arial Narrow" w:eastAsia="Arial Narrow" w:hAnsi="Arial Narrow" w:cs="Arial Narrow"/>
-          <w:b/>
-          <w:color w:val="000000"/>
-          <w:kern w:val="0"/>
-          <w:lang w:eastAsia="es-PE"/>
-          <w14:ligatures w14:val="none"/>
-        </w:rPr>
-        <w:t xml:space="preserve">QUINTO: </w:t>
-      </w:r>
-      <w:bookmarkStart w:id="15" w:name="_Hlk188286813"/>
-      <w:r>
-        <w:rPr>
-          <w:rFonts w:ascii="Arial Narrow" w:eastAsia="Times New Roman" w:hAnsi="Arial Narrow" w:cs="Arial"/>
-          <w:color w:val="000000"/>
-          <w:kern w:val="0"/>
-          <w:lang w:eastAsia="es-ES"/>
-          <w14:ligatures w14:val="none"/>
-        </w:rPr>
-        <w:t xml:space="preserve">requerir </w:t>
-      </w:r>
-      <w:r>
-        <w:rPr>
-          <w:rFonts w:ascii="Arial Narrow" w:eastAsia="Times New Roman" w:hAnsi="Arial Narrow" w:cs="Arial"/>
-          <w:color w:val="000000"/>
-          <w:kern w:val="0"/>
-          <w:lang w:val="es-ES" w:eastAsia="es-ES"/>
-          <w14:ligatures w14:val="none"/>
-        </w:rPr>
-        <w:t xml:space="preserve">que, en un </w:t>
-      </w:r>
-      <w:r>
-        <w:rPr>
-          <w:rFonts w:ascii="Arial Narrow" w:eastAsia="Times New Roman" w:hAnsi="Arial Narrow" w:cs="Arial"/>
-          <w:color w:val="000000"/>
-          <w:kern w:val="0"/>
-          <w:lang w:eastAsia="es-ES"/>
-          <w14:ligatures w14:val="none"/>
-        </w:rPr>
-        <w:t>plazo no mayor de cinco (5) días hábiles contado a partir del día siguiente de la notificación de la presente resolución</w:t>
-      </w:r>
-      <w:bookmarkEnd w:id="15"/>
-      <w:r>
-        <w:rPr>
-          <w:rFonts w:ascii="Arial Narrow" w:eastAsia="Times New Roman" w:hAnsi="Arial Narrow" w:cs="Arial"/>
-          <w:color w:val="000000"/>
-          <w:kern w:val="0"/>
-          <w:lang w:eastAsia="es-ES"/>
-          <w14:ligatures w14:val="none"/>
-        </w:rPr>
-        <w:t xml:space="preserve">, </w:t>
-      </w:r>
-      <w:bookmarkStart w:id="16" w:name="_Hlk188286828"/>
-      <w:r>
-        <w:rPr>
-          <w:rFonts w:ascii="Arial Narrow" w:eastAsia="Times New Roman" w:hAnsi="Arial Narrow" w:cs="Times New Roman"/>
-          <w:color w:val="000000"/>
-          <w:kern w:val="0"/>
-          <w:shd w:val="clear" w:color="auto" w:fill="FFFFFF"/>
-          <w:lang w:eastAsia="es-PE"/>
-          <w14:ligatures w14:val="none"/>
-        </w:rPr>
-        <w:t>el proveedor denunciado</w:t>
-      </w:r>
-      <w:r>
-        <w:rPr>
-          <w:rFonts w:ascii="Arial Narrow" w:eastAsia="Times New Roman" w:hAnsi="Arial Narrow" w:cs="Arial"/>
-          <w:color w:val="000000"/>
-          <w:kern w:val="0"/>
-          <w:lang w:eastAsia="es-ES"/>
-          <w14:ligatures w14:val="none"/>
-        </w:rPr>
-        <w:t xml:space="preserve"> </w:t>
-      </w:r>
-      <w:bookmarkEnd w:id="16"/>
-      <w:r>
-        <w:rPr>
-          <w:rFonts w:ascii="Arial Narrow" w:eastAsia="Times New Roman" w:hAnsi="Arial Narrow" w:cs="Arial"/>
-          <w:color w:val="000000"/>
-          <w:kern w:val="0"/>
-          <w:lang w:val="es-ES" w:eastAsia="es-ES"/>
-          <w14:ligatures w14:val="none"/>
-        </w:rPr>
-        <w:t xml:space="preserve">cumpla con: </w:t>
-      </w:r>
-      <w:r>
-        <w:rPr>
-          <w:rFonts w:ascii="Arial Narrow" w:eastAsia="Times New Roman" w:hAnsi="Arial Narrow" w:cs="Arial"/>
-          <w:color w:val="000000"/>
-          <w:kern w:val="0"/>
-          <w:lang w:val="es-ES" w:eastAsia="es-ES"/>
-          <w14:ligatures w14:val="none"/>
-        </w:rPr>
-        <w:t xml:space="preserve">(i) presentar una copia completa, legible y debidamente suscrita del </w:t>
-      </w:r>
-      <w:r>
-        <w:rPr>
-          <w:rFonts w:ascii="Arial Narrow" w:eastAsia="Times New Roman" w:hAnsi="Arial Narrow" w:cs="Arial"/>
-          <w:color w:val="000000"/>
-          <w:kern w:val="0"/>
-          <w:lang w:eastAsia="es-ES"/>
-          <w14:ligatures w14:val="none"/>
-        </w:rPr>
-        <w:t>Seguro de Vida - Póliza 6032400000588</w:t>
-      </w:r>
-      <w:r>
-        <w:rPr>
-          <w:rFonts w:ascii="Arial Narrow" w:eastAsia="Times New Roman" w:hAnsi="Arial Narrow" w:cs="Arial"/>
-          <w:color w:val="000000"/>
-          <w:kern w:val="0"/>
-          <w:lang w:val="es-ES" w:eastAsia="es-ES"/>
-          <w14:ligatures w14:val="none"/>
-        </w:rPr>
-        <w:t>, así como el cargo de remisión de la póliza; (</w:t>
-      </w:r>
-      <w:proofErr w:type="spellStart"/>
-      <w:r>
-        <w:rPr>
-          <w:rFonts w:ascii="Arial Narrow" w:eastAsia="Times New Roman" w:hAnsi="Arial Narrow" w:cs="Arial"/>
-          <w:color w:val="000000"/>
-          <w:kern w:val="0"/>
-          <w:lang w:val="es-ES" w:eastAsia="es-ES"/>
-          <w14:ligatures w14:val="none"/>
-        </w:rPr>
-        <w:t>ii</w:t>
-      </w:r>
-      <w:proofErr w:type="spellEnd"/>
-      <w:r>
-        <w:rPr>
-          <w:rFonts w:ascii="Arial Narrow" w:eastAsia="Times New Roman" w:hAnsi="Arial Narrow" w:cs="Arial"/>
-          <w:color w:val="000000"/>
-          <w:kern w:val="0"/>
-          <w:lang w:val="es-ES" w:eastAsia="es-ES"/>
-          <w14:ligatures w14:val="none"/>
-        </w:rPr>
-        <w:t>) presentar los medios probatorios que acrediten que la negativa de otorgamiento de cobertura fue justificad</w:t>
-      </w:r>
-      <w:r>
-        <w:rPr>
-          <w:rFonts w:ascii="Arial Narrow" w:eastAsia="Times New Roman" w:hAnsi="Arial Narrow" w:cs="Arial"/>
-          <w:color w:val="000000"/>
-          <w:kern w:val="0"/>
-          <w:lang w:val="es-ES" w:eastAsia="es-ES"/>
-          <w14:ligatures w14:val="none"/>
-        </w:rPr>
-        <w:t>a</w:t>
-      </w:r>
-      <w:r>
-        <w:rPr>
-          <w:rFonts w:ascii="Arial Narrow" w:eastAsia="Times New Roman" w:hAnsi="Arial Narrow" w:cs="Arial"/>
-          <w:color w:val="000000"/>
-          <w:kern w:val="0"/>
-          <w:lang w:val="es-ES" w:eastAsia="es-ES"/>
-          <w14:ligatures w14:val="none"/>
-        </w:rPr>
-        <w:t>; y, (</w:t>
-      </w:r>
-      <w:proofErr w:type="spellStart"/>
-      <w:r>
-        <w:rPr>
-          <w:rFonts w:ascii="Arial Narrow" w:eastAsia="Times New Roman" w:hAnsi="Arial Narrow" w:cs="Arial"/>
-          <w:color w:val="000000"/>
-          <w:kern w:val="0"/>
-          <w:lang w:val="es-ES" w:eastAsia="es-ES"/>
-          <w14:ligatures w14:val="none"/>
-        </w:rPr>
-        <w:t>iii</w:t>
-      </w:r>
-      <w:proofErr w:type="spellEnd"/>
-      <w:r>
-        <w:rPr>
-          <w:rFonts w:ascii="Arial Narrow" w:eastAsia="Times New Roman" w:hAnsi="Arial Narrow" w:cs="Arial"/>
-          <w:color w:val="000000"/>
-          <w:kern w:val="0"/>
-          <w:lang w:val="es-ES" w:eastAsia="es-ES"/>
-          <w14:ligatures w14:val="none"/>
-        </w:rPr>
-        <w:t>) presentar todas las comunicaciones cursadas con la parte denunciante en virtud del hecho materia de denuncia</w:t>
-      </w:r>
-      <w:r>
-        <w:rPr>
-          <w:rFonts w:ascii="Arial Narrow" w:eastAsia="Times New Roman" w:hAnsi="Arial Narrow" w:cs="Arial"/>
-          <w:color w:val="000000"/>
-          <w:kern w:val="0"/>
-          <w:lang w:val="es-ES" w:eastAsia="es-ES"/>
-          <w14:ligatures w14:val="none"/>
-        </w:rPr>
-        <w:t>.</w:t>
-      </w:r>
-    </w:p>
-    <w:p>
-      <w:pPr>
-        <w:spacing w:after="0" w:line="240" w:lineRule="auto"/>
-        <w:jc w:val="both"/>
-        <w:rPr>
-          <w:rFonts w:ascii="Arial Narrow" w:eastAsia="Arial Narrow" w:hAnsi="Arial Narrow" w:cs="Arial Narrow"/>
-          <w:b/>
-          <w:color w:val="000000"/>
-          <w:kern w:val="0"/>
-          <w:lang w:val="es-ES" w:eastAsia="es-PE"/>
-          <w14:ligatures w14:val="none"/>
-        </w:rPr>
-      </w:pPr>
-    </w:p>
-    <w:p>
-      <w:pPr>
-        <w:spacing w:after="0" w:line="240" w:lineRule="auto"/>
-        <w:jc w:val="both"/>
-        <w:rPr>
-          <w:rFonts w:ascii="Arial Narrow" w:eastAsia="Arial Narrow" w:hAnsi="Arial Narrow" w:cs="Arial Narrow"/>
-          <w:color w:val="000000"/>
-          <w:kern w:val="0"/>
-          <w:lang w:eastAsia="es-PE"/>
-          <w14:ligatures w14:val="none"/>
-        </w:rPr>
-      </w:pPr>
-      <w:r>
-        <w:rPr>
-          <w:rFonts w:ascii="Arial Narrow" w:eastAsia="Arial Narrow" w:hAnsi="Arial Narrow" w:cs="Arial Narrow"/>
-          <w:b/>
-          <w:color w:val="000000"/>
-          <w:kern w:val="0"/>
-          <w:lang w:eastAsia="es-PE"/>
-          <w14:ligatures w14:val="none"/>
-        </w:rPr>
-        <w:t>SEXTO:</w:t>
-      </w:r>
-      <w:r>
-        <w:rPr>
-          <w:rFonts w:ascii="Arial Narrow" w:eastAsia="Arial Narrow" w:hAnsi="Arial Narrow" w:cs="Arial Narrow"/>
-          <w:color w:val="000000"/>
-          <w:kern w:val="0"/>
-          <w:lang w:eastAsia="es-PE"/>
-          <w14:ligatures w14:val="none"/>
-        </w:rPr>
-        <w:t xml:space="preserve"> </w:t>
-      </w:r>
-      <w:bookmarkStart w:id="17" w:name="_Hlk188286915"/>
-      <w:r>
-        <w:rPr>
-          <w:rFonts w:ascii="Arial Narrow" w:eastAsia="Arial Narrow" w:hAnsi="Arial Narrow" w:cs="Arial Narrow"/>
-          <w:color w:val="000000"/>
-          <w:kern w:val="0"/>
-          <w:lang w:eastAsia="es-PE"/>
-          <w14:ligatures w14:val="none"/>
-        </w:rPr>
-        <w:t>informar a las partes que el artículo 110</w:t>
-      </w:r>
-      <w:r>
-        <w:rPr>
-          <w:rFonts w:ascii="Arial Narrow" w:eastAsia="Times New Roman" w:hAnsi="Arial Narrow" w:cs="Segoe UI"/>
-          <w:color w:val="000000"/>
-          <w:kern w:val="0"/>
-          <w:lang w:eastAsia="es-PE"/>
-          <w14:ligatures w14:val="none"/>
-        </w:rPr>
-        <w:t/>
-      </w:r>
-      <w:r>
-        <w:rPr>
-          <w:rFonts w:ascii="Arial Narrow" w:eastAsia="Arial Narrow" w:hAnsi="Arial Narrow" w:cs="Arial Narrow"/>
-          <w:color w:val="000000"/>
-          <w:kern w:val="0"/>
-          <w:lang w:eastAsia="es-PE"/>
-          <w14:ligatures w14:val="none"/>
+          <ns2:ligatures ns2:val="none"/>
         </w:rPr>
         <w:t xml:space="preserve"> de la Ley 29571, Código de Protección y Defensa del Consumidor</w:t>
       </w:r>
@@ -6172,7 +6069,7 @@
           <w:kern w:val="0"/>
           <w:vertAlign w:val="superscript"/>
           <w:lang w:eastAsia="es-PE"/>
-          <w14:ligatures w14:val="none"/>
+          <ns2:ligatures ns2:val="none"/>
         </w:rPr>
         <w:footnoteReference w:id="7"/>
       </w:r>
@@ -6182,7 +6079,7 @@
           <w:color w:val="000000"/>
           <w:kern w:val="0"/>
           <w:lang w:eastAsia="es-PE"/>
-          <w14:ligatures w14:val="none"/>
+          <ns2:ligatures ns2:val="none"/>
         </w:rPr>
         <w:t>, faculta a la Comisión a calificar las infracciones de la referida norma como leves, graves o muy graves e imponer sanciones que van desde una amonestación hasta una multa por un máximo de 450 Unidades Impositivas Tributarias, sin perjuicio de las medidas correctivas, reparadoras y complementarias, que puedan ordenarse de acuerdo a lo estipulado en los artículos 114</w:t>
       </w:r>
@@ -6192,7 +6089,7 @@
           <w:color w:val="000000"/>
           <w:kern w:val="0"/>
           <w:lang w:eastAsia="es-PE"/>
-          <w14:ligatures w14:val="none"/>
+          <ns2:ligatures ns2:val="none"/>
         </w:rPr>
         <w:t/>
       </w:r>
@@ -6202,7 +6099,7 @@
           <w:color w:val="000000"/>
           <w:kern w:val="0"/>
           <w:lang w:eastAsia="es-PE"/>
-          <w14:ligatures w14:val="none"/>
+          <ns2:ligatures ns2:val="none"/>
         </w:rPr>
         <w:t>, 115</w:t>
       </w:r>
@@ -6212,7 +6109,7 @@
           <w:color w:val="000000"/>
           <w:kern w:val="0"/>
           <w:lang w:eastAsia="es-PE"/>
-          <w14:ligatures w14:val="none"/>
+          <ns2:ligatures ns2:val="none"/>
         </w:rPr>
         <w:t/>
       </w:r>
@@ -6222,7 +6119,7 @@
           <w:color w:val="000000"/>
           <w:kern w:val="0"/>
           <w:lang w:eastAsia="es-PE"/>
-          <w14:ligatures w14:val="none"/>
+          <ns2:ligatures ns2:val="none"/>
         </w:rPr>
         <w:t xml:space="preserve"> y 116</w:t>
       </w:r>
@@ -6232,7 +6129,7 @@
           <w:color w:val="000000"/>
           <w:kern w:val="0"/>
           <w:lang w:eastAsia="es-PE"/>
-          <w14:ligatures w14:val="none"/>
+          <ns2:ligatures ns2:val="none"/>
         </w:rPr>
         <w:t/>
       </w:r>
@@ -6242,7 +6139,7 @@
           <w:color w:val="000000"/>
           <w:kern w:val="0"/>
           <w:lang w:eastAsia="es-PE"/>
-          <w14:ligatures w14:val="none"/>
+          <ns2:ligatures ns2:val="none"/>
         </w:rPr>
         <w:t xml:space="preserve"> de la referida norma</w:t>
       </w:r>
@@ -6254,7 +6151,7 @@
           <w:kern w:val="0"/>
           <w:vertAlign w:val="superscript"/>
           <w:lang w:eastAsia="es-PE"/>
-          <w14:ligatures w14:val="none"/>
+          <ns2:ligatures ns2:val="none"/>
         </w:rPr>
         <w:footnoteReference w:id="8"/>
       </w:r>
@@ -6264,7 +6161,7 @@
           <w:color w:val="000000"/>
           <w:kern w:val="0"/>
           <w:lang w:eastAsia="es-PE"/>
-          <w14:ligatures w14:val="none"/>
+          <ns2:ligatures ns2:val="none"/>
         </w:rPr>
         <w:t xml:space="preserve">. </w:t>
       </w:r>
@@ -6275,7 +6172,7 @@
           <w:color w:val="000000"/>
           <w:kern w:val="0"/>
           <w:lang w:eastAsia="es-PE"/>
-          <w14:ligatures w14:val="none"/>
+          <ns2:ligatures ns2:val="none"/>
         </w:rPr>
         <w:lastRenderedPageBreak/>
         <w:t>Asimismo, se consideran circunstancias atenuantes para la graduación de la sanción, el allanamiento de la denuncia o el reconocimiento de las pretensiones en ella contenidas, de acuerdo con el artículo 112</w:t>
@@ -6286,7 +6183,7 @@
           <w:color w:val="000000"/>
           <w:kern w:val="0"/>
           <w:lang w:eastAsia="es-PE"/>
-          <w14:ligatures w14:val="none"/>
+          <ns2:ligatures ns2:val="none"/>
         </w:rPr>
         <w:t/>
       </w:r>
@@ -6296,7 +6193,7 @@
           <w:color w:val="000000"/>
           <w:kern w:val="0"/>
           <w:lang w:eastAsia="es-PE"/>
-          <w14:ligatures w14:val="none"/>
+          <ns2:ligatures ns2:val="none"/>
         </w:rPr>
         <w:t xml:space="preserve"> del Código</w:t>
       </w:r>
@@ -6308,7 +6205,7 @@
           <w:kern w:val="0"/>
           <w:vertAlign w:val="superscript"/>
           <w:lang w:eastAsia="es-PE"/>
-          <w14:ligatures w14:val="none"/>
+          <ns2:ligatures ns2:val="none"/>
         </w:rPr>
         <w:footnoteReference w:id="9"/>
       </w:r>
@@ -6318,12 +6215,12 @@
           <w:color w:val="000000"/>
           <w:kern w:val="0"/>
           <w:lang w:eastAsia="es-PE"/>
-          <w14:ligatures w14:val="none"/>
+          <ns2:ligatures ns2:val="none"/>
         </w:rPr>
         <w:t>.</w:t>
       </w:r>
     </w:p>
-    <w:p>
+    <w:p ns2:paraId="0ECE55DF" ns2:textId="77777777">
       <w:pPr>
         <w:shd w:val="clear" w:color="auto" w:fill="FFFFFF"/>
         <w:spacing w:after="0" w:line="240" w:lineRule="auto"/>
@@ -6334,11 +6231,11 @@
           <w:color w:val="000000"/>
           <w:kern w:val="0"/>
           <w:lang w:eastAsia="es-PE"/>
-          <w14:ligatures w14:val="none"/>
-        </w:rPr>
-      </w:pPr>
-    </w:p>
-    <w:p>
+          <ns2:ligatures ns2:val="none"/>
+        </w:rPr>
+      </w:pPr>
+    </w:p>
+    <w:p ns2:paraId="1CC114EB" ns2:textId="77777777">
       <w:pPr>
         <w:shd w:val="clear" w:color="auto" w:fill="FFFFFF"/>
         <w:spacing w:after="0" w:line="240" w:lineRule="auto"/>
@@ -6348,7 +6245,7 @@
           <w:color w:val="000000"/>
           <w:kern w:val="0"/>
           <w:lang w:eastAsia="es-PE"/>
-          <w14:ligatures w14:val="none"/>
+          <ns2:ligatures ns2:val="none"/>
         </w:rPr>
       </w:pPr>
       <w:r>
@@ -6358,7 +6255,7 @@
           <w:color w:val="000000"/>
           <w:kern w:val="0"/>
           <w:lang w:eastAsia="es-PE"/>
-          <w14:ligatures w14:val="none"/>
+          <ns2:ligatures ns2:val="none"/>
         </w:rPr>
         <w:t>SÉTIMO:</w:t>
       </w:r>
@@ -6368,7 +6265,7 @@
           <w:color w:val="000000"/>
           <w:kern w:val="0"/>
           <w:lang w:eastAsia="es-PE"/>
-          <w14:ligatures w14:val="none"/>
+          <ns2:ligatures ns2:val="none"/>
         </w:rPr>
         <w:t xml:space="preserve"> informar a las partes que conforme a lo establecido en el artículo 39</w:t>
       </w:r>
@@ -6378,7 +6275,7 @@
           <w:color w:val="000000"/>
           <w:kern w:val="0"/>
           <w:lang w:eastAsia="es-PE"/>
-          <w14:ligatures w14:val="none"/>
+          <ns2:ligatures ns2:val="none"/>
         </w:rPr>
         <w:t/>
       </w:r>
@@ -6388,12 +6285,12 @@
           <w:color w:val="000000"/>
           <w:kern w:val="0"/>
           <w:lang w:eastAsia="es-PE"/>
-          <w14:ligatures w14:val="none"/>
+          <ns2:ligatures ns2:val="none"/>
         </w:rPr>
         <w:t xml:space="preserve"> de la Ley sobre Facultades, Normas y Organización del Indecopi, aprobada por Decreto Legislativo 807, los gastos por los peritajes realizados, actuación de pruebas, inspecciones y otros derivados de la tramitación del proceso serán de cargo de la parte que solicita la prueba, salvo pacto en contrario. En todos los casos, la resolución final determinará si los gastos deben ser asumidos por alguna de las partes, o reembolsados a la otra parte o al Indecopi, según sea el caso, de manera adicional a la sanción que haya podido imponerse. </w:t>
       </w:r>
     </w:p>
-    <w:p>
+    <w:p ns2:paraId="364C4B19" ns2:textId="77777777">
       <w:pPr>
         <w:shd w:val="clear" w:color="auto" w:fill="FFFFFF"/>
         <w:spacing w:after="0" w:line="240" w:lineRule="auto"/>
@@ -6403,11 +6300,11 @@
           <w:color w:val="000000"/>
           <w:kern w:val="0"/>
           <w:lang w:eastAsia="es-PE"/>
-          <w14:ligatures w14:val="none"/>
-        </w:rPr>
-      </w:pPr>
-    </w:p>
-    <w:p>
+          <ns2:ligatures ns2:val="none"/>
+        </w:rPr>
+      </w:pPr>
+    </w:p>
+    <w:p ns2:paraId="27E9BBC0" ns2:textId="77777777">
       <w:pPr>
         <w:suppressAutoHyphens/>
         <w:spacing w:after="0" w:line="240" w:lineRule="auto"/>
@@ -6416,7 +6313,7 @@
           <w:rFonts w:ascii="Arial Narrow" w:eastAsia="Calibri" w:hAnsi="Arial Narrow" w:cs="Arial"/>
           <w:kern w:val="0"/>
           <w:u w:val="single"/>
-          <w14:ligatures w14:val="none"/>
+          <ns2:ligatures ns2:val="none"/>
         </w:rPr>
       </w:pPr>
       <w:r>
@@ -6425,7 +6322,7 @@
           <w:b/>
           <w:bCs/>
           <w:kern w:val="0"/>
-          <w14:ligatures w14:val="none"/>
+          <ns2:ligatures ns2:val="none"/>
         </w:rPr>
         <w:t>OCTAVO</w:t>
       </w:r>
@@ -6434,7 +6331,7 @@
           <w:rFonts w:ascii="Arial Narrow" w:eastAsia="Calibri" w:hAnsi="Arial Narrow" w:cs="Arial"/>
           <w:b/>
           <w:kern w:val="0"/>
-          <w14:ligatures w14:val="none"/>
+          <ns2:ligatures ns2:val="none"/>
         </w:rPr>
         <w:t>:</w:t>
       </w:r>
@@ -6442,7 +6339,7 @@
         <w:rPr>
           <w:rFonts w:ascii="Arial Narrow" w:eastAsia="Calibri" w:hAnsi="Arial Narrow" w:cs="Arial"/>
           <w:kern w:val="0"/>
-          <w14:ligatures w14:val="none"/>
+          <ns2:ligatures ns2:val="none"/>
         </w:rPr>
         <w:t xml:space="preserve"> comunicar a las partes que, </w:t>
       </w:r>
@@ -6451,7 +6348,7 @@
         <w:rPr>
           <w:rFonts w:ascii="Arial Narrow" w:eastAsia="Calibri" w:hAnsi="Arial Narrow" w:cs="Arial"/>
           <w:kern w:val="0"/>
-          <w14:ligatures w14:val="none"/>
+          <ns2:ligatures ns2:val="none"/>
         </w:rPr>
         <w:t>de acuerdo a</w:t>
       </w:r>
@@ -6460,7 +6357,7 @@
         <w:rPr>
           <w:rFonts w:ascii="Arial Narrow" w:eastAsia="Calibri" w:hAnsi="Arial Narrow" w:cs="Arial"/>
           <w:kern w:val="0"/>
-          <w14:ligatures w14:val="none"/>
+          <ns2:ligatures ns2:val="none"/>
         </w:rPr>
         <w:t xml:space="preserve"> lo señalado por el artículo 29</w:t>
       </w:r>
@@ -6470,7 +6367,7 @@
           <w:color w:val="000000"/>
           <w:kern w:val="0"/>
           <w:lang w:eastAsia="es-PE"/>
-          <w14:ligatures w14:val="none"/>
+          <ns2:ligatures ns2:val="none"/>
         </w:rPr>
         <w:t/>
       </w:r>
@@ -6478,7 +6375,7 @@
         <w:rPr>
           <w:rFonts w:ascii="Arial Narrow" w:eastAsia="Calibri" w:hAnsi="Arial Narrow" w:cs="Arial"/>
           <w:kern w:val="0"/>
-          <w14:ligatures w14:val="none"/>
+          <ns2:ligatures ns2:val="none"/>
         </w:rPr>
         <w:t xml:space="preserve"> del Decreto Legislativo 807</w:t>
       </w:r>
@@ -6488,7 +6385,7 @@
           <w:rFonts w:ascii="Arial Narrow" w:eastAsia="Calibri" w:hAnsi="Arial Narrow" w:cs="Arial"/>
           <w:kern w:val="0"/>
           <w:vertAlign w:val="superscript"/>
-          <w14:ligatures w14:val="none"/>
+          <ns2:ligatures ns2:val="none"/>
         </w:rPr>
         <w:footnoteReference w:id="10"/>
       </w:r>
@@ -6496,7 +6393,7 @@
         <w:rPr>
           <w:rFonts w:ascii="Arial Narrow" w:eastAsia="Calibri" w:hAnsi="Arial Narrow" w:cs="Arial"/>
           <w:kern w:val="0"/>
-          <w14:ligatures w14:val="none"/>
+          <ns2:ligatures ns2:val="none"/>
         </w:rPr>
         <w:t xml:space="preserve">, hasta antes de la emisión de la Resolución Final tienen la posibilidad de solicitar una audiencia de conciliación. En caso deleguen a favor de una tercera persona su actuación en la diligencia programada, </w:t>
       </w:r>
@@ -6504,7 +6401,7 @@
         <w:rPr>
           <w:rFonts w:ascii="Arial Narrow" w:eastAsia="Calibri" w:hAnsi="Arial Narrow" w:cs="Arial"/>
           <w:kern w:val="0"/>
-          <w14:ligatures w14:val="none"/>
+          <ns2:ligatures ns2:val="none"/>
         </w:rPr>
         <w:lastRenderedPageBreak/>
         <w:t xml:space="preserve">esta deberá presentar un poder especial con firma legalizada ante Notario Público, donde conste </w:t>
@@ -6514,7 +6411,7 @@
           <w:rFonts w:ascii="Arial Narrow" w:eastAsia="Calibri" w:hAnsi="Arial Narrow" w:cs="Arial"/>
           <w:kern w:val="0"/>
           <w:u w:val="single"/>
-          <w14:ligatures w14:val="none"/>
+          <ns2:ligatures ns2:val="none"/>
         </w:rPr>
         <w:t>expresamente su facultad para asistir y conciliar en su representación</w:t>
       </w:r>
@@ -6523,7 +6420,7 @@
           <w:rFonts w:ascii="Arial Narrow" w:eastAsia="Calibri" w:hAnsi="Arial Narrow" w:cs="Arial"/>
           <w:bCs/>
           <w:kern w:val="0"/>
-          <w14:ligatures w14:val="none"/>
+          <ns2:ligatures ns2:val="none"/>
         </w:rPr>
         <w:t>.</w:t>
       </w:r>
@@ -6533,7 +6430,7 @@
           <w:b/>
           <w:bCs/>
           <w:kern w:val="0"/>
-          <w14:ligatures w14:val="none"/>
+          <ns2:ligatures ns2:val="none"/>
         </w:rPr>
         <w:t xml:space="preserve"> </w:t>
       </w:r>
@@ -6542,12 +6439,12 @@
           <w:rFonts w:ascii="Arial Narrow" w:eastAsia="Calibri" w:hAnsi="Arial Narrow" w:cs="Arial"/>
           <w:kern w:val="0"/>
           <w:u w:val="single"/>
-          <w14:ligatures w14:val="none"/>
+          <ns2:ligatures ns2:val="none"/>
         </w:rPr>
         <w:t xml:space="preserve">Ello bajo apercibimiento de no realizar la audiencia de conciliación y levantar el acta de inasistencia correspondiente. </w:t>
       </w:r>
     </w:p>
-    <w:p>
+    <w:p ns2:paraId="4CD47B08" ns2:textId="77777777">
       <w:pPr>
         <w:suppressAutoHyphens/>
         <w:spacing w:after="0" w:line="240" w:lineRule="auto"/>
@@ -6556,11 +6453,11 @@
           <w:rFonts w:ascii="Arial Narrow" w:eastAsia="Calibri" w:hAnsi="Arial Narrow" w:cs="Arial"/>
           <w:kern w:val="0"/>
           <w:u w:val="single"/>
-          <w14:ligatures w14:val="none"/>
-        </w:rPr>
-      </w:pPr>
-    </w:p>
-    <w:p>
+          <ns2:ligatures ns2:val="none"/>
+        </w:rPr>
+      </w:pPr>
+    </w:p>
+    <w:p ns2:paraId="0E80CA49" ns2:textId="77777777">
       <w:pPr>
         <w:suppressAutoHyphens/>
         <w:spacing w:after="0" w:line="240" w:lineRule="auto"/>
@@ -6570,7 +6467,7 @@
           <w:color w:val="000000"/>
           <w:kern w:val="0"/>
           <w:lang w:eastAsia="es-PE"/>
-          <w14:ligatures w14:val="none"/>
+          <ns2:ligatures ns2:val="none"/>
         </w:rPr>
       </w:pPr>
       <w:r>
@@ -6580,7 +6477,7 @@
           <w:color w:val="000000"/>
           <w:kern w:val="0"/>
           <w:lang w:eastAsia="es-PE"/>
-          <w14:ligatures w14:val="none"/>
+          <ns2:ligatures ns2:val="none"/>
         </w:rPr>
         <w:t>NOVENO:</w:t>
       </w:r>
@@ -6590,14 +6487,14 @@
           <w:color w:val="000000"/>
           <w:kern w:val="0"/>
           <w:lang w:eastAsia="es-PE"/>
-          <w14:ligatures w14:val="none"/>
+          <ns2:ligatures ns2:val="none"/>
         </w:rPr>
         <w:t xml:space="preserve"> poner en conocimiento de las partes que, antes de la emisión de la Resolución Final, tienen la posibilidad de formular su desistimiento o presentar el acuerdo arribado mediante la conciliación, mediación, transacción o cualquier otro que, de forma indubitable, deje constancia que se ha solucionado la controversia materia de denuncia.</w:t>
       </w:r>
       <w:bookmarkStart w:id="18" w:name="h.gjdgxs" w:colFirst="0" w:colLast="0"/>
       <w:bookmarkEnd w:id="18"/>
     </w:p>
-    <w:p>
+    <w:p ns2:paraId="7DDD06F7" ns2:textId="77777777">
       <w:pPr>
         <w:suppressAutoHyphens/>
         <w:spacing w:after="0" w:line="240" w:lineRule="auto"/>
@@ -6607,11 +6504,11 @@
           <w:color w:val="000000"/>
           <w:kern w:val="0"/>
           <w:lang w:eastAsia="es-PE"/>
-          <w14:ligatures w14:val="none"/>
-        </w:rPr>
-      </w:pPr>
-    </w:p>
-    <w:p>
+          <ns2:ligatures ns2:val="none"/>
+        </w:rPr>
+      </w:pPr>
+    </w:p>
+    <w:p ns2:paraId="236137A1" ns2:textId="538AE1A5">
       <w:pPr>
         <w:suppressAutoHyphens/>
         <w:spacing w:after="0" w:line="240" w:lineRule="auto"/>
@@ -6634,7 +6531,7 @@
           <w:b/>
           <w:spacing w:val="-3"/>
           <w:kern w:val="0"/>
-          <w14:ligatures w14:val="none"/>
+          <ns2:ligatures ns2:val="none"/>
         </w:rPr>
         <w:t/>
       </w:r>
@@ -6644,7 +6541,7 @@
           <w:bCs/>
           <w:spacing w:val="-3"/>
           <w:kern w:val="0"/>
-          <w14:ligatures w14:val="none"/>
+          <ns2:ligatures ns2:val="none"/>
         </w:rPr>
         <w:t xml:space="preserve"/>
       </w:r>
@@ -6654,7 +6551,7 @@
           <w:bCs/>
           <w:spacing w:val="-3"/>
           <w:kern w:val="0"/>
-          <w14:ligatures w14:val="none"/>
+          <ns2:ligatures ns2:val="none"/>
         </w:rPr>
         <w:t xml:space="preserve"/>
       </w:r>
@@ -6665,7 +6562,7 @@
           <w:kern w:val="0"/>
           <w:shd w:val="clear" w:color="auto" w:fill="FFFFFF"/>
           <w:lang w:eastAsia="es-PE"/>
-          <w14:ligatures w14:val="none"/>
+          <ns2:ligatures ns2:val="none"/>
         </w:rPr>
         <w:t xml:space="preserve"/>
       </w:r>
@@ -6689,7 +6586,7 @@
           <w:color w:val="000000"/>
           <w:kern w:val="0"/>
           <w:lang w:eastAsia="es-PE"/>
-          <w14:ligatures w14:val="none"/>
+          <ns2:ligatures ns2:val="none"/>
         </w:rPr>
         <w:t/>
       </w:r>
@@ -6706,7 +6603,7 @@
           <w:color w:val="000000"/>
           <w:kern w:val="0"/>
           <w:lang w:eastAsia="es-PE"/>
-          <w14:ligatures w14:val="none"/>
+          <ns2:ligatures ns2:val="none"/>
         </w:rPr>
         <w:t/>
       </w:r>
@@ -6732,7 +6629,7 @@
         <w:t/>
       </w:r>
     </w:p>
-    <w:p>
+    <w:p ns2:paraId="639FE5BE" ns2:textId="77777777">
       <w:pPr>
         <w:suppressAutoHyphens/>
         <w:spacing w:after="0" w:line="240" w:lineRule="auto"/>
@@ -6742,7 +6639,7 @@
         </w:rPr>
       </w:pPr>
     </w:p>
-    <w:p>
+    <w:p ns2:paraId="509D673B" ns2:textId="4C88C7F6">
       <w:pPr>
         <w:suppressAutoHyphens/>
         <w:spacing w:line="240" w:lineRule="auto"/>
@@ -6793,7 +6690,7 @@
         <w:t>efectúe el acuse de recibo mediante la confirmación de recepción de la notificación remitida por este despacho a su Casilla Electrónica, dentro de los cinco (5) primeros días hábiles siguientes a la fecha en que recibe la notificación.</w:t>
       </w:r>
     </w:p>
-    <w:p>
+    <w:p ns2:paraId="418E1D52" ns2:textId="77777777">
       <w:pPr>
         <w:spacing w:after="0" w:line="240" w:lineRule="auto"/>
         <w:jc w:val="both"/>
@@ -6803,11 +6700,11 @@
           <w:color w:val="000000"/>
           <w:kern w:val="0"/>
           <w:lang w:eastAsia="es-PE"/>
-          <w14:ligatures w14:val="none"/>
-        </w:rPr>
-      </w:pPr>
-    </w:p>
-    <w:p>
+          <ns2:ligatures ns2:val="none"/>
+        </w:rPr>
+      </w:pPr>
+    </w:p>
+    <w:p ns2:paraId="0407B94C" ns2:textId="77777777">
       <w:pPr>
         <w:spacing w:after="0" w:line="240" w:lineRule="auto"/>
         <w:jc w:val="both"/>
@@ -6817,11 +6714,11 @@
           <w:color w:val="000000"/>
           <w:kern w:val="0"/>
           <w:lang w:eastAsia="es-PE"/>
-          <w14:ligatures w14:val="none"/>
-        </w:rPr>
-      </w:pPr>
-    </w:p>
-    <w:p>
+          <ns2:ligatures ns2:val="none"/>
+        </w:rPr>
+      </w:pPr>
+    </w:p>
+    <w:p ns2:paraId="4411BEE1" ns2:textId="77777777">
       <w:pPr>
         <w:spacing w:after="0" w:line="240" w:lineRule="auto"/>
         <w:jc w:val="both"/>
@@ -6831,11 +6728,11 @@
           <w:color w:val="000000"/>
           <w:kern w:val="0"/>
           <w:lang w:eastAsia="es-PE"/>
-          <w14:ligatures w14:val="none"/>
-        </w:rPr>
-      </w:pPr>
-    </w:p>
-    <w:p>
+          <ns2:ligatures ns2:val="none"/>
+        </w:rPr>
+      </w:pPr>
+    </w:p>
+    <w:p ns2:paraId="2FF34F85" ns2:textId="77777777">
       <w:pPr>
         <w:spacing w:after="0" w:line="240" w:lineRule="auto"/>
         <w:jc w:val="both"/>
@@ -6845,11 +6742,11 @@
           <w:color w:val="000000"/>
           <w:kern w:val="0"/>
           <w:lang w:eastAsia="es-PE"/>
-          <w14:ligatures w14:val="none"/>
-        </w:rPr>
-      </w:pPr>
-    </w:p>
-    <w:p>
+          <ns2:ligatures ns2:val="none"/>
+        </w:rPr>
+      </w:pPr>
+    </w:p>
+    <w:p ns2:paraId="375C384E" ns2:textId="77777777">
       <w:pPr>
         <w:spacing w:after="0" w:line="240" w:lineRule="auto"/>
         <w:jc w:val="both"/>
@@ -6859,12 +6756,12 @@
           <w:color w:val="000000"/>
           <w:kern w:val="0"/>
           <w:lang w:eastAsia="es-PE"/>
-          <w14:ligatures w14:val="none"/>
+          <ns2:ligatures ns2:val="none"/>
         </w:rPr>
       </w:pPr>
     </w:p>
     <w:bookmarkEnd w:id="0"/>
-    <w:p>
+    <w:p ns2:paraId="59985B4A" ns2:textId="77777777">
       <w:pPr>
         <w:shd w:val="clear" w:color="auto" w:fill="FFFFFF"/>
         <w:spacing w:after="0" w:line="240" w:lineRule="auto"/>
@@ -6875,7 +6772,7 @@
           <w:bCs/>
           <w:color w:val="000000"/>
           <w:kern w:val="0"/>
-          <w14:ligatures w14:val="none"/>
+          <ns2:ligatures ns2:val="none"/>
         </w:rPr>
       </w:pPr>
       <w:r>
@@ -6885,12 +6782,12 @@
           <w:bCs/>
           <w:color w:val="000000"/>
           <w:kern w:val="0"/>
-          <w14:ligatures w14:val="none"/>
+          <ns2:ligatures ns2:val="none"/>
         </w:rPr>
         <w:t>EVELING ROA QUISPE</w:t>
       </w:r>
     </w:p>
-    <w:p>
+    <w:p ns2:paraId="44F30378" ns2:textId="77777777">
       <w:pPr>
         <w:shd w:val="clear" w:color="auto" w:fill="FFFFFF"/>
         <w:spacing w:after="0" w:line="240" w:lineRule="auto"/>
@@ -6901,7 +6798,7 @@
           <w:bCs/>
           <w:color w:val="000000"/>
           <w:kern w:val="0"/>
-          <w14:ligatures w14:val="none"/>
+          <ns2:ligatures ns2:val="none"/>
         </w:rPr>
       </w:pPr>
       <w:r>
@@ -6911,12 +6808,12 @@
           <w:bCs/>
           <w:color w:val="000000"/>
           <w:kern w:val="0"/>
-          <w14:ligatures w14:val="none"/>
+          <ns2:ligatures ns2:val="none"/>
         </w:rPr>
         <w:t>Secretaria Técnica</w:t>
       </w:r>
     </w:p>
-    <w:p>
+    <w:p ns2:paraId="39D8E76A" ns2:textId="77777777">
       <w:pPr>
         <w:shd w:val="clear" w:color="auto" w:fill="FFFFFF"/>
         <w:spacing w:after="0" w:line="240" w:lineRule="auto"/>
@@ -6927,7 +6824,7 @@
           <w:bCs/>
           <w:color w:val="000000"/>
           <w:kern w:val="0"/>
-          <w14:ligatures w14:val="none"/>
+          <ns2:ligatures ns2:val="none"/>
         </w:rPr>
       </w:pPr>
       <w:r>
@@ -6937,12 +6834,12 @@
           <w:bCs/>
           <w:color w:val="000000"/>
           <w:kern w:val="0"/>
-          <w14:ligatures w14:val="none"/>
+          <ns2:ligatures ns2:val="none"/>
         </w:rPr>
         <w:t>Comisión de Protección al Consumidor 1</w:t>
       </w:r>
     </w:p>
-    <w:p>
+    <w:p ns2:paraId="513298A9" ns2:textId="77777777">
       <w:pPr>
         <w:spacing w:after="0" w:line="240" w:lineRule="auto"/>
         <w:jc w:val="both"/>
@@ -6952,11 +6849,11 @@
           <w:color w:val="000000"/>
           <w:kern w:val="0"/>
           <w:lang w:eastAsia="es-PE"/>
-          <w14:ligatures w14:val="none"/>
-        </w:rPr>
-      </w:pPr>
-    </w:p>
-    <w:p>
+          <ns2:ligatures ns2:val="none"/>
+        </w:rPr>
+      </w:pPr>
+    </w:p>
+    <w:p ns2:paraId="1D176C5B" ns2:textId="77777777">
       <w:pPr>
         <w:spacing w:after="0" w:line="240" w:lineRule="auto"/>
         <w:jc w:val="both"/>
@@ -6974,12 +6871,12 @@
           <w:sz w:val="16"/>
           <w:szCs w:val="16"/>
           <w:lang w:eastAsia="es-PE"/>
-          <w14:ligatures w14:val="none"/>
+          <ns2:ligatures ns2:val="none"/>
         </w:rPr>
         <w:t>LSM/JCQ</w:t>
       </w:r>
     </w:p>
-    <w:p>
+    <w:p ns2:paraId="08D2E184" ns2:textId="77777777">
       <w:pPr>
         <w:spacing w:line="240" w:lineRule="auto"/>
         <w:rPr>
@@ -6987,7 +6884,7 @@
         </w:rPr>
       </w:pPr>
     </w:p>
-    <w:p>
+    <w:p ns2:paraId="1D2233A3" ns2:textId="77777777">
       <w:pPr>
         <w:spacing w:line="240" w:lineRule="auto"/>
         <w:rPr>
@@ -6995,7 +6892,7 @@
         </w:rPr>
       </w:pPr>
     </w:p>
-    <w:p>
+    <w:p ns2:paraId="4423ADE9" ns2:textId="77777777">
       <w:pPr>
         <w:spacing w:line="240" w:lineRule="auto"/>
         <w:rPr>
@@ -7003,14 +6900,14 @@
         </w:rPr>
       </w:pPr>
     </w:p>
-    <w:p>
+    <w:p ns2:paraId="74AAB5F4" ns2:textId="77777777">
       <w:pPr>
         <w:spacing w:line="240" w:lineRule="auto"/>
       </w:pPr>
     </w:p>
     <w:sectPr>
-      <w:headerReference w:type="default" r:id="rId8"/>
-      <w:footerReference w:type="default" r:id="rId9"/>
+      <w:headerReference w:type="default" ns3:id="rId8"/>
+      <w:footerReference w:type="default" ns3:id="rId9"/>
       <w:pgSz w:w="11906" w:h="16838"/>
       <w:pgMar w:top="1417" w:right="1701" w:bottom="1417" w:left="1701" w:header="708" w:footer="708" w:gutter="0"/>
       <w:cols w:space="708"/>

--- a/plantillas_maestras/02_seguro_vida/negativa_cobertura/2_o_mas_ddos_varios/mujer/TPL_2672_2025_SEGURO_VIDA_NEGATIVA_COBERTURA_ASEGURADORA_MUJER_R1.docx
+++ b/plantillas_maestras/02_seguro_vida/negativa_cobertura/2_o_mas_ddos_varios/mujer/TPL_2672_2025_SEGURO_VIDA_NEGATIVA_COBERTURA_ASEGURADORA_MUJER_R1.docx
@@ -5764,7 +5764,7 @@
           <w:sz w:val="20"/>
           <w:szCs w:val="20"/>
         </w:rPr>
-        <w:t xml:space="preserve">correr traslado de la presente resolución a Mapfre Perú Compañía de Seguros y Reaseguros S.A para que, de conformidad con lo dispuesto por el artículo 26° de la Ley sobre Facultades, Normas y Organización del Indecopi, aprobado por Decreto Legislativo N° 8079, presenten sus descargos sobre la imputación de cargos realizada en un plazo no mayor a cinco (5) días hábiles contado a partir del día siguiente de la notificación de la presente resolución, vencido el cual, el Secretario Técnico declarará en rebeldía a los denunciados que no lo hubieran presentado. Debe precisarse que de conformidad con lo establecido por el artículo 223° del Texto Único Ordenado de la Ley N° 27444, Ley del Procedimiento Administrativo General, las alegaciones y los hechos relevantes de la reclamación, salvo que hayan sido específicamente negadas en la contestación, se tendrán por aceptadas o meritadas como ciertas.</w:t>
+        <w:t xml:space="preserve">correr traslado de la presente resolución a Mapfre Perú Compañía de Seguros y Reaseguros S.A. para que, de conformidad con lo dispuesto por el artículo 26 de la Ley sobre Facultades, Normas y Organización del Indecopi, aprobada por Decreto Legislativo 807, presente sus descargos sobre la imputación de cargos realizada en un plazo no mayor a cinco (5) días hábiles contado a partir del día siguiente de la notificación de la presente resolución, vencido el cual, el Secretario Técnico declarará en rebeldía al denunciado que no lo hubiera presentado. Debe precisarse que de conformidad con lo establecido por el artículo 223 del Texto Único Ordenado de la Ley 27444, Ley del Procedimiento Administrativo General, las alegaciones y los hechos relevantes de la reclamación, salvo que hayan sido específicamente negadas en la contestación, se tendrán por aceptadas o merituadas como ciertas.</w:t>
       </w:r>
     </w:p>
     <w:p ns2:paraId="228F876C" ns2:textId="77777777">

--- a/plantillas_maestras/02_seguro_vida/negativa_cobertura/2_o_mas_ddos_varios/mujer/TPL_2672_2025_SEGURO_VIDA_NEGATIVA_COBERTURA_ASEGURADORA_MUJER_R1.docx
+++ b/plantillas_maestras/02_seguro_vida/negativa_cobertura/2_o_mas_ddos_varios/mujer/TPL_2672_2025_SEGURO_VIDA_NEGATIVA_COBERTURA_ASEGURADORA_MUJER_R1.docx
@@ -443,7 +443,7 @@
           <w:lang w:eastAsia="es-PE"/>
           <ns2:ligatures ns2:val="none"/>
         </w:rPr>
-        <w:t>20</w:t>
+        <w:t xml:space="preserve">20 de noviembre de 2025</w:t>
       </w:r>
       <w:r>
         <w:rPr>
@@ -454,7 +454,7 @@
           <w:lang w:eastAsia="es-PE"/>
           <ns2:ligatures ns2:val="none"/>
         </w:rPr>
-        <w:t xml:space="preserve"> de </w:t>
+        <w:t xml:space="preserve"/>
       </w:r>
       <w:r>
         <w:rPr>
@@ -465,7 +465,7 @@
           <w:lang w:eastAsia="es-PE"/>
           <ns2:ligatures ns2:val="none"/>
         </w:rPr>
-        <w:t>noviembre</w:t>
+        <w:t xml:space="preserve"/>
       </w:r>
       <w:r>
         <w:rPr>
@@ -476,7 +476,7 @@
           <w:lang w:eastAsia="es-PE"/>
           <ns2:ligatures ns2:val="none"/>
         </w:rPr>
-        <w:t xml:space="preserve"> </w:t>
+        <w:t xml:space="preserve"/>
       </w:r>
       <w:r>
         <w:rPr>
@@ -487,7 +487,7 @@
           <w:lang w:eastAsia="es-PE"/>
           <ns2:ligatures ns2:val="none"/>
         </w:rPr>
-        <w:t>de 2025</w:t>
+        <w:t xml:space="preserve"/>
       </w:r>
     </w:p>
     <w:p ns2:paraId="66CE1821" ns2:textId="77777777">
@@ -1221,7 +1221,7 @@
           <w:lang w:eastAsia="es-ES"/>
           <ns2:ligatures ns2:val="none"/>
         </w:rPr>
-        <w:t xml:space="preserve">El 28 de agosto de 2024, el señor [APELLIDO] falleció por causa natural en un establecimiento de salud. El 3 de septiembre de 2024, comunicó a Mapfre el fallecimiento del señor [APELLIDO] y solicitó el pago de la cobertura del Seguro de Vida, adjuntando la copia del acta de defunción correspondiente. </w:t>
+        <w:t xml:space="preserve">El 28 de agosto de 2024, el señor [APELLIDO] falleció por causa natural en un establecimiento de salud. El 3 de setiembre de 2024, comunicó a Mapfre el fallecimiento del señor [APELLIDO] y solicitó el pago de la cobertura del Seguro de Vida, adjuntando la copia del acta de defunción correspondiente. </w:t>
       </w:r>
       <w:r>
         <w:rPr>
@@ -1408,7 +1408,7 @@
           <w:lang w:eastAsia="es-ES"/>
           <ns2:ligatures ns2:val="none"/>
         </w:rPr>
-        <w:t xml:space="preserve">El 11 de septiembre de 2024, </w:t>
+        <w:t xml:space="preserve">El 11 de setiembre de 2024, </w:t>
       </w:r>
       <w:r>
         <w:rPr>
@@ -1517,7 +1517,7 @@
           <w:lang w:eastAsia="es-ES"/>
           <ns2:ligatures ns2:val="none"/>
         </w:rPr>
-        <w:t xml:space="preserve">El 20 de septiembre de 2024, presentó ante </w:t>
+        <w:t xml:space="preserve">El 20 de setiembre de 2024, presentó ante </w:t>
       </w:r>
       <w:r>
         <w:rPr>
@@ -1594,7 +1594,7 @@
           <w:lang w:eastAsia="es-ES"/>
           <ns2:ligatures ns2:val="none"/>
         </w:rPr>
-        <w:t xml:space="preserve">El 20 de septiembre de 2024, en esa misma comunicación no adjuntó el documento nacional de identidad de la menor, por tratarse de ciudadana estadounidense que no contaba con dicho documento, remitiendo en su lugar copia de su pasaporte como documento de identificación; tampoco adjuntó el certificado anátomo patológico del señor [APELLIDO] por no haberse practicado tal examen, ni la historia clínica completa requerida, indicando que no contaban con dicho documento y que, de existir, tendría carácter reservado. </w:t>
+        <w:t xml:space="preserve">El 20 de setiembre de 2024, en esa misma comunicación no adjuntó el documento nacional de identidad de la menor, por tratarse de ciudadana estadounidense que no contaba con dicho documento, remitiendo en su lugar copia de su pasaporte como documento de identificación; tampoco adjuntó el certificado anátomo patológico del señor [APELLIDO] por no haberse practicado tal examen, ni la historia clínica completa requerida, indicando que no contaban con dicho documento y que, de existir, tendría carácter reservado. </w:t>
       </w:r>
       <w:r>
         <w:rPr>
@@ -1724,7 +1724,7 @@
           <w:lang w:eastAsia="es-ES"/>
           <ns2:ligatures ns2:val="none"/>
         </w:rPr>
-        <w:t xml:space="preserve">El 23 de septiembre de 2024, </w:t>
+        <w:t xml:space="preserve">El 23 de setiembre de 2024, </w:t>
       </w:r>
       <w:r>
         <w:rPr>
@@ -1754,7 +1754,7 @@
           <w:lang w:eastAsia="es-ES"/>
           <ns2:ligatures ns2:val="none"/>
         </w:rPr>
-        <w:t>remitió la Carta AII/VD-4264-2024, mediante la cual solicitó nuevamente los documentos indicados en la Carta SVDS-0625-2024, incluidos los relativos a la historia clínica, pese a que todos los demás documentos ya habían sido presentados el 20 de septiembre de 2024.</w:t>
+        <w:t xml:space="preserve">remitió la Carta AII/VD-4264-2024, mediante la cual solicitó nuevamente los documentos indicados en la Carta SVDS-0625-2024, incluidos los relativos a la historia clínica, pese a que todos los demás documentos ya habían sido presentados el 20 de setiembre de 2024.</w:t>
       </w:r>
     </w:p>
     <w:p ns2:paraId="70A604CA" ns2:textId="77777777">
@@ -7097,7 +7097,7 @@
           <w:sz w:val="14"/>
           <w:szCs w:val="14"/>
         </w:rPr>
-        <w:t>el 2 de setiembre del 2010 en el Diario Oficial El Peruano, vigente desde el 2 de octubre del 2010 y modificado por Decreto Legislativo 1308.</w:t>
+        <w:t xml:space="preserve">el 2 de setiembre de 2010 en el Diario Oficial El Peruano, vigente desde el 2 de octubre de 2010 y modificado por Decreto Legislativo 1308.</w:t>
       </w:r>
     </w:p>
     <w:p>

--- a/plantillas_maestras/02_seguro_vida/negativa_cobertura/2_o_mas_ddos_varios/mujer/TPL_2672_2025_SEGURO_VIDA_NEGATIVA_COBERTURA_ASEGURADORA_MUJER_R1.docx
+++ b/plantillas_maestras/02_seguro_vida/negativa_cobertura/2_o_mas_ddos_varios/mujer/TPL_2672_2025_SEGURO_VIDA_NEGATIVA_COBERTURA_ASEGURADORA_MUJER_R1.docx
@@ -1,8 +1,8 @@
 
 <file path=word/document.xml><?xml version="1.0" encoding="utf-8"?>
-<w:document xmlns:ns1="http://schemas.openxmlformats.org/markup-compatibility/2006" xmlns:ns2="http://schemas.microsoft.com/office/word/2010/wordml" xmlns:ns3="http://schemas.openxmlformats.org/officeDocument/2006/relationships" xmlns:w="http://schemas.openxmlformats.org/wordprocessingml/2006/main" ns1:Ignorable="w14 w15 w16se w16cid w16 w16cex w16sdtdh w16sdtfl w16du wp14">
+<w:document xmlns:mc="http://schemas.openxmlformats.org/markup-compatibility/2006" xmlns:r="http://schemas.openxmlformats.org/officeDocument/2006/relationships" xmlns:w="http://schemas.openxmlformats.org/wordprocessingml/2006/main" xmlns:w14="http://schemas.microsoft.com/office/word/2010/wordml" xmlns:w15="http://schemas.microsoft.com/office/word/2012/wordml" xmlns:w16="http://schemas.microsoft.com/office/word/2018/wordml" xmlns:w16cex="http://schemas.microsoft.com/office/word/2018/wordml/cex" xmlns:w16cid="http://schemas.microsoft.com/office/word/2016/wordml/cid" xmlns:w16du="http://schemas.microsoft.com/office/word/2023/wordml/word16du" xmlns:w16sdtdh="http://schemas.microsoft.com/office/word/2020/wordml/sdtdatahash" xmlns:w16se="http://schemas.microsoft.com/office/word/2015/wordml/symex" xmlns:wp14="http://schemas.microsoft.com/office/word/2010/wordprocessingDrawing" mc:Ignorable="w14 w15 w16se w16cid w16 w16cex w16sdtdh w16du wp14">
   <w:body>
-    <w:p ns2:paraId="1B509B2D" ns2:textId="0DD1DFA3">
+    <w:p>
       <w:pPr>
         <w:tabs>
           <w:tab w:val="left" w:pos="1701"/>
@@ -14,7 +14,7 @@
           <w:color w:val="000000"/>
           <w:kern w:val="0"/>
           <w:lang w:eastAsia="es-PE"/>
-          <ns2:ligatures ns2:val="none"/>
+          <w14:ligatures w14:val="none"/>
         </w:rPr>
       </w:pPr>
       <w:bookmarkStart w:id="0" w:name="_Hlk80343540"/>
@@ -25,7 +25,7 @@
           <w:color w:val="000000"/>
           <w:kern w:val="0"/>
           <w:lang w:eastAsia="es-PE"/>
-          <ns2:ligatures ns2:val="none"/>
+          <w14:ligatures w14:val="none"/>
         </w:rPr>
         <w:t xml:space="preserve">EXPEDIENTE </w:t>
       </w:r>
@@ -36,7 +36,7 @@
           <w:color w:val="000000"/>
           <w:kern w:val="0"/>
           <w:lang w:eastAsia="es-PE"/>
-          <ns2:ligatures ns2:val="none"/>
+          <w14:ligatures w14:val="none"/>
         </w:rPr>
         <w:tab/>
         <w:t>:</w:t>
@@ -48,7 +48,7 @@
           <w:color w:val="000000"/>
           <w:kern w:val="0"/>
           <w:lang w:eastAsia="es-PE"/>
-          <ns2:ligatures ns2:val="none"/>
+          <w14:ligatures w14:val="none"/>
         </w:rPr>
         <w:tab/>
       </w:r>
@@ -61,7 +61,7 @@
           <w:kern w:val="0"/>
           <w:shd w:val="clear" w:color="auto" w:fill="FFFFFF"/>
           <w:lang w:eastAsia="es-PE"/>
-          <ns2:ligatures ns2:val="none"/>
+          <w14:ligatures w14:val="none"/>
         </w:rPr>
         <w:t>2672</w:t>
       </w:r>
@@ -74,7 +74,7 @@
           <w:kern w:val="0"/>
           <w:shd w:val="clear" w:color="auto" w:fill="FFFFFF"/>
           <w:lang w:eastAsia="es-PE"/>
-          <ns2:ligatures ns2:val="none"/>
+          <w14:ligatures w14:val="none"/>
         </w:rPr>
         <w:t>-2025/CC</w:t>
       </w:r>
@@ -87,12 +87,12 @@
           <w:kern w:val="0"/>
           <w:shd w:val="clear" w:color="auto" w:fill="FFFFFF"/>
           <w:lang w:eastAsia="es-PE"/>
-          <ns2:ligatures ns2:val="none"/>
+          <w14:ligatures w14:val="none"/>
         </w:rPr>
         <w:t>1</w:t>
       </w:r>
     </w:p>
-    <w:p ns2:paraId="7E5DC22B" ns2:textId="0A781E37">
+    <w:p>
       <w:pPr>
         <w:tabs>
           <w:tab w:val="left" w:pos="1701"/>
@@ -107,7 +107,7 @@
           <w:color w:val="000000"/>
           <w:kern w:val="0"/>
           <w:lang w:eastAsia="es-PE"/>
-          <ns2:ligatures ns2:val="none"/>
+          <w14:ligatures w14:val="none"/>
         </w:rPr>
       </w:pPr>
       <w:r>
@@ -117,79 +117,16 @@
           <w:color w:val="000000"/>
           <w:kern w:val="0"/>
           <w:lang w:eastAsia="es-PE"/>
-          <ns2:ligatures ns2:val="none"/>
-        </w:rPr>
-        <w:t xml:space="preserve">DENUNCIANTE:[DENUNCIANTE] (SEÑORA [APELLIDO])</w:t>
-      </w:r>
-      <w:r>
-        <w:rPr>
-          <w:rFonts w:ascii="Arial Narrow" w:eastAsia="Arial Narrow" w:hAnsi="Arial Narrow" w:cs="Arial Narrow"/>
-          <w:b/>
-          <w:color w:val="000000"/>
-          <w:kern w:val="0"/>
-          <w:lang w:eastAsia="es-PE"/>
-          <ns2:ligatures ns2:val="none"/>
-        </w:rPr>
+          <w14:ligatures w14:val="none"/>
+        </w:rPr>
+        <w:t>DENUNCIANTE</w:t>
         <w:tab/>
-        <w:t/>
-      </w:r>
-      <w:r>
-        <w:rPr>
-          <w:rFonts w:ascii="Arial Narrow" w:eastAsia="Arial Narrow" w:hAnsi="Arial Narrow" w:cs="Arial Narrow"/>
-          <w:b/>
-          <w:color w:val="000000"/>
-          <w:kern w:val="0"/>
-          <w:lang w:eastAsia="es-PE"/>
-          <ns2:ligatures ns2:val="none"/>
-        </w:rPr>
+        <w:t>:</w:t>
         <w:tab/>
-      </w:r>
-      <w:r>
-        <w:rPr>
-          <w:rFonts w:ascii="Arial Narrow" w:eastAsia="Arial Narrow" w:hAnsi="Arial Narrow" w:cs="Arial Narrow"/>
-          <w:b/>
-          <w:color w:val="000000"/>
-          <w:kern w:val="0"/>
-          <w:lang w:eastAsia="es-PE"/>
-          <ns2:ligatures ns2:val="none"/>
-        </w:rPr>
-        <w:t xml:space="preserve"/>
-      </w:r>
-      <w:r>
-        <w:rPr>
-          <w:rFonts w:ascii="Arial Narrow" w:eastAsia="Arial Narrow" w:hAnsi="Arial Narrow" w:cs="Arial Narrow"/>
-          <w:b/>
-          <w:color w:val="000000"/>
-          <w:kern w:val="0"/>
-          <w:lang w:eastAsia="es-PE"/>
-          <ns2:ligatures ns2:val="none"/>
-        </w:rPr>
-        <w:t xml:space="preserve"/>
-      </w:r>
-      <w:r>
-        <w:rPr>
-          <w:rFonts w:ascii="Arial Narrow" w:eastAsia="Arial Narrow" w:hAnsi="Arial Narrow" w:cs="Arial Narrow"/>
-          <w:b/>
-          <w:color w:val="000000"/>
-          <w:kern w:val="0"/>
-          <w:lang w:eastAsia="es-PE"/>
-          <ns2:ligatures ns2:val="none"/>
-        </w:rPr>
-        <w:t/>
-      </w:r>
-      <w:r>
-        <w:rPr>
-          <w:rFonts w:ascii="Arial Narrow" w:eastAsia="Arial Narrow" w:hAnsi="Arial Narrow" w:cs="Arial Narrow"/>
-          <w:b/>
-          <w:color w:val="000000"/>
-          <w:kern w:val="0"/>
-          <w:lang w:eastAsia="es-PE"/>
-          <ns2:ligatures ns2:val="none"/>
-        </w:rPr>
-        <w:t/>
-      </w:r>
-    </w:p>
-    <w:p ns2:paraId="6DEEEDFE" ns2:textId="389AC993">
+        <w:t xml:space="preserve">[DENUNCIANTE] (SEÑORA [APELLIDO])</w:t>
+      </w:r>
+    </w:p>
+    <w:p>
       <w:pPr>
         <w:tabs>
           <w:tab w:val="left" w:pos="1701"/>
@@ -204,7 +141,7 @@
           <w:color w:val="000000"/>
           <w:kern w:val="0"/>
           <w:lang w:eastAsia="es-PE"/>
-          <ns2:ligatures ns2:val="none"/>
+          <w14:ligatures w14:val="none"/>
         </w:rPr>
       </w:pPr>
       <w:r>
@@ -214,7 +151,7 @@
           <w:color w:val="000000"/>
           <w:kern w:val="0"/>
           <w:lang w:eastAsia="es-PE"/>
-          <ns2:ligatures ns2:val="none"/>
+          <w14:ligatures w14:val="none"/>
         </w:rPr>
         <w:t>DENUNCIADO</w:t>
       </w:r>
@@ -225,7 +162,7 @@
           <w:color w:val="000000"/>
           <w:kern w:val="0"/>
           <w:lang w:eastAsia="es-PE"/>
-          <ns2:ligatures ns2:val="none"/>
+          <w14:ligatures w14:val="none"/>
         </w:rPr>
         <w:tab/>
         <w:t>:</w:t>
@@ -237,13 +174,13 @@
           <w:color w:val="000000"/>
           <w:kern w:val="0"/>
           <w:lang w:eastAsia="es-PE"/>
-          <ns2:ligatures ns2:val="none"/>
+          <w14:ligatures w14:val="none"/>
         </w:rPr>
         <w:tab/>
         <w:t>MAPFRE PERÚ COMPAÑÍA DE SEGUROS Y REASEGUROS S.A. (MAPFRE)</w:t>
       </w:r>
     </w:p>
-    <w:p ns2:paraId="022D2B94" ns2:textId="77777777">
+    <w:p>
       <w:pPr>
         <w:tabs>
           <w:tab w:val="left" w:pos="1701"/>
@@ -258,7 +195,7 @@
           <w:color w:val="000000"/>
           <w:kern w:val="0"/>
           <w:lang w:eastAsia="es-PE"/>
-          <ns2:ligatures ns2:val="none"/>
+          <w14:ligatures w14:val="none"/>
         </w:rPr>
       </w:pPr>
       <w:r>
@@ -268,7 +205,7 @@
           <w:color w:val="000000"/>
           <w:kern w:val="0"/>
           <w:lang w:eastAsia="es-PE"/>
-          <ns2:ligatures ns2:val="none"/>
+          <w14:ligatures w14:val="none"/>
         </w:rPr>
         <w:t>MATERIAS</w:t>
       </w:r>
@@ -279,7 +216,7 @@
           <w:color w:val="000000"/>
           <w:kern w:val="0"/>
           <w:lang w:eastAsia="es-PE"/>
-          <ns2:ligatures ns2:val="none"/>
+          <w14:ligatures w14:val="none"/>
         </w:rPr>
         <w:tab/>
         <w:t xml:space="preserve">: </w:t>
@@ -291,13 +228,13 @@
           <w:color w:val="000000"/>
           <w:kern w:val="0"/>
           <w:lang w:eastAsia="es-PE"/>
-          <ns2:ligatures ns2:val="none"/>
+          <w14:ligatures w14:val="none"/>
         </w:rPr>
         <w:tab/>
         <w:t>ADMISIÓN A TRÁMITE</w:t>
       </w:r>
     </w:p>
-    <w:p ns2:paraId="19ED7B73" ns2:textId="77777777">
+    <w:p>
       <w:pPr>
         <w:tabs>
           <w:tab w:val="left" w:pos="1701"/>
@@ -312,7 +249,7 @@
           <w:color w:val="000000"/>
           <w:kern w:val="0"/>
           <w:lang w:eastAsia="es-PE"/>
-          <ns2:ligatures ns2:val="none"/>
+          <w14:ligatures w14:val="none"/>
         </w:rPr>
       </w:pPr>
       <w:r>
@@ -322,12 +259,12 @@
           <w:color w:val="000000"/>
           <w:kern w:val="0"/>
           <w:lang w:eastAsia="es-PE"/>
-          <ns2:ligatures ns2:val="none"/>
+          <w14:ligatures w14:val="none"/>
         </w:rPr>
         <w:t xml:space="preserve">REQUERIMIENTO DE INFORMACIÓN </w:t>
       </w:r>
     </w:p>
-    <w:p ns2:paraId="46A5A479" ns2:textId="6F3C8CBE">
+    <w:p>
       <w:pPr>
         <w:tabs>
           <w:tab w:val="left" w:pos="1701"/>
@@ -341,7 +278,7 @@
           <w:color w:val="000000"/>
           <w:kern w:val="0"/>
           <w:lang w:eastAsia="es-PE"/>
-          <ns2:ligatures ns2:val="none"/>
+          <w14:ligatures w14:val="none"/>
         </w:rPr>
       </w:pPr>
       <w:r>
@@ -351,7 +288,7 @@
           <w:color w:val="000000"/>
           <w:kern w:val="0"/>
           <w:lang w:eastAsia="es-PE"/>
-          <ns2:ligatures ns2:val="none"/>
+          <w14:ligatures w14:val="none"/>
         </w:rPr>
         <w:t xml:space="preserve">RESOLUCIÓN </w:t>
       </w:r>
@@ -362,7 +299,7 @@
           <w:color w:val="000000"/>
           <w:kern w:val="0"/>
           <w:lang w:eastAsia="es-PE"/>
-          <ns2:ligatures ns2:val="none"/>
+          <w14:ligatures w14:val="none"/>
         </w:rPr>
         <w:tab/>
         <w:t>:</w:t>
@@ -374,7 +311,7 @@
           <w:color w:val="000000"/>
           <w:kern w:val="0"/>
           <w:lang w:eastAsia="es-PE"/>
-          <ns2:ligatures ns2:val="none"/>
+          <w14:ligatures w14:val="none"/>
         </w:rPr>
         <w:tab/>
       </w:r>
@@ -385,12 +322,12 @@
           <w:color w:val="000000"/>
           <w:kern w:val="0"/>
           <w:lang w:eastAsia="es-PE"/>
-          <ns2:ligatures ns2:val="none"/>
+          <w14:ligatures w14:val="none"/>
         </w:rPr>
         <w:t>1</w:t>
       </w:r>
     </w:p>
-    <w:p ns2:paraId="5BA3A18D" ns2:textId="77777777">
+    <w:p>
       <w:pPr>
         <w:tabs>
           <w:tab w:val="left" w:pos="1014"/>
@@ -403,11 +340,11 @@
           <w:kern w:val="0"/>
           <w:shd w:val="clear" w:color="auto" w:fill="FFFFFF"/>
           <w:lang w:eastAsia="es-PE"/>
-          <ns2:ligatures ns2:val="none"/>
-        </w:rPr>
-      </w:pPr>
-    </w:p>
-    <w:p ns2:paraId="2F799822" ns2:textId="61D9C940">
+          <w14:ligatures w14:val="none"/>
+        </w:rPr>
+      </w:pPr>
+    </w:p>
+    <w:p>
       <w:pPr>
         <w:tabs>
           <w:tab w:val="left" w:pos="1014"/>
@@ -420,7 +357,7 @@
           <w:kern w:val="0"/>
           <w:shd w:val="clear" w:color="auto" w:fill="FFFFFF"/>
           <w:lang w:eastAsia="es-PE"/>
-          <ns2:ligatures ns2:val="none"/>
+          <w14:ligatures w14:val="none"/>
         </w:rPr>
       </w:pPr>
       <w:r>
@@ -430,7 +367,7 @@
           <w:kern w:val="0"/>
           <w:shd w:val="clear" w:color="auto" w:fill="FFFFFF"/>
           <w:lang w:eastAsia="es-PE"/>
-          <ns2:ligatures ns2:val="none"/>
+          <w14:ligatures w14:val="none"/>
         </w:rPr>
         <w:t xml:space="preserve">Lima, </w:t>
       </w:r>
@@ -441,7 +378,7 @@
           <w:kern w:val="0"/>
           <w:shd w:val="clear" w:color="auto" w:fill="FFFFFF"/>
           <w:lang w:eastAsia="es-PE"/>
-          <ns2:ligatures ns2:val="none"/>
+          <w14:ligatures w14:val="none"/>
         </w:rPr>
         <w:t xml:space="preserve">20 de noviembre de 2025</w:t>
       </w:r>
@@ -452,7 +389,7 @@
           <w:kern w:val="0"/>
           <w:shd w:val="clear" w:color="auto" w:fill="FFFFFF"/>
           <w:lang w:eastAsia="es-PE"/>
-          <ns2:ligatures ns2:val="none"/>
+          <w14:ligatures w14:val="none"/>
         </w:rPr>
         <w:t xml:space="preserve"/>
       </w:r>
@@ -463,7 +400,7 @@
           <w:kern w:val="0"/>
           <w:shd w:val="clear" w:color="auto" w:fill="FFFFFF"/>
           <w:lang w:eastAsia="es-PE"/>
-          <ns2:ligatures ns2:val="none"/>
+          <w14:ligatures w14:val="none"/>
         </w:rPr>
         <w:t xml:space="preserve"/>
       </w:r>
@@ -474,7 +411,7 @@
           <w:kern w:val="0"/>
           <w:shd w:val="clear" w:color="auto" w:fill="FFFFFF"/>
           <w:lang w:eastAsia="es-PE"/>
-          <ns2:ligatures ns2:val="none"/>
+          <w14:ligatures w14:val="none"/>
         </w:rPr>
         <w:t xml:space="preserve"/>
       </w:r>
@@ -485,12 +422,12 @@
           <w:kern w:val="0"/>
           <w:shd w:val="clear" w:color="auto" w:fill="FFFFFF"/>
           <w:lang w:eastAsia="es-PE"/>
-          <ns2:ligatures ns2:val="none"/>
-        </w:rPr>
-        <w:t xml:space="preserve"/>
-      </w:r>
-    </w:p>
-    <w:p ns2:paraId="66CE1821" ns2:textId="77777777">
+          <w14:ligatures w14:val="none"/>
+        </w:rPr>
+        <w:t xml:space="preserve"/>
+      </w:r>
+    </w:p>
+    <w:p>
       <w:pPr>
         <w:tabs>
           <w:tab w:val="left" w:pos="1014"/>
@@ -502,11 +439,11 @@
           <w:color w:val="000000"/>
           <w:kern w:val="0"/>
           <w:lang w:eastAsia="es-PE"/>
-          <ns2:ligatures ns2:val="none"/>
-        </w:rPr>
-      </w:pPr>
-    </w:p>
-    <w:p ns2:paraId="0B80AAA5" ns2:textId="77777777">
+          <w14:ligatures w14:val="none"/>
+        </w:rPr>
+      </w:pPr>
+    </w:p>
+    <w:p>
       <w:pPr>
         <w:numPr>
           <w:ilvl w:val="0"/>
@@ -520,7 +457,7 @@
           <w:color w:val="000000"/>
           <w:kern w:val="0"/>
           <w:lang w:eastAsia="es-PE"/>
-          <ns2:ligatures ns2:val="none"/>
+          <w14:ligatures w14:val="none"/>
         </w:rPr>
       </w:pPr>
       <w:r>
@@ -530,12 +467,12 @@
           <w:color w:val="000000"/>
           <w:kern w:val="0"/>
           <w:lang w:eastAsia="es-PE"/>
-          <ns2:ligatures ns2:val="none"/>
+          <w14:ligatures w14:val="none"/>
         </w:rPr>
         <w:t xml:space="preserve">HECHOS </w:t>
       </w:r>
     </w:p>
-    <w:p ns2:paraId="621F2AB2" ns2:textId="77777777">
+    <w:p>
       <w:pPr>
         <w:spacing w:after="0" w:line="240" w:lineRule="auto"/>
         <w:jc w:val="both"/>
@@ -544,11 +481,11 @@
           <w:color w:val="000000"/>
           <w:kern w:val="0"/>
           <w:lang w:eastAsia="es-PE"/>
-          <ns2:ligatures ns2:val="none"/>
-        </w:rPr>
-      </w:pPr>
-    </w:p>
-    <w:p ns2:paraId="60B5D5B0" ns2:textId="46F9FF65">
+          <w14:ligatures w14:val="none"/>
+        </w:rPr>
+      </w:pPr>
+    </w:p>
+    <w:p>
       <w:pPr>
         <w:numPr>
           <w:ilvl w:val="1"/>
@@ -562,7 +499,7 @@
           <w:color w:val="000000"/>
           <w:kern w:val="0"/>
           <w:lang w:val="es-ES" w:eastAsia="es-ES"/>
-          <ns2:ligatures ns2:val="none"/>
+          <w14:ligatures w14:val="none"/>
         </w:rPr>
       </w:pPr>
       <w:r>
@@ -571,7 +508,7 @@
           <w:color w:val="000000"/>
           <w:kern w:val="0"/>
           <w:lang w:val="es-ES" w:eastAsia="es-ES"/>
-          <ns2:ligatures ns2:val="none"/>
+          <w14:ligatures w14:val="none"/>
         </w:rPr>
         <w:t xml:space="preserve">Mediante el escrito del 20 de octubre de 2025, la señora [APELLIDO] denunció a Mapfre por presuntas infracciones a la Ley 29571, Código de Protección y Defensa del Consumidor (en adelante, Código), señalando lo siguiente:</w:t>
       </w:r>
@@ -581,7 +518,7 @@
           <w:color w:val="000000"/>
           <w:kern w:val="0"/>
           <w:lang w:val="es-ES" w:eastAsia="es-ES"/>
-          <ns2:ligatures ns2:val="none"/>
+          <w14:ligatures w14:val="none"/>
         </w:rPr>
         <w:t/>
       </w:r>
@@ -591,7 +528,7 @@
           <w:color w:val="000000"/>
           <w:kern w:val="0"/>
           <w:lang w:val="es-ES" w:eastAsia="es-ES"/>
-          <ns2:ligatures ns2:val="none"/>
+          <w14:ligatures w14:val="none"/>
         </w:rPr>
         <w:t xml:space="preserve"/>
       </w:r>
@@ -601,7 +538,7 @@
           <w:color w:val="000000"/>
           <w:kern w:val="0"/>
           <w:lang w:val="es-ES" w:eastAsia="es-ES"/>
-          <ns2:ligatures ns2:val="none"/>
+          <w14:ligatures w14:val="none"/>
         </w:rPr>
         <w:t/>
       </w:r>
@@ -611,7 +548,7 @@
           <w:color w:val="000000"/>
           <w:kern w:val="0"/>
           <w:lang w:val="es-ES" w:eastAsia="es-ES"/>
-          <ns2:ligatures ns2:val="none"/>
+          <w14:ligatures w14:val="none"/>
         </w:rPr>
         <w:t xml:space="preserve"/>
       </w:r>
@@ -619,7 +556,7 @@
         <w:rPr>
           <w:rFonts w:ascii="Arial Narrow" w:eastAsia="Calibri" w:hAnsi="Arial Narrow" w:cs="Arial"/>
           <w:kern w:val="0"/>
-          <ns2:ligatures ns2:val="none"/>
+          <w14:ligatures w14:val="none"/>
         </w:rPr>
         <w:t/>
       </w:r>
@@ -627,7 +564,7 @@
         <w:rPr>
           <w:rFonts w:ascii="Arial Narrow" w:eastAsia="Calibri" w:hAnsi="Arial Narrow" w:cs="Arial"/>
           <w:kern w:val="0"/>
-          <ns2:ligatures ns2:val="none"/>
+          <w14:ligatures w14:val="none"/>
         </w:rPr>
         <w:t xml:space="preserve"/>
       </w:r>
@@ -635,7 +572,7 @@
         <w:rPr>
           <w:rFonts w:ascii="Arial Narrow" w:eastAsia="Calibri" w:hAnsi="Arial Narrow" w:cs="Arial"/>
           <w:kern w:val="0"/>
-          <ns2:ligatures ns2:val="none"/>
+          <w14:ligatures w14:val="none"/>
         </w:rPr>
         <w:t xml:space="preserve"/>
       </w:r>
@@ -643,7 +580,7 @@
         <w:rPr>
           <w:rFonts w:ascii="Arial Narrow" w:eastAsia="Calibri" w:hAnsi="Arial Narrow" w:cs="Arial"/>
           <w:kern w:val="0"/>
-          <ns2:ligatures ns2:val="none"/>
+          <w14:ligatures w14:val="none"/>
         </w:rPr>
         <w:t/>
       </w:r>
@@ -653,7 +590,7 @@
           <w:color w:val="000000"/>
           <w:kern w:val="0"/>
           <w:lang w:val="es-ES" w:eastAsia="es-ES"/>
-          <ns2:ligatures ns2:val="none"/>
+          <w14:ligatures w14:val="none"/>
         </w:rPr>
         <w:t xml:space="preserve"/>
       </w:r>
@@ -663,7 +600,7 @@
           <w:color w:val="000000"/>
           <w:kern w:val="0"/>
           <w:lang w:val="es-ES" w:eastAsia="es-ES"/>
-          <ns2:ligatures ns2:val="none"/>
+          <w14:ligatures w14:val="none"/>
         </w:rPr>
         <w:t xml:space="preserve"/>
       </w:r>
@@ -673,7 +610,7 @@
           <w:color w:val="000000"/>
           <w:kern w:val="0"/>
           <w:lang w:val="es-ES" w:eastAsia="es-ES"/>
-          <ns2:ligatures ns2:val="none"/>
+          <w14:ligatures w14:val="none"/>
         </w:rPr>
         <w:t/>
       </w:r>
@@ -683,7 +620,7 @@
           <w:color w:val="000000"/>
           <w:kern w:val="0"/>
           <w:lang w:val="es-ES" w:eastAsia="es-ES"/>
-          <ns2:ligatures ns2:val="none"/>
+          <w14:ligatures w14:val="none"/>
         </w:rPr>
         <w:t xml:space="preserve"/>
       </w:r>
@@ -693,7 +630,7 @@
           <w:color w:val="000000"/>
           <w:kern w:val="0"/>
           <w:lang w:val="es-ES" w:eastAsia="es-ES"/>
-          <ns2:ligatures ns2:val="none"/>
+          <w14:ligatures w14:val="none"/>
         </w:rPr>
         <w:t/>
       </w:r>
@@ -705,7 +642,7 @@
           <w:kern w:val="0"/>
           <w:vertAlign w:val="superscript"/>
           <w:lang w:val="es-ES" w:eastAsia="es-ES"/>
-          <ns2:ligatures ns2:val="none"/>
+          <w14:ligatures w14:val="none"/>
         </w:rPr>
         <w:footnoteReference w:id="1"/>
       </w:r>
@@ -715,7 +652,7 @@
           <w:color w:val="000000"/>
           <w:kern w:val="0"/>
           <w:lang w:val="es-ES" w:eastAsia="es-ES"/>
-          <ns2:ligatures ns2:val="none"/>
+          <w14:ligatures w14:val="none"/>
         </w:rPr>
         <w:t xml:space="preserve"/>
       </w:r>
@@ -726,12 +663,12 @@
           <w:color w:val="000000"/>
           <w:kern w:val="0"/>
           <w:lang w:val="es-ES" w:eastAsia="es-ES"/>
-          <ns2:ligatures ns2:val="none"/>
+          <w14:ligatures w14:val="none"/>
         </w:rPr>
         <w:t/>
       </w:r>
     </w:p>
-    <w:p ns2:paraId="3AD3B7C6" ns2:textId="77777777">
+    <w:p>
       <w:pPr>
         <w:tabs>
           <w:tab w:val="left" w:pos="1134"/>
@@ -743,11 +680,11 @@
           <w:color w:val="000000"/>
           <w:kern w:val="0"/>
           <w:lang w:val="es-ES" w:eastAsia="es-ES"/>
-          <ns2:ligatures ns2:val="none"/>
-        </w:rPr>
-      </w:pPr>
-    </w:p>
-    <w:p ns2:paraId="1C0F5357" ns2:textId="51B06A04">
+          <w14:ligatures w14:val="none"/>
+        </w:rPr>
+      </w:pPr>
+    </w:p>
+    <w:p>
       <w:pPr>
         <w:pStyle w:val="Prrafodelista"/>
         <w:numPr>
@@ -766,16 +703,16 @@
           <w:color w:val="000000"/>
           <w:kern w:val="0"/>
           <w:lang w:eastAsia="es-ES"/>
-          <ns2:ligatures ns2:val="none"/>
-        </w:rPr>
-      </w:pPr>
-      <w:r>
-        <w:rPr>
-          <w:rFonts w:ascii="Arial Narrow" w:eastAsia="Times New Roman" w:hAnsi="Arial Narrow" w:cs="Arial"/>
-          <w:color w:val="000000"/>
-          <w:kern w:val="0"/>
-          <w:lang w:eastAsia="es-ES"/>
-          <ns2:ligatures ns2:val="none"/>
+          <w14:ligatures w14:val="none"/>
+        </w:rPr>
+      </w:pPr>
+      <w:r>
+        <w:rPr>
+          <w:rFonts w:ascii="Arial Narrow" w:eastAsia="Times New Roman" w:hAnsi="Arial Narrow" w:cs="Arial"/>
+          <w:color w:val="000000"/>
+          <w:kern w:val="0"/>
+          <w:lang w:eastAsia="es-ES"/>
+          <w14:ligatures w14:val="none"/>
         </w:rPr>
         <w:t xml:space="preserve">El señor [APELLIDO] (en adelante, el señor [APELLIDO] ) contrató el Seguro de Vida - Póliza 6032400000588 (en adelante, el Seguro de Vida) emitido por Mapfre por una suma asegurada en la cobertura básica de US$ 1 000 000,00, designando como beneficiarias a ella por el 10 % y a su menor hija con iniciales A. E. H. (en adelante, la menor) por el 90 %.</w:t>
       </w:r>
@@ -785,47 +722,47 @@
           <w:color w:val="000000"/>
           <w:kern w:val="0"/>
           <w:lang w:eastAsia="es-ES"/>
-          <ns2:ligatures ns2:val="none"/>
-        </w:rPr>
-        <w:t xml:space="preserve"/>
-      </w:r>
-      <w:r>
-        <w:rPr>
-          <w:rFonts w:ascii="Arial Narrow" w:eastAsia="Times New Roman" w:hAnsi="Arial Narrow" w:cs="Arial"/>
-          <w:color w:val="000000"/>
-          <w:kern w:val="0"/>
-          <w:lang w:eastAsia="es-ES"/>
-          <ns2:ligatures ns2:val="none"/>
-        </w:rPr>
-        <w:t xml:space="preserve"/>
-      </w:r>
-      <w:r>
-        <w:rPr>
-          <w:rFonts w:ascii="Arial Narrow" w:eastAsia="Times New Roman" w:hAnsi="Arial Narrow" w:cs="Arial"/>
-          <w:color w:val="000000"/>
-          <w:kern w:val="0"/>
-          <w:lang w:eastAsia="es-ES"/>
-          <ns2:ligatures ns2:val="none"/>
-        </w:rPr>
-        <w:t xml:space="preserve"/>
-      </w:r>
-      <w:r>
-        <w:rPr>
-          <w:rFonts w:ascii="Arial Narrow" w:eastAsia="Times New Roman" w:hAnsi="Arial Narrow" w:cs="Arial"/>
-          <w:color w:val="000000"/>
-          <w:kern w:val="0"/>
-          <w:lang w:eastAsia="es-ES"/>
-          <ns2:ligatures ns2:val="none"/>
-        </w:rPr>
-        <w:t xml:space="preserve"/>
-      </w:r>
-      <w:r>
-        <w:rPr>
-          <w:rFonts w:ascii="Arial Narrow" w:eastAsia="Times New Roman" w:hAnsi="Arial Narrow" w:cs="Arial"/>
-          <w:color w:val="000000"/>
-          <w:kern w:val="0"/>
-          <w:lang w:eastAsia="es-ES"/>
-          <ns2:ligatures ns2:val="none"/>
+          <w14:ligatures w14:val="none"/>
+        </w:rPr>
+        <w:t xml:space="preserve"/>
+      </w:r>
+      <w:r>
+        <w:rPr>
+          <w:rFonts w:ascii="Arial Narrow" w:eastAsia="Times New Roman" w:hAnsi="Arial Narrow" w:cs="Arial"/>
+          <w:color w:val="000000"/>
+          <w:kern w:val="0"/>
+          <w:lang w:eastAsia="es-ES"/>
+          <w14:ligatures w14:val="none"/>
+        </w:rPr>
+        <w:t xml:space="preserve"/>
+      </w:r>
+      <w:r>
+        <w:rPr>
+          <w:rFonts w:ascii="Arial Narrow" w:eastAsia="Times New Roman" w:hAnsi="Arial Narrow" w:cs="Arial"/>
+          <w:color w:val="000000"/>
+          <w:kern w:val="0"/>
+          <w:lang w:eastAsia="es-ES"/>
+          <w14:ligatures w14:val="none"/>
+        </w:rPr>
+        <w:t xml:space="preserve"/>
+      </w:r>
+      <w:r>
+        <w:rPr>
+          <w:rFonts w:ascii="Arial Narrow" w:eastAsia="Times New Roman" w:hAnsi="Arial Narrow" w:cs="Arial"/>
+          <w:color w:val="000000"/>
+          <w:kern w:val="0"/>
+          <w:lang w:eastAsia="es-ES"/>
+          <w14:ligatures w14:val="none"/>
+        </w:rPr>
+        <w:t xml:space="preserve"/>
+      </w:r>
+      <w:r>
+        <w:rPr>
+          <w:rFonts w:ascii="Arial Narrow" w:eastAsia="Times New Roman" w:hAnsi="Arial Narrow" w:cs="Arial"/>
+          <w:color w:val="000000"/>
+          <w:kern w:val="0"/>
+          <w:lang w:eastAsia="es-ES"/>
+          <w14:ligatures w14:val="none"/>
         </w:rPr>
         <w:t/>
       </w:r>
@@ -835,17 +772,17 @@
           <w:color w:val="000000"/>
           <w:kern w:val="0"/>
           <w:lang w:eastAsia="es-ES"/>
-          <ns2:ligatures ns2:val="none"/>
-        </w:rPr>
-        <w:t xml:space="preserve"/>
-      </w:r>
-      <w:r>
-        <w:rPr>
-          <w:rFonts w:ascii="Arial Narrow" w:eastAsia="Times New Roman" w:hAnsi="Arial Narrow" w:cs="Arial"/>
-          <w:color w:val="000000"/>
-          <w:kern w:val="0"/>
-          <w:lang w:eastAsia="es-ES"/>
-          <ns2:ligatures ns2:val="none"/>
+          <w14:ligatures w14:val="none"/>
+        </w:rPr>
+        <w:t xml:space="preserve"/>
+      </w:r>
+      <w:r>
+        <w:rPr>
+          <w:rFonts w:ascii="Arial Narrow" w:eastAsia="Times New Roman" w:hAnsi="Arial Narrow" w:cs="Arial"/>
+          <w:color w:val="000000"/>
+          <w:kern w:val="0"/>
+          <w:lang w:eastAsia="es-ES"/>
+          <w14:ligatures w14:val="none"/>
         </w:rPr>
         <w:t xml:space="preserve"/>
       </w:r>
@@ -855,7 +792,7 @@
           <w:color w:val="000000"/>
           <w:kern w:val="0"/>
           <w:lang w:val="es-ES" w:eastAsia="es-ES"/>
-          <ns2:ligatures ns2:val="none"/>
+          <w14:ligatures w14:val="none"/>
         </w:rPr>
         <w:t/>
       </w:r>
@@ -865,27 +802,27 @@
           <w:color w:val="000000"/>
           <w:kern w:val="0"/>
           <w:lang w:eastAsia="es-ES"/>
-          <ns2:ligatures ns2:val="none"/>
-        </w:rPr>
-        <w:t xml:space="preserve"/>
-      </w:r>
-      <w:r>
-        <w:rPr>
-          <w:rFonts w:ascii="Arial Narrow" w:eastAsia="Times New Roman" w:hAnsi="Arial Narrow" w:cs="Arial"/>
-          <w:color w:val="000000"/>
-          <w:kern w:val="0"/>
-          <w:lang w:eastAsia="es-ES"/>
-          <ns2:ligatures ns2:val="none"/>
-        </w:rPr>
-        <w:t xml:space="preserve"/>
-      </w:r>
-      <w:r>
-        <w:rPr>
-          <w:rFonts w:ascii="Arial Narrow" w:eastAsia="Times New Roman" w:hAnsi="Arial Narrow" w:cs="Arial"/>
-          <w:color w:val="000000"/>
-          <w:kern w:val="0"/>
-          <w:lang w:eastAsia="es-ES"/>
-          <ns2:ligatures ns2:val="none"/>
+          <w14:ligatures w14:val="none"/>
+        </w:rPr>
+        <w:t xml:space="preserve"/>
+      </w:r>
+      <w:r>
+        <w:rPr>
+          <w:rFonts w:ascii="Arial Narrow" w:eastAsia="Times New Roman" w:hAnsi="Arial Narrow" w:cs="Arial"/>
+          <w:color w:val="000000"/>
+          <w:kern w:val="0"/>
+          <w:lang w:eastAsia="es-ES"/>
+          <w14:ligatures w14:val="none"/>
+        </w:rPr>
+        <w:t xml:space="preserve"/>
+      </w:r>
+      <w:r>
+        <w:rPr>
+          <w:rFonts w:ascii="Arial Narrow" w:eastAsia="Times New Roman" w:hAnsi="Arial Narrow" w:cs="Arial"/>
+          <w:color w:val="000000"/>
+          <w:kern w:val="0"/>
+          <w:lang w:eastAsia="es-ES"/>
+          <w14:ligatures w14:val="none"/>
         </w:rPr>
         <w:t/>
       </w:r>
@@ -895,27 +832,27 @@
           <w:color w:val="000000"/>
           <w:kern w:val="0"/>
           <w:lang w:eastAsia="es-ES"/>
-          <ns2:ligatures ns2:val="none"/>
-        </w:rPr>
-        <w:t xml:space="preserve"/>
-      </w:r>
-      <w:r>
-        <w:rPr>
-          <w:rFonts w:ascii="Arial Narrow" w:eastAsia="Times New Roman" w:hAnsi="Arial Narrow" w:cs="Arial"/>
-          <w:color w:val="000000"/>
-          <w:kern w:val="0"/>
-          <w:lang w:eastAsia="es-ES"/>
-          <ns2:ligatures ns2:val="none"/>
-        </w:rPr>
-        <w:t xml:space="preserve"/>
-      </w:r>
-      <w:r>
-        <w:rPr>
-          <w:rFonts w:ascii="Arial Narrow" w:eastAsia="Times New Roman" w:hAnsi="Arial Narrow" w:cs="Arial"/>
-          <w:color w:val="000000"/>
-          <w:kern w:val="0"/>
-          <w:lang w:eastAsia="es-ES"/>
-          <ns2:ligatures ns2:val="none"/>
+          <w14:ligatures w14:val="none"/>
+        </w:rPr>
+        <w:t xml:space="preserve"/>
+      </w:r>
+      <w:r>
+        <w:rPr>
+          <w:rFonts w:ascii="Arial Narrow" w:eastAsia="Times New Roman" w:hAnsi="Arial Narrow" w:cs="Arial"/>
+          <w:color w:val="000000"/>
+          <w:kern w:val="0"/>
+          <w:lang w:eastAsia="es-ES"/>
+          <w14:ligatures w14:val="none"/>
+        </w:rPr>
+        <w:t xml:space="preserve"/>
+      </w:r>
+      <w:r>
+        <w:rPr>
+          <w:rFonts w:ascii="Arial Narrow" w:eastAsia="Times New Roman" w:hAnsi="Arial Narrow" w:cs="Arial"/>
+          <w:color w:val="000000"/>
+          <w:kern w:val="0"/>
+          <w:lang w:eastAsia="es-ES"/>
+          <w14:ligatures w14:val="none"/>
         </w:rPr>
         <w:t/>
       </w:r>
@@ -925,27 +862,27 @@
           <w:color w:val="000000"/>
           <w:kern w:val="0"/>
           <w:lang w:eastAsia="es-ES"/>
-          <ns2:ligatures ns2:val="none"/>
-        </w:rPr>
-        <w:t xml:space="preserve"/>
-      </w:r>
-      <w:r>
-        <w:rPr>
-          <w:rFonts w:ascii="Arial Narrow" w:eastAsia="Times New Roman" w:hAnsi="Arial Narrow" w:cs="Arial"/>
-          <w:color w:val="000000"/>
-          <w:kern w:val="0"/>
-          <w:lang w:eastAsia="es-ES"/>
-          <ns2:ligatures ns2:val="none"/>
-        </w:rPr>
-        <w:t xml:space="preserve"/>
-      </w:r>
-      <w:r>
-        <w:rPr>
-          <w:rFonts w:ascii="Arial Narrow" w:eastAsia="Times New Roman" w:hAnsi="Arial Narrow" w:cs="Arial"/>
-          <w:color w:val="000000"/>
-          <w:kern w:val="0"/>
-          <w:lang w:eastAsia="es-ES"/>
-          <ns2:ligatures ns2:val="none"/>
+          <w14:ligatures w14:val="none"/>
+        </w:rPr>
+        <w:t xml:space="preserve"/>
+      </w:r>
+      <w:r>
+        <w:rPr>
+          <w:rFonts w:ascii="Arial Narrow" w:eastAsia="Times New Roman" w:hAnsi="Arial Narrow" w:cs="Arial"/>
+          <w:color w:val="000000"/>
+          <w:kern w:val="0"/>
+          <w:lang w:eastAsia="es-ES"/>
+          <w14:ligatures w14:val="none"/>
+        </w:rPr>
+        <w:t xml:space="preserve"/>
+      </w:r>
+      <w:r>
+        <w:rPr>
+          <w:rFonts w:ascii="Arial Narrow" w:eastAsia="Times New Roman" w:hAnsi="Arial Narrow" w:cs="Arial"/>
+          <w:color w:val="000000"/>
+          <w:kern w:val="0"/>
+          <w:lang w:eastAsia="es-ES"/>
+          <w14:ligatures w14:val="none"/>
         </w:rPr>
         <w:t/>
       </w:r>
@@ -955,27 +892,27 @@
           <w:color w:val="000000"/>
           <w:kern w:val="0"/>
           <w:lang w:eastAsia="es-ES"/>
-          <ns2:ligatures ns2:val="none"/>
-        </w:rPr>
-        <w:t xml:space="preserve"/>
-      </w:r>
-      <w:r>
-        <w:rPr>
-          <w:rFonts w:ascii="Arial Narrow" w:eastAsia="Times New Roman" w:hAnsi="Arial Narrow" w:cs="Arial"/>
-          <w:color w:val="000000"/>
-          <w:kern w:val="0"/>
-          <w:lang w:eastAsia="es-ES"/>
-          <ns2:ligatures ns2:val="none"/>
-        </w:rPr>
-        <w:t xml:space="preserve"/>
-      </w:r>
-      <w:r>
-        <w:rPr>
-          <w:rFonts w:ascii="Arial Narrow" w:eastAsia="Times New Roman" w:hAnsi="Arial Narrow" w:cs="Arial"/>
-          <w:color w:val="000000"/>
-          <w:kern w:val="0"/>
-          <w:lang w:eastAsia="es-ES"/>
-          <ns2:ligatures ns2:val="none"/>
+          <w14:ligatures w14:val="none"/>
+        </w:rPr>
+        <w:t xml:space="preserve"/>
+      </w:r>
+      <w:r>
+        <w:rPr>
+          <w:rFonts w:ascii="Arial Narrow" w:eastAsia="Times New Roman" w:hAnsi="Arial Narrow" w:cs="Arial"/>
+          <w:color w:val="000000"/>
+          <w:kern w:val="0"/>
+          <w:lang w:eastAsia="es-ES"/>
+          <w14:ligatures w14:val="none"/>
+        </w:rPr>
+        <w:t xml:space="preserve"/>
+      </w:r>
+      <w:r>
+        <w:rPr>
+          <w:rFonts w:ascii="Arial Narrow" w:eastAsia="Times New Roman" w:hAnsi="Arial Narrow" w:cs="Arial"/>
+          <w:color w:val="000000"/>
+          <w:kern w:val="0"/>
+          <w:lang w:eastAsia="es-ES"/>
+          <w14:ligatures w14:val="none"/>
         </w:rPr>
         <w:t/>
       </w:r>
@@ -985,17 +922,17 @@
           <w:color w:val="000000"/>
           <w:kern w:val="0"/>
           <w:lang w:eastAsia="es-ES"/>
-          <ns2:ligatures ns2:val="none"/>
-        </w:rPr>
-        <w:t xml:space="preserve"/>
-      </w:r>
-      <w:r>
-        <w:rPr>
-          <w:rFonts w:ascii="Arial Narrow" w:eastAsia="Times New Roman" w:hAnsi="Arial Narrow" w:cs="Arial"/>
-          <w:color w:val="000000"/>
-          <w:kern w:val="0"/>
-          <w:lang w:eastAsia="es-ES"/>
-          <ns2:ligatures ns2:val="none"/>
+          <w14:ligatures w14:val="none"/>
+        </w:rPr>
+        <w:t xml:space="preserve"/>
+      </w:r>
+      <w:r>
+        <w:rPr>
+          <w:rFonts w:ascii="Arial Narrow" w:eastAsia="Times New Roman" w:hAnsi="Arial Narrow" w:cs="Arial"/>
+          <w:color w:val="000000"/>
+          <w:kern w:val="0"/>
+          <w:lang w:eastAsia="es-ES"/>
+          <w14:ligatures w14:val="none"/>
         </w:rPr>
         <w:t/>
       </w:r>
@@ -1005,17 +942,17 @@
           <w:color w:val="000000"/>
           <w:kern w:val="0"/>
           <w:lang w:eastAsia="es-ES"/>
-          <ns2:ligatures ns2:val="none"/>
-        </w:rPr>
-        <w:t xml:space="preserve"/>
-      </w:r>
-      <w:r>
-        <w:rPr>
-          <w:rFonts w:ascii="Arial Narrow" w:eastAsia="Times New Roman" w:hAnsi="Arial Narrow" w:cs="Arial"/>
-          <w:color w:val="000000"/>
-          <w:kern w:val="0"/>
-          <w:lang w:eastAsia="es-ES"/>
-          <ns2:ligatures ns2:val="none"/>
+          <w14:ligatures w14:val="none"/>
+        </w:rPr>
+        <w:t xml:space="preserve"/>
+      </w:r>
+      <w:r>
+        <w:rPr>
+          <w:rFonts w:ascii="Arial Narrow" w:eastAsia="Times New Roman" w:hAnsi="Arial Narrow" w:cs="Arial"/>
+          <w:color w:val="000000"/>
+          <w:kern w:val="0"/>
+          <w:lang w:eastAsia="es-ES"/>
+          <w14:ligatures w14:val="none"/>
         </w:rPr>
         <w:t/>
       </w:r>
@@ -1025,12 +962,12 @@
           <w:color w:val="000000"/>
           <w:kern w:val="0"/>
           <w:lang w:eastAsia="es-ES"/>
-          <ns2:ligatures ns2:val="none"/>
-        </w:rPr>
-        <w:t xml:space="preserve"/>
-      </w:r>
-    </w:p>
-    <w:p ns2:paraId="12FCF4B8" ns2:textId="77777777">
+          <w14:ligatures w14:val="none"/>
+        </w:rPr>
+        <w:t xml:space="preserve"/>
+      </w:r>
+    </w:p>
+    <w:p>
       <w:pPr>
         <w:pStyle w:val="Prrafodelista"/>
         <w:spacing w:after="0" w:line="240" w:lineRule="auto"/>
@@ -1041,11 +978,11 @@
           <w:color w:val="000000"/>
           <w:kern w:val="0"/>
           <w:lang w:eastAsia="es-ES"/>
-          <ns2:ligatures ns2:val="none"/>
-        </w:rPr>
-      </w:pPr>
-    </w:p>
-    <w:p ns2:paraId="0D44EE98" ns2:textId="15581F5B">
+          <w14:ligatures w14:val="none"/>
+        </w:rPr>
+      </w:pPr>
+    </w:p>
+    <w:p>
       <w:pPr>
         <w:pStyle w:val="Prrafodelista"/>
         <w:numPr>
@@ -1063,16 +1000,16 @@
           <w:color w:val="000000"/>
           <w:kern w:val="0"/>
           <w:lang w:eastAsia="es-ES"/>
-          <ns2:ligatures ns2:val="none"/>
-        </w:rPr>
-      </w:pPr>
-      <w:r>
-        <w:rPr>
-          <w:rFonts w:ascii="Arial Narrow" w:eastAsia="Times New Roman" w:hAnsi="Arial Narrow" w:cs="Arial"/>
-          <w:color w:val="000000"/>
-          <w:kern w:val="0"/>
-          <w:lang w:eastAsia="es-ES"/>
-          <ns2:ligatures ns2:val="none"/>
+          <w14:ligatures w14:val="none"/>
+        </w:rPr>
+      </w:pPr>
+      <w:r>
+        <w:rPr>
+          <w:rFonts w:ascii="Arial Narrow" w:eastAsia="Times New Roman" w:hAnsi="Arial Narrow" w:cs="Arial"/>
+          <w:color w:val="000000"/>
+          <w:kern w:val="0"/>
+          <w:lang w:eastAsia="es-ES"/>
+          <w14:ligatures w14:val="none"/>
         </w:rPr>
         <w:t>En</w:t>
       </w:r>
@@ -1082,7 +1019,7 @@
           <w:color w:val="000000"/>
           <w:kern w:val="0"/>
           <w:lang w:eastAsia="es-ES"/>
-          <ns2:ligatures ns2:val="none"/>
+          <w14:ligatures w14:val="none"/>
         </w:rPr>
         <w:t xml:space="preserve"> las Cláusulas Generales de Contratación del Seguro de Vida, en su cláusula 12, </w:t>
       </w:r>
@@ -1092,7 +1029,7 @@
           <w:color w:val="000000"/>
           <w:kern w:val="0"/>
           <w:lang w:eastAsia="es-ES"/>
-          <ns2:ligatures ns2:val="none"/>
+          <w14:ligatures w14:val="none"/>
         </w:rPr>
         <w:t>están establecidos</w:t>
       </w:r>
@@ -1102,7 +1039,7 @@
           <w:color w:val="000000"/>
           <w:kern w:val="0"/>
           <w:lang w:eastAsia="es-ES"/>
-          <ns2:ligatures ns2:val="none"/>
+          <w14:ligatures w14:val="none"/>
         </w:rPr>
         <w:t xml:space="preserve"> los documentos que debían presentar los beneficiarios para solicitar la cobertura por muerte natural </w:t>
       </w:r>
@@ -1112,7 +1049,7 @@
           <w:color w:val="000000"/>
           <w:kern w:val="0"/>
           <w:lang w:eastAsia="es-ES"/>
-          <ns2:ligatures ns2:val="none"/>
+          <w14:ligatures w14:val="none"/>
         </w:rPr>
         <w:t xml:space="preserve">con </w:t>
       </w:r>
@@ -1122,7 +1059,7 @@
           <w:color w:val="000000"/>
           <w:kern w:val="0"/>
           <w:lang w:eastAsia="es-ES"/>
-          <ns2:ligatures ns2:val="none"/>
+          <w14:ligatures w14:val="none"/>
         </w:rPr>
         <w:t xml:space="preserve">un plazo de 30 días para que </w:t>
       </w:r>
@@ -1132,7 +1069,7 @@
           <w:color w:val="000000"/>
           <w:kern w:val="0"/>
           <w:lang w:val="es-ES" w:eastAsia="es-ES"/>
-          <ns2:ligatures ns2:val="none"/>
+          <w14:ligatures w14:val="none"/>
         </w:rPr>
         <w:t>Mapfre</w:t>
       </w:r>
@@ -1142,7 +1079,7 @@
           <w:color w:val="000000"/>
           <w:kern w:val="0"/>
           <w:lang w:eastAsia="es-ES"/>
-          <ns2:ligatures ns2:val="none"/>
+          <w14:ligatures w14:val="none"/>
         </w:rPr>
         <w:t xml:space="preserve"> </w:t>
       </w:r>
@@ -1152,7 +1089,7 @@
           <w:color w:val="000000"/>
           <w:kern w:val="0"/>
           <w:lang w:eastAsia="es-ES"/>
-          <ns2:ligatures ns2:val="none"/>
+          <w14:ligatures w14:val="none"/>
         </w:rPr>
         <w:t>apruebe o rechace la solicitud de cobertura una vez presentada la documentación completa, con la posibilidad de solicitar una prórrog</w:t>
       </w:r>
@@ -1162,7 +1099,7 @@
           <w:color w:val="000000"/>
           <w:kern w:val="0"/>
           <w:lang w:eastAsia="es-ES"/>
-          <ns2:ligatures ns2:val="none"/>
+          <w14:ligatures w14:val="none"/>
         </w:rPr>
         <w:t>a</w:t>
       </w:r>
@@ -1172,12 +1109,12 @@
           <w:color w:val="000000"/>
           <w:kern w:val="0"/>
           <w:lang w:eastAsia="es-ES"/>
-          <ns2:ligatures ns2:val="none"/>
+          <w14:ligatures w14:val="none"/>
         </w:rPr>
         <w:t>.</w:t>
       </w:r>
     </w:p>
-    <w:p ns2:paraId="2881F617" ns2:textId="77777777">
+    <w:p>
       <w:pPr>
         <w:pStyle w:val="Prrafodelista"/>
         <w:spacing w:after="0" w:line="240" w:lineRule="auto"/>
@@ -1188,11 +1125,11 @@
           <w:color w:val="000000"/>
           <w:kern w:val="0"/>
           <w:lang w:eastAsia="es-ES"/>
-          <ns2:ligatures ns2:val="none"/>
-        </w:rPr>
-      </w:pPr>
-    </w:p>
-    <w:p ns2:paraId="4CEE8DAD" ns2:textId="74CA1D82">
+          <w14:ligatures w14:val="none"/>
+        </w:rPr>
+      </w:pPr>
+    </w:p>
+    <w:p>
       <w:pPr>
         <w:pStyle w:val="Prrafodelista"/>
         <w:numPr>
@@ -1210,16 +1147,16 @@
           <w:color w:val="000000"/>
           <w:kern w:val="0"/>
           <w:lang w:eastAsia="es-ES"/>
-          <ns2:ligatures ns2:val="none"/>
-        </w:rPr>
-      </w:pPr>
-      <w:r>
-        <w:rPr>
-          <w:rFonts w:ascii="Arial Narrow" w:eastAsia="Times New Roman" w:hAnsi="Arial Narrow" w:cs="Arial"/>
-          <w:color w:val="000000"/>
-          <w:kern w:val="0"/>
-          <w:lang w:eastAsia="es-ES"/>
-          <ns2:ligatures ns2:val="none"/>
+          <w14:ligatures w14:val="none"/>
+        </w:rPr>
+      </w:pPr>
+      <w:r>
+        <w:rPr>
+          <w:rFonts w:ascii="Arial Narrow" w:eastAsia="Times New Roman" w:hAnsi="Arial Narrow" w:cs="Arial"/>
+          <w:color w:val="000000"/>
+          <w:kern w:val="0"/>
+          <w:lang w:eastAsia="es-ES"/>
+          <w14:ligatures w14:val="none"/>
         </w:rPr>
         <w:t xml:space="preserve">El 28 de agosto de 2024, el señor [APELLIDO] falleció por causa natural en un establecimiento de salud. El 3 de setiembre de 2024, comunicó a Mapfre el fallecimiento del señor [APELLIDO] y solicitó el pago de la cobertura del Seguro de Vida, adjuntando la copia del acta de defunción correspondiente. </w:t>
       </w:r>
@@ -1229,17 +1166,17 @@
           <w:color w:val="000000"/>
           <w:kern w:val="0"/>
           <w:lang w:eastAsia="es-ES"/>
-          <ns2:ligatures ns2:val="none"/>
-        </w:rPr>
-        <w:t xml:space="preserve"/>
-      </w:r>
-      <w:r>
-        <w:rPr>
-          <w:rFonts w:ascii="Arial Narrow" w:eastAsia="Times New Roman" w:hAnsi="Arial Narrow" w:cs="Arial"/>
-          <w:color w:val="000000"/>
-          <w:kern w:val="0"/>
-          <w:lang w:eastAsia="es-ES"/>
-          <ns2:ligatures ns2:val="none"/>
+          <w14:ligatures w14:val="none"/>
+        </w:rPr>
+        <w:t xml:space="preserve"/>
+      </w:r>
+      <w:r>
+        <w:rPr>
+          <w:rFonts w:ascii="Arial Narrow" w:eastAsia="Times New Roman" w:hAnsi="Arial Narrow" w:cs="Arial"/>
+          <w:color w:val="000000"/>
+          <w:kern w:val="0"/>
+          <w:lang w:eastAsia="es-ES"/>
+          <w14:ligatures w14:val="none"/>
         </w:rPr>
         <w:t/>
       </w:r>
@@ -1249,17 +1186,17 @@
           <w:color w:val="000000"/>
           <w:kern w:val="0"/>
           <w:lang w:eastAsia="es-ES"/>
-          <ns2:ligatures ns2:val="none"/>
-        </w:rPr>
-        <w:t xml:space="preserve"/>
-      </w:r>
-      <w:r>
-        <w:rPr>
-          <w:rFonts w:ascii="Arial Narrow" w:eastAsia="Times New Roman" w:hAnsi="Arial Narrow" w:cs="Arial"/>
-          <w:color w:val="000000"/>
-          <w:kern w:val="0"/>
-          <w:lang w:eastAsia="es-ES"/>
-          <ns2:ligatures ns2:val="none"/>
+          <w14:ligatures w14:val="none"/>
+        </w:rPr>
+        <w:t xml:space="preserve"/>
+      </w:r>
+      <w:r>
+        <w:rPr>
+          <w:rFonts w:ascii="Arial Narrow" w:eastAsia="Times New Roman" w:hAnsi="Arial Narrow" w:cs="Arial"/>
+          <w:color w:val="000000"/>
+          <w:kern w:val="0"/>
+          <w:lang w:eastAsia="es-ES"/>
+          <w14:ligatures w14:val="none"/>
         </w:rPr>
         <w:t xml:space="preserve"/>
       </w:r>
@@ -1269,7 +1206,7 @@
           <w:color w:val="000000"/>
           <w:kern w:val="0"/>
           <w:lang w:val="es-ES" w:eastAsia="es-ES"/>
-          <ns2:ligatures ns2:val="none"/>
+          <w14:ligatures w14:val="none"/>
         </w:rPr>
         <w:t/>
       </w:r>
@@ -1279,57 +1216,57 @@
           <w:color w:val="000000"/>
           <w:kern w:val="0"/>
           <w:lang w:eastAsia="es-ES"/>
-          <ns2:ligatures ns2:val="none"/>
-        </w:rPr>
-        <w:t xml:space="preserve"/>
-      </w:r>
-      <w:r>
-        <w:rPr>
-          <w:rFonts w:ascii="Arial Narrow" w:eastAsia="Times New Roman" w:hAnsi="Arial Narrow" w:cs="Arial"/>
-          <w:color w:val="000000"/>
-          <w:kern w:val="0"/>
-          <w:lang w:eastAsia="es-ES"/>
-          <ns2:ligatures ns2:val="none"/>
-        </w:rPr>
-        <w:t xml:space="preserve"/>
-      </w:r>
-      <w:r>
-        <w:rPr>
-          <w:rFonts w:ascii="Arial Narrow" w:eastAsia="Times New Roman" w:hAnsi="Arial Narrow" w:cs="Arial"/>
-          <w:color w:val="000000"/>
-          <w:kern w:val="0"/>
-          <w:lang w:eastAsia="es-ES"/>
-          <ns2:ligatures ns2:val="none"/>
-        </w:rPr>
-        <w:t xml:space="preserve"/>
-      </w:r>
-      <w:r>
-        <w:rPr>
-          <w:rFonts w:ascii="Arial Narrow" w:eastAsia="Times New Roman" w:hAnsi="Arial Narrow" w:cs="Arial"/>
-          <w:color w:val="000000"/>
-          <w:kern w:val="0"/>
-          <w:lang w:eastAsia="es-ES"/>
-          <ns2:ligatures ns2:val="none"/>
-        </w:rPr>
-        <w:t xml:space="preserve"/>
-      </w:r>
-      <w:r>
-        <w:rPr>
-          <w:rFonts w:ascii="Arial Narrow" w:eastAsia="Times New Roman" w:hAnsi="Arial Narrow" w:cs="Arial"/>
-          <w:color w:val="000000"/>
-          <w:kern w:val="0"/>
-          <w:lang w:eastAsia="es-ES"/>
-          <ns2:ligatures ns2:val="none"/>
-        </w:rPr>
-        <w:t xml:space="preserve"/>
-      </w:r>
-      <w:r>
-        <w:rPr>
-          <w:rFonts w:ascii="Arial Narrow" w:eastAsia="Times New Roman" w:hAnsi="Arial Narrow" w:cs="Arial"/>
-          <w:color w:val="000000"/>
-          <w:kern w:val="0"/>
-          <w:lang w:eastAsia="es-ES"/>
-          <ns2:ligatures ns2:val="none"/>
+          <w14:ligatures w14:val="none"/>
+        </w:rPr>
+        <w:t xml:space="preserve"/>
+      </w:r>
+      <w:r>
+        <w:rPr>
+          <w:rFonts w:ascii="Arial Narrow" w:eastAsia="Times New Roman" w:hAnsi="Arial Narrow" w:cs="Arial"/>
+          <w:color w:val="000000"/>
+          <w:kern w:val="0"/>
+          <w:lang w:eastAsia="es-ES"/>
+          <w14:ligatures w14:val="none"/>
+        </w:rPr>
+        <w:t xml:space="preserve"/>
+      </w:r>
+      <w:r>
+        <w:rPr>
+          <w:rFonts w:ascii="Arial Narrow" w:eastAsia="Times New Roman" w:hAnsi="Arial Narrow" w:cs="Arial"/>
+          <w:color w:val="000000"/>
+          <w:kern w:val="0"/>
+          <w:lang w:eastAsia="es-ES"/>
+          <w14:ligatures w14:val="none"/>
+        </w:rPr>
+        <w:t xml:space="preserve"/>
+      </w:r>
+      <w:r>
+        <w:rPr>
+          <w:rFonts w:ascii="Arial Narrow" w:eastAsia="Times New Roman" w:hAnsi="Arial Narrow" w:cs="Arial"/>
+          <w:color w:val="000000"/>
+          <w:kern w:val="0"/>
+          <w:lang w:eastAsia="es-ES"/>
+          <w14:ligatures w14:val="none"/>
+        </w:rPr>
+        <w:t xml:space="preserve"/>
+      </w:r>
+      <w:r>
+        <w:rPr>
+          <w:rFonts w:ascii="Arial Narrow" w:eastAsia="Times New Roman" w:hAnsi="Arial Narrow" w:cs="Arial"/>
+          <w:color w:val="000000"/>
+          <w:kern w:val="0"/>
+          <w:lang w:eastAsia="es-ES"/>
+          <w14:ligatures w14:val="none"/>
+        </w:rPr>
+        <w:t xml:space="preserve"/>
+      </w:r>
+      <w:r>
+        <w:rPr>
+          <w:rFonts w:ascii="Arial Narrow" w:eastAsia="Times New Roman" w:hAnsi="Arial Narrow" w:cs="Arial"/>
+          <w:color w:val="000000"/>
+          <w:kern w:val="0"/>
+          <w:lang w:eastAsia="es-ES"/>
+          <w14:ligatures w14:val="none"/>
         </w:rPr>
         <w:t/>
       </w:r>
@@ -1339,17 +1276,17 @@
           <w:color w:val="000000"/>
           <w:kern w:val="0"/>
           <w:lang w:eastAsia="es-ES"/>
-          <ns2:ligatures ns2:val="none"/>
-        </w:rPr>
-        <w:t xml:space="preserve"/>
-      </w:r>
-      <w:r>
-        <w:rPr>
-          <w:rFonts w:ascii="Arial Narrow" w:eastAsia="Times New Roman" w:hAnsi="Arial Narrow" w:cs="Arial"/>
-          <w:color w:val="000000"/>
-          <w:kern w:val="0"/>
-          <w:lang w:eastAsia="es-ES"/>
-          <ns2:ligatures ns2:val="none"/>
+          <w14:ligatures w14:val="none"/>
+        </w:rPr>
+        <w:t xml:space="preserve"/>
+      </w:r>
+      <w:r>
+        <w:rPr>
+          <w:rFonts w:ascii="Arial Narrow" w:eastAsia="Times New Roman" w:hAnsi="Arial Narrow" w:cs="Arial"/>
+          <w:color w:val="000000"/>
+          <w:kern w:val="0"/>
+          <w:lang w:eastAsia="es-ES"/>
+          <w14:ligatures w14:val="none"/>
         </w:rPr>
         <w:t/>
       </w:r>
@@ -1359,12 +1296,12 @@
           <w:color w:val="000000"/>
           <w:kern w:val="0"/>
           <w:lang w:eastAsia="es-ES"/>
-          <ns2:ligatures ns2:val="none"/>
-        </w:rPr>
-        <w:t xml:space="preserve"/>
-      </w:r>
-    </w:p>
-    <w:p ns2:paraId="76BE0095" ns2:textId="77777777">
+          <w14:ligatures w14:val="none"/>
+        </w:rPr>
+        <w:t xml:space="preserve"/>
+      </w:r>
+    </w:p>
+    <w:p>
       <w:pPr>
         <w:pStyle w:val="Prrafodelista"/>
         <w:spacing w:after="0" w:line="240" w:lineRule="auto"/>
@@ -1375,11 +1312,11 @@
           <w:color w:val="000000"/>
           <w:kern w:val="0"/>
           <w:lang w:eastAsia="es-ES"/>
-          <ns2:ligatures ns2:val="none"/>
-        </w:rPr>
-      </w:pPr>
-    </w:p>
-    <w:p ns2:paraId="7229530E" ns2:textId="6DE8B25D">
+          <w14:ligatures w14:val="none"/>
+        </w:rPr>
+      </w:pPr>
+    </w:p>
+    <w:p>
       <w:pPr>
         <w:pStyle w:val="Prrafodelista"/>
         <w:numPr>
@@ -1397,16 +1334,16 @@
           <w:color w:val="000000"/>
           <w:kern w:val="0"/>
           <w:lang w:eastAsia="es-ES"/>
-          <ns2:ligatures ns2:val="none"/>
-        </w:rPr>
-      </w:pPr>
-      <w:r>
-        <w:rPr>
-          <w:rFonts w:ascii="Arial Narrow" w:eastAsia="Times New Roman" w:hAnsi="Arial Narrow" w:cs="Arial"/>
-          <w:color w:val="000000"/>
-          <w:kern w:val="0"/>
-          <w:lang w:eastAsia="es-ES"/>
-          <ns2:ligatures ns2:val="none"/>
+          <w14:ligatures w14:val="none"/>
+        </w:rPr>
+      </w:pPr>
+      <w:r>
+        <w:rPr>
+          <w:rFonts w:ascii="Arial Narrow" w:eastAsia="Times New Roman" w:hAnsi="Arial Narrow" w:cs="Arial"/>
+          <w:color w:val="000000"/>
+          <w:kern w:val="0"/>
+          <w:lang w:eastAsia="es-ES"/>
+          <w14:ligatures w14:val="none"/>
         </w:rPr>
         <w:t xml:space="preserve">El 11 de setiembre de 2024, </w:t>
       </w:r>
@@ -1416,7 +1353,7 @@
           <w:color w:val="000000"/>
           <w:kern w:val="0"/>
           <w:lang w:val="es-ES" w:eastAsia="es-ES"/>
-          <ns2:ligatures ns2:val="none"/>
+          <w14:ligatures w14:val="none"/>
         </w:rPr>
         <w:t>Mapfre</w:t>
       </w:r>
@@ -1426,7 +1363,7 @@
           <w:color w:val="000000"/>
           <w:kern w:val="0"/>
           <w:lang w:eastAsia="es-ES"/>
-          <ns2:ligatures ns2:val="none"/>
+          <w14:ligatures w14:val="none"/>
         </w:rPr>
         <w:t xml:space="preserve"> </w:t>
       </w:r>
@@ -1436,7 +1373,7 @@
           <w:color w:val="000000"/>
           <w:kern w:val="0"/>
           <w:lang w:eastAsia="es-ES"/>
-          <ns2:ligatures ns2:val="none"/>
+          <w14:ligatures w14:val="none"/>
         </w:rPr>
         <w:t xml:space="preserve">le </w:t>
       </w:r>
@@ -1446,7 +1383,7 @@
           <w:color w:val="000000"/>
           <w:kern w:val="0"/>
           <w:lang w:eastAsia="es-ES"/>
-          <ns2:ligatures ns2:val="none"/>
+          <w14:ligatures w14:val="none"/>
         </w:rPr>
         <w:t xml:space="preserve">remitió la Carta SVDS-0625-2024, mediante la cual solicitó la presentación de los documentos previstos en la cláusula 12 de las Cláusulas Generales de Contratación para la cobertura por muerte natural, así como, adicionalmente, copia de la historia clínica completa, foliada y fedateada del hospital, clínica, centro médico o médico particular donde el Contratante se atendía regularmente y hubiese sido diagnosticado de hipertensión </w:t>
       </w:r>
@@ -1457,7 +1394,7 @@
           <w:color w:val="000000"/>
           <w:kern w:val="0"/>
           <w:lang w:eastAsia="es-ES"/>
-          <ns2:ligatures ns2:val="none"/>
+          <w14:ligatures w14:val="none"/>
         </w:rPr>
         <w:t>endocraneana</w:t>
       </w:r>
@@ -1468,12 +1405,12 @@
           <w:color w:val="000000"/>
           <w:kern w:val="0"/>
           <w:lang w:eastAsia="es-ES"/>
-          <ns2:ligatures ns2:val="none"/>
+          <w14:ligatures w14:val="none"/>
         </w:rPr>
         <w:t>, migraña e infarto agudo de miocardio.</w:t>
       </w:r>
     </w:p>
-    <w:p ns2:paraId="366434E6" ns2:textId="77777777">
+    <w:p>
       <w:pPr>
         <w:pStyle w:val="Prrafodelista"/>
         <w:spacing w:after="0" w:line="240" w:lineRule="auto"/>
@@ -1484,11 +1421,11 @@
           <w:color w:val="000000"/>
           <w:kern w:val="0"/>
           <w:lang w:eastAsia="es-ES"/>
-          <ns2:ligatures ns2:val="none"/>
-        </w:rPr>
-      </w:pPr>
-    </w:p>
-    <w:p ns2:paraId="3D4E3C4A" ns2:textId="0870CAE9">
+          <w14:ligatures w14:val="none"/>
+        </w:rPr>
+      </w:pPr>
+    </w:p>
+    <w:p>
       <w:pPr>
         <w:pStyle w:val="Prrafodelista"/>
         <w:numPr>
@@ -1506,16 +1443,16 @@
           <w:color w:val="000000"/>
           <w:kern w:val="0"/>
           <w:lang w:eastAsia="es-ES"/>
-          <ns2:ligatures ns2:val="none"/>
-        </w:rPr>
-      </w:pPr>
-      <w:r>
-        <w:rPr>
-          <w:rFonts w:ascii="Arial Narrow" w:eastAsia="Times New Roman" w:hAnsi="Arial Narrow" w:cs="Arial"/>
-          <w:color w:val="000000"/>
-          <w:kern w:val="0"/>
-          <w:lang w:eastAsia="es-ES"/>
-          <ns2:ligatures ns2:val="none"/>
+          <w14:ligatures w14:val="none"/>
+        </w:rPr>
+      </w:pPr>
+      <w:r>
+        <w:rPr>
+          <w:rFonts w:ascii="Arial Narrow" w:eastAsia="Times New Roman" w:hAnsi="Arial Narrow" w:cs="Arial"/>
+          <w:color w:val="000000"/>
+          <w:kern w:val="0"/>
+          <w:lang w:eastAsia="es-ES"/>
+          <w14:ligatures w14:val="none"/>
         </w:rPr>
         <w:t xml:space="preserve">El 20 de setiembre de 2024, presentó ante </w:t>
       </w:r>
@@ -1525,7 +1462,7 @@
           <w:color w:val="000000"/>
           <w:kern w:val="0"/>
           <w:lang w:val="es-ES" w:eastAsia="es-ES"/>
-          <ns2:ligatures ns2:val="none"/>
+          <w14:ligatures w14:val="none"/>
         </w:rPr>
         <w:t>Mapfre</w:t>
       </w:r>
@@ -1535,7 +1472,7 @@
           <w:color w:val="000000"/>
           <w:kern w:val="0"/>
           <w:lang w:eastAsia="es-ES"/>
-          <ns2:ligatures ns2:val="none"/>
+          <w14:ligatures w14:val="none"/>
         </w:rPr>
         <w:t xml:space="preserve"> </w:t>
       </w:r>
@@ -1545,12 +1482,12 @@
           <w:color w:val="000000"/>
           <w:kern w:val="0"/>
           <w:lang w:eastAsia="es-ES"/>
-          <ns2:ligatures ns2:val="none"/>
+          <w14:ligatures w14:val="none"/>
         </w:rPr>
         <w:t>una carta mediante la cual adjuntó los documentos exigidos en la cláusula 12 de las Cláusulas Generales de Contratación para la cobertura por muerte natural, entre ellos el certificado de defunción, el acta de defunción y la documentación de los beneficiarios.</w:t>
       </w:r>
     </w:p>
-    <w:p ns2:paraId="7D6BA976" ns2:textId="77777777">
+    <w:p>
       <w:pPr>
         <w:pStyle w:val="Prrafodelista"/>
         <w:spacing w:after="0" w:line="240" w:lineRule="auto"/>
@@ -1561,11 +1498,11 @@
           <w:color w:val="000000"/>
           <w:kern w:val="0"/>
           <w:lang w:eastAsia="es-ES"/>
-          <ns2:ligatures ns2:val="none"/>
-        </w:rPr>
-      </w:pPr>
-    </w:p>
-    <w:p ns2:paraId="2651181E" ns2:textId="54FC11BD">
+          <w14:ligatures w14:val="none"/>
+        </w:rPr>
+      </w:pPr>
+    </w:p>
+    <w:p>
       <w:pPr>
         <w:pStyle w:val="Prrafodelista"/>
         <w:numPr>
@@ -1583,16 +1520,16 @@
           <w:color w:val="000000"/>
           <w:kern w:val="0"/>
           <w:lang w:eastAsia="es-ES"/>
-          <ns2:ligatures ns2:val="none"/>
-        </w:rPr>
-      </w:pPr>
-      <w:r>
-        <w:rPr>
-          <w:rFonts w:ascii="Arial Narrow" w:eastAsia="Times New Roman" w:hAnsi="Arial Narrow" w:cs="Arial"/>
-          <w:color w:val="000000"/>
-          <w:kern w:val="0"/>
-          <w:lang w:eastAsia="es-ES"/>
-          <ns2:ligatures ns2:val="none"/>
+          <w14:ligatures w14:val="none"/>
+        </w:rPr>
+      </w:pPr>
+      <w:r>
+        <w:rPr>
+          <w:rFonts w:ascii="Arial Narrow" w:eastAsia="Times New Roman" w:hAnsi="Arial Narrow" w:cs="Arial"/>
+          <w:color w:val="000000"/>
+          <w:kern w:val="0"/>
+          <w:lang w:eastAsia="es-ES"/>
+          <w14:ligatures w14:val="none"/>
         </w:rPr>
         <w:t xml:space="preserve">El 20 de setiembre de 2024, en esa misma comunicación no adjuntó el documento nacional de identidad de la menor, por tratarse de ciudadana estadounidense que no contaba con dicho documento, remitiendo en su lugar copia de su pasaporte como documento de identificación; tampoco adjuntó el certificado anátomo patológico del señor [APELLIDO] por no haberse practicado tal examen, ni la historia clínica completa requerida, indicando que no contaban con dicho documento y que, de existir, tendría carácter reservado. </w:t>
       </w:r>
@@ -1602,17 +1539,17 @@
           <w:color w:val="000000"/>
           <w:kern w:val="0"/>
           <w:lang w:eastAsia="es-ES"/>
-          <ns2:ligatures ns2:val="none"/>
-        </w:rPr>
-        <w:t xml:space="preserve"/>
-      </w:r>
-      <w:r>
-        <w:rPr>
-          <w:rFonts w:ascii="Arial Narrow" w:eastAsia="Times New Roman" w:hAnsi="Arial Narrow" w:cs="Arial"/>
-          <w:color w:val="000000"/>
-          <w:kern w:val="0"/>
-          <w:lang w:eastAsia="es-ES"/>
-          <ns2:ligatures ns2:val="none"/>
+          <w14:ligatures w14:val="none"/>
+        </w:rPr>
+        <w:t xml:space="preserve"/>
+      </w:r>
+      <w:r>
+        <w:rPr>
+          <w:rFonts w:ascii="Arial Narrow" w:eastAsia="Times New Roman" w:hAnsi="Arial Narrow" w:cs="Arial"/>
+          <w:color w:val="000000"/>
+          <w:kern w:val="0"/>
+          <w:lang w:eastAsia="es-ES"/>
+          <w14:ligatures w14:val="none"/>
         </w:rPr>
         <w:t xml:space="preserve"/>
       </w:r>
@@ -1623,7 +1560,7 @@
           <w:color w:val="000000"/>
           <w:kern w:val="0"/>
           <w:lang w:eastAsia="es-ES"/>
-          <ns2:ligatures ns2:val="none"/>
+          <w14:ligatures w14:val="none"/>
         </w:rPr>
         <w:t/>
       </w:r>
@@ -1634,37 +1571,37 @@
           <w:color w:val="000000"/>
           <w:kern w:val="0"/>
           <w:lang w:eastAsia="es-ES"/>
-          <ns2:ligatures ns2:val="none"/>
-        </w:rPr>
-        <w:t xml:space="preserve"/>
-      </w:r>
-      <w:r>
-        <w:rPr>
-          <w:rFonts w:ascii="Arial Narrow" w:eastAsia="Times New Roman" w:hAnsi="Arial Narrow" w:cs="Arial"/>
-          <w:color w:val="000000"/>
-          <w:kern w:val="0"/>
-          <w:lang w:eastAsia="es-ES"/>
-          <ns2:ligatures ns2:val="none"/>
-        </w:rPr>
-        <w:t xml:space="preserve"/>
-      </w:r>
-      <w:r>
-        <w:rPr>
-          <w:rFonts w:ascii="Arial Narrow" w:eastAsia="Times New Roman" w:hAnsi="Arial Narrow" w:cs="Arial"/>
-          <w:color w:val="000000"/>
-          <w:kern w:val="0"/>
-          <w:lang w:eastAsia="es-ES"/>
-          <ns2:ligatures ns2:val="none"/>
-        </w:rPr>
-        <w:t xml:space="preserve"/>
-      </w:r>
-      <w:r>
-        <w:rPr>
-          <w:rFonts w:ascii="Arial Narrow" w:eastAsia="Times New Roman" w:hAnsi="Arial Narrow" w:cs="Arial"/>
-          <w:color w:val="000000"/>
-          <w:kern w:val="0"/>
-          <w:lang w:eastAsia="es-ES"/>
-          <ns2:ligatures ns2:val="none"/>
+          <w14:ligatures w14:val="none"/>
+        </w:rPr>
+        <w:t xml:space="preserve"/>
+      </w:r>
+      <w:r>
+        <w:rPr>
+          <w:rFonts w:ascii="Arial Narrow" w:eastAsia="Times New Roman" w:hAnsi="Arial Narrow" w:cs="Arial"/>
+          <w:color w:val="000000"/>
+          <w:kern w:val="0"/>
+          <w:lang w:eastAsia="es-ES"/>
+          <w14:ligatures w14:val="none"/>
+        </w:rPr>
+        <w:t xml:space="preserve"/>
+      </w:r>
+      <w:r>
+        <w:rPr>
+          <w:rFonts w:ascii="Arial Narrow" w:eastAsia="Times New Roman" w:hAnsi="Arial Narrow" w:cs="Arial"/>
+          <w:color w:val="000000"/>
+          <w:kern w:val="0"/>
+          <w:lang w:eastAsia="es-ES"/>
+          <w14:ligatures w14:val="none"/>
+        </w:rPr>
+        <w:t xml:space="preserve"/>
+      </w:r>
+      <w:r>
+        <w:rPr>
+          <w:rFonts w:ascii="Arial Narrow" w:eastAsia="Times New Roman" w:hAnsi="Arial Narrow" w:cs="Arial"/>
+          <w:color w:val="000000"/>
+          <w:kern w:val="0"/>
+          <w:lang w:eastAsia="es-ES"/>
+          <w14:ligatures w14:val="none"/>
         </w:rPr>
         <w:lastRenderedPageBreak/>
         <w:t/>
@@ -1675,12 +1612,12 @@
           <w:color w:val="000000"/>
           <w:kern w:val="0"/>
           <w:lang w:eastAsia="es-ES"/>
-          <ns2:ligatures ns2:val="none"/>
-        </w:rPr>
-        <w:t xml:space="preserve"/>
-      </w:r>
-    </w:p>
-    <w:p ns2:paraId="1017014E" ns2:textId="77777777">
+          <w14:ligatures w14:val="none"/>
+        </w:rPr>
+        <w:t xml:space="preserve"/>
+      </w:r>
+    </w:p>
+    <w:p>
       <w:pPr>
         <w:pStyle w:val="Prrafodelista"/>
         <w:spacing w:after="0" w:line="240" w:lineRule="auto"/>
@@ -1691,11 +1628,11 @@
           <w:color w:val="000000"/>
           <w:kern w:val="0"/>
           <w:lang w:eastAsia="es-ES"/>
-          <ns2:ligatures ns2:val="none"/>
-        </w:rPr>
-      </w:pPr>
-    </w:p>
-    <w:p ns2:paraId="5D99CEF9" ns2:textId="70D299AF">
+          <w14:ligatures w14:val="none"/>
+        </w:rPr>
+      </w:pPr>
+    </w:p>
+    <w:p>
       <w:pPr>
         <w:pStyle w:val="Prrafodelista"/>
         <w:numPr>
@@ -1713,16 +1650,16 @@
           <w:color w:val="000000"/>
           <w:kern w:val="0"/>
           <w:lang w:eastAsia="es-ES"/>
-          <ns2:ligatures ns2:val="none"/>
-        </w:rPr>
-      </w:pPr>
-      <w:r>
-        <w:rPr>
-          <w:rFonts w:ascii="Arial Narrow" w:eastAsia="Times New Roman" w:hAnsi="Arial Narrow" w:cs="Arial"/>
-          <w:color w:val="000000"/>
-          <w:kern w:val="0"/>
-          <w:lang w:eastAsia="es-ES"/>
-          <ns2:ligatures ns2:val="none"/>
+          <w14:ligatures w14:val="none"/>
+        </w:rPr>
+      </w:pPr>
+      <w:r>
+        <w:rPr>
+          <w:rFonts w:ascii="Arial Narrow" w:eastAsia="Times New Roman" w:hAnsi="Arial Narrow" w:cs="Arial"/>
+          <w:color w:val="000000"/>
+          <w:kern w:val="0"/>
+          <w:lang w:eastAsia="es-ES"/>
+          <w14:ligatures w14:val="none"/>
         </w:rPr>
         <w:t xml:space="preserve">El 23 de setiembre de 2024, </w:t>
       </w:r>
@@ -1732,7 +1669,7 @@
           <w:color w:val="000000"/>
           <w:kern w:val="0"/>
           <w:lang w:val="es-ES" w:eastAsia="es-ES"/>
-          <ns2:ligatures ns2:val="none"/>
+          <w14:ligatures w14:val="none"/>
         </w:rPr>
         <w:t>Mapfre</w:t>
       </w:r>
@@ -1742,7 +1679,7 @@
           <w:color w:val="000000"/>
           <w:kern w:val="0"/>
           <w:lang w:eastAsia="es-ES"/>
-          <ns2:ligatures ns2:val="none"/>
+          <w14:ligatures w14:val="none"/>
         </w:rPr>
         <w:t xml:space="preserve"> le </w:t>
       </w:r>
@@ -1752,12 +1689,12 @@
           <w:color w:val="000000"/>
           <w:kern w:val="0"/>
           <w:lang w:eastAsia="es-ES"/>
-          <ns2:ligatures ns2:val="none"/>
+          <w14:ligatures w14:val="none"/>
         </w:rPr>
         <w:t xml:space="preserve">remitió la Carta AII/VD-4264-2024, mediante la cual solicitó nuevamente los documentos indicados en la Carta SVDS-0625-2024, incluidos los relativos a la historia clínica, pese a que todos los demás documentos ya habían sido presentados el 20 de setiembre de 2024.</w:t>
       </w:r>
     </w:p>
-    <w:p ns2:paraId="70A604CA" ns2:textId="77777777">
+    <w:p>
       <w:pPr>
         <w:pStyle w:val="Prrafodelista"/>
         <w:spacing w:after="0" w:line="240" w:lineRule="auto"/>
@@ -1768,11 +1705,11 @@
           <w:color w:val="000000"/>
           <w:kern w:val="0"/>
           <w:lang w:eastAsia="es-ES"/>
-          <ns2:ligatures ns2:val="none"/>
-        </w:rPr>
-      </w:pPr>
-    </w:p>
-    <w:p ns2:paraId="2C12AD86" ns2:textId="3BF3C299">
+          <w14:ligatures w14:val="none"/>
+        </w:rPr>
+      </w:pPr>
+    </w:p>
+    <w:p>
       <w:pPr>
         <w:pStyle w:val="Prrafodelista"/>
         <w:numPr>
@@ -1790,16 +1727,16 @@
           <w:color w:val="000000"/>
           <w:kern w:val="0"/>
           <w:lang w:eastAsia="es-ES"/>
-          <ns2:ligatures ns2:val="none"/>
-        </w:rPr>
-      </w:pPr>
-      <w:r>
-        <w:rPr>
-          <w:rFonts w:ascii="Arial Narrow" w:eastAsia="Times New Roman" w:hAnsi="Arial Narrow" w:cs="Arial"/>
-          <w:color w:val="000000"/>
-          <w:kern w:val="0"/>
-          <w:lang w:eastAsia="es-ES"/>
-          <ns2:ligatures ns2:val="none"/>
+          <w14:ligatures w14:val="none"/>
+        </w:rPr>
+      </w:pPr>
+      <w:r>
+        <w:rPr>
+          <w:rFonts w:ascii="Arial Narrow" w:eastAsia="Times New Roman" w:hAnsi="Arial Narrow" w:cs="Arial"/>
+          <w:color w:val="000000"/>
+          <w:kern w:val="0"/>
+          <w:lang w:eastAsia="es-ES"/>
+          <w14:ligatures w14:val="none"/>
         </w:rPr>
         <w:t xml:space="preserve">El 1 de octubre de 2024, Mapfre le remitió la Carta SVDS-0676-2024, mediante la cual solicitó documentación adicional vinculada con el siniestro y la situación del señor [APELLIDO] , que no estaban previstas en la cláusula 12 de las Cláusulas Generales de Contratación.</w:t>
       </w:r>
@@ -1809,7 +1746,7 @@
           <w:color w:val="000000"/>
           <w:kern w:val="0"/>
           <w:lang w:eastAsia="es-ES"/>
-          <ns2:ligatures ns2:val="none"/>
+          <w14:ligatures w14:val="none"/>
         </w:rPr>
         <w:t xml:space="preserve"/>
       </w:r>
@@ -1819,7 +1756,7 @@
           <w:color w:val="000000"/>
           <w:kern w:val="0"/>
           <w:lang w:val="es-ES" w:eastAsia="es-ES"/>
-          <ns2:ligatures ns2:val="none"/>
+          <w14:ligatures w14:val="none"/>
         </w:rPr>
         <w:t/>
       </w:r>
@@ -1829,27 +1766,27 @@
           <w:color w:val="000000"/>
           <w:kern w:val="0"/>
           <w:lang w:eastAsia="es-ES"/>
-          <ns2:ligatures ns2:val="none"/>
-        </w:rPr>
-        <w:t xml:space="preserve"/>
-      </w:r>
-      <w:r>
-        <w:rPr>
-          <w:rFonts w:ascii="Arial Narrow" w:eastAsia="Times New Roman" w:hAnsi="Arial Narrow" w:cs="Arial"/>
-          <w:color w:val="000000"/>
-          <w:kern w:val="0"/>
-          <w:lang w:eastAsia="es-ES"/>
-          <ns2:ligatures ns2:val="none"/>
-        </w:rPr>
-        <w:t xml:space="preserve"/>
-      </w:r>
-      <w:r>
-        <w:rPr>
-          <w:rFonts w:ascii="Arial Narrow" w:eastAsia="Times New Roman" w:hAnsi="Arial Narrow" w:cs="Arial"/>
-          <w:color w:val="000000"/>
-          <w:kern w:val="0"/>
-          <w:lang w:eastAsia="es-ES"/>
-          <ns2:ligatures ns2:val="none"/>
+          <w14:ligatures w14:val="none"/>
+        </w:rPr>
+        <w:t xml:space="preserve"/>
+      </w:r>
+      <w:r>
+        <w:rPr>
+          <w:rFonts w:ascii="Arial Narrow" w:eastAsia="Times New Roman" w:hAnsi="Arial Narrow" w:cs="Arial"/>
+          <w:color w:val="000000"/>
+          <w:kern w:val="0"/>
+          <w:lang w:eastAsia="es-ES"/>
+          <w14:ligatures w14:val="none"/>
+        </w:rPr>
+        <w:t xml:space="preserve"/>
+      </w:r>
+      <w:r>
+        <w:rPr>
+          <w:rFonts w:ascii="Arial Narrow" w:eastAsia="Times New Roman" w:hAnsi="Arial Narrow" w:cs="Arial"/>
+          <w:color w:val="000000"/>
+          <w:kern w:val="0"/>
+          <w:lang w:eastAsia="es-ES"/>
+          <w14:ligatures w14:val="none"/>
         </w:rPr>
         <w:t/>
       </w:r>
@@ -1859,17 +1796,17 @@
           <w:color w:val="000000"/>
           <w:kern w:val="0"/>
           <w:lang w:eastAsia="es-ES"/>
-          <ns2:ligatures ns2:val="none"/>
-        </w:rPr>
-        <w:t xml:space="preserve"/>
-      </w:r>
-      <w:r>
-        <w:rPr>
-          <w:rFonts w:ascii="Arial Narrow" w:eastAsia="Times New Roman" w:hAnsi="Arial Narrow" w:cs="Arial"/>
-          <w:color w:val="000000"/>
-          <w:kern w:val="0"/>
-          <w:lang w:eastAsia="es-ES"/>
-          <ns2:ligatures ns2:val="none"/>
+          <w14:ligatures w14:val="none"/>
+        </w:rPr>
+        <w:t xml:space="preserve"/>
+      </w:r>
+      <w:r>
+        <w:rPr>
+          <w:rFonts w:ascii="Arial Narrow" w:eastAsia="Times New Roman" w:hAnsi="Arial Narrow" w:cs="Arial"/>
+          <w:color w:val="000000"/>
+          <w:kern w:val="0"/>
+          <w:lang w:eastAsia="es-ES"/>
+          <w14:ligatures w14:val="none"/>
         </w:rPr>
         <w:t/>
       </w:r>
@@ -1879,12 +1816,12 @@
           <w:color w:val="000000"/>
           <w:kern w:val="0"/>
           <w:lang w:eastAsia="es-ES"/>
-          <ns2:ligatures ns2:val="none"/>
-        </w:rPr>
-        <w:t xml:space="preserve"/>
-      </w:r>
-    </w:p>
-    <w:p ns2:paraId="6397B622" ns2:textId="77777777">
+          <w14:ligatures w14:val="none"/>
+        </w:rPr>
+        <w:t xml:space="preserve"/>
+      </w:r>
+    </w:p>
+    <w:p>
       <w:pPr>
         <w:pStyle w:val="Prrafodelista"/>
         <w:spacing w:after="0" w:line="240" w:lineRule="auto"/>
@@ -1895,11 +1832,11 @@
           <w:color w:val="000000"/>
           <w:kern w:val="0"/>
           <w:lang w:eastAsia="es-ES"/>
-          <ns2:ligatures ns2:val="none"/>
-        </w:rPr>
-      </w:pPr>
-    </w:p>
-    <w:p ns2:paraId="4E3328FE" ns2:textId="50FB7753">
+          <w14:ligatures w14:val="none"/>
+        </w:rPr>
+      </w:pPr>
+    </w:p>
+    <w:p>
       <w:pPr>
         <w:pStyle w:val="Prrafodelista"/>
         <w:numPr>
@@ -1917,16 +1854,16 @@
           <w:color w:val="000000"/>
           <w:kern w:val="0"/>
           <w:lang w:eastAsia="es-ES"/>
-          <ns2:ligatures ns2:val="none"/>
-        </w:rPr>
-      </w:pPr>
-      <w:r>
-        <w:rPr>
-          <w:rFonts w:ascii="Arial Narrow" w:eastAsia="Times New Roman" w:hAnsi="Arial Narrow" w:cs="Arial"/>
-          <w:color w:val="000000"/>
-          <w:kern w:val="0"/>
-          <w:lang w:eastAsia="es-ES"/>
-          <ns2:ligatures ns2:val="none"/>
+          <w14:ligatures w14:val="none"/>
+        </w:rPr>
+      </w:pPr>
+      <w:r>
+        <w:rPr>
+          <w:rFonts w:ascii="Arial Narrow" w:eastAsia="Times New Roman" w:hAnsi="Arial Narrow" w:cs="Arial"/>
+          <w:color w:val="000000"/>
+          <w:kern w:val="0"/>
+          <w:lang w:eastAsia="es-ES"/>
+          <w14:ligatures w14:val="none"/>
         </w:rPr>
         <w:t xml:space="preserve">El 3 de octubre de 2024, Mapfre le remitió la Carta SVDS-0686-2024, en la que solicitó que se indique quién brindó los servicios funerarios al señor [APELLIDO] , se adjunte la documentación que sustente dichos servicios, se precise si el señor [APELLIDO] fue inhumado o cremado y el lugar en que se realizó el servicio, y se adjunte la documentación que acredite la inhumación o cremación, como la constancia de ubicación del cadáver emitida por el camposanto correspondiente o la autorización sanitaria para la cremación.</w:t>
       </w:r>
@@ -1936,7 +1873,7 @@
           <w:color w:val="000000"/>
           <w:kern w:val="0"/>
           <w:lang w:val="es-ES" w:eastAsia="es-ES"/>
-          <ns2:ligatures ns2:val="none"/>
+          <w14:ligatures w14:val="none"/>
         </w:rPr>
         <w:t/>
       </w:r>
@@ -1946,27 +1883,27 @@
           <w:color w:val="000000"/>
           <w:kern w:val="0"/>
           <w:lang w:eastAsia="es-ES"/>
-          <ns2:ligatures ns2:val="none"/>
-        </w:rPr>
-        <w:t xml:space="preserve"/>
-      </w:r>
-      <w:r>
-        <w:rPr>
-          <w:rFonts w:ascii="Arial Narrow" w:eastAsia="Times New Roman" w:hAnsi="Arial Narrow" w:cs="Arial"/>
-          <w:color w:val="000000"/>
-          <w:kern w:val="0"/>
-          <w:lang w:eastAsia="es-ES"/>
-          <ns2:ligatures ns2:val="none"/>
-        </w:rPr>
-        <w:t xml:space="preserve"/>
-      </w:r>
-      <w:r>
-        <w:rPr>
-          <w:rFonts w:ascii="Arial Narrow" w:eastAsia="Times New Roman" w:hAnsi="Arial Narrow" w:cs="Arial"/>
-          <w:color w:val="000000"/>
-          <w:kern w:val="0"/>
-          <w:lang w:eastAsia="es-ES"/>
-          <ns2:ligatures ns2:val="none"/>
+          <w14:ligatures w14:val="none"/>
+        </w:rPr>
+        <w:t xml:space="preserve"/>
+      </w:r>
+      <w:r>
+        <w:rPr>
+          <w:rFonts w:ascii="Arial Narrow" w:eastAsia="Times New Roman" w:hAnsi="Arial Narrow" w:cs="Arial"/>
+          <w:color w:val="000000"/>
+          <w:kern w:val="0"/>
+          <w:lang w:eastAsia="es-ES"/>
+          <w14:ligatures w14:val="none"/>
+        </w:rPr>
+        <w:t xml:space="preserve"/>
+      </w:r>
+      <w:r>
+        <w:rPr>
+          <w:rFonts w:ascii="Arial Narrow" w:eastAsia="Times New Roman" w:hAnsi="Arial Narrow" w:cs="Arial"/>
+          <w:color w:val="000000"/>
+          <w:kern w:val="0"/>
+          <w:lang w:eastAsia="es-ES"/>
+          <w14:ligatures w14:val="none"/>
         </w:rPr>
         <w:t/>
       </w:r>
@@ -1976,32 +1913,32 @@
           <w:color w:val="000000"/>
           <w:kern w:val="0"/>
           <w:lang w:eastAsia="es-ES"/>
-          <ns2:ligatures ns2:val="none"/>
-        </w:rPr>
-        <w:t xml:space="preserve"/>
-      </w:r>
-      <w:r>
-        <w:rPr>
-          <w:rFonts w:ascii="Arial Narrow" w:eastAsia="Times New Roman" w:hAnsi="Arial Narrow" w:cs="Arial"/>
-          <w:color w:val="000000"/>
-          <w:kern w:val="0"/>
-          <w:lang w:eastAsia="es-ES"/>
-          <ns2:ligatures ns2:val="none"/>
-        </w:rPr>
-        <w:t xml:space="preserve"/>
-      </w:r>
-      <w:r>
-        <w:rPr>
-          <w:rFonts w:ascii="Arial Narrow" w:eastAsia="Times New Roman" w:hAnsi="Arial Narrow" w:cs="Arial"/>
-          <w:color w:val="000000"/>
-          <w:kern w:val="0"/>
-          <w:lang w:eastAsia="es-ES"/>
-          <ns2:ligatures ns2:val="none"/>
+          <w14:ligatures w14:val="none"/>
+        </w:rPr>
+        <w:t xml:space="preserve"/>
+      </w:r>
+      <w:r>
+        <w:rPr>
+          <w:rFonts w:ascii="Arial Narrow" w:eastAsia="Times New Roman" w:hAnsi="Arial Narrow" w:cs="Arial"/>
+          <w:color w:val="000000"/>
+          <w:kern w:val="0"/>
+          <w:lang w:eastAsia="es-ES"/>
+          <w14:ligatures w14:val="none"/>
+        </w:rPr>
+        <w:t xml:space="preserve"/>
+      </w:r>
+      <w:r>
+        <w:rPr>
+          <w:rFonts w:ascii="Arial Narrow" w:eastAsia="Times New Roman" w:hAnsi="Arial Narrow" w:cs="Arial"/>
+          <w:color w:val="000000"/>
+          <w:kern w:val="0"/>
+          <w:lang w:eastAsia="es-ES"/>
+          <w14:ligatures w14:val="none"/>
         </w:rPr>
         <w:t/>
       </w:r>
     </w:p>
-    <w:p ns2:paraId="1BB86EAB" ns2:textId="77777777">
+    <w:p>
       <w:pPr>
         <w:pStyle w:val="Prrafodelista"/>
         <w:spacing w:after="0" w:line="240" w:lineRule="auto"/>
@@ -2012,11 +1949,11 @@
           <w:color w:val="000000"/>
           <w:kern w:val="0"/>
           <w:lang w:eastAsia="es-ES"/>
-          <ns2:ligatures ns2:val="none"/>
-        </w:rPr>
-      </w:pPr>
-    </w:p>
-    <w:p ns2:paraId="0D7A5A29" ns2:textId="1123C71B">
+          <w14:ligatures w14:val="none"/>
+        </w:rPr>
+      </w:pPr>
+    </w:p>
+    <w:p>
       <w:pPr>
         <w:pStyle w:val="Prrafodelista"/>
         <w:numPr>
@@ -2034,16 +1971,16 @@
           <w:color w:val="000000"/>
           <w:kern w:val="0"/>
           <w:lang w:eastAsia="es-ES"/>
-          <ns2:ligatures ns2:val="none"/>
-        </w:rPr>
-      </w:pPr>
-      <w:r>
-        <w:rPr>
-          <w:rFonts w:ascii="Arial Narrow" w:eastAsia="Times New Roman" w:hAnsi="Arial Narrow" w:cs="Arial"/>
-          <w:color w:val="000000"/>
-          <w:kern w:val="0"/>
-          <w:lang w:eastAsia="es-ES"/>
-          <ns2:ligatures ns2:val="none"/>
+          <w14:ligatures w14:val="none"/>
+        </w:rPr>
+      </w:pPr>
+      <w:r>
+        <w:rPr>
+          <w:rFonts w:ascii="Arial Narrow" w:eastAsia="Times New Roman" w:hAnsi="Arial Narrow" w:cs="Arial"/>
+          <w:color w:val="000000"/>
+          <w:kern w:val="0"/>
+          <w:lang w:eastAsia="es-ES"/>
+          <w14:ligatures w14:val="none"/>
         </w:rPr>
         <w:t xml:space="preserve">El 13 de octubre de 2024, remitió a </w:t>
       </w:r>
@@ -2053,7 +1990,7 @@
           <w:color w:val="000000"/>
           <w:kern w:val="0"/>
           <w:lang w:val="es-ES" w:eastAsia="es-ES"/>
-          <ns2:ligatures ns2:val="none"/>
+          <w14:ligatures w14:val="none"/>
         </w:rPr>
         <w:t>Mapfre</w:t>
       </w:r>
@@ -2063,7 +2000,7 @@
           <w:color w:val="000000"/>
           <w:kern w:val="0"/>
           <w:lang w:eastAsia="es-ES"/>
-          <ns2:ligatures ns2:val="none"/>
+          <w14:ligatures w14:val="none"/>
         </w:rPr>
         <w:t xml:space="preserve"> </w:t>
       </w:r>
@@ -2073,7 +2010,7 @@
           <w:color w:val="000000"/>
           <w:kern w:val="0"/>
           <w:lang w:eastAsia="es-ES"/>
-          <ns2:ligatures ns2:val="none"/>
+          <w14:ligatures w14:val="none"/>
         </w:rPr>
         <w:t>un correo electrónico mediante el cual absolvió los requerimientos formulados en las Cartas SVDS-0676-2024 y SVDS-0686-2024, proporcionando la información y documentación que indicó tener a su disposición.</w:t>
       </w:r>
@@ -2083,12 +2020,12 @@
           <w:color w:val="000000"/>
           <w:kern w:val="0"/>
           <w:lang w:eastAsia="es-ES"/>
-          <ns2:ligatures ns2:val="none"/>
+          <w14:ligatures w14:val="none"/>
         </w:rPr>
         <w:t xml:space="preserve"> </w:t>
       </w:r>
     </w:p>
-    <w:p ns2:paraId="29E187AD" ns2:textId="77777777">
+    <w:p>
       <w:pPr>
         <w:pStyle w:val="Prrafodelista"/>
         <w:spacing w:after="0" w:line="240" w:lineRule="auto"/>
@@ -2099,11 +2036,11 @@
           <w:color w:val="000000"/>
           <w:kern w:val="0"/>
           <w:lang w:eastAsia="es-ES"/>
-          <ns2:ligatures ns2:val="none"/>
-        </w:rPr>
-      </w:pPr>
-    </w:p>
-    <w:p ns2:paraId="4C1EB4D7" ns2:textId="29B12C5D">
+          <w14:ligatures w14:val="none"/>
+        </w:rPr>
+      </w:pPr>
+    </w:p>
+    <w:p>
       <w:pPr>
         <w:pStyle w:val="Prrafodelista"/>
         <w:numPr>
@@ -2121,16 +2058,16 @@
           <w:color w:val="000000"/>
           <w:kern w:val="0"/>
           <w:lang w:eastAsia="es-ES"/>
-          <ns2:ligatures ns2:val="none"/>
-        </w:rPr>
-      </w:pPr>
-      <w:r>
-        <w:rPr>
-          <w:rFonts w:ascii="Arial Narrow" w:eastAsia="Times New Roman" w:hAnsi="Arial Narrow" w:cs="Arial"/>
-          <w:color w:val="000000"/>
-          <w:kern w:val="0"/>
-          <w:lang w:eastAsia="es-ES"/>
-          <ns2:ligatures ns2:val="none"/>
+          <w14:ligatures w14:val="none"/>
+        </w:rPr>
+      </w:pPr>
+      <w:r>
+        <w:rPr>
+          <w:rFonts w:ascii="Arial Narrow" w:eastAsia="Times New Roman" w:hAnsi="Arial Narrow" w:cs="Arial"/>
+          <w:color w:val="000000"/>
+          <w:kern w:val="0"/>
+          <w:lang w:eastAsia="es-ES"/>
+          <w14:ligatures w14:val="none"/>
         </w:rPr>
         <w:t xml:space="preserve">El 17 de octubre de 2024, </w:t>
       </w:r>
@@ -2140,7 +2077,7 @@
           <w:color w:val="000000"/>
           <w:kern w:val="0"/>
           <w:lang w:val="es-ES" w:eastAsia="es-ES"/>
-          <ns2:ligatures ns2:val="none"/>
+          <w14:ligatures w14:val="none"/>
         </w:rPr>
         <w:t>Mapfre</w:t>
       </w:r>
@@ -2150,7 +2087,7 @@
           <w:color w:val="000000"/>
           <w:kern w:val="0"/>
           <w:lang w:eastAsia="es-ES"/>
-          <ns2:ligatures ns2:val="none"/>
+          <w14:ligatures w14:val="none"/>
         </w:rPr>
         <w:t xml:space="preserve"> le </w:t>
       </w:r>
@@ -2160,12 +2097,12 @@
           <w:color w:val="000000"/>
           <w:kern w:val="0"/>
           <w:lang w:eastAsia="es-ES"/>
-          <ns2:ligatures ns2:val="none"/>
+          <w14:ligatures w14:val="none"/>
         </w:rPr>
         <w:t>remitió una carta notarial sin número en la que comunicó que el siniestro no se encontraba cubierto bajo las condiciones de la póliza del Seguro de Vida y que no era posible otorgar el beneficio, rechazando la cobertura solicitada.</w:t>
       </w:r>
     </w:p>
-    <w:p ns2:paraId="510C7066" ns2:textId="77777777">
+    <w:p>
       <w:pPr>
         <w:pStyle w:val="Prrafodelista"/>
         <w:spacing w:after="0" w:line="240" w:lineRule="auto"/>
@@ -2176,11 +2113,11 @@
           <w:color w:val="000000"/>
           <w:kern w:val="0"/>
           <w:lang w:eastAsia="es-ES"/>
-          <ns2:ligatures ns2:val="none"/>
-        </w:rPr>
-      </w:pPr>
-    </w:p>
-    <w:p ns2:paraId="6540E027" ns2:textId="50D118E3">
+          <w14:ligatures w14:val="none"/>
+        </w:rPr>
+      </w:pPr>
+    </w:p>
+    <w:p>
       <w:pPr>
         <w:pStyle w:val="Prrafodelista"/>
         <w:numPr>
@@ -2198,16 +2135,16 @@
           <w:color w:val="000000"/>
           <w:kern w:val="0"/>
           <w:lang w:eastAsia="es-ES"/>
-          <ns2:ligatures ns2:val="none"/>
-        </w:rPr>
-      </w:pPr>
-      <w:r>
-        <w:rPr>
-          <w:rFonts w:ascii="Arial Narrow" w:eastAsia="Times New Roman" w:hAnsi="Arial Narrow" w:cs="Arial"/>
-          <w:color w:val="000000"/>
-          <w:kern w:val="0"/>
-          <w:lang w:eastAsia="es-ES"/>
-          <ns2:ligatures ns2:val="none"/>
+          <w14:ligatures w14:val="none"/>
+        </w:rPr>
+      </w:pPr>
+      <w:r>
+        <w:rPr>
+          <w:rFonts w:ascii="Arial Narrow" w:eastAsia="Times New Roman" w:hAnsi="Arial Narrow" w:cs="Arial"/>
+          <w:color w:val="000000"/>
+          <w:kern w:val="0"/>
+          <w:lang w:eastAsia="es-ES"/>
+          <w14:ligatures w14:val="none"/>
         </w:rPr>
         <w:t xml:space="preserve">El 17 de octubre de 2024, en la misma carta notarial, Mapfre indicó que había detectado reticencia y declaración inexacta por parte del señor [APELLIDO] al momento de la contratación del Seguro de Vida. </w:t>
       </w:r>
@@ -2217,7 +2154,7 @@
           <w:color w:val="000000"/>
           <w:kern w:val="0"/>
           <w:lang w:val="es-ES" w:eastAsia="es-ES"/>
-          <ns2:ligatures ns2:val="none"/>
+          <w14:ligatures w14:val="none"/>
         </w:rPr>
         <w:t/>
       </w:r>
@@ -2227,17 +2164,17 @@
           <w:color w:val="000000"/>
           <w:kern w:val="0"/>
           <w:lang w:eastAsia="es-ES"/>
-          <ns2:ligatures ns2:val="none"/>
-        </w:rPr>
-        <w:t xml:space="preserve"/>
-      </w:r>
-      <w:r>
-        <w:rPr>
-          <w:rFonts w:ascii="Arial Narrow" w:eastAsia="Times New Roman" w:hAnsi="Arial Narrow" w:cs="Arial"/>
-          <w:color w:val="000000"/>
-          <w:kern w:val="0"/>
-          <w:lang w:eastAsia="es-ES"/>
-          <ns2:ligatures ns2:val="none"/>
+          <w14:ligatures w14:val="none"/>
+        </w:rPr>
+        <w:t xml:space="preserve"/>
+      </w:r>
+      <w:r>
+        <w:rPr>
+          <w:rFonts w:ascii="Arial Narrow" w:eastAsia="Times New Roman" w:hAnsi="Arial Narrow" w:cs="Arial"/>
+          <w:color w:val="000000"/>
+          <w:kern w:val="0"/>
+          <w:lang w:eastAsia="es-ES"/>
+          <w14:ligatures w14:val="none"/>
         </w:rPr>
         <w:t/>
       </w:r>
@@ -2247,27 +2184,27 @@
           <w:color w:val="000000"/>
           <w:kern w:val="0"/>
           <w:lang w:eastAsia="es-ES"/>
-          <ns2:ligatures ns2:val="none"/>
-        </w:rPr>
-        <w:t xml:space="preserve"/>
-      </w:r>
-      <w:r>
-        <w:rPr>
-          <w:rFonts w:ascii="Arial Narrow" w:eastAsia="Times New Roman" w:hAnsi="Arial Narrow" w:cs="Arial"/>
-          <w:color w:val="000000"/>
-          <w:kern w:val="0"/>
-          <w:lang w:eastAsia="es-ES"/>
-          <ns2:ligatures ns2:val="none"/>
-        </w:rPr>
-        <w:t xml:space="preserve"/>
-      </w:r>
-      <w:r>
-        <w:rPr>
-          <w:rFonts w:ascii="Arial Narrow" w:eastAsia="Times New Roman" w:hAnsi="Arial Narrow" w:cs="Arial"/>
-          <w:color w:val="000000"/>
-          <w:kern w:val="0"/>
-          <w:lang w:eastAsia="es-ES"/>
-          <ns2:ligatures ns2:val="none"/>
+          <w14:ligatures w14:val="none"/>
+        </w:rPr>
+        <w:t xml:space="preserve"/>
+      </w:r>
+      <w:r>
+        <w:rPr>
+          <w:rFonts w:ascii="Arial Narrow" w:eastAsia="Times New Roman" w:hAnsi="Arial Narrow" w:cs="Arial"/>
+          <w:color w:val="000000"/>
+          <w:kern w:val="0"/>
+          <w:lang w:eastAsia="es-ES"/>
+          <w14:ligatures w14:val="none"/>
+        </w:rPr>
+        <w:t xml:space="preserve"/>
+      </w:r>
+      <w:r>
+        <w:rPr>
+          <w:rFonts w:ascii="Arial Narrow" w:eastAsia="Times New Roman" w:hAnsi="Arial Narrow" w:cs="Arial"/>
+          <w:color w:val="000000"/>
+          <w:kern w:val="0"/>
+          <w:lang w:eastAsia="es-ES"/>
+          <w14:ligatures w14:val="none"/>
         </w:rPr>
         <w:t/>
       </w:r>
@@ -2277,22 +2214,22 @@
           <w:color w:val="000000"/>
           <w:kern w:val="0"/>
           <w:lang w:eastAsia="es-ES"/>
-          <ns2:ligatures ns2:val="none"/>
-        </w:rPr>
-        <w:t xml:space="preserve"/>
-      </w:r>
-      <w:r>
-        <w:rPr>
-          <w:rFonts w:ascii="Arial Narrow" w:eastAsia="Times New Roman" w:hAnsi="Arial Narrow" w:cs="Arial"/>
-          <w:color w:val="000000"/>
-          <w:kern w:val="0"/>
-          <w:lang w:eastAsia="es-ES"/>
-          <ns2:ligatures ns2:val="none"/>
-        </w:rPr>
-        <w:t xml:space="preserve"/>
-      </w:r>
-    </w:p>
-    <w:p ns2:paraId="04E435FA" ns2:textId="77777777">
+          <w14:ligatures w14:val="none"/>
+        </w:rPr>
+        <w:t xml:space="preserve"/>
+      </w:r>
+      <w:r>
+        <w:rPr>
+          <w:rFonts w:ascii="Arial Narrow" w:eastAsia="Times New Roman" w:hAnsi="Arial Narrow" w:cs="Arial"/>
+          <w:color w:val="000000"/>
+          <w:kern w:val="0"/>
+          <w:lang w:eastAsia="es-ES"/>
+          <w14:ligatures w14:val="none"/>
+        </w:rPr>
+        <w:t xml:space="preserve"/>
+      </w:r>
+    </w:p>
+    <w:p>
       <w:pPr>
         <w:pStyle w:val="Prrafodelista"/>
         <w:spacing w:after="0" w:line="240" w:lineRule="auto"/>
@@ -2303,11 +2240,11 @@
           <w:color w:val="000000"/>
           <w:kern w:val="0"/>
           <w:lang w:eastAsia="es-ES"/>
-          <ns2:ligatures ns2:val="none"/>
-        </w:rPr>
-      </w:pPr>
-    </w:p>
-    <w:p ns2:paraId="41F76A52" ns2:textId="469EA3C2">
+          <w14:ligatures w14:val="none"/>
+        </w:rPr>
+      </w:pPr>
+    </w:p>
+    <w:p>
       <w:pPr>
         <w:pStyle w:val="Prrafodelista"/>
         <w:numPr>
@@ -2325,16 +2262,16 @@
           <w:color w:val="000000"/>
           <w:kern w:val="0"/>
           <w:lang w:eastAsia="es-ES"/>
-          <ns2:ligatures ns2:val="none"/>
-        </w:rPr>
-      </w:pPr>
-      <w:r>
-        <w:rPr>
-          <w:rFonts w:ascii="Arial Narrow" w:eastAsia="Times New Roman" w:hAnsi="Arial Narrow" w:cs="Arial"/>
-          <w:color w:val="000000"/>
-          <w:kern w:val="0"/>
-          <w:lang w:eastAsia="es-ES"/>
-          <ns2:ligatures ns2:val="none"/>
+          <w14:ligatures w14:val="none"/>
+        </w:rPr>
+      </w:pPr>
+      <w:r>
+        <w:rPr>
+          <w:rFonts w:ascii="Arial Narrow" w:eastAsia="Times New Roman" w:hAnsi="Arial Narrow" w:cs="Arial"/>
+          <w:color w:val="000000"/>
+          <w:kern w:val="0"/>
+          <w:lang w:eastAsia="es-ES"/>
+          <w14:ligatures w14:val="none"/>
         </w:rPr>
         <w:t xml:space="preserve">El 5 de julio de 2025, presentó ante </w:t>
       </w:r>
@@ -2344,7 +2281,7 @@
           <w:color w:val="000000"/>
           <w:kern w:val="0"/>
           <w:lang w:val="es-ES" w:eastAsia="es-ES"/>
-          <ns2:ligatures ns2:val="none"/>
+          <w14:ligatures w14:val="none"/>
         </w:rPr>
         <w:t>Mapfre</w:t>
       </w:r>
@@ -2354,7 +2291,7 @@
           <w:color w:val="000000"/>
           <w:kern w:val="0"/>
           <w:lang w:eastAsia="es-ES"/>
-          <ns2:ligatures ns2:val="none"/>
+          <w14:ligatures w14:val="none"/>
         </w:rPr>
         <w:t xml:space="preserve"> </w:t>
       </w:r>
@@ -2364,7 +2301,7 @@
           <w:color w:val="000000"/>
           <w:kern w:val="0"/>
           <w:lang w:eastAsia="es-ES"/>
-          <ns2:ligatures ns2:val="none"/>
+          <w14:ligatures w14:val="none"/>
         </w:rPr>
         <w:t xml:space="preserve">un escrito de reconsideración contra la denegatoria de cobertura </w:t>
       </w:r>
@@ -2374,7 +2311,7 @@
           <w:color w:val="000000"/>
           <w:kern w:val="0"/>
           <w:lang w:eastAsia="es-ES"/>
-          <ns2:ligatures ns2:val="none"/>
+          <w14:ligatures w14:val="none"/>
         </w:rPr>
         <w:t xml:space="preserve">comunicada el 17 de octubre de 2024, en el que cuestionó las observaciones formuladas por la </w:t>
       </w:r>
@@ -2384,7 +2321,7 @@
           <w:color w:val="000000"/>
           <w:kern w:val="0"/>
           <w:lang w:eastAsia="es-ES"/>
-          <ns2:ligatures ns2:val="none"/>
+          <w14:ligatures w14:val="none"/>
         </w:rPr>
         <w:t>compañía aseguradora</w:t>
       </w:r>
@@ -2394,12 +2331,12 @@
           <w:color w:val="000000"/>
           <w:kern w:val="0"/>
           <w:lang w:eastAsia="es-ES"/>
-          <ns2:ligatures ns2:val="none"/>
+          <w14:ligatures w14:val="none"/>
         </w:rPr>
         <w:t>.</w:t>
       </w:r>
     </w:p>
-    <w:p ns2:paraId="4BB6B5F6" ns2:textId="77777777">
+    <w:p>
       <w:pPr>
         <w:pStyle w:val="Prrafodelista"/>
         <w:spacing w:after="0" w:line="240" w:lineRule="auto"/>
@@ -2410,11 +2347,11 @@
           <w:color w:val="000000"/>
           <w:kern w:val="0"/>
           <w:lang w:eastAsia="es-ES"/>
-          <ns2:ligatures ns2:val="none"/>
-        </w:rPr>
-      </w:pPr>
-    </w:p>
-    <w:p ns2:paraId="3B6F86F8" ns2:textId="68779E2F">
+          <w14:ligatures w14:val="none"/>
+        </w:rPr>
+      </w:pPr>
+    </w:p>
+    <w:p>
       <w:pPr>
         <w:pStyle w:val="Prrafodelista"/>
         <w:numPr>
@@ -2432,16 +2369,16 @@
           <w:color w:val="000000"/>
           <w:kern w:val="0"/>
           <w:lang w:eastAsia="es-ES"/>
-          <ns2:ligatures ns2:val="none"/>
-        </w:rPr>
-      </w:pPr>
-      <w:r>
-        <w:rPr>
-          <w:rFonts w:ascii="Arial Narrow" w:eastAsia="Times New Roman" w:hAnsi="Arial Narrow" w:cs="Arial"/>
-          <w:color w:val="000000"/>
-          <w:kern w:val="0"/>
-          <w:lang w:eastAsia="es-ES"/>
-          <ns2:ligatures ns2:val="none"/>
+          <w14:ligatures w14:val="none"/>
+        </w:rPr>
+      </w:pPr>
+      <w:r>
+        <w:rPr>
+          <w:rFonts w:ascii="Arial Narrow" w:eastAsia="Times New Roman" w:hAnsi="Arial Narrow" w:cs="Arial"/>
+          <w:color w:val="000000"/>
+          <w:kern w:val="0"/>
+          <w:lang w:eastAsia="es-ES"/>
+          <w14:ligatures w14:val="none"/>
         </w:rPr>
         <w:t>No obstante</w:t>
       </w:r>
@@ -2451,7 +2388,7 @@
           <w:color w:val="000000"/>
           <w:kern w:val="0"/>
           <w:lang w:eastAsia="es-ES"/>
-          <ns2:ligatures ns2:val="none"/>
+          <w14:ligatures w14:val="none"/>
         </w:rPr>
         <w:t xml:space="preserve">, </w:t>
       </w:r>
@@ -2461,7 +2398,7 @@
           <w:color w:val="000000"/>
           <w:kern w:val="0"/>
           <w:lang w:val="es-ES" w:eastAsia="es-ES"/>
-          <ns2:ligatures ns2:val="none"/>
+          <w14:ligatures w14:val="none"/>
         </w:rPr>
         <w:t>Mapfre</w:t>
       </w:r>
@@ -2471,7 +2408,7 @@
           <w:color w:val="000000"/>
           <w:kern w:val="0"/>
           <w:lang w:eastAsia="es-ES"/>
-          <ns2:ligatures ns2:val="none"/>
+          <w14:ligatures w14:val="none"/>
         </w:rPr>
         <w:t xml:space="preserve"> </w:t>
       </w:r>
@@ -2481,7 +2418,7 @@
           <w:color w:val="000000"/>
           <w:kern w:val="0"/>
           <w:lang w:eastAsia="es-ES"/>
-          <ns2:ligatures ns2:val="none"/>
+          <w14:ligatures w14:val="none"/>
         </w:rPr>
         <w:t>no había emitido un pronunciamiento sobre la reconsideración dentro del plazo de 30 días previsto en la cláusula 12 de las Cláusulas Generales de Contratación para resolver la solicitud de</w:t>
       </w:r>
@@ -2491,7 +2428,7 @@
           <w:color w:val="000000"/>
           <w:kern w:val="0"/>
           <w:lang w:eastAsia="es-ES"/>
-          <ns2:ligatures ns2:val="none"/>
+          <w14:ligatures w14:val="none"/>
         </w:rPr>
         <w:t xml:space="preserve"> cobertura una vez presentada la documentación completa, y que la </w:t>
       </w:r>
@@ -2501,7 +2438,7 @@
           <w:color w:val="000000"/>
           <w:kern w:val="0"/>
           <w:lang w:eastAsia="es-ES"/>
-          <ns2:ligatures ns2:val="none"/>
+          <w14:ligatures w14:val="none"/>
         </w:rPr>
         <w:t>compañía aseguradora</w:t>
       </w:r>
@@ -2511,12 +2448,12 @@
           <w:color w:val="000000"/>
           <w:kern w:val="0"/>
           <w:lang w:eastAsia="es-ES"/>
-          <ns2:ligatures ns2:val="none"/>
+          <w14:ligatures w14:val="none"/>
         </w:rPr>
         <w:t xml:space="preserve"> no había solicitado una prórroga para dicho pronunciamiento.</w:t>
       </w:r>
     </w:p>
-    <w:p ns2:paraId="4099A173" ns2:textId="77777777">
+    <w:p>
       <w:pPr>
         <w:pStyle w:val="Prrafodelista"/>
         <w:spacing w:after="0" w:line="240" w:lineRule="auto"/>
@@ -2527,11 +2464,11 @@
           <w:color w:val="000000"/>
           <w:kern w:val="0"/>
           <w:lang w:eastAsia="es-ES"/>
-          <ns2:ligatures ns2:val="none"/>
-        </w:rPr>
-      </w:pPr>
-    </w:p>
-    <w:p ns2:paraId="60D38BF2" ns2:textId="759EA15B">
+          <w14:ligatures w14:val="none"/>
+        </w:rPr>
+      </w:pPr>
+    </w:p>
+    <w:p>
       <w:pPr>
         <w:pStyle w:val="Prrafodelista"/>
         <w:numPr>
@@ -2549,16 +2486,16 @@
           <w:color w:val="000000"/>
           <w:kern w:val="0"/>
           <w:lang w:eastAsia="es-ES"/>
-          <ns2:ligatures ns2:val="none"/>
-        </w:rPr>
-      </w:pPr>
-      <w:r>
-        <w:rPr>
-          <w:rFonts w:ascii="Arial Narrow" w:eastAsia="Times New Roman" w:hAnsi="Arial Narrow" w:cs="Arial"/>
-          <w:color w:val="000000"/>
-          <w:kern w:val="0"/>
-          <w:lang w:eastAsia="es-ES"/>
-          <ns2:ligatures ns2:val="none"/>
+          <w14:ligatures w14:val="none"/>
+        </w:rPr>
+      </w:pPr>
+      <w:r>
+        <w:rPr>
+          <w:rFonts w:ascii="Arial Narrow" w:eastAsia="Times New Roman" w:hAnsi="Arial Narrow" w:cs="Arial"/>
+          <w:color w:val="000000"/>
+          <w:kern w:val="0"/>
+          <w:lang w:eastAsia="es-ES"/>
+          <w14:ligatures w14:val="none"/>
         </w:rPr>
         <w:t xml:space="preserve">El 20 de agosto de 2025, remitió a </w:t>
       </w:r>
@@ -2568,7 +2505,7 @@
           <w:color w:val="000000"/>
           <w:kern w:val="0"/>
           <w:lang w:val="es-ES" w:eastAsia="es-ES"/>
-          <ns2:ligatures ns2:val="none"/>
+          <w14:ligatures w14:val="none"/>
         </w:rPr>
         <w:t>Mapfre</w:t>
       </w:r>
@@ -2578,7 +2515,7 @@
           <w:color w:val="000000"/>
           <w:kern w:val="0"/>
           <w:lang w:eastAsia="es-ES"/>
-          <ns2:ligatures ns2:val="none"/>
+          <w14:ligatures w14:val="none"/>
         </w:rPr>
         <w:t xml:space="preserve"> </w:t>
       </w:r>
@@ -2588,7 +2525,7 @@
           <w:color w:val="000000"/>
           <w:kern w:val="0"/>
           <w:lang w:eastAsia="es-ES"/>
-          <ns2:ligatures ns2:val="none"/>
+          <w14:ligatures w14:val="none"/>
         </w:rPr>
         <w:t xml:space="preserve">un escrito en el que solicitó el pago de la suma asegurada del Seguro de Vida, indicando que había transcurrido el plazo previsto para que la </w:t>
       </w:r>
@@ -2598,7 +2535,7 @@
           <w:color w:val="000000"/>
           <w:kern w:val="0"/>
           <w:lang w:eastAsia="es-ES"/>
-          <ns2:ligatures ns2:val="none"/>
+          <w14:ligatures w14:val="none"/>
         </w:rPr>
         <w:t>compañía aseguradora</w:t>
       </w:r>
@@ -2608,7 +2545,7 @@
           <w:color w:val="000000"/>
           <w:kern w:val="0"/>
           <w:lang w:eastAsia="es-ES"/>
-          <ns2:ligatures ns2:val="none"/>
+          <w14:ligatures w14:val="none"/>
         </w:rPr>
         <w:t xml:space="preserve"> se pronuncie y que, en consecuencia, correspondía efectuar el pago de la cobertura.</w:t>
       </w:r>
@@ -2618,12 +2555,12 @@
           <w:color w:val="000000"/>
           <w:kern w:val="0"/>
           <w:lang w:eastAsia="es-ES"/>
-          <ns2:ligatures ns2:val="none"/>
+          <w14:ligatures w14:val="none"/>
         </w:rPr>
         <w:t xml:space="preserve"> </w:t>
       </w:r>
     </w:p>
-    <w:p ns2:paraId="2EACB495" ns2:textId="77777777">
+    <w:p>
       <w:pPr>
         <w:pStyle w:val="Prrafodelista"/>
         <w:spacing w:after="0" w:line="240" w:lineRule="auto"/>
@@ -2634,11 +2571,11 @@
           <w:color w:val="000000"/>
           <w:kern w:val="0"/>
           <w:lang w:eastAsia="es-ES"/>
-          <ns2:ligatures ns2:val="none"/>
-        </w:rPr>
-      </w:pPr>
-    </w:p>
-    <w:p ns2:paraId="329880A9" ns2:textId="46D2EF79">
+          <w14:ligatures w14:val="none"/>
+        </w:rPr>
+      </w:pPr>
+    </w:p>
+    <w:p>
       <w:pPr>
         <w:pStyle w:val="Prrafodelista"/>
         <w:numPr>
@@ -2656,16 +2593,16 @@
           <w:color w:val="000000"/>
           <w:kern w:val="0"/>
           <w:lang w:eastAsia="es-ES"/>
-          <ns2:ligatures ns2:val="none"/>
-        </w:rPr>
-      </w:pPr>
-      <w:r>
-        <w:rPr>
-          <w:rFonts w:ascii="Arial Narrow" w:eastAsia="Times New Roman" w:hAnsi="Arial Narrow" w:cs="Arial"/>
-          <w:color w:val="000000"/>
-          <w:kern w:val="0"/>
-          <w:lang w:eastAsia="es-ES"/>
-          <ns2:ligatures ns2:val="none"/>
+          <w14:ligatures w14:val="none"/>
+        </w:rPr>
+      </w:pPr>
+      <w:r>
+        <w:rPr>
+          <w:rFonts w:ascii="Arial Narrow" w:eastAsia="Times New Roman" w:hAnsi="Arial Narrow" w:cs="Arial"/>
+          <w:color w:val="000000"/>
+          <w:kern w:val="0"/>
+          <w:lang w:eastAsia="es-ES"/>
+          <w14:ligatures w14:val="none"/>
         </w:rPr>
         <w:t xml:space="preserve">El 24 de agosto de 2025, remitió a </w:t>
       </w:r>
@@ -2675,7 +2612,7 @@
           <w:color w:val="000000"/>
           <w:kern w:val="0"/>
           <w:lang w:val="es-ES" w:eastAsia="es-ES"/>
-          <ns2:ligatures ns2:val="none"/>
+          <w14:ligatures w14:val="none"/>
         </w:rPr>
         <w:t>Mapfre</w:t>
       </w:r>
@@ -2685,7 +2622,7 @@
           <w:color w:val="000000"/>
           <w:kern w:val="0"/>
           <w:lang w:eastAsia="es-ES"/>
-          <ns2:ligatures ns2:val="none"/>
+          <w14:ligatures w14:val="none"/>
         </w:rPr>
         <w:t xml:space="preserve"> </w:t>
       </w:r>
@@ -2695,12 +2632,12 @@
           <w:color w:val="000000"/>
           <w:kern w:val="0"/>
           <w:lang w:eastAsia="es-ES"/>
-          <ns2:ligatures ns2:val="none"/>
+          <w14:ligatures w14:val="none"/>
         </w:rPr>
         <w:t>un correo electrónico en el que reiteró la solicitud de pago de la suma asegurada a su favor y de la menor, adjuntando un escrito de petición de pago de la póliza y señalando que la solicitud de reconsideración se encontraba consentida por el vencimiento del plazo de respuesta.</w:t>
       </w:r>
     </w:p>
-    <w:p ns2:paraId="1F8CA6A4" ns2:textId="77777777">
+    <w:p>
       <w:pPr>
         <w:pStyle w:val="Prrafodelista"/>
         <w:spacing w:after="0" w:line="240" w:lineRule="auto"/>
@@ -2711,11 +2648,11 @@
           <w:color w:val="000000"/>
           <w:kern w:val="0"/>
           <w:lang w:eastAsia="es-ES"/>
-          <ns2:ligatures ns2:val="none"/>
-        </w:rPr>
-      </w:pPr>
-    </w:p>
-    <w:p ns2:paraId="71E1B3D9" ns2:textId="27F80EC8">
+          <w14:ligatures w14:val="none"/>
+        </w:rPr>
+      </w:pPr>
+    </w:p>
+    <w:p>
       <w:pPr>
         <w:pStyle w:val="Prrafodelista"/>
         <w:numPr>
@@ -2733,16 +2670,16 @@
           <w:color w:val="000000"/>
           <w:kern w:val="0"/>
           <w:lang w:eastAsia="es-ES"/>
-          <ns2:ligatures ns2:val="none"/>
-        </w:rPr>
-      </w:pPr>
-      <w:r>
-        <w:rPr>
-          <w:rFonts w:ascii="Arial Narrow" w:eastAsia="Times New Roman" w:hAnsi="Arial Narrow" w:cs="Arial"/>
-          <w:color w:val="000000"/>
-          <w:kern w:val="0"/>
-          <w:lang w:eastAsia="es-ES"/>
-          <ns2:ligatures ns2:val="none"/>
+          <w14:ligatures w14:val="none"/>
+        </w:rPr>
+      </w:pPr>
+      <w:r>
+        <w:rPr>
+          <w:rFonts w:ascii="Arial Narrow" w:eastAsia="Times New Roman" w:hAnsi="Arial Narrow" w:cs="Arial"/>
+          <w:color w:val="000000"/>
+          <w:kern w:val="0"/>
+          <w:lang w:eastAsia="es-ES"/>
+          <w14:ligatures w14:val="none"/>
         </w:rPr>
         <w:t xml:space="preserve">El 2 de octubre de 2025, Mapfre le remitió una carta de respuesta indicándole que el contrato de seguro había sido declarado nulo por reticencia y/o declaración inexacta del señor [APELLIDO] en la información proporcionada al momento de la contratación, y que, en consecuencia, ella y la menor no contaban con cobertura bajo el Seguro de Vida. </w:t>
       </w:r>
@@ -2752,7 +2689,7 @@
           <w:color w:val="000000"/>
           <w:kern w:val="0"/>
           <w:lang w:val="es-ES" w:eastAsia="es-ES"/>
-          <ns2:ligatures ns2:val="none"/>
+          <w14:ligatures w14:val="none"/>
         </w:rPr>
         <w:t/>
       </w:r>
@@ -2762,27 +2699,27 @@
           <w:color w:val="000000"/>
           <w:kern w:val="0"/>
           <w:lang w:eastAsia="es-ES"/>
-          <ns2:ligatures ns2:val="none"/>
-        </w:rPr>
-        <w:t xml:space="preserve"/>
-      </w:r>
-      <w:r>
-        <w:rPr>
-          <w:rFonts w:ascii="Arial Narrow" w:eastAsia="Times New Roman" w:hAnsi="Arial Narrow" w:cs="Arial"/>
-          <w:color w:val="000000"/>
-          <w:kern w:val="0"/>
-          <w:lang w:eastAsia="es-ES"/>
-          <ns2:ligatures ns2:val="none"/>
-        </w:rPr>
-        <w:t xml:space="preserve"/>
-      </w:r>
-      <w:r>
-        <w:rPr>
-          <w:rFonts w:ascii="Arial Narrow" w:eastAsia="Times New Roman" w:hAnsi="Arial Narrow" w:cs="Arial"/>
-          <w:color w:val="000000"/>
-          <w:kern w:val="0"/>
-          <w:lang w:eastAsia="es-ES"/>
-          <ns2:ligatures ns2:val="none"/>
+          <w14:ligatures w14:val="none"/>
+        </w:rPr>
+        <w:t xml:space="preserve"/>
+      </w:r>
+      <w:r>
+        <w:rPr>
+          <w:rFonts w:ascii="Arial Narrow" w:eastAsia="Times New Roman" w:hAnsi="Arial Narrow" w:cs="Arial"/>
+          <w:color w:val="000000"/>
+          <w:kern w:val="0"/>
+          <w:lang w:eastAsia="es-ES"/>
+          <w14:ligatures w14:val="none"/>
+        </w:rPr>
+        <w:t xml:space="preserve"/>
+      </w:r>
+      <w:r>
+        <w:rPr>
+          <w:rFonts w:ascii="Arial Narrow" w:eastAsia="Times New Roman" w:hAnsi="Arial Narrow" w:cs="Arial"/>
+          <w:color w:val="000000"/>
+          <w:kern w:val="0"/>
+          <w:lang w:eastAsia="es-ES"/>
+          <w14:ligatures w14:val="none"/>
         </w:rPr>
         <w:t/>
       </w:r>
@@ -2792,27 +2729,27 @@
           <w:color w:val="000000"/>
           <w:kern w:val="0"/>
           <w:lang w:eastAsia="es-ES"/>
-          <ns2:ligatures ns2:val="none"/>
-        </w:rPr>
-        <w:t xml:space="preserve"/>
-      </w:r>
-      <w:r>
-        <w:rPr>
-          <w:rFonts w:ascii="Arial Narrow" w:eastAsia="Times New Roman" w:hAnsi="Arial Narrow" w:cs="Arial"/>
-          <w:color w:val="000000"/>
-          <w:kern w:val="0"/>
-          <w:lang w:eastAsia="es-ES"/>
-          <ns2:ligatures ns2:val="none"/>
-        </w:rPr>
-        <w:t xml:space="preserve"/>
-      </w:r>
-      <w:r>
-        <w:rPr>
-          <w:rFonts w:ascii="Arial Narrow" w:eastAsia="Times New Roman" w:hAnsi="Arial Narrow" w:cs="Arial"/>
-          <w:color w:val="000000"/>
-          <w:kern w:val="0"/>
-          <w:lang w:eastAsia="es-ES"/>
-          <ns2:ligatures ns2:val="none"/>
+          <w14:ligatures w14:val="none"/>
+        </w:rPr>
+        <w:t xml:space="preserve"/>
+      </w:r>
+      <w:r>
+        <w:rPr>
+          <w:rFonts w:ascii="Arial Narrow" w:eastAsia="Times New Roman" w:hAnsi="Arial Narrow" w:cs="Arial"/>
+          <w:color w:val="000000"/>
+          <w:kern w:val="0"/>
+          <w:lang w:eastAsia="es-ES"/>
+          <w14:ligatures w14:val="none"/>
+        </w:rPr>
+        <w:t xml:space="preserve"/>
+      </w:r>
+      <w:r>
+        <w:rPr>
+          <w:rFonts w:ascii="Arial Narrow" w:eastAsia="Times New Roman" w:hAnsi="Arial Narrow" w:cs="Arial"/>
+          <w:color w:val="000000"/>
+          <w:kern w:val="0"/>
+          <w:lang w:eastAsia="es-ES"/>
+          <w14:ligatures w14:val="none"/>
         </w:rPr>
         <w:lastRenderedPageBreak/>
         <w:t xml:space="preserve"/>
@@ -2823,7 +2760,7 @@
           <w:color w:val="000000"/>
           <w:kern w:val="0"/>
           <w:lang w:eastAsia="es-ES"/>
-          <ns2:ligatures ns2:val="none"/>
+          <w14:ligatures w14:val="none"/>
         </w:rPr>
         <w:t/>
       </w:r>
@@ -2833,17 +2770,17 @@
           <w:color w:val="000000"/>
           <w:kern w:val="0"/>
           <w:lang w:eastAsia="es-ES"/>
-          <ns2:ligatures ns2:val="none"/>
-        </w:rPr>
-        <w:t xml:space="preserve"/>
-      </w:r>
-      <w:r>
-        <w:rPr>
-          <w:rFonts w:ascii="Arial Narrow" w:eastAsia="Times New Roman" w:hAnsi="Arial Narrow" w:cs="Arial"/>
-          <w:color w:val="000000"/>
-          <w:kern w:val="0"/>
-          <w:lang w:eastAsia="es-ES"/>
-          <ns2:ligatures ns2:val="none"/>
+          <w14:ligatures w14:val="none"/>
+        </w:rPr>
+        <w:t xml:space="preserve"/>
+      </w:r>
+      <w:r>
+        <w:rPr>
+          <w:rFonts w:ascii="Arial Narrow" w:eastAsia="Times New Roman" w:hAnsi="Arial Narrow" w:cs="Arial"/>
+          <w:color w:val="000000"/>
+          <w:kern w:val="0"/>
+          <w:lang w:eastAsia="es-ES"/>
+          <w14:ligatures w14:val="none"/>
         </w:rPr>
         <w:t/>
       </w:r>
@@ -2853,12 +2790,12 @@
           <w:color w:val="000000"/>
           <w:kern w:val="0"/>
           <w:lang w:eastAsia="es-ES"/>
-          <ns2:ligatures ns2:val="none"/>
-        </w:rPr>
-        <w:t xml:space="preserve"/>
-      </w:r>
-    </w:p>
-    <w:p ns2:paraId="7ABD769A" ns2:textId="77777777">
+          <w14:ligatures w14:val="none"/>
+        </w:rPr>
+        <w:t xml:space="preserve"/>
+      </w:r>
+    </w:p>
+    <w:p>
       <w:pPr>
         <w:pStyle w:val="Prrafodelista"/>
         <w:spacing w:after="0" w:line="240" w:lineRule="auto"/>
@@ -2869,11 +2806,11 @@
           <w:color w:val="000000"/>
           <w:kern w:val="0"/>
           <w:lang w:eastAsia="es-ES"/>
-          <ns2:ligatures ns2:val="none"/>
-        </w:rPr>
-      </w:pPr>
-    </w:p>
-    <w:p ns2:paraId="2F9CF7F5" ns2:textId="240D4C12">
+          <w14:ligatures w14:val="none"/>
+        </w:rPr>
+      </w:pPr>
+    </w:p>
+    <w:p>
       <w:pPr>
         <w:pStyle w:val="Prrafodelista"/>
         <w:numPr>
@@ -2891,16 +2828,16 @@
           <w:color w:val="000000"/>
           <w:kern w:val="0"/>
           <w:lang w:eastAsia="es-ES"/>
-          <ns2:ligatures ns2:val="none"/>
-        </w:rPr>
-      </w:pPr>
-      <w:r>
-        <w:rPr>
-          <w:rFonts w:ascii="Arial Narrow" w:eastAsia="Times New Roman" w:hAnsi="Arial Narrow" w:cs="Arial"/>
-          <w:color w:val="000000"/>
-          <w:kern w:val="0"/>
-          <w:lang w:eastAsia="es-ES"/>
-          <ns2:ligatures ns2:val="none"/>
+          <w14:ligatures w14:val="none"/>
+        </w:rPr>
+      </w:pPr>
+      <w:r>
+        <w:rPr>
+          <w:rFonts w:ascii="Arial Narrow" w:eastAsia="Times New Roman" w:hAnsi="Arial Narrow" w:cs="Arial"/>
+          <w:color w:val="000000"/>
+          <w:kern w:val="0"/>
+          <w:lang w:eastAsia="es-ES"/>
+          <w14:ligatures w14:val="none"/>
         </w:rPr>
         <w:t xml:space="preserve">El 3 de octubre de 2025, </w:t>
       </w:r>
@@ -2910,7 +2847,7 @@
           <w:color w:val="000000"/>
           <w:kern w:val="0"/>
           <w:lang w:val="es-ES" w:eastAsia="es-ES"/>
-          <ns2:ligatures ns2:val="none"/>
+          <w14:ligatures w14:val="none"/>
         </w:rPr>
         <w:t>Mapfre</w:t>
       </w:r>
@@ -2920,7 +2857,7 @@
           <w:color w:val="000000"/>
           <w:kern w:val="0"/>
           <w:lang w:eastAsia="es-ES"/>
-          <ns2:ligatures ns2:val="none"/>
+          <w14:ligatures w14:val="none"/>
         </w:rPr>
         <w:t xml:space="preserve"> le </w:t>
       </w:r>
@@ -2930,7 +2867,7 @@
           <w:color w:val="000000"/>
           <w:kern w:val="0"/>
           <w:lang w:eastAsia="es-ES"/>
-          <ns2:ligatures ns2:val="none"/>
+          <w14:ligatures w14:val="none"/>
         </w:rPr>
         <w:t>remitió una carta notarial en términos similares a la comunicación del 2 de octubre de 2025, en la que reiteró que la póliza del Seguro de Vida se encontraba anulada o declarada nula por reticencia y/o declaración inexacta y que no procedía el pago de la suma asegurada</w:t>
       </w:r>
@@ -2940,12 +2877,12 @@
           <w:color w:val="000000"/>
           <w:kern w:val="0"/>
           <w:lang w:eastAsia="es-ES"/>
-          <ns2:ligatures ns2:val="none"/>
+          <w14:ligatures w14:val="none"/>
         </w:rPr>
         <w:t>.</w:t>
       </w:r>
     </w:p>
-    <w:p ns2:paraId="33E14FF7" ns2:textId="77777777">
+    <w:p>
       <w:pPr>
         <w:tabs>
           <w:tab w:val="left" w:pos="1134"/>
@@ -2957,11 +2894,11 @@
           <w:color w:val="000000"/>
           <w:kern w:val="0"/>
           <w:lang w:eastAsia="es-ES"/>
-          <ns2:ligatures ns2:val="none"/>
-        </w:rPr>
-      </w:pPr>
-    </w:p>
-    <w:p ns2:paraId="65C58807" ns2:textId="5B31D00F">
+          <w14:ligatures w14:val="none"/>
+        </w:rPr>
+      </w:pPr>
+    </w:p>
+    <w:p>
       <w:pPr>
         <w:numPr>
           <w:ilvl w:val="1"/>
@@ -2979,7 +2916,7 @@
           <w:color w:val="000000"/>
           <w:kern w:val="0"/>
           <w:lang w:val="es-ES" w:eastAsia="es-ES"/>
-          <ns2:ligatures ns2:val="none"/>
+          <w14:ligatures w14:val="none"/>
         </w:rPr>
       </w:pPr>
       <w:r>
@@ -2988,7 +2925,7 @@
           <w:color w:val="000000"/>
           <w:kern w:val="0"/>
           <w:lang w:val="es-ES" w:eastAsia="es-ES"/>
-          <ns2:ligatures ns2:val="none"/>
+          <w14:ligatures w14:val="none"/>
         </w:rPr>
         <w:t xml:space="preserve">La señora [APELLIDO] solicitó, en calidad de medida correctiva, que Mapfre cumpla con los términos del contrato de Seguro de Vida que celebró con el señor [APELLIDO] y que, por lo tanto, pague la suma asegurada de US$ 1 000 000,00 de la cobertura básica del Seguro de Vida - Póliza 6032400000588 y que cancele los intereses generados por el incumplimiento oportuno del pago, que deberán ser liquidados hasta la fecha en que se haga el abono efectivo de las coberturas. Asimismo, requirió el reembolso de costos y costas del presente procedimiento.</w:t>
       </w:r>
@@ -2996,7 +2933,7 @@
         <w:rPr>
           <w:rFonts w:ascii="Arial Narrow" w:eastAsia="Calibri" w:hAnsi="Arial Narrow" w:cs="Arial"/>
           <w:kern w:val="0"/>
-          <ns2:ligatures ns2:val="none"/>
+          <w14:ligatures w14:val="none"/>
         </w:rPr>
         <w:t xml:space="preserve"/>
       </w:r>
@@ -3006,7 +2943,7 @@
           <w:color w:val="000000"/>
           <w:kern w:val="0"/>
           <w:lang w:val="es-ES" w:eastAsia="es-ES"/>
-          <ns2:ligatures ns2:val="none"/>
+          <w14:ligatures w14:val="none"/>
         </w:rPr>
         <w:t xml:space="preserve"/>
       </w:r>
@@ -3016,7 +2953,7 @@
           <w:color w:val="000000"/>
           <w:kern w:val="0"/>
           <w:lang w:val="es-ES" w:eastAsia="es-ES"/>
-          <ns2:ligatures ns2:val="none"/>
+          <w14:ligatures w14:val="none"/>
         </w:rPr>
         <w:t xml:space="preserve"/>
       </w:r>
@@ -3026,7 +2963,7 @@
           <w:color w:val="000000"/>
           <w:kern w:val="0"/>
           <w:lang w:val="es-ES" w:eastAsia="es-ES"/>
-          <ns2:ligatures ns2:val="none"/>
+          <w14:ligatures w14:val="none"/>
         </w:rPr>
         <w:t xml:space="preserve"/>
       </w:r>
@@ -3036,7 +2973,7 @@
           <w:color w:val="000000"/>
           <w:kern w:val="0"/>
           <w:lang w:val="es-ES" w:eastAsia="es-ES"/>
-          <ns2:ligatures ns2:val="none"/>
+          <w14:ligatures w14:val="none"/>
         </w:rPr>
         <w:t xml:space="preserve"/>
       </w:r>
@@ -3046,7 +2983,7 @@
           <w:color w:val="000000"/>
           <w:kern w:val="0"/>
           <w:lang w:val="es-ES" w:eastAsia="es-ES"/>
-          <ns2:ligatures ns2:val="none"/>
+          <w14:ligatures w14:val="none"/>
         </w:rPr>
         <w:t/>
       </w:r>
@@ -3056,7 +2993,7 @@
           <w:color w:val="000000"/>
           <w:kern w:val="0"/>
           <w:lang w:val="es-ES" w:eastAsia="es-ES"/>
-          <ns2:ligatures ns2:val="none"/>
+          <w14:ligatures w14:val="none"/>
         </w:rPr>
         <w:t xml:space="preserve"/>
       </w:r>
@@ -3066,7 +3003,7 @@
           <w:color w:val="000000"/>
           <w:kern w:val="0"/>
           <w:lang w:val="es-ES" w:eastAsia="es-ES"/>
-          <ns2:ligatures ns2:val="none"/>
+          <w14:ligatures w14:val="none"/>
         </w:rPr>
         <w:t/>
       </w:r>
@@ -3076,7 +3013,7 @@
           <w:color w:val="000000"/>
           <w:kern w:val="0"/>
           <w:lang w:val="es-ES" w:eastAsia="es-ES"/>
-          <ns2:ligatures ns2:val="none"/>
+          <w14:ligatures w14:val="none"/>
         </w:rPr>
         <w:t xml:space="preserve"/>
       </w:r>
@@ -3086,7 +3023,7 @@
           <w:color w:val="000000"/>
           <w:kern w:val="0"/>
           <w:lang w:val="es-ES" w:eastAsia="es-ES"/>
-          <ns2:ligatures ns2:val="none"/>
+          <w14:ligatures w14:val="none"/>
         </w:rPr>
         <w:t xml:space="preserve"/>
       </w:r>
@@ -3096,7 +3033,7 @@
           <w:color w:val="000000"/>
           <w:kern w:val="0"/>
           <w:lang w:val="es-ES" w:eastAsia="es-ES"/>
-          <ns2:ligatures ns2:val="none"/>
+          <w14:ligatures w14:val="none"/>
         </w:rPr>
         <w:t/>
       </w:r>
@@ -3106,12 +3043,12 @@
           <w:color w:val="000000"/>
           <w:kern w:val="0"/>
           <w:lang w:val="es-ES" w:eastAsia="es-ES"/>
-          <ns2:ligatures ns2:val="none"/>
+          <w14:ligatures w14:val="none"/>
         </w:rPr>
         <w:t/>
       </w:r>
     </w:p>
-    <w:p ns2:paraId="66005174" ns2:textId="77777777">
+    <w:p>
       <w:pPr>
         <w:spacing w:after="0" w:line="240" w:lineRule="auto"/>
         <w:contextualSpacing/>
@@ -3122,11 +3059,11 @@
           <w:color w:val="000000"/>
           <w:kern w:val="0"/>
           <w:lang w:eastAsia="es-PE"/>
-          <ns2:ligatures ns2:val="none"/>
-        </w:rPr>
-      </w:pPr>
-    </w:p>
-    <w:p ns2:paraId="3541B1F9" ns2:textId="77777777">
+          <w14:ligatures w14:val="none"/>
+        </w:rPr>
+      </w:pPr>
+    </w:p>
+    <w:p>
       <w:pPr>
         <w:pStyle w:val="Prrafodelista"/>
         <w:numPr>
@@ -3146,7 +3083,7 @@
           <w:color w:val="000000"/>
           <w:kern w:val="0"/>
           <w:lang w:eastAsia="es-PE"/>
-          <ns2:ligatures ns2:val="none"/>
+          <w14:ligatures w14:val="none"/>
         </w:rPr>
       </w:pPr>
       <w:r>
@@ -3156,12 +3093,12 @@
           <w:color w:val="000000"/>
           <w:kern w:val="0"/>
           <w:lang w:eastAsia="es-PE"/>
-          <ns2:ligatures ns2:val="none"/>
+          <w14:ligatures w14:val="none"/>
         </w:rPr>
         <w:t>DE LA ADMISIÓN A TRÁMITE DE LA DENUNCIA</w:t>
       </w:r>
     </w:p>
-    <w:p ns2:paraId="34556756" ns2:textId="77777777">
+    <w:p>
       <w:pPr>
         <w:spacing w:after="0" w:line="240" w:lineRule="auto"/>
         <w:ind w:left="567"/>
@@ -3173,12 +3110,12 @@
           <w:color w:val="000000"/>
           <w:kern w:val="0"/>
           <w:lang w:eastAsia="es-PE"/>
-          <ns2:ligatures ns2:val="none"/>
+          <w14:ligatures w14:val="none"/>
         </w:rPr>
       </w:pPr>
       <w:bookmarkStart w:id="1" w:name="_Hlk212795168"/>
     </w:p>
-    <w:p ns2:paraId="5F4266A4" ns2:textId="1ECB6DC2">
+    <w:p>
       <w:pPr>
         <w:pStyle w:val="Prrafodelista"/>
         <w:numPr>
@@ -3191,7 +3128,7 @@
         <w:rPr>
           <w:rFonts w:ascii="Arial Narrow" w:eastAsia="Arial Narrow" w:hAnsi="Arial Narrow" w:cs="Arial Narrow"/>
           <w:kern w:val="0"/>
-          <ns2:ligatures ns2:val="none"/>
+          <w14:ligatures w14:val="none"/>
         </w:rPr>
       </w:pPr>
       <w:bookmarkStart w:id="2" w:name="_Hlk140755208"/>
@@ -3203,7 +3140,7 @@
           <w:color w:val="000000"/>
           <w:kern w:val="0"/>
           <w:lang w:eastAsia="es-PE"/>
-          <ns2:ligatures ns2:val="none"/>
+          <w14:ligatures w14:val="none"/>
         </w:rPr>
         <w:t xml:space="preserve">La Secretaría Técnica de la Comisión de Protección al Consumidor 1 (en adelante, la Secretaría Técnica), en ejercicio de sus facultades, considera que el hecho denunciado, consistente en que la compañía aseguradora el 23 de setiembre de 2024 habría requerido indebidamente a la denunciante para atención de la solicitud de la cobertura del Seguro de Vida - Póliza 6032400000588 por el fallecimiento del señor [APELLIDO] documentos que habían sido remitidos previamente; involucraría una presunta afectación a sus expectativas, quien no habría encontrado una correspondencia entre lo que esperaba recibir de parte del proveedor y lo que realmente recibió. Por consiguiente, corresponde calificar el hecho materia de denuncia como una presunta infracción al deber de idoneidad, tipificado en los artículos 18 y 19 del Código.</w:t>
       </w:r>
@@ -3216,7 +3153,7 @@
           <w:rFonts w:ascii="Arial Narrow" w:eastAsia="Arial Narrow" w:hAnsi="Arial Narrow" w:cs="Arial Narrow"/>
           <w:kern w:val="0"/>
           <w:vertAlign w:val="superscript"/>
-          <ns2:ligatures ns2:val="none"/>
+          <w14:ligatures w14:val="none"/>
         </w:rPr>
         <w:footnoteReference w:id="2"/>
       </w:r>
@@ -3226,7 +3163,7 @@
           <w:color w:val="000000"/>
           <w:kern w:val="0"/>
           <w:lang w:eastAsia="es-PE"/>
-          <ns2:ligatures ns2:val="none"/>
+          <w14:ligatures w14:val="none"/>
         </w:rPr>
         <w:t xml:space="preserve"/>
       </w:r>
@@ -3236,15 +3173,15 @@
           <w:color w:val="000000"/>
           <w:kern w:val="0"/>
           <w:lang w:eastAsia="es-PE"/>
-          <ns2:ligatures ns2:val="none"/>
-        </w:rPr>
-        <w:t xml:space="preserve"/>
-      </w:r>
-      <w:r>
-        <w:rPr>
-          <w:rFonts w:ascii="Arial Narrow" w:eastAsia="Arial Narrow" w:hAnsi="Arial Narrow" w:cs="Arial Narrow"/>
-          <w:kern w:val="0"/>
-          <ns2:ligatures ns2:val="none"/>
+          <w14:ligatures w14:val="none"/>
+        </w:rPr>
+        <w:t xml:space="preserve"/>
+      </w:r>
+      <w:r>
+        <w:rPr>
+          <w:rFonts w:ascii="Arial Narrow" w:eastAsia="Arial Narrow" w:hAnsi="Arial Narrow" w:cs="Arial Narrow"/>
+          <w:kern w:val="0"/>
+          <w14:ligatures w14:val="none"/>
         </w:rPr>
         <w:t xml:space="preserve"/>
       </w:r>
@@ -3253,7 +3190,7 @@
         <w:rPr>
           <w:rFonts w:ascii="Arial Narrow" w:eastAsia="Arial Narrow" w:hAnsi="Arial Narrow" w:cs="Arial Narrow"/>
           <w:kern w:val="0"/>
-          <ns2:ligatures ns2:val="none"/>
+          <w14:ligatures w14:val="none"/>
         </w:rPr>
         <w:t xml:space="preserve"/>
       </w:r>
@@ -3265,7 +3202,7 @@
           <w:kern w:val="0"/>
           <w:shd w:val="clear" w:color="auto" w:fill="FFFFFF"/>
           <w:lang w:eastAsia="es-PE"/>
-          <ns2:ligatures ns2:val="none"/>
+          <w14:ligatures w14:val="none"/>
         </w:rPr>
         <w:t xml:space="preserve"/>
       </w:r>
@@ -3276,7 +3213,7 @@
           <w:kern w:val="0"/>
           <w:shd w:val="clear" w:color="auto" w:fill="FFFFFF"/>
           <w:lang w:eastAsia="es-PE"/>
-          <ns2:ligatures ns2:val="none"/>
+          <w14:ligatures w14:val="none"/>
         </w:rPr>
         <w:t/>
       </w:r>
@@ -3287,15 +3224,15 @@
           <w:kern w:val="0"/>
           <w:shd w:val="clear" w:color="auto" w:fill="FFFFFF"/>
           <w:lang w:eastAsia="es-PE"/>
-          <ns2:ligatures ns2:val="none"/>
-        </w:rPr>
-        <w:t xml:space="preserve"/>
-      </w:r>
-      <w:r>
-        <w:rPr>
-          <w:rFonts w:ascii="Arial Narrow" w:eastAsia="Arial Narrow" w:hAnsi="Arial Narrow" w:cs="Arial Narrow"/>
-          <w:kern w:val="0"/>
-          <ns2:ligatures ns2:val="none"/>
+          <w14:ligatures w14:val="none"/>
+        </w:rPr>
+        <w:t xml:space="preserve"/>
+      </w:r>
+      <w:r>
+        <w:rPr>
+          <w:rFonts w:ascii="Arial Narrow" w:eastAsia="Arial Narrow" w:hAnsi="Arial Narrow" w:cs="Arial Narrow"/>
+          <w:kern w:val="0"/>
+          <w14:ligatures w14:val="none"/>
         </w:rPr>
         <w:t/>
       </w:r>
@@ -3303,7 +3240,7 @@
         <w:rPr>
           <w:rFonts w:ascii="Arial Narrow" w:eastAsia="Arial Narrow" w:hAnsi="Arial Narrow" w:cs="Arial Narrow"/>
           <w:kern w:val="0"/>
-          <ns2:ligatures ns2:val="none"/>
+          <w14:ligatures w14:val="none"/>
         </w:rPr>
         <w:t/>
       </w:r>
@@ -3313,7 +3250,7 @@
           <w:color w:val="000000"/>
           <w:kern w:val="0"/>
           <w:lang w:eastAsia="es-PE"/>
-          <ns2:ligatures ns2:val="none"/>
+          <w14:ligatures w14:val="none"/>
         </w:rPr>
         <w:t/>
       </w:r>
@@ -3321,7 +3258,7 @@
         <w:rPr>
           <w:rFonts w:ascii="Arial Narrow" w:eastAsia="Arial Narrow" w:hAnsi="Arial Narrow" w:cs="Arial Narrow"/>
           <w:kern w:val="0"/>
-          <ns2:ligatures ns2:val="none"/>
+          <w14:ligatures w14:val="none"/>
         </w:rPr>
         <w:t xml:space="preserve"/>
       </w:r>
@@ -3331,7 +3268,7 @@
           <w:color w:val="000000"/>
           <w:kern w:val="0"/>
           <w:lang w:eastAsia="es-PE"/>
-          <ns2:ligatures ns2:val="none"/>
+          <w14:ligatures w14:val="none"/>
         </w:rPr>
         <w:t/>
       </w:r>
@@ -3339,7 +3276,7 @@
         <w:rPr>
           <w:rFonts w:ascii="Arial Narrow" w:eastAsia="Arial Narrow" w:hAnsi="Arial Narrow" w:cs="Arial Narrow"/>
           <w:kern w:val="0"/>
-          <ns2:ligatures ns2:val="none"/>
+          <w14:ligatures w14:val="none"/>
         </w:rPr>
         <w:t xml:space="preserve"/>
       </w:r>
@@ -3351,7 +3288,7 @@
           <w:rFonts w:ascii="Arial Narrow" w:eastAsia="Arial Narrow" w:hAnsi="Arial Narrow" w:cs="Arial"/>
           <w:kern w:val="0"/>
           <w:vertAlign w:val="superscript"/>
-          <ns2:ligatures ns2:val="none"/>
+          <w14:ligatures w14:val="none"/>
         </w:rPr>
         <w:footnoteReference w:id="3"/>
       </w:r>
@@ -3360,13 +3297,13 @@
         <w:rPr>
           <w:rFonts w:ascii="Arial Narrow" w:eastAsia="Arial Narrow" w:hAnsi="Arial Narrow" w:cs="Arial Narrow"/>
           <w:kern w:val="0"/>
-          <ns2:ligatures ns2:val="none"/>
+          <w14:ligatures w14:val="none"/>
         </w:rPr>
         <w:t/>
       </w:r>
       <w:bookmarkEnd w:id="7"/>
     </w:p>
-    <w:p ns2:paraId="116891C0" ns2:textId="77777777">
+    <w:p>
       <w:pPr>
         <w:pStyle w:val="Prrafodelista"/>
         <w:spacing w:after="0" w:line="240" w:lineRule="auto"/>
@@ -3375,11 +3312,11 @@
         <w:rPr>
           <w:rFonts w:ascii="Arial Narrow" w:eastAsia="Arial Narrow" w:hAnsi="Arial Narrow" w:cs="Arial Narrow"/>
           <w:kern w:val="0"/>
-          <ns2:ligatures ns2:val="none"/>
-        </w:rPr>
-      </w:pPr>
-    </w:p>
-    <w:p ns2:paraId="73AC2300" ns2:textId="794D7D24">
+          <w14:ligatures w14:val="none"/>
+        </w:rPr>
+      </w:pPr>
+    </w:p>
+    <w:p>
       <w:pPr>
         <w:pStyle w:val="Prrafodelista"/>
         <w:numPr>
@@ -3392,7 +3329,7 @@
         <w:rPr>
           <w:rFonts w:ascii="Arial Narrow" w:eastAsia="Arial Narrow" w:hAnsi="Arial Narrow" w:cs="Arial Narrow"/>
           <w:kern w:val="0"/>
-          <ns2:ligatures ns2:val="none"/>
+          <w14:ligatures w14:val="none"/>
         </w:rPr>
       </w:pPr>
       <w:bookmarkStart w:id="9" w:name="_Hlk213150180"/>
@@ -3400,7 +3337,7 @@
         <w:rPr>
           <w:rFonts w:ascii="Arial Narrow" w:eastAsia="Arial Narrow" w:hAnsi="Arial Narrow" w:cs="Arial Narrow"/>
           <w:kern w:val="0"/>
-          <ns2:ligatures ns2:val="none"/>
+          <w14:ligatures w14:val="none"/>
         </w:rPr>
         <w:t xml:space="preserve">Así también, la Secretaría Técnica, en ejercicio de sus facultades, considera que el hecho denunciado, consistente en que la compañía aseguradora habría negado injustificadamente a la denunciante la cobertura del Seguro de Vida - Póliza 6032400000588 por el fallecimiento del señor [APELLIDO] ; involucraría una presunta afectación a sus expectativas, quien no habría encontrado una correspondencia entre lo que esperaba recibir de parte del proveedor y lo que realmente recibió. Por consiguiente, corresponde calificar el hecho materia de denuncia como una presunta infracción al deber de idoneidad, tipificado en los artículos 18 y 19 del Código. </w:t>
       </w:r>
@@ -3410,15 +3347,15 @@
           <w:color w:val="000000"/>
           <w:kern w:val="0"/>
           <w:lang w:eastAsia="es-PE"/>
-          <ns2:ligatures ns2:val="none"/>
-        </w:rPr>
-        <w:t xml:space="preserve"/>
-      </w:r>
-      <w:r>
-        <w:rPr>
-          <w:rFonts w:ascii="Arial Narrow" w:eastAsia="Arial Narrow" w:hAnsi="Arial Narrow" w:cs="Arial Narrow"/>
-          <w:kern w:val="0"/>
-          <ns2:ligatures ns2:val="none"/>
+          <w14:ligatures w14:val="none"/>
+        </w:rPr>
+        <w:t xml:space="preserve"/>
+      </w:r>
+      <w:r>
+        <w:rPr>
+          <w:rFonts w:ascii="Arial Narrow" w:eastAsia="Arial Narrow" w:hAnsi="Arial Narrow" w:cs="Arial Narrow"/>
+          <w:kern w:val="0"/>
+          <w14:ligatures w14:val="none"/>
         </w:rPr>
         <w:t xml:space="preserve"/>
       </w:r>
@@ -3429,7 +3366,7 @@
           <w:kern w:val="0"/>
           <w:shd w:val="clear" w:color="auto" w:fill="FFFFFF"/>
           <w:lang w:eastAsia="es-PE"/>
-          <ns2:ligatures ns2:val="none"/>
+          <w14:ligatures w14:val="none"/>
         </w:rPr>
         <w:t xml:space="preserve"/>
       </w:r>
@@ -3440,7 +3377,7 @@
           <w:kern w:val="0"/>
           <w:shd w:val="clear" w:color="auto" w:fill="FFFFFF"/>
           <w:lang w:eastAsia="es-PE"/>
-          <ns2:ligatures ns2:val="none"/>
+          <w14:ligatures w14:val="none"/>
         </w:rPr>
         <w:t/>
       </w:r>
@@ -3451,23 +3388,23 @@
           <w:kern w:val="0"/>
           <w:shd w:val="clear" w:color="auto" w:fill="FFFFFF"/>
           <w:lang w:eastAsia="es-PE"/>
-          <ns2:ligatures ns2:val="none"/>
-        </w:rPr>
-        <w:t xml:space="preserve"/>
-      </w:r>
-      <w:r>
-        <w:rPr>
-          <w:rFonts w:ascii="Arial Narrow" w:eastAsia="Arial Narrow" w:hAnsi="Arial Narrow" w:cs="Arial Narrow"/>
-          <w:kern w:val="0"/>
-          <ns2:ligatures ns2:val="none"/>
-        </w:rPr>
-        <w:t xml:space="preserve"/>
-      </w:r>
-      <w:r>
-        <w:rPr>
-          <w:rFonts w:ascii="Arial Narrow" w:eastAsia="Arial Narrow" w:hAnsi="Arial Narrow" w:cs="Arial Narrow"/>
-          <w:kern w:val="0"/>
-          <ns2:ligatures ns2:val="none"/>
+          <w14:ligatures w14:val="none"/>
+        </w:rPr>
+        <w:t xml:space="preserve"/>
+      </w:r>
+      <w:r>
+        <w:rPr>
+          <w:rFonts w:ascii="Arial Narrow" w:eastAsia="Arial Narrow" w:hAnsi="Arial Narrow" w:cs="Arial Narrow"/>
+          <w:kern w:val="0"/>
+          <w14:ligatures w14:val="none"/>
+        </w:rPr>
+        <w:t xml:space="preserve"/>
+      </w:r>
+      <w:r>
+        <w:rPr>
+          <w:rFonts w:ascii="Arial Narrow" w:eastAsia="Arial Narrow" w:hAnsi="Arial Narrow" w:cs="Arial Narrow"/>
+          <w:kern w:val="0"/>
+          <w14:ligatures w14:val="none"/>
         </w:rPr>
         <w:lastRenderedPageBreak/>
         <w:t xml:space="preserve"/>
@@ -3476,7 +3413,7 @@
         <w:rPr>
           <w:rFonts w:ascii="Arial Narrow" w:eastAsia="Arial Narrow" w:hAnsi="Arial Narrow" w:cs="Arial Narrow"/>
           <w:kern w:val="0"/>
-          <ns2:ligatures ns2:val="none"/>
+          <w14:ligatures w14:val="none"/>
         </w:rPr>
         <w:t/>
       </w:r>
@@ -3486,7 +3423,7 @@
           <w:color w:val="000000"/>
           <w:kern w:val="0"/>
           <w:lang w:eastAsia="es-PE"/>
-          <ns2:ligatures ns2:val="none"/>
+          <w14:ligatures w14:val="none"/>
         </w:rPr>
         <w:t/>
       </w:r>
@@ -3494,7 +3431,7 @@
         <w:rPr>
           <w:rFonts w:ascii="Arial Narrow" w:eastAsia="Arial Narrow" w:hAnsi="Arial Narrow" w:cs="Arial Narrow"/>
           <w:kern w:val="0"/>
-          <ns2:ligatures ns2:val="none"/>
+          <w14:ligatures w14:val="none"/>
         </w:rPr>
         <w:t xml:space="preserve"/>
       </w:r>
@@ -3504,7 +3441,7 @@
           <w:color w:val="000000"/>
           <w:kern w:val="0"/>
           <w:lang w:eastAsia="es-PE"/>
-          <ns2:ligatures ns2:val="none"/>
+          <w14:ligatures w14:val="none"/>
         </w:rPr>
         <w:t/>
       </w:r>
@@ -3512,7 +3449,7 @@
         <w:rPr>
           <w:rFonts w:ascii="Arial Narrow" w:eastAsia="Arial Narrow" w:hAnsi="Arial Narrow" w:cs="Arial Narrow"/>
           <w:kern w:val="0"/>
-          <ns2:ligatures ns2:val="none"/>
+          <w14:ligatures w14:val="none"/>
         </w:rPr>
         <w:t xml:space="preserve"/>
       </w:r>
@@ -3523,24 +3460,24 @@
           <w:color w:val="000000"/>
           <w:kern w:val="0"/>
           <w:lang w:eastAsia="es-PE"/>
-          <ns2:ligatures ns2:val="none"/>
+          <w14:ligatures w14:val="none"/>
         </w:rPr>
         <w:t xml:space="preserve"/>
       </w:r>
     </w:p>
     <w:bookmarkEnd w:id="1"/>
-    <w:p ns2:paraId="2DC7B64E" ns2:textId="77777777">
-      <w:pPr>
-        <w:spacing w:after="0" w:line="240" w:lineRule="auto"/>
-        <w:jc w:val="both"/>
-        <w:rPr>
-          <w:rFonts w:ascii="Arial Narrow" w:eastAsia="Arial Narrow" w:hAnsi="Arial Narrow" w:cs="Arial Narrow"/>
-          <w:kern w:val="0"/>
-          <ns2:ligatures ns2:val="none"/>
-        </w:rPr>
-      </w:pPr>
-    </w:p>
-    <w:p ns2:paraId="4266B1E3" ns2:textId="6CC8EF40">
+    <w:p>
+      <w:pPr>
+        <w:spacing w:after="0" w:line="240" w:lineRule="auto"/>
+        <w:jc w:val="both"/>
+        <w:rPr>
+          <w:rFonts w:ascii="Arial Narrow" w:eastAsia="Arial Narrow" w:hAnsi="Arial Narrow" w:cs="Arial Narrow"/>
+          <w:kern w:val="0"/>
+          <w14:ligatures w14:val="none"/>
+        </w:rPr>
+      </w:pPr>
+    </w:p>
+    <w:p>
       <w:pPr>
         <w:pStyle w:val="Prrafodelista"/>
         <w:numPr>
@@ -3553,14 +3490,14 @@
         <w:rPr>
           <w:rFonts w:ascii="Arial Narrow" w:eastAsia="Arial Narrow" w:hAnsi="Arial Narrow" w:cs="Arial Narrow"/>
           <w:kern w:val="0"/>
-          <ns2:ligatures ns2:val="none"/>
-        </w:rPr>
-      </w:pPr>
-      <w:r>
-        <w:rPr>
-          <w:rFonts w:ascii="Arial Narrow" w:eastAsia="Arial Narrow" w:hAnsi="Arial Narrow" w:cs="Arial Narrow"/>
-          <w:kern w:val="0"/>
-          <ns2:ligatures ns2:val="none"/>
+          <w14:ligatures w14:val="none"/>
+        </w:rPr>
+      </w:pPr>
+      <w:r>
+        <w:rPr>
+          <w:rFonts w:ascii="Arial Narrow" w:eastAsia="Arial Narrow" w:hAnsi="Arial Narrow" w:cs="Arial Narrow"/>
+          <w:kern w:val="0"/>
+          <w14:ligatures w14:val="none"/>
         </w:rPr>
         <w:t xml:space="preserve">Asimismo, la Secretaría Técnica, en ejercicio de sus facultades, considera que el hecho denunciado, consistente en que la compañía aseguradora no habría cumplido con brindar una respuesta dentro del plazo legal a la solicitud de cobertura del Seguro de Vida - Póliza 6032400000588 presentada el 5 de julio de 2025 debido al fallecimiento del señor [APELLIDO] ; involucraría una presunta afectación a sus expectativas, quien no habría encontrado una correspondencia entre lo que esperaba recibir de parte del proveedor y lo que realmente recibió. Por consiguiente, corresponde calificar el hecho materia de denuncia como una presunta infracción al deber de idoneidad, tipificado en los artículos 18 y 19 del Código. </w:t>
       </w:r>
@@ -3570,15 +3507,15 @@
           <w:color w:val="000000"/>
           <w:kern w:val="0"/>
           <w:lang w:eastAsia="es-PE"/>
-          <ns2:ligatures ns2:val="none"/>
-        </w:rPr>
-        <w:t xml:space="preserve"/>
-      </w:r>
-      <w:r>
-        <w:rPr>
-          <w:rFonts w:ascii="Arial Narrow" w:eastAsia="Arial Narrow" w:hAnsi="Arial Narrow" w:cs="Arial"/>
-          <w:kern w:val="0"/>
-          <ns2:ligatures ns2:val="none"/>
+          <w14:ligatures w14:val="none"/>
+        </w:rPr>
+        <w:t xml:space="preserve"/>
+      </w:r>
+      <w:r>
+        <w:rPr>
+          <w:rFonts w:ascii="Arial Narrow" w:eastAsia="Arial Narrow" w:hAnsi="Arial Narrow" w:cs="Arial"/>
+          <w:kern w:val="0"/>
+          <w14:ligatures w14:val="none"/>
         </w:rPr>
         <w:t xml:space="preserve"/>
       </w:r>
@@ -3589,7 +3526,7 @@
           <w:kern w:val="0"/>
           <w:shd w:val="clear" w:color="auto" w:fill="FFFFFF"/>
           <w:lang w:eastAsia="es-PE"/>
-          <ns2:ligatures ns2:val="none"/>
+          <w14:ligatures w14:val="none"/>
         </w:rPr>
         <w:t xml:space="preserve"/>
       </w:r>
@@ -3600,7 +3537,7 @@
           <w:kern w:val="0"/>
           <w:shd w:val="clear" w:color="auto" w:fill="FFFFFF"/>
           <w:lang w:eastAsia="es-PE"/>
-          <ns2:ligatures ns2:val="none"/>
+          <w14:ligatures w14:val="none"/>
         </w:rPr>
         <w:t/>
       </w:r>
@@ -3611,23 +3548,23 @@
           <w:kern w:val="0"/>
           <w:shd w:val="clear" w:color="auto" w:fill="FFFFFF"/>
           <w:lang w:eastAsia="es-PE"/>
-          <ns2:ligatures ns2:val="none"/>
-        </w:rPr>
-        <w:t xml:space="preserve"/>
-      </w:r>
-      <w:r>
-        <w:rPr>
-          <w:rFonts w:ascii="Arial Narrow" w:eastAsia="Arial Narrow" w:hAnsi="Arial Narrow" w:cs="Arial Narrow"/>
-          <w:kern w:val="0"/>
-          <ns2:ligatures ns2:val="none"/>
-        </w:rPr>
-        <w:t xml:space="preserve"/>
-      </w:r>
-      <w:r>
-        <w:rPr>
-          <w:rFonts w:ascii="Arial Narrow" w:eastAsia="Arial Narrow" w:hAnsi="Arial Narrow" w:cs="Arial Narrow"/>
-          <w:kern w:val="0"/>
-          <ns2:ligatures ns2:val="none"/>
+          <w14:ligatures w14:val="none"/>
+        </w:rPr>
+        <w:t xml:space="preserve"/>
+      </w:r>
+      <w:r>
+        <w:rPr>
+          <w:rFonts w:ascii="Arial Narrow" w:eastAsia="Arial Narrow" w:hAnsi="Arial Narrow" w:cs="Arial Narrow"/>
+          <w:kern w:val="0"/>
+          <w14:ligatures w14:val="none"/>
+        </w:rPr>
+        <w:t xml:space="preserve"/>
+      </w:r>
+      <w:r>
+        <w:rPr>
+          <w:rFonts w:ascii="Arial Narrow" w:eastAsia="Arial Narrow" w:hAnsi="Arial Narrow" w:cs="Arial Narrow"/>
+          <w:kern w:val="0"/>
+          <w14:ligatures w14:val="none"/>
         </w:rPr>
         <w:t/>
       </w:r>
@@ -3637,7 +3574,7 @@
           <w:color w:val="000000"/>
           <w:kern w:val="0"/>
           <w:lang w:eastAsia="es-PE"/>
-          <ns2:ligatures ns2:val="none"/>
+          <w14:ligatures w14:val="none"/>
         </w:rPr>
         <w:t/>
       </w:r>
@@ -3645,7 +3582,7 @@
         <w:rPr>
           <w:rFonts w:ascii="Arial Narrow" w:eastAsia="Arial Narrow" w:hAnsi="Arial Narrow" w:cs="Arial Narrow"/>
           <w:kern w:val="0"/>
-          <ns2:ligatures ns2:val="none"/>
+          <w14:ligatures w14:val="none"/>
         </w:rPr>
         <w:t xml:space="preserve"/>
       </w:r>
@@ -3655,7 +3592,7 @@
           <w:color w:val="000000"/>
           <w:kern w:val="0"/>
           <w:lang w:eastAsia="es-PE"/>
-          <ns2:ligatures ns2:val="none"/>
+          <w14:ligatures w14:val="none"/>
         </w:rPr>
         <w:t/>
       </w:r>
@@ -3663,7 +3600,7 @@
         <w:rPr>
           <w:rFonts w:ascii="Arial Narrow" w:eastAsia="Arial Narrow" w:hAnsi="Arial Narrow" w:cs="Arial Narrow"/>
           <w:kern w:val="0"/>
-          <ns2:ligatures ns2:val="none"/>
+          <w14:ligatures w14:val="none"/>
         </w:rPr>
         <w:t xml:space="preserve"/>
       </w:r>
@@ -3674,22 +3611,22 @@
           <w:color w:val="000000"/>
           <w:kern w:val="0"/>
           <w:lang w:eastAsia="es-PE"/>
-          <ns2:ligatures ns2:val="none"/>
-        </w:rPr>
-        <w:t xml:space="preserve"/>
-      </w:r>
-    </w:p>
-    <w:p ns2:paraId="4B3417B0" ns2:textId="77777777">
+          <w14:ligatures w14:val="none"/>
+        </w:rPr>
+        <w:t xml:space="preserve"/>
+      </w:r>
+    </w:p>
+    <w:p>
       <w:pPr>
         <w:pStyle w:val="Prrafodelista"/>
         <w:rPr>
           <w:rFonts w:ascii="Arial Narrow" w:eastAsia="Arial Narrow" w:hAnsi="Arial Narrow" w:cs="Arial Narrow"/>
           <w:kern w:val="0"/>
-          <ns2:ligatures ns2:val="none"/>
-        </w:rPr>
-      </w:pPr>
-    </w:p>
-    <w:p ns2:paraId="5854E077" ns2:textId="33044C8B">
+          <w14:ligatures w14:val="none"/>
+        </w:rPr>
+      </w:pPr>
+    </w:p>
+    <w:p>
       <w:pPr>
         <w:pStyle w:val="Prrafodelista"/>
         <w:numPr>
@@ -3702,14 +3639,14 @@
         <w:rPr>
           <w:rFonts w:ascii="Arial Narrow" w:eastAsia="Arial Narrow" w:hAnsi="Arial Narrow" w:cs="Arial Narrow"/>
           <w:kern w:val="0"/>
-          <ns2:ligatures ns2:val="none"/>
-        </w:rPr>
-      </w:pPr>
-      <w:r>
-        <w:rPr>
-          <w:rFonts w:ascii="Arial Narrow" w:eastAsia="Arial Narrow" w:hAnsi="Arial Narrow" w:cs="Arial Narrow"/>
-          <w:kern w:val="0"/>
-          <ns2:ligatures ns2:val="none"/>
+          <w14:ligatures w14:val="none"/>
+        </w:rPr>
+      </w:pPr>
+      <w:r>
+        <w:rPr>
+          <w:rFonts w:ascii="Arial Narrow" w:eastAsia="Arial Narrow" w:hAnsi="Arial Narrow" w:cs="Arial Narrow"/>
+          <w:kern w:val="0"/>
+          <w14:ligatures w14:val="none"/>
         </w:rPr>
         <w:t xml:space="preserve">Además, </w:t>
       </w:r>
@@ -3719,7 +3656,7 @@
           <w:color w:val="000000"/>
           <w:kern w:val="0"/>
           <w:lang w:eastAsia="es-PE"/>
-          <ns2:ligatures ns2:val="none"/>
+          <w14:ligatures w14:val="none"/>
         </w:rPr>
         <w:t xml:space="preserve">la Secretaría Técnica, en ejercicio de sus facultades, considera </w:t>
       </w:r>
@@ -3727,7 +3664,7 @@
         <w:rPr>
           <w:rFonts w:ascii="Arial Narrow" w:eastAsia="Arial Narrow" w:hAnsi="Arial Narrow" w:cs="Arial"/>
           <w:kern w:val="0"/>
-          <ns2:ligatures ns2:val="none"/>
+          <w14:ligatures w14:val="none"/>
         </w:rPr>
         <w:t xml:space="preserve">que el hecho denunciado, consistente en que </w:t>
       </w:r>
@@ -3737,7 +3674,7 @@
           <w:kern w:val="0"/>
           <w:shd w:val="clear" w:color="auto" w:fill="FFFFFF"/>
           <w:lang w:eastAsia="es-PE"/>
-          <ns2:ligatures ns2:val="none"/>
+          <w14:ligatures w14:val="none"/>
         </w:rPr>
         <w:t xml:space="preserve">la compañía aseguradora no habría cumplido con responder oportunamente la solicitud de reconsideración contra la denegatoria de cobertura del Seguro de Vida - Póliza </w:t>
       </w:r>
@@ -3748,7 +3685,7 @@
           <w:kern w:val="0"/>
           <w:shd w:val="clear" w:color="auto" w:fill="FFFFFF"/>
           <w:lang w:eastAsia="es-PE"/>
-          <ns2:ligatures ns2:val="none"/>
+          <w14:ligatures w14:val="none"/>
         </w:rPr>
         <w:t/>
       </w:r>
@@ -3759,7 +3696,7 @@
           <w:kern w:val="0"/>
           <w:shd w:val="clear" w:color="auto" w:fill="FFFFFF"/>
           <w:lang w:eastAsia="es-PE"/>
-          <ns2:ligatures ns2:val="none"/>
+          <w14:ligatures w14:val="none"/>
         </w:rPr>
         <w:t xml:space="preserve"> 6032400000588 presentada por la denunciante el 5 de julio de 2025</w:t>
       </w:r>
@@ -3767,7 +3704,7 @@
         <w:rPr>
           <w:rFonts w:ascii="Arial Narrow" w:eastAsia="Arial Narrow" w:hAnsi="Arial Narrow" w:cs="Arial Narrow"/>
           <w:kern w:val="0"/>
-          <ns2:ligatures ns2:val="none"/>
+          <w14:ligatures w14:val="none"/>
         </w:rPr>
         <w:t xml:space="preserve">; involucraría una presunta afectación a sus expectativas, quien no habría encontrado una correspondencia entre lo que esperaba recibir de parte del proveedor y lo que realmente recibió. Por consiguiente, corresponde calificar el hecho materia de denuncia como una presunta infracción al deber de idoneidad, tipificado en los </w:t>
       </w:r>
@@ -3775,7 +3712,7 @@
         <w:rPr>
           <w:rFonts w:ascii="Arial Narrow" w:eastAsia="Arial Narrow" w:hAnsi="Arial Narrow" w:cs="Arial Narrow"/>
           <w:kern w:val="0"/>
-          <ns2:ligatures ns2:val="none"/>
+          <w14:ligatures w14:val="none"/>
         </w:rPr>
         <w:t>artículos 18</w:t>
       </w:r>
@@ -3785,7 +3722,7 @@
           <w:color w:val="000000"/>
           <w:kern w:val="0"/>
           <w:lang w:eastAsia="es-PE"/>
-          <ns2:ligatures ns2:val="none"/>
+          <w14:ligatures w14:val="none"/>
         </w:rPr>
         <w:t/>
       </w:r>
@@ -3793,7 +3730,7 @@
         <w:rPr>
           <w:rFonts w:ascii="Arial Narrow" w:eastAsia="Arial Narrow" w:hAnsi="Arial Narrow" w:cs="Arial Narrow"/>
           <w:kern w:val="0"/>
-          <ns2:ligatures ns2:val="none"/>
+          <w14:ligatures w14:val="none"/>
         </w:rPr>
         <w:t xml:space="preserve"> y 19</w:t>
       </w:r>
@@ -3803,7 +3740,7 @@
           <w:color w:val="000000"/>
           <w:kern w:val="0"/>
           <w:lang w:eastAsia="es-PE"/>
-          <ns2:ligatures ns2:val="none"/>
+          <w14:ligatures w14:val="none"/>
         </w:rPr>
         <w:t/>
       </w:r>
@@ -3811,7 +3748,7 @@
         <w:rPr>
           <w:rFonts w:ascii="Arial Narrow" w:eastAsia="Arial Narrow" w:hAnsi="Arial Narrow" w:cs="Arial Narrow"/>
           <w:kern w:val="0"/>
-          <ns2:ligatures ns2:val="none"/>
+          <w14:ligatures w14:val="none"/>
         </w:rPr>
         <w:t xml:space="preserve"> del Código</w:t>
       </w:r>
@@ -3822,23 +3759,23 @@
           <w:color w:val="000000"/>
           <w:kern w:val="0"/>
           <w:lang w:eastAsia="es-PE"/>
-          <ns2:ligatures ns2:val="none"/>
+          <w14:ligatures w14:val="none"/>
         </w:rPr>
         <w:t xml:space="preserve">. </w:t>
       </w:r>
     </w:p>
-    <w:p ns2:paraId="3EB4BEE2" ns2:textId="77777777">
-      <w:pPr>
-        <w:spacing w:after="0" w:line="240" w:lineRule="auto"/>
-        <w:jc w:val="both"/>
-        <w:rPr>
-          <w:rFonts w:ascii="Arial Narrow" w:eastAsia="Arial Narrow" w:hAnsi="Arial Narrow" w:cs="Arial Narrow"/>
-          <w:kern w:val="0"/>
-          <ns2:ligatures ns2:val="none"/>
-        </w:rPr>
-      </w:pPr>
-    </w:p>
-    <w:p ns2:paraId="78C31712" ns2:textId="50384102">
+    <w:p>
+      <w:pPr>
+        <w:spacing w:after="0" w:line="240" w:lineRule="auto"/>
+        <w:jc w:val="both"/>
+        <w:rPr>
+          <w:rFonts w:ascii="Arial Narrow" w:eastAsia="Arial Narrow" w:hAnsi="Arial Narrow" w:cs="Arial Narrow"/>
+          <w:kern w:val="0"/>
+          <w14:ligatures w14:val="none"/>
+        </w:rPr>
+      </w:pPr>
+    </w:p>
+    <w:p>
       <w:pPr>
         <w:pStyle w:val="Prrafodelista"/>
         <w:numPr>
@@ -3851,7 +3788,7 @@
         <w:rPr>
           <w:rFonts w:ascii="Arial Narrow" w:eastAsia="Arial Narrow" w:hAnsi="Arial Narrow" w:cs="Arial Narrow"/>
           <w:kern w:val="0"/>
-          <ns2:ligatures ns2:val="none"/>
+          <w14:ligatures w14:val="none"/>
         </w:rPr>
       </w:pPr>
       <w:bookmarkStart w:id="11" w:name="_Hlk214534552"/>
@@ -3861,7 +3798,7 @@
           <w:color w:val="000000"/>
           <w:kern w:val="0"/>
           <w:lang w:eastAsia="es-PE"/>
-          <ns2:ligatures ns2:val="none"/>
+          <w14:ligatures w14:val="none"/>
         </w:rPr>
         <w:t xml:space="preserve">Así también, la Secretaría Técnica, en ejercicio de sus facultades, considera que el hecho denunciado, consistente en que la compañía aseguradora habría exigido indebidamente a la denunciante la presentación de la historia clínica fedateada ante la solicitud de cobertura del Seguro de Vida - Póliza 6032400000588 por el fallecimiento del señor [APELLIDO] . Por consiguiente, corresponde calificar el hecho materia de denuncia como una presunta infracción al deber de protección contra los métodos comerciales coercitivos, tipificado en literal g) del artículo 56 del Código. </w:t>
       </w:r>
@@ -3871,7 +3808,7 @@
           <w:color w:val="000000"/>
           <w:kern w:val="0"/>
           <w:lang w:eastAsia="es-PE"/>
-          <ns2:ligatures ns2:val="none"/>
+          <w14:ligatures w14:val="none"/>
         </w:rPr>
         <w:t xml:space="preserve"/>
       </w:r>
@@ -3882,15 +3819,15 @@
           <w:color w:val="000000"/>
           <w:kern w:val="0"/>
           <w:lang w:eastAsia="es-PE"/>
-          <ns2:ligatures ns2:val="none"/>
-        </w:rPr>
-        <w:t xml:space="preserve"/>
-      </w:r>
-      <w:r>
-        <w:rPr>
-          <w:rFonts w:ascii="Arial Narrow" w:eastAsia="Arial Narrow" w:hAnsi="Arial Narrow" w:cs="Arial"/>
-          <w:kern w:val="0"/>
-          <ns2:ligatures ns2:val="none"/>
+          <w14:ligatures w14:val="none"/>
+        </w:rPr>
+        <w:t xml:space="preserve"/>
+      </w:r>
+      <w:r>
+        <w:rPr>
+          <w:rFonts w:ascii="Arial Narrow" w:eastAsia="Arial Narrow" w:hAnsi="Arial Narrow" w:cs="Arial"/>
+          <w:kern w:val="0"/>
+          <w14:ligatures w14:val="none"/>
         </w:rPr>
         <w:t xml:space="preserve"/>
       </w:r>
@@ -3902,7 +3839,7 @@
           <w:kern w:val="0"/>
           <w:shd w:val="clear" w:color="auto" w:fill="FFFFFF"/>
           <w:lang w:eastAsia="es-PE"/>
-          <ns2:ligatures ns2:val="none"/>
+          <w14:ligatures w14:val="none"/>
         </w:rPr>
         <w:t xml:space="preserve"/>
       </w:r>
@@ -3913,7 +3850,7 @@
           <w:kern w:val="0"/>
           <w:shd w:val="clear" w:color="auto" w:fill="FFFFFF"/>
           <w:lang w:eastAsia="es-PE"/>
-          <ns2:ligatures ns2:val="none"/>
+          <w14:ligatures w14:val="none"/>
         </w:rPr>
         <w:t/>
       </w:r>
@@ -3924,15 +3861,15 @@
           <w:kern w:val="0"/>
           <w:shd w:val="clear" w:color="auto" w:fill="FFFFFF"/>
           <w:lang w:eastAsia="es-PE"/>
-          <ns2:ligatures ns2:val="none"/>
-        </w:rPr>
-        <w:t xml:space="preserve"/>
-      </w:r>
-      <w:r>
-        <w:rPr>
-          <w:rFonts w:ascii="Arial Narrow" w:eastAsia="Arial Narrow" w:hAnsi="Arial Narrow" w:cs="Arial Narrow"/>
-          <w:kern w:val="0"/>
-          <ns2:ligatures ns2:val="none"/>
+          <w14:ligatures w14:val="none"/>
+        </w:rPr>
+        <w:t xml:space="preserve"/>
+      </w:r>
+      <w:r>
+        <w:rPr>
+          <w:rFonts w:ascii="Arial Narrow" w:eastAsia="Arial Narrow" w:hAnsi="Arial Narrow" w:cs="Arial Narrow"/>
+          <w:kern w:val="0"/>
+          <w14:ligatures w14:val="none"/>
         </w:rPr>
         <w:t xml:space="preserve"/>
       </w:r>
@@ -3943,7 +3880,7 @@
           <w:color w:val="000000"/>
           <w:kern w:val="0"/>
           <w:lang w:eastAsia="es-PE"/>
-          <ns2:ligatures ns2:val="none"/>
+          <w14:ligatures w14:val="none"/>
         </w:rPr>
         <w:t xml:space="preserve"/>
       </w:r>
@@ -3954,7 +3891,7 @@
           <w:kern w:val="0"/>
           <w:shd w:val="clear" w:color="auto" w:fill="FFFFFF"/>
           <w:lang w:eastAsia="es-PE"/>
-          <ns2:ligatures ns2:val="none"/>
+          <w14:ligatures w14:val="none"/>
         </w:rPr>
         <w:t xml:space="preserve"/>
       </w:r>
@@ -3965,7 +3902,7 @@
           <w:color w:val="000000"/>
           <w:kern w:val="0"/>
           <w:lang w:eastAsia="es-PE"/>
-          <ns2:ligatures ns2:val="none"/>
+          <w14:ligatures w14:val="none"/>
         </w:rPr>
         <w:t/>
       </w:r>
@@ -3977,7 +3914,7 @@
           <w:color w:val="000000"/>
           <w:kern w:val="0"/>
           <w:lang w:eastAsia="es-PE"/>
-          <ns2:ligatures ns2:val="none"/>
+          <w14:ligatures w14:val="none"/>
         </w:rPr>
         <w:t xml:space="preserve"/>
       </w:r>
@@ -3987,7 +3924,7 @@
     <w:bookmarkEnd w:id="5"/>
     <w:bookmarkEnd w:id="10"/>
     <w:bookmarkEnd w:id="11"/>
-    <w:p ns2:paraId="432038D6" ns2:textId="0A9F6D75">
+    <w:p>
       <w:pPr>
         <w:spacing w:after="0" w:line="240" w:lineRule="auto"/>
         <w:jc w:val="both"/>
@@ -3995,11 +3932,11 @@
           <w:rFonts w:ascii="Arial Narrow" w:eastAsia="Calibri" w:hAnsi="Arial Narrow" w:cs="Arial Narrow"/>
           <w:kern w:val="0"/>
           <w:lang w:eastAsia="es-PE"/>
-          <ns2:ligatures ns2:val="none"/>
-        </w:rPr>
-      </w:pPr>
-    </w:p>
-    <w:p ns2:paraId="463134E5" ns2:textId="77777777">
+          <w14:ligatures w14:val="none"/>
+        </w:rPr>
+      </w:pPr>
+    </w:p>
+    <w:p>
       <w:pPr>
         <w:pStyle w:val="Prrafodelista"/>
         <w:numPr>
@@ -4013,7 +3950,7 @@
           <w:rFonts w:ascii="Arial Narrow" w:eastAsia="Calibri" w:hAnsi="Arial Narrow" w:cs="Arial Narrow"/>
           <w:kern w:val="0"/>
           <w:lang w:eastAsia="es-PE"/>
-          <ns2:ligatures ns2:val="none"/>
+          <w14:ligatures w14:val="none"/>
         </w:rPr>
       </w:pPr>
       <w:r>
@@ -4022,7 +3959,7 @@
           <w:color w:val="000000"/>
           <w:kern w:val="0"/>
           <w:lang w:eastAsia="es-PE"/>
-          <ns2:ligatures ns2:val="none"/>
+          <w14:ligatures w14:val="none"/>
         </w:rPr>
         <w:t>En tanto la denuncia reúne los requisitos establecidos por la norma citada, corresponde admitirla a trámite</w:t>
       </w:r>
@@ -4032,7 +3969,7 @@
           <w:rFonts w:ascii="Arial Narrow" w:eastAsia="Arial Narrow" w:hAnsi="Arial Narrow" w:cs="Arial Narrow"/>
           <w:kern w:val="0"/>
           <w:vertAlign w:val="superscript"/>
-          <ns2:ligatures ns2:val="none"/>
+          <w14:ligatures w14:val="none"/>
         </w:rPr>
         <w:footnoteReference w:id="4"/>
       </w:r>
@@ -4042,12 +3979,12 @@
           <w:color w:val="000000"/>
           <w:kern w:val="0"/>
           <w:lang w:eastAsia="es-PE"/>
-          <ns2:ligatures ns2:val="none"/>
+          <w14:ligatures w14:val="none"/>
         </w:rPr>
         <w:t>.</w:t>
       </w:r>
     </w:p>
-    <w:p ns2:paraId="68C71625" ns2:textId="77777777">
+    <w:p>
       <w:pPr>
         <w:spacing w:after="0" w:line="240" w:lineRule="auto"/>
         <w:ind w:left="567"/>
@@ -4058,11 +3995,11 @@
           <w:color w:val="000000"/>
           <w:kern w:val="0"/>
           <w:lang w:eastAsia="es-PE"/>
-          <ns2:ligatures ns2:val="none"/>
-        </w:rPr>
-      </w:pPr>
-    </w:p>
-    <w:p ns2:paraId="38A98B4B" ns2:textId="77777777">
+          <w14:ligatures w14:val="none"/>
+        </w:rPr>
+      </w:pPr>
+    </w:p>
+    <w:p>
       <w:pPr>
         <w:pStyle w:val="Prrafodelista"/>
         <w:numPr>
@@ -4082,7 +4019,7 @@
           <w:color w:val="000000"/>
           <w:kern w:val="0"/>
           <w:lang w:eastAsia="es-PE"/>
-          <ns2:ligatures ns2:val="none"/>
+          <w14:ligatures w14:val="none"/>
         </w:rPr>
       </w:pPr>
       <w:r>
@@ -4092,7 +4029,7 @@
           <w:color w:val="000000"/>
           <w:kern w:val="0"/>
           <w:lang w:eastAsia="es-PE"/>
-          <ns2:ligatures ns2:val="none"/>
+          <w14:ligatures w14:val="none"/>
         </w:rPr>
         <w:t>REQUERIMIENTO DE INFORMACI</w:t>
       </w:r>
@@ -4103,7 +4040,7 @@
           <w:color w:val="000000"/>
           <w:kern w:val="0"/>
           <w:lang w:eastAsia="es-PE"/>
-          <ns2:ligatures ns2:val="none"/>
+          <w14:ligatures w14:val="none"/>
         </w:rPr>
         <w:t>Ó</w:t>
       </w:r>
@@ -4114,12 +4051,12 @@
           <w:color w:val="000000"/>
           <w:kern w:val="0"/>
           <w:lang w:eastAsia="es-PE"/>
-          <ns2:ligatures ns2:val="none"/>
+          <w14:ligatures w14:val="none"/>
         </w:rPr>
         <w:t>N</w:t>
       </w:r>
     </w:p>
-    <w:p ns2:paraId="5B518DC4" ns2:textId="77777777">
+    <w:p>
       <w:pPr>
         <w:spacing w:after="0" w:line="240" w:lineRule="auto"/>
         <w:jc w:val="both"/>
@@ -4128,11 +4065,11 @@
           <w:color w:val="000000"/>
           <w:kern w:val="0"/>
           <w:lang w:val="es-ES" w:eastAsia="es-ES"/>
-          <ns2:ligatures ns2:val="none"/>
-        </w:rPr>
-      </w:pPr>
-    </w:p>
-    <w:p ns2:paraId="62B88A04" ns2:textId="5DAA85D0">
+          <w14:ligatures w14:val="none"/>
+        </w:rPr>
+      </w:pPr>
+    </w:p>
+    <w:p>
       <w:pPr>
         <w:pStyle w:val="Prrafodelista"/>
         <w:numPr>
@@ -4147,7 +4084,7 @@
           <w:color w:val="000000"/>
           <w:kern w:val="0"/>
           <w:lang w:val="es-ES" w:eastAsia="es-ES"/>
-          <ns2:ligatures ns2:val="none"/>
+          <w14:ligatures w14:val="none"/>
         </w:rPr>
       </w:pPr>
       <w:r>
@@ -4156,7 +4093,7 @@
           <w:color w:val="000000"/>
           <w:kern w:val="0"/>
           <w:lang w:val="es-ES" w:eastAsia="es-ES"/>
-          <ns2:ligatures ns2:val="none"/>
+          <w14:ligatures w14:val="none"/>
         </w:rPr>
         <w:t xml:space="preserve">A efectos de tener mayores elementos que sirvan para la resolución definitiva del presente caso, la Secretaría Técnica, en ejercicio de las facultades que la ley le confiere, </w:t>
       </w:r>
@@ -4166,7 +4103,7 @@
           <w:color w:val="000000"/>
           <w:kern w:val="0"/>
           <w:lang w:val="es-ES" w:eastAsia="es-ES"/>
-          <ns2:ligatures ns2:val="none"/>
+          <w14:ligatures w14:val="none"/>
         </w:rPr>
         <w:t xml:space="preserve">conviene requerir </w:t>
       </w:r>
@@ -4176,7 +4113,7 @@
           <w:color w:val="000000"/>
           <w:kern w:val="0"/>
           <w:lang w:val="es-ES" w:eastAsia="es-ES"/>
-          <ns2:ligatures ns2:val="none"/>
+          <w14:ligatures w14:val="none"/>
         </w:rPr>
         <w:t xml:space="preserve">a la compañía aseguradora </w:t>
       </w:r>
@@ -4186,7 +4123,7 @@
           <w:color w:val="000000"/>
           <w:kern w:val="0"/>
           <w:lang w:val="es-ES" w:eastAsia="es-ES"/>
-          <ns2:ligatures ns2:val="none"/>
+          <w14:ligatures w14:val="none"/>
         </w:rPr>
         <w:t>que, en</w:t>
       </w:r>
@@ -4196,7 +4133,7 @@
           <w:color w:val="000000"/>
           <w:kern w:val="0"/>
           <w:lang w:val="es-ES" w:eastAsia="es-ES"/>
-          <ns2:ligatures ns2:val="none"/>
+          <w14:ligatures w14:val="none"/>
         </w:rPr>
         <w:t xml:space="preserve"> un plazo no mayor de cinco (5) días hábiles contado a partir del día siguiente de la notificación de la presente resolución, cumpla con lo siguiente: </w:t>
       </w:r>
@@ -4206,7 +4143,7 @@
           <w:color w:val="000000"/>
           <w:kern w:val="0"/>
           <w:lang w:val="es-ES" w:eastAsia="es-ES"/>
-          <ns2:ligatures ns2:val="none"/>
+          <w14:ligatures w14:val="none"/>
         </w:rPr>
         <w:t xml:space="preserve">(i) presentar una copia completa, legible y debidamente suscrita del </w:t>
       </w:r>
@@ -4216,7 +4153,7 @@
           <w:color w:val="000000"/>
           <w:kern w:val="0"/>
           <w:lang w:eastAsia="es-ES"/>
-          <ns2:ligatures ns2:val="none"/>
+          <w14:ligatures w14:val="none"/>
         </w:rPr>
         <w:t xml:space="preserve">Seguro de Vida - Póliza </w:t>
       </w:r>
@@ -4227,7 +4164,7 @@
           <w:color w:val="000000"/>
           <w:kern w:val="0"/>
           <w:lang w:eastAsia="es-ES"/>
-          <ns2:ligatures ns2:val="none"/>
+          <w14:ligatures w14:val="none"/>
         </w:rPr>
         <w:t/>
       </w:r>
@@ -4238,7 +4175,7 @@
           <w:color w:val="000000"/>
           <w:kern w:val="0"/>
           <w:lang w:eastAsia="es-ES"/>
-          <ns2:ligatures ns2:val="none"/>
+          <w14:ligatures w14:val="none"/>
         </w:rPr>
         <w:t xml:space="preserve"> 6032400000588</w:t>
       </w:r>
@@ -4248,7 +4185,7 @@
           <w:color w:val="000000"/>
           <w:kern w:val="0"/>
           <w:lang w:val="es-ES" w:eastAsia="es-ES"/>
-          <ns2:ligatures ns2:val="none"/>
+          <w14:ligatures w14:val="none"/>
         </w:rPr>
         <w:t>, así como el cargo de remisión de la póliza; (</w:t>
       </w:r>
@@ -4259,7 +4196,7 @@
           <w:color w:val="000000"/>
           <w:kern w:val="0"/>
           <w:lang w:val="es-ES" w:eastAsia="es-ES"/>
-          <ns2:ligatures ns2:val="none"/>
+          <w14:ligatures w14:val="none"/>
         </w:rPr>
         <w:t>ii</w:t>
       </w:r>
@@ -4270,7 +4207,7 @@
           <w:color w:val="000000"/>
           <w:kern w:val="0"/>
           <w:lang w:val="es-ES" w:eastAsia="es-ES"/>
-          <ns2:ligatures ns2:val="none"/>
+          <w14:ligatures w14:val="none"/>
         </w:rPr>
         <w:t>) presentar los medios probatorios que acrediten que la negativa de otorgamiento de cobertura fue justificad</w:t>
       </w:r>
@@ -4280,7 +4217,7 @@
           <w:color w:val="000000"/>
           <w:kern w:val="0"/>
           <w:lang w:val="es-ES" w:eastAsia="es-ES"/>
-          <ns2:ligatures ns2:val="none"/>
+          <w14:ligatures w14:val="none"/>
         </w:rPr>
         <w:t>a</w:t>
       </w:r>
@@ -4290,7 +4227,7 @@
           <w:color w:val="000000"/>
           <w:kern w:val="0"/>
           <w:lang w:val="es-ES" w:eastAsia="es-ES"/>
-          <ns2:ligatures ns2:val="none"/>
+          <w14:ligatures w14:val="none"/>
         </w:rPr>
         <w:t>; y, (</w:t>
       </w:r>
@@ -4301,7 +4238,7 @@
           <w:color w:val="000000"/>
           <w:kern w:val="0"/>
           <w:lang w:val="es-ES" w:eastAsia="es-ES"/>
-          <ns2:ligatures ns2:val="none"/>
+          <w14:ligatures w14:val="none"/>
         </w:rPr>
         <w:t>iii</w:t>
       </w:r>
@@ -4312,7 +4249,7 @@
           <w:color w:val="000000"/>
           <w:kern w:val="0"/>
           <w:lang w:val="es-ES" w:eastAsia="es-ES"/>
-          <ns2:ligatures ns2:val="none"/>
+          <w14:ligatures w14:val="none"/>
         </w:rPr>
         <w:t>) presentar todas las comunicaciones cursadas con la parte denunciante en virtud del hecho materia de denuncia</w:t>
       </w:r>
@@ -4322,7 +4259,7 @@
           <w:color w:val="000000"/>
           <w:kern w:val="0"/>
           <w:lang w:val="es-ES" w:eastAsia="es-ES"/>
-          <ns2:ligatures ns2:val="none"/>
+          <w14:ligatures w14:val="none"/>
         </w:rPr>
         <w:t>.</w:t>
       </w:r>
@@ -4332,12 +4269,12 @@
           <w:color w:val="000000"/>
           <w:kern w:val="0"/>
           <w:lang w:eastAsia="es-ES"/>
-          <ns2:ligatures ns2:val="none"/>
+          <w14:ligatures w14:val="none"/>
         </w:rPr>
         <w:t xml:space="preserve"> </w:t>
       </w:r>
     </w:p>
-    <w:p ns2:paraId="5C93B848" ns2:textId="77777777">
+    <w:p>
       <w:pPr>
         <w:pStyle w:val="Prrafodelista"/>
         <w:spacing w:after="0" w:line="240" w:lineRule="auto"/>
@@ -4348,11 +4285,11 @@
           <w:color w:val="000000"/>
           <w:kern w:val="0"/>
           <w:lang w:val="es-ES" w:eastAsia="es-ES"/>
-          <ns2:ligatures ns2:val="none"/>
-        </w:rPr>
-      </w:pPr>
-    </w:p>
-    <w:p ns2:paraId="2A119386" ns2:textId="77777777">
+          <w14:ligatures w14:val="none"/>
+        </w:rPr>
+      </w:pPr>
+    </w:p>
+    <w:p>
       <w:pPr>
         <w:pStyle w:val="Prrafodelista"/>
         <w:numPr>
@@ -4372,7 +4309,7 @@
           <w:color w:val="000000"/>
           <w:kern w:val="0"/>
           <w:lang w:eastAsia="es-PE"/>
-          <ns2:ligatures ns2:val="none"/>
+          <w14:ligatures w14:val="none"/>
         </w:rPr>
       </w:pPr>
       <w:r>
@@ -4382,12 +4319,12 @@
           <w:color w:val="000000"/>
           <w:kern w:val="0"/>
           <w:lang w:eastAsia="es-PE"/>
-          <ns2:ligatures ns2:val="none"/>
+          <w14:ligatures w14:val="none"/>
         </w:rPr>
         <w:t xml:space="preserve">RESOLUCIÓN DE LA SECRETARÍA TÉCNICA </w:t>
       </w:r>
     </w:p>
-    <w:p ns2:paraId="7F554EB2" ns2:textId="77777777">
+    <w:p>
       <w:pPr>
         <w:spacing w:after="0" w:line="240" w:lineRule="auto"/>
         <w:jc w:val="both"/>
@@ -4397,11 +4334,11 @@
           <w:color w:val="000000"/>
           <w:kern w:val="0"/>
           <w:lang w:eastAsia="es-PE"/>
-          <ns2:ligatures ns2:val="none"/>
-        </w:rPr>
-      </w:pPr>
-    </w:p>
-    <w:p ns2:paraId="40BE44E6" ns2:textId="55BFCEDD">
+          <w14:ligatures w14:val="none"/>
+        </w:rPr>
+      </w:pPr>
+    </w:p>
+    <w:p>
       <w:pPr>
         <w:spacing w:after="0" w:line="240" w:lineRule="auto"/>
         <w:jc w:val="both"/>
@@ -4410,7 +4347,7 @@
           <w:color w:val="000000"/>
           <w:kern w:val="0"/>
           <w:lang w:eastAsia="es-PE"/>
-          <ns2:ligatures ns2:val="none"/>
+          <w14:ligatures w14:val="none"/>
         </w:rPr>
       </w:pPr>
       <w:r>
@@ -4420,7 +4357,7 @@
           <w:color w:val="000000"/>
           <w:kern w:val="0"/>
           <w:lang w:eastAsia="es-PE"/>
-          <ns2:ligatures ns2:val="none"/>
+          <w14:ligatures w14:val="none"/>
         </w:rPr>
         <w:lastRenderedPageBreak/>
         <w:t xml:space="preserve">PRIMERO: admitir a trámite la denuncia del 20 de octubre de 2025 interpuesta por la señora [DENUNCIANTE] contra Mapfre Perú Compañía de Seguros y Reaseguros S.A., por lo siguiente:</w:t>
@@ -4432,7 +4369,7 @@
           <w:kern w:val="0"/>
           <w:shd w:val="clear" w:color="auto" w:fill="FFFFFF"/>
           <w:lang w:eastAsia="es-PE"/>
-          <ns2:ligatures ns2:val="none"/>
+          <w14:ligatures w14:val="none"/>
         </w:rPr>
         <w:t xml:space="preserve"/>
       </w:r>
@@ -4442,7 +4379,7 @@
           <w:color w:val="000000"/>
           <w:kern w:val="0"/>
           <w:lang w:val="es-ES" w:eastAsia="es-ES"/>
-          <ns2:ligatures ns2:val="none"/>
+          <w14:ligatures w14:val="none"/>
         </w:rPr>
         <w:t/>
       </w:r>
@@ -4452,7 +4389,7 @@
           <w:color w:val="000000"/>
           <w:kern w:val="0"/>
           <w:lang w:val="es-ES" w:eastAsia="es-ES"/>
-          <ns2:ligatures ns2:val="none"/>
+          <w14:ligatures w14:val="none"/>
         </w:rPr>
         <w:t xml:space="preserve"/>
       </w:r>
@@ -4463,7 +4400,7 @@
           <w:kern w:val="0"/>
           <w:shd w:val="clear" w:color="auto" w:fill="FFFFFF"/>
           <w:lang w:eastAsia="es-PE"/>
-          <ns2:ligatures ns2:val="none"/>
+          <w14:ligatures w14:val="none"/>
         </w:rPr>
         <w:t xml:space="preserve"/>
       </w:r>
@@ -4474,7 +4411,7 @@
           <w:kern w:val="0"/>
           <w:shd w:val="clear" w:color="auto" w:fill="FFFFFF"/>
           <w:lang w:eastAsia="es-PE"/>
-          <ns2:ligatures ns2:val="none"/>
+          <w14:ligatures w14:val="none"/>
         </w:rPr>
         <w:t/>
       </w:r>
@@ -4485,7 +4422,7 @@
           <w:kern w:val="0"/>
           <w:shd w:val="clear" w:color="auto" w:fill="FFFFFF"/>
           <w:lang w:eastAsia="es-PE"/>
-          <ns2:ligatures ns2:val="none"/>
+          <w14:ligatures w14:val="none"/>
         </w:rPr>
         <w:t xml:space="preserve"/>
       </w:r>
@@ -4496,7 +4433,7 @@
           <w:kern w:val="0"/>
           <w:shd w:val="clear" w:color="auto" w:fill="FFFFFF"/>
           <w:lang w:eastAsia="es-PE"/>
-          <ns2:ligatures ns2:val="none"/>
+          <w14:ligatures w14:val="none"/>
         </w:rPr>
         <w:t xml:space="preserve"/>
       </w:r>
@@ -4507,7 +4444,7 @@
           <w:kern w:val="0"/>
           <w:shd w:val="clear" w:color="auto" w:fill="FFFFFF"/>
           <w:lang w:eastAsia="es-PE"/>
-          <ns2:ligatures ns2:val="none"/>
+          <w14:ligatures w14:val="none"/>
         </w:rPr>
         <w:t xml:space="preserve"/>
       </w:r>
@@ -4518,7 +4455,7 @@
           <w:kern w:val="0"/>
           <w:shd w:val="clear" w:color="auto" w:fill="FFFFFF"/>
           <w:lang w:eastAsia="es-PE"/>
-          <ns2:ligatures ns2:val="none"/>
+          <w14:ligatures w14:val="none"/>
         </w:rPr>
         <w:t xml:space="preserve"/>
       </w:r>
@@ -4529,7 +4466,7 @@
           <w:kern w:val="0"/>
           <w:shd w:val="clear" w:color="auto" w:fill="FFFFFF"/>
           <w:lang w:eastAsia="es-PE"/>
-          <ns2:ligatures ns2:val="none"/>
+          <w14:ligatures w14:val="none"/>
         </w:rPr>
         <w:t/>
       </w:r>
@@ -4540,7 +4477,7 @@
           <w:kern w:val="0"/>
           <w:shd w:val="clear" w:color="auto" w:fill="FFFFFF"/>
           <w:lang w:eastAsia="es-PE"/>
-          <ns2:ligatures ns2:val="none"/>
+          <w14:ligatures w14:val="none"/>
         </w:rPr>
         <w:t xml:space="preserve"/>
       </w:r>
@@ -4551,12 +4488,12 @@
           <w:kern w:val="0"/>
           <w:shd w:val="clear" w:color="auto" w:fill="FFFFFF"/>
           <w:lang w:eastAsia="es-PE"/>
-          <ns2:ligatures ns2:val="none"/>
+          <w14:ligatures w14:val="none"/>
         </w:rPr>
         <w:t/>
       </w:r>
     </w:p>
-    <w:p ns2:paraId="4BF057A2" ns2:textId="77777777">
+    <w:p>
       <w:pPr>
         <w:spacing w:after="0" w:line="240" w:lineRule="auto"/>
         <w:jc w:val="both"/>
@@ -4564,11 +4501,11 @@
           <w:rFonts w:ascii="Arial Narrow" w:eastAsia="Calibri" w:hAnsi="Arial Narrow" w:cs="Arial Narrow"/>
           <w:kern w:val="0"/>
           <w:lang w:eastAsia="es-PE"/>
-          <ns2:ligatures ns2:val="none"/>
-        </w:rPr>
-      </w:pPr>
-    </w:p>
-    <w:p ns2:paraId="742ADD45" ns2:textId="77777777">
+          <w14:ligatures w14:val="none"/>
+        </w:rPr>
+      </w:pPr>
+    </w:p>
+    <w:p>
       <w:pPr>
         <w:spacing w:after="0" w:line="240" w:lineRule="auto"/>
         <w:jc w:val="both"/>
@@ -4576,11 +4513,11 @@
           <w:rFonts w:ascii="Arial Narrow" w:eastAsia="Calibri" w:hAnsi="Arial Narrow" w:cs="Arial Narrow"/>
           <w:kern w:val="0"/>
           <w:lang w:eastAsia="es-PE"/>
-          <ns2:ligatures ns2:val="none"/>
-        </w:rPr>
-      </w:pPr>
-    </w:p>
-    <w:p ns2:paraId="0352CF2B" ns2:textId="74B5FB3B">
+          <w14:ligatures w14:val="none"/>
+        </w:rPr>
+      </w:pPr>
+    </w:p>
+    <w:p>
       <w:pPr>
         <w:pStyle w:val="Prrafodelista"/>
         <w:numPr>
@@ -4597,7 +4534,7 @@
         <w:rPr>
           <w:rFonts w:ascii="Arial Narrow" w:eastAsia="Arial Narrow" w:hAnsi="Arial Narrow" w:cs="Arial Narrow"/>
           <w:kern w:val="0"/>
-          <ns2:ligatures ns2:val="none"/>
+          <w14:ligatures w14:val="none"/>
         </w:rPr>
       </w:pPr>
       <w:r>
@@ -4606,7 +4543,7 @@
           <w:color w:val="000000"/>
           <w:kern w:val="0"/>
           <w:lang w:eastAsia="es-PE"/>
-          <ns2:ligatures ns2:val="none"/>
+          <w14:ligatures w14:val="none"/>
         </w:rPr>
         <w:t xml:space="preserve">Presunta infracción a los artículos 18 y 19 de la Ley 29571, Código de Protección y Defensa del Consumidor, en tanto la compañía aseguradora el 23 de setiembre de 2024 habría requerido indebidamente a la denunciante para atención de la solicitud de la cobertura del Seguro de Vida - Póliza 6032400000588 por el fallecimiento del señor [APELLIDO] documentos que habían sido remitidos previamente.</w:t>
       </w:r>
@@ -4616,7 +4553,7 @@
           <w:kern w:val="0"/>
           <w:shd w:val="clear" w:color="auto" w:fill="FFFFFF"/>
           <w:lang w:eastAsia="es-PE"/>
-          <ns2:ligatures ns2:val="none"/>
+          <w14:ligatures w14:val="none"/>
         </w:rPr>
         <w:t xml:space="preserve"/>
       </w:r>
@@ -4625,7 +4562,7 @@
           <w:rFonts w:ascii="Arial Narrow" w:eastAsia="Calibri" w:hAnsi="Arial Narrow" w:cs="Arial Narrow"/>
           <w:kern w:val="0"/>
           <w:lang w:eastAsia="es-PE"/>
-          <ns2:ligatures ns2:val="none"/>
+          <w14:ligatures w14:val="none"/>
         </w:rPr>
         <w:t xml:space="preserve"/>
       </w:r>
@@ -4635,7 +4572,7 @@
           <w:kern w:val="0"/>
           <w:shd w:val="clear" w:color="auto" w:fill="FFFFFF"/>
           <w:lang w:eastAsia="es-PE"/>
-          <ns2:ligatures ns2:val="none"/>
+          <w14:ligatures w14:val="none"/>
         </w:rPr>
         <w:t xml:space="preserve"/>
       </w:r>
@@ -4645,25 +4582,25 @@
           <w:kern w:val="0"/>
           <w:shd w:val="clear" w:color="auto" w:fill="FFFFFF"/>
           <w:lang w:eastAsia="es-PE"/>
-          <ns2:ligatures ns2:val="none"/>
-        </w:rPr>
-        <w:t xml:space="preserve"/>
-      </w:r>
-      <w:r>
-        <w:rPr>
-          <w:rFonts w:ascii="Arial Narrow" w:eastAsia="Arial Narrow" w:hAnsi="Arial Narrow" w:cs="Arial Narrow"/>
-          <w:kern w:val="0"/>
-          <ns2:ligatures ns2:val="none"/>
-        </w:rPr>
-        <w:t xml:space="preserve"/>
-      </w:r>
-      <w:r>
-        <w:rPr>
-          <w:rFonts w:ascii="Arial Narrow" w:eastAsia="Times New Roman" w:hAnsi="Arial Narrow" w:cs="Arial"/>
-          <w:color w:val="000000"/>
-          <w:kern w:val="0"/>
-          <w:lang w:eastAsia="es-ES"/>
-          <ns2:ligatures ns2:val="none"/>
+          <w14:ligatures w14:val="none"/>
+        </w:rPr>
+        <w:t xml:space="preserve"/>
+      </w:r>
+      <w:r>
+        <w:rPr>
+          <w:rFonts w:ascii="Arial Narrow" w:eastAsia="Arial Narrow" w:hAnsi="Arial Narrow" w:cs="Arial Narrow"/>
+          <w:kern w:val="0"/>
+          <w14:ligatures w14:val="none"/>
+        </w:rPr>
+        <w:t xml:space="preserve"/>
+      </w:r>
+      <w:r>
+        <w:rPr>
+          <w:rFonts w:ascii="Arial Narrow" w:eastAsia="Times New Roman" w:hAnsi="Arial Narrow" w:cs="Arial"/>
+          <w:color w:val="000000"/>
+          <w:kern w:val="0"/>
+          <w:lang w:eastAsia="es-ES"/>
+          <w14:ligatures w14:val="none"/>
         </w:rPr>
         <w:t xml:space="preserve"/>
       </w:r>
@@ -4673,7 +4610,7 @@
           <w:kern w:val="0"/>
           <w:shd w:val="clear" w:color="auto" w:fill="FFFFFF"/>
           <w:lang w:eastAsia="es-PE"/>
-          <ns2:ligatures ns2:val="none"/>
+          <w14:ligatures w14:val="none"/>
         </w:rPr>
         <w:t/>
       </w:r>
@@ -4683,7 +4620,7 @@
           <w:kern w:val="0"/>
           <w:shd w:val="clear" w:color="auto" w:fill="FFFFFF"/>
           <w:lang w:eastAsia="es-PE"/>
-          <ns2:ligatures ns2:val="none"/>
+          <w14:ligatures w14:val="none"/>
         </w:rPr>
         <w:t xml:space="preserve"/>
       </w:r>
@@ -4693,12 +4630,12 @@
           <w:kern w:val="0"/>
           <w:shd w:val="clear" w:color="auto" w:fill="FFFFFF"/>
           <w:lang w:eastAsia="es-PE"/>
-          <ns2:ligatures ns2:val="none"/>
+          <w14:ligatures w14:val="none"/>
         </w:rPr>
         <w:t/>
       </w:r>
     </w:p>
-    <w:p ns2:paraId="25F6ACE0" ns2:textId="77777777">
+    <w:p>
       <w:pPr>
         <w:pStyle w:val="Prrafodelista"/>
         <w:spacing w:after="0" w:line="240" w:lineRule="auto"/>
@@ -4708,11 +4645,11 @@
           <w:rFonts w:ascii="Arial Narrow" w:eastAsia="Calibri" w:hAnsi="Arial Narrow" w:cs="Arial Narrow"/>
           <w:kern w:val="0"/>
           <w:lang w:eastAsia="es-PE"/>
-          <ns2:ligatures ns2:val="none"/>
-        </w:rPr>
-      </w:pPr>
-    </w:p>
-    <w:p ns2:paraId="0CDDEEDD" ns2:textId="07CDEB7F">
+          <w14:ligatures w14:val="none"/>
+        </w:rPr>
+      </w:pPr>
+    </w:p>
+    <w:p>
       <w:pPr>
         <w:pStyle w:val="Prrafodelista"/>
         <w:numPr>
@@ -4730,7 +4667,7 @@
           <w:rFonts w:ascii="Arial Narrow" w:eastAsia="Calibri" w:hAnsi="Arial Narrow" w:cs="Arial Narrow"/>
           <w:kern w:val="0"/>
           <w:lang w:eastAsia="es-PE"/>
-          <ns2:ligatures ns2:val="none"/>
+          <w14:ligatures w14:val="none"/>
         </w:rPr>
       </w:pPr>
       <w:r>
@@ -4739,7 +4676,7 @@
           <w:color w:val="000000"/>
           <w:kern w:val="0"/>
           <w:lang w:eastAsia="es-PE"/>
-          <ns2:ligatures ns2:val="none"/>
+          <w14:ligatures w14:val="none"/>
         </w:rPr>
         <w:t xml:space="preserve">Presunta infracción a los artículos 18 y 19 de la Ley 29571, Código de Protección y Defensa del Consumidor, en tanto la compañía aseguradora habría negado injustificadamente a la denunciante la cobertura del Seguro de Vida - Póliza 6032400000588 por el fallecimiento del señor [APELLIDO] .</w:t>
       </w:r>
@@ -4749,7 +4686,7 @@
           <w:kern w:val="0"/>
           <w:shd w:val="clear" w:color="auto" w:fill="FFFFFF"/>
           <w:lang w:eastAsia="es-PE"/>
-          <ns2:ligatures ns2:val="none"/>
+          <w14:ligatures w14:val="none"/>
         </w:rPr>
         <w:t xml:space="preserve"/>
       </w:r>
@@ -4758,7 +4695,7 @@
           <w:rFonts w:ascii="Arial Narrow" w:eastAsia="Calibri" w:hAnsi="Arial Narrow" w:cs="Arial Narrow"/>
           <w:kern w:val="0"/>
           <w:lang w:eastAsia="es-PE"/>
-          <ns2:ligatures ns2:val="none"/>
+          <w14:ligatures w14:val="none"/>
         </w:rPr>
         <w:t xml:space="preserve"/>
       </w:r>
@@ -4768,7 +4705,7 @@
           <w:kern w:val="0"/>
           <w:shd w:val="clear" w:color="auto" w:fill="FFFFFF"/>
           <w:lang w:eastAsia="es-PE"/>
-          <ns2:ligatures ns2:val="none"/>
+          <w14:ligatures w14:val="none"/>
         </w:rPr>
         <w:t xml:space="preserve"/>
       </w:r>
@@ -4778,7 +4715,7 @@
           <w:kern w:val="0"/>
           <w:shd w:val="clear" w:color="auto" w:fill="FFFFFF"/>
           <w:lang w:eastAsia="es-PE"/>
-          <ns2:ligatures ns2:val="none"/>
+          <w14:ligatures w14:val="none"/>
         </w:rPr>
         <w:t xml:space="preserve"/>
       </w:r>
@@ -4788,7 +4725,7 @@
           <w:kern w:val="0"/>
           <w:shd w:val="clear" w:color="auto" w:fill="FFFFFF"/>
           <w:lang w:eastAsia="es-PE"/>
-          <ns2:ligatures ns2:val="none"/>
+          <w14:ligatures w14:val="none"/>
         </w:rPr>
         <w:t/>
       </w:r>
@@ -4798,17 +4735,17 @@
           <w:kern w:val="0"/>
           <w:shd w:val="clear" w:color="auto" w:fill="FFFFFF"/>
           <w:lang w:eastAsia="es-PE"/>
-          <ns2:ligatures ns2:val="none"/>
-        </w:rPr>
-        <w:t xml:space="preserve"/>
-      </w:r>
-      <w:r>
-        <w:rPr>
-          <w:rFonts w:ascii="Arial Narrow" w:eastAsia="Times New Roman" w:hAnsi="Arial Narrow" w:cs="Arial"/>
-          <w:color w:val="000000"/>
-          <w:kern w:val="0"/>
-          <w:lang w:eastAsia="es-ES"/>
-          <ns2:ligatures ns2:val="none"/>
+          <w14:ligatures w14:val="none"/>
+        </w:rPr>
+        <w:t xml:space="preserve"/>
+      </w:r>
+      <w:r>
+        <w:rPr>
+          <w:rFonts w:ascii="Arial Narrow" w:eastAsia="Times New Roman" w:hAnsi="Arial Narrow" w:cs="Arial"/>
+          <w:color w:val="000000"/>
+          <w:kern w:val="0"/>
+          <w:lang w:eastAsia="es-ES"/>
+          <w14:ligatures w14:val="none"/>
         </w:rPr>
         <w:t xml:space="preserve"/>
       </w:r>
@@ -4818,7 +4755,7 @@
           <w:kern w:val="0"/>
           <w:shd w:val="clear" w:color="auto" w:fill="FFFFFF"/>
           <w:lang w:eastAsia="es-PE"/>
-          <ns2:ligatures ns2:val="none"/>
+          <w14:ligatures w14:val="none"/>
         </w:rPr>
         <w:t/>
       </w:r>
@@ -4828,7 +4765,7 @@
           <w:kern w:val="0"/>
           <w:shd w:val="clear" w:color="auto" w:fill="FFFFFF"/>
           <w:lang w:eastAsia="es-PE"/>
-          <ns2:ligatures ns2:val="none"/>
+          <w14:ligatures w14:val="none"/>
         </w:rPr>
         <w:t xml:space="preserve"/>
       </w:r>
@@ -4838,7 +4775,7 @@
           <w:kern w:val="0"/>
           <w:shd w:val="clear" w:color="auto" w:fill="FFFFFF"/>
           <w:lang w:eastAsia="es-PE"/>
-          <ns2:ligatures ns2:val="none"/>
+          <w14:ligatures w14:val="none"/>
         </w:rPr>
         <w:t xml:space="preserve"/>
       </w:r>
@@ -4848,7 +4785,7 @@
           <w:kern w:val="0"/>
           <w:shd w:val="clear" w:color="auto" w:fill="FFFFFF"/>
           <w:lang w:eastAsia="es-PE"/>
-          <ns2:ligatures ns2:val="none"/>
+          <w14:ligatures w14:val="none"/>
         </w:rPr>
         <w:t/>
       </w:r>
@@ -4856,12 +4793,12 @@
         <w:rPr>
           <w:rFonts w:ascii="Arial Narrow" w:eastAsia="Arial Narrow" w:hAnsi="Arial Narrow" w:cs="Arial Narrow"/>
           <w:kern w:val="0"/>
-          <ns2:ligatures ns2:val="none"/>
+          <w14:ligatures w14:val="none"/>
         </w:rPr>
         <w:t/>
       </w:r>
     </w:p>
-    <w:p ns2:paraId="1CF54CFB" ns2:textId="77777777">
+    <w:p>
       <w:pPr>
         <w:pStyle w:val="Prrafodelista"/>
         <w:spacing w:after="0" w:line="240" w:lineRule="auto"/>
@@ -4871,11 +4808,11 @@
           <w:rFonts w:ascii="Arial Narrow" w:eastAsia="Calibri" w:hAnsi="Arial Narrow" w:cs="Arial Narrow"/>
           <w:kern w:val="0"/>
           <w:lang w:eastAsia="es-PE"/>
-          <ns2:ligatures ns2:val="none"/>
-        </w:rPr>
-      </w:pPr>
-    </w:p>
-    <w:p ns2:paraId="21822D7A" ns2:textId="76355150">
+          <w14:ligatures w14:val="none"/>
+        </w:rPr>
+      </w:pPr>
+    </w:p>
+    <w:p>
       <w:pPr>
         <w:pStyle w:val="Prrafodelista"/>
         <w:numPr>
@@ -4893,7 +4830,7 @@
           <w:rFonts w:ascii="Arial Narrow" w:eastAsia="Calibri" w:hAnsi="Arial Narrow" w:cs="Arial Narrow"/>
           <w:kern w:val="0"/>
           <w:lang w:eastAsia="es-PE"/>
-          <ns2:ligatures ns2:val="none"/>
+          <w14:ligatures w14:val="none"/>
         </w:rPr>
       </w:pPr>
       <w:r>
@@ -4902,7 +4839,7 @@
           <w:color w:val="000000"/>
           <w:kern w:val="0"/>
           <w:lang w:eastAsia="es-PE"/>
-          <ns2:ligatures ns2:val="none"/>
+          <w14:ligatures w14:val="none"/>
         </w:rPr>
         <w:t xml:space="preserve">Presunta infracción a los artículos 18 y 19 de la Ley 29571, Código de Protección y Defensa del Consumidor, en tanto la compañía aseguradora no habría cumplido con brindar una respuesta dentro del plazo legal a la solicitud de cobertura del Seguro de Vida - Póliza 6032400000588 presentada el 5 de julio de 2025 debido al fallecimiento del señor [APELLIDO] .</w:t>
       </w:r>
@@ -4912,7 +4849,7 @@
           <w:kern w:val="0"/>
           <w:shd w:val="clear" w:color="auto" w:fill="FFFFFF"/>
           <w:lang w:eastAsia="es-PE"/>
-          <ns2:ligatures ns2:val="none"/>
+          <w14:ligatures w14:val="none"/>
         </w:rPr>
         <w:t xml:space="preserve"/>
       </w:r>
@@ -4921,7 +4858,7 @@
           <w:rFonts w:ascii="Arial Narrow" w:eastAsia="Calibri" w:hAnsi="Arial Narrow" w:cs="Arial Narrow"/>
           <w:kern w:val="0"/>
           <w:lang w:eastAsia="es-PE"/>
-          <ns2:ligatures ns2:val="none"/>
+          <w14:ligatures w14:val="none"/>
         </w:rPr>
         <w:t xml:space="preserve"/>
       </w:r>
@@ -4931,7 +4868,7 @@
           <w:kern w:val="0"/>
           <w:shd w:val="clear" w:color="auto" w:fill="FFFFFF"/>
           <w:lang w:eastAsia="es-PE"/>
-          <ns2:ligatures ns2:val="none"/>
+          <w14:ligatures w14:val="none"/>
         </w:rPr>
         <w:t xml:space="preserve"/>
       </w:r>
@@ -4941,17 +4878,17 @@
           <w:kern w:val="0"/>
           <w:shd w:val="clear" w:color="auto" w:fill="FFFFFF"/>
           <w:lang w:eastAsia="es-PE"/>
-          <ns2:ligatures ns2:val="none"/>
-        </w:rPr>
-        <w:t xml:space="preserve"/>
-      </w:r>
-      <w:r>
-        <w:rPr>
-          <w:rFonts w:ascii="Arial Narrow" w:eastAsia="Times New Roman" w:hAnsi="Arial Narrow" w:cs="Arial"/>
-          <w:color w:val="000000"/>
-          <w:kern w:val="0"/>
-          <w:lang w:eastAsia="es-ES"/>
-          <ns2:ligatures ns2:val="none"/>
+          <w14:ligatures w14:val="none"/>
+        </w:rPr>
+        <w:t xml:space="preserve"/>
+      </w:r>
+      <w:r>
+        <w:rPr>
+          <w:rFonts w:ascii="Arial Narrow" w:eastAsia="Times New Roman" w:hAnsi="Arial Narrow" w:cs="Arial"/>
+          <w:color w:val="000000"/>
+          <w:kern w:val="0"/>
+          <w:lang w:eastAsia="es-ES"/>
+          <w14:ligatures w14:val="none"/>
         </w:rPr>
         <w:t/>
       </w:r>
@@ -4961,7 +4898,7 @@
           <w:color w:val="000000"/>
           <w:kern w:val="0"/>
           <w:lang w:eastAsia="es-ES"/>
-          <ns2:ligatures ns2:val="none"/>
+          <w14:ligatures w14:val="none"/>
         </w:rPr>
         <w:t xml:space="preserve"/>
       </w:r>
@@ -4971,7 +4908,7 @@
           <w:kern w:val="0"/>
           <w:shd w:val="clear" w:color="auto" w:fill="FFFFFF"/>
           <w:lang w:eastAsia="es-PE"/>
-          <ns2:ligatures ns2:val="none"/>
+          <w14:ligatures w14:val="none"/>
         </w:rPr>
         <w:t/>
       </w:r>
@@ -4981,7 +4918,7 @@
           <w:color w:val="000000"/>
           <w:kern w:val="0"/>
           <w:lang w:eastAsia="es-ES"/>
-          <ns2:ligatures ns2:val="none"/>
+          <w14:ligatures w14:val="none"/>
         </w:rPr>
         <w:t xml:space="preserve"/>
       </w:r>
@@ -4991,7 +4928,7 @@
           <w:kern w:val="0"/>
           <w:shd w:val="clear" w:color="auto" w:fill="FFFFFF"/>
           <w:lang w:eastAsia="es-PE"/>
-          <ns2:ligatures ns2:val="none"/>
+          <w14:ligatures w14:val="none"/>
         </w:rPr>
         <w:t/>
       </w:r>
@@ -5001,20 +4938,20 @@
           <w:kern w:val="0"/>
           <w:shd w:val="clear" w:color="auto" w:fill="FFFFFF"/>
           <w:lang w:eastAsia="es-PE"/>
-          <ns2:ligatures ns2:val="none"/>
-        </w:rPr>
-        <w:t xml:space="preserve"/>
-      </w:r>
-      <w:r>
-        <w:rPr>
-          <w:rFonts w:ascii="Arial Narrow" w:eastAsia="Arial Narrow" w:hAnsi="Arial Narrow" w:cs="Arial Narrow"/>
-          <w:kern w:val="0"/>
-          <ns2:ligatures ns2:val="none"/>
+          <w14:ligatures w14:val="none"/>
+        </w:rPr>
+        <w:t xml:space="preserve"/>
+      </w:r>
+      <w:r>
+        <w:rPr>
+          <w:rFonts w:ascii="Arial Narrow" w:eastAsia="Arial Narrow" w:hAnsi="Arial Narrow" w:cs="Arial Narrow"/>
+          <w:kern w:val="0"/>
+          <w14:ligatures w14:val="none"/>
         </w:rPr>
         <w:t/>
       </w:r>
     </w:p>
-    <w:p ns2:paraId="03EC7647" ns2:textId="77777777">
+    <w:p>
       <w:pPr>
         <w:pStyle w:val="Prrafodelista"/>
         <w:spacing w:after="0" w:line="240" w:lineRule="auto"/>
@@ -5024,11 +4961,11 @@
           <w:rFonts w:ascii="Arial Narrow" w:eastAsia="Calibri" w:hAnsi="Arial Narrow" w:cs="Arial Narrow"/>
           <w:kern w:val="0"/>
           <w:lang w:eastAsia="es-PE"/>
-          <ns2:ligatures ns2:val="none"/>
-        </w:rPr>
-      </w:pPr>
-    </w:p>
-    <w:p ns2:paraId="042B3F54" ns2:textId="1B5343D6">
+          <w14:ligatures w14:val="none"/>
+        </w:rPr>
+      </w:pPr>
+    </w:p>
+    <w:p>
       <w:pPr>
         <w:pStyle w:val="Prrafodelista"/>
         <w:numPr>
@@ -5046,7 +4983,7 @@
           <w:rFonts w:ascii="Arial Narrow" w:eastAsia="Calibri" w:hAnsi="Arial Narrow" w:cs="Arial Narrow"/>
           <w:kern w:val="0"/>
           <w:lang w:eastAsia="es-PE"/>
-          <ns2:ligatures ns2:val="none"/>
+          <w14:ligatures w14:val="none"/>
         </w:rPr>
       </w:pPr>
       <w:r>
@@ -5055,7 +4992,7 @@
           <w:color w:val="000000"/>
           <w:kern w:val="0"/>
           <w:lang w:eastAsia="es-PE"/>
-          <ns2:ligatures ns2:val="none"/>
+          <w14:ligatures w14:val="none"/>
         </w:rPr>
         <w:t>Presunta</w:t>
       </w:r>
@@ -5065,7 +5002,7 @@
           <w:kern w:val="0"/>
           <w:shd w:val="clear" w:color="auto" w:fill="FFFFFF"/>
           <w:lang w:eastAsia="es-PE"/>
-          <ns2:ligatures ns2:val="none"/>
+          <w14:ligatures w14:val="none"/>
         </w:rPr>
         <w:t xml:space="preserve"> infracción a los artículos 18 y 19</w:t>
       </w:r>
@@ -5074,7 +5011,7 @@
           <w:rFonts w:ascii="Arial Narrow" w:eastAsia="Calibri" w:hAnsi="Arial Narrow" w:cs="Arial Narrow"/>
           <w:kern w:val="0"/>
           <w:lang w:eastAsia="es-PE"/>
-          <ns2:ligatures ns2:val="none"/>
+          <w14:ligatures w14:val="none"/>
         </w:rPr>
         <w:t xml:space="preserve"> de </w:t>
       </w:r>
@@ -5084,7 +5021,7 @@
           <w:kern w:val="0"/>
           <w:shd w:val="clear" w:color="auto" w:fill="FFFFFF"/>
           <w:lang w:eastAsia="es-PE"/>
-          <ns2:ligatures ns2:val="none"/>
+          <w14:ligatures w14:val="none"/>
         </w:rPr>
         <w:t xml:space="preserve">la Ley 29571, Código de Protección y Defensa del Consumidor, en tanto </w:t>
       </w:r>
@@ -5094,7 +5031,7 @@
           <w:kern w:val="0"/>
           <w:shd w:val="clear" w:color="auto" w:fill="FFFFFF"/>
           <w:lang w:eastAsia="es-PE"/>
-          <ns2:ligatures ns2:val="none"/>
+          <w14:ligatures w14:val="none"/>
         </w:rPr>
         <w:t xml:space="preserve">la compañía aseguradora </w:t>
       </w:r>
@@ -5104,7 +5041,7 @@
           <w:kern w:val="0"/>
           <w:shd w:val="clear" w:color="auto" w:fill="FFFFFF"/>
           <w:lang w:eastAsia="es-PE"/>
-          <ns2:ligatures ns2:val="none"/>
+          <w14:ligatures w14:val="none"/>
         </w:rPr>
         <w:t xml:space="preserve">no habría cumplido con responder oportunamente </w:t>
       </w:r>
@@ -5114,7 +5051,7 @@
           <w:kern w:val="0"/>
           <w:shd w:val="clear" w:color="auto" w:fill="FFFFFF"/>
           <w:lang w:eastAsia="es-PE"/>
-          <ns2:ligatures ns2:val="none"/>
+          <w14:ligatures w14:val="none"/>
         </w:rPr>
         <w:t xml:space="preserve">la solicitud de reconsideración contra la denegatoria de cobertura </w:t>
       </w:r>
@@ -5124,7 +5061,7 @@
           <w:kern w:val="0"/>
           <w:shd w:val="clear" w:color="auto" w:fill="FFFFFF"/>
           <w:lang w:eastAsia="es-PE"/>
-          <ns2:ligatures ns2:val="none"/>
+          <w14:ligatures w14:val="none"/>
         </w:rPr>
         <w:t xml:space="preserve">del </w:t>
       </w:r>
@@ -5134,7 +5071,7 @@
           <w:color w:val="000000"/>
           <w:kern w:val="0"/>
           <w:lang w:eastAsia="es-ES"/>
-          <ns2:ligatures ns2:val="none"/>
+          <w14:ligatures w14:val="none"/>
         </w:rPr>
         <w:t xml:space="preserve">Seguro de Vida - Póliza 6032400000588 </w:t>
       </w:r>
@@ -5144,7 +5081,7 @@
           <w:kern w:val="0"/>
           <w:shd w:val="clear" w:color="auto" w:fill="FFFFFF"/>
           <w:lang w:eastAsia="es-PE"/>
-          <ns2:ligatures ns2:val="none"/>
+          <w14:ligatures w14:val="none"/>
         </w:rPr>
         <w:t>presentada por la denunciante el</w:t>
       </w:r>
@@ -5157,7 +5094,7 @@
           <w:kern w:val="0"/>
           <w:shd w:val="clear" w:color="auto" w:fill="FFFFFF"/>
           <w:lang w:eastAsia="es-PE"/>
-          <ns2:ligatures ns2:val="none"/>
+          <w14:ligatures w14:val="none"/>
         </w:rPr>
         <w:t>5 de julio de 2025</w:t>
       </w:r>
@@ -5167,23 +5104,23 @@
           <w:kern w:val="0"/>
           <w:shd w:val="clear" w:color="auto" w:fill="FFFFFF"/>
           <w:lang w:eastAsia="es-PE"/>
-          <ns2:ligatures ns2:val="none"/>
+          <w14:ligatures w14:val="none"/>
         </w:rPr>
         <w:t>.</w:t>
       </w:r>
     </w:p>
-    <w:p ns2:paraId="6EB4F27D" ns2:textId="77777777">
+    <w:p>
       <w:pPr>
         <w:pStyle w:val="Prrafodelista"/>
         <w:rPr>
           <w:rFonts w:ascii="Arial Narrow" w:eastAsia="Calibri" w:hAnsi="Arial Narrow" w:cs="Arial Narrow"/>
           <w:kern w:val="0"/>
           <w:lang w:eastAsia="es-PE"/>
-          <ns2:ligatures ns2:val="none"/>
-        </w:rPr>
-      </w:pPr>
-    </w:p>
-    <w:p ns2:paraId="16845B72" ns2:textId="7DE44FE9">
+          <w14:ligatures w14:val="none"/>
+        </w:rPr>
+      </w:pPr>
+    </w:p>
+    <w:p>
       <w:pPr>
         <w:pStyle w:val="Prrafodelista"/>
         <w:numPr>
@@ -5201,7 +5138,7 @@
           <w:rFonts w:ascii="Arial Narrow" w:eastAsia="Calibri" w:hAnsi="Arial Narrow" w:cs="Arial Narrow"/>
           <w:kern w:val="0"/>
           <w:lang w:eastAsia="es-PE"/>
-          <ns2:ligatures ns2:val="none"/>
+          <w14:ligatures w14:val="none"/>
         </w:rPr>
       </w:pPr>
       <w:r>
@@ -5210,7 +5147,7 @@
           <w:color w:val="000000"/>
           <w:kern w:val="0"/>
           <w:lang w:eastAsia="es-PE"/>
-          <ns2:ligatures ns2:val="none"/>
+          <w14:ligatures w14:val="none"/>
         </w:rPr>
         <w:t xml:space="preserve">Presunta infracción al literal g) del artículo 56 de la Ley 29571, Código de Protección y Defensa del Consumidor, en tanto la compañía aseguradora habría exigido indebidamente a la denunciante la presentación de la historia clínica fedateada ante la solicitud de cobertura del Seguro de Vida - Póliza 6032400000588 por el fallecimiento del señor [APELLIDO] .</w:t>
       </w:r>
@@ -5220,7 +5157,7 @@
           <w:kern w:val="0"/>
           <w:shd w:val="clear" w:color="auto" w:fill="FFFFFF"/>
           <w:lang w:eastAsia="es-PE"/>
-          <ns2:ligatures ns2:val="none"/>
+          <w14:ligatures w14:val="none"/>
         </w:rPr>
         <w:t xml:space="preserve"/>
       </w:r>
@@ -5230,25 +5167,25 @@
           <w:kern w:val="0"/>
           <w:shd w:val="clear" w:color="auto" w:fill="FFFFFF"/>
           <w:lang w:eastAsia="es-PE"/>
-          <ns2:ligatures ns2:val="none"/>
-        </w:rPr>
-        <w:t xml:space="preserve"/>
-      </w:r>
-      <w:r>
-        <w:rPr>
-          <w:rFonts w:ascii="Arial Narrow" w:eastAsia="Arial Narrow" w:hAnsi="Arial Narrow" w:cs="Arial Narrow"/>
-          <w:kern w:val="0"/>
-          <ns2:ligatures ns2:val="none"/>
-        </w:rPr>
-        <w:t xml:space="preserve"/>
-      </w:r>
-      <w:r>
-        <w:rPr>
-          <w:rFonts w:ascii="Arial Narrow" w:eastAsia="Times New Roman" w:hAnsi="Arial Narrow" w:cs="Arial"/>
-          <w:color w:val="000000"/>
-          <w:kern w:val="0"/>
-          <w:lang w:eastAsia="es-ES"/>
-          <ns2:ligatures ns2:val="none"/>
+          <w14:ligatures w14:val="none"/>
+        </w:rPr>
+        <w:t xml:space="preserve"/>
+      </w:r>
+      <w:r>
+        <w:rPr>
+          <w:rFonts w:ascii="Arial Narrow" w:eastAsia="Arial Narrow" w:hAnsi="Arial Narrow" w:cs="Arial Narrow"/>
+          <w:kern w:val="0"/>
+          <w14:ligatures w14:val="none"/>
+        </w:rPr>
+        <w:t xml:space="preserve"/>
+      </w:r>
+      <w:r>
+        <w:rPr>
+          <w:rFonts w:ascii="Arial Narrow" w:eastAsia="Times New Roman" w:hAnsi="Arial Narrow" w:cs="Arial"/>
+          <w:color w:val="000000"/>
+          <w:kern w:val="0"/>
+          <w:lang w:eastAsia="es-ES"/>
+          <w14:ligatures w14:val="none"/>
         </w:rPr>
         <w:t xml:space="preserve"/>
       </w:r>
@@ -5259,7 +5196,7 @@
           <w:color w:val="000000"/>
           <w:kern w:val="0"/>
           <w:lang w:eastAsia="es-ES"/>
-          <ns2:ligatures ns2:val="none"/>
+          <w14:ligatures w14:val="none"/>
         </w:rPr>
         <w:t/>
       </w:r>
@@ -5270,7 +5207,7 @@
           <w:color w:val="000000"/>
           <w:kern w:val="0"/>
           <w:lang w:eastAsia="es-ES"/>
-          <ns2:ligatures ns2:val="none"/>
+          <w14:ligatures w14:val="none"/>
         </w:rPr>
         <w:t xml:space="preserve"/>
       </w:r>
@@ -5280,7 +5217,7 @@
           <w:kern w:val="0"/>
           <w:shd w:val="clear" w:color="auto" w:fill="FFFFFF"/>
           <w:lang w:eastAsia="es-PE"/>
-          <ns2:ligatures ns2:val="none"/>
+          <w14:ligatures w14:val="none"/>
         </w:rPr>
         <w:t/>
       </w:r>
@@ -5290,12 +5227,12 @@
           <w:kern w:val="0"/>
           <w:shd w:val="clear" w:color="auto" w:fill="FFFFFF"/>
           <w:lang w:eastAsia="es-PE"/>
-          <ns2:ligatures ns2:val="none"/>
+          <w14:ligatures w14:val="none"/>
         </w:rPr>
         <w:t/>
       </w:r>
     </w:p>
-    <w:p ns2:paraId="08D22901" ns2:textId="77777777">
+    <w:p>
       <w:pPr>
         <w:spacing w:after="0" w:line="240" w:lineRule="auto"/>
         <w:jc w:val="both"/>
@@ -5303,11 +5240,11 @@
           <w:rFonts w:ascii="Arial Narrow" w:eastAsia="Calibri" w:hAnsi="Arial Narrow" w:cs="Arial Narrow"/>
           <w:kern w:val="0"/>
           <w:lang w:eastAsia="es-PE"/>
-          <ns2:ligatures ns2:val="none"/>
-        </w:rPr>
-      </w:pPr>
-    </w:p>
-    <w:p ns2:paraId="0A292C9F" ns2:textId="6E54634A">
+          <w14:ligatures w14:val="none"/>
+        </w:rPr>
+      </w:pPr>
+    </w:p>
+    <w:p>
       <w:pPr>
         <w:spacing w:line="240" w:lineRule="auto"/>
         <w:contextualSpacing/>
@@ -5315,7 +5252,7 @@
         <w:rPr>
           <w:rFonts w:ascii="Arial Narrow" w:eastAsia="Calibri" w:hAnsi="Arial Narrow" w:cs="Arial"/>
           <w:kern w:val="0"/>
-          <ns2:ligatures ns2:val="none"/>
+          <w14:ligatures w14:val="none"/>
         </w:rPr>
       </w:pPr>
       <w:r>
@@ -5325,7 +5262,7 @@
           <w:color w:val="000000"/>
           <w:kern w:val="0"/>
           <w:lang w:eastAsia="es-PE"/>
-          <ns2:ligatures ns2:val="none"/>
+          <w14:ligatures w14:val="none"/>
         </w:rPr>
         <w:t>SEGUNDO:</w:t>
       </w:r>
@@ -5335,7 +5272,7 @@
           <w:color w:val="000000"/>
           <w:kern w:val="0"/>
           <w:lang w:eastAsia="es-PE"/>
-          <ns2:ligatures ns2:val="none"/>
+          <w14:ligatures w14:val="none"/>
         </w:rPr>
         <w:t xml:space="preserve"> tener por ofrecidos los medios probatorios</w:t>
       </w:r>
@@ -5345,7 +5282,7 @@
           <w:color w:val="000000"/>
           <w:kern w:val="0"/>
           <w:lang w:eastAsia="es-PE"/>
-          <ns2:ligatures ns2:val="none"/>
+          <w14:ligatures w14:val="none"/>
         </w:rPr>
         <w:t xml:space="preserve"> presentados en el escrito de denuncia </w:t>
       </w:r>
@@ -5355,7 +5292,7 @@
           <w:color w:val="000000"/>
           <w:kern w:val="0"/>
           <w:lang w:val="es-ES" w:eastAsia="es-ES"/>
-          <ns2:ligatures ns2:val="none"/>
+          <w14:ligatures w14:val="none"/>
         </w:rPr>
         <w:t xml:space="preserve">del </w:t>
       </w:r>
@@ -5365,7 +5302,7 @@
           <w:color w:val="000000"/>
           <w:kern w:val="0"/>
           <w:lang w:val="es-ES" w:eastAsia="es-ES"/>
-          <ns2:ligatures ns2:val="none"/>
+          <w14:ligatures w14:val="none"/>
         </w:rPr>
         <w:t>20 de octubre de 2025</w:t>
       </w:r>
@@ -5373,12 +5310,12 @@
         <w:rPr>
           <w:rFonts w:ascii="Arial Narrow" w:eastAsia="Calibri" w:hAnsi="Arial Narrow" w:cs="Arial"/>
           <w:kern w:val="0"/>
-          <ns2:ligatures ns2:val="none"/>
+          <w14:ligatures w14:val="none"/>
         </w:rPr>
         <w:t>.</w:t>
       </w:r>
     </w:p>
-    <w:p ns2:paraId="68A17E97" ns2:textId="77777777">
+    <w:p>
       <w:pPr>
         <w:spacing w:line="240" w:lineRule="auto"/>
         <w:contextualSpacing/>
@@ -5388,20 +5325,20 @@
           <w:color w:val="000000"/>
           <w:kern w:val="0"/>
           <w:lang w:eastAsia="es-PE"/>
-          <ns2:ligatures ns2:val="none"/>
-        </w:rPr>
-      </w:pPr>
-    </w:p>
-    <w:p ns2:paraId="168254DA" ns2:textId="5E996AFA">
-      <w:pPr>
-        <w:spacing w:after="0" w:line="240" w:lineRule="auto"/>
-        <w:jc w:val="both"/>
-        <w:rPr>
-          <w:rFonts w:ascii="Arial Narrow" w:eastAsia="Arial Narrow" w:hAnsi="Arial Narrow" w:cs="Arial Narrow"/>
-          <w:color w:val="000000"/>
-          <w:kern w:val="0"/>
-          <w:lang w:eastAsia="es-PE"/>
-          <ns2:ligatures ns2:val="none"/>
+          <w14:ligatures w14:val="none"/>
+        </w:rPr>
+      </w:pPr>
+    </w:p>
+    <w:p>
+      <w:pPr>
+        <w:spacing w:after="0" w:line="240" w:lineRule="auto"/>
+        <w:jc w:val="both"/>
+        <w:rPr>
+          <w:rFonts w:ascii="Arial Narrow" w:eastAsia="Arial Narrow" w:hAnsi="Arial Narrow" w:cs="Arial Narrow"/>
+          <w:color w:val="000000"/>
+          <w:kern w:val="0"/>
+          <w:lang w:eastAsia="es-PE"/>
+          <w14:ligatures w14:val="none"/>
         </w:rPr>
       </w:pPr>
       <w:r>
@@ -5411,7 +5348,7 @@
           <w:color w:val="000000"/>
           <w:kern w:val="0"/>
           <w:lang w:eastAsia="es-PE"/>
-          <ns2:ligatures ns2:val="none"/>
+          <w14:ligatures w14:val="none"/>
         </w:rPr>
         <w:t xml:space="preserve">TERCERO: </w:t>
       </w:r>
@@ -5421,7 +5358,7 @@
           <w:color w:val="000000"/>
           <w:kern w:val="0"/>
           <w:lang w:eastAsia="es-PE"/>
-          <ns2:ligatures ns2:val="none"/>
+          <w14:ligatures w14:val="none"/>
         </w:rPr>
         <w:t xml:space="preserve">requerir a </w:t>
       </w:r>
@@ -5431,7 +5368,7 @@
           <w:color w:val="000000"/>
           <w:kern w:val="0"/>
           <w:lang w:eastAsia="es-PE"/>
-          <ns2:ligatures ns2:val="none"/>
+          <w14:ligatures w14:val="none"/>
         </w:rPr>
         <w:t xml:space="preserve">Mapfre Perú Compañía de Seguros y Reaseguros S.A. </w:t>
       </w:r>
@@ -5441,12 +5378,12 @@
           <w:color w:val="000000"/>
           <w:kern w:val="0"/>
           <w:lang w:eastAsia="es-PE"/>
-          <ns2:ligatures ns2:val="none"/>
+          <w14:ligatures w14:val="none"/>
         </w:rPr>
         <w:t>que cumpla con lo siguiente:</w:t>
       </w:r>
     </w:p>
-    <w:p ns2:paraId="20FDFB8D" ns2:textId="77777777">
+    <w:p>
       <w:pPr>
         <w:spacing w:after="0" w:line="240" w:lineRule="auto"/>
         <w:jc w:val="both"/>
@@ -5455,11 +5392,11 @@
           <w:color w:val="000000"/>
           <w:kern w:val="0"/>
           <w:lang w:eastAsia="es-PE"/>
-          <ns2:ligatures ns2:val="none"/>
-        </w:rPr>
-      </w:pPr>
-    </w:p>
-    <w:p ns2:paraId="4AA80738" ns2:textId="77777777">
+          <w14:ligatures w14:val="none"/>
+        </w:rPr>
+      </w:pPr>
+    </w:p>
+    <w:p>
       <w:pPr>
         <w:numPr>
           <w:ilvl w:val="0"/>
@@ -5473,21 +5410,21 @@
           <w:color w:val="000000"/>
           <w:kern w:val="0"/>
           <w:lang w:eastAsia="es-PE"/>
-          <ns2:ligatures ns2:val="none"/>
-        </w:rPr>
-      </w:pPr>
-      <w:r>
-        <w:rPr>
-          <w:rFonts w:ascii="Arial Narrow" w:eastAsia="Arial Narrow" w:hAnsi="Arial Narrow" w:cs="Arial Narrow"/>
-          <w:color w:val="000000"/>
-          <w:kern w:val="0"/>
-          <w:lang w:eastAsia="es-PE"/>
-          <ns2:ligatures ns2:val="none"/>
+          <w14:ligatures w14:val="none"/>
+        </w:rPr>
+      </w:pPr>
+      <w:r>
+        <w:rPr>
+          <w:rFonts w:ascii="Arial Narrow" w:eastAsia="Arial Narrow" w:hAnsi="Arial Narrow" w:cs="Arial Narrow"/>
+          <w:color w:val="000000"/>
+          <w:kern w:val="0"/>
+          <w:lang w:eastAsia="es-PE"/>
+          <w14:ligatures w14:val="none"/>
         </w:rPr>
         <w:t>presentar documentos que acrediten su inscripción en los Registros Públicos o una declaración jurada que indique que cuenta con dicha inscripción;</w:t>
       </w:r>
     </w:p>
-    <w:p ns2:paraId="2B29D59F" ns2:textId="77777777">
+    <w:p>
       <w:pPr>
         <w:numPr>
           <w:ilvl w:val="0"/>
@@ -5501,21 +5438,21 @@
           <w:color w:val="000000"/>
           <w:kern w:val="0"/>
           <w:lang w:eastAsia="es-PE"/>
-          <ns2:ligatures ns2:val="none"/>
-        </w:rPr>
-      </w:pPr>
-      <w:r>
-        <w:rPr>
-          <w:rFonts w:ascii="Arial Narrow" w:eastAsia="Arial Narrow" w:hAnsi="Arial Narrow" w:cs="Arial Narrow"/>
-          <w:color w:val="000000"/>
-          <w:kern w:val="0"/>
-          <w:lang w:eastAsia="es-PE"/>
-          <ns2:ligatures ns2:val="none"/>
+          <w14:ligatures w14:val="none"/>
+        </w:rPr>
+      </w:pPr>
+      <w:r>
+        <w:rPr>
+          <w:rFonts w:ascii="Arial Narrow" w:eastAsia="Arial Narrow" w:hAnsi="Arial Narrow" w:cs="Arial Narrow"/>
+          <w:color w:val="000000"/>
+          <w:kern w:val="0"/>
+          <w:lang w:eastAsia="es-PE"/>
+          <w14:ligatures w14:val="none"/>
         </w:rPr>
         <w:t>presentar copia simple de las facultades de representación de su representante legal en el presente procedimiento o la declaración jurada que indique que cuenta con dichas facultades y que estas se encuentran vigentes;</w:t>
       </w:r>
     </w:p>
-    <w:p ns2:paraId="7EF50C46" ns2:textId="77777777">
+    <w:p>
       <w:pPr>
         <w:numPr>
           <w:ilvl w:val="0"/>
@@ -5529,21 +5466,21 @@
           <w:color w:val="000000"/>
           <w:kern w:val="0"/>
           <w:lang w:eastAsia="es-PE"/>
-          <ns2:ligatures ns2:val="none"/>
-        </w:rPr>
-      </w:pPr>
-      <w:r>
-        <w:rPr>
-          <w:rFonts w:ascii="Arial Narrow" w:eastAsia="Arial Narrow" w:hAnsi="Arial Narrow" w:cs="Arial Narrow"/>
-          <w:color w:val="000000"/>
-          <w:kern w:val="0"/>
-          <w:lang w:eastAsia="es-PE"/>
-          <ns2:ligatures ns2:val="none"/>
+          <w14:ligatures w14:val="none"/>
+        </w:rPr>
+      </w:pPr>
+      <w:r>
+        <w:rPr>
+          <w:rFonts w:ascii="Arial Narrow" w:eastAsia="Arial Narrow" w:hAnsi="Arial Narrow" w:cs="Arial Narrow"/>
+          <w:color w:val="000000"/>
+          <w:kern w:val="0"/>
+          <w:lang w:eastAsia="es-PE"/>
+          <w14:ligatures w14:val="none"/>
         </w:rPr>
         <w:t>consignar el Número de Registro Único de Contribuyentes (RUC); y,</w:t>
       </w:r>
     </w:p>
-    <w:p ns2:paraId="19E4DFA1" ns2:textId="77777777">
+    <w:p>
       <w:pPr>
         <w:numPr>
           <w:ilvl w:val="0"/>
@@ -5555,16 +5492,16 @@
         <w:rPr>
           <w:rFonts w:ascii="Arial Narrow" w:eastAsia="Calibri" w:hAnsi="Arial Narrow" w:cs="Arial"/>
           <w:kern w:val="0"/>
-          <ns2:ligatures ns2:val="none"/>
-        </w:rPr>
-      </w:pPr>
-      <w:r>
-        <w:rPr>
-          <w:rFonts w:ascii="Arial Narrow" w:eastAsia="Arial Narrow" w:hAnsi="Arial Narrow" w:cs="Arial Narrow"/>
-          <w:color w:val="000000"/>
-          <w:kern w:val="0"/>
-          <w:lang w:eastAsia="es-PE"/>
-          <ns2:ligatures ns2:val="none"/>
+          <w14:ligatures w14:val="none"/>
+        </w:rPr>
+      </w:pPr>
+      <w:r>
+        <w:rPr>
+          <w:rFonts w:ascii="Arial Narrow" w:eastAsia="Arial Narrow" w:hAnsi="Arial Narrow" w:cs="Arial Narrow"/>
+          <w:color w:val="000000"/>
+          <w:kern w:val="0"/>
+          <w:lang w:eastAsia="es-PE"/>
+          <w14:ligatures w14:val="none"/>
         </w:rPr>
         <w:t>fijar domicilio procesal para el procedimiento, de conformidad con el numeral 1 del artículo 442</w:t>
       </w:r>
@@ -5574,7 +5511,7 @@
           <w:color w:val="000000"/>
           <w:kern w:val="0"/>
           <w:lang w:eastAsia="es-PE"/>
-          <ns2:ligatures ns2:val="none"/>
+          <w14:ligatures w14:val="none"/>
         </w:rPr>
         <w:t/>
       </w:r>
@@ -5584,7 +5521,7 @@
           <w:color w:val="000000"/>
           <w:kern w:val="0"/>
           <w:lang w:eastAsia="es-PE"/>
-          <ns2:ligatures ns2:val="none"/>
+          <w14:ligatures w14:val="none"/>
         </w:rPr>
         <w:t xml:space="preserve"> del Código Procesal Civil. </w:t>
       </w:r>
@@ -5592,7 +5529,7 @@
         <w:rPr>
           <w:rFonts w:ascii="Arial Narrow" w:eastAsia="Calibri" w:hAnsi="Arial Narrow" w:cs="Arial"/>
           <w:kern w:val="0"/>
-          <ns2:ligatures ns2:val="none"/>
+          <w14:ligatures w14:val="none"/>
         </w:rPr>
         <w:t>Para ello podrá señalar domicilio físico o una dirección electrónica a la que pueda remitirse las notificaciones</w:t>
       </w:r>
@@ -5601,12 +5538,12 @@
           <w:rFonts w:ascii="Arial Narrow" w:eastAsia="Arial" w:hAnsi="Arial Narrow" w:cs="Arial"/>
           <w:kern w:val="0"/>
           <w:lang w:val="es"/>
-          <ns2:ligatures ns2:val="none"/>
+          <w14:ligatures w14:val="none"/>
         </w:rPr>
         <w:t>;</w:t>
       </w:r>
     </w:p>
-    <w:p ns2:paraId="7C63E340" ns2:textId="77777777">
+    <w:p>
       <w:pPr>
         <w:numPr>
           <w:ilvl w:val="0"/>
@@ -5618,14 +5555,14 @@
         <w:rPr>
           <w:rFonts w:ascii="Arial Narrow" w:eastAsia="Calibri" w:hAnsi="Arial Narrow" w:cs="Arial"/>
           <w:kern w:val="0"/>
-          <ns2:ligatures ns2:val="none"/>
+          <w14:ligatures w14:val="none"/>
         </w:rPr>
       </w:pPr>
       <w:r>
         <w:rPr>
           <w:rFonts w:ascii="Arial Narrow" w:eastAsia="Calibri" w:hAnsi="Arial Narrow" w:cs="Arial"/>
           <w:kern w:val="0"/>
-          <ns2:ligatures ns2:val="none"/>
+          <w14:ligatures w14:val="none"/>
         </w:rPr>
         <w:t xml:space="preserve">en caso califique como </w:t>
       </w:r>
@@ -5634,7 +5571,7 @@
         <w:rPr>
           <w:rFonts w:ascii="Arial Narrow" w:eastAsia="Calibri" w:hAnsi="Arial Narrow" w:cs="Arial"/>
           <w:kern w:val="0"/>
-          <ns2:ligatures ns2:val="none"/>
+          <w14:ligatures w14:val="none"/>
         </w:rPr>
         <w:t>micro empresa</w:t>
       </w:r>
@@ -5643,7 +5580,7 @@
         <w:rPr>
           <w:rFonts w:ascii="Arial Narrow" w:eastAsia="Calibri" w:hAnsi="Arial Narrow" w:cs="Arial"/>
           <w:kern w:val="0"/>
-          <ns2:ligatures ns2:val="none"/>
+          <w14:ligatures w14:val="none"/>
         </w:rPr>
         <w:t xml:space="preserve"> o pequeña empresa, presentar los documentos que acrediten su volumen de ventas o ingresos brutos percibidos el año anterior relativo a todas sus actividades </w:t>
       </w:r>
@@ -5651,7 +5588,7 @@
         <w:rPr>
           <w:rFonts w:ascii="Arial Narrow" w:eastAsia="Calibri" w:hAnsi="Arial Narrow" w:cs="Arial"/>
           <w:kern w:val="0"/>
-          <ns2:ligatures ns2:val="none"/>
+          <w14:ligatures w14:val="none"/>
         </w:rPr>
         <w:lastRenderedPageBreak/>
         <w:t>económicas y el número de trabajadores con el que cuenta</w:t>
@@ -5662,7 +5599,7 @@
           <w:rFonts w:ascii="Arial Narrow" w:eastAsia="Calibri" w:hAnsi="Arial Narrow" w:cs="Arial"/>
           <w:kern w:val="0"/>
           <w:vertAlign w:val="superscript"/>
-          <ns2:ligatures ns2:val="none"/>
+          <w14:ligatures w14:val="none"/>
         </w:rPr>
         <w:footnoteReference w:id="5"/>
       </w:r>
@@ -5670,7 +5607,7 @@
         <w:rPr>
           <w:rFonts w:ascii="Arial Narrow" w:eastAsia="Calibri" w:hAnsi="Arial Narrow" w:cs="Arial"/>
           <w:kern w:val="0"/>
-          <ns2:ligatures ns2:val="none"/>
+          <w14:ligatures w14:val="none"/>
         </w:rPr>
         <w:t>. Ello, a fin de que la Comisión pueda meritar dicha documentación, conforme lo establece el artículo 110</w:t>
       </w:r>
@@ -5680,7 +5617,7 @@
           <w:color w:val="000000"/>
           <w:kern w:val="0"/>
           <w:lang w:eastAsia="es-PE"/>
-          <ns2:ligatures ns2:val="none"/>
+          <w14:ligatures w14:val="none"/>
         </w:rPr>
         <w:t/>
       </w:r>
@@ -5688,7 +5625,7 @@
         <w:rPr>
           <w:rFonts w:ascii="Arial Narrow" w:eastAsia="Calibri" w:hAnsi="Arial Narrow" w:cs="Arial"/>
           <w:kern w:val="0"/>
-          <ns2:ligatures ns2:val="none"/>
+          <w14:ligatures w14:val="none"/>
         </w:rPr>
         <w:t xml:space="preserve"> del </w:t>
       </w:r>
@@ -5697,7 +5634,7 @@
           <w:rFonts w:ascii="Arial Narrow" w:eastAsia="Calibri" w:hAnsi="Arial Narrow" w:cs="Arial"/>
           <w:spacing w:val="-2"/>
           <w:kern w:val="0"/>
-          <ns2:ligatures ns2:val="none"/>
+          <w14:ligatures w14:val="none"/>
         </w:rPr>
         <w:t>Código</w:t>
       </w:r>
@@ -5708,7 +5645,7 @@
           <w:spacing w:val="-2"/>
           <w:kern w:val="0"/>
           <w:vertAlign w:val="superscript"/>
-          <ns2:ligatures ns2:val="none"/>
+          <w14:ligatures w14:val="none"/>
         </w:rPr>
         <w:footnoteReference w:id="6"/>
       </w:r>
@@ -5717,12 +5654,12 @@
           <w:rFonts w:ascii="Arial Narrow" w:eastAsia="Calibri" w:hAnsi="Arial Narrow" w:cs="Arial"/>
           <w:spacing w:val="-2"/>
           <w:kern w:val="0"/>
-          <ns2:ligatures ns2:val="none"/>
+          <w14:ligatures w14:val="none"/>
         </w:rPr>
         <w:t>.</w:t>
       </w:r>
     </w:p>
-    <w:p ns2:paraId="1F11FE32" ns2:textId="77777777">
+    <w:p>
       <w:pPr>
         <w:spacing w:after="0" w:line="240" w:lineRule="auto"/>
         <w:ind w:left="567"/>
@@ -5732,20 +5669,20 @@
           <w:color w:val="000000"/>
           <w:kern w:val="0"/>
           <w:lang w:eastAsia="es-PE"/>
-          <ns2:ligatures ns2:val="none"/>
-        </w:rPr>
-      </w:pPr>
-    </w:p>
-    <w:p>
-      <w:pPr>
-        <w:spacing w:after="0" w:line="240" w:lineRule="auto"/>
-        <w:jc w:val="both"/>
-        <w:rPr>
-          <w:rFonts w:ascii="Arial Narrow" w:eastAsia="Arial Narrow" w:hAnsi="Arial Narrow" w:cs="Arial Narrow"/>
-          <w:color w:val="000000"/>
-          <w:kern w:val="0"/>
-          <w:lang w:eastAsia="es-PE"/>
-          <ns2:ligatures ns2:val="none"/>
+          <w14:ligatures w14:val="none"/>
+        </w:rPr>
+      </w:pPr>
+    </w:p>
+    <w:p>
+      <w:pPr>
+        <w:spacing w:after="0" w:line="240" w:lineRule="auto"/>
+        <w:jc w:val="both"/>
+        <w:rPr>
+          <w:rFonts w:ascii="Arial Narrow" w:eastAsia="Arial Narrow" w:hAnsi="Arial Narrow" w:cs="Arial Narrow"/>
+          <w:color w:val="000000"/>
+          <w:kern w:val="0"/>
+          <w:lang w:eastAsia="es-PE"/>
+          <w14:ligatures w14:val="none"/>
         </w:rPr>
       </w:pPr>
       <w:r>
@@ -5764,32 +5701,72 @@
           <w:sz w:val="20"/>
           <w:szCs w:val="20"/>
         </w:rPr>
-        <w:t xml:space="preserve">correr traslado de la presente resolución a Mapfre Perú Compañía de Seguros y Reaseguros S.A. para que, de conformidad con lo dispuesto por el artículo 26 de la Ley sobre Facultades, Normas y Organización del Indecopi, aprobada por Decreto Legislativo 807, presente sus descargos sobre la imputación de cargos realizada en un plazo no mayor a cinco (5) días hábiles contado a partir del día siguiente de la notificación de la presente resolución, vencido el cual, el Secretario Técnico declarará en rebeldía al denunciado que no lo hubiera presentado. Debe precisarse que de conformidad con lo establecido por el artículo 223 del Texto Único Ordenado de la Ley 27444, Ley del Procedimiento Administrativo General, las alegaciones y los hechos relevantes de la reclamación, salvo que hayan sido específicamente negadas en la contestación, se tendrán por aceptadas o merituadas como ciertas.</w:t>
-      </w:r>
-    </w:p>
-    <w:p ns2:paraId="228F876C" ns2:textId="77777777">
-      <w:pPr>
-        <w:spacing w:after="0" w:line="240" w:lineRule="auto"/>
-        <w:jc w:val="both"/>
-        <w:rPr>
-          <w:rFonts w:ascii="Arial Narrow" w:eastAsia="Arial Narrow" w:hAnsi="Arial Narrow" w:cs="Arial Narrow"/>
-          <w:color w:val="000000"/>
-          <w:kern w:val="0"/>
-          <w:lang w:eastAsia="es-PE"/>
-          <ns2:ligatures ns2:val="none"/>
-        </w:rPr>
-      </w:pPr>
-    </w:p>
-    <w:p ns2:paraId="774AFBA5" ns2:textId="38C6A868">
-      <w:pPr>
-        <w:spacing w:after="0" w:line="240" w:lineRule="auto"/>
-        <w:jc w:val="both"/>
-        <w:rPr>
-          <w:rFonts w:ascii="Arial Narrow" w:eastAsia="Times New Roman" w:hAnsi="Arial Narrow" w:cs="Arial"/>
-          <w:color w:val="000000"/>
-          <w:kern w:val="0"/>
+        <w:t xml:space="preserve">correr traslado de la presente resolución a Mapfre Perú Compañía de Seguros y Reaseguros S.A. para que, de conformidad con lo dispuesto por el artículo 26 de la Ley sobre Facultades, Normas y Organización del Indecopi, aprobada por Decreto Legislativo 807</w:t>
+      </w:r>
+      <w:r>
+        <w:rPr>
+          <w:rStyle w:val="Refdenotaalpie"/>
+          <w:rFonts w:ascii="Arial Narrow" w:eastAsia="Times New Roman" w:hAnsi="Arial Narrow" w:cs="Times New Roman"/>
+          <w:color w:val="000000"/>
+          <w:kern w:val="0"/>
+          <w:vertAlign w:val="superscript"/>
           <w:lang w:val="es-ES" w:eastAsia="es-ES"/>
-          <ns2:ligatures ns2:val="none"/>
+          <w14:ligatures w14:val="none"/>
+        </w:rPr>
+        <w:footnoteReference w:id="12"/>
+      </w:r>
+      <w:r>
+        <w:rPr>
+          <w:rFonts w:ascii="Arial Narrow" w:hAnsi="Arial Narrow" w:cs="Arial Narrow"/>
+          <w:sz w:val="20"/>
+          <w:szCs w:val="20"/>
+        </w:rPr>
+        <w:t xml:space="preserve">, presente sus descargos sobre la imputación de cargos realizada en un plazo no mayor a cinco (5) días hábiles contado a partir del día siguiente de la notificación de la presente resolución, vencido el cual, el Secretario Técnico declarará en rebeldía al denunciado que no lo hubiera presentado. Debe precisarse que de conformidad con lo establecido por el artículo 223 del Texto Único Ordenado de la Ley 27444, Ley del Procedimiento Administrativo General</w:t>
+      </w:r>
+      <w:r>
+        <w:rPr>
+          <w:rStyle w:val="Refdenotaalpie"/>
+          <w:rFonts w:ascii="Arial Narrow" w:eastAsia="Times New Roman" w:hAnsi="Arial Narrow" w:cs="Times New Roman"/>
+          <w:color w:val="000000"/>
+          <w:kern w:val="0"/>
+          <w:vertAlign w:val="superscript"/>
+          <w:lang w:val="es-ES" w:eastAsia="es-ES"/>
+          <w14:ligatures w14:val="none"/>
+        </w:rPr>
+        <w:footnoteReference w:id="13"/>
+      </w:r>
+      <w:r>
+        <w:rPr>
+          <w:rFonts w:ascii="Arial Narrow" w:hAnsi="Arial Narrow" w:cs="Arial Narrow"/>
+          <w:sz w:val="20"/>
+          <w:szCs w:val="20"/>
+        </w:rPr>
+        <w:t xml:space="preserve">, las alegaciones y los hechos relevantes de la reclamación, salvo que hayan sido específicamente negadas en la contestación, se tendrán por aceptadas o merituadas como ciertas.</w:t>
+      </w:r>
+    </w:p>
+    <w:p>
+      <w:pPr>
+        <w:spacing w:after="0" w:line="240" w:lineRule="auto"/>
+        <w:jc w:val="both"/>
+        <w:rPr>
+          <w:rFonts w:ascii="Arial Narrow" w:eastAsia="Arial Narrow" w:hAnsi="Arial Narrow" w:cs="Arial Narrow"/>
+          <w:color w:val="000000"/>
+          <w:kern w:val="0"/>
+          <w:lang w:eastAsia="es-PE"/>
+          <w14:ligatures w14:val="none"/>
+        </w:rPr>
+      </w:pPr>
+    </w:p>
+    <w:p>
+      <w:pPr>
+        <w:spacing w:after="0" w:line="240" w:lineRule="auto"/>
+        <w:jc w:val="both"/>
+        <w:rPr>
+          <w:rFonts w:ascii="Arial Narrow" w:eastAsia="Times New Roman" w:hAnsi="Arial Narrow" w:cs="Arial"/>
+          <w:color w:val="000000"/>
+          <w:kern w:val="0"/>
+          <w:lang w:val="es-ES" w:eastAsia="es-ES"/>
+          <w14:ligatures w14:val="none"/>
         </w:rPr>
       </w:pPr>
       <w:r>
@@ -5799,7 +5776,7 @@
           <w:color w:val="000000"/>
           <w:kern w:val="0"/>
           <w:lang w:eastAsia="es-PE"/>
-          <ns2:ligatures ns2:val="none"/>
+          <w14:ligatures w14:val="none"/>
         </w:rPr>
         <w:t xml:space="preserve">QUINTO: </w:t>
       </w:r>
@@ -5810,7 +5787,7 @@
           <w:color w:val="000000"/>
           <w:kern w:val="0"/>
           <w:lang w:eastAsia="es-ES"/>
-          <ns2:ligatures ns2:val="none"/>
+          <w14:ligatures w14:val="none"/>
         </w:rPr>
         <w:t xml:space="preserve">requerir </w:t>
       </w:r>
@@ -5820,7 +5797,7 @@
           <w:color w:val="000000"/>
           <w:kern w:val="0"/>
           <w:lang w:val="es-ES" w:eastAsia="es-ES"/>
-          <ns2:ligatures ns2:val="none"/>
+          <w14:ligatures w14:val="none"/>
         </w:rPr>
         <w:t xml:space="preserve">que, en un </w:t>
       </w:r>
@@ -5830,7 +5807,7 @@
           <w:color w:val="000000"/>
           <w:kern w:val="0"/>
           <w:lang w:eastAsia="es-ES"/>
-          <ns2:ligatures ns2:val="none"/>
+          <w14:ligatures w14:val="none"/>
         </w:rPr>
         <w:t>plazo no mayor de cinco (5) días hábiles contado a partir del día siguiente de la notificación de la presente resolución</w:t>
       </w:r>
@@ -5841,7 +5818,7 @@
           <w:color w:val="000000"/>
           <w:kern w:val="0"/>
           <w:lang w:eastAsia="es-ES"/>
-          <ns2:ligatures ns2:val="none"/>
+          <w14:ligatures w14:val="none"/>
         </w:rPr>
         <w:t xml:space="preserve">, </w:t>
       </w:r>
@@ -5853,7 +5830,7 @@
           <w:kern w:val="0"/>
           <w:shd w:val="clear" w:color="auto" w:fill="FFFFFF"/>
           <w:lang w:eastAsia="es-PE"/>
-          <ns2:ligatures ns2:val="none"/>
+          <w14:ligatures w14:val="none"/>
         </w:rPr>
         <w:t>el proveedor denunciado</w:t>
       </w:r>
@@ -5863,7 +5840,7 @@
           <w:color w:val="000000"/>
           <w:kern w:val="0"/>
           <w:lang w:eastAsia="es-ES"/>
-          <ns2:ligatures ns2:val="none"/>
+          <w14:ligatures w14:val="none"/>
         </w:rPr>
         <w:t xml:space="preserve"> </w:t>
       </w:r>
@@ -5874,7 +5851,7 @@
           <w:color w:val="000000"/>
           <w:kern w:val="0"/>
           <w:lang w:val="es-ES" w:eastAsia="es-ES"/>
-          <ns2:ligatures ns2:val="none"/>
+          <w14:ligatures w14:val="none"/>
         </w:rPr>
         <w:t xml:space="preserve">cumpla con: </w:t>
       </w:r>
@@ -5884,7 +5861,7 @@
           <w:color w:val="000000"/>
           <w:kern w:val="0"/>
           <w:lang w:val="es-ES" w:eastAsia="es-ES"/>
-          <ns2:ligatures ns2:val="none"/>
+          <w14:ligatures w14:val="none"/>
         </w:rPr>
         <w:t xml:space="preserve">(i) presentar una copia completa, legible y debidamente suscrita del </w:t>
       </w:r>
@@ -5894,7 +5871,7 @@
           <w:color w:val="000000"/>
           <w:kern w:val="0"/>
           <w:lang w:eastAsia="es-ES"/>
-          <ns2:ligatures ns2:val="none"/>
+          <w14:ligatures w14:val="none"/>
         </w:rPr>
         <w:t>Seguro de Vida - Póliza 6032400000588</w:t>
       </w:r>
@@ -5904,7 +5881,7 @@
           <w:color w:val="000000"/>
           <w:kern w:val="0"/>
           <w:lang w:val="es-ES" w:eastAsia="es-ES"/>
-          <ns2:ligatures ns2:val="none"/>
+          <w14:ligatures w14:val="none"/>
         </w:rPr>
         <w:t>, así como el cargo de remisión de la póliza; (</w:t>
       </w:r>
@@ -5915,7 +5892,7 @@
           <w:color w:val="000000"/>
           <w:kern w:val="0"/>
           <w:lang w:val="es-ES" w:eastAsia="es-ES"/>
-          <ns2:ligatures ns2:val="none"/>
+          <w14:ligatures w14:val="none"/>
         </w:rPr>
         <w:t>ii</w:t>
       </w:r>
@@ -5926,7 +5903,7 @@
           <w:color w:val="000000"/>
           <w:kern w:val="0"/>
           <w:lang w:val="es-ES" w:eastAsia="es-ES"/>
-          <ns2:ligatures ns2:val="none"/>
+          <w14:ligatures w14:val="none"/>
         </w:rPr>
         <w:t>) presentar los medios probatorios que acrediten que la negativa de otorgamiento de cobertura fue justificad</w:t>
       </w:r>
@@ -5936,7 +5913,7 @@
           <w:color w:val="000000"/>
           <w:kern w:val="0"/>
           <w:lang w:val="es-ES" w:eastAsia="es-ES"/>
-          <ns2:ligatures ns2:val="none"/>
+          <w14:ligatures w14:val="none"/>
         </w:rPr>
         <w:t>a</w:t>
       </w:r>
@@ -5946,7 +5923,7 @@
           <w:color w:val="000000"/>
           <w:kern w:val="0"/>
           <w:lang w:val="es-ES" w:eastAsia="es-ES"/>
-          <ns2:ligatures ns2:val="none"/>
+          <w14:ligatures w14:val="none"/>
         </w:rPr>
         <w:t>; y, (</w:t>
       </w:r>
@@ -5957,7 +5934,7 @@
           <w:color w:val="000000"/>
           <w:kern w:val="0"/>
           <w:lang w:val="es-ES" w:eastAsia="es-ES"/>
-          <ns2:ligatures ns2:val="none"/>
+          <w14:ligatures w14:val="none"/>
         </w:rPr>
         <w:t>iii</w:t>
       </w:r>
@@ -5968,7 +5945,7 @@
           <w:color w:val="000000"/>
           <w:kern w:val="0"/>
           <w:lang w:val="es-ES" w:eastAsia="es-ES"/>
-          <ns2:ligatures ns2:val="none"/>
+          <w14:ligatures w14:val="none"/>
         </w:rPr>
         <w:t>) presentar todas las comunicaciones cursadas con la parte denunciante en virtud del hecho materia de denuncia</w:t>
       </w:r>
@@ -5978,12 +5955,12 @@
           <w:color w:val="000000"/>
           <w:kern w:val="0"/>
           <w:lang w:val="es-ES" w:eastAsia="es-ES"/>
-          <ns2:ligatures ns2:val="none"/>
+          <w14:ligatures w14:val="none"/>
         </w:rPr>
         <w:t>.</w:t>
       </w:r>
     </w:p>
-    <w:p ns2:paraId="12A4D8BD" ns2:textId="77777777">
+    <w:p>
       <w:pPr>
         <w:spacing w:after="0" w:line="240" w:lineRule="auto"/>
         <w:jc w:val="both"/>
@@ -5993,20 +5970,20 @@
           <w:color w:val="000000"/>
           <w:kern w:val="0"/>
           <w:lang w:val="es-ES" w:eastAsia="es-PE"/>
-          <ns2:ligatures ns2:val="none"/>
-        </w:rPr>
-      </w:pPr>
-    </w:p>
-    <w:p ns2:paraId="591B7E6F" ns2:textId="77777777">
-      <w:pPr>
-        <w:spacing w:after="0" w:line="240" w:lineRule="auto"/>
-        <w:jc w:val="both"/>
-        <w:rPr>
-          <w:rFonts w:ascii="Arial Narrow" w:eastAsia="Arial Narrow" w:hAnsi="Arial Narrow" w:cs="Arial Narrow"/>
-          <w:color w:val="000000"/>
-          <w:kern w:val="0"/>
-          <w:lang w:eastAsia="es-PE"/>
-          <ns2:ligatures ns2:val="none"/>
+          <w14:ligatures w14:val="none"/>
+        </w:rPr>
+      </w:pPr>
+    </w:p>
+    <w:p>
+      <w:pPr>
+        <w:spacing w:after="0" w:line="240" w:lineRule="auto"/>
+        <w:jc w:val="both"/>
+        <w:rPr>
+          <w:rFonts w:ascii="Arial Narrow" w:eastAsia="Arial Narrow" w:hAnsi="Arial Narrow" w:cs="Arial Narrow"/>
+          <w:color w:val="000000"/>
+          <w:kern w:val="0"/>
+          <w:lang w:eastAsia="es-PE"/>
+          <w14:ligatures w14:val="none"/>
         </w:rPr>
       </w:pPr>
       <w:r>
@@ -6016,7 +5993,7 @@
           <w:color w:val="000000"/>
           <w:kern w:val="0"/>
           <w:lang w:eastAsia="es-PE"/>
-          <ns2:ligatures ns2:val="none"/>
+          <w14:ligatures w14:val="none"/>
         </w:rPr>
         <w:t>SEXTO:</w:t>
       </w:r>
@@ -6026,7 +6003,7 @@
           <w:color w:val="000000"/>
           <w:kern w:val="0"/>
           <w:lang w:eastAsia="es-PE"/>
-          <ns2:ligatures ns2:val="none"/>
+          <w14:ligatures w14:val="none"/>
         </w:rPr>
         <w:t xml:space="preserve"> </w:t>
       </w:r>
@@ -6037,7 +6014,7 @@
           <w:color w:val="000000"/>
           <w:kern w:val="0"/>
           <w:lang w:eastAsia="es-PE"/>
-          <ns2:ligatures ns2:val="none"/>
+          <w14:ligatures w14:val="none"/>
         </w:rPr>
         <w:t>informar a las partes que el artículo 110</w:t>
       </w:r>
@@ -6047,7 +6024,7 @@
           <w:color w:val="000000"/>
           <w:kern w:val="0"/>
           <w:lang w:eastAsia="es-PE"/>
-          <ns2:ligatures ns2:val="none"/>
+          <w14:ligatures w14:val="none"/>
         </w:rPr>
         <w:t/>
       </w:r>
@@ -6057,7 +6034,7 @@
           <w:color w:val="000000"/>
           <w:kern w:val="0"/>
           <w:lang w:eastAsia="es-PE"/>
-          <ns2:ligatures ns2:val="none"/>
+          <w14:ligatures w14:val="none"/>
         </w:rPr>
         <w:t xml:space="preserve"> de la Ley 29571, Código de Protección y Defensa del Consumidor</w:t>
       </w:r>
@@ -6069,7 +6046,7 @@
           <w:kern w:val="0"/>
           <w:vertAlign w:val="superscript"/>
           <w:lang w:eastAsia="es-PE"/>
-          <ns2:ligatures ns2:val="none"/>
+          <w14:ligatures w14:val="none"/>
         </w:rPr>
         <w:footnoteReference w:id="7"/>
       </w:r>
@@ -6079,7 +6056,7 @@
           <w:color w:val="000000"/>
           <w:kern w:val="0"/>
           <w:lang w:eastAsia="es-PE"/>
-          <ns2:ligatures ns2:val="none"/>
+          <w14:ligatures w14:val="none"/>
         </w:rPr>
         <w:t>, faculta a la Comisión a calificar las infracciones de la referida norma como leves, graves o muy graves e imponer sanciones que van desde una amonestación hasta una multa por un máximo de 450 Unidades Impositivas Tributarias, sin perjuicio de las medidas correctivas, reparadoras y complementarias, que puedan ordenarse de acuerdo a lo estipulado en los artículos 114</w:t>
       </w:r>
@@ -6089,7 +6066,7 @@
           <w:color w:val="000000"/>
           <w:kern w:val="0"/>
           <w:lang w:eastAsia="es-PE"/>
-          <ns2:ligatures ns2:val="none"/>
+          <w14:ligatures w14:val="none"/>
         </w:rPr>
         <w:t/>
       </w:r>
@@ -6099,7 +6076,7 @@
           <w:color w:val="000000"/>
           <w:kern w:val="0"/>
           <w:lang w:eastAsia="es-PE"/>
-          <ns2:ligatures ns2:val="none"/>
+          <w14:ligatures w14:val="none"/>
         </w:rPr>
         <w:t>, 115</w:t>
       </w:r>
@@ -6109,7 +6086,7 @@
           <w:color w:val="000000"/>
           <w:kern w:val="0"/>
           <w:lang w:eastAsia="es-PE"/>
-          <ns2:ligatures ns2:val="none"/>
+          <w14:ligatures w14:val="none"/>
         </w:rPr>
         <w:t/>
       </w:r>
@@ -6119,7 +6096,7 @@
           <w:color w:val="000000"/>
           <w:kern w:val="0"/>
           <w:lang w:eastAsia="es-PE"/>
-          <ns2:ligatures ns2:val="none"/>
+          <w14:ligatures w14:val="none"/>
         </w:rPr>
         <w:t xml:space="preserve"> y 116</w:t>
       </w:r>
@@ -6129,7 +6106,7 @@
           <w:color w:val="000000"/>
           <w:kern w:val="0"/>
           <w:lang w:eastAsia="es-PE"/>
-          <ns2:ligatures ns2:val="none"/>
+          <w14:ligatures w14:val="none"/>
         </w:rPr>
         <w:t/>
       </w:r>
@@ -6139,7 +6116,7 @@
           <w:color w:val="000000"/>
           <w:kern w:val="0"/>
           <w:lang w:eastAsia="es-PE"/>
-          <ns2:ligatures ns2:val="none"/>
+          <w14:ligatures w14:val="none"/>
         </w:rPr>
         <w:t xml:space="preserve"> de la referida norma</w:t>
       </w:r>
@@ -6151,7 +6128,7 @@
           <w:kern w:val="0"/>
           <w:vertAlign w:val="superscript"/>
           <w:lang w:eastAsia="es-PE"/>
-          <ns2:ligatures ns2:val="none"/>
+          <w14:ligatures w14:val="none"/>
         </w:rPr>
         <w:footnoteReference w:id="8"/>
       </w:r>
@@ -6161,7 +6138,7 @@
           <w:color w:val="000000"/>
           <w:kern w:val="0"/>
           <w:lang w:eastAsia="es-PE"/>
-          <ns2:ligatures ns2:val="none"/>
+          <w14:ligatures w14:val="none"/>
         </w:rPr>
         <w:t xml:space="preserve">. </w:t>
       </w:r>
@@ -6172,7 +6149,7 @@
           <w:color w:val="000000"/>
           <w:kern w:val="0"/>
           <w:lang w:eastAsia="es-PE"/>
-          <ns2:ligatures ns2:val="none"/>
+          <w14:ligatures w14:val="none"/>
         </w:rPr>
         <w:lastRenderedPageBreak/>
         <w:t>Asimismo, se consideran circunstancias atenuantes para la graduación de la sanción, el allanamiento de la denuncia o el reconocimiento de las pretensiones en ella contenidas, de acuerdo con el artículo 112</w:t>
@@ -6183,7 +6160,7 @@
           <w:color w:val="000000"/>
           <w:kern w:val="0"/>
           <w:lang w:eastAsia="es-PE"/>
-          <ns2:ligatures ns2:val="none"/>
+          <w14:ligatures w14:val="none"/>
         </w:rPr>
         <w:t/>
       </w:r>
@@ -6193,7 +6170,7 @@
           <w:color w:val="000000"/>
           <w:kern w:val="0"/>
           <w:lang w:eastAsia="es-PE"/>
-          <ns2:ligatures ns2:val="none"/>
+          <w14:ligatures w14:val="none"/>
         </w:rPr>
         <w:t xml:space="preserve"> del Código</w:t>
       </w:r>
@@ -6205,7 +6182,7 @@
           <w:kern w:val="0"/>
           <w:vertAlign w:val="superscript"/>
           <w:lang w:eastAsia="es-PE"/>
-          <ns2:ligatures ns2:val="none"/>
+          <w14:ligatures w14:val="none"/>
         </w:rPr>
         <w:footnoteReference w:id="9"/>
       </w:r>
@@ -6215,12 +6192,12 @@
           <w:color w:val="000000"/>
           <w:kern w:val="0"/>
           <w:lang w:eastAsia="es-PE"/>
-          <ns2:ligatures ns2:val="none"/>
+          <w14:ligatures w14:val="none"/>
         </w:rPr>
         <w:t>.</w:t>
       </w:r>
     </w:p>
-    <w:p ns2:paraId="0ECE55DF" ns2:textId="77777777">
+    <w:p>
       <w:pPr>
         <w:shd w:val="clear" w:color="auto" w:fill="FFFFFF"/>
         <w:spacing w:after="0" w:line="240" w:lineRule="auto"/>
@@ -6231,11 +6208,11 @@
           <w:color w:val="000000"/>
           <w:kern w:val="0"/>
           <w:lang w:eastAsia="es-PE"/>
-          <ns2:ligatures ns2:val="none"/>
-        </w:rPr>
-      </w:pPr>
-    </w:p>
-    <w:p ns2:paraId="1CC114EB" ns2:textId="77777777">
+          <w14:ligatures w14:val="none"/>
+        </w:rPr>
+      </w:pPr>
+    </w:p>
+    <w:p>
       <w:pPr>
         <w:shd w:val="clear" w:color="auto" w:fill="FFFFFF"/>
         <w:spacing w:after="0" w:line="240" w:lineRule="auto"/>
@@ -6245,7 +6222,7 @@
           <w:color w:val="000000"/>
           <w:kern w:val="0"/>
           <w:lang w:eastAsia="es-PE"/>
-          <ns2:ligatures ns2:val="none"/>
+          <w14:ligatures w14:val="none"/>
         </w:rPr>
       </w:pPr>
       <w:r>
@@ -6255,7 +6232,7 @@
           <w:color w:val="000000"/>
           <w:kern w:val="0"/>
           <w:lang w:eastAsia="es-PE"/>
-          <ns2:ligatures ns2:val="none"/>
+          <w14:ligatures w14:val="none"/>
         </w:rPr>
         <w:t>SÉTIMO:</w:t>
       </w:r>
@@ -6265,7 +6242,7 @@
           <w:color w:val="000000"/>
           <w:kern w:val="0"/>
           <w:lang w:eastAsia="es-PE"/>
-          <ns2:ligatures ns2:val="none"/>
+          <w14:ligatures w14:val="none"/>
         </w:rPr>
         <w:t xml:space="preserve"> informar a las partes que conforme a lo establecido en el artículo 39</w:t>
       </w:r>
@@ -6275,7 +6252,7 @@
           <w:color w:val="000000"/>
           <w:kern w:val="0"/>
           <w:lang w:eastAsia="es-PE"/>
-          <ns2:ligatures ns2:val="none"/>
+          <w14:ligatures w14:val="none"/>
         </w:rPr>
         <w:t/>
       </w:r>
@@ -6285,12 +6262,12 @@
           <w:color w:val="000000"/>
           <w:kern w:val="0"/>
           <w:lang w:eastAsia="es-PE"/>
-          <ns2:ligatures ns2:val="none"/>
+          <w14:ligatures w14:val="none"/>
         </w:rPr>
         <w:t xml:space="preserve"> de la Ley sobre Facultades, Normas y Organización del Indecopi, aprobada por Decreto Legislativo 807, los gastos por los peritajes realizados, actuación de pruebas, inspecciones y otros derivados de la tramitación del proceso serán de cargo de la parte que solicita la prueba, salvo pacto en contrario. En todos los casos, la resolución final determinará si los gastos deben ser asumidos por alguna de las partes, o reembolsados a la otra parte o al Indecopi, según sea el caso, de manera adicional a la sanción que haya podido imponerse. </w:t>
       </w:r>
     </w:p>
-    <w:p ns2:paraId="364C4B19" ns2:textId="77777777">
+    <w:p>
       <w:pPr>
         <w:shd w:val="clear" w:color="auto" w:fill="FFFFFF"/>
         <w:spacing w:after="0" w:line="240" w:lineRule="auto"/>
@@ -6300,11 +6277,11 @@
           <w:color w:val="000000"/>
           <w:kern w:val="0"/>
           <w:lang w:eastAsia="es-PE"/>
-          <ns2:ligatures ns2:val="none"/>
-        </w:rPr>
-      </w:pPr>
-    </w:p>
-    <w:p ns2:paraId="27E9BBC0" ns2:textId="77777777">
+          <w14:ligatures w14:val="none"/>
+        </w:rPr>
+      </w:pPr>
+    </w:p>
+    <w:p>
       <w:pPr>
         <w:suppressAutoHyphens/>
         <w:spacing w:after="0" w:line="240" w:lineRule="auto"/>
@@ -6313,7 +6290,7 @@
           <w:rFonts w:ascii="Arial Narrow" w:eastAsia="Calibri" w:hAnsi="Arial Narrow" w:cs="Arial"/>
           <w:kern w:val="0"/>
           <w:u w:val="single"/>
-          <ns2:ligatures ns2:val="none"/>
+          <w14:ligatures w14:val="none"/>
         </w:rPr>
       </w:pPr>
       <w:r>
@@ -6322,7 +6299,7 @@
           <w:b/>
           <w:bCs/>
           <w:kern w:val="0"/>
-          <ns2:ligatures ns2:val="none"/>
+          <w14:ligatures w14:val="none"/>
         </w:rPr>
         <w:t>OCTAVO</w:t>
       </w:r>
@@ -6331,7 +6308,7 @@
           <w:rFonts w:ascii="Arial Narrow" w:eastAsia="Calibri" w:hAnsi="Arial Narrow" w:cs="Arial"/>
           <w:b/>
           <w:kern w:val="0"/>
-          <ns2:ligatures ns2:val="none"/>
+          <w14:ligatures w14:val="none"/>
         </w:rPr>
         <w:t>:</w:t>
       </w:r>
@@ -6339,7 +6316,7 @@
         <w:rPr>
           <w:rFonts w:ascii="Arial Narrow" w:eastAsia="Calibri" w:hAnsi="Arial Narrow" w:cs="Arial"/>
           <w:kern w:val="0"/>
-          <ns2:ligatures ns2:val="none"/>
+          <w14:ligatures w14:val="none"/>
         </w:rPr>
         <w:t xml:space="preserve"> comunicar a las partes que, </w:t>
       </w:r>
@@ -6348,7 +6325,7 @@
         <w:rPr>
           <w:rFonts w:ascii="Arial Narrow" w:eastAsia="Calibri" w:hAnsi="Arial Narrow" w:cs="Arial"/>
           <w:kern w:val="0"/>
-          <ns2:ligatures ns2:val="none"/>
+          <w14:ligatures w14:val="none"/>
         </w:rPr>
         <w:t>de acuerdo a</w:t>
       </w:r>
@@ -6357,7 +6334,7 @@
         <w:rPr>
           <w:rFonts w:ascii="Arial Narrow" w:eastAsia="Calibri" w:hAnsi="Arial Narrow" w:cs="Arial"/>
           <w:kern w:val="0"/>
-          <ns2:ligatures ns2:val="none"/>
+          <w14:ligatures w14:val="none"/>
         </w:rPr>
         <w:t xml:space="preserve"> lo señalado por el artículo 29</w:t>
       </w:r>
@@ -6367,7 +6344,7 @@
           <w:color w:val="000000"/>
           <w:kern w:val="0"/>
           <w:lang w:eastAsia="es-PE"/>
-          <ns2:ligatures ns2:val="none"/>
+          <w14:ligatures w14:val="none"/>
         </w:rPr>
         <w:t/>
       </w:r>
@@ -6375,7 +6352,7 @@
         <w:rPr>
           <w:rFonts w:ascii="Arial Narrow" w:eastAsia="Calibri" w:hAnsi="Arial Narrow" w:cs="Arial"/>
           <w:kern w:val="0"/>
-          <ns2:ligatures ns2:val="none"/>
+          <w14:ligatures w14:val="none"/>
         </w:rPr>
         <w:t xml:space="preserve"> del Decreto Legislativo 807</w:t>
       </w:r>
@@ -6385,7 +6362,7 @@
           <w:rFonts w:ascii="Arial Narrow" w:eastAsia="Calibri" w:hAnsi="Arial Narrow" w:cs="Arial"/>
           <w:kern w:val="0"/>
           <w:vertAlign w:val="superscript"/>
-          <ns2:ligatures ns2:val="none"/>
+          <w14:ligatures w14:val="none"/>
         </w:rPr>
         <w:footnoteReference w:id="10"/>
       </w:r>
@@ -6393,7 +6370,7 @@
         <w:rPr>
           <w:rFonts w:ascii="Arial Narrow" w:eastAsia="Calibri" w:hAnsi="Arial Narrow" w:cs="Arial"/>
           <w:kern w:val="0"/>
-          <ns2:ligatures ns2:val="none"/>
+          <w14:ligatures w14:val="none"/>
         </w:rPr>
         <w:t xml:space="preserve">, hasta antes de la emisión de la Resolución Final tienen la posibilidad de solicitar una audiencia de conciliación. En caso deleguen a favor de una tercera persona su actuación en la diligencia programada, </w:t>
       </w:r>
@@ -6401,7 +6378,7 @@
         <w:rPr>
           <w:rFonts w:ascii="Arial Narrow" w:eastAsia="Calibri" w:hAnsi="Arial Narrow" w:cs="Arial"/>
           <w:kern w:val="0"/>
-          <ns2:ligatures ns2:val="none"/>
+          <w14:ligatures w14:val="none"/>
         </w:rPr>
         <w:lastRenderedPageBreak/>
         <w:t xml:space="preserve">esta deberá presentar un poder especial con firma legalizada ante Notario Público, donde conste </w:t>
@@ -6411,7 +6388,7 @@
           <w:rFonts w:ascii="Arial Narrow" w:eastAsia="Calibri" w:hAnsi="Arial Narrow" w:cs="Arial"/>
           <w:kern w:val="0"/>
           <w:u w:val="single"/>
-          <ns2:ligatures ns2:val="none"/>
+          <w14:ligatures w14:val="none"/>
         </w:rPr>
         <w:t>expresamente su facultad para asistir y conciliar en su representación</w:t>
       </w:r>
@@ -6420,7 +6397,7 @@
           <w:rFonts w:ascii="Arial Narrow" w:eastAsia="Calibri" w:hAnsi="Arial Narrow" w:cs="Arial"/>
           <w:bCs/>
           <w:kern w:val="0"/>
-          <ns2:ligatures ns2:val="none"/>
+          <w14:ligatures w14:val="none"/>
         </w:rPr>
         <w:t>.</w:t>
       </w:r>
@@ -6430,7 +6407,7 @@
           <w:b/>
           <w:bCs/>
           <w:kern w:val="0"/>
-          <ns2:ligatures ns2:val="none"/>
+          <w14:ligatures w14:val="none"/>
         </w:rPr>
         <w:t xml:space="preserve"> </w:t>
       </w:r>
@@ -6439,12 +6416,12 @@
           <w:rFonts w:ascii="Arial Narrow" w:eastAsia="Calibri" w:hAnsi="Arial Narrow" w:cs="Arial"/>
           <w:kern w:val="0"/>
           <w:u w:val="single"/>
-          <ns2:ligatures ns2:val="none"/>
+          <w14:ligatures w14:val="none"/>
         </w:rPr>
         <w:t xml:space="preserve">Ello bajo apercibimiento de no realizar la audiencia de conciliación y levantar el acta de inasistencia correspondiente. </w:t>
       </w:r>
     </w:p>
-    <w:p ns2:paraId="4CD47B08" ns2:textId="77777777">
+    <w:p>
       <w:pPr>
         <w:suppressAutoHyphens/>
         <w:spacing w:after="0" w:line="240" w:lineRule="auto"/>
@@ -6453,11 +6430,11 @@
           <w:rFonts w:ascii="Arial Narrow" w:eastAsia="Calibri" w:hAnsi="Arial Narrow" w:cs="Arial"/>
           <w:kern w:val="0"/>
           <w:u w:val="single"/>
-          <ns2:ligatures ns2:val="none"/>
-        </w:rPr>
-      </w:pPr>
-    </w:p>
-    <w:p ns2:paraId="0E80CA49" ns2:textId="77777777">
+          <w14:ligatures w14:val="none"/>
+        </w:rPr>
+      </w:pPr>
+    </w:p>
+    <w:p>
       <w:pPr>
         <w:suppressAutoHyphens/>
         <w:spacing w:after="0" w:line="240" w:lineRule="auto"/>
@@ -6467,7 +6444,7 @@
           <w:color w:val="000000"/>
           <w:kern w:val="0"/>
           <w:lang w:eastAsia="es-PE"/>
-          <ns2:ligatures ns2:val="none"/>
+          <w14:ligatures w14:val="none"/>
         </w:rPr>
       </w:pPr>
       <w:r>
@@ -6477,7 +6454,7 @@
           <w:color w:val="000000"/>
           <w:kern w:val="0"/>
           <w:lang w:eastAsia="es-PE"/>
-          <ns2:ligatures ns2:val="none"/>
+          <w14:ligatures w14:val="none"/>
         </w:rPr>
         <w:t>NOVENO:</w:t>
       </w:r>
@@ -6487,14 +6464,14 @@
           <w:color w:val="000000"/>
           <w:kern w:val="0"/>
           <w:lang w:eastAsia="es-PE"/>
-          <ns2:ligatures ns2:val="none"/>
+          <w14:ligatures w14:val="none"/>
         </w:rPr>
         <w:t xml:space="preserve"> poner en conocimiento de las partes que, antes de la emisión de la Resolución Final, tienen la posibilidad de formular su desistimiento o presentar el acuerdo arribado mediante la conciliación, mediación, transacción o cualquier otro que, de forma indubitable, deje constancia que se ha solucionado la controversia materia de denuncia.</w:t>
       </w:r>
       <w:bookmarkStart w:id="18" w:name="h.gjdgxs" w:colFirst="0" w:colLast="0"/>
       <w:bookmarkEnd w:id="18"/>
     </w:p>
-    <w:p ns2:paraId="7DDD06F7" ns2:textId="77777777">
+    <w:p>
       <w:pPr>
         <w:suppressAutoHyphens/>
         <w:spacing w:after="0" w:line="240" w:lineRule="auto"/>
@@ -6504,11 +6481,11 @@
           <w:color w:val="000000"/>
           <w:kern w:val="0"/>
           <w:lang w:eastAsia="es-PE"/>
-          <ns2:ligatures ns2:val="none"/>
-        </w:rPr>
-      </w:pPr>
-    </w:p>
-    <w:p ns2:paraId="236137A1" ns2:textId="538AE1A5">
+          <w14:ligatures w14:val="none"/>
+        </w:rPr>
+      </w:pPr>
+    </w:p>
+    <w:p>
       <w:pPr>
         <w:suppressAutoHyphens/>
         <w:spacing w:after="0" w:line="240" w:lineRule="auto"/>
@@ -6531,7 +6508,7 @@
           <w:b/>
           <w:spacing w:val="-3"/>
           <w:kern w:val="0"/>
-          <ns2:ligatures ns2:val="none"/>
+          <w14:ligatures w14:val="none"/>
         </w:rPr>
         <w:t/>
       </w:r>
@@ -6541,7 +6518,7 @@
           <w:bCs/>
           <w:spacing w:val="-3"/>
           <w:kern w:val="0"/>
-          <ns2:ligatures ns2:val="none"/>
+          <w14:ligatures w14:val="none"/>
         </w:rPr>
         <w:t xml:space="preserve"/>
       </w:r>
@@ -6551,7 +6528,7 @@
           <w:bCs/>
           <w:spacing w:val="-3"/>
           <w:kern w:val="0"/>
-          <ns2:ligatures ns2:val="none"/>
+          <w14:ligatures w14:val="none"/>
         </w:rPr>
         <w:t xml:space="preserve"/>
       </w:r>
@@ -6562,7 +6539,7 @@
           <w:kern w:val="0"/>
           <w:shd w:val="clear" w:color="auto" w:fill="FFFFFF"/>
           <w:lang w:eastAsia="es-PE"/>
-          <ns2:ligatures ns2:val="none"/>
+          <w14:ligatures w14:val="none"/>
         </w:rPr>
         <w:t xml:space="preserve"/>
       </w:r>
@@ -6586,7 +6563,7 @@
           <w:color w:val="000000"/>
           <w:kern w:val="0"/>
           <w:lang w:eastAsia="es-PE"/>
-          <ns2:ligatures ns2:val="none"/>
+          <w14:ligatures w14:val="none"/>
         </w:rPr>
         <w:t/>
       </w:r>
@@ -6603,7 +6580,7 @@
           <w:color w:val="000000"/>
           <w:kern w:val="0"/>
           <w:lang w:eastAsia="es-PE"/>
-          <ns2:ligatures ns2:val="none"/>
+          <w14:ligatures w14:val="none"/>
         </w:rPr>
         <w:t/>
       </w:r>
@@ -6629,7 +6606,7 @@
         <w:t/>
       </w:r>
     </w:p>
-    <w:p ns2:paraId="639FE5BE" ns2:textId="77777777">
+    <w:p>
       <w:pPr>
         <w:suppressAutoHyphens/>
         <w:spacing w:after="0" w:line="240" w:lineRule="auto"/>
@@ -6639,7 +6616,7 @@
         </w:rPr>
       </w:pPr>
     </w:p>
-    <w:p ns2:paraId="509D673B" ns2:textId="4C88C7F6">
+    <w:p>
       <w:pPr>
         <w:suppressAutoHyphens/>
         <w:spacing w:line="240" w:lineRule="auto"/>
@@ -6690,7 +6667,7 @@
         <w:t>efectúe el acuse de recibo mediante la confirmación de recepción de la notificación remitida por este despacho a su Casilla Electrónica, dentro de los cinco (5) primeros días hábiles siguientes a la fecha en que recibe la notificación.</w:t>
       </w:r>
     </w:p>
-    <w:p ns2:paraId="418E1D52" ns2:textId="77777777">
+    <w:p>
       <w:pPr>
         <w:spacing w:after="0" w:line="240" w:lineRule="auto"/>
         <w:jc w:val="both"/>
@@ -6700,11 +6677,11 @@
           <w:color w:val="000000"/>
           <w:kern w:val="0"/>
           <w:lang w:eastAsia="es-PE"/>
-          <ns2:ligatures ns2:val="none"/>
-        </w:rPr>
-      </w:pPr>
-    </w:p>
-    <w:p ns2:paraId="0407B94C" ns2:textId="77777777">
+          <w14:ligatures w14:val="none"/>
+        </w:rPr>
+      </w:pPr>
+    </w:p>
+    <w:p>
       <w:pPr>
         <w:spacing w:after="0" w:line="240" w:lineRule="auto"/>
         <w:jc w:val="both"/>
@@ -6714,11 +6691,11 @@
           <w:color w:val="000000"/>
           <w:kern w:val="0"/>
           <w:lang w:eastAsia="es-PE"/>
-          <ns2:ligatures ns2:val="none"/>
-        </w:rPr>
-      </w:pPr>
-    </w:p>
-    <w:p ns2:paraId="4411BEE1" ns2:textId="77777777">
+          <w14:ligatures w14:val="none"/>
+        </w:rPr>
+      </w:pPr>
+    </w:p>
+    <w:p>
       <w:pPr>
         <w:spacing w:after="0" w:line="240" w:lineRule="auto"/>
         <w:jc w:val="both"/>
@@ -6728,11 +6705,11 @@
           <w:color w:val="000000"/>
           <w:kern w:val="0"/>
           <w:lang w:eastAsia="es-PE"/>
-          <ns2:ligatures ns2:val="none"/>
-        </w:rPr>
-      </w:pPr>
-    </w:p>
-    <w:p ns2:paraId="2FF34F85" ns2:textId="77777777">
+          <w14:ligatures w14:val="none"/>
+        </w:rPr>
+      </w:pPr>
+    </w:p>
+    <w:p>
       <w:pPr>
         <w:spacing w:after="0" w:line="240" w:lineRule="auto"/>
         <w:jc w:val="both"/>
@@ -6742,11 +6719,11 @@
           <w:color w:val="000000"/>
           <w:kern w:val="0"/>
           <w:lang w:eastAsia="es-PE"/>
-          <ns2:ligatures ns2:val="none"/>
-        </w:rPr>
-      </w:pPr>
-    </w:p>
-    <w:p ns2:paraId="375C384E" ns2:textId="77777777">
+          <w14:ligatures w14:val="none"/>
+        </w:rPr>
+      </w:pPr>
+    </w:p>
+    <w:p>
       <w:pPr>
         <w:spacing w:after="0" w:line="240" w:lineRule="auto"/>
         <w:jc w:val="both"/>
@@ -6756,12 +6733,12 @@
           <w:color w:val="000000"/>
           <w:kern w:val="0"/>
           <w:lang w:eastAsia="es-PE"/>
-          <ns2:ligatures ns2:val="none"/>
+          <w14:ligatures w14:val="none"/>
         </w:rPr>
       </w:pPr>
     </w:p>
     <w:bookmarkEnd w:id="0"/>
-    <w:p ns2:paraId="59985B4A" ns2:textId="77777777">
+    <w:p>
       <w:pPr>
         <w:shd w:val="clear" w:color="auto" w:fill="FFFFFF"/>
         <w:spacing w:after="0" w:line="240" w:lineRule="auto"/>
@@ -6772,7 +6749,7 @@
           <w:bCs/>
           <w:color w:val="000000"/>
           <w:kern w:val="0"/>
-          <ns2:ligatures ns2:val="none"/>
+          <w14:ligatures w14:val="none"/>
         </w:rPr>
       </w:pPr>
       <w:r>
@@ -6782,12 +6759,12 @@
           <w:bCs/>
           <w:color w:val="000000"/>
           <w:kern w:val="0"/>
-          <ns2:ligatures ns2:val="none"/>
+          <w14:ligatures w14:val="none"/>
         </w:rPr>
         <w:t>EVELING ROA QUISPE</w:t>
       </w:r>
     </w:p>
-    <w:p ns2:paraId="44F30378" ns2:textId="77777777">
+    <w:p>
       <w:pPr>
         <w:shd w:val="clear" w:color="auto" w:fill="FFFFFF"/>
         <w:spacing w:after="0" w:line="240" w:lineRule="auto"/>
@@ -6798,7 +6775,7 @@
           <w:bCs/>
           <w:color w:val="000000"/>
           <w:kern w:val="0"/>
-          <ns2:ligatures ns2:val="none"/>
+          <w14:ligatures w14:val="none"/>
         </w:rPr>
       </w:pPr>
       <w:r>
@@ -6808,12 +6785,12 @@
           <w:bCs/>
           <w:color w:val="000000"/>
           <w:kern w:val="0"/>
-          <ns2:ligatures ns2:val="none"/>
+          <w14:ligatures w14:val="none"/>
         </w:rPr>
         <w:t>Secretaria Técnica</w:t>
       </w:r>
     </w:p>
-    <w:p ns2:paraId="39D8E76A" ns2:textId="77777777">
+    <w:p>
       <w:pPr>
         <w:shd w:val="clear" w:color="auto" w:fill="FFFFFF"/>
         <w:spacing w:after="0" w:line="240" w:lineRule="auto"/>
@@ -6824,7 +6801,7 @@
           <w:bCs/>
           <w:color w:val="000000"/>
           <w:kern w:val="0"/>
-          <ns2:ligatures ns2:val="none"/>
+          <w14:ligatures w14:val="none"/>
         </w:rPr>
       </w:pPr>
       <w:r>
@@ -6834,12 +6811,12 @@
           <w:bCs/>
           <w:color w:val="000000"/>
           <w:kern w:val="0"/>
-          <ns2:ligatures ns2:val="none"/>
+          <w14:ligatures w14:val="none"/>
         </w:rPr>
         <w:t>Comisión de Protección al Consumidor 1</w:t>
       </w:r>
     </w:p>
-    <w:p ns2:paraId="513298A9" ns2:textId="77777777">
+    <w:p>
       <w:pPr>
         <w:spacing w:after="0" w:line="240" w:lineRule="auto"/>
         <w:jc w:val="both"/>
@@ -6849,11 +6826,11 @@
           <w:color w:val="000000"/>
           <w:kern w:val="0"/>
           <w:lang w:eastAsia="es-PE"/>
-          <ns2:ligatures ns2:val="none"/>
-        </w:rPr>
-      </w:pPr>
-    </w:p>
-    <w:p ns2:paraId="1D176C5B" ns2:textId="77777777">
+          <w14:ligatures w14:val="none"/>
+        </w:rPr>
+      </w:pPr>
+    </w:p>
+    <w:p>
       <w:pPr>
         <w:spacing w:after="0" w:line="240" w:lineRule="auto"/>
         <w:jc w:val="both"/>
@@ -6871,12 +6848,12 @@
           <w:sz w:val="16"/>
           <w:szCs w:val="16"/>
           <w:lang w:eastAsia="es-PE"/>
-          <ns2:ligatures ns2:val="none"/>
+          <w14:ligatures w14:val="none"/>
         </w:rPr>
         <w:t>LSM/JCQ</w:t>
       </w:r>
     </w:p>
-    <w:p ns2:paraId="08D2E184" ns2:textId="77777777">
+    <w:p>
       <w:pPr>
         <w:spacing w:line="240" w:lineRule="auto"/>
         <w:rPr>
@@ -6884,7 +6861,7 @@
         </w:rPr>
       </w:pPr>
     </w:p>
-    <w:p ns2:paraId="1D2233A3" ns2:textId="77777777">
+    <w:p>
       <w:pPr>
         <w:spacing w:line="240" w:lineRule="auto"/>
         <w:rPr>
@@ -6892,7 +6869,7 @@
         </w:rPr>
       </w:pPr>
     </w:p>
-    <w:p ns2:paraId="4423ADE9" ns2:textId="77777777">
+    <w:p>
       <w:pPr>
         <w:spacing w:line="240" w:lineRule="auto"/>
         <w:rPr>
@@ -6900,14 +6877,14 @@
         </w:rPr>
       </w:pPr>
     </w:p>
-    <w:p ns2:paraId="74AAB5F4" ns2:textId="77777777">
+    <w:p>
       <w:pPr>
         <w:spacing w:line="240" w:lineRule="auto"/>
       </w:pPr>
     </w:p>
     <w:sectPr>
-      <w:headerReference w:type="default" ns3:id="rId8"/>
-      <w:footerReference w:type="default" ns3:id="rId9"/>
+      <w:headerReference w:type="default" r:id="rId8"/>
+      <w:footerReference w:type="default" r:id="rId9"/>
       <w:pgSz w:w="11906" w:h="16838"/>
       <w:pgMar w:top="1417" w:right="1701" w:bottom="1417" w:left="1701" w:header="708" w:footer="708" w:gutter="0"/>
       <w:cols w:space="708"/>
@@ -6918,7 +6895,7 @@
 </file>
 
 <file path=word/endnotes.xml><?xml version="1.0" encoding="utf-8"?>
-<w:endnotes xmlns:wpc="http://schemas.microsoft.com/office/word/2010/wordprocessingCanvas" xmlns:cx="http://schemas.microsoft.com/office/drawing/2014/chartex" xmlns:cx1="http://schemas.microsoft.com/office/drawing/2015/9/8/chartex" xmlns:cx2="http://schemas.microsoft.com/office/drawing/2015/10/21/chartex" xmlns:cx3="http://schemas.microsoft.com/office/drawing/2016/5/9/chartex" xmlns:cx4="http://schemas.microsoft.com/office/drawing/2016/5/10/chartex" xmlns:cx5="http://schemas.microsoft.com/office/drawing/2016/5/11/chartex" xmlns:cx6="http://schemas.microsoft.com/office/drawing/2016/5/12/chartex" xmlns:cx7="http://schemas.microsoft.com/office/drawing/2016/5/13/chartex" xmlns:cx8="http://schemas.microsoft.com/office/drawing/2016/5/14/chartex" xmlns:mc="http://schemas.openxmlformats.org/markup-compatibility/2006" xmlns:aink="http://schemas.microsoft.com/office/drawing/2016/ink" xmlns:am3d="http://schemas.microsoft.com/office/drawing/2017/model3d" xmlns:o="urn:schemas-microsoft-com:office:office" xmlns:oel="http://schemas.microsoft.com/office/2019/extlst" xmlns:r="http://schemas.openxmlformats.org/officeDocument/2006/relationships" xmlns:m="http://schemas.openxmlformats.org/officeDocument/2006/math" xmlns:v="urn:schemas-microsoft-com:vml" xmlns:wp14="http://schemas.microsoft.com/office/word/2010/wordprocessingDrawing" xmlns:wp="http://schemas.openxmlformats.org/drawingml/2006/wordprocessingDrawing" xmlns:w10="urn:schemas-microsoft-com:office:word" xmlns:w="http://schemas.openxmlformats.org/wordprocessingml/2006/main" xmlns:w14="http://schemas.microsoft.com/office/word/2010/wordml" xmlns:w15="http://schemas.microsoft.com/office/word/2012/wordml" xmlns:w16cex="http://schemas.microsoft.com/office/word/2018/wordml/cex" xmlns:w16cid="http://schemas.microsoft.com/office/word/2016/wordml/cid" xmlns:w16="http://schemas.microsoft.com/office/word/2018/wordml" xmlns:w16du="http://schemas.microsoft.com/office/word/2023/wordml/word16du" xmlns:w16sdtdh="http://schemas.microsoft.com/office/word/2020/wordml/sdtdatahash" xmlns:w16sdtfl="http://schemas.microsoft.com/office/word/2024/wordml/sdtformatlock" xmlns:w16se="http://schemas.microsoft.com/office/word/2015/wordml/symex" xmlns:wpg="http://schemas.microsoft.com/office/word/2010/wordprocessingGroup" xmlns:wpi="http://schemas.microsoft.com/office/word/2010/wordprocessingInk" xmlns:wne="http://schemas.microsoft.com/office/word/2006/wordml" xmlns:wps="http://schemas.microsoft.com/office/word/2010/wordprocessingShape" mc:Ignorable="w14 w15 w16se w16cid w16 w16cex w16sdtdh w16sdtfl w16du wp14">
+<w:endnotes xmlns:mc="http://schemas.openxmlformats.org/markup-compatibility/2006" xmlns:r="http://schemas.openxmlformats.org/officeDocument/2006/relationships" xmlns:w="http://schemas.openxmlformats.org/wordprocessingml/2006/main" xmlns:w14="http://schemas.microsoft.com/office/word/2010/wordml" xmlns:w15="http://schemas.microsoft.com/office/word/2012/wordml" xmlns:w16="http://schemas.microsoft.com/office/word/2018/wordml" xmlns:w16cex="http://schemas.microsoft.com/office/word/2018/wordml/cex" xmlns:w16cid="http://schemas.microsoft.com/office/word/2016/wordml/cid" xmlns:w16du="http://schemas.microsoft.com/office/word/2023/wordml/word16du" xmlns:w16sdtdh="http://schemas.microsoft.com/office/word/2020/wordml/sdtdatahash" xmlns:w16se="http://schemas.microsoft.com/office/word/2015/wordml/symex" xmlns:wp14="http://schemas.microsoft.com/office/word/2010/wordprocessingDrawing" mc:Ignorable="w14 w15 w16se w16cid w16 w16cex w16sdtdh w16du wp14">
   <w:endnote w:type="separator" w:id="-1">
     <w:p>
       <w:pPr>
@@ -6943,7 +6920,7 @@
 </file>
 
 <file path=word/footer1.xml><?xml version="1.0" encoding="utf-8"?>
-<w:ftr xmlns:wpc="http://schemas.microsoft.com/office/word/2010/wordprocessingCanvas" xmlns:cx="http://schemas.microsoft.com/office/drawing/2014/chartex" xmlns:cx1="http://schemas.microsoft.com/office/drawing/2015/9/8/chartex" xmlns:cx2="http://schemas.microsoft.com/office/drawing/2015/10/21/chartex" xmlns:cx3="http://schemas.microsoft.com/office/drawing/2016/5/9/chartex" xmlns:cx4="http://schemas.microsoft.com/office/drawing/2016/5/10/chartex" xmlns:cx5="http://schemas.microsoft.com/office/drawing/2016/5/11/chartex" xmlns:cx6="http://schemas.microsoft.com/office/drawing/2016/5/12/chartex" xmlns:cx7="http://schemas.microsoft.com/office/drawing/2016/5/13/chartex" xmlns:cx8="http://schemas.microsoft.com/office/drawing/2016/5/14/chartex" xmlns:mc="http://schemas.openxmlformats.org/markup-compatibility/2006" xmlns:aink="http://schemas.microsoft.com/office/drawing/2016/ink" xmlns:am3d="http://schemas.microsoft.com/office/drawing/2017/model3d" xmlns:o="urn:schemas-microsoft-com:office:office" xmlns:oel="http://schemas.microsoft.com/office/2019/extlst" xmlns:r="http://schemas.openxmlformats.org/officeDocument/2006/relationships" xmlns:m="http://schemas.openxmlformats.org/officeDocument/2006/math" xmlns:v="urn:schemas-microsoft-com:vml" xmlns:wp14="http://schemas.microsoft.com/office/word/2010/wordprocessingDrawing" xmlns:wp="http://schemas.openxmlformats.org/drawingml/2006/wordprocessingDrawing" xmlns:w10="urn:schemas-microsoft-com:office:word" xmlns:w="http://schemas.openxmlformats.org/wordprocessingml/2006/main" xmlns:w14="http://schemas.microsoft.com/office/word/2010/wordml" xmlns:w15="http://schemas.microsoft.com/office/word/2012/wordml" xmlns:w16cex="http://schemas.microsoft.com/office/word/2018/wordml/cex" xmlns:w16cid="http://schemas.microsoft.com/office/word/2016/wordml/cid" xmlns:w16="http://schemas.microsoft.com/office/word/2018/wordml" xmlns:w16du="http://schemas.microsoft.com/office/word/2023/wordml/word16du" xmlns:w16sdtdh="http://schemas.microsoft.com/office/word/2020/wordml/sdtdatahash" xmlns:w16sdtfl="http://schemas.microsoft.com/office/word/2024/wordml/sdtformatlock" xmlns:w16se="http://schemas.microsoft.com/office/word/2015/wordml/symex" xmlns:wpg="http://schemas.microsoft.com/office/word/2010/wordprocessingGroup" xmlns:wpi="http://schemas.microsoft.com/office/word/2010/wordprocessingInk" xmlns:wne="http://schemas.microsoft.com/office/word/2006/wordml" xmlns:wps="http://schemas.microsoft.com/office/word/2010/wordprocessingShape" mc:Ignorable="w14 w15 w16se w16cid w16 w16cex w16sdtdh w16sdtfl w16du wp14">
+<w:ftr xmlns:mc="http://schemas.openxmlformats.org/markup-compatibility/2006" xmlns:r="http://schemas.openxmlformats.org/officeDocument/2006/relationships" xmlns:w="http://schemas.openxmlformats.org/wordprocessingml/2006/main" xmlns:w14="http://schemas.microsoft.com/office/word/2010/wordml" xmlns:w15="http://schemas.microsoft.com/office/word/2012/wordml" xmlns:w16="http://schemas.microsoft.com/office/word/2018/wordml" xmlns:w16cex="http://schemas.microsoft.com/office/word/2018/wordml/cex" xmlns:w16cid="http://schemas.microsoft.com/office/word/2016/wordml/cid" xmlns:w16du="http://schemas.microsoft.com/office/word/2023/wordml/word16du" xmlns:w16sdtdh="http://schemas.microsoft.com/office/word/2020/wordml/sdtdatahash" xmlns:w16se="http://schemas.microsoft.com/office/word/2015/wordml/symex" xmlns:wp14="http://schemas.microsoft.com/office/word/2010/wordprocessingDrawing" mc:Ignorable="w14 w15 w16se w16cid w16 w16cex w16sdtdh w16du wp14">
   <w:p>
     <w:pPr>
       <w:pBdr>
@@ -7022,7 +6999,7 @@
 </file>
 
 <file path=word/footnotes.xml><?xml version="1.0" encoding="utf-8"?>
-<w:footnotes xmlns:wpc="http://schemas.microsoft.com/office/word/2010/wordprocessingCanvas" xmlns:cx="http://schemas.microsoft.com/office/drawing/2014/chartex" xmlns:cx1="http://schemas.microsoft.com/office/drawing/2015/9/8/chartex" xmlns:cx2="http://schemas.microsoft.com/office/drawing/2015/10/21/chartex" xmlns:cx3="http://schemas.microsoft.com/office/drawing/2016/5/9/chartex" xmlns:cx4="http://schemas.microsoft.com/office/drawing/2016/5/10/chartex" xmlns:cx5="http://schemas.microsoft.com/office/drawing/2016/5/11/chartex" xmlns:cx6="http://schemas.microsoft.com/office/drawing/2016/5/12/chartex" xmlns:cx7="http://schemas.microsoft.com/office/drawing/2016/5/13/chartex" xmlns:cx8="http://schemas.microsoft.com/office/drawing/2016/5/14/chartex" xmlns:mc="http://schemas.openxmlformats.org/markup-compatibility/2006" xmlns:aink="http://schemas.microsoft.com/office/drawing/2016/ink" xmlns:am3d="http://schemas.microsoft.com/office/drawing/2017/model3d" xmlns:o="urn:schemas-microsoft-com:office:office" xmlns:oel="http://schemas.microsoft.com/office/2019/extlst" xmlns:r="http://schemas.openxmlformats.org/officeDocument/2006/relationships" xmlns:m="http://schemas.openxmlformats.org/officeDocument/2006/math" xmlns:v="urn:schemas-microsoft-com:vml" xmlns:wp14="http://schemas.microsoft.com/office/word/2010/wordprocessingDrawing" xmlns:wp="http://schemas.openxmlformats.org/drawingml/2006/wordprocessingDrawing" xmlns:w10="urn:schemas-microsoft-com:office:word" xmlns:w="http://schemas.openxmlformats.org/wordprocessingml/2006/main" xmlns:w14="http://schemas.microsoft.com/office/word/2010/wordml" xmlns:w15="http://schemas.microsoft.com/office/word/2012/wordml" xmlns:w16cex="http://schemas.microsoft.com/office/word/2018/wordml/cex" xmlns:w16cid="http://schemas.microsoft.com/office/word/2016/wordml/cid" xmlns:w16="http://schemas.microsoft.com/office/word/2018/wordml" xmlns:w16du="http://schemas.microsoft.com/office/word/2023/wordml/word16du" xmlns:w16sdtdh="http://schemas.microsoft.com/office/word/2020/wordml/sdtdatahash" xmlns:w16sdtfl="http://schemas.microsoft.com/office/word/2024/wordml/sdtformatlock" xmlns:w16se="http://schemas.microsoft.com/office/word/2015/wordml/symex" xmlns:wpg="http://schemas.microsoft.com/office/word/2010/wordprocessingGroup" xmlns:wpi="http://schemas.microsoft.com/office/word/2010/wordprocessingInk" xmlns:wne="http://schemas.microsoft.com/office/word/2006/wordml" xmlns:wps="http://schemas.microsoft.com/office/word/2010/wordprocessingShape" mc:Ignorable="w14 w15 w16se w16cid w16 w16cex w16sdtdh w16sdtfl w16du wp14">
+<w:footnotes xmlns:mc="http://schemas.openxmlformats.org/markup-compatibility/2006" xmlns:r="http://schemas.openxmlformats.org/officeDocument/2006/relationships" xmlns:w="http://schemas.openxmlformats.org/wordprocessingml/2006/main" xmlns:w14="http://schemas.microsoft.com/office/word/2010/wordml" xmlns:w15="http://schemas.microsoft.com/office/word/2012/wordml" xmlns:w16="http://schemas.microsoft.com/office/word/2018/wordml" xmlns:w16cex="http://schemas.microsoft.com/office/word/2018/wordml/cex" xmlns:w16cid="http://schemas.microsoft.com/office/word/2016/wordml/cid" xmlns:w16du="http://schemas.microsoft.com/office/word/2023/wordml/word16du" xmlns:w16sdtdh="http://schemas.microsoft.com/office/word/2020/wordml/sdtdatahash" xmlns:w16se="http://schemas.microsoft.com/office/word/2015/wordml/symex" xmlns:wp14="http://schemas.microsoft.com/office/word/2010/wordprocessingDrawing" mc:Ignorable="w14 w15 w16se w16cid w16 w16cex w16sdtdh w16du wp14">
   <w:footnote w:type="separator" w:id="-1">
     <w:p>
       <w:pPr>
@@ -8061,6 +8038,161 @@
       </w:pPr>
     </w:p>
   </w:footnote>
+  <w:footnote w:id="12">
+    <w:p>
+      <w:pPr>
+        <w:pStyle w:val="Textonotapie"/>
+        <w:ind w:left="567" w:hanging="567"/>
+        <w:jc w:val="both"/>
+      </w:pPr>
+      <w:r>
+        <w:rPr>
+          <w:rStyle w:val="Refdenotaalpie"/>
+          <w:rFonts w:ascii="Arial Narrow" w:hAnsi="Arial Narrow" w:cs="Arial"/>
+          <w:sz w:val="16"/>
+          <w:szCs w:val="14"/>
+          <w:vertAlign w:val="superscript"/>
+        </w:rPr>
+        <w:footnoteRef/>
+      </w:r>
+      <w:r>
+        <w:rPr>
+          <w:rFonts w:ascii="Arial Narrow" w:hAnsi="Arial Narrow" w:cs="Arial"/>
+          <w:sz w:val="14"/>
+          <w:szCs w:val="14"/>
+        </w:rPr>
+        <w:tab/>
+      </w:r>
+      <w:r>
+        <w:rPr>
+          <w:rFonts w:ascii="Arial Narrow" w:hAnsi="Arial Narrow" w:cs="Arial"/>
+          <w:b/>
+          <w:bCs/>
+          <w:sz w:val="14"/>
+          <w:szCs w:val="14"/>
+        </w:rPr>
+        <w:t xml:space="preserve">DECRETO LEGISLATIVO 807, LEY SOBRE FACULTADES, NORMAS Y ORGANIZACIÓN DEL INDECOPI, publicado el 18 de abril de 1996</w:t>
+      </w:r>
+    </w:p>
+    <w:p>
+      <w:pPr>
+        <w:pStyle w:val="Textonotapie"/>
+        <w:ind w:left="567" w:hanging="567"/>
+        <w:jc w:val="both"/>
+      </w:pPr>
+      <w:r>
+        <w:rPr>
+          <w:rFonts w:ascii="Arial Narrow" w:hAnsi="Arial Narrow" w:cs="Arial"/>
+          <w:sz w:val="14"/>
+          <w:szCs w:val="14"/>
+        </w:rPr>
+        <w:tab/>
+      </w:r>
+      <w:r>
+        <w:rPr>
+          <w:rFonts w:ascii="Arial Narrow" w:hAnsi="Arial Narrow" w:cs="Arial"/>
+          <w:b/>
+          <w:bCs/>
+          <w:sz w:val="14"/>
+          <w:szCs w:val="14"/>
+        </w:rPr>
+        <w:t xml:space="preserve">Artículo 26.-</w:t>
+      </w:r>
+      <w:r>
+        <w:rPr>
+          <w:rFonts w:ascii="Arial Narrow" w:hAnsi="Arial Narrow" w:cs="Arial"/>
+          <w:sz w:val="14"/>
+          <w:szCs w:val="14"/>
+        </w:rPr>
+        <w:t xml:space="preserve"> Una vez admitida a trámite la denuncia, se correrá traslado de la misma al denunciado, a fin de que éste presente su descargo. El plazo para la presentación del descargo será de cinco (5) días contados desde la notificación, vencido el cual, el Secretario Técnico declarará en rebeldía al denunciado que no lo hubiera presentado.</w:t>
+      </w:r>
+    </w:p>
+  </w:footnote>
+  <w:footnote w:id="13">
+    <w:p>
+      <w:pPr>
+        <w:pStyle w:val="Textonotapie"/>
+        <w:ind w:left="567" w:hanging="567"/>
+        <w:jc w:val="both"/>
+      </w:pPr>
+      <w:r>
+        <w:rPr>
+          <w:rStyle w:val="Refdenotaalpie"/>
+          <w:rFonts w:ascii="Arial Narrow" w:hAnsi="Arial Narrow" w:cs="Arial"/>
+          <w:sz w:val="16"/>
+          <w:szCs w:val="14"/>
+          <w:vertAlign w:val="superscript"/>
+        </w:rPr>
+        <w:footnoteRef/>
+      </w:r>
+      <w:r>
+        <w:rPr>
+          <w:rFonts w:ascii="Arial Narrow" w:hAnsi="Arial Narrow" w:cs="Arial"/>
+          <w:sz w:val="14"/>
+          <w:szCs w:val="14"/>
+        </w:rPr>
+        <w:tab/>
+      </w:r>
+      <w:r>
+        <w:rPr>
+          <w:rFonts w:ascii="Arial Narrow" w:hAnsi="Arial Narrow" w:cs="Arial"/>
+          <w:b/>
+          <w:bCs/>
+          <w:sz w:val="14"/>
+          <w:szCs w:val="14"/>
+        </w:rPr>
+        <w:t xml:space="preserve">DECRETO SUPREMO 006-2026-JUS, TEXTO ÚNICO ORDENADO DE LA LEY 27444, LEY DEL PROCEDIMIENTO ADMINISTRATIVO GENERAL, publicado el 30 de abril de 2026</w:t>
+      </w:r>
+    </w:p>
+    <w:p>
+      <w:pPr>
+        <w:pStyle w:val="Textonotapie"/>
+        <w:ind w:left="567" w:hanging="567"/>
+        <w:jc w:val="both"/>
+      </w:pPr>
+      <w:r>
+        <w:rPr>
+          <w:rFonts w:ascii="Arial Narrow" w:hAnsi="Arial Narrow" w:cs="Arial"/>
+          <w:sz w:val="14"/>
+          <w:szCs w:val="14"/>
+        </w:rPr>
+        <w:tab/>
+      </w:r>
+      <w:r>
+        <w:rPr>
+          <w:rFonts w:ascii="Arial Narrow" w:hAnsi="Arial Narrow" w:cs="Arial"/>
+          <w:b/>
+          <w:bCs/>
+          <w:sz w:val="14"/>
+          <w:szCs w:val="14"/>
+        </w:rPr>
+        <w:t xml:space="preserve">Artículo 223.- Contestación de la reclamación</w:t>
+      </w:r>
+    </w:p>
+    <w:p>
+      <w:pPr>
+        <w:pStyle w:val="Textonotapie"/>
+        <w:ind w:left="567" w:hanging="567"/>
+        <w:jc w:val="both"/>
+      </w:pPr>
+      <w:r>
+        <w:rPr>
+          <w:rFonts w:ascii="Arial Narrow" w:hAnsi="Arial Narrow" w:cs="Arial"/>
+          <w:sz w:val="14"/>
+          <w:szCs w:val="14"/>
+        </w:rPr>
+        <w:tab/>
+      </w:r>
+      <w:r>
+        <w:rPr>
+          <w:rFonts w:ascii="Arial Narrow" w:hAnsi="Arial Narrow" w:cs="Arial"/>
+          <w:sz w:val="14"/>
+          <w:szCs w:val="14"/>
+        </w:rPr>
+        <w:t xml:space="preserve">223.1 El reclamado deberá presentar la contestación de la reclamación dentro de los quince (15) días posteriores a la notificación de ésta; vencido este plazo, la Administración declarará en rebeldía al reclamado que no la hubiera presentado. La contestación deberá contener los requisitos de los escritos previstos en el artículo 113 de la presente Ley, así como la absolución de todos los asuntos controvertidos de hecho y de derecho, Las alegaciones y los hechos relevantes de la reclamación, salvo que hayan sido específicamente negadas en la contestación, se tendrán por aceptadas o merituadas como ciertas.</w:t>
+      </w:r>
+    </w:p>
+  </w:footnote>
   <w:footnote w:id="7">
     <w:p>
       <w:pPr>
@@ -9623,7 +9755,7 @@
 </file>
 
 <file path=word/header1.xml><?xml version="1.0" encoding="utf-8"?>
-<w:hdr xmlns:wpc="http://schemas.microsoft.com/office/word/2010/wordprocessingCanvas" xmlns:cx="http://schemas.microsoft.com/office/drawing/2014/chartex" xmlns:cx1="http://schemas.microsoft.com/office/drawing/2015/9/8/chartex" xmlns:cx2="http://schemas.microsoft.com/office/drawing/2015/10/21/chartex" xmlns:cx3="http://schemas.microsoft.com/office/drawing/2016/5/9/chartex" xmlns:cx4="http://schemas.microsoft.com/office/drawing/2016/5/10/chartex" xmlns:cx5="http://schemas.microsoft.com/office/drawing/2016/5/11/chartex" xmlns:cx6="http://schemas.microsoft.com/office/drawing/2016/5/12/chartex" xmlns:cx7="http://schemas.microsoft.com/office/drawing/2016/5/13/chartex" xmlns:cx8="http://schemas.microsoft.com/office/drawing/2016/5/14/chartex" xmlns:mc="http://schemas.openxmlformats.org/markup-compatibility/2006" xmlns:aink="http://schemas.microsoft.com/office/drawing/2016/ink" xmlns:am3d="http://schemas.microsoft.com/office/drawing/2017/model3d" xmlns:o="urn:schemas-microsoft-com:office:office" xmlns:oel="http://schemas.microsoft.com/office/2019/extlst" xmlns:r="http://schemas.openxmlformats.org/officeDocument/2006/relationships" xmlns:m="http://schemas.openxmlformats.org/officeDocument/2006/math" xmlns:v="urn:schemas-microsoft-com:vml" xmlns:wp14="http://schemas.microsoft.com/office/word/2010/wordprocessingDrawing" xmlns:wp="http://schemas.openxmlformats.org/drawingml/2006/wordprocessingDrawing" xmlns:w10="urn:schemas-microsoft-com:office:word" xmlns:w="http://schemas.openxmlformats.org/wordprocessingml/2006/main" xmlns:w14="http://schemas.microsoft.com/office/word/2010/wordml" xmlns:w15="http://schemas.microsoft.com/office/word/2012/wordml" xmlns:w16cex="http://schemas.microsoft.com/office/word/2018/wordml/cex" xmlns:w16cid="http://schemas.microsoft.com/office/word/2016/wordml/cid" xmlns:w16="http://schemas.microsoft.com/office/word/2018/wordml" xmlns:w16du="http://schemas.microsoft.com/office/word/2023/wordml/word16du" xmlns:w16sdtdh="http://schemas.microsoft.com/office/word/2020/wordml/sdtdatahash" xmlns:w16sdtfl="http://schemas.microsoft.com/office/word/2024/wordml/sdtformatlock" xmlns:w16se="http://schemas.microsoft.com/office/word/2015/wordml/symex" xmlns:wpg="http://schemas.microsoft.com/office/word/2010/wordprocessingGroup" xmlns:wpi="http://schemas.microsoft.com/office/word/2010/wordprocessingInk" xmlns:wne="http://schemas.microsoft.com/office/word/2006/wordml" xmlns:wps="http://schemas.microsoft.com/office/word/2010/wordprocessingShape" mc:Ignorable="w14 w15 w16se w16cid w16 w16cex w16sdtdh w16sdtfl w16du wp14">
+<w:hdr xmlns:a="http://schemas.openxmlformats.org/drawingml/2006/main" xmlns:a14="http://schemas.microsoft.com/office/drawing/2010/main" xmlns:mc="http://schemas.openxmlformats.org/markup-compatibility/2006" xmlns:pic="http://schemas.openxmlformats.org/drawingml/2006/picture" xmlns:r="http://schemas.openxmlformats.org/officeDocument/2006/relationships" xmlns:w="http://schemas.openxmlformats.org/wordprocessingml/2006/main" xmlns:w14="http://schemas.microsoft.com/office/word/2010/wordml" xmlns:w15="http://schemas.microsoft.com/office/word/2012/wordml" xmlns:w16="http://schemas.microsoft.com/office/word/2018/wordml" xmlns:w16cex="http://schemas.microsoft.com/office/word/2018/wordml/cex" xmlns:w16cid="http://schemas.microsoft.com/office/word/2016/wordml/cid" xmlns:w16du="http://schemas.microsoft.com/office/word/2023/wordml/word16du" xmlns:w16sdtdh="http://schemas.microsoft.com/office/word/2020/wordml/sdtdatahash" xmlns:w16se="http://schemas.microsoft.com/office/word/2015/wordml/symex" xmlns:wp="http://schemas.openxmlformats.org/drawingml/2006/wordprocessingDrawing" xmlns:wp14="http://schemas.microsoft.com/office/word/2010/wordprocessingDrawing" mc:Ignorable="w14 w15 w16se w16cid w16 w16cex w16sdtdh w16du wp14">
   <w:tbl>
     <w:tblPr>
       <w:tblW w:w="8645" w:type="dxa"/>

--- a/plantillas_maestras/02_seguro_vida/negativa_cobertura/2_o_mas_ddos_varios/mujer/TPL_2672_2025_SEGURO_VIDA_NEGATIVA_COBERTURA_ASEGURADORA_MUJER_R1.docx
+++ b/plantillas_maestras/02_seguro_vida/negativa_cobertura/2_o_mas_ddos_varios/mujer/TPL_2672_2025_SEGURO_VIDA_NEGATIVA_COBERTURA_ASEGURADORA_MUJER_R1.docx
@@ -586,155 +586,7 @@
           <w:lang w:val="es-ES" w:eastAsia="es-ES"/>
           <w14:ligatures w14:val="none"/>
         </w:rPr>
-        <w:t xml:space="preserve">Mediante el escrito del 20 de octubre de 2025, la señora [APELLIDO] denunció a Mapfre por presuntas infracciones a la Ley 29571, Código de Protección y Defensa del Consumidor (en adelante, Código), señalando lo siguiente:</w:t>
-      </w:r>
-      <w:r>
-        <w:rPr>
-          <w:rFonts w:ascii="Arial Narrow" w:eastAsia="Arial Narrow" w:hAnsi="Arial Narrow" w:cs="Arial Narrow"/>
-          <w:color w:val="000000"/>
-          <w:kern w:val="0"/>
-          <w:sz w:val="22"/>
-          <w:szCs w:val="22"/>
-          <w:lang w:val="es-ES" w:eastAsia="es-ES"/>
-          <w14:ligatures w14:val="none"/>
-        </w:rPr>
-        <w:t/>
-      </w:r>
-      <w:r>
-        <w:rPr>
-          <w:rFonts w:ascii="Arial Narrow" w:eastAsia="Arial Narrow" w:hAnsi="Arial Narrow" w:cs="Arial Narrow"/>
-          <w:color w:val="000000"/>
-          <w:kern w:val="0"/>
-          <w:sz w:val="22"/>
-          <w:szCs w:val="22"/>
-          <w:lang w:val="es-ES" w:eastAsia="es-ES"/>
-          <w14:ligatures w14:val="none"/>
-        </w:rPr>
-        <w:t xml:space="preserve"/>
-      </w:r>
-      <w:r>
-        <w:rPr>
-          <w:rFonts w:ascii="Arial Narrow" w:eastAsia="Arial Narrow" w:hAnsi="Arial Narrow" w:cs="Arial Narrow"/>
-          <w:color w:val="000000"/>
-          <w:kern w:val="0"/>
-          <w:sz w:val="22"/>
-          <w:szCs w:val="22"/>
-          <w:lang w:val="es-ES" w:eastAsia="es-ES"/>
-          <w14:ligatures w14:val="none"/>
-        </w:rPr>
-        <w:t/>
-      </w:r>
-      <w:r>
-        <w:rPr>
-          <w:rFonts w:ascii="Arial Narrow" w:eastAsia="Arial Narrow" w:hAnsi="Arial Narrow" w:cs="Arial Narrow"/>
-          <w:color w:val="000000"/>
-          <w:kern w:val="0"/>
-          <w:sz w:val="22"/>
-          <w:szCs w:val="22"/>
-          <w:lang w:val="es-ES" w:eastAsia="es-ES"/>
-          <w14:ligatures w14:val="none"/>
-        </w:rPr>
-        <w:t xml:space="preserve"/>
-      </w:r>
-      <w:r>
-        <w:rPr>
-          <w:rFonts w:ascii="Arial Narrow" w:eastAsia="Arial Narrow" w:hAnsi="Arial Narrow" w:cs="Arial Narrow"/>
-          <w:kern w:val="0"/>
-          <w14:ligatures w14:val="none"/>
-          <w:sz w:val="22"/>
-          <w:szCs w:val="22"/>
-        </w:rPr>
-        <w:t/>
-      </w:r>
-      <w:r>
-        <w:rPr>
-          <w:rFonts w:ascii="Arial Narrow" w:eastAsia="Arial Narrow" w:hAnsi="Arial Narrow" w:cs="Arial Narrow"/>
-          <w:kern w:val="0"/>
-          <w14:ligatures w14:val="none"/>
-          <w:sz w:val="22"/>
-          <w:szCs w:val="22"/>
-        </w:rPr>
-        <w:t xml:space="preserve"/>
-      </w:r>
-      <w:r>
-        <w:rPr>
-          <w:rFonts w:ascii="Arial Narrow" w:eastAsia="Arial Narrow" w:hAnsi="Arial Narrow" w:cs="Arial Narrow"/>
-          <w:kern w:val="0"/>
-          <w14:ligatures w14:val="none"/>
-          <w:sz w:val="22"/>
-          <w:szCs w:val="22"/>
-        </w:rPr>
-        <w:t xml:space="preserve"/>
-      </w:r>
-      <w:r>
-        <w:rPr>
-          <w:rFonts w:ascii="Arial Narrow" w:eastAsia="Arial Narrow" w:hAnsi="Arial Narrow" w:cs="Arial Narrow"/>
-          <w:kern w:val="0"/>
-          <w14:ligatures w14:val="none"/>
-          <w:sz w:val="22"/>
-          <w:szCs w:val="22"/>
-        </w:rPr>
-        <w:t/>
-      </w:r>
-      <w:r>
-        <w:rPr>
-          <w:rFonts w:ascii="Arial Narrow" w:eastAsia="Arial Narrow" w:hAnsi="Arial Narrow" w:cs="Arial Narrow"/>
-          <w:color w:val="000000"/>
-          <w:kern w:val="0"/>
-          <w:sz w:val="22"/>
-          <w:szCs w:val="22"/>
-          <w:lang w:val="es-ES" w:eastAsia="es-ES"/>
-          <w14:ligatures w14:val="none"/>
-        </w:rPr>
-        <w:t xml:space="preserve"/>
-      </w:r>
-      <w:r>
-        <w:rPr>
-          <w:rFonts w:ascii="Arial Narrow" w:eastAsia="Arial Narrow" w:hAnsi="Arial Narrow" w:cs="Arial Narrow"/>
-          <w:color w:val="000000"/>
-          <w:kern w:val="0"/>
-          <w:sz w:val="22"/>
-          <w:szCs w:val="22"/>
-          <w:lang w:val="es-ES" w:eastAsia="es-ES"/>
-          <w14:ligatures w14:val="none"/>
-        </w:rPr>
-        <w:t xml:space="preserve"/>
-      </w:r>
-      <w:r>
-        <w:rPr>
-          <w:rFonts w:ascii="Arial Narrow" w:eastAsia="Arial Narrow" w:hAnsi="Arial Narrow" w:cs="Arial Narrow"/>
-          <w:color w:val="000000"/>
-          <w:kern w:val="0"/>
-          <w:sz w:val="22"/>
-          <w:szCs w:val="22"/>
-          <w:lang w:val="es-ES" w:eastAsia="es-ES"/>
-          <w14:ligatures w14:val="none"/>
-        </w:rPr>
-        <w:t/>
-      </w:r>
-      <w:r>
-        <w:rPr>
-          <w:rFonts w:ascii="Arial Narrow" w:eastAsia="Arial Narrow" w:hAnsi="Arial Narrow" w:cs="Arial Narrow"/>
-          <w:color w:val="000000"/>
-          <w:kern w:val="0"/>
-          <w:sz w:val="22"/>
-          <w:szCs w:val="22"/>
-          <w:lang w:val="es-ES" w:eastAsia="es-ES"/>
-          <w14:ligatures w14:val="none"/>
-        </w:rPr>
-        <w:t xml:space="preserve"/>
-      </w:r>
-      <w:r>
-        <w:rPr>
-          <w:rFonts w:ascii="Arial Narrow" w:eastAsia="Arial Narrow" w:hAnsi="Arial Narrow" w:cs="Arial Narrow"/>
-          <w:color w:val="000000"/>
-          <w:kern w:val="0"/>
-          <w:sz w:val="22"/>
-          <w:szCs w:val="22"/>
-          <w:lang w:val="es-ES" w:eastAsia="es-ES"/>
-          <w14:ligatures w14:val="none"/>
-        </w:rPr>
-        <w:t/>
+        <w:t xml:space="preserve">Mediante el escrito del 20 de octubre de 2025, la señora [APELLIDO] denunció a Mapfre por presuntas infracciones a la Ley 29571, Código de Protección y Defensa del Consumidor</w:t>
       </w:r>
       <w:r>
         <w:rPr>
@@ -749,6 +601,166 @@
           <w14:ligatures w14:val="none"/>
         </w:rPr>
         <w:footnoteReference w:id="1"/>
+      </w:r>
+      <w:r>
+        <w:rPr>
+          <w:rFonts w:ascii="Arial Narrow" w:eastAsia="Arial Narrow" w:hAnsi="Arial Narrow" w:cs="Arial Narrow"/>
+          <w:color w:val="000000"/>
+          <w:kern w:val="0"/>
+          <w:sz w:val="22"/>
+          <w:szCs w:val="22"/>
+          <w:lang w:val="es-ES" w:eastAsia="es-ES"/>
+          <w14:ligatures w14:val="none"/>
+        </w:rPr>
+        <w:t xml:space="preserve"> (en adelante, Código), señalando lo siguiente:</w:t>
+      </w:r>
+      <w:r>
+        <w:rPr>
+          <w:rFonts w:ascii="Arial Narrow" w:eastAsia="Arial Narrow" w:hAnsi="Arial Narrow" w:cs="Arial Narrow"/>
+          <w:color w:val="000000"/>
+          <w:kern w:val="0"/>
+          <w:sz w:val="22"/>
+          <w:szCs w:val="22"/>
+          <w:lang w:val="es-ES" w:eastAsia="es-ES"/>
+          <w14:ligatures w14:val="none"/>
+        </w:rPr>
+        <w:t/>
+      </w:r>
+      <w:r>
+        <w:rPr>
+          <w:rFonts w:ascii="Arial Narrow" w:eastAsia="Arial Narrow" w:hAnsi="Arial Narrow" w:cs="Arial Narrow"/>
+          <w:color w:val="000000"/>
+          <w:kern w:val="0"/>
+          <w:sz w:val="22"/>
+          <w:szCs w:val="22"/>
+          <w:lang w:val="es-ES" w:eastAsia="es-ES"/>
+          <w14:ligatures w14:val="none"/>
+        </w:rPr>
+        <w:t xml:space="preserve"/>
+      </w:r>
+      <w:r>
+        <w:rPr>
+          <w:rFonts w:ascii="Arial Narrow" w:eastAsia="Arial Narrow" w:hAnsi="Arial Narrow" w:cs="Arial Narrow"/>
+          <w:color w:val="000000"/>
+          <w:kern w:val="0"/>
+          <w:sz w:val="22"/>
+          <w:szCs w:val="22"/>
+          <w:lang w:val="es-ES" w:eastAsia="es-ES"/>
+          <w14:ligatures w14:val="none"/>
+        </w:rPr>
+        <w:t/>
+      </w:r>
+      <w:r>
+        <w:rPr>
+          <w:rFonts w:ascii="Arial Narrow" w:eastAsia="Arial Narrow" w:hAnsi="Arial Narrow" w:cs="Arial Narrow"/>
+          <w:color w:val="000000"/>
+          <w:kern w:val="0"/>
+          <w:sz w:val="22"/>
+          <w:szCs w:val="22"/>
+          <w:lang w:val="es-ES" w:eastAsia="es-ES"/>
+          <w14:ligatures w14:val="none"/>
+        </w:rPr>
+        <w:t xml:space="preserve"/>
+      </w:r>
+      <w:r>
+        <w:rPr>
+          <w:rFonts w:ascii="Arial Narrow" w:eastAsia="Arial Narrow" w:hAnsi="Arial Narrow" w:cs="Arial Narrow"/>
+          <w:kern w:val="0"/>
+          <w14:ligatures w14:val="none"/>
+          <w:sz w:val="22"/>
+          <w:szCs w:val="22"/>
+        </w:rPr>
+        <w:t/>
+      </w:r>
+      <w:r>
+        <w:rPr>
+          <w:rFonts w:ascii="Arial Narrow" w:eastAsia="Arial Narrow" w:hAnsi="Arial Narrow" w:cs="Arial Narrow"/>
+          <w:kern w:val="0"/>
+          <w14:ligatures w14:val="none"/>
+          <w:sz w:val="22"/>
+          <w:szCs w:val="22"/>
+        </w:rPr>
+        <w:t xml:space="preserve"/>
+      </w:r>
+      <w:r>
+        <w:rPr>
+          <w:rFonts w:ascii="Arial Narrow" w:eastAsia="Arial Narrow" w:hAnsi="Arial Narrow" w:cs="Arial Narrow"/>
+          <w:kern w:val="0"/>
+          <w14:ligatures w14:val="none"/>
+          <w:sz w:val="22"/>
+          <w:szCs w:val="22"/>
+        </w:rPr>
+        <w:t xml:space="preserve"/>
+      </w:r>
+      <w:r>
+        <w:rPr>
+          <w:rFonts w:ascii="Arial Narrow" w:eastAsia="Arial Narrow" w:hAnsi="Arial Narrow" w:cs="Arial Narrow"/>
+          <w:kern w:val="0"/>
+          <w14:ligatures w14:val="none"/>
+          <w:sz w:val="22"/>
+          <w:szCs w:val="22"/>
+        </w:rPr>
+        <w:t/>
+      </w:r>
+      <w:r>
+        <w:rPr>
+          <w:rFonts w:ascii="Arial Narrow" w:eastAsia="Arial Narrow" w:hAnsi="Arial Narrow" w:cs="Arial Narrow"/>
+          <w:color w:val="000000"/>
+          <w:kern w:val="0"/>
+          <w:sz w:val="22"/>
+          <w:szCs w:val="22"/>
+          <w:lang w:val="es-ES" w:eastAsia="es-ES"/>
+          <w14:ligatures w14:val="none"/>
+        </w:rPr>
+        <w:t xml:space="preserve"/>
+      </w:r>
+      <w:r>
+        <w:rPr>
+          <w:rFonts w:ascii="Arial Narrow" w:eastAsia="Arial Narrow" w:hAnsi="Arial Narrow" w:cs="Arial Narrow"/>
+          <w:color w:val="000000"/>
+          <w:kern w:val="0"/>
+          <w:sz w:val="22"/>
+          <w:szCs w:val="22"/>
+          <w:lang w:val="es-ES" w:eastAsia="es-ES"/>
+          <w14:ligatures w14:val="none"/>
+        </w:rPr>
+        <w:t xml:space="preserve"/>
+      </w:r>
+      <w:r>
+        <w:rPr>
+          <w:rFonts w:ascii="Arial Narrow" w:eastAsia="Arial Narrow" w:hAnsi="Arial Narrow" w:cs="Arial Narrow"/>
+          <w:color w:val="000000"/>
+          <w:kern w:val="0"/>
+          <w:sz w:val="22"/>
+          <w:szCs w:val="22"/>
+          <w:lang w:val="es-ES" w:eastAsia="es-ES"/>
+          <w14:ligatures w14:val="none"/>
+        </w:rPr>
+        <w:t/>
+      </w:r>
+      <w:r>
+        <w:rPr>
+          <w:rFonts w:ascii="Arial Narrow" w:eastAsia="Arial Narrow" w:hAnsi="Arial Narrow" w:cs="Arial Narrow"/>
+          <w:color w:val="000000"/>
+          <w:kern w:val="0"/>
+          <w:sz w:val="22"/>
+          <w:szCs w:val="22"/>
+          <w:lang w:val="es-ES" w:eastAsia="es-ES"/>
+          <w14:ligatures w14:val="none"/>
+        </w:rPr>
+        <w:t xml:space="preserve"/>
+      </w:r>
+      <w:r>
+        <w:rPr>
+          <w:rFonts w:ascii="Arial Narrow" w:eastAsia="Arial Narrow" w:hAnsi="Arial Narrow" w:cs="Arial Narrow"/>
+          <w:color w:val="000000"/>
+          <w:kern w:val="0"/>
+          <w:sz w:val="22"/>
+          <w:szCs w:val="22"/>
+          <w:lang w:val="es-ES" w:eastAsia="es-ES"/>
+          <w14:ligatures w14:val="none"/>
+        </w:rPr>
+        <w:t/>
       </w:r>
       <w:r>
         <w:rPr>
@@ -3672,23 +3684,35 @@
           <w:lang w:eastAsia="es-PE"/>
           <w14:ligatures w14:val="none"/>
         </w:rPr>
-        <w:t xml:space="preserve">La Secretaría Técnica de la Comisión de Protección al Consumidor 1 (en adelante, la Secretaría Técnica), en ejercicio de sus facultades, considera que el hecho denunciado, consistente en que la compañía aseguradora el 23 de setiembre de 2024 habría requerido indebidamente a la denunciante para atención de la solicitud de la cobertura del Seguro de Vida - Póliza 6032400000588 por el fallecimiento del señor [APELLIDO] documentos que habían sido remitidos previamente; involucraría una presunta afectación a sus expectativas, quien no habría encontrado una correspondencia entre lo que esperaba recibir de parte del proveedor y lo que realmente recibió. Por consiguiente, corresponde calificar el hecho materia de denuncia como una presunta infracción al deber de idoneidad, tipificado en los artículos 18 y 19 del Código.</w:t>
+        <w:t xml:space="preserve">La Secretaría Técnica de la Comisión de Protección al Consumidor 1 (en adelante, la Secretaría Técnica), en ejercicio de sus facultades</w:t>
+      </w:r>
+      <w:r>
+        <w:rPr>
+          <w:rStyle w:val="Refdenotaalpie"/>
+          <w:rFonts w:ascii="Arial Narrow" w:eastAsia="Arial Narrow" w:hAnsi="Arial Narrow" w:cs="Arial Narrow"/>
+          <w:kern w:val="0"/>
+          <w:sz w:val="22"/>
+          <w:szCs w:val="22"/>
+          <w:vertAlign w:val="superscript"/>
+          <w14:ligatures w14:val="none"/>
+        </w:rPr>
+        <w:footnoteReference w:id="2"/>
+      </w:r>
+      <w:r>
+        <w:rPr>
+          <w:rFonts w:ascii="Arial Narrow" w:eastAsia="Arial Narrow" w:hAnsi="Arial Narrow" w:cs="Arial Narrow"/>
+          <w:color w:val="000000"/>
+          <w:kern w:val="0"/>
+          <w:sz w:val="22"/>
+          <w:szCs w:val="22"/>
+          <w:lang w:eastAsia="es-PE"/>
+          <w14:ligatures w14:val="none"/>
+        </w:rPr>
+        <w:t xml:space="preserve">, considera que el hecho denunciado, consistente en que la compañía aseguradora el 23 de setiembre de 2024 habría requerido indebidamente a la denunciante para atención de la solicitud de la cobertura del Seguro de Vida - Póliza 6032400000588 por el fallecimiento del señor [APELLIDO] documentos que habían sido remitidos previamente; involucraría una presunta afectación a sus expectativas, quien no habría encontrado una correspondencia entre lo que esperaba recibir de parte del proveedor y lo que realmente recibió. Por consiguiente, corresponde calificar el hecho materia de denuncia como una presunta infracción al deber de idoneidad, tipificado en los artículos 18 y 19 del Código.</w:t>
       </w:r>
       <w:bookmarkEnd w:id="2"/>
       <w:bookmarkEnd w:id="3"/>
       <w:bookmarkEnd w:id="4"/>
-      <w:r>
-        <w:rPr>
-          <w:rStyle w:val="Refdenotaalpie"/>
-          <w:rFonts w:ascii="Arial Narrow" w:eastAsia="Arial Narrow" w:hAnsi="Arial Narrow" w:cs="Arial Narrow"/>
-          <w:kern w:val="0"/>
-          <w:sz w:val="22"/>
-          <w:szCs w:val="22"/>
-          <w:vertAlign w:val="superscript"/>
-          <w14:ligatures w14:val="none"/>
-        </w:rPr>
-        <w:footnoteReference w:id="2"/>
-      </w:r>
       <w:r>
         <w:rPr>
           <w:rFonts w:ascii="Arial Narrow" w:eastAsia="Arial Narrow" w:hAnsi="Arial Narrow" w:cs="Arial Narrow"/>
@@ -5114,7 +5138,19 @@
           <w14:ligatures w14:val="none"/>
         </w:rPr>
         <w:lastRenderedPageBreak/>
-        <w:t xml:space="preserve">PRIMERO: admitir a trámite la denuncia del 20 de octubre de 2025 interpuesta por la señora [DENUNCIANTE] contra Mapfre Perú Compañía de Seguros y Reaseguros S.A., por lo siguiente:</w:t>
+        <w:t xml:space="preserve">PRIMERO:</w:t>
+      </w:r>
+      <w:r>
+        <w:rPr>
+          <w:rFonts w:ascii="Arial Narrow" w:eastAsia="Arial Narrow" w:hAnsi="Arial Narrow" w:cs="Arial Narrow"/>
+          <w:color w:val="000000"/>
+          <w:kern w:val="0"/>
+          <w:sz w:val="22"/>
+          <w:szCs w:val="22"/>
+          <w:lang w:eastAsia="es-PE"/>
+          <w14:ligatures w14:val="none"/>
+        </w:rPr>
+        <w:t xml:space="preserve"> admitir a trámite la denuncia del 20 de octubre de 2025 interpuesta por la señora [DENUNCIANTE] contra Mapfre Perú Compañía de Seguros y Reaseguros S.A., por lo siguiente:</w:t>
       </w:r>
       <w:r>
         <w:rPr>
@@ -5270,20 +5306,6 @@
         </w:rPr>
         <w:t/>
       </w:r>
-    </w:p>
-    <w:p>
-      <w:pPr>
-        <w:spacing w:after="0" w:line="240" w:lineRule="auto"/>
-        <w:jc w:val="both"/>
-        <w:rPr>
-          <w:rFonts w:ascii="Arial Narrow" w:eastAsia="Arial Narrow" w:hAnsi="Arial Narrow" w:cs="Arial Narrow"/>
-          <w:kern w:val="0"/>
-          <w:sz w:val="22"/>
-          <w:szCs w:val="22"/>
-          <w:lang w:eastAsia="es-PE"/>
-          <w14:ligatures w14:val="none"/>
-        </w:rPr>
-      </w:pPr>
     </w:p>
     <w:p>
       <w:pPr>
@@ -6289,7 +6311,19 @@
           <w:lang w:eastAsia="es-PE"/>
           <w14:ligatures w14:val="none"/>
         </w:rPr>
-        <w:t xml:space="preserve">TERCERO: </w:t>
+        <w:t xml:space="preserve">TERCERO:</w:t>
+      </w:r>
+      <w:r>
+        <w:rPr>
+          <w:rFonts w:ascii="Arial Narrow" w:eastAsia="Arial Narrow" w:hAnsi="Arial Narrow" w:cs="Arial Narrow"/>
+          <w:color w:val="000000"/>
+          <w:kern w:val="0"/>
+          <w:sz w:val="22"/>
+          <w:szCs w:val="22"/>
+          <w:lang w:eastAsia="es-PE"/>
+          <w14:ligatures w14:val="none"/>
+        </w:rPr>
+        <w:t xml:space="preserve"> </w:t>
       </w:r>
       <w:r>
         <w:rPr>
@@ -6692,7 +6726,15 @@
           <w:sz w:val="22"/>
           <w:szCs w:val="22"/>
         </w:rPr>
-        <w:t xml:space="preserve">CUARTO: </w:t>
+        <w:t xml:space="preserve">CUARTO:</w:t>
+      </w:r>
+      <w:r>
+        <w:rPr>
+          <w:rFonts w:ascii="Arial Narrow" w:eastAsia="Arial Narrow" w:hAnsi="Arial Narrow" w:cs="Arial Narrow"/>
+          <w:sz w:val="22"/>
+          <w:szCs w:val="22"/>
+        </w:rPr>
+        <w:t xml:space="preserve"> </w:t>
       </w:r>
       <w:r>
         <w:rPr>
@@ -6714,7 +6756,7 @@
           <w:lang w:val="es-ES" w:eastAsia="es-ES"/>
           <w14:ligatures w14:val="none"/>
         </w:rPr>
-        <w:footnoteReference w:id="12"/>
+        <w:footnoteReference w:id="7"/>
       </w:r>
       <w:r>
         <w:rPr>
@@ -6736,7 +6778,7 @@
           <w:lang w:val="es-ES" w:eastAsia="es-ES"/>
           <w14:ligatures w14:val="none"/>
         </w:rPr>
-        <w:footnoteReference w:id="13"/>
+        <w:footnoteReference w:id="8"/>
       </w:r>
       <w:r>
         <w:rPr>
@@ -6787,7 +6829,19 @@
           <w:lang w:eastAsia="es-PE"/>
           <w14:ligatures w14:val="none"/>
         </w:rPr>
-        <w:t xml:space="preserve">QUINTO: </w:t>
+        <w:t xml:space="preserve">QUINTO:</w:t>
+      </w:r>
+      <w:r>
+        <w:rPr>
+          <w:rFonts w:ascii="Arial Narrow" w:eastAsia="Arial Narrow" w:hAnsi="Arial Narrow" w:cs="Arial Narrow"/>
+          <w:color w:val="000000"/>
+          <w:kern w:val="0"/>
+          <w:sz w:val="22"/>
+          <w:szCs w:val="22"/>
+          <w:lang w:eastAsia="es-PE"/>
+          <w14:ligatures w14:val="none"/>
+        </w:rPr>
+        <w:t xml:space="preserve"> </w:t>
       </w:r>
       <w:bookmarkStart w:id="15" w:name="_Hlk188286813"/>
       <w:r>
@@ -7107,7 +7161,7 @@
           <w:lang w:eastAsia="es-PE"/>
           <w14:ligatures w14:val="none"/>
         </w:rPr>
-        <w:footnoteReference w:id="7"/>
+        <w:footnoteReference w:id="9"/>
       </w:r>
       <w:r>
         <w:rPr>
@@ -7205,7 +7259,7 @@
           <w:lang w:eastAsia="es-PE"/>
           <w14:ligatures w14:val="none"/>
         </w:rPr>
-        <w:footnoteReference w:id="8"/>
+        <w:footnoteReference w:id="10"/>
       </w:r>
       <w:r>
         <w:rPr>
@@ -7269,7 +7323,7 @@
           <w:lang w:eastAsia="es-PE"/>
           <w14:ligatures w14:val="none"/>
         </w:rPr>
-        <w:footnoteReference w:id="9"/>
+        <w:footnoteReference w:id="11"/>
       </w:r>
       <w:r>
         <w:rPr>
@@ -7483,7 +7537,7 @@
           <w:vertAlign w:val="superscript"/>
           <w14:ligatures w14:val="none"/>
         </w:rPr>
-        <w:footnoteReference w:id="10"/>
+        <w:footnoteReference w:id="12"/>
       </w:r>
       <w:r>
         <w:rPr>
@@ -7512,29 +7566,139 @@
           <w:kern w:val="0"/>
           <w:sz w:val="22"/>
           <w:szCs w:val="22"/>
+          <w14:ligatures w14:val="none"/>
+        </w:rPr>
+        <w:t>expresamente su facultad para asistir y conciliar en su representación</w:t>
+      </w:r>
+      <w:r>
+        <w:rPr>
+          <w:rFonts w:ascii="Arial Narrow" w:eastAsia="Arial Narrow" w:hAnsi="Arial Narrow" w:cs="Arial Narrow"/>
+          <w:kern w:val="0"/>
+          <w14:ligatures w14:val="none"/>
+          <w:sz w:val="22"/>
+          <w:szCs w:val="22"/>
+        </w:rPr>
+        <w:t>.</w:t>
+      </w:r>
+      <w:r>
+        <w:rPr>
+          <w:rFonts w:ascii="Arial Narrow" w:eastAsia="Arial Narrow" w:hAnsi="Arial Narrow" w:cs="Arial Narrow"/>
+          <w:kern w:val="0"/>
+          <w14:ligatures w14:val="none"/>
+          <w:sz w:val="22"/>
+          <w:szCs w:val="22"/>
+        </w:rPr>
+        <w:t xml:space="preserve"> </w:t>
+      </w:r>
+      <w:r>
+        <w:rPr>
+          <w:rFonts w:ascii="Arial Narrow" w:eastAsia="Arial Narrow" w:hAnsi="Arial Narrow" w:cs="Arial Narrow"/>
+          <w:kern w:val="0"/>
+          <w:sz w:val="22"/>
+          <w:szCs w:val="22"/>
+          <w14:ligatures w14:val="none"/>
+        </w:rPr>
+        <w:t xml:space="preserve">Ello bajo apercibimiento de no realizar la audiencia de conciliación y levantar el acta de inasistencia correspondiente. </w:t>
+      </w:r>
+    </w:p>
+    <w:p>
+      <w:pPr>
+        <w:suppressAutoHyphens/>
+        <w:spacing w:after="0" w:line="240" w:lineRule="auto"/>
+        <w:jc w:val="both"/>
+        <w:rPr>
+          <w:rFonts w:ascii="Arial Narrow" w:eastAsia="Arial Narrow" w:hAnsi="Arial Narrow" w:cs="Arial Narrow"/>
+          <w:kern w:val="0"/>
+          <w:sz w:val="22"/>
+          <w:szCs w:val="22"/>
           <w:u w:val="single"/>
           <w14:ligatures w14:val="none"/>
         </w:rPr>
-        <w:t>expresamente su facultad para asistir y conciliar en su representación</w:t>
-      </w:r>
-      <w:r>
-        <w:rPr>
-          <w:rFonts w:ascii="Arial Narrow" w:eastAsia="Arial Narrow" w:hAnsi="Arial Narrow" w:cs="Arial Narrow"/>
-          <w:bCs/>
-          <w:kern w:val="0"/>
-          <w14:ligatures w14:val="none"/>
-          <w:sz w:val="22"/>
-          <w:szCs w:val="22"/>
-        </w:rPr>
-        <w:t>.</w:t>
-      </w:r>
+      </w:pPr>
+    </w:p>
+    <w:p>
+      <w:pPr>
+        <w:suppressAutoHyphens/>
+        <w:spacing w:after="0" w:line="240" w:lineRule="auto"/>
+        <w:jc w:val="both"/>
+        <w:rPr>
+          <w:rFonts w:ascii="Arial Narrow" w:eastAsia="Arial Narrow" w:hAnsi="Arial Narrow" w:cs="Arial Narrow"/>
+          <w:color w:val="000000"/>
+          <w:kern w:val="0"/>
+          <w:sz w:val="22"/>
+          <w:szCs w:val="22"/>
+          <w:lang w:eastAsia="es-PE"/>
+          <w14:ligatures w14:val="none"/>
+        </w:rPr>
+      </w:pPr>
+      <w:r>
+        <w:rPr>
+          <w:rFonts w:ascii="Arial Narrow" w:eastAsia="Arial Narrow" w:hAnsi="Arial Narrow" w:cs="Arial Narrow"/>
+          <w:b/>
+          <w:color w:val="000000"/>
+          <w:kern w:val="0"/>
+          <w:sz w:val="22"/>
+          <w:szCs w:val="22"/>
+          <w:lang w:eastAsia="es-PE"/>
+          <w14:ligatures w14:val="none"/>
+        </w:rPr>
+        <w:t>NOVENO:</w:t>
+      </w:r>
+      <w:r>
+        <w:rPr>
+          <w:rFonts w:ascii="Arial Narrow" w:eastAsia="Arial Narrow" w:hAnsi="Arial Narrow" w:cs="Arial Narrow"/>
+          <w:color w:val="000000"/>
+          <w:kern w:val="0"/>
+          <w:sz w:val="22"/>
+          <w:szCs w:val="22"/>
+          <w:lang w:eastAsia="es-PE"/>
+          <w14:ligatures w14:val="none"/>
+        </w:rPr>
+        <w:t xml:space="preserve"> poner en conocimiento de las partes que, antes de la emisión de la Resolución Final, tienen la posibilidad de formular su desistimiento o presentar el acuerdo arribado mediante la conciliación, mediación, transacción o cualquier otro que, de forma indubitable, deje constancia que se ha solucionado la controversia materia de denuncia.</w:t>
+      </w:r>
+      <w:bookmarkStart w:id="18" w:name="h.gjdgxs" w:colFirst="0" w:colLast="0"/>
+      <w:bookmarkEnd w:id="18"/>
+    </w:p>
+    <w:p>
+      <w:pPr>
+        <w:suppressAutoHyphens/>
+        <w:spacing w:after="0" w:line="240" w:lineRule="auto"/>
+        <w:jc w:val="both"/>
+        <w:rPr>
+          <w:rFonts w:ascii="Arial Narrow" w:eastAsia="Arial Narrow" w:hAnsi="Arial Narrow" w:cs="Arial Narrow"/>
+          <w:color w:val="000000"/>
+          <w:kern w:val="0"/>
+          <w:sz w:val="22"/>
+          <w:szCs w:val="22"/>
+          <w:lang w:eastAsia="es-PE"/>
+          <w14:ligatures w14:val="none"/>
+        </w:rPr>
+      </w:pPr>
+    </w:p>
+    <w:p>
+      <w:pPr>
+        <w:suppressAutoHyphens/>
+        <w:spacing w:after="0" w:line="240" w:lineRule="auto"/>
+        <w:jc w:val="both"/>
+        <w:rPr>
+          <w:rFonts w:ascii="Arial Narrow" w:eastAsia="Arial Narrow" w:hAnsi="Arial Narrow" w:cs="Arial Narrow"/>
+          <w:sz w:val="22"/>
+          <w:szCs w:val="22"/>
+        </w:rPr>
+      </w:pPr>
       <w:r>
         <w:rPr>
           <w:rFonts w:ascii="Arial Narrow" w:eastAsia="Arial Narrow" w:hAnsi="Arial Narrow" w:cs="Arial Narrow"/>
           <w:b/>
           <w:bCs/>
-          <w:kern w:val="0"/>
-          <w14:ligatures w14:val="none"/>
+          <w:sz w:val="22"/>
+          <w:szCs w:val="22"/>
+        </w:rPr>
+        <w:t xml:space="preserve">DÉCIMO:</w:t>
+      </w:r>
+      <w:r>
+        <w:rPr>
+          <w:rFonts w:ascii="Arial Narrow" w:eastAsia="Arial Narrow" w:hAnsi="Arial Narrow" w:cs="Arial Narrow"/>
           <w:sz w:val="22"/>
           <w:szCs w:val="22"/>
         </w:rPr>
@@ -7543,13 +7707,134 @@
       <w:r>
         <w:rPr>
           <w:rFonts w:ascii="Arial Narrow" w:eastAsia="Arial Narrow" w:hAnsi="Arial Narrow" w:cs="Arial Narrow"/>
-          <w:kern w:val="0"/>
-          <w:sz w:val="22"/>
-          <w:szCs w:val="22"/>
-          <w:u w:val="single"/>
-          <w14:ligatures w14:val="none"/>
-        </w:rPr>
-        <w:t xml:space="preserve">Ello bajo apercibimiento de no realizar la audiencia de conciliación y levantar el acta de inasistencia correspondiente. </w:t>
+          <w:sz w:val="22"/>
+          <w:szCs w:val="22"/>
+        </w:rPr>
+        <w:t xml:space="preserve">requerir a la señora [DENUNCIANTE] para que, dentro del plazo de dos (2) días hábiles siguientes a la fecha en que reciba la notificación en su bandeja de correo electrónico, efectúe la confirmación de recepción de la notificación remitida por este despacho a su correo electrónico, de conformidad con el segundo párrafo del numeral 4 del artículo 20 del Texto Único Ordenado de la Ley del Procedimiento Administrativo General, aprobado mediante Decreto Supremo 006-2026-JUS, bajo apercibimiento de rehacer el acto de notificación y notificarle conforme al numeral 1 del artículo 20 del citado cuerpo normativo.</w:t>
+      </w:r>
+      <w:r>
+        <w:rPr>
+          <w:rFonts w:ascii="Arial Narrow" w:eastAsia="Arial Narrow" w:hAnsi="Arial Narrow" w:cs="Arial Narrow"/>
+          <w:spacing w:val="-3"/>
+          <w:kern w:val="0"/>
+          <w14:ligatures w14:val="none"/>
+          <w:sz w:val="22"/>
+          <w:szCs w:val="22"/>
+        </w:rPr>
+        <w:t/>
+      </w:r>
+      <w:r>
+        <w:rPr>
+          <w:rFonts w:ascii="Arial Narrow" w:eastAsia="Arial Narrow" w:hAnsi="Arial Narrow" w:cs="Arial Narrow"/>
+          <w:spacing w:val="-3"/>
+          <w:kern w:val="0"/>
+          <w14:ligatures w14:val="none"/>
+          <w:sz w:val="22"/>
+          <w:szCs w:val="22"/>
+        </w:rPr>
+        <w:t xml:space="preserve"/>
+      </w:r>
+      <w:r>
+        <w:rPr>
+          <w:rFonts w:ascii="Arial Narrow" w:eastAsia="Arial Narrow" w:hAnsi="Arial Narrow" w:cs="Arial Narrow"/>
+          <w:spacing w:val="-3"/>
+          <w:kern w:val="0"/>
+          <w14:ligatures w14:val="none"/>
+          <w:sz w:val="22"/>
+          <w:szCs w:val="22"/>
+        </w:rPr>
+        <w:t xml:space="preserve"/>
+      </w:r>
+      <w:r>
+        <w:rPr>
+          <w:rFonts w:ascii="Arial Narrow" w:eastAsia="Arial Narrow" w:hAnsi="Arial Narrow" w:cs="Arial Narrow"/>
+          <w:color w:val="000000"/>
+          <w:kern w:val="0"/>
+          <w:sz w:val="22"/>
+          <w:szCs w:val="22"/>
+          <w:shd w:val="clear" w:color="auto" w:fill="FFFFFF"/>
+          <w:lang w:eastAsia="es-PE"/>
+          <w14:ligatures w14:val="none"/>
+        </w:rPr>
+        <w:t xml:space="preserve"/>
+      </w:r>
+      <w:r>
+        <w:rPr>
+          <w:rFonts w:ascii="Arial Narrow" w:eastAsia="Arial Narrow" w:hAnsi="Arial Narrow" w:cs="Arial Narrow"/>
+          <w:color w:val="000000"/>
+          <w:sz w:val="22"/>
+          <w:szCs w:val="22"/>
+        </w:rPr>
+        <w:t/>
+      </w:r>
+      <w:r>
+        <w:rPr>
+          <w:rFonts w:ascii="Arial Narrow" w:eastAsia="Arial Narrow" w:hAnsi="Arial Narrow" w:cs="Arial Narrow"/>
+          <w:color w:val="000000"/>
+          <w:sz w:val="22"/>
+          <w:szCs w:val="22"/>
+        </w:rPr>
+        <w:t xml:space="preserve"/>
+      </w:r>
+      <w:r>
+        <w:rPr>
+          <w:rFonts w:ascii="Arial Narrow" w:eastAsia="Arial Narrow" w:hAnsi="Arial Narrow" w:cs="Arial Narrow"/>
+          <w:color w:val="000000"/>
+          <w:kern w:val="0"/>
+          <w:sz w:val="22"/>
+          <w:szCs w:val="22"/>
+          <w:lang w:eastAsia="es-PE"/>
+          <w14:ligatures w14:val="none"/>
+        </w:rPr>
+        <w:t/>
+      </w:r>
+      <w:r>
+        <w:rPr>
+          <w:rFonts w:ascii="Arial Narrow" w:eastAsia="Arial Narrow" w:hAnsi="Arial Narrow" w:cs="Arial Narrow"/>
+          <w:color w:val="000000"/>
+          <w:sz w:val="22"/>
+          <w:szCs w:val="22"/>
+        </w:rPr>
+        <w:t xml:space="preserve"/>
+      </w:r>
+      <w:r>
+        <w:rPr>
+          <w:rFonts w:ascii="Arial Narrow" w:eastAsia="Arial Narrow" w:hAnsi="Arial Narrow" w:cs="Arial Narrow"/>
+          <w:color w:val="000000"/>
+          <w:kern w:val="0"/>
+          <w:sz w:val="22"/>
+          <w:szCs w:val="22"/>
+          <w:lang w:eastAsia="es-PE"/>
+          <w14:ligatures w14:val="none"/>
+        </w:rPr>
+        <w:t/>
+      </w:r>
+      <w:r>
+        <w:rPr>
+          <w:rFonts w:ascii="Arial Narrow" w:eastAsia="Arial Narrow" w:hAnsi="Arial Narrow" w:cs="Arial Narrow"/>
+          <w:color w:val="000000"/>
+          <w:sz w:val="22"/>
+          <w:szCs w:val="22"/>
+        </w:rPr>
+        <w:t xml:space="preserve"/>
+      </w:r>
+      <w:r>
+        <w:rPr>
+          <w:rStyle w:val="Refdenotaalpie"/>
+          <w:rFonts w:ascii="Arial Narrow" w:eastAsia="Arial Narrow" w:hAnsi="Arial Narrow" w:cs="Arial Narrow"/>
+          <w:sz w:val="22"/>
+          <w:szCs w:val="22"/>
+          <w:vertAlign w:val="superscript"/>
+        </w:rPr>
+        <w:footnoteReference w:id="13"/>
+      </w:r>
+      <w:r>
+        <w:rPr>
+          <w:rFonts w:ascii="Arial Narrow" w:eastAsia="Arial Narrow" w:hAnsi="Arial Narrow" w:cs="Arial Narrow"/>
+          <w:sz w:val="22"/>
+          <w:szCs w:val="22"/>
+        </w:rPr>
+        <w:t/>
       </w:r>
     </w:p>
     <w:p>
@@ -7559,77 +7844,15 @@
         <w:jc w:val="both"/>
         <w:rPr>
           <w:rFonts w:ascii="Arial Narrow" w:eastAsia="Arial Narrow" w:hAnsi="Arial Narrow" w:cs="Arial Narrow"/>
-          <w:kern w:val="0"/>
-          <w:sz w:val="22"/>
-          <w:szCs w:val="22"/>
-          <w:u w:val="single"/>
-          <w14:ligatures w14:val="none"/>
+          <w:sz w:val="22"/>
+          <w:szCs w:val="22"/>
         </w:rPr>
       </w:pPr>
     </w:p>
     <w:p>
       <w:pPr>
         <w:suppressAutoHyphens/>
-        <w:spacing w:after="0" w:line="240" w:lineRule="auto"/>
-        <w:jc w:val="both"/>
-        <w:rPr>
-          <w:rFonts w:ascii="Arial Narrow" w:eastAsia="Arial Narrow" w:hAnsi="Arial Narrow" w:cs="Arial Narrow"/>
-          <w:color w:val="000000"/>
-          <w:kern w:val="0"/>
-          <w:sz w:val="22"/>
-          <w:szCs w:val="22"/>
-          <w:lang w:eastAsia="es-PE"/>
-          <w14:ligatures w14:val="none"/>
-        </w:rPr>
-      </w:pPr>
-      <w:r>
-        <w:rPr>
-          <w:rFonts w:ascii="Arial Narrow" w:eastAsia="Arial Narrow" w:hAnsi="Arial Narrow" w:cs="Arial Narrow"/>
-          <w:b/>
-          <w:color w:val="000000"/>
-          <w:kern w:val="0"/>
-          <w:sz w:val="22"/>
-          <w:szCs w:val="22"/>
-          <w:lang w:eastAsia="es-PE"/>
-          <w14:ligatures w14:val="none"/>
-        </w:rPr>
-        <w:t>NOVENO:</w:t>
-      </w:r>
-      <w:r>
-        <w:rPr>
-          <w:rFonts w:ascii="Arial Narrow" w:eastAsia="Arial Narrow" w:hAnsi="Arial Narrow" w:cs="Arial Narrow"/>
-          <w:color w:val="000000"/>
-          <w:kern w:val="0"/>
-          <w:sz w:val="22"/>
-          <w:szCs w:val="22"/>
-          <w:lang w:eastAsia="es-PE"/>
-          <w14:ligatures w14:val="none"/>
-        </w:rPr>
-        <w:t xml:space="preserve"> poner en conocimiento de las partes que, antes de la emisión de la Resolución Final, tienen la posibilidad de formular su desistimiento o presentar el acuerdo arribado mediante la conciliación, mediación, transacción o cualquier otro que, de forma indubitable, deje constancia que se ha solucionado la controversia materia de denuncia.</w:t>
-      </w:r>
-      <w:bookmarkStart w:id="18" w:name="h.gjdgxs" w:colFirst="0" w:colLast="0"/>
-      <w:bookmarkEnd w:id="18"/>
-    </w:p>
-    <w:p>
-      <w:pPr>
-        <w:suppressAutoHyphens/>
-        <w:spacing w:after="0" w:line="240" w:lineRule="auto"/>
-        <w:jc w:val="both"/>
-        <w:rPr>
-          <w:rFonts w:ascii="Arial Narrow" w:eastAsia="Arial Narrow" w:hAnsi="Arial Narrow" w:cs="Arial Narrow"/>
-          <w:color w:val="000000"/>
-          <w:kern w:val="0"/>
-          <w:sz w:val="22"/>
-          <w:szCs w:val="22"/>
-          <w:lang w:eastAsia="es-PE"/>
-          <w14:ligatures w14:val="none"/>
-        </w:rPr>
-      </w:pPr>
-    </w:p>
-    <w:p>
-      <w:pPr>
-        <w:suppressAutoHyphens/>
-        <w:spacing w:after="0" w:line="240" w:lineRule="auto"/>
+        <w:spacing w:line="240" w:lineRule="auto"/>
         <w:jc w:val="both"/>
         <w:rPr>
           <w:rFonts w:ascii="Arial Narrow" w:eastAsia="Arial Narrow" w:hAnsi="Arial Narrow" w:cs="Arial Narrow"/>
@@ -7645,298 +7868,162 @@
           <w:sz w:val="22"/>
           <w:szCs w:val="22"/>
         </w:rPr>
-        <w:t xml:space="preserve">DÉCIMO: </w:t>
-      </w:r>
-      <w:r>
-        <w:rPr>
-          <w:rFonts w:ascii="Arial Narrow" w:eastAsia="Arial Narrow" w:hAnsi="Arial Narrow" w:cs="Arial Narrow"/>
-          <w:sz w:val="22"/>
-          <w:szCs w:val="22"/>
-        </w:rPr>
-        <w:t xml:space="preserve">requerir a la señora [DENUNCIANTE] para que, dentro del plazo de dos (2) días hábiles siguientes a la fecha en que reciba la notificación en su bandeja de correo electrónico, efectúe la confirmación de recepción de la notificación remitida por este despacho a su correo electrónico, de conformidad con el segundo párrafo del numeral 4 del artículo 20 del Texto Único Ordenado de la Ley del Procedimiento Administrativo General, aprobado mediante Decreto Supremo 006-2026-JUS, bajo apercibimiento de rehacer el acto de notificación y notificarle conforme al numeral 1 del artículo 20 del citado cuerpo normativo.</w:t>
-      </w:r>
-      <w:r>
-        <w:rPr>
-          <w:rFonts w:ascii="Arial Narrow" w:eastAsia="Arial Narrow" w:hAnsi="Arial Narrow" w:cs="Arial Narrow"/>
-          <w:spacing w:val="-3"/>
-          <w:kern w:val="0"/>
-          <w14:ligatures w14:val="none"/>
-          <w:sz w:val="22"/>
-          <w:szCs w:val="22"/>
-        </w:rPr>
-        <w:t/>
-      </w:r>
-      <w:r>
-        <w:rPr>
-          <w:rFonts w:ascii="Arial Narrow" w:eastAsia="Arial Narrow" w:hAnsi="Arial Narrow" w:cs="Arial Narrow"/>
-          <w:spacing w:val="-3"/>
-          <w:kern w:val="0"/>
-          <w14:ligatures w14:val="none"/>
-          <w:sz w:val="22"/>
-          <w:szCs w:val="22"/>
-        </w:rPr>
-        <w:t xml:space="preserve"/>
-      </w:r>
-      <w:r>
-        <w:rPr>
-          <w:rFonts w:ascii="Arial Narrow" w:eastAsia="Arial Narrow" w:hAnsi="Arial Narrow" w:cs="Arial Narrow"/>
-          <w:spacing w:val="-3"/>
-          <w:kern w:val="0"/>
-          <w14:ligatures w14:val="none"/>
-          <w:sz w:val="22"/>
-          <w:szCs w:val="22"/>
-        </w:rPr>
-        <w:t xml:space="preserve"/>
-      </w:r>
-      <w:r>
-        <w:rPr>
-          <w:rFonts w:ascii="Arial Narrow" w:eastAsia="Arial Narrow" w:hAnsi="Arial Narrow" w:cs="Arial Narrow"/>
-          <w:color w:val="000000"/>
-          <w:kern w:val="0"/>
+        <w:t>DÉCIMO PRIMERO:</w:t>
+      </w:r>
+      <w:r>
+        <w:rPr>
+          <w:rFonts w:ascii="Arial Narrow" w:eastAsia="Arial Narrow" w:hAnsi="Arial Narrow" w:cs="Arial Narrow"/>
+          <w:sz w:val="22"/>
+          <w:szCs w:val="22"/>
+        </w:rPr>
+        <w:t xml:space="preserve"> </w:t>
+      </w:r>
+      <w:r>
+        <w:rPr>
+          <w:rFonts w:ascii="Arial Narrow" w:eastAsia="Arial Narrow" w:hAnsi="Arial Narrow" w:cs="Arial Narrow"/>
+          <w:color w:val="000000"/>
+          <w:sz w:val="22"/>
+          <w:szCs w:val="22"/>
+        </w:rPr>
+        <w:t xml:space="preserve">requerir a </w:t>
+      </w:r>
+      <w:r>
+        <w:rPr>
+          <w:rFonts w:ascii="Arial Narrow" w:eastAsia="Arial Narrow" w:hAnsi="Arial Narrow" w:cs="Arial Narrow"/>
+          <w:sz w:val="22"/>
+          <w:szCs w:val="22"/>
+        </w:rPr>
+        <w:t xml:space="preserve">Mapfre Perú Compañía de Seguros y Reaseguros S.A. </w:t>
+      </w:r>
+      <w:r>
+        <w:rPr>
+          <w:rFonts w:ascii="Arial Narrow" w:eastAsia="Arial Narrow" w:hAnsi="Arial Narrow" w:cs="Arial Narrow"/>
           <w:sz w:val="22"/>
           <w:szCs w:val="22"/>
           <w:shd w:val="clear" w:color="auto" w:fill="FFFFFF"/>
-          <w:lang w:eastAsia="es-PE"/>
-          <w14:ligatures w14:val="none"/>
-        </w:rPr>
-        <w:t xml:space="preserve"/>
-      </w:r>
-      <w:r>
-        <w:rPr>
-          <w:rFonts w:ascii="Arial Narrow" w:eastAsia="Arial Narrow" w:hAnsi="Arial Narrow" w:cs="Arial Narrow"/>
-          <w:color w:val="000000"/>
-          <w:sz w:val="22"/>
-          <w:szCs w:val="22"/>
-        </w:rPr>
-        <w:t/>
-      </w:r>
-      <w:r>
-        <w:rPr>
-          <w:rFonts w:ascii="Arial Narrow" w:eastAsia="Arial Narrow" w:hAnsi="Arial Narrow" w:cs="Arial Narrow"/>
-          <w:color w:val="000000"/>
-          <w:sz w:val="22"/>
-          <w:szCs w:val="22"/>
-        </w:rPr>
-        <w:t xml:space="preserve"/>
-      </w:r>
-      <w:r>
-        <w:rPr>
-          <w:rFonts w:ascii="Arial Narrow" w:eastAsia="Arial Narrow" w:hAnsi="Arial Narrow" w:cs="Arial Narrow"/>
-          <w:color w:val="000000"/>
-          <w:kern w:val="0"/>
-          <w:sz w:val="22"/>
-          <w:szCs w:val="22"/>
-          <w:lang w:eastAsia="es-PE"/>
-          <w14:ligatures w14:val="none"/>
-        </w:rPr>
-        <w:t/>
-      </w:r>
-      <w:r>
-        <w:rPr>
-          <w:rFonts w:ascii="Arial Narrow" w:eastAsia="Arial Narrow" w:hAnsi="Arial Narrow" w:cs="Arial Narrow"/>
-          <w:color w:val="000000"/>
-          <w:sz w:val="22"/>
-          <w:szCs w:val="22"/>
-        </w:rPr>
-        <w:t xml:space="preserve"/>
-      </w:r>
-      <w:r>
-        <w:rPr>
-          <w:rFonts w:ascii="Arial Narrow" w:eastAsia="Arial Narrow" w:hAnsi="Arial Narrow" w:cs="Arial Narrow"/>
-          <w:color w:val="000000"/>
-          <w:kern w:val="0"/>
-          <w:sz w:val="22"/>
-          <w:szCs w:val="22"/>
-          <w:lang w:eastAsia="es-PE"/>
-          <w14:ligatures w14:val="none"/>
-        </w:rPr>
-        <w:t/>
-      </w:r>
-      <w:r>
-        <w:rPr>
-          <w:rFonts w:ascii="Arial Narrow" w:eastAsia="Arial Narrow" w:hAnsi="Arial Narrow" w:cs="Arial Narrow"/>
-          <w:color w:val="000000"/>
-          <w:sz w:val="22"/>
-          <w:szCs w:val="22"/>
-        </w:rPr>
-        <w:t xml:space="preserve"/>
-      </w:r>
-      <w:r>
-        <w:rPr>
-          <w:rStyle w:val="Refdenotaalpie"/>
-          <w:rFonts w:ascii="Arial Narrow" w:eastAsia="Arial Narrow" w:hAnsi="Arial Narrow" w:cs="Arial Narrow"/>
-          <w:sz w:val="22"/>
-          <w:szCs w:val="22"/>
-          <w:vertAlign w:val="superscript"/>
-        </w:rPr>
-        <w:footnoteReference w:id="11"/>
-      </w:r>
-      <w:r>
-        <w:rPr>
-          <w:rFonts w:ascii="Arial Narrow" w:eastAsia="Arial Narrow" w:hAnsi="Arial Narrow" w:cs="Arial Narrow"/>
-          <w:sz w:val="22"/>
-          <w:szCs w:val="22"/>
-        </w:rPr>
-        <w:t/>
-      </w:r>
-    </w:p>
-    <w:p>
-      <w:pPr>
-        <w:suppressAutoHyphens/>
-        <w:spacing w:after="0" w:line="240" w:lineRule="auto"/>
-        <w:jc w:val="both"/>
-        <w:rPr>
-          <w:rFonts w:ascii="Arial Narrow" w:eastAsia="Arial Narrow" w:hAnsi="Arial Narrow" w:cs="Arial Narrow"/>
-          <w:sz w:val="22"/>
-          <w:szCs w:val="22"/>
-        </w:rPr>
-      </w:pPr>
-    </w:p>
-    <w:p>
-      <w:pPr>
-        <w:suppressAutoHyphens/>
-        <w:spacing w:line="240" w:lineRule="auto"/>
-        <w:jc w:val="both"/>
-        <w:rPr>
-          <w:rFonts w:ascii="Arial Narrow" w:eastAsia="Arial Narrow" w:hAnsi="Arial Narrow" w:cs="Arial Narrow"/>
-          <w:sz w:val="22"/>
-          <w:szCs w:val="22"/>
-        </w:rPr>
-      </w:pPr>
-      <w:r>
+        </w:rPr>
+        <w:t xml:space="preserve">para que </w:t>
+      </w:r>
+      <w:r>
+        <w:rPr>
+          <w:rFonts w:ascii="Arial Narrow" w:eastAsia="Arial Narrow" w:hAnsi="Arial Narrow" w:cs="Arial Narrow"/>
+          <w:sz w:val="22"/>
+          <w:szCs w:val="22"/>
+        </w:rPr>
+        <w:t>efectúe el acuse de recibo mediante la confirmación de recepción de la notificación remitida por este despacho a su Casilla Electrónica, dentro de los cinco (5) primeros días hábiles siguientes a la fecha en que recibe la notificación.</w:t>
+      </w:r>
+    </w:p>
+    <w:p>
+      <w:pPr>
+        <w:spacing w:after="0" w:line="240" w:lineRule="auto"/>
+        <w:jc w:val="both"/>
+        <w:rPr>
+          <w:rFonts w:ascii="Arial Narrow" w:eastAsia="Arial Narrow" w:hAnsi="Arial Narrow" w:cs="Arial Narrow"/>
+          <w:b/>
+          <w:color w:val="000000"/>
+          <w:kern w:val="0"/>
+          <w:sz w:val="22"/>
+          <w:szCs w:val="22"/>
+          <w:lang w:eastAsia="es-PE"/>
+          <w14:ligatures w14:val="none"/>
+        </w:rPr>
+      </w:pPr>
+    </w:p>
+    <w:p>
+      <w:pPr>
+        <w:spacing w:after="0" w:line="240" w:lineRule="auto"/>
+        <w:jc w:val="both"/>
+        <w:rPr>
+          <w:rFonts w:ascii="Arial Narrow" w:eastAsia="Arial Narrow" w:hAnsi="Arial Narrow" w:cs="Arial Narrow"/>
+          <w:b/>
+          <w:color w:val="000000"/>
+          <w:kern w:val="0"/>
+          <w:sz w:val="22"/>
+          <w:szCs w:val="22"/>
+          <w:lang w:eastAsia="es-PE"/>
+          <w14:ligatures w14:val="none"/>
+        </w:rPr>
+      </w:pPr>
+    </w:p>
+    <w:p>
+      <w:pPr>
+        <w:spacing w:after="0" w:line="240" w:lineRule="auto"/>
+        <w:jc w:val="both"/>
+        <w:rPr>
+          <w:rFonts w:ascii="Arial Narrow" w:eastAsia="Arial Narrow" w:hAnsi="Arial Narrow" w:cs="Arial Narrow"/>
+          <w:b/>
+          <w:color w:val="000000"/>
+          <w:kern w:val="0"/>
+          <w:sz w:val="22"/>
+          <w:szCs w:val="22"/>
+          <w:lang w:eastAsia="es-PE"/>
+          <w14:ligatures w14:val="none"/>
+        </w:rPr>
+      </w:pPr>
+    </w:p>
+    <w:p>
+      <w:pPr>
+        <w:spacing w:after="0" w:line="240" w:lineRule="auto"/>
+        <w:jc w:val="both"/>
+        <w:rPr>
+          <w:rFonts w:ascii="Arial Narrow" w:eastAsia="Arial Narrow" w:hAnsi="Arial Narrow" w:cs="Arial Narrow"/>
+          <w:b/>
+          <w:color w:val="000000"/>
+          <w:kern w:val="0"/>
+          <w:sz w:val="22"/>
+          <w:szCs w:val="22"/>
+          <w:lang w:eastAsia="es-PE"/>
+          <w14:ligatures w14:val="none"/>
+        </w:rPr>
+      </w:pPr>
+    </w:p>
+    <w:p>
+      <w:pPr>
+        <w:spacing w:after="0" w:line="240" w:lineRule="auto"/>
+        <w:jc w:val="both"/>
+        <w:rPr>
+          <w:rFonts w:ascii="Arial Narrow" w:eastAsia="Arial Narrow" w:hAnsi="Arial Narrow" w:cs="Arial Narrow"/>
+          <w:b/>
+          <w:color w:val="000000"/>
+          <w:kern w:val="0"/>
+          <w:sz w:val="22"/>
+          <w:szCs w:val="22"/>
+          <w:lang w:eastAsia="es-PE"/>
+          <w14:ligatures w14:val="none"/>
+        </w:rPr>
+      </w:pPr>
+    </w:p>
+    <w:bookmarkEnd w:id="0"/>
+    <w:p>
+      <w:pPr>
+        <w:shd w:val="clear" w:color="auto" w:fill="FFFFFF"/>
+        <w:spacing w:after="0" w:line="240" w:lineRule="auto"/>
+        <w:jc w:val="center"/>
         <w:rPr>
           <w:rFonts w:ascii="Arial Narrow" w:eastAsia="Arial Narrow" w:hAnsi="Arial Narrow" w:cs="Arial Narrow"/>
           <w:b/>
           <w:bCs/>
-          <w:sz w:val="22"/>
-          <w:szCs w:val="22"/>
-        </w:rPr>
-        <w:t>DÉCIMO PRIMERO:</w:t>
-      </w:r>
-      <w:r>
-        <w:rPr>
-          <w:rFonts w:ascii="Arial Narrow" w:eastAsia="Arial Narrow" w:hAnsi="Arial Narrow" w:cs="Arial Narrow"/>
-          <w:sz w:val="22"/>
-          <w:szCs w:val="22"/>
-        </w:rPr>
-        <w:t xml:space="preserve"> </w:t>
-      </w:r>
-      <w:r>
-        <w:rPr>
-          <w:rFonts w:ascii="Arial Narrow" w:eastAsia="Arial Narrow" w:hAnsi="Arial Narrow" w:cs="Arial Narrow"/>
-          <w:color w:val="000000"/>
-          <w:sz w:val="22"/>
-          <w:szCs w:val="22"/>
-        </w:rPr>
-        <w:t xml:space="preserve">requerir a </w:t>
-      </w:r>
-      <w:r>
-        <w:rPr>
-          <w:rFonts w:ascii="Arial Narrow" w:eastAsia="Arial Narrow" w:hAnsi="Arial Narrow" w:cs="Arial Narrow"/>
-          <w:sz w:val="22"/>
-          <w:szCs w:val="22"/>
-        </w:rPr>
-        <w:t xml:space="preserve">Mapfre Perú Compañía de Seguros y Reaseguros S.A. </w:t>
-      </w:r>
-      <w:r>
-        <w:rPr>
-          <w:rFonts w:ascii="Arial Narrow" w:eastAsia="Arial Narrow" w:hAnsi="Arial Narrow" w:cs="Arial Narrow"/>
-          <w:sz w:val="22"/>
-          <w:szCs w:val="22"/>
-          <w:shd w:val="clear" w:color="auto" w:fill="FFFFFF"/>
-        </w:rPr>
-        <w:t xml:space="preserve">para que </w:t>
-      </w:r>
-      <w:r>
-        <w:rPr>
-          <w:rFonts w:ascii="Arial Narrow" w:eastAsia="Arial Narrow" w:hAnsi="Arial Narrow" w:cs="Arial Narrow"/>
-          <w:sz w:val="22"/>
-          <w:szCs w:val="22"/>
-        </w:rPr>
-        <w:t>efectúe el acuse de recibo mediante la confirmación de recepción de la notificación remitida por este despacho a su Casilla Electrónica, dentro de los cinco (5) primeros días hábiles siguientes a la fecha en que recibe la notificación.</w:t>
-      </w:r>
-    </w:p>
-    <w:p>
-      <w:pPr>
-        <w:spacing w:after="0" w:line="240" w:lineRule="auto"/>
-        <w:jc w:val="both"/>
+          <w:color w:val="000000"/>
+          <w:kern w:val="0"/>
+          <w14:ligatures w14:val="none"/>
+          <w:sz w:val="22"/>
+          <w:szCs w:val="22"/>
+        </w:rPr>
+      </w:pPr>
+      <w:r>
         <w:rPr>
           <w:rFonts w:ascii="Arial Narrow" w:eastAsia="Arial Narrow" w:hAnsi="Arial Narrow" w:cs="Arial Narrow"/>
           <w:b/>
-          <w:color w:val="000000"/>
-          <w:kern w:val="0"/>
-          <w:sz w:val="22"/>
-          <w:szCs w:val="22"/>
-          <w:lang w:eastAsia="es-PE"/>
-          <w14:ligatures w14:val="none"/>
-        </w:rPr>
-      </w:pPr>
-    </w:p>
-    <w:p>
-      <w:pPr>
-        <w:spacing w:after="0" w:line="240" w:lineRule="auto"/>
-        <w:jc w:val="both"/>
-        <w:rPr>
-          <w:rFonts w:ascii="Arial Narrow" w:eastAsia="Arial Narrow" w:hAnsi="Arial Narrow" w:cs="Arial Narrow"/>
-          <w:b/>
-          <w:color w:val="000000"/>
-          <w:kern w:val="0"/>
-          <w:sz w:val="22"/>
-          <w:szCs w:val="22"/>
-          <w:lang w:eastAsia="es-PE"/>
-          <w14:ligatures w14:val="none"/>
-        </w:rPr>
-      </w:pPr>
-    </w:p>
-    <w:p>
-      <w:pPr>
-        <w:spacing w:after="0" w:line="240" w:lineRule="auto"/>
-        <w:jc w:val="both"/>
-        <w:rPr>
-          <w:rFonts w:ascii="Arial Narrow" w:eastAsia="Arial Narrow" w:hAnsi="Arial Narrow" w:cs="Arial Narrow"/>
-          <w:b/>
-          <w:color w:val="000000"/>
-          <w:kern w:val="0"/>
-          <w:sz w:val="22"/>
-          <w:szCs w:val="22"/>
-          <w:lang w:eastAsia="es-PE"/>
-          <w14:ligatures w14:val="none"/>
-        </w:rPr>
-      </w:pPr>
-    </w:p>
-    <w:p>
-      <w:pPr>
-        <w:spacing w:after="0" w:line="240" w:lineRule="auto"/>
-        <w:jc w:val="both"/>
-        <w:rPr>
-          <w:rFonts w:ascii="Arial Narrow" w:eastAsia="Arial Narrow" w:hAnsi="Arial Narrow" w:cs="Arial Narrow"/>
-          <w:b/>
-          <w:color w:val="000000"/>
-          <w:kern w:val="0"/>
-          <w:sz w:val="22"/>
-          <w:szCs w:val="22"/>
-          <w:lang w:eastAsia="es-PE"/>
-          <w14:ligatures w14:val="none"/>
-        </w:rPr>
-      </w:pPr>
-    </w:p>
-    <w:p>
-      <w:pPr>
-        <w:spacing w:after="0" w:line="240" w:lineRule="auto"/>
-        <w:jc w:val="both"/>
-        <w:rPr>
-          <w:rFonts w:ascii="Arial Narrow" w:eastAsia="Arial Narrow" w:hAnsi="Arial Narrow" w:cs="Arial Narrow"/>
-          <w:b/>
-          <w:color w:val="000000"/>
-          <w:kern w:val="0"/>
-          <w:sz w:val="22"/>
-          <w:szCs w:val="22"/>
-          <w:lang w:eastAsia="es-PE"/>
-          <w14:ligatures w14:val="none"/>
-        </w:rPr>
-      </w:pPr>
-    </w:p>
-    <w:bookmarkEnd w:id="0"/>
+          <w:bCs/>
+          <w:color w:val="000000"/>
+          <w:kern w:val="0"/>
+          <w14:ligatures w14:val="none"/>
+          <w:sz w:val="22"/>
+          <w:szCs w:val="22"/>
+        </w:rPr>
+        <w:t xml:space="preserve">Firmado digitalmente por</w:t>
+      </w:r>
+    </w:p>
     <w:p>
       <w:pPr>
         <w:shd w:val="clear" w:color="auto" w:fill="FFFFFF"/>
@@ -8248,6 +8335,9 @@
     <w:p>
       <w:pPr>
         <w:pStyle w:val="Textonotapie"/>
+        <w:tabs>
+          <w:tab w:val="left" w:pos="567"/>
+        </w:tabs>
         <w:ind w:left="567" w:hanging="567"/>
         <w:jc w:val="both"/>
         <w:rPr>
@@ -8272,7 +8362,8 @@
           <w:sz w:val="16"/>
           <w:szCs w:val="16"/>
         </w:rPr>
-        <w:t xml:space="preserve"> </w:t>
+        <w:tab/>
+        <w:t xml:space="preserve"/>
       </w:r>
       <w:r>
         <w:rPr>
@@ -8347,7 +8438,8 @@
           <w:sz w:val="16"/>
           <w:szCs w:val="16"/>
         </w:rPr>
-        <w:t xml:space="preserve"> </w:t>
+        <w:tab/>
+        <w:t xml:space="preserve"/>
       </w:r>
       <w:r>
         <w:rPr>
@@ -8454,10 +8546,30 @@
         <w:jc w:val="both"/>
         <w:rPr>
           <w:rFonts w:ascii="Arial Narrow" w:eastAsia="Arial Narrow" w:hAnsi="Arial Narrow" w:cs="Arial Narrow"/>
-          <w:sz w:val="16"/>
-          <w:szCs w:val="16"/>
-        </w:rPr>
-      </w:pPr>
+          <w:b/>
+          <w:bCs/>
+          <w:sz w:val="16"/>
+          <w:szCs w:val="16"/>
+        </w:rPr>
+      </w:pPr>
+      <w:r>
+        <w:rPr>
+          <w:rFonts w:ascii="Arial Narrow" w:eastAsia="Arial Narrow" w:hAnsi="Arial Narrow" w:cs="Arial Narrow"/>
+          <w:sz w:val="16"/>
+          <w:szCs w:val="16"/>
+        </w:rPr>
+        <w:tab/>
+      </w:r>
+      <w:r>
+        <w:rPr>
+          <w:rFonts w:ascii="Arial Narrow" w:eastAsia="Arial Narrow" w:hAnsi="Arial Narrow" w:cs="Arial Narrow"/>
+          <w:b/>
+          <w:bCs/>
+          <w:sz w:val="16"/>
+          <w:szCs w:val="16"/>
+        </w:rPr>
+        <w:t xml:space="preserve">LEY DE ORGANIZACIÓN Y FUNCIONES DEL INDECOPI, APROBADA POR DECRETO LEGISLATIVO 1033 </w:t>
+      </w:r>
     </w:p>
     <w:p>
       <w:pPr>
@@ -8469,29 +8581,46 @@
         <w:jc w:val="both"/>
         <w:rPr>
           <w:rFonts w:ascii="Arial Narrow" w:eastAsia="Arial Narrow" w:hAnsi="Arial Narrow" w:cs="Arial Narrow"/>
+          <w:sz w:val="16"/>
+          <w:szCs w:val="16"/>
+        </w:rPr>
+      </w:pPr>
+      <w:r>
+        <w:rPr>
+          <w:rFonts w:ascii="Arial Narrow" w:eastAsia="Arial Narrow" w:hAnsi="Arial Narrow" w:cs="Arial Narrow"/>
           <w:b/>
           <w:bCs/>
           <w:sz w:val="16"/>
           <w:szCs w:val="16"/>
         </w:rPr>
-      </w:pPr>
-      <w:r>
-        <w:rPr>
-          <w:rFonts w:ascii="Arial Narrow" w:eastAsia="Arial Narrow" w:hAnsi="Arial Narrow" w:cs="Arial Narrow"/>
-          <w:sz w:val="16"/>
-          <w:szCs w:val="16"/>
-        </w:rPr>
         <w:tab/>
-      </w:r>
-      <w:r>
-        <w:rPr>
-          <w:rFonts w:ascii="Arial Narrow" w:eastAsia="Arial Narrow" w:hAnsi="Arial Narrow" w:cs="Arial Narrow"/>
-          <w:b/>
-          <w:bCs/>
-          <w:sz w:val="16"/>
-          <w:szCs w:val="16"/>
-        </w:rPr>
-        <w:t xml:space="preserve">LEY DE ORGANIZACIÓN Y FUNCIONES DEL INDECOPI, APROBADA POR DECRETO LEGISLATIVO 1033 </w:t>
+        <w:t>Artículo 27.-</w:t>
+      </w:r>
+      <w:r>
+        <w:rPr>
+          <w:rFonts w:ascii="Arial Narrow" w:eastAsia="Arial Narrow" w:hAnsi="Arial Narrow" w:cs="Arial Narrow"/>
+          <w:sz w:val="16"/>
+          <w:szCs w:val="16"/>
+        </w:rPr>
+        <w:t xml:space="preserve"> De la Comisión de Protección al </w:t>
+      </w:r>
+      <w:proofErr w:type="gramStart"/>
+      <w:r>
+        <w:rPr>
+          <w:rFonts w:ascii="Arial Narrow" w:eastAsia="Arial Narrow" w:hAnsi="Arial Narrow" w:cs="Arial Narrow"/>
+          <w:sz w:val="16"/>
+          <w:szCs w:val="16"/>
+        </w:rPr>
+        <w:t>Consumidor.-</w:t>
+      </w:r>
+      <w:proofErr w:type="gramEnd"/>
+      <w:r>
+        <w:rPr>
+          <w:rFonts w:ascii="Arial Narrow" w:eastAsia="Arial Narrow" w:hAnsi="Arial Narrow" w:cs="Arial Narrow"/>
+          <w:sz w:val="16"/>
+          <w:szCs w:val="16"/>
+        </w:rPr>
+        <w:t xml:space="preserve"> </w:t>
       </w:r>
     </w:p>
     <w:p>
@@ -8511,39 +8640,11 @@
       <w:r>
         <w:rPr>
           <w:rFonts w:ascii="Arial Narrow" w:eastAsia="Arial Narrow" w:hAnsi="Arial Narrow" w:cs="Arial Narrow"/>
-          <w:b/>
-          <w:bCs/>
           <w:sz w:val="16"/>
           <w:szCs w:val="16"/>
         </w:rPr>
         <w:tab/>
-        <w:t>Artículo 27.-</w:t>
-      </w:r>
-      <w:r>
-        <w:rPr>
-          <w:rFonts w:ascii="Arial Narrow" w:eastAsia="Arial Narrow" w:hAnsi="Arial Narrow" w:cs="Arial Narrow"/>
-          <w:sz w:val="16"/>
-          <w:szCs w:val="16"/>
-        </w:rPr>
-        <w:t xml:space="preserve"> De la Comisión de Protección al </w:t>
-      </w:r>
-      <w:proofErr w:type="gramStart"/>
-      <w:r>
-        <w:rPr>
-          <w:rFonts w:ascii="Arial Narrow" w:eastAsia="Arial Narrow" w:hAnsi="Arial Narrow" w:cs="Arial Narrow"/>
-          <w:sz w:val="16"/>
-          <w:szCs w:val="16"/>
-        </w:rPr>
-        <w:t>Consumidor.-</w:t>
-      </w:r>
-      <w:proofErr w:type="gramEnd"/>
-      <w:r>
-        <w:rPr>
-          <w:rFonts w:ascii="Arial Narrow" w:eastAsia="Arial Narrow" w:hAnsi="Arial Narrow" w:cs="Arial Narrow"/>
-          <w:sz w:val="16"/>
-          <w:szCs w:val="16"/>
-        </w:rPr>
-        <w:t xml:space="preserve"> </w:t>
+        <w:t>Corresponde a la Comisión de Protección al Consumidor velar por el cumplimiento de la Ley de Protección al Consumidor y de las leyes que, en general, protegen a los consumidores de la falta de idoneidad de los bienes y servicios en función de la información brindada, de las omisiones de información y de la discriminación en el consumo, así como de aquellas que complementen o sustituyan a las anteriores.</w:t>
       </w:r>
     </w:p>
     <w:p>
@@ -8556,20 +8657,15 @@
         <w:jc w:val="both"/>
         <w:rPr>
           <w:rFonts w:ascii="Arial Narrow" w:eastAsia="Arial Narrow" w:hAnsi="Arial Narrow" w:cs="Arial Narrow"/>
-          <w:sz w:val="16"/>
-          <w:szCs w:val="16"/>
-        </w:rPr>
-      </w:pPr>
-      <w:r>
-        <w:rPr>
-          <w:rFonts w:ascii="Arial Narrow" w:eastAsia="Arial Narrow" w:hAnsi="Arial Narrow" w:cs="Arial Narrow"/>
-          <w:sz w:val="16"/>
-          <w:szCs w:val="16"/>
-        </w:rPr>
-        <w:tab/>
-        <w:t>Corresponde a la Comisión de Protección al Consumidor velar por el cumplimiento de la Ley de Protección al Consumidor y de las leyes que, en general, protegen a los consumidores de la falta de idoneidad de los bienes y servicios en función de la información brindada, de las omisiones de información y de la discriminación en el consumo, así como de aquellas que complementen o sustituyan a las anteriores.</w:t>
-      </w:r>
-    </w:p>
+          <w:b/>
+          <w:bCs/>
+          <w:sz w:val="16"/>
+          <w:szCs w:val="16"/>
+        </w:rPr>
+      </w:pPr>
+    </w:p>
+  </w:footnote>
+  <w:footnote w:id="3">
     <w:p>
       <w:pPr>
         <w:pStyle w:val="Textonotapie"/>
@@ -8586,9 +8682,150 @@
           <w:szCs w:val="16"/>
         </w:rPr>
       </w:pPr>
-    </w:p>
-  </w:footnote>
-  <w:footnote w:id="3">
+      <w:r>
+        <w:rPr>
+          <w:rStyle w:val="Refdenotaalpie"/>
+          <w:rFonts w:ascii="Arial Narrow" w:eastAsia="Arial Narrow" w:hAnsi="Arial Narrow" w:cs="Arial Narrow"/>
+          <w:sz w:val="16"/>
+          <w:szCs w:val="16"/>
+          <w:vertAlign w:val="superscript"/>
+        </w:rPr>
+        <w:footnoteRef/>
+      </w:r>
+      <w:r>
+        <w:rPr>
+          <w:rFonts w:ascii="Arial Narrow" w:eastAsia="Arial Narrow" w:hAnsi="Arial Narrow" w:cs="Arial Narrow"/>
+          <w:sz w:val="16"/>
+          <w:szCs w:val="16"/>
+        </w:rPr>
+        <w:tab/>
+        <w:t xml:space="preserve"/>
+      </w:r>
+      <w:r>
+        <w:rPr>
+          <w:rFonts w:ascii="Arial Narrow" w:eastAsia="Arial Narrow" w:hAnsi="Arial Narrow" w:cs="Arial Narrow"/>
+          <w:sz w:val="16"/>
+          <w:szCs w:val="16"/>
+        </w:rPr>
+        <w:tab/>
+      </w:r>
+      <w:r>
+        <w:rPr>
+          <w:rFonts w:ascii="Arial Narrow" w:eastAsia="Arial Narrow" w:hAnsi="Arial Narrow" w:cs="Arial Narrow"/>
+          <w:b/>
+          <w:bCs/>
+          <w:sz w:val="16"/>
+          <w:szCs w:val="16"/>
+        </w:rPr>
+        <w:t xml:space="preserve">LEY 29571, CÓDIGO DE PROTECCIÓN Y DEFENSA DEL CONSUMIDOR, publicado el 2 de setiembre de 2010 y modificado por Decreto Legislativo 1308 </w:t>
+      </w:r>
+    </w:p>
+    <w:p>
+      <w:pPr>
+        <w:pStyle w:val="Textonotapie"/>
+        <w:ind w:left="567" w:right="-1"/>
+        <w:jc w:val="both"/>
+        <w:rPr>
+          <w:rFonts w:ascii="Arial Narrow" w:eastAsia="Arial Narrow" w:hAnsi="Arial Narrow" w:cs="Arial Narrow"/>
+          <w:b/>
+          <w:bCs/>
+          <w:sz w:val="16"/>
+          <w:szCs w:val="16"/>
+        </w:rPr>
+      </w:pPr>
+      <w:r>
+        <w:rPr>
+          <w:rFonts w:ascii="Arial Narrow" w:eastAsia="Arial Narrow" w:hAnsi="Arial Narrow" w:cs="Arial Narrow"/>
+          <w:b/>
+          <w:bCs/>
+          <w:sz w:val="16"/>
+          <w:szCs w:val="16"/>
+        </w:rPr>
+        <w:t xml:space="preserve">Artículo 18.- Idoneidad </w:t>
+      </w:r>
+    </w:p>
+    <w:p>
+      <w:pPr>
+        <w:pStyle w:val="Textonotapie"/>
+        <w:ind w:left="567" w:right="-1"/>
+        <w:jc w:val="both"/>
+        <w:rPr>
+          <w:rFonts w:ascii="Arial Narrow" w:eastAsia="Arial Narrow" w:hAnsi="Arial Narrow" w:cs="Arial Narrow"/>
+          <w:sz w:val="16"/>
+          <w:szCs w:val="16"/>
+        </w:rPr>
+      </w:pPr>
+      <w:r>
+        <w:rPr>
+          <w:rFonts w:ascii="Arial Narrow" w:eastAsia="Arial Narrow" w:hAnsi="Arial Narrow" w:cs="Arial Narrow"/>
+          <w:sz w:val="16"/>
+          <w:szCs w:val="16"/>
+        </w:rPr>
+        <w:t xml:space="preserve">Se entiende por idoneidad la correspondencia entre lo que un consumidor espera y lo que efectivamente recibe, en función a lo que se le hubiera ofrecido, la publicidad e información transmitida, las condiciones y circunstancias de la transacción, las características y naturaleza del producto o servicio, el precio, entre otros factores, atendiendo a las circunstancias del caso. </w:t>
+      </w:r>
+    </w:p>
+    <w:p>
+      <w:pPr>
+        <w:pStyle w:val="Textonotapie"/>
+        <w:ind w:left="567" w:right="-1"/>
+        <w:jc w:val="both"/>
+        <w:rPr>
+          <w:rFonts w:ascii="Arial Narrow" w:eastAsia="Arial Narrow" w:hAnsi="Arial Narrow" w:cs="Arial Narrow"/>
+          <w:sz w:val="16"/>
+          <w:szCs w:val="16"/>
+        </w:rPr>
+      </w:pPr>
+      <w:r>
+        <w:rPr>
+          <w:rFonts w:ascii="Arial Narrow" w:eastAsia="Arial Narrow" w:hAnsi="Arial Narrow" w:cs="Arial Narrow"/>
+          <w:sz w:val="16"/>
+          <w:szCs w:val="16"/>
+        </w:rPr>
+        <w:t xml:space="preserve">La idoneidad es evaluada en función a la propia naturaleza del producto o servicio y a su aptitud para satisfacer la finalidad para la cual ha sido puesto en el mercado. Las autorizaciones por parte de los organismos del Estado para la fabricación de un producto o la prestación de un servicio, en los casos que sea necesario, no eximen de responsabilidad al proveedor frente al consumidor. </w:t>
+      </w:r>
+    </w:p>
+    <w:p>
+      <w:pPr>
+        <w:pStyle w:val="Textonotapie"/>
+        <w:ind w:left="567" w:right="-1"/>
+        <w:jc w:val="both"/>
+        <w:rPr>
+          <w:rFonts w:ascii="Arial Narrow" w:eastAsia="Arial Narrow" w:hAnsi="Arial Narrow" w:cs="Arial Narrow"/>
+          <w:sz w:val="16"/>
+          <w:szCs w:val="16"/>
+        </w:rPr>
+      </w:pPr>
+      <w:r>
+        <w:rPr>
+          <w:rFonts w:ascii="Arial Narrow" w:eastAsia="Arial Narrow" w:hAnsi="Arial Narrow" w:cs="Arial Narrow"/>
+          <w:b/>
+          <w:bCs/>
+          <w:sz w:val="16"/>
+          <w:szCs w:val="16"/>
+        </w:rPr>
+        <w:t xml:space="preserve">Artículo 19.- Obligación de los proveedores </w:t>
+      </w:r>
+    </w:p>
+    <w:p>
+      <w:pPr>
+        <w:pStyle w:val="Textonotapie"/>
+        <w:ind w:left="567" w:right="-1"/>
+        <w:jc w:val="both"/>
+        <w:rPr>
+          <w:rFonts w:ascii="Arial Narrow" w:eastAsia="Arial Narrow" w:hAnsi="Arial Narrow" w:cs="Arial Narrow"/>
+          <w:sz w:val="16"/>
+          <w:szCs w:val="16"/>
+        </w:rPr>
+      </w:pPr>
+      <w:r>
+        <w:rPr>
+          <w:rFonts w:ascii="Arial Narrow" w:eastAsia="Arial Narrow" w:hAnsi="Arial Narrow" w:cs="Arial Narrow"/>
+          <w:sz w:val="16"/>
+          <w:szCs w:val="16"/>
+        </w:rPr>
+        <w:t>El proveedor responde por la idoneidad y calidad de los productos y servicios ofrecidos; por la autenticidad de las marcas y leyendas que exhiben sus productos o del signo que respalda al prestador del servicio, por la falta de conformidad entre la publicidad comercial de los productos y servicios y estos, así como por el contenido y la vida útil del producto indicado en el envase, en lo que corresponda.</w:t>
+      </w:r>
+    </w:p>
     <w:p>
       <w:pPr>
         <w:pStyle w:val="Textonotapie"/>
@@ -8605,161 +8842,9 @@
           <w:szCs w:val="16"/>
         </w:rPr>
       </w:pPr>
-      <w:r>
-        <w:rPr>
-          <w:rStyle w:val="Refdenotaalpie"/>
-          <w:rFonts w:ascii="Arial Narrow" w:eastAsia="Arial Narrow" w:hAnsi="Arial Narrow" w:cs="Arial Narrow"/>
-          <w:sz w:val="16"/>
-          <w:szCs w:val="16"/>
-          <w:vertAlign w:val="superscript"/>
-        </w:rPr>
-        <w:footnoteRef/>
-      </w:r>
-      <w:r>
-        <w:rPr>
-          <w:rFonts w:ascii="Arial Narrow" w:eastAsia="Arial Narrow" w:hAnsi="Arial Narrow" w:cs="Arial Narrow"/>
-          <w:sz w:val="16"/>
-          <w:szCs w:val="16"/>
-        </w:rPr>
-        <w:t xml:space="preserve"> </w:t>
-      </w:r>
-      <w:r>
-        <w:rPr>
-          <w:rFonts w:ascii="Arial Narrow" w:eastAsia="Arial Narrow" w:hAnsi="Arial Narrow" w:cs="Arial Narrow"/>
-          <w:sz w:val="16"/>
-          <w:szCs w:val="16"/>
-        </w:rPr>
-        <w:tab/>
-      </w:r>
-      <w:r>
-        <w:rPr>
-          <w:rFonts w:ascii="Arial Narrow" w:eastAsia="Arial Narrow" w:hAnsi="Arial Narrow" w:cs="Arial Narrow"/>
-          <w:b/>
-          <w:bCs/>
-          <w:sz w:val="16"/>
-          <w:szCs w:val="16"/>
-        </w:rPr>
-        <w:t xml:space="preserve">LEY 29571, CÓDIGO DE PROTECCIÓN Y DEFENSA DEL CONSUMIDOR, publicado el 2 de setiembre de 2010 y modificado por Decreto Legislativo 1308 </w:t>
-      </w:r>
-    </w:p>
-    <w:p>
-      <w:pPr>
-        <w:pStyle w:val="Textonotapie"/>
-        <w:ind w:left="567" w:right="-1"/>
-        <w:jc w:val="both"/>
-        <w:rPr>
-          <w:rFonts w:ascii="Arial Narrow" w:eastAsia="Arial Narrow" w:hAnsi="Arial Narrow" w:cs="Arial Narrow"/>
-          <w:b/>
-          <w:bCs/>
-          <w:sz w:val="16"/>
-          <w:szCs w:val="16"/>
-        </w:rPr>
-      </w:pPr>
-      <w:r>
-        <w:rPr>
-          <w:rFonts w:ascii="Arial Narrow" w:eastAsia="Arial Narrow" w:hAnsi="Arial Narrow" w:cs="Arial Narrow"/>
-          <w:b/>
-          <w:bCs/>
-          <w:sz w:val="16"/>
-          <w:szCs w:val="16"/>
-        </w:rPr>
-        <w:t xml:space="preserve">Artículo 18.- Idoneidad </w:t>
-      </w:r>
-    </w:p>
-    <w:p>
-      <w:pPr>
-        <w:pStyle w:val="Textonotapie"/>
-        <w:ind w:left="567" w:right="-1"/>
-        <w:jc w:val="both"/>
-        <w:rPr>
-          <w:rFonts w:ascii="Arial Narrow" w:eastAsia="Arial Narrow" w:hAnsi="Arial Narrow" w:cs="Arial Narrow"/>
-          <w:sz w:val="16"/>
-          <w:szCs w:val="16"/>
-        </w:rPr>
-      </w:pPr>
-      <w:r>
-        <w:rPr>
-          <w:rFonts w:ascii="Arial Narrow" w:eastAsia="Arial Narrow" w:hAnsi="Arial Narrow" w:cs="Arial Narrow"/>
-          <w:sz w:val="16"/>
-          <w:szCs w:val="16"/>
-        </w:rPr>
-        <w:t xml:space="preserve">Se entiende por idoneidad la correspondencia entre lo que un consumidor espera y lo que efectivamente recibe, en función a lo que se le hubiera ofrecido, la publicidad e información transmitida, las condiciones y circunstancias de la transacción, las características y naturaleza del producto o servicio, el precio, entre otros factores, atendiendo a las circunstancias del caso. </w:t>
-      </w:r>
-    </w:p>
-    <w:p>
-      <w:pPr>
-        <w:pStyle w:val="Textonotapie"/>
-        <w:ind w:left="567" w:right="-1"/>
-        <w:jc w:val="both"/>
-        <w:rPr>
-          <w:rFonts w:ascii="Arial Narrow" w:eastAsia="Arial Narrow" w:hAnsi="Arial Narrow" w:cs="Arial Narrow"/>
-          <w:sz w:val="16"/>
-          <w:szCs w:val="16"/>
-        </w:rPr>
-      </w:pPr>
-      <w:r>
-        <w:rPr>
-          <w:rFonts w:ascii="Arial Narrow" w:eastAsia="Arial Narrow" w:hAnsi="Arial Narrow" w:cs="Arial Narrow"/>
-          <w:sz w:val="16"/>
-          <w:szCs w:val="16"/>
-        </w:rPr>
-        <w:t xml:space="preserve">La idoneidad es evaluada en función a la propia naturaleza del producto o servicio y a su aptitud para satisfacer la finalidad para la cual ha sido puesto en el mercado. Las autorizaciones por parte de los organismos del Estado para la fabricación de un producto o la prestación de un servicio, en los casos que sea necesario, no eximen de responsabilidad al proveedor frente al consumidor. </w:t>
-      </w:r>
-    </w:p>
-    <w:p>
-      <w:pPr>
-        <w:pStyle w:val="Textonotapie"/>
-        <w:ind w:left="567" w:right="-1"/>
-        <w:jc w:val="both"/>
-        <w:rPr>
-          <w:rFonts w:ascii="Arial Narrow" w:eastAsia="Arial Narrow" w:hAnsi="Arial Narrow" w:cs="Arial Narrow"/>
-          <w:sz w:val="16"/>
-          <w:szCs w:val="16"/>
-        </w:rPr>
-      </w:pPr>
-    </w:p>
-    <w:p>
-      <w:pPr>
-        <w:pStyle w:val="Textonotapie"/>
-        <w:ind w:left="567" w:right="-1"/>
-        <w:jc w:val="both"/>
-        <w:rPr>
-          <w:rFonts w:ascii="Arial Narrow" w:eastAsia="Arial Narrow" w:hAnsi="Arial Narrow" w:cs="Arial Narrow"/>
-          <w:sz w:val="16"/>
-          <w:szCs w:val="16"/>
-        </w:rPr>
-      </w:pPr>
-      <w:r>
-        <w:rPr>
-          <w:rFonts w:ascii="Arial Narrow" w:eastAsia="Arial Narrow" w:hAnsi="Arial Narrow" w:cs="Arial Narrow"/>
-          <w:b/>
-          <w:bCs/>
-          <w:sz w:val="16"/>
-          <w:szCs w:val="16"/>
-        </w:rPr>
-        <w:t xml:space="preserve">Artículo 19.- Obligación de los proveedores </w:t>
-      </w:r>
-    </w:p>
-    <w:p>
-      <w:pPr>
-        <w:pStyle w:val="Textonotapie"/>
-        <w:ind w:left="567" w:right="-1"/>
-        <w:jc w:val="both"/>
-        <w:rPr>
-          <w:rFonts w:ascii="Arial Narrow" w:eastAsia="Arial Narrow" w:hAnsi="Arial Narrow" w:cs="Arial Narrow"/>
-          <w:sz w:val="16"/>
-          <w:szCs w:val="16"/>
-        </w:rPr>
-      </w:pPr>
-      <w:r>
-        <w:rPr>
-          <w:rFonts w:ascii="Arial Narrow" w:eastAsia="Arial Narrow" w:hAnsi="Arial Narrow" w:cs="Arial Narrow"/>
-          <w:sz w:val="16"/>
-          <w:szCs w:val="16"/>
-        </w:rPr>
-        <w:t>El proveedor responde por la idoneidad y calidad de los productos y servicios ofrecidos; por la autenticidad de las marcas y leyendas que exhiben sus productos o del signo que respalda al prestador del servicio, por la falta de conformidad entre la publicidad comercial de los productos y servicios y estos, así como por el contenido y la vida útil del producto indicado en el envase, en lo que corresponda.</w:t>
-      </w:r>
-    </w:p>
+    </w:p>
+  </w:footnote>
+  <w:footnote w:id="4">
     <w:p>
       <w:pPr>
         <w:pStyle w:val="Textonotapie"/>
@@ -8770,15 +8855,96 @@
         <w:jc w:val="both"/>
         <w:rPr>
           <w:rFonts w:ascii="Arial Narrow" w:eastAsia="Arial Narrow" w:hAnsi="Arial Narrow" w:cs="Arial Narrow"/>
+          <w:sz w:val="16"/>
+          <w:szCs w:val="16"/>
+        </w:rPr>
+      </w:pPr>
+      <w:r>
+        <w:rPr>
+          <w:rStyle w:val="Refdenotaalpie"/>
+          <w:rFonts w:ascii="Arial Narrow" w:eastAsia="Arial Narrow" w:hAnsi="Arial Narrow" w:cs="Arial Narrow"/>
+          <w:sz w:val="16"/>
+          <w:szCs w:val="16"/>
+          <w:vertAlign w:val="superscript"/>
+        </w:rPr>
+        <w:footnoteRef/>
+      </w:r>
+      <w:r>
+        <w:rPr>
+          <w:rFonts w:ascii="Arial Narrow" w:eastAsia="Arial Narrow" w:hAnsi="Arial Narrow" w:cs="Arial Narrow"/>
+          <w:sz w:val="16"/>
+          <w:szCs w:val="16"/>
+        </w:rPr>
+        <w:tab/>
+        <w:t xml:space="preserve"/>
+      </w:r>
+      <w:r>
+        <w:rPr>
+          <w:rFonts w:ascii="Arial Narrow" w:eastAsia="Arial Narrow" w:hAnsi="Arial Narrow" w:cs="Arial Narrow"/>
+          <w:sz w:val="16"/>
+          <w:szCs w:val="16"/>
+        </w:rPr>
+        <w:tab/>
+      </w:r>
+      <w:r>
+        <w:rPr>
+          <w:rFonts w:ascii="Arial Narrow" w:eastAsia="Arial Narrow" w:hAnsi="Arial Narrow" w:cs="Arial Narrow"/>
           <w:b/>
           <w:bCs/>
           <w:sz w:val="16"/>
           <w:szCs w:val="16"/>
         </w:rPr>
-      </w:pPr>
-    </w:p>
-  </w:footnote>
-  <w:footnote w:id="4">
+        <w:t xml:space="preserve">LEY SOBRE FACULTADES, NORMAS Y ORGANIZACIÓN DEL INDECOPI, APROBADA POR DECRETO LEGISLATIVO </w:t>
+      </w:r>
+      <w:proofErr w:type="spellStart"/>
+      <w:r>
+        <w:rPr>
+          <w:rFonts w:ascii="Arial Narrow" w:eastAsia="Arial Narrow" w:hAnsi="Arial Narrow" w:cs="Arial Narrow"/>
+          <w:b/>
+          <w:bCs/>
+          <w:sz w:val="16"/>
+          <w:szCs w:val="16"/>
+        </w:rPr>
+        <w:t/>
+      </w:r>
+      <w:proofErr w:type="spellEnd"/>
+      <w:r>
+        <w:rPr>
+          <w:rFonts w:ascii="Arial Narrow" w:eastAsia="Arial Narrow" w:hAnsi="Arial Narrow" w:cs="Arial Narrow"/>
+          <w:b/>
+          <w:bCs/>
+          <w:sz w:val="16"/>
+          <w:szCs w:val="16"/>
+        </w:rPr>
+        <w:t xml:space="preserve">807 Artículo 24.-</w:t>
+      </w:r>
+      <w:r>
+        <w:rPr>
+          <w:rFonts w:ascii="Arial Narrow" w:eastAsia="Arial Narrow" w:hAnsi="Arial Narrow" w:cs="Arial Narrow"/>
+          <w:sz w:val="16"/>
+          <w:szCs w:val="16"/>
+        </w:rPr>
+        <w:t xml:space="preserve"> El </w:t>
+      </w:r>
+      <w:proofErr w:type="gramStart"/>
+      <w:r>
+        <w:rPr>
+          <w:rFonts w:ascii="Arial Narrow" w:eastAsia="Arial Narrow" w:hAnsi="Arial Narrow" w:cs="Arial Narrow"/>
+          <w:sz w:val="16"/>
+          <w:szCs w:val="16"/>
+        </w:rPr>
+        <w:t>Secretario Técnico</w:t>
+      </w:r>
+      <w:proofErr w:type="gramEnd"/>
+      <w:r>
+        <w:rPr>
+          <w:rFonts w:ascii="Arial Narrow" w:eastAsia="Arial Narrow" w:hAnsi="Arial Narrow" w:cs="Arial Narrow"/>
+          <w:sz w:val="16"/>
+          <w:szCs w:val="16"/>
+        </w:rPr>
+        <w:t xml:space="preserve"> se encargará de la tramitación del procedimiento. Para ello, cuenta con las siguientes facultades:</w:t>
+      </w:r>
+    </w:p>
     <w:p>
       <w:pPr>
         <w:pStyle w:val="Textonotapie"/>
@@ -8795,87 +8961,12 @@
       </w:pPr>
       <w:r>
         <w:rPr>
-          <w:rStyle w:val="Refdenotaalpie"/>
-          <w:rFonts w:ascii="Arial Narrow" w:eastAsia="Arial Narrow" w:hAnsi="Arial Narrow" w:cs="Arial Narrow"/>
-          <w:sz w:val="16"/>
-          <w:szCs w:val="16"/>
-          <w:vertAlign w:val="superscript"/>
-        </w:rPr>
-        <w:footnoteRef/>
-      </w:r>
-      <w:r>
-        <w:rPr>
-          <w:rFonts w:ascii="Arial Narrow" w:eastAsia="Arial Narrow" w:hAnsi="Arial Narrow" w:cs="Arial Narrow"/>
-          <w:sz w:val="16"/>
-          <w:szCs w:val="16"/>
-        </w:rPr>
-        <w:t xml:space="preserve"> </w:t>
-      </w:r>
-      <w:r>
-        <w:rPr>
           <w:rFonts w:ascii="Arial Narrow" w:eastAsia="Arial Narrow" w:hAnsi="Arial Narrow" w:cs="Arial Narrow"/>
           <w:sz w:val="16"/>
           <w:szCs w:val="16"/>
         </w:rPr>
         <w:tab/>
-      </w:r>
-      <w:r>
-        <w:rPr>
-          <w:rFonts w:ascii="Arial Narrow" w:eastAsia="Arial Narrow" w:hAnsi="Arial Narrow" w:cs="Arial Narrow"/>
-          <w:b/>
-          <w:bCs/>
-          <w:sz w:val="16"/>
-          <w:szCs w:val="16"/>
-        </w:rPr>
-        <w:t xml:space="preserve">LEY SOBRE FACULTADES, NORMAS Y ORGANIZACIÓN DEL INDECOPI, APROBADA POR DECRETO LEGISLATIVO </w:t>
-      </w:r>
-      <w:proofErr w:type="spellStart"/>
-      <w:r>
-        <w:rPr>
-          <w:rFonts w:ascii="Arial Narrow" w:eastAsia="Arial Narrow" w:hAnsi="Arial Narrow" w:cs="Arial Narrow"/>
-          <w:b/>
-          <w:bCs/>
-          <w:sz w:val="16"/>
-          <w:szCs w:val="16"/>
-        </w:rPr>
-        <w:t/>
-      </w:r>
-      <w:proofErr w:type="spellEnd"/>
-      <w:r>
-        <w:rPr>
-          <w:rFonts w:ascii="Arial Narrow" w:eastAsia="Arial Narrow" w:hAnsi="Arial Narrow" w:cs="Arial Narrow"/>
-          <w:b/>
-          <w:bCs/>
-          <w:sz w:val="16"/>
-          <w:szCs w:val="16"/>
-        </w:rPr>
-        <w:t xml:space="preserve"> 807 Artículo 24.-</w:t>
-      </w:r>
-      <w:r>
-        <w:rPr>
-          <w:rFonts w:ascii="Arial Narrow" w:eastAsia="Arial Narrow" w:hAnsi="Arial Narrow" w:cs="Arial Narrow"/>
-          <w:sz w:val="16"/>
-          <w:szCs w:val="16"/>
-        </w:rPr>
-        <w:t xml:space="preserve"> El </w:t>
-      </w:r>
-      <w:proofErr w:type="gramStart"/>
-      <w:r>
-        <w:rPr>
-          <w:rFonts w:ascii="Arial Narrow" w:eastAsia="Arial Narrow" w:hAnsi="Arial Narrow" w:cs="Arial Narrow"/>
-          <w:sz w:val="16"/>
-          <w:szCs w:val="16"/>
-        </w:rPr>
-        <w:t>Secretario Técnico</w:t>
-      </w:r>
-      <w:proofErr w:type="gramEnd"/>
-      <w:r>
-        <w:rPr>
-          <w:rFonts w:ascii="Arial Narrow" w:eastAsia="Arial Narrow" w:hAnsi="Arial Narrow" w:cs="Arial Narrow"/>
-          <w:sz w:val="16"/>
-          <w:szCs w:val="16"/>
-        </w:rPr>
-        <w:t xml:space="preserve"> se encargará de la tramitación del procedimiento. Para ello, cuenta con las siguientes facultades:</w:t>
+        <w:t xml:space="preserve">(...) </w:t>
       </w:r>
     </w:p>
     <w:p>
@@ -8899,7 +8990,7 @@
           <w:szCs w:val="16"/>
         </w:rPr>
         <w:tab/>
-        <w:t xml:space="preserve">(...) </w:t>
+        <w:t xml:space="preserve">c) Admitir denuncias a trámite, en aquellos casos en que la Comisión le haya delegado esta facultad. </w:t>
       </w:r>
     </w:p>
     <w:p>
@@ -8923,7 +9014,7 @@
           <w:szCs w:val="16"/>
         </w:rPr>
         <w:tab/>
-        <w:t xml:space="preserve">c) Admitir denuncias a trámite, en aquellos casos en que la Comisión le haya delegado esta facultad. </w:t>
+        <w:t>(...).</w:t>
       </w:r>
     </w:p>
     <w:p>
@@ -8940,6 +9031,33 @@
           <w:szCs w:val="16"/>
         </w:rPr>
       </w:pPr>
+    </w:p>
+  </w:footnote>
+  <w:footnote w:id="5">
+    <w:p>
+      <w:pPr>
+        <w:pStyle w:val="Textonotapie"/>
+        <w:tabs>
+          <w:tab w:val="left" w:pos="567"/>
+        </w:tabs>
+        <w:ind w:left="567" w:hanging="567"/>
+        <w:jc w:val="both"/>
+        <w:rPr>
+          <w:rFonts w:ascii="Arial Narrow" w:eastAsia="Arial Narrow" w:hAnsi="Arial Narrow" w:cs="Arial Narrow"/>
+          <w:sz w:val="16"/>
+          <w:szCs w:val="16"/>
+        </w:rPr>
+      </w:pPr>
+      <w:r>
+        <w:rPr>
+          <w:rStyle w:val="Refdenotaalpie"/>
+          <w:rFonts w:ascii="Arial Narrow" w:eastAsia="Arial Narrow" w:hAnsi="Arial Narrow" w:cs="Arial Narrow"/>
+          <w:sz w:val="16"/>
+          <w:szCs w:val="16"/>
+          <w:vertAlign w:val="superscript"/>
+        </w:rPr>
+        <w:footnoteRef/>
+      </w:r>
       <w:r>
         <w:rPr>
           <w:rFonts w:ascii="Arial Narrow" w:eastAsia="Arial Narrow" w:hAnsi="Arial Narrow" w:cs="Arial Narrow"/>
@@ -8947,9 +9065,697 @@
           <w:szCs w:val="16"/>
         </w:rPr>
         <w:tab/>
-        <w:t>(...).</w:t>
-      </w:r>
-    </w:p>
+        <w:t xml:space="preserve"/>
+      </w:r>
+      <w:r>
+        <w:rPr>
+          <w:rFonts w:ascii="Arial Narrow" w:eastAsia="Arial Narrow" w:hAnsi="Arial Narrow" w:cs="Arial Narrow"/>
+          <w:sz w:val="16"/>
+          <w:szCs w:val="16"/>
+        </w:rPr>
+        <w:tab/>
+        <w:t xml:space="preserve">El número de trabajadores se atenderá siempre que la empresa haya sido constituida antes de la vigencia de la Ley </w:t>
+      </w:r>
+      <w:proofErr w:type="spellStart"/>
+      <w:r>
+        <w:rPr>
+          <w:rFonts w:ascii="Arial Narrow" w:eastAsia="Arial Narrow" w:hAnsi="Arial Narrow" w:cs="Arial Narrow"/>
+          <w:sz w:val="16"/>
+          <w:szCs w:val="16"/>
+        </w:rPr>
+        <w:t/>
+      </w:r>
+      <w:proofErr w:type="spellEnd"/>
+      <w:r>
+        <w:rPr>
+          <w:rFonts w:ascii="Arial Narrow" w:eastAsia="Arial Narrow" w:hAnsi="Arial Narrow" w:cs="Arial Narrow"/>
+          <w:sz w:val="16"/>
+          <w:szCs w:val="16"/>
+        </w:rPr>
+        <w:t xml:space="preserve">30056, publicada el 2 de julio de 2013, que modificó el artículo 5 del Texto Único Ordenado de la Ley de Promoción de la Competitividad, Formalización y Desarrollo de la Micro y Pequeña Empresa y de Acceso al Empleo Decente (LEY MYPE). Ello, en la medida que la Tercera Disposición Complementaria Transitoria de la norma modificatoria precisa que las empresas constituidas antes de la </w:t>
+      </w:r>
+      <w:proofErr w:type="gramStart"/>
+      <w:r>
+        <w:rPr>
+          <w:rFonts w:ascii="Arial Narrow" w:eastAsia="Arial Narrow" w:hAnsi="Arial Narrow" w:cs="Arial Narrow"/>
+          <w:sz w:val="16"/>
+          <w:szCs w:val="16"/>
+        </w:rPr>
+        <w:t>entrada en vigencia</w:t>
+      </w:r>
+      <w:proofErr w:type="gramEnd"/>
+      <w:r>
+        <w:rPr>
+          <w:rFonts w:ascii="Arial Narrow" w:eastAsia="Arial Narrow" w:hAnsi="Arial Narrow" w:cs="Arial Narrow"/>
+          <w:sz w:val="16"/>
+          <w:szCs w:val="16"/>
+        </w:rPr>
+        <w:t xml:space="preserve"> de dicha Ley se rigen por los requisitos de acogimiento al régimen de las micro y pequeñas empresas regulados en el Decreto Legislativo 1086.</w:t>
+      </w:r>
+    </w:p>
+    <w:p>
+      <w:pPr>
+        <w:pStyle w:val="Textonotapie"/>
+        <w:ind w:left="567" w:hanging="567"/>
+        <w:jc w:val="both"/>
+        <w:rPr>
+          <w:rFonts w:ascii="Arial Narrow" w:eastAsia="Arial Narrow" w:hAnsi="Arial Narrow" w:cs="Arial Narrow"/>
+          <w:sz w:val="16"/>
+          <w:szCs w:val="16"/>
+        </w:rPr>
+      </w:pPr>
+    </w:p>
+  </w:footnote>
+  <w:footnote w:id="6">
+    <w:p>
+      <w:pPr>
+        <w:pStyle w:val="Textonotapie"/>
+        <w:tabs>
+          <w:tab w:val="left" w:pos="567"/>
+        </w:tabs>
+        <w:ind w:left="567" w:hanging="567"/>
+        <w:jc w:val="both"/>
+        <w:rPr>
+          <w:rFonts w:ascii="Arial Narrow" w:eastAsia="Arial Narrow" w:hAnsi="Arial Narrow" w:cs="Arial Narrow"/>
+          <w:sz w:val="16"/>
+          <w:szCs w:val="16"/>
+        </w:rPr>
+      </w:pPr>
+      <w:r>
+        <w:rPr>
+          <w:rStyle w:val="Refdenotaalpie"/>
+          <w:rFonts w:ascii="Arial Narrow" w:eastAsia="Arial Narrow" w:hAnsi="Arial Narrow" w:cs="Arial Narrow"/>
+          <w:sz w:val="16"/>
+          <w:szCs w:val="16"/>
+          <w:vertAlign w:val="superscript"/>
+        </w:rPr>
+        <w:footnoteRef/>
+      </w:r>
+      <w:r>
+        <w:rPr>
+          <w:rFonts w:ascii="Arial Narrow" w:eastAsia="Arial Narrow" w:hAnsi="Arial Narrow" w:cs="Arial Narrow"/>
+          <w:sz w:val="16"/>
+          <w:szCs w:val="16"/>
+        </w:rPr>
+        <w:tab/>
+        <w:t xml:space="preserve"/>
+      </w:r>
+      <w:r>
+        <w:rPr>
+          <w:rFonts w:ascii="Arial Narrow" w:eastAsia="Arial Narrow" w:hAnsi="Arial Narrow" w:cs="Arial Narrow"/>
+          <w:sz w:val="16"/>
+          <w:szCs w:val="16"/>
+        </w:rPr>
+        <w:tab/>
+      </w:r>
+      <w:r>
+        <w:rPr>
+          <w:rFonts w:ascii="Arial Narrow" w:eastAsia="Arial Narrow" w:hAnsi="Arial Narrow" w:cs="Arial Narrow"/>
+          <w:b/>
+          <w:sz w:val="16"/>
+          <w:szCs w:val="16"/>
+        </w:rPr>
+        <w:t>LEY 29571, CÓDIGO DE PROTECCIÓN Y DEFENSA DEL CONSUMIDOR</w:t>
+      </w:r>
+      <w:r>
+        <w:rPr>
+          <w:rFonts w:ascii="Arial Narrow" w:eastAsia="Arial Narrow" w:hAnsi="Arial Narrow" w:cs="Arial Narrow"/>
+          <w:b/>
+          <w:bCs/>
+          <w:sz w:val="16"/>
+          <w:szCs w:val="16"/>
+        </w:rPr>
+        <w:t xml:space="preserve">, </w:t>
+      </w:r>
+      <w:r>
+        <w:rPr>
+          <w:rFonts w:ascii="Arial Narrow" w:eastAsia="Arial Narrow" w:hAnsi="Arial Narrow" w:cs="Arial Narrow"/>
+          <w:b/>
+          <w:sz w:val="16"/>
+          <w:szCs w:val="16"/>
+        </w:rPr>
+        <w:t>publicado el 2 de setiembre de 2010 y modificado por Decreto Legislativo 1308</w:t>
+      </w:r>
+    </w:p>
+    <w:p>
+      <w:pPr>
+        <w:pStyle w:val="Textonotapie"/>
+        <w:ind w:left="567" w:hanging="567"/>
+        <w:jc w:val="both"/>
+        <w:rPr>
+          <w:rFonts w:ascii="Arial Narrow" w:eastAsia="Arial Narrow" w:hAnsi="Arial Narrow" w:cs="Arial Narrow"/>
+          <w:b/>
+          <w:bCs/>
+          <w:sz w:val="16"/>
+          <w:szCs w:val="16"/>
+        </w:rPr>
+      </w:pPr>
+      <w:r>
+        <w:rPr>
+          <w:rFonts w:ascii="Arial Narrow" w:eastAsia="Arial Narrow" w:hAnsi="Arial Narrow" w:cs="Arial Narrow"/>
+          <w:sz w:val="16"/>
+          <w:szCs w:val="16"/>
+        </w:rPr>
+        <w:tab/>
+      </w:r>
+      <w:r>
+        <w:rPr>
+          <w:rFonts w:ascii="Arial Narrow" w:eastAsia="Arial Narrow" w:hAnsi="Arial Narrow" w:cs="Arial Narrow"/>
+          <w:b/>
+          <w:bCs/>
+          <w:sz w:val="16"/>
+          <w:szCs w:val="16"/>
+        </w:rPr>
+        <w:t>Artículo 110.- Sanciones Administrativas</w:t>
+      </w:r>
+    </w:p>
+    <w:p>
+      <w:pPr>
+        <w:autoSpaceDE w:val="0"/>
+        <w:autoSpaceDN w:val="0"/>
+        <w:adjustRightInd w:val="0"/>
+        <w:spacing w:after="0" w:line="240" w:lineRule="auto"/>
+        <w:ind w:left="567"/>
+        <w:jc w:val="both"/>
+        <w:rPr>
+          <w:rFonts w:ascii="Arial Narrow" w:eastAsia="Arial Narrow" w:hAnsi="Arial Narrow" w:cs="Arial Narrow"/>
+          <w:sz w:val="16"/>
+          <w:szCs w:val="16"/>
+          <w:lang w:eastAsia="es-PE"/>
+        </w:rPr>
+      </w:pPr>
+      <w:r>
+        <w:rPr>
+          <w:rFonts w:ascii="Arial Narrow" w:eastAsia="Arial Narrow" w:hAnsi="Arial Narrow" w:cs="Arial Narrow"/>
+          <w:sz w:val="16"/>
+          <w:szCs w:val="16"/>
+          <w:lang w:eastAsia="es-PE"/>
+        </w:rPr>
+        <w:t>(…)</w:t>
+      </w:r>
+    </w:p>
+    <w:p>
+      <w:pPr>
+        <w:autoSpaceDE w:val="0"/>
+        <w:autoSpaceDN w:val="0"/>
+        <w:adjustRightInd w:val="0"/>
+        <w:spacing w:after="0" w:line="240" w:lineRule="auto"/>
+        <w:ind w:left="567"/>
+        <w:jc w:val="both"/>
+        <w:rPr>
+          <w:rFonts w:ascii="Arial Narrow" w:eastAsia="Arial Narrow" w:hAnsi="Arial Narrow" w:cs="Arial Narrow"/>
+          <w:sz w:val="16"/>
+          <w:szCs w:val="16"/>
+          <w:lang w:eastAsia="es-PE"/>
+        </w:rPr>
+      </w:pPr>
+      <w:r>
+        <w:rPr>
+          <w:rFonts w:ascii="Arial Narrow" w:eastAsia="Arial Narrow" w:hAnsi="Arial Narrow" w:cs="Arial Narrow"/>
+          <w:sz w:val="16"/>
+          <w:szCs w:val="16"/>
+          <w:lang w:eastAsia="es-PE"/>
+        </w:rPr>
+        <w:t>En el caso de las microempresas, la multa no puede superar el diez por ciento (10%) de las ventas o ingresos brutos percibidos por el infractor, relativos a todas sus actividades económicas, correspondientes al ejercicio inmediato anterior al de la expedición de la resolución de primera instancia, siempre que se haya acreditado dichos ingresos, no se encuentre en una situación de reincidencia y el caso no verse sobre la vida, salud o integridad de los consumidores. Para el caso de las pequeñas empresas, la multa no puede superar el veinte por ciento (20%) de las ventas o ingresos brutos percibidos por el infractor, conforme a los requisitos señalados anteriormente.</w:t>
+      </w:r>
+    </w:p>
+    <w:p>
+      <w:pPr>
+        <w:autoSpaceDE w:val="0"/>
+        <w:autoSpaceDN w:val="0"/>
+        <w:adjustRightInd w:val="0"/>
+        <w:spacing w:after="0" w:line="240" w:lineRule="auto"/>
+        <w:ind w:left="567"/>
+        <w:jc w:val="both"/>
+        <w:rPr>
+          <w:rFonts w:ascii="Arial Narrow" w:eastAsia="Arial Narrow" w:hAnsi="Arial Narrow" w:cs="Arial Narrow"/>
+          <w:sz w:val="16"/>
+          <w:szCs w:val="16"/>
+          <w:lang w:eastAsia="es-PE"/>
+        </w:rPr>
+      </w:pPr>
+      <w:r>
+        <w:rPr>
+          <w:rFonts w:ascii="Arial Narrow" w:eastAsia="Arial Narrow" w:hAnsi="Arial Narrow" w:cs="Arial Narrow"/>
+          <w:sz w:val="16"/>
+          <w:szCs w:val="16"/>
+          <w:lang w:eastAsia="es-PE"/>
+        </w:rPr>
+        <w:t>(…).</w:t>
+      </w:r>
+    </w:p>
+    <w:p>
+      <w:pPr>
+        <w:pStyle w:val="Textonotapie"/>
+        <w:ind w:left="567" w:hanging="567"/>
+        <w:jc w:val="both"/>
+        <w:rPr>
+          <w:rFonts w:ascii="Arial Narrow" w:eastAsia="Arial Narrow" w:hAnsi="Arial Narrow" w:cs="Arial Narrow"/>
+          <w:sz w:val="16"/>
+          <w:szCs w:val="16"/>
+        </w:rPr>
+      </w:pPr>
+    </w:p>
+  </w:footnote>
+  <w:footnote w:id="7">
+    <w:p>
+      <w:pPr>
+        <w:pStyle w:val="Textonotapie"/>
+        <w:tabs>
+          <w:tab w:val="left" w:pos="567"/>
+        </w:tabs>
+        <w:ind w:left="567" w:hanging="567"/>
+        <w:jc w:val="both"/>
+        <w:rPr>
+          <w:rFonts w:ascii="Arial Narrow" w:eastAsia="Arial Narrow" w:hAnsi="Arial Narrow" w:cs="Arial Narrow"/>
+          <w:sz w:val="16"/>
+          <w:szCs w:val="16"/>
+        </w:rPr>
+      </w:pPr>
+      <w:r>
+        <w:rPr>
+          <w:rStyle w:val="Refdenotaalpie"/>
+          <w:rFonts w:ascii="Arial Narrow" w:eastAsia="Arial Narrow" w:hAnsi="Arial Narrow" w:cs="Arial Narrow"/>
+          <w:sz w:val="16"/>
+          <w:szCs w:val="16"/>
+          <w:vertAlign w:val="superscript"/>
+        </w:rPr>
+        <w:footnoteRef/>
+      </w:r>
+      <w:r>
+        <w:rPr>
+          <w:rFonts w:ascii="Arial Narrow" w:eastAsia="Arial Narrow" w:hAnsi="Arial Narrow" w:cs="Arial Narrow"/>
+          <w:sz w:val="16"/>
+          <w:szCs w:val="16"/>
+        </w:rPr>
+        <w:tab/>
+      </w:r>
+      <w:r>
+        <w:rPr>
+          <w:rFonts w:ascii="Arial Narrow" w:eastAsia="Arial Narrow" w:hAnsi="Arial Narrow" w:cs="Arial Narrow"/>
+          <w:b/>
+          <w:bCs/>
+          <w:sz w:val="16"/>
+          <w:szCs w:val="16"/>
+        </w:rPr>
+        <w:t xml:space="preserve">DECRETO LEGISLATIVO 807, LEY SOBRE FACULTADES, NORMAS Y ORGANIZACIÓN DEL INDECOPI, publicado el 18 de abril de 1996</w:t>
+      </w:r>
+    </w:p>
+    <w:p>
+      <w:pPr>
+        <w:pStyle w:val="Textonotapie"/>
+        <w:ind w:left="567" w:hanging="567"/>
+        <w:jc w:val="both"/>
+        <w:rPr>
+          <w:rFonts w:ascii="Arial Narrow" w:eastAsia="Arial Narrow" w:hAnsi="Arial Narrow" w:cs="Arial Narrow"/>
+          <w:sz w:val="16"/>
+          <w:szCs w:val="16"/>
+        </w:rPr>
+      </w:pPr>
+      <w:r>
+        <w:rPr>
+          <w:rFonts w:ascii="Arial Narrow" w:eastAsia="Arial Narrow" w:hAnsi="Arial Narrow" w:cs="Arial Narrow"/>
+          <w:sz w:val="16"/>
+          <w:szCs w:val="16"/>
+        </w:rPr>
+        <w:tab/>
+      </w:r>
+      <w:r>
+        <w:rPr>
+          <w:rFonts w:ascii="Arial Narrow" w:eastAsia="Arial Narrow" w:hAnsi="Arial Narrow" w:cs="Arial Narrow"/>
+          <w:b/>
+          <w:bCs/>
+          <w:sz w:val="16"/>
+          <w:szCs w:val="16"/>
+        </w:rPr>
+        <w:t xml:space="preserve">Artículo 26.-</w:t>
+      </w:r>
+      <w:r>
+        <w:rPr>
+          <w:rFonts w:ascii="Arial Narrow" w:eastAsia="Arial Narrow" w:hAnsi="Arial Narrow" w:cs="Arial Narrow"/>
+          <w:sz w:val="16"/>
+          <w:szCs w:val="16"/>
+        </w:rPr>
+        <w:t xml:space="preserve"> Una vez admitida a trámite la denuncia, se correrá traslado de la misma al denunciado, a fin de que éste presente su descargo. El plazo para la presentación del descargo será de cinco (5) días contados desde la notificación, vencido el cual, el Secretario Técnico declarará en rebeldía al denunciado que no lo hubiera presentado.</w:t>
+      </w:r>
+    </w:p>
+    <w:p>
+      <w:pPr>
+        <w:pStyle w:val="Textonotapie"/>
+        <w:ind w:left="567" w:hanging="567"/>
+        <w:jc w:val="both"/>
+        <w:rPr>
+          <w:rFonts w:ascii="Arial Narrow" w:eastAsia="Arial Narrow" w:hAnsi="Arial Narrow" w:cs="Arial Narrow"/>
+          <w:sz w:val="16"/>
+          <w:szCs w:val="16"/>
+        </w:rPr>
+      </w:pPr>
+    </w:p>
+  </w:footnote>
+  <w:footnote w:id="8">
+    <w:p>
+      <w:pPr>
+        <w:pStyle w:val="Textonotapie"/>
+        <w:tabs>
+          <w:tab w:val="left" w:pos="567"/>
+        </w:tabs>
+        <w:ind w:left="567" w:hanging="567"/>
+        <w:jc w:val="both"/>
+        <w:rPr>
+          <w:rFonts w:ascii="Arial Narrow" w:eastAsia="Arial Narrow" w:hAnsi="Arial Narrow" w:cs="Arial Narrow"/>
+          <w:sz w:val="16"/>
+          <w:szCs w:val="16"/>
+        </w:rPr>
+      </w:pPr>
+      <w:r>
+        <w:rPr>
+          <w:rStyle w:val="Refdenotaalpie"/>
+          <w:rFonts w:ascii="Arial Narrow" w:eastAsia="Arial Narrow" w:hAnsi="Arial Narrow" w:cs="Arial Narrow"/>
+          <w:sz w:val="16"/>
+          <w:szCs w:val="16"/>
+          <w:vertAlign w:val="superscript"/>
+        </w:rPr>
+        <w:footnoteRef/>
+      </w:r>
+      <w:r>
+        <w:rPr>
+          <w:rFonts w:ascii="Arial Narrow" w:eastAsia="Arial Narrow" w:hAnsi="Arial Narrow" w:cs="Arial Narrow"/>
+          <w:sz w:val="16"/>
+          <w:szCs w:val="16"/>
+        </w:rPr>
+        <w:tab/>
+      </w:r>
+      <w:r>
+        <w:rPr>
+          <w:rFonts w:ascii="Arial Narrow" w:eastAsia="Arial Narrow" w:hAnsi="Arial Narrow" w:cs="Arial Narrow"/>
+          <w:b/>
+          <w:bCs/>
+          <w:sz w:val="16"/>
+          <w:szCs w:val="16"/>
+        </w:rPr>
+        <w:t xml:space="preserve">DECRETO SUPREMO 006-2026-JUS, TEXTO ÚNICO ORDENADO DE LA LEY 27444, LEY DEL PROCEDIMIENTO ADMINISTRATIVO GENERAL, publicado el 30 de abril de 2026</w:t>
+      </w:r>
+    </w:p>
+    <w:p>
+      <w:pPr>
+        <w:pStyle w:val="Textonotapie"/>
+        <w:ind w:left="567" w:hanging="567"/>
+        <w:jc w:val="both"/>
+        <w:rPr>
+          <w:rFonts w:ascii="Arial Narrow" w:eastAsia="Arial Narrow" w:hAnsi="Arial Narrow" w:cs="Arial Narrow"/>
+          <w:sz w:val="16"/>
+          <w:szCs w:val="16"/>
+        </w:rPr>
+      </w:pPr>
+      <w:r>
+        <w:rPr>
+          <w:rFonts w:ascii="Arial Narrow" w:eastAsia="Arial Narrow" w:hAnsi="Arial Narrow" w:cs="Arial Narrow"/>
+          <w:sz w:val="16"/>
+          <w:szCs w:val="16"/>
+        </w:rPr>
+        <w:tab/>
+      </w:r>
+      <w:r>
+        <w:rPr>
+          <w:rFonts w:ascii="Arial Narrow" w:eastAsia="Arial Narrow" w:hAnsi="Arial Narrow" w:cs="Arial Narrow"/>
+          <w:b/>
+          <w:bCs/>
+          <w:sz w:val="16"/>
+          <w:szCs w:val="16"/>
+        </w:rPr>
+        <w:t xml:space="preserve">Artículo 223.- Contestación de la reclamación</w:t>
+      </w:r>
+    </w:p>
+    <w:p>
+      <w:pPr>
+        <w:pStyle w:val="Textonotapie"/>
+        <w:ind w:left="567" w:hanging="567"/>
+        <w:jc w:val="both"/>
+        <w:rPr>
+          <w:rFonts w:ascii="Arial Narrow" w:eastAsia="Arial Narrow" w:hAnsi="Arial Narrow" w:cs="Arial Narrow"/>
+          <w:sz w:val="16"/>
+          <w:szCs w:val="16"/>
+        </w:rPr>
+      </w:pPr>
+      <w:r>
+        <w:rPr>
+          <w:rFonts w:ascii="Arial Narrow" w:eastAsia="Arial Narrow" w:hAnsi="Arial Narrow" w:cs="Arial Narrow"/>
+          <w:sz w:val="16"/>
+          <w:szCs w:val="16"/>
+        </w:rPr>
+        <w:tab/>
+      </w:r>
+      <w:r>
+        <w:rPr>
+          <w:rFonts w:ascii="Arial Narrow" w:eastAsia="Arial Narrow" w:hAnsi="Arial Narrow" w:cs="Arial Narrow"/>
+          <w:sz w:val="16"/>
+          <w:szCs w:val="16"/>
+        </w:rPr>
+        <w:t xml:space="preserve">223.1 El reclamado deberá presentar la contestación de la reclamación dentro de los quince (15) días posteriores a la notificación de ésta; vencido este plazo, la Administración declarará en rebeldía al reclamado que no la hubiera presentado. La contestación deberá contener los requisitos de los escritos previstos en el artículo 113 de la presente Ley, así como la absolución de todos los asuntos controvertidos de hecho y de derecho, Las alegaciones y los hechos relevantes de la reclamación, salvo que hayan sido específicamente negadas en la contestación, se tendrán por aceptadas o merituadas como ciertas.</w:t>
+      </w:r>
+    </w:p>
+    <w:p>
+      <w:pPr>
+        <w:pStyle w:val="Textonotapie"/>
+        <w:ind w:left="567" w:hanging="567"/>
+        <w:jc w:val="both"/>
+        <w:rPr>
+          <w:rFonts w:ascii="Arial Narrow" w:eastAsia="Arial Narrow" w:hAnsi="Arial Narrow" w:cs="Arial Narrow"/>
+          <w:sz w:val="16"/>
+          <w:szCs w:val="16"/>
+        </w:rPr>
+      </w:pPr>
+    </w:p>
+  </w:footnote>
+  <w:footnote w:id="9">
+    <w:p>
+      <w:pPr>
+        <w:tabs>
+          <w:tab w:val="left" w:pos="567"/>
+        </w:tabs>
+        <w:spacing w:after="0" w:line="240" w:lineRule="auto"/>
+        <w:ind w:left="567" w:hanging="567"/>
+        <w:jc w:val="both"/>
+        <w:rPr>
+          <w:rFonts w:ascii="Arial Narrow" w:eastAsia="Arial Narrow" w:hAnsi="Arial Narrow" w:cs="Arial Narrow"/>
+          <w:sz w:val="16"/>
+          <w:szCs w:val="16"/>
+        </w:rPr>
+      </w:pPr>
+      <w:r>
+        <w:rPr>
+          <w:rStyle w:val="Refdenotaalpie"/>
+          <w:rFonts w:ascii="Arial Narrow" w:eastAsia="Arial Narrow" w:hAnsi="Arial Narrow" w:cs="Arial Narrow"/>
+          <w:sz w:val="16"/>
+          <w:szCs w:val="16"/>
+          <w:vertAlign w:val="superscript"/>
+        </w:rPr>
+        <w:footnoteRef/>
+      </w:r>
+      <w:r>
+        <w:rPr>
+          <w:rFonts w:ascii="Arial Narrow" w:eastAsia="Arial Narrow" w:hAnsi="Arial Narrow" w:cs="Arial Narrow"/>
+          <w:sz w:val="16"/>
+          <w:szCs w:val="16"/>
+          <w:vertAlign w:val="superscript"/>
+        </w:rPr>
+        <w:tab/>
+        <w:t xml:space="preserve"/>
+      </w:r>
+      <w:r>
+        <w:rPr>
+          <w:rFonts w:ascii="Arial Narrow" w:eastAsia="Arial Narrow" w:hAnsi="Arial Narrow" w:cs="Arial Narrow"/>
+          <w:sz w:val="16"/>
+          <w:szCs w:val="16"/>
+        </w:rPr>
+        <w:t xml:space="preserve"> </w:t>
+      </w:r>
+      <w:r>
+        <w:rPr>
+          <w:rFonts w:ascii="Arial Narrow" w:eastAsia="Arial Narrow" w:hAnsi="Arial Narrow" w:cs="Arial Narrow"/>
+          <w:sz w:val="16"/>
+          <w:szCs w:val="16"/>
+        </w:rPr>
+        <w:tab/>
+      </w:r>
+      <w:r>
+        <w:rPr>
+          <w:rFonts w:ascii="Arial Narrow" w:eastAsia="Arial Narrow" w:hAnsi="Arial Narrow" w:cs="Arial Narrow"/>
+          <w:b/>
+          <w:sz w:val="16"/>
+          <w:szCs w:val="16"/>
+        </w:rPr>
+        <w:t>LEY 29571, CÓDIGO DE PROTECCIÓN Y DEFENSA DEL CONSUMIDOR</w:t>
+      </w:r>
+      <w:r>
+        <w:rPr>
+          <w:rFonts w:ascii="Arial Narrow" w:eastAsia="Arial Narrow" w:hAnsi="Arial Narrow" w:cs="Arial Narrow"/>
+          <w:b/>
+          <w:bCs/>
+          <w:sz w:val="16"/>
+          <w:szCs w:val="16"/>
+        </w:rPr>
+        <w:t xml:space="preserve">, </w:t>
+      </w:r>
+      <w:r>
+        <w:rPr>
+          <w:rFonts w:ascii="Arial Narrow" w:eastAsia="Arial Narrow" w:hAnsi="Arial Narrow" w:cs="Arial Narrow"/>
+          <w:b/>
+          <w:sz w:val="16"/>
+          <w:szCs w:val="16"/>
+        </w:rPr>
+        <w:t>publicado el 2 de setiembre de 2010 y modificado por Decreto Legislativo 1308</w:t>
+      </w:r>
+    </w:p>
+    <w:p>
+      <w:pPr>
+        <w:spacing w:after="0" w:line="240" w:lineRule="auto"/>
+        <w:ind w:left="567" w:hanging="567"/>
+        <w:jc w:val="both"/>
+        <w:rPr>
+          <w:rFonts w:ascii="Arial Narrow" w:eastAsia="Arial Narrow" w:hAnsi="Arial Narrow" w:cs="Arial Narrow"/>
+          <w:b/>
+          <w:sz w:val="16"/>
+          <w:szCs w:val="16"/>
+        </w:rPr>
+      </w:pPr>
+      <w:r>
+        <w:rPr>
+          <w:rFonts w:ascii="Arial Narrow" w:eastAsia="Arial Narrow" w:hAnsi="Arial Narrow" w:cs="Arial Narrow"/>
+          <w:b/>
+          <w:sz w:val="16"/>
+          <w:szCs w:val="16"/>
+        </w:rPr>
+        <w:tab/>
+        <w:t>Artículo 110.- Sanciones administrativas</w:t>
+      </w:r>
+    </w:p>
+    <w:p>
+      <w:pPr>
+        <w:spacing w:after="0" w:line="240" w:lineRule="auto"/>
+        <w:ind w:left="567"/>
+        <w:jc w:val="both"/>
+        <w:rPr>
+          <w:rFonts w:ascii="Arial Narrow" w:eastAsia="Arial Narrow" w:hAnsi="Arial Narrow" w:cs="Arial Narrow"/>
+          <w:sz w:val="16"/>
+          <w:szCs w:val="16"/>
+        </w:rPr>
+      </w:pPr>
+      <w:r>
+        <w:rPr>
+          <w:rFonts w:ascii="Arial Narrow" w:eastAsia="Arial Narrow" w:hAnsi="Arial Narrow" w:cs="Arial Narrow"/>
+          <w:sz w:val="16"/>
+          <w:szCs w:val="16"/>
+        </w:rPr>
+        <w:t>El órgano resolutivo puede sancionar las infracciones administrativas a que se refiere el artículo 108 con amonestación y multas de hasta cuatrocientos cincuenta (450) Unidades Impositivas Tributarias (UIT), las cuales son calificadas de la siguiente manera:</w:t>
+      </w:r>
+    </w:p>
+    <w:p>
+      <w:pPr>
+        <w:numPr>
+          <w:ilvl w:val="0"/>
+          <w:numId w:val="2"/>
+        </w:numPr>
+        <w:spacing w:after="0" w:line="240" w:lineRule="auto"/>
+        <w:ind w:left="426" w:firstLine="141"/>
+        <w:jc w:val="both"/>
+        <w:rPr>
+          <w:rFonts w:ascii="Arial Narrow" w:eastAsia="Arial Narrow" w:hAnsi="Arial Narrow" w:cs="Arial Narrow"/>
+          <w:sz w:val="16"/>
+          <w:szCs w:val="16"/>
+        </w:rPr>
+      </w:pPr>
+      <w:r>
+        <w:rPr>
+          <w:rFonts w:ascii="Arial Narrow" w:eastAsia="Arial Narrow" w:hAnsi="Arial Narrow" w:cs="Arial Narrow"/>
+          <w:sz w:val="16"/>
+          <w:szCs w:val="16"/>
+        </w:rPr>
+        <w:t>Infracciones leves, con una amonestación o con una multa de hasta cincuenta (50) UIT.</w:t>
+      </w:r>
+    </w:p>
+    <w:p>
+      <w:pPr>
+        <w:numPr>
+          <w:ilvl w:val="0"/>
+          <w:numId w:val="2"/>
+        </w:numPr>
+        <w:spacing w:after="0" w:line="240" w:lineRule="auto"/>
+        <w:ind w:left="426" w:firstLine="141"/>
+        <w:jc w:val="both"/>
+        <w:rPr>
+          <w:rFonts w:ascii="Arial Narrow" w:eastAsia="Arial Narrow" w:hAnsi="Arial Narrow" w:cs="Arial Narrow"/>
+          <w:sz w:val="16"/>
+          <w:szCs w:val="16"/>
+        </w:rPr>
+      </w:pPr>
+      <w:r>
+        <w:rPr>
+          <w:rFonts w:ascii="Arial Narrow" w:eastAsia="Arial Narrow" w:hAnsi="Arial Narrow" w:cs="Arial Narrow"/>
+          <w:sz w:val="16"/>
+          <w:szCs w:val="16"/>
+        </w:rPr>
+        <w:t>Infracciones graves, con una multa de hasta ciento cincuenta (150) UIT.</w:t>
+      </w:r>
+    </w:p>
+    <w:p>
+      <w:pPr>
+        <w:numPr>
+          <w:ilvl w:val="0"/>
+          <w:numId w:val="2"/>
+        </w:numPr>
+        <w:spacing w:after="0" w:line="240" w:lineRule="auto"/>
+        <w:ind w:left="426" w:firstLine="141"/>
+        <w:jc w:val="both"/>
+        <w:rPr>
+          <w:rFonts w:ascii="Arial Narrow" w:eastAsia="Arial Narrow" w:hAnsi="Arial Narrow" w:cs="Arial Narrow"/>
+          <w:sz w:val="16"/>
+          <w:szCs w:val="16"/>
+        </w:rPr>
+      </w:pPr>
+      <w:r>
+        <w:rPr>
+          <w:rFonts w:ascii="Arial Narrow" w:eastAsia="Arial Narrow" w:hAnsi="Arial Narrow" w:cs="Arial Narrow"/>
+          <w:sz w:val="16"/>
+          <w:szCs w:val="16"/>
+        </w:rPr>
+        <w:t>Infracciones muy graves, con una multa de hasta cuatrocientos cincuenta (450) UIT.</w:t>
+      </w:r>
+    </w:p>
+    <w:p>
+      <w:pPr>
+        <w:spacing w:after="0" w:line="240" w:lineRule="auto"/>
+        <w:ind w:left="567"/>
+        <w:jc w:val="both"/>
+        <w:rPr>
+          <w:rFonts w:ascii="Arial Narrow" w:eastAsia="Arial Narrow" w:hAnsi="Arial Narrow" w:cs="Arial Narrow"/>
+          <w:sz w:val="16"/>
+          <w:szCs w:val="16"/>
+        </w:rPr>
+      </w:pPr>
+      <w:r>
+        <w:rPr>
+          <w:rFonts w:ascii="Arial Narrow" w:eastAsia="Arial Narrow" w:hAnsi="Arial Narrow" w:cs="Arial Narrow"/>
+          <w:sz w:val="16"/>
+          <w:szCs w:val="16"/>
+        </w:rPr>
+        <w:t>(…).</w:t>
+      </w:r>
+    </w:p>
+    <w:p>
+      <w:pPr>
+        <w:spacing w:after="0" w:line="240" w:lineRule="auto"/>
+        <w:ind w:left="567" w:hanging="567"/>
+        <w:jc w:val="both"/>
+        <w:rPr>
+          <w:rFonts w:ascii="Arial Narrow" w:eastAsia="Arial Narrow" w:hAnsi="Arial Narrow" w:cs="Arial Narrow"/>
+          <w:sz w:val="16"/>
+          <w:szCs w:val="16"/>
+        </w:rPr>
+      </w:pPr>
+    </w:p>
+  </w:footnote>
+  <w:footnote w:id="10">
     <w:p>
       <w:pPr>
         <w:pStyle w:val="Textonotapie"/>
@@ -8960,39 +9766,56 @@
         <w:jc w:val="both"/>
         <w:rPr>
           <w:rFonts w:ascii="Arial Narrow" w:eastAsia="Arial Narrow" w:hAnsi="Arial Narrow" w:cs="Arial Narrow"/>
-          <w:sz w:val="16"/>
-          <w:szCs w:val="16"/>
-        </w:rPr>
-      </w:pPr>
-      <w:r>
-        <w:rPr>
-          <w:rFonts w:ascii="Arial Narrow" w:eastAsia="Arial Narrow" w:hAnsi="Arial Narrow" w:cs="Arial Narrow"/>
-          <w:sz w:val="16"/>
-          <w:szCs w:val="16"/>
-        </w:rPr>
-        <w:t xml:space="preserve">. </w:t>
-      </w:r>
-    </w:p>
-    <w:p>
-      <w:pPr>
-        <w:pStyle w:val="Textonotapie"/>
+          <w:b/>
+          <w:bCs/>
+          <w:sz w:val="16"/>
+          <w:szCs w:val="16"/>
+        </w:rPr>
+      </w:pPr>
+      <w:r>
+        <w:rPr>
+          <w:rStyle w:val="Refdenotaalpie"/>
+          <w:rFonts w:ascii="Arial Narrow" w:eastAsia="Arial Narrow" w:hAnsi="Arial Narrow" w:cs="Arial Narrow"/>
+          <w:sz w:val="16"/>
+          <w:szCs w:val="16"/>
+          <w:vertAlign w:val="superscript"/>
+        </w:rPr>
+        <w:footnoteRef/>
+      </w:r>
+      <w:r>
+        <w:rPr>
+          <w:rFonts w:ascii="Arial Narrow" w:eastAsia="Arial Narrow" w:hAnsi="Arial Narrow" w:cs="Arial Narrow"/>
+          <w:sz w:val="16"/>
+          <w:szCs w:val="16"/>
+        </w:rPr>
+        <w:tab/>
+        <w:t xml:space="preserve"/>
+      </w:r>
+      <w:r>
+        <w:rPr>
+          <w:rFonts w:ascii="Arial Narrow" w:eastAsia="Arial Narrow" w:hAnsi="Arial Narrow" w:cs="Arial Narrow"/>
+          <w:sz w:val="16"/>
+          <w:szCs w:val="16"/>
+        </w:rPr>
+        <w:tab/>
+      </w:r>
+      <w:r>
+        <w:rPr>
+          <w:rFonts w:ascii="Arial Narrow" w:eastAsia="Arial Narrow" w:hAnsi="Arial Narrow" w:cs="Arial Narrow"/>
+          <w:b/>
+          <w:bCs/>
+          <w:sz w:val="16"/>
+          <w:szCs w:val="16"/>
+        </w:rPr>
+        <w:t xml:space="preserve">LEY 29571, CÓDIGO DE PROTECCIÓN Y DEFENSA DEL CONSUMIDOR, publicado el 2 de setiembre de 2010 y modificado por Decreto Legislativo 1308 </w:t>
+      </w:r>
+    </w:p>
+    <w:p>
+      <w:pPr>
         <w:tabs>
           <w:tab w:val="left" w:pos="567"/>
         </w:tabs>
-        <w:ind w:left="567" w:right="-1" w:hanging="567"/>
-        <w:jc w:val="both"/>
-        <w:rPr>
-          <w:rFonts w:ascii="Arial Narrow" w:eastAsia="Arial Narrow" w:hAnsi="Arial Narrow" w:cs="Arial Narrow"/>
-          <w:sz w:val="16"/>
-          <w:szCs w:val="16"/>
-        </w:rPr>
-      </w:pPr>
-    </w:p>
-  </w:footnote>
-  <w:footnote w:id="5">
-    <w:p>
-      <w:pPr>
-        <w:pStyle w:val="Textonotapie"/>
+        <w:spacing w:after="0" w:line="240" w:lineRule="auto"/>
         <w:ind w:left="567" w:hanging="567"/>
         <w:jc w:val="both"/>
         <w:rPr>
@@ -9003,733 +9826,12 @@
       </w:pPr>
       <w:r>
         <w:rPr>
-          <w:rStyle w:val="Refdenotaalpie"/>
-          <w:rFonts w:ascii="Arial Narrow" w:eastAsia="Arial Narrow" w:hAnsi="Arial Narrow" w:cs="Arial Narrow"/>
-          <w:sz w:val="16"/>
-          <w:szCs w:val="16"/>
-          <w:vertAlign w:val="superscript"/>
-        </w:rPr>
-        <w:footnoteRef/>
-      </w:r>
-      <w:r>
-        <w:rPr>
-          <w:rFonts w:ascii="Arial Narrow" w:eastAsia="Arial Narrow" w:hAnsi="Arial Narrow" w:cs="Arial Narrow"/>
-          <w:sz w:val="16"/>
-          <w:szCs w:val="16"/>
-        </w:rPr>
-        <w:t xml:space="preserve"> </w:t>
-      </w:r>
-      <w:r>
-        <w:rPr>
           <w:rFonts w:ascii="Arial Narrow" w:eastAsia="Arial Narrow" w:hAnsi="Arial Narrow" w:cs="Arial Narrow"/>
           <w:sz w:val="16"/>
           <w:szCs w:val="16"/>
         </w:rPr>
         <w:tab/>
-        <w:t xml:space="preserve">El número de trabajadores se atenderá siempre que la empresa haya sido constituida antes de la vigencia de la Ley </w:t>
-      </w:r>
-      <w:proofErr w:type="spellStart"/>
-      <w:r>
-        <w:rPr>
-          <w:rFonts w:ascii="Arial Narrow" w:eastAsia="Arial Narrow" w:hAnsi="Arial Narrow" w:cs="Arial Narrow"/>
-          <w:sz w:val="16"/>
-          <w:szCs w:val="16"/>
-        </w:rPr>
-        <w:t/>
-      </w:r>
-      <w:proofErr w:type="spellEnd"/>
-      <w:r>
-        <w:rPr>
-          <w:rFonts w:ascii="Arial Narrow" w:eastAsia="Arial Narrow" w:hAnsi="Arial Narrow" w:cs="Arial Narrow"/>
-          <w:sz w:val="16"/>
-          <w:szCs w:val="16"/>
-        </w:rPr>
-        <w:t xml:space="preserve"> 30056, publicada el 2 de julio de 2013, que modificó el artículo 5 del Texto Único Ordenado de la Ley de Promoción de la Competitividad, Formalización y Desarrollo de la Micro y Pequeña Empresa y de Acceso al Empleo Decente (LEY MYPE). Ello, en la medida que la Tercera Disposición Complementaria Transitoria de la norma modificatoria precisa que las empresas constituidas antes de la </w:t>
-      </w:r>
-      <w:proofErr w:type="gramStart"/>
-      <w:r>
-        <w:rPr>
-          <w:rFonts w:ascii="Arial Narrow" w:eastAsia="Arial Narrow" w:hAnsi="Arial Narrow" w:cs="Arial Narrow"/>
-          <w:sz w:val="16"/>
-          <w:szCs w:val="16"/>
-        </w:rPr>
-        <w:t>entrada en vigencia</w:t>
-      </w:r>
-      <w:proofErr w:type="gramEnd"/>
-      <w:r>
-        <w:rPr>
-          <w:rFonts w:ascii="Arial Narrow" w:eastAsia="Arial Narrow" w:hAnsi="Arial Narrow" w:cs="Arial Narrow"/>
-          <w:sz w:val="16"/>
-          <w:szCs w:val="16"/>
-        </w:rPr>
-        <w:t xml:space="preserve"> de dicha Ley se rigen por los requisitos de acogimiento al régimen de las micro y pequeñas empresas regulados en el Decreto Legislativo 1086.</w:t>
-      </w:r>
-    </w:p>
-    <w:p>
-      <w:pPr>
-        <w:pStyle w:val="Textonotapie"/>
-        <w:ind w:left="567" w:hanging="567"/>
-        <w:jc w:val="both"/>
-        <w:rPr>
-          <w:rFonts w:ascii="Arial Narrow" w:eastAsia="Arial Narrow" w:hAnsi="Arial Narrow" w:cs="Arial Narrow"/>
-          <w:sz w:val="16"/>
-          <w:szCs w:val="16"/>
-        </w:rPr>
-      </w:pPr>
-    </w:p>
-  </w:footnote>
-  <w:footnote w:id="6">
-    <w:p>
-      <w:pPr>
-        <w:pStyle w:val="Textonotapie"/>
-        <w:ind w:left="567" w:hanging="567"/>
-        <w:jc w:val="both"/>
-        <w:rPr>
-          <w:rFonts w:ascii="Arial Narrow" w:eastAsia="Arial Narrow" w:hAnsi="Arial Narrow" w:cs="Arial Narrow"/>
-          <w:sz w:val="16"/>
-          <w:szCs w:val="16"/>
-        </w:rPr>
-      </w:pPr>
-      <w:r>
-        <w:rPr>
-          <w:rStyle w:val="Refdenotaalpie"/>
-          <w:rFonts w:ascii="Arial Narrow" w:eastAsia="Arial Narrow" w:hAnsi="Arial Narrow" w:cs="Arial Narrow"/>
-          <w:sz w:val="16"/>
-          <w:szCs w:val="16"/>
-          <w:vertAlign w:val="superscript"/>
-        </w:rPr>
-        <w:footnoteRef/>
-      </w:r>
-      <w:r>
-        <w:rPr>
-          <w:rFonts w:ascii="Arial Narrow" w:eastAsia="Arial Narrow" w:hAnsi="Arial Narrow" w:cs="Arial Narrow"/>
-          <w:sz w:val="16"/>
-          <w:szCs w:val="16"/>
-        </w:rPr>
-        <w:t xml:space="preserve"> </w:t>
-      </w:r>
-      <w:r>
-        <w:rPr>
-          <w:rFonts w:ascii="Arial Narrow" w:eastAsia="Arial Narrow" w:hAnsi="Arial Narrow" w:cs="Arial Narrow"/>
-          <w:sz w:val="16"/>
-          <w:szCs w:val="16"/>
-        </w:rPr>
-        <w:tab/>
-      </w:r>
-      <w:r>
-        <w:rPr>
-          <w:rFonts w:ascii="Arial Narrow" w:eastAsia="Arial Narrow" w:hAnsi="Arial Narrow" w:cs="Arial Narrow"/>
-          <w:b/>
-          <w:sz w:val="16"/>
-          <w:szCs w:val="16"/>
-        </w:rPr>
-        <w:t>LEY 29571, CÓDIGO DE PROTECCIÓN Y DEFENSA DEL CONSUMIDOR</w:t>
-      </w:r>
-      <w:r>
-        <w:rPr>
-          <w:rFonts w:ascii="Arial Narrow" w:eastAsia="Arial Narrow" w:hAnsi="Arial Narrow" w:cs="Arial Narrow"/>
-          <w:b/>
-          <w:bCs/>
-          <w:sz w:val="16"/>
-          <w:szCs w:val="16"/>
-        </w:rPr>
-        <w:t xml:space="preserve">, </w:t>
-      </w:r>
-      <w:r>
-        <w:rPr>
-          <w:rFonts w:ascii="Arial Narrow" w:eastAsia="Arial Narrow" w:hAnsi="Arial Narrow" w:cs="Arial Narrow"/>
-          <w:b/>
-          <w:sz w:val="16"/>
-          <w:szCs w:val="16"/>
-        </w:rPr>
-        <w:t>publicado el 2 de setiembre de 2010 y modificado por Decreto Legislativo 1308</w:t>
-      </w:r>
-    </w:p>
-    <w:p>
-      <w:pPr>
-        <w:pStyle w:val="Textonotapie"/>
-        <w:ind w:left="567" w:hanging="567"/>
-        <w:jc w:val="both"/>
-        <w:rPr>
-          <w:rFonts w:ascii="Arial Narrow" w:eastAsia="Arial Narrow" w:hAnsi="Arial Narrow" w:cs="Arial Narrow"/>
-          <w:b/>
-          <w:bCs/>
-          <w:sz w:val="16"/>
-          <w:szCs w:val="16"/>
-        </w:rPr>
-      </w:pPr>
-      <w:r>
-        <w:rPr>
-          <w:rFonts w:ascii="Arial Narrow" w:eastAsia="Arial Narrow" w:hAnsi="Arial Narrow" w:cs="Arial Narrow"/>
-          <w:sz w:val="16"/>
-          <w:szCs w:val="16"/>
-        </w:rPr>
-        <w:tab/>
-      </w:r>
-      <w:r>
-        <w:rPr>
-          <w:rFonts w:ascii="Arial Narrow" w:eastAsia="Arial Narrow" w:hAnsi="Arial Narrow" w:cs="Arial Narrow"/>
-          <w:b/>
-          <w:bCs/>
-          <w:sz w:val="16"/>
-          <w:szCs w:val="16"/>
-        </w:rPr>
-        <w:t>Artículo 110.- Sanciones Administrativas</w:t>
-      </w:r>
-    </w:p>
-    <w:p>
-      <w:pPr>
-        <w:autoSpaceDE w:val="0"/>
-        <w:autoSpaceDN w:val="0"/>
-        <w:adjustRightInd w:val="0"/>
-        <w:spacing w:after="0" w:line="240" w:lineRule="auto"/>
-        <w:ind w:left="567"/>
-        <w:jc w:val="both"/>
-        <w:rPr>
-          <w:rFonts w:ascii="Arial Narrow" w:eastAsia="Arial Narrow" w:hAnsi="Arial Narrow" w:cs="Arial Narrow"/>
-          <w:sz w:val="16"/>
-          <w:szCs w:val="16"/>
-          <w:lang w:eastAsia="es-PE"/>
-        </w:rPr>
-      </w:pPr>
-      <w:r>
-        <w:rPr>
-          <w:rFonts w:ascii="Arial Narrow" w:eastAsia="Arial Narrow" w:hAnsi="Arial Narrow" w:cs="Arial Narrow"/>
-          <w:sz w:val="16"/>
-          <w:szCs w:val="16"/>
-          <w:lang w:eastAsia="es-PE"/>
-        </w:rPr>
-        <w:t>(…)</w:t>
-      </w:r>
-    </w:p>
-    <w:p>
-      <w:pPr>
-        <w:autoSpaceDE w:val="0"/>
-        <w:autoSpaceDN w:val="0"/>
-        <w:adjustRightInd w:val="0"/>
-        <w:spacing w:after="0" w:line="240" w:lineRule="auto"/>
-        <w:ind w:left="567"/>
-        <w:jc w:val="both"/>
-        <w:rPr>
-          <w:rFonts w:ascii="Arial Narrow" w:eastAsia="Arial Narrow" w:hAnsi="Arial Narrow" w:cs="Arial Narrow"/>
-          <w:sz w:val="16"/>
-          <w:szCs w:val="16"/>
-          <w:lang w:eastAsia="es-PE"/>
-        </w:rPr>
-      </w:pPr>
-      <w:r>
-        <w:rPr>
-          <w:rFonts w:ascii="Arial Narrow" w:eastAsia="Arial Narrow" w:hAnsi="Arial Narrow" w:cs="Arial Narrow"/>
-          <w:sz w:val="16"/>
-          <w:szCs w:val="16"/>
-          <w:lang w:eastAsia="es-PE"/>
-        </w:rPr>
-        <w:t>En el caso de las microempresas, la multa no puede superar el diez por ciento (10%) de las ventas o ingresos brutos percibidos por el infractor, relativos a todas sus actividades económicas, correspondientes al ejercicio inmediato anterior al de la expedición de la resolución de primera instancia, siempre que se haya acreditado dichos ingresos, no se encuentre en una situación de reincidencia y el caso no verse sobre la vida, salud o integridad de los consumidores. Para el caso de las pequeñas empresas, la multa no puede superar el veinte por ciento (20%) de las ventas o ingresos brutos percibidos por el infractor, conforme a los requisitos señalados anteriormente.</w:t>
-      </w:r>
-    </w:p>
-    <w:p>
-      <w:pPr>
-        <w:autoSpaceDE w:val="0"/>
-        <w:autoSpaceDN w:val="0"/>
-        <w:adjustRightInd w:val="0"/>
-        <w:spacing w:after="0" w:line="240" w:lineRule="auto"/>
-        <w:ind w:left="567"/>
-        <w:jc w:val="both"/>
-        <w:rPr>
-          <w:rFonts w:ascii="Arial Narrow" w:eastAsia="Arial Narrow" w:hAnsi="Arial Narrow" w:cs="Arial Narrow"/>
-          <w:sz w:val="16"/>
-          <w:szCs w:val="16"/>
-          <w:lang w:eastAsia="es-PE"/>
-        </w:rPr>
-      </w:pPr>
-      <w:r>
-        <w:rPr>
-          <w:rFonts w:ascii="Arial Narrow" w:eastAsia="Arial Narrow" w:hAnsi="Arial Narrow" w:cs="Arial Narrow"/>
-          <w:sz w:val="16"/>
-          <w:szCs w:val="16"/>
-          <w:lang w:eastAsia="es-PE"/>
-        </w:rPr>
-        <w:t>(…).</w:t>
-      </w:r>
-    </w:p>
-    <w:p>
-      <w:pPr>
-        <w:pStyle w:val="Textonotapie"/>
-        <w:ind w:left="567" w:hanging="567"/>
-        <w:jc w:val="both"/>
-        <w:rPr>
-          <w:rFonts w:ascii="Arial Narrow" w:eastAsia="Arial Narrow" w:hAnsi="Arial Narrow" w:cs="Arial Narrow"/>
-          <w:sz w:val="16"/>
-          <w:szCs w:val="16"/>
-        </w:rPr>
-      </w:pPr>
-    </w:p>
-  </w:footnote>
-  <w:footnote w:id="12">
-    <w:p>
-      <w:pPr>
-        <w:pStyle w:val="Textonotapie"/>
-        <w:ind w:left="567" w:hanging="567"/>
-        <w:jc w:val="both"/>
-        <w:rPr>
-          <w:rFonts w:ascii="Arial Narrow" w:eastAsia="Arial Narrow" w:hAnsi="Arial Narrow" w:cs="Arial Narrow"/>
-          <w:sz w:val="16"/>
-          <w:szCs w:val="16"/>
-        </w:rPr>
-      </w:pPr>
-      <w:r>
-        <w:rPr>
-          <w:rStyle w:val="Refdenotaalpie"/>
-          <w:rFonts w:ascii="Arial Narrow" w:eastAsia="Arial Narrow" w:hAnsi="Arial Narrow" w:cs="Arial Narrow"/>
-          <w:sz w:val="16"/>
-          <w:szCs w:val="16"/>
-          <w:vertAlign w:val="superscript"/>
-        </w:rPr>
-        <w:footnoteRef/>
-      </w:r>
-      <w:r>
-        <w:rPr>
-          <w:rFonts w:ascii="Arial Narrow" w:eastAsia="Arial Narrow" w:hAnsi="Arial Narrow" w:cs="Arial Narrow"/>
-          <w:sz w:val="16"/>
-          <w:szCs w:val="16"/>
-        </w:rPr>
-        <w:tab/>
-      </w:r>
-      <w:r>
-        <w:rPr>
-          <w:rFonts w:ascii="Arial Narrow" w:eastAsia="Arial Narrow" w:hAnsi="Arial Narrow" w:cs="Arial Narrow"/>
-          <w:b/>
-          <w:bCs/>
-          <w:sz w:val="16"/>
-          <w:szCs w:val="16"/>
-        </w:rPr>
-        <w:t xml:space="preserve">DECRETO LEGISLATIVO 807, LEY SOBRE FACULTADES, NORMAS Y ORGANIZACIÓN DEL INDECOPI, publicado el 18 de abril de 1996</w:t>
-      </w:r>
-    </w:p>
-    <w:p>
-      <w:pPr>
-        <w:pStyle w:val="Textonotapie"/>
-        <w:ind w:left="567" w:hanging="567"/>
-        <w:jc w:val="both"/>
-        <w:rPr>
-          <w:rFonts w:ascii="Arial Narrow" w:eastAsia="Arial Narrow" w:hAnsi="Arial Narrow" w:cs="Arial Narrow"/>
-          <w:sz w:val="16"/>
-          <w:szCs w:val="16"/>
-        </w:rPr>
-      </w:pPr>
-      <w:r>
-        <w:rPr>
-          <w:rFonts w:ascii="Arial Narrow" w:eastAsia="Arial Narrow" w:hAnsi="Arial Narrow" w:cs="Arial Narrow"/>
-          <w:sz w:val="16"/>
-          <w:szCs w:val="16"/>
-        </w:rPr>
-        <w:tab/>
-      </w:r>
-      <w:r>
-        <w:rPr>
-          <w:rFonts w:ascii="Arial Narrow" w:eastAsia="Arial Narrow" w:hAnsi="Arial Narrow" w:cs="Arial Narrow"/>
-          <w:b/>
-          <w:bCs/>
-          <w:sz w:val="16"/>
-          <w:szCs w:val="16"/>
-        </w:rPr>
-        <w:t xml:space="preserve">Artículo 26.-</w:t>
-      </w:r>
-      <w:r>
-        <w:rPr>
-          <w:rFonts w:ascii="Arial Narrow" w:eastAsia="Arial Narrow" w:hAnsi="Arial Narrow" w:cs="Arial Narrow"/>
-          <w:sz w:val="16"/>
-          <w:szCs w:val="16"/>
-        </w:rPr>
-        <w:t xml:space="preserve"> Una vez admitida a trámite la denuncia, se correrá traslado de la misma al denunciado, a fin de que éste presente su descargo. El plazo para la presentación del descargo será de cinco (5) días contados desde la notificación, vencido el cual, el Secretario Técnico declarará en rebeldía al denunciado que no lo hubiera presentado.</w:t>
-      </w:r>
-    </w:p>
-    <w:p>
-      <w:pPr>
-        <w:pStyle w:val="Textonotapie"/>
-        <w:ind w:left="567" w:hanging="567"/>
-        <w:jc w:val="both"/>
-        <w:rPr>
-          <w:rFonts w:ascii="Arial Narrow" w:eastAsia="Arial Narrow" w:hAnsi="Arial Narrow" w:cs="Arial Narrow"/>
-          <w:sz w:val="16"/>
-          <w:szCs w:val="16"/>
-        </w:rPr>
-      </w:pPr>
-    </w:p>
-  </w:footnote>
-  <w:footnote w:id="13">
-    <w:p>
-      <w:pPr>
-        <w:pStyle w:val="Textonotapie"/>
-        <w:ind w:left="567" w:hanging="567"/>
-        <w:jc w:val="both"/>
-        <w:rPr>
-          <w:rFonts w:ascii="Arial Narrow" w:eastAsia="Arial Narrow" w:hAnsi="Arial Narrow" w:cs="Arial Narrow"/>
-          <w:sz w:val="16"/>
-          <w:szCs w:val="16"/>
-        </w:rPr>
-      </w:pPr>
-      <w:r>
-        <w:rPr>
-          <w:rStyle w:val="Refdenotaalpie"/>
-          <w:rFonts w:ascii="Arial Narrow" w:eastAsia="Arial Narrow" w:hAnsi="Arial Narrow" w:cs="Arial Narrow"/>
-          <w:sz w:val="16"/>
-          <w:szCs w:val="16"/>
-          <w:vertAlign w:val="superscript"/>
-        </w:rPr>
-        <w:footnoteRef/>
-      </w:r>
-      <w:r>
-        <w:rPr>
-          <w:rFonts w:ascii="Arial Narrow" w:eastAsia="Arial Narrow" w:hAnsi="Arial Narrow" w:cs="Arial Narrow"/>
-          <w:sz w:val="16"/>
-          <w:szCs w:val="16"/>
-        </w:rPr>
-        <w:tab/>
-      </w:r>
-      <w:r>
-        <w:rPr>
-          <w:rFonts w:ascii="Arial Narrow" w:eastAsia="Arial Narrow" w:hAnsi="Arial Narrow" w:cs="Arial Narrow"/>
-          <w:b/>
-          <w:bCs/>
-          <w:sz w:val="16"/>
-          <w:szCs w:val="16"/>
-        </w:rPr>
-        <w:t xml:space="preserve">DECRETO SUPREMO 006-2026-JUS, TEXTO ÚNICO ORDENADO DE LA LEY 27444, LEY DEL PROCEDIMIENTO ADMINISTRATIVO GENERAL, publicado el 30 de abril de 2026</w:t>
-      </w:r>
-    </w:p>
-    <w:p>
-      <w:pPr>
-        <w:pStyle w:val="Textonotapie"/>
-        <w:ind w:left="567" w:hanging="567"/>
-        <w:jc w:val="both"/>
-        <w:rPr>
-          <w:rFonts w:ascii="Arial Narrow" w:eastAsia="Arial Narrow" w:hAnsi="Arial Narrow" w:cs="Arial Narrow"/>
-          <w:sz w:val="16"/>
-          <w:szCs w:val="16"/>
-        </w:rPr>
-      </w:pPr>
-      <w:r>
-        <w:rPr>
-          <w:rFonts w:ascii="Arial Narrow" w:eastAsia="Arial Narrow" w:hAnsi="Arial Narrow" w:cs="Arial Narrow"/>
-          <w:sz w:val="16"/>
-          <w:szCs w:val="16"/>
-        </w:rPr>
-        <w:tab/>
-      </w:r>
-      <w:r>
-        <w:rPr>
-          <w:rFonts w:ascii="Arial Narrow" w:eastAsia="Arial Narrow" w:hAnsi="Arial Narrow" w:cs="Arial Narrow"/>
-          <w:b/>
-          <w:bCs/>
-          <w:sz w:val="16"/>
-          <w:szCs w:val="16"/>
-        </w:rPr>
-        <w:t xml:space="preserve">Artículo 223.- Contestación de la reclamación</w:t>
-      </w:r>
-    </w:p>
-    <w:p>
-      <w:pPr>
-        <w:pStyle w:val="Textonotapie"/>
-        <w:ind w:left="567" w:hanging="567"/>
-        <w:jc w:val="both"/>
-        <w:rPr>
-          <w:rFonts w:ascii="Arial Narrow" w:eastAsia="Arial Narrow" w:hAnsi="Arial Narrow" w:cs="Arial Narrow"/>
-          <w:sz w:val="16"/>
-          <w:szCs w:val="16"/>
-        </w:rPr>
-      </w:pPr>
-      <w:r>
-        <w:rPr>
-          <w:rFonts w:ascii="Arial Narrow" w:eastAsia="Arial Narrow" w:hAnsi="Arial Narrow" w:cs="Arial Narrow"/>
-          <w:sz w:val="16"/>
-          <w:szCs w:val="16"/>
-        </w:rPr>
-        <w:tab/>
-      </w:r>
-      <w:r>
-        <w:rPr>
-          <w:rFonts w:ascii="Arial Narrow" w:eastAsia="Arial Narrow" w:hAnsi="Arial Narrow" w:cs="Arial Narrow"/>
-          <w:sz w:val="16"/>
-          <w:szCs w:val="16"/>
-        </w:rPr>
-        <w:t xml:space="preserve">223.1 El reclamado deberá presentar la contestación de la reclamación dentro de los quince (15) días posteriores a la notificación de ésta; vencido este plazo, la Administración declarará en rebeldía al reclamado que no la hubiera presentado. La contestación deberá contener los requisitos de los escritos previstos en el artículo 113 de la presente Ley, así como la absolución de todos los asuntos controvertidos de hecho y de derecho, Las alegaciones y los hechos relevantes de la reclamación, salvo que hayan sido específicamente negadas en la contestación, se tendrán por aceptadas o merituadas como ciertas.</w:t>
-      </w:r>
-    </w:p>
-    <w:p>
-      <w:pPr>
-        <w:pStyle w:val="Textonotapie"/>
-        <w:ind w:left="567" w:hanging="567"/>
-        <w:jc w:val="both"/>
-        <w:rPr>
-          <w:rFonts w:ascii="Arial Narrow" w:eastAsia="Arial Narrow" w:hAnsi="Arial Narrow" w:cs="Arial Narrow"/>
-          <w:sz w:val="16"/>
-          <w:szCs w:val="16"/>
-        </w:rPr>
-      </w:pPr>
-    </w:p>
-  </w:footnote>
-  <w:footnote w:id="7">
-    <w:p>
-      <w:pPr>
-        <w:spacing w:after="0" w:line="240" w:lineRule="auto"/>
-        <w:ind w:left="567" w:hanging="567"/>
-        <w:jc w:val="both"/>
-        <w:rPr>
-          <w:rFonts w:ascii="Arial Narrow" w:eastAsia="Arial Narrow" w:hAnsi="Arial Narrow" w:cs="Arial Narrow"/>
-          <w:sz w:val="16"/>
-          <w:szCs w:val="16"/>
-        </w:rPr>
-      </w:pPr>
-      <w:r>
-        <w:rPr>
-          <w:rStyle w:val="Refdenotaalpie"/>
-          <w:rFonts w:ascii="Arial Narrow" w:eastAsia="Arial Narrow" w:hAnsi="Arial Narrow" w:cs="Arial Narrow"/>
-          <w:sz w:val="16"/>
-          <w:szCs w:val="16"/>
-          <w:vertAlign w:val="superscript"/>
-        </w:rPr>
-        <w:footnoteRef/>
-      </w:r>
-      <w:r>
-        <w:rPr>
-          <w:rFonts w:ascii="Arial Narrow" w:eastAsia="Arial Narrow" w:hAnsi="Arial Narrow" w:cs="Arial Narrow"/>
-          <w:sz w:val="16"/>
-          <w:szCs w:val="16"/>
-          <w:vertAlign w:val="superscript"/>
-        </w:rPr>
-        <w:t xml:space="preserve"> </w:t>
-      </w:r>
-      <w:r>
-        <w:rPr>
-          <w:rFonts w:ascii="Arial Narrow" w:eastAsia="Arial Narrow" w:hAnsi="Arial Narrow" w:cs="Arial Narrow"/>
-          <w:sz w:val="16"/>
-          <w:szCs w:val="16"/>
-        </w:rPr>
-        <w:t xml:space="preserve"> </w:t>
-      </w:r>
-      <w:r>
-        <w:rPr>
-          <w:rFonts w:ascii="Arial Narrow" w:eastAsia="Arial Narrow" w:hAnsi="Arial Narrow" w:cs="Arial Narrow"/>
-          <w:sz w:val="16"/>
-          <w:szCs w:val="16"/>
-        </w:rPr>
-        <w:tab/>
-      </w:r>
-      <w:r>
-        <w:rPr>
-          <w:rFonts w:ascii="Arial Narrow" w:eastAsia="Arial Narrow" w:hAnsi="Arial Narrow" w:cs="Arial Narrow"/>
-          <w:b/>
-          <w:sz w:val="16"/>
-          <w:szCs w:val="16"/>
-        </w:rPr>
-        <w:t>LEY 29571, CÓDIGO DE PROTECCIÓN Y DEFENSA DEL CONSUMIDOR</w:t>
-      </w:r>
-      <w:r>
-        <w:rPr>
-          <w:rFonts w:ascii="Arial Narrow" w:eastAsia="Arial Narrow" w:hAnsi="Arial Narrow" w:cs="Arial Narrow"/>
-          <w:b/>
-          <w:bCs/>
-          <w:sz w:val="16"/>
-          <w:szCs w:val="16"/>
-        </w:rPr>
-        <w:t xml:space="preserve">, </w:t>
-      </w:r>
-      <w:r>
-        <w:rPr>
-          <w:rFonts w:ascii="Arial Narrow" w:eastAsia="Arial Narrow" w:hAnsi="Arial Narrow" w:cs="Arial Narrow"/>
-          <w:b/>
-          <w:sz w:val="16"/>
-          <w:szCs w:val="16"/>
-        </w:rPr>
-        <w:t>publicado el 2 de setiembre de 2010 y modificado por Decreto Legislativo 1308</w:t>
-      </w:r>
-    </w:p>
-    <w:p>
-      <w:pPr>
-        <w:spacing w:after="0" w:line="240" w:lineRule="auto"/>
-        <w:ind w:left="567" w:hanging="567"/>
-        <w:jc w:val="both"/>
-        <w:rPr>
-          <w:rFonts w:ascii="Arial Narrow" w:eastAsia="Arial Narrow" w:hAnsi="Arial Narrow" w:cs="Arial Narrow"/>
-          <w:b/>
-          <w:sz w:val="16"/>
-          <w:szCs w:val="16"/>
-        </w:rPr>
-      </w:pPr>
-      <w:r>
-        <w:rPr>
-          <w:rFonts w:ascii="Arial Narrow" w:eastAsia="Arial Narrow" w:hAnsi="Arial Narrow" w:cs="Arial Narrow"/>
-          <w:b/>
-          <w:sz w:val="16"/>
-          <w:szCs w:val="16"/>
-        </w:rPr>
-        <w:tab/>
-        <w:t>Artículo 110.- Sanciones administrativas</w:t>
-      </w:r>
-    </w:p>
-    <w:p>
-      <w:pPr>
-        <w:spacing w:after="0" w:line="240" w:lineRule="auto"/>
-        <w:ind w:left="567"/>
-        <w:jc w:val="both"/>
-        <w:rPr>
-          <w:rFonts w:ascii="Arial Narrow" w:eastAsia="Arial Narrow" w:hAnsi="Arial Narrow" w:cs="Arial Narrow"/>
-          <w:sz w:val="16"/>
-          <w:szCs w:val="16"/>
-        </w:rPr>
-      </w:pPr>
-      <w:r>
-        <w:rPr>
-          <w:rFonts w:ascii="Arial Narrow" w:eastAsia="Arial Narrow" w:hAnsi="Arial Narrow" w:cs="Arial Narrow"/>
-          <w:sz w:val="16"/>
-          <w:szCs w:val="16"/>
-        </w:rPr>
-        <w:t>El órgano resolutivo puede sancionar las infracciones administrativas a que se refiere el artículo 108 con amonestación y multas de hasta cuatrocientos cincuenta (450) Unidades Impositivas Tributarias (UIT), las cuales son calificadas de la siguiente manera:</w:t>
-      </w:r>
-    </w:p>
-    <w:p>
-      <w:pPr>
-        <w:numPr>
-          <w:ilvl w:val="0"/>
-          <w:numId w:val="2"/>
-        </w:numPr>
-        <w:spacing w:after="0" w:line="240" w:lineRule="auto"/>
-        <w:ind w:left="426" w:firstLine="141"/>
-        <w:jc w:val="both"/>
-        <w:rPr>
-          <w:rFonts w:ascii="Arial Narrow" w:eastAsia="Arial Narrow" w:hAnsi="Arial Narrow" w:cs="Arial Narrow"/>
-          <w:sz w:val="16"/>
-          <w:szCs w:val="16"/>
-        </w:rPr>
-      </w:pPr>
-      <w:r>
-        <w:rPr>
-          <w:rFonts w:ascii="Arial Narrow" w:eastAsia="Arial Narrow" w:hAnsi="Arial Narrow" w:cs="Arial Narrow"/>
-          <w:sz w:val="16"/>
-          <w:szCs w:val="16"/>
-        </w:rPr>
-        <w:t>Infracciones leves, con una amonestación o con una multa de hasta cincuenta (50) UIT.</w:t>
-      </w:r>
-    </w:p>
-    <w:p>
-      <w:pPr>
-        <w:numPr>
-          <w:ilvl w:val="0"/>
-          <w:numId w:val="2"/>
-        </w:numPr>
-        <w:spacing w:after="0" w:line="240" w:lineRule="auto"/>
-        <w:ind w:left="426" w:firstLine="141"/>
-        <w:jc w:val="both"/>
-        <w:rPr>
-          <w:rFonts w:ascii="Arial Narrow" w:eastAsia="Arial Narrow" w:hAnsi="Arial Narrow" w:cs="Arial Narrow"/>
-          <w:sz w:val="16"/>
-          <w:szCs w:val="16"/>
-        </w:rPr>
-      </w:pPr>
-      <w:r>
-        <w:rPr>
-          <w:rFonts w:ascii="Arial Narrow" w:eastAsia="Arial Narrow" w:hAnsi="Arial Narrow" w:cs="Arial Narrow"/>
-          <w:sz w:val="16"/>
-          <w:szCs w:val="16"/>
-        </w:rPr>
-        <w:t>Infracciones graves, con una multa de hasta ciento cincuenta (150) UIT.</w:t>
-      </w:r>
-    </w:p>
-    <w:p>
-      <w:pPr>
-        <w:numPr>
-          <w:ilvl w:val="0"/>
-          <w:numId w:val="2"/>
-        </w:numPr>
-        <w:spacing w:after="0" w:line="240" w:lineRule="auto"/>
-        <w:ind w:left="426" w:firstLine="141"/>
-        <w:jc w:val="both"/>
-        <w:rPr>
-          <w:rFonts w:ascii="Arial Narrow" w:eastAsia="Arial Narrow" w:hAnsi="Arial Narrow" w:cs="Arial Narrow"/>
-          <w:sz w:val="16"/>
-          <w:szCs w:val="16"/>
-        </w:rPr>
-      </w:pPr>
-      <w:r>
-        <w:rPr>
-          <w:rFonts w:ascii="Arial Narrow" w:eastAsia="Arial Narrow" w:hAnsi="Arial Narrow" w:cs="Arial Narrow"/>
-          <w:sz w:val="16"/>
-          <w:szCs w:val="16"/>
-        </w:rPr>
-        <w:t>Infracciones muy graves, con una multa de hasta cuatrocientos cincuenta (450) UIT.</w:t>
-      </w:r>
-    </w:p>
-    <w:p>
-      <w:pPr>
-        <w:spacing w:after="0" w:line="240" w:lineRule="auto"/>
-        <w:ind w:left="567"/>
-        <w:jc w:val="both"/>
-        <w:rPr>
-          <w:rFonts w:ascii="Arial Narrow" w:eastAsia="Arial Narrow" w:hAnsi="Arial Narrow" w:cs="Arial Narrow"/>
-          <w:sz w:val="16"/>
-          <w:szCs w:val="16"/>
-        </w:rPr>
-      </w:pPr>
-      <w:r>
-        <w:rPr>
-          <w:rFonts w:ascii="Arial Narrow" w:eastAsia="Arial Narrow" w:hAnsi="Arial Narrow" w:cs="Arial Narrow"/>
-          <w:sz w:val="16"/>
-          <w:szCs w:val="16"/>
-        </w:rPr>
-        <w:t>(…).</w:t>
-      </w:r>
-    </w:p>
-    <w:p>
-      <w:pPr>
-        <w:spacing w:after="0" w:line="240" w:lineRule="auto"/>
-        <w:ind w:left="567" w:hanging="567"/>
-        <w:jc w:val="both"/>
-        <w:rPr>
-          <w:rFonts w:ascii="Arial Narrow" w:eastAsia="Arial Narrow" w:hAnsi="Arial Narrow" w:cs="Arial Narrow"/>
-          <w:sz w:val="16"/>
-          <w:szCs w:val="16"/>
-        </w:rPr>
-      </w:pPr>
-    </w:p>
-  </w:footnote>
-  <w:footnote w:id="8">
-    <w:p>
-      <w:pPr>
-        <w:spacing w:after="0" w:line="240" w:lineRule="auto"/>
-        <w:ind w:left="567" w:hanging="567"/>
-        <w:jc w:val="both"/>
-        <w:rPr>
-          <w:rFonts w:ascii="Arial Narrow" w:eastAsia="Arial Narrow" w:hAnsi="Arial Narrow" w:cs="Arial Narrow"/>
-          <w:sz w:val="16"/>
-          <w:szCs w:val="16"/>
-        </w:rPr>
-      </w:pPr>
-      <w:r>
-        <w:rPr>
-          <w:rStyle w:val="Refdenotaalpie"/>
-          <w:rFonts w:ascii="Arial Narrow" w:eastAsia="Arial Narrow" w:hAnsi="Arial Narrow" w:cs="Arial Narrow"/>
-          <w:sz w:val="16"/>
-          <w:szCs w:val="16"/>
-          <w:vertAlign w:val="superscript"/>
-        </w:rPr>
-        <w:footnoteRef/>
-      </w:r>
-      <w:r>
-        <w:rPr>
-          <w:rFonts w:ascii="Arial Narrow" w:eastAsia="Arial Narrow" w:hAnsi="Arial Narrow" w:cs="Arial Narrow"/>
-          <w:sz w:val="16"/>
-          <w:szCs w:val="16"/>
-        </w:rPr>
-        <w:t xml:space="preserve"> </w:t>
-      </w:r>
-      <w:r>
-        <w:rPr>
-          <w:rFonts w:ascii="Arial Narrow" w:eastAsia="Arial Narrow" w:hAnsi="Arial Narrow" w:cs="Arial Narrow"/>
-          <w:sz w:val="16"/>
-          <w:szCs w:val="16"/>
-        </w:rPr>
-        <w:tab/>
+        <w:t xml:space="preserve"/>
       </w:r>
       <w:r>
         <w:rPr>
@@ -9802,18 +9904,6 @@
         <w:tab/>
         <w:t>Las medidas correctivas complementarias pueden dictarse de oficio o a pedido de parte.</w:t>
       </w:r>
-    </w:p>
-    <w:p>
-      <w:pPr>
-        <w:spacing w:after="0" w:line="240" w:lineRule="auto"/>
-        <w:ind w:left="567" w:hanging="567"/>
-        <w:jc w:val="both"/>
-        <w:rPr>
-          <w:rFonts w:ascii="Arial Narrow" w:eastAsia="Arial Narrow" w:hAnsi="Arial Narrow" w:cs="Arial Narrow"/>
-          <w:sz w:val="16"/>
-          <w:szCs w:val="16"/>
-        </w:rPr>
-      </w:pPr>
     </w:p>
     <w:p>
       <w:pPr>
@@ -10028,8 +10118,12 @@
     </w:p>
     <w:p>
       <w:pPr>
-        <w:pStyle w:val="Sinespaciado"/>
-        <w:ind w:firstLine="567"/>
+        <w:numPr>
+          <w:ilvl w:val="0"/>
+          <w:numId w:val="1"/>
+        </w:numPr>
+        <w:spacing w:after="0" w:line="240" w:lineRule="auto"/>
+        <w:ind w:left="567" w:firstLine="0"/>
         <w:jc w:val="both"/>
         <w:rPr>
           <w:rFonts w:ascii="Arial Narrow" w:eastAsia="Arial Narrow" w:hAnsi="Arial Narrow" w:cs="Arial Narrow"/>
@@ -10048,8 +10142,12 @@
     </w:p>
     <w:p>
       <w:pPr>
-        <w:pStyle w:val="Sinespaciado"/>
-        <w:ind w:firstLine="567"/>
+        <w:numPr>
+          <w:ilvl w:val="0"/>
+          <w:numId w:val="1"/>
+        </w:numPr>
+        <w:spacing w:after="0" w:line="240" w:lineRule="auto"/>
+        <w:ind w:left="567" w:firstLine="0"/>
         <w:jc w:val="both"/>
         <w:rPr>
           <w:rFonts w:ascii="Arial Narrow" w:eastAsia="Arial Narrow" w:hAnsi="Arial Narrow" w:cs="Arial Narrow"/>
@@ -10211,18 +10309,6 @@
         <w:jc w:val="both"/>
         <w:rPr>
           <w:rFonts w:ascii="Arial Narrow" w:eastAsia="Arial Narrow" w:hAnsi="Arial Narrow" w:cs="Arial Narrow"/>
-          <w:sz w:val="16"/>
-          <w:szCs w:val="16"/>
-        </w:rPr>
-      </w:pPr>
-    </w:p>
-    <w:p>
-      <w:pPr>
-        <w:spacing w:after="0" w:line="240" w:lineRule="auto"/>
-        <w:ind w:left="567"/>
-        <w:jc w:val="both"/>
-        <w:rPr>
-          <w:rFonts w:ascii="Arial Narrow" w:eastAsia="Arial Narrow" w:hAnsi="Arial Narrow" w:cs="Arial Narrow"/>
           <w:b/>
           <w:bCs/>
           <w:sz w:val="16"/>
@@ -10507,7 +10593,7 @@
       </w:pPr>
     </w:p>
   </w:footnote>
-  <w:footnote w:id="9">
+  <w:footnote w:id="11">
     <w:p>
       <w:pPr>
         <w:pStyle w:val="Textonotapie"/>
@@ -10539,7 +10625,8 @@
           <w:sz w:val="16"/>
           <w:szCs w:val="16"/>
         </w:rPr>
-        <w:t xml:space="preserve"> </w:t>
+        <w:tab/>
+        <w:t xml:space="preserve"/>
       </w:r>
       <w:r>
         <w:rPr>
@@ -10730,12 +10817,15 @@
       </w:pPr>
     </w:p>
   </w:footnote>
-  <w:footnote w:id="10">
+  <w:footnote w:id="12">
     <w:p>
       <w:pPr>
         <w:autoSpaceDE w:val="0"/>
         <w:autoSpaceDN w:val="0"/>
         <w:adjustRightInd w:val="0"/>
+        <w:tabs>
+          <w:tab w:val="left" w:pos="567"/>
+        </w:tabs>
         <w:spacing w:after="0" w:line="240" w:lineRule="auto"/>
         <w:ind w:left="567" w:hanging="567"/>
         <w:jc w:val="both"/>
@@ -10767,7 +10857,8 @@
           <w:sz w:val="16"/>
           <w:szCs w:val="16"/>
         </w:rPr>
-        <w:t xml:space="preserve"> </w:t>
+        <w:tab/>
+        <w:t xml:space="preserve"/>
       </w:r>
       <w:r>
         <w:rPr>
@@ -10800,7 +10891,7 @@
           <w:sz w:val="16"/>
           <w:szCs w:val="16"/>
         </w:rPr>
-        <w:t xml:space="preserve"> 807, LEY SOBRE FACULTADES, NORMAS Y ORGANIZACIÓN DEL INDECOPI FACULTADES DE LAS COMISIONES Y OFICINAS DEL INDECOPI</w:t>
+        <w:t xml:space="preserve">807, LEY SOBRE FACULTADES, NORMAS Y ORGANIZACIÓN DEL INDECOPI FACULTADES DE LAS COMISIONES Y OFICINAS DEL INDECOPI</w:t>
       </w:r>
     </w:p>
     <w:p>
@@ -10893,10 +10984,13 @@
       </w:pPr>
     </w:p>
   </w:footnote>
-  <w:footnote w:id="11">
+  <w:footnote w:id="13">
     <w:p>
       <w:pPr>
         <w:pStyle w:val="Textonotapie"/>
+        <w:tabs>
+          <w:tab w:val="left" w:pos="567"/>
+        </w:tabs>
         <w:ind w:left="567" w:hanging="567"/>
         <w:jc w:val="both"/>
         <w:rPr>
@@ -10921,7 +11015,8 @@
           <w:sz w:val="16"/>
           <w:szCs w:val="16"/>
         </w:rPr>
-        <w:t xml:space="preserve"> </w:t>
+        <w:tab/>
+        <w:t xml:space="preserve"/>
       </w:r>
       <w:r>
         <w:rPr>

--- a/plantillas_maestras/02_seguro_vida/negativa_cobertura/2_o_mas_ddos_varios/mujer/TPL_2672_2025_SEGURO_VIDA_NEGATIVA_COBERTURA_ASEGURADORA_MUJER_R1.docx
+++ b/plantillas_maestras/02_seguro_vida/negativa_cobertura/2_o_mas_ddos_varios/mujer/TPL_2672_2025_SEGURO_VIDA_NEGATIVA_COBERTURA_ASEGURADORA_MUJER_R1.docx
@@ -544,7 +544,7 @@
     </w:p>
     <w:p>
       <w:pPr>
-        <w:spacing w:after="0" w:line="240" w:lineRule="auto"/>
+        <w:spacing w:before="0" w:after="0" w:line="240" w:lineRule="auto"/>
         <w:jc w:val="both"/>
         <w:rPr>
           <w:rFonts w:ascii="Arial Narrow" w:eastAsia="Arial Narrow" w:hAnsi="Arial Narrow" w:cs="Arial Narrow"/>
@@ -790,10 +790,10 @@
     </w:p>
     <w:p>
       <w:pPr>
+        <w:spacing w:before="0" w:after="0" w:line="240" w:lineRule="auto"/>
         <w:tabs>
           <w:tab w:val="left" w:pos="1134"/>
         </w:tabs>
-        <w:spacing w:after="0" w:line="240" w:lineRule="auto"/>
         <w:jc w:val="both"/>
         <w:rPr>
           <w:rFonts w:ascii="Arial Narrow" w:eastAsia="Arial Narrow" w:hAnsi="Arial Narrow" w:cs="Arial Narrow"/>
@@ -1146,7 +1146,7 @@
     <w:p>
       <w:pPr>
         <w:pStyle w:val="Prrafodelista"/>
-        <w:spacing w:after="0" w:line="240" w:lineRule="auto"/>
+        <w:spacing w:before="0" w:after="0" w:line="240" w:lineRule="auto"/>
         <w:ind w:left="1134"/>
         <w:jc w:val="both"/>
         <w:rPr>
@@ -1319,7 +1319,7 @@
     <w:p>
       <w:pPr>
         <w:pStyle w:val="Prrafodelista"/>
-        <w:spacing w:after="0" w:line="240" w:lineRule="auto"/>
+        <w:spacing w:before="0" w:after="0" w:line="240" w:lineRule="auto"/>
         <w:ind w:left="1134"/>
         <w:jc w:val="both"/>
         <w:rPr>
@@ -1540,7 +1540,7 @@
     <w:p>
       <w:pPr>
         <w:pStyle w:val="Prrafodelista"/>
-        <w:spacing w:after="0" w:line="240" w:lineRule="auto"/>
+        <w:spacing w:before="0" w:after="0" w:line="240" w:lineRule="auto"/>
         <w:ind w:left="1134"/>
         <w:jc w:val="both"/>
         <w:rPr>
@@ -1667,7 +1667,7 @@
     <w:p>
       <w:pPr>
         <w:pStyle w:val="Prrafodelista"/>
-        <w:spacing w:after="0" w:line="240" w:lineRule="auto"/>
+        <w:spacing w:before="0" w:after="0" w:line="240" w:lineRule="auto"/>
         <w:ind w:left="1134"/>
         <w:jc w:val="both"/>
         <w:rPr>
@@ -1756,7 +1756,7 @@
     <w:p>
       <w:pPr>
         <w:pStyle w:val="Prrafodelista"/>
-        <w:spacing w:after="0" w:line="240" w:lineRule="auto"/>
+        <w:spacing w:before="0" w:after="0" w:line="240" w:lineRule="auto"/>
         <w:ind w:left="1134"/>
         <w:jc w:val="both"/>
         <w:rPr>
@@ -1908,7 +1908,7 @@
     <w:p>
       <w:pPr>
         <w:pStyle w:val="Prrafodelista"/>
-        <w:spacing w:after="0" w:line="240" w:lineRule="auto"/>
+        <w:spacing w:before="0" w:after="0" w:line="240" w:lineRule="auto"/>
         <w:ind w:left="1134"/>
         <w:jc w:val="both"/>
         <w:rPr>
@@ -1997,7 +1997,7 @@
     <w:p>
       <w:pPr>
         <w:pStyle w:val="Prrafodelista"/>
-        <w:spacing w:after="0" w:line="240" w:lineRule="auto"/>
+        <w:spacing w:before="0" w:after="0" w:line="240" w:lineRule="auto"/>
         <w:ind w:left="1134"/>
         <w:jc w:val="both"/>
         <w:rPr>
@@ -2146,7 +2146,7 @@
     <w:p>
       <w:pPr>
         <w:pStyle w:val="Prrafodelista"/>
-        <w:spacing w:after="0" w:line="240" w:lineRule="auto"/>
+        <w:spacing w:before="0" w:after="0" w:line="240" w:lineRule="auto"/>
         <w:ind w:left="1134"/>
         <w:jc w:val="both"/>
         <w:rPr>
@@ -2283,7 +2283,7 @@
     <w:p>
       <w:pPr>
         <w:pStyle w:val="Prrafodelista"/>
-        <w:spacing w:after="0" w:line="240" w:lineRule="auto"/>
+        <w:spacing w:before="0" w:after="0" w:line="240" w:lineRule="auto"/>
         <w:ind w:left="1134"/>
         <w:jc w:val="both"/>
         <w:rPr>
@@ -2384,7 +2384,7 @@
     <w:p>
       <w:pPr>
         <w:pStyle w:val="Prrafodelista"/>
-        <w:spacing w:after="0" w:line="240" w:lineRule="auto"/>
+        <w:spacing w:before="0" w:after="0" w:line="240" w:lineRule="auto"/>
         <w:ind w:left="1134"/>
         <w:jc w:val="both"/>
         <w:rPr>
@@ -2473,7 +2473,7 @@
     <w:p>
       <w:pPr>
         <w:pStyle w:val="Prrafodelista"/>
-        <w:spacing w:after="0" w:line="240" w:lineRule="auto"/>
+        <w:spacing w:before="0" w:after="0" w:line="240" w:lineRule="auto"/>
         <w:ind w:left="1134"/>
         <w:jc w:val="both"/>
         <w:rPr>
@@ -2622,7 +2622,7 @@
     <w:p>
       <w:pPr>
         <w:pStyle w:val="Prrafodelista"/>
-        <w:spacing w:after="0" w:line="240" w:lineRule="auto"/>
+        <w:spacing w:before="0" w:after="0" w:line="240" w:lineRule="auto"/>
         <w:ind w:left="1134"/>
         <w:jc w:val="both"/>
         <w:rPr>
@@ -2747,7 +2747,7 @@
     <w:p>
       <w:pPr>
         <w:pStyle w:val="Prrafodelista"/>
-        <w:spacing w:after="0" w:line="240" w:lineRule="auto"/>
+        <w:spacing w:before="0" w:after="0" w:line="240" w:lineRule="auto"/>
         <w:ind w:left="1134"/>
         <w:jc w:val="both"/>
         <w:rPr>
@@ -2884,7 +2884,7 @@
     <w:p>
       <w:pPr>
         <w:pStyle w:val="Prrafodelista"/>
-        <w:spacing w:after="0" w:line="240" w:lineRule="auto"/>
+        <w:spacing w:before="0" w:after="0" w:line="240" w:lineRule="auto"/>
         <w:ind w:left="1134"/>
         <w:jc w:val="both"/>
         <w:rPr>
@@ -3009,7 +3009,7 @@
     <w:p>
       <w:pPr>
         <w:pStyle w:val="Prrafodelista"/>
-        <w:spacing w:after="0" w:line="240" w:lineRule="auto"/>
+        <w:spacing w:before="0" w:after="0" w:line="240" w:lineRule="auto"/>
         <w:ind w:left="1134"/>
         <w:jc w:val="both"/>
         <w:rPr>
@@ -3098,7 +3098,7 @@
     <w:p>
       <w:pPr>
         <w:pStyle w:val="Prrafodelista"/>
-        <w:spacing w:after="0" w:line="240" w:lineRule="auto"/>
+        <w:spacing w:before="0" w:after="0" w:line="240" w:lineRule="auto"/>
         <w:ind w:left="1134"/>
         <w:jc w:val="both"/>
         <w:rPr>
@@ -3284,7 +3284,7 @@
     <w:p>
       <w:pPr>
         <w:pStyle w:val="Prrafodelista"/>
-        <w:spacing w:after="0" w:line="240" w:lineRule="auto"/>
+        <w:spacing w:before="0" w:after="0" w:line="240" w:lineRule="auto"/>
         <w:ind w:left="1134"/>
         <w:jc w:val="both"/>
         <w:rPr>
@@ -3384,10 +3384,10 @@
     </w:p>
     <w:p>
       <w:pPr>
+        <w:spacing w:before="0" w:after="0" w:line="240" w:lineRule="auto"/>
         <w:tabs>
           <w:tab w:val="left" w:pos="1134"/>
         </w:tabs>
-        <w:spacing w:after="0" w:line="240" w:lineRule="auto"/>
         <w:jc w:val="both"/>
         <w:rPr>
           <w:rFonts w:ascii="Arial Narrow" w:eastAsia="Arial Narrow" w:hAnsi="Arial Narrow" w:cs="Arial Narrow"/>
@@ -3580,7 +3580,7 @@
     </w:p>
     <w:p>
       <w:pPr>
-        <w:spacing w:after="0" w:line="240" w:lineRule="auto"/>
+        <w:spacing w:before="0" w:after="0" w:line="240" w:lineRule="auto"/>
         <w:contextualSpacing/>
         <w:jc w:val="both"/>
         <w:rPr>
@@ -3636,7 +3636,7 @@
     </w:p>
     <w:p>
       <w:pPr>
-        <w:spacing w:after="0" w:line="240" w:lineRule="auto"/>
+        <w:spacing w:before="0" w:after="0" w:line="240" w:lineRule="auto"/>
         <w:ind w:left="567"/>
         <w:contextualSpacing/>
         <w:jc w:val="both"/>
@@ -3892,7 +3892,7 @@
     <w:p>
       <w:pPr>
         <w:pStyle w:val="Prrafodelista"/>
-        <w:spacing w:after="0" w:line="240" w:lineRule="auto"/>
+        <w:spacing w:before="0" w:after="0" w:line="240" w:lineRule="auto"/>
         <w:ind w:left="567"/>
         <w:jc w:val="both"/>
         <w:rPr>
@@ -4086,7 +4086,7 @@
     <w:bookmarkEnd w:id="1"/>
     <w:p>
       <w:pPr>
-        <w:spacing w:after="0" w:line="240" w:lineRule="auto"/>
+        <w:spacing w:before="0" w:after="0" w:line="240" w:lineRule="auto"/>
         <w:jc w:val="both"/>
         <w:rPr>
           <w:rFonts w:ascii="Arial Narrow" w:eastAsia="Arial Narrow" w:hAnsi="Arial Narrow" w:cs="Arial Narrow"/>
@@ -4267,6 +4267,7 @@
     <w:p>
       <w:pPr>
         <w:pStyle w:val="Prrafodelista"/>
+        <w:spacing w:before="0" w:after="0" w:line="240" w:lineRule="auto"/>
         <w:rPr>
           <w:rFonts w:ascii="Arial Narrow" w:eastAsia="Arial Narrow" w:hAnsi="Arial Narrow" w:cs="Arial Narrow"/>
           <w:kern w:val="0"/>
@@ -4444,7 +4445,7 @@
     </w:p>
     <w:p>
       <w:pPr>
-        <w:spacing w:after="0" w:line="240" w:lineRule="auto"/>
+        <w:spacing w:before="0" w:after="0" w:line="240" w:lineRule="auto"/>
         <w:jc w:val="both"/>
         <w:rPr>
           <w:rFonts w:ascii="Arial Narrow" w:eastAsia="Arial Narrow" w:hAnsi="Arial Narrow" w:cs="Arial Narrow"/>
@@ -4632,7 +4633,7 @@
     <w:bookmarkEnd w:id="11"/>
     <w:p>
       <w:pPr>
-        <w:spacing w:after="0" w:line="240" w:lineRule="auto"/>
+        <w:spacing w:before="0" w:after="0" w:line="240" w:lineRule="auto"/>
         <w:jc w:val="both"/>
         <w:rPr>
           <w:rFonts w:ascii="Arial Narrow" w:eastAsia="Arial Narrow" w:hAnsi="Arial Narrow" w:cs="Arial Narrow"/>
@@ -4702,7 +4703,7 @@
     </w:p>
     <w:p>
       <w:pPr>
-        <w:spacing w:after="0" w:line="240" w:lineRule="auto"/>
+        <w:spacing w:before="0" w:after="0" w:line="240" w:lineRule="auto"/>
         <w:ind w:left="567"/>
         <w:contextualSpacing/>
         <w:jc w:val="both"/>
@@ -4784,7 +4785,7 @@
     </w:p>
     <w:p>
       <w:pPr>
-        <w:spacing w:after="0" w:line="240" w:lineRule="auto"/>
+        <w:spacing w:before="0" w:after="0" w:line="240" w:lineRule="auto"/>
         <w:jc w:val="both"/>
         <w:rPr>
           <w:rFonts w:ascii="Arial Narrow" w:eastAsia="Arial Narrow" w:hAnsi="Arial Narrow" w:cs="Arial Narrow"/>
@@ -5043,7 +5044,7 @@
     <w:p>
       <w:pPr>
         <w:pStyle w:val="Prrafodelista"/>
-        <w:spacing w:after="0" w:line="240" w:lineRule="auto"/>
+        <w:spacing w:before="0" w:after="0" w:line="240" w:lineRule="auto"/>
         <w:ind w:left="567"/>
         <w:jc w:val="both"/>
         <w:rPr>
@@ -5098,7 +5099,7 @@
     </w:p>
     <w:p>
       <w:pPr>
-        <w:spacing w:after="0" w:line="240" w:lineRule="auto"/>
+        <w:spacing w:before="0" w:after="0" w:line="240" w:lineRule="auto"/>
         <w:jc w:val="both"/>
         <w:rPr>
           <w:rFonts w:ascii="Arial Narrow" w:eastAsia="Arial Narrow" w:hAnsi="Arial Narrow" w:cs="Arial Narrow"/>
@@ -5309,7 +5310,7 @@
     </w:p>
     <w:p>
       <w:pPr>
-        <w:spacing w:after="0" w:line="240" w:lineRule="auto"/>
+        <w:spacing w:before="0" w:after="0" w:line="240" w:lineRule="auto"/>
         <w:jc w:val="both"/>
         <w:rPr>
           <w:rFonts w:ascii="Arial Narrow" w:eastAsia="Arial Narrow" w:hAnsi="Arial Narrow" w:cs="Arial Narrow"/>
@@ -5464,7 +5465,7 @@
     <w:p>
       <w:pPr>
         <w:pStyle w:val="Prrafodelista"/>
-        <w:spacing w:after="0" w:line="240" w:lineRule="auto"/>
+        <w:spacing w:before="0" w:after="0" w:line="240" w:lineRule="auto"/>
         <w:ind w:left="567"/>
         <w:jc w:val="both"/>
         <w:rPr>
@@ -5657,7 +5658,7 @@
     <w:p>
       <w:pPr>
         <w:pStyle w:val="Prrafodelista"/>
-        <w:spacing w:after="0" w:line="240" w:lineRule="auto"/>
+        <w:spacing w:before="0" w:after="0" w:line="240" w:lineRule="auto"/>
         <w:ind w:left="567"/>
         <w:jc w:val="both"/>
         <w:rPr>
@@ -5838,7 +5839,7 @@
     <w:p>
       <w:pPr>
         <w:pStyle w:val="Prrafodelista"/>
-        <w:spacing w:after="0" w:line="240" w:lineRule="auto"/>
+        <w:spacing w:before="0" w:after="0" w:line="240" w:lineRule="auto"/>
         <w:ind w:left="567"/>
         <w:jc w:val="both"/>
         <w:rPr>
@@ -6029,6 +6030,7 @@
     <w:p>
       <w:pPr>
         <w:pStyle w:val="Prrafodelista"/>
+        <w:spacing w:before="0" w:after="0" w:line="240" w:lineRule="auto"/>
         <w:rPr>
           <w:rFonts w:ascii="Arial Narrow" w:eastAsia="Arial Narrow" w:hAnsi="Arial Narrow" w:cs="Arial Narrow"/>
           <w:kern w:val="0"/>
@@ -6173,7 +6175,7 @@
     </w:p>
     <w:p>
       <w:pPr>
-        <w:spacing w:after="0" w:line="240" w:lineRule="auto"/>
+        <w:spacing w:before="0" w:after="0" w:line="240" w:lineRule="auto"/>
         <w:jc w:val="both"/>
         <w:rPr>
           <w:rFonts w:ascii="Arial Narrow" w:eastAsia="Arial Narrow" w:hAnsi="Arial Narrow" w:cs="Arial Narrow"/>
@@ -6272,7 +6274,7 @@
     </w:p>
     <w:p>
       <w:pPr>
-        <w:spacing w:line="240" w:lineRule="auto"/>
+        <w:spacing w:before="0" w:after="0" w:line="240" w:lineRule="auto"/>
         <w:contextualSpacing/>
         <w:jc w:val="both"/>
         <w:rPr>
@@ -6364,7 +6366,7 @@
     </w:p>
     <w:p>
       <w:pPr>
-        <w:spacing w:after="0" w:line="240" w:lineRule="auto"/>
+        <w:spacing w:before="0" w:after="0" w:line="240" w:lineRule="auto"/>
         <w:jc w:val="both"/>
         <w:rPr>
           <w:rFonts w:ascii="Arial Narrow" w:eastAsia="Arial Narrow" w:hAnsi="Arial Narrow" w:cs="Arial Narrow"/>
@@ -6690,7 +6692,7 @@
     </w:p>
     <w:p>
       <w:pPr>
-        <w:spacing w:after="0" w:line="240" w:lineRule="auto"/>
+        <w:spacing w:before="0" w:after="0" w:line="240" w:lineRule="auto"/>
         <w:ind w:left="567"/>
         <w:jc w:val="both"/>
         <w:rPr>
@@ -6791,6 +6793,21 @@
     </w:p>
     <w:p>
       <w:pPr>
+        <w:spacing w:before="0" w:after="0" w:line="240" w:lineRule="auto"/>
+        <w:jc w:val="both"/>
+        <w:rPr>
+          <w:rFonts w:ascii="Arial Narrow" w:eastAsia="Arial Narrow" w:hAnsi="Arial Narrow" w:cs="Arial Narrow"/>
+          <w:color w:val="000000"/>
+          <w:kern w:val="0"/>
+          <w:sz w:val="22"/>
+          <w:szCs w:val="22"/>
+          <w:lang w:eastAsia="es-PE"/>
+          <w14:ligatures w14:val="none"/>
+        </w:rPr>
+      </w:pPr>
+    </w:p>
+    <w:p>
+      <w:pPr>
         <w:spacing w:after="0" w:line="240" w:lineRule="auto"/>
         <w:jc w:val="both"/>
         <w:rPr>
@@ -6799,21 +6816,6 @@
           <w:kern w:val="0"/>
           <w:sz w:val="22"/>
           <w:szCs w:val="22"/>
-          <w:lang w:eastAsia="es-PE"/>
-          <w14:ligatures w14:val="none"/>
-        </w:rPr>
-      </w:pPr>
-    </w:p>
-    <w:p>
-      <w:pPr>
-        <w:spacing w:after="0" w:line="240" w:lineRule="auto"/>
-        <w:jc w:val="both"/>
-        <w:rPr>
-          <w:rFonts w:ascii="Arial Narrow" w:eastAsia="Arial Narrow" w:hAnsi="Arial Narrow" w:cs="Arial Narrow"/>
-          <w:color w:val="000000"/>
-          <w:kern w:val="0"/>
-          <w:sz w:val="22"/>
-          <w:szCs w:val="22"/>
           <w:lang w:val="es-ES" w:eastAsia="es-ES"/>
           <w14:ligatures w14:val="none"/>
         </w:rPr>
@@ -7059,7 +7061,7 @@
     </w:p>
     <w:p>
       <w:pPr>
-        <w:spacing w:after="0" w:line="240" w:lineRule="auto"/>
+        <w:spacing w:before="0" w:after="0" w:line="240" w:lineRule="auto"/>
         <w:jc w:val="both"/>
         <w:rPr>
           <w:rFonts w:ascii="Arial Narrow" w:eastAsia="Arial Narrow" w:hAnsi="Arial Narrow" w:cs="Arial Narrow"/>
@@ -7340,11 +7342,39 @@
     </w:p>
     <w:p>
       <w:pPr>
+        <w:spacing w:before="0" w:after="0" w:line="240" w:lineRule="auto"/>
+        <w:shd w:val="clear" w:color="auto" w:fill="FFFFFF"/>
+        <w:jc w:val="both"/>
+        <w:rPr>
+          <w:rFonts w:ascii="Arial Narrow" w:eastAsia="Arial Narrow" w:hAnsi="Arial Narrow" w:cs="Arial Narrow"/>
+          <w:b/>
+          <w:color w:val="000000"/>
+          <w:kern w:val="0"/>
+          <w:sz w:val="22"/>
+          <w:szCs w:val="22"/>
+          <w:lang w:eastAsia="es-PE"/>
+          <w14:ligatures w14:val="none"/>
+        </w:rPr>
+      </w:pPr>
+    </w:p>
+    <w:p>
+      <w:pPr>
         <w:shd w:val="clear" w:color="auto" w:fill="FFFFFF"/>
         <w:spacing w:after="0" w:line="240" w:lineRule="auto"/>
         <w:jc w:val="both"/>
         <w:rPr>
           <w:rFonts w:ascii="Arial Narrow" w:eastAsia="Arial Narrow" w:hAnsi="Arial Narrow" w:cs="Arial Narrow"/>
+          <w:color w:val="000000"/>
+          <w:kern w:val="0"/>
+          <w:sz w:val="22"/>
+          <w:szCs w:val="22"/>
+          <w:lang w:eastAsia="es-PE"/>
+          <w14:ligatures w14:val="none"/>
+        </w:rPr>
+      </w:pPr>
+      <w:r>
+        <w:rPr>
+          <w:rFonts w:ascii="Arial Narrow" w:eastAsia="Arial Narrow" w:hAnsi="Arial Narrow" w:cs="Arial Narrow"/>
           <w:b/>
           <w:color w:val="000000"/>
           <w:kern w:val="0"/>
@@ -7353,77 +7383,49 @@
           <w:lang w:eastAsia="es-PE"/>
           <w14:ligatures w14:val="none"/>
         </w:rPr>
-      </w:pPr>
-    </w:p>
-    <w:p>
-      <w:pPr>
+        <w:t>SÉTIMO:</w:t>
+      </w:r>
+      <w:r>
+        <w:rPr>
+          <w:rFonts w:ascii="Arial Narrow" w:eastAsia="Arial Narrow" w:hAnsi="Arial Narrow" w:cs="Arial Narrow"/>
+          <w:color w:val="000000"/>
+          <w:kern w:val="0"/>
+          <w:sz w:val="22"/>
+          <w:szCs w:val="22"/>
+          <w:lang w:eastAsia="es-PE"/>
+          <w14:ligatures w14:val="none"/>
+        </w:rPr>
+        <w:t xml:space="preserve"> informar a las partes que conforme a lo establecido en el artículo 39</w:t>
+      </w:r>
+      <w:r>
+        <w:rPr>
+          <w:rFonts w:ascii="Arial Narrow" w:eastAsia="Arial Narrow" w:hAnsi="Arial Narrow" w:cs="Arial Narrow"/>
+          <w:color w:val="000000"/>
+          <w:kern w:val="0"/>
+          <w:sz w:val="22"/>
+          <w:szCs w:val="22"/>
+          <w:lang w:eastAsia="es-PE"/>
+          <w14:ligatures w14:val="none"/>
+        </w:rPr>
+        <w:t/>
+      </w:r>
+      <w:r>
+        <w:rPr>
+          <w:rFonts w:ascii="Arial Narrow" w:eastAsia="Arial Narrow" w:hAnsi="Arial Narrow" w:cs="Arial Narrow"/>
+          <w:color w:val="000000"/>
+          <w:kern w:val="0"/>
+          <w:sz w:val="22"/>
+          <w:szCs w:val="22"/>
+          <w:lang w:eastAsia="es-PE"/>
+          <w14:ligatures w14:val="none"/>
+        </w:rPr>
+        <w:t xml:space="preserve"> de la Ley sobre Facultades, Normas y Organización del Indecopi, aprobada por Decreto Legislativo 807, los gastos por los peritajes realizados, actuación de pruebas, inspecciones y otros derivados de la tramitación del proceso serán de cargo de la parte que solicita la prueba, salvo pacto en contrario. En todos los casos, la resolución final determinará si los gastos deben ser asumidos por alguna de las partes, o reembolsados a la otra parte o al Indecopi, según sea el caso, de manera adicional a la sanción que haya podido imponerse. </w:t>
+      </w:r>
+    </w:p>
+    <w:p>
+      <w:pPr>
+        <w:spacing w:before="0" w:after="0" w:line="240" w:lineRule="auto"/>
         <w:shd w:val="clear" w:color="auto" w:fill="FFFFFF"/>
-        <w:spacing w:after="0" w:line="240" w:lineRule="auto"/>
-        <w:jc w:val="both"/>
-        <w:rPr>
-          <w:rFonts w:ascii="Arial Narrow" w:eastAsia="Arial Narrow" w:hAnsi="Arial Narrow" w:cs="Arial Narrow"/>
-          <w:color w:val="000000"/>
-          <w:kern w:val="0"/>
-          <w:sz w:val="22"/>
-          <w:szCs w:val="22"/>
-          <w:lang w:eastAsia="es-PE"/>
-          <w14:ligatures w14:val="none"/>
-        </w:rPr>
-      </w:pPr>
-      <w:r>
-        <w:rPr>
-          <w:rFonts w:ascii="Arial Narrow" w:eastAsia="Arial Narrow" w:hAnsi="Arial Narrow" w:cs="Arial Narrow"/>
-          <w:b/>
-          <w:color w:val="000000"/>
-          <w:kern w:val="0"/>
-          <w:sz w:val="22"/>
-          <w:szCs w:val="22"/>
-          <w:lang w:eastAsia="es-PE"/>
-          <w14:ligatures w14:val="none"/>
-        </w:rPr>
-        <w:t>SÉTIMO:</w:t>
-      </w:r>
-      <w:r>
-        <w:rPr>
-          <w:rFonts w:ascii="Arial Narrow" w:eastAsia="Arial Narrow" w:hAnsi="Arial Narrow" w:cs="Arial Narrow"/>
-          <w:color w:val="000000"/>
-          <w:kern w:val="0"/>
-          <w:sz w:val="22"/>
-          <w:szCs w:val="22"/>
-          <w:lang w:eastAsia="es-PE"/>
-          <w14:ligatures w14:val="none"/>
-        </w:rPr>
-        <w:t xml:space="preserve"> informar a las partes que conforme a lo establecido en el artículo 39</w:t>
-      </w:r>
-      <w:r>
-        <w:rPr>
-          <w:rFonts w:ascii="Arial Narrow" w:eastAsia="Arial Narrow" w:hAnsi="Arial Narrow" w:cs="Arial Narrow"/>
-          <w:color w:val="000000"/>
-          <w:kern w:val="0"/>
-          <w:sz w:val="22"/>
-          <w:szCs w:val="22"/>
-          <w:lang w:eastAsia="es-PE"/>
-          <w14:ligatures w14:val="none"/>
-        </w:rPr>
-        <w:t/>
-      </w:r>
-      <w:r>
-        <w:rPr>
-          <w:rFonts w:ascii="Arial Narrow" w:eastAsia="Arial Narrow" w:hAnsi="Arial Narrow" w:cs="Arial Narrow"/>
-          <w:color w:val="000000"/>
-          <w:kern w:val="0"/>
-          <w:sz w:val="22"/>
-          <w:szCs w:val="22"/>
-          <w:lang w:eastAsia="es-PE"/>
-          <w14:ligatures w14:val="none"/>
-        </w:rPr>
-        <w:t xml:space="preserve"> de la Ley sobre Facultades, Normas y Organización del Indecopi, aprobada por Decreto Legislativo 807, los gastos por los peritajes realizados, actuación de pruebas, inspecciones y otros derivados de la tramitación del proceso serán de cargo de la parte que solicita la prueba, salvo pacto en contrario. En todos los casos, la resolución final determinará si los gastos deben ser asumidos por alguna de las partes, o reembolsados a la otra parte o al Indecopi, según sea el caso, de manera adicional a la sanción que haya podido imponerse. </w:t>
-      </w:r>
-    </w:p>
-    <w:p>
-      <w:pPr>
-        <w:shd w:val="clear" w:color="auto" w:fill="FFFFFF"/>
-        <w:spacing w:after="0" w:line="240" w:lineRule="auto"/>
         <w:jc w:val="both"/>
         <w:rPr>
           <w:rFonts w:ascii="Arial Narrow" w:eastAsia="Arial Narrow" w:hAnsi="Arial Narrow" w:cs="Arial Narrow"/>
@@ -7603,15 +7605,74 @@
     </w:p>
     <w:p>
       <w:pPr>
+        <w:spacing w:before="0" w:after="0" w:line="240" w:lineRule="auto"/>
+        <w:suppressAutoHyphens/>
+        <w:jc w:val="both"/>
+        <w:rPr>
+          <w:rFonts w:ascii="Arial Narrow" w:eastAsia="Arial Narrow" w:hAnsi="Arial Narrow" w:cs="Arial Narrow"/>
+          <w:kern w:val="0"/>
+          <w:sz w:val="22"/>
+          <w:szCs w:val="22"/>
+          <w:u w:val="single"/>
+          <w14:ligatures w14:val="none"/>
+        </w:rPr>
+      </w:pPr>
+    </w:p>
+    <w:p>
+      <w:pPr>
         <w:suppressAutoHyphens/>
         <w:spacing w:after="0" w:line="240" w:lineRule="auto"/>
         <w:jc w:val="both"/>
         <w:rPr>
           <w:rFonts w:ascii="Arial Narrow" w:eastAsia="Arial Narrow" w:hAnsi="Arial Narrow" w:cs="Arial Narrow"/>
-          <w:kern w:val="0"/>
-          <w:sz w:val="22"/>
-          <w:szCs w:val="22"/>
-          <w:u w:val="single"/>
+          <w:color w:val="000000"/>
+          <w:kern w:val="0"/>
+          <w:sz w:val="22"/>
+          <w:szCs w:val="22"/>
+          <w:lang w:eastAsia="es-PE"/>
+          <w14:ligatures w14:val="none"/>
+        </w:rPr>
+      </w:pPr>
+      <w:r>
+        <w:rPr>
+          <w:rFonts w:ascii="Arial Narrow" w:eastAsia="Arial Narrow" w:hAnsi="Arial Narrow" w:cs="Arial Narrow"/>
+          <w:b/>
+          <w:color w:val="000000"/>
+          <w:kern w:val="0"/>
+          <w:sz w:val="22"/>
+          <w:szCs w:val="22"/>
+          <w:lang w:eastAsia="es-PE"/>
+          <w14:ligatures w14:val="none"/>
+        </w:rPr>
+        <w:t>NOVENO:</w:t>
+      </w:r>
+      <w:r>
+        <w:rPr>
+          <w:rFonts w:ascii="Arial Narrow" w:eastAsia="Arial Narrow" w:hAnsi="Arial Narrow" w:cs="Arial Narrow"/>
+          <w:color w:val="000000"/>
+          <w:kern w:val="0"/>
+          <w:sz w:val="22"/>
+          <w:szCs w:val="22"/>
+          <w:lang w:eastAsia="es-PE"/>
+          <w14:ligatures w14:val="none"/>
+        </w:rPr>
+        <w:t xml:space="preserve"> poner en conocimiento de las partes que, antes de la emisión de la Resolución Final, tienen la posibilidad de formular su desistimiento o presentar el acuerdo arribado mediante la conciliación, mediación, transacción o cualquier otro que, de forma indubitable, deje constancia que se ha solucionado la controversia materia de denuncia.</w:t>
+      </w:r>
+      <w:bookmarkStart w:id="18" w:name="h.gjdgxs" w:colFirst="0" w:colLast="0"/>
+      <w:bookmarkEnd w:id="18"/>
+    </w:p>
+    <w:p>
+      <w:pPr>
+        <w:spacing w:before="0" w:after="0" w:line="240" w:lineRule="auto"/>
+        <w:suppressAutoHyphens/>
+        <w:jc w:val="both"/>
+        <w:rPr>
+          <w:rFonts w:ascii="Arial Narrow" w:eastAsia="Arial Narrow" w:hAnsi="Arial Narrow" w:cs="Arial Narrow"/>
+          <w:color w:val="000000"/>
+          <w:kern w:val="0"/>
+          <w:sz w:val="22"/>
+          <w:szCs w:val="22"/>
+          <w:lang w:eastAsia="es-PE"/>
           <w14:ligatures w14:val="none"/>
         </w:rPr>
       </w:pPr>
@@ -7623,65 +7684,6 @@
         <w:jc w:val="both"/>
         <w:rPr>
           <w:rFonts w:ascii="Arial Narrow" w:eastAsia="Arial Narrow" w:hAnsi="Arial Narrow" w:cs="Arial Narrow"/>
-          <w:color w:val="000000"/>
-          <w:kern w:val="0"/>
-          <w:sz w:val="22"/>
-          <w:szCs w:val="22"/>
-          <w:lang w:eastAsia="es-PE"/>
-          <w14:ligatures w14:val="none"/>
-        </w:rPr>
-      </w:pPr>
-      <w:r>
-        <w:rPr>
-          <w:rFonts w:ascii="Arial Narrow" w:eastAsia="Arial Narrow" w:hAnsi="Arial Narrow" w:cs="Arial Narrow"/>
-          <w:b/>
-          <w:color w:val="000000"/>
-          <w:kern w:val="0"/>
-          <w:sz w:val="22"/>
-          <w:szCs w:val="22"/>
-          <w:lang w:eastAsia="es-PE"/>
-          <w14:ligatures w14:val="none"/>
-        </w:rPr>
-        <w:t>NOVENO:</w:t>
-      </w:r>
-      <w:r>
-        <w:rPr>
-          <w:rFonts w:ascii="Arial Narrow" w:eastAsia="Arial Narrow" w:hAnsi="Arial Narrow" w:cs="Arial Narrow"/>
-          <w:color w:val="000000"/>
-          <w:kern w:val="0"/>
-          <w:sz w:val="22"/>
-          <w:szCs w:val="22"/>
-          <w:lang w:eastAsia="es-PE"/>
-          <w14:ligatures w14:val="none"/>
-        </w:rPr>
-        <w:t xml:space="preserve"> poner en conocimiento de las partes que, antes de la emisión de la Resolución Final, tienen la posibilidad de formular su desistimiento o presentar el acuerdo arribado mediante la conciliación, mediación, transacción o cualquier otro que, de forma indubitable, deje constancia que se ha solucionado la controversia materia de denuncia.</w:t>
-      </w:r>
-      <w:bookmarkStart w:id="18" w:name="h.gjdgxs" w:colFirst="0" w:colLast="0"/>
-      <w:bookmarkEnd w:id="18"/>
-    </w:p>
-    <w:p>
-      <w:pPr>
-        <w:suppressAutoHyphens/>
-        <w:spacing w:after="0" w:line="240" w:lineRule="auto"/>
-        <w:jc w:val="both"/>
-        <w:rPr>
-          <w:rFonts w:ascii="Arial Narrow" w:eastAsia="Arial Narrow" w:hAnsi="Arial Narrow" w:cs="Arial Narrow"/>
-          <w:color w:val="000000"/>
-          <w:kern w:val="0"/>
-          <w:sz w:val="22"/>
-          <w:szCs w:val="22"/>
-          <w:lang w:eastAsia="es-PE"/>
-          <w14:ligatures w14:val="none"/>
-        </w:rPr>
-      </w:pPr>
-    </w:p>
-    <w:p>
-      <w:pPr>
-        <w:suppressAutoHyphens/>
-        <w:spacing w:after="0" w:line="240" w:lineRule="auto"/>
-        <w:jc w:val="both"/>
-        <w:rPr>
-          <w:rFonts w:ascii="Arial Narrow" w:eastAsia="Arial Narrow" w:hAnsi="Arial Narrow" w:cs="Arial Narrow"/>
           <w:sz w:val="22"/>
           <w:szCs w:val="22"/>
         </w:rPr>
@@ -7839,8 +7841,8 @@
     </w:p>
     <w:p>
       <w:pPr>
+        <w:spacing w:before="0" w:after="0" w:line="240" w:lineRule="auto"/>
         <w:suppressAutoHyphens/>
-        <w:spacing w:after="0" w:line="240" w:lineRule="auto"/>
         <w:jc w:val="both"/>
         <w:rPr>
           <w:rFonts w:ascii="Arial Narrow" w:eastAsia="Arial Narrow" w:hAnsi="Arial Narrow" w:cs="Arial Narrow"/>
@@ -8362,7 +8364,6 @@
           <w:sz w:val="16"/>
           <w:szCs w:val="16"/>
         </w:rPr>
-        <w:tab/>
         <w:t xml:space="preserve"/>
       </w:r>
       <w:r>
@@ -8438,16 +8439,14 @@
           <w:sz w:val="16"/>
           <w:szCs w:val="16"/>
         </w:rPr>
-        <w:tab/>
-        <w:t xml:space="preserve"/>
-      </w:r>
-      <w:r>
-        <w:rPr>
-          <w:rFonts w:ascii="Arial Narrow" w:eastAsia="Arial Narrow" w:hAnsi="Arial Narrow" w:cs="Arial Narrow"/>
-          <w:sz w:val="16"/>
-          <w:szCs w:val="16"/>
-        </w:rPr>
-        <w:tab/>
+        <w:t xml:space="preserve"/>
+      </w:r>
+      <w:r>
+        <w:rPr>
+          <w:rFonts w:ascii="Arial Narrow" w:eastAsia="Arial Narrow" w:hAnsi="Arial Narrow" w:cs="Arial Narrow"/>
+          <w:sz w:val="16"/>
+          <w:szCs w:val="16"/>
+        </w:rPr>
       </w:r>
       <w:r>
         <w:rPr>
@@ -8457,6 +8456,7 @@
           <w:sz w:val="16"/>
           <w:szCs w:val="16"/>
         </w:rPr>
+        <w:tab/>
         <w:t xml:space="preserve">LEY 29571, CÓDIGO DE PROTECCIÓN Y DEFENSA DEL CONSUMIDOR, publicado el 2 de setiembre de 2010 y modificado por Decreto Legislativo 1308 </w:t>
       </w:r>
     </w:p>
@@ -8698,16 +8698,14 @@
           <w:sz w:val="16"/>
           <w:szCs w:val="16"/>
         </w:rPr>
-        <w:tab/>
-        <w:t xml:space="preserve"/>
-      </w:r>
-      <w:r>
-        <w:rPr>
-          <w:rFonts w:ascii="Arial Narrow" w:eastAsia="Arial Narrow" w:hAnsi="Arial Narrow" w:cs="Arial Narrow"/>
-          <w:sz w:val="16"/>
-          <w:szCs w:val="16"/>
-        </w:rPr>
-        <w:tab/>
+        <w:t xml:space="preserve"/>
+      </w:r>
+      <w:r>
+        <w:rPr>
+          <w:rFonts w:ascii="Arial Narrow" w:eastAsia="Arial Narrow" w:hAnsi="Arial Narrow" w:cs="Arial Narrow"/>
+          <w:sz w:val="16"/>
+          <w:szCs w:val="16"/>
+        </w:rPr>
       </w:r>
       <w:r>
         <w:rPr>
@@ -8717,6 +8715,7 @@
           <w:sz w:val="16"/>
           <w:szCs w:val="16"/>
         </w:rPr>
+        <w:tab/>
         <w:t xml:space="preserve">LEY 29571, CÓDIGO DE PROTECCIÓN Y DEFENSA DEL CONSUMIDOR, publicado el 2 de setiembre de 2010 y modificado por Decreto Legislativo 1308 </w:t>
       </w:r>
     </w:p>
@@ -8875,16 +8874,14 @@
           <w:sz w:val="16"/>
           <w:szCs w:val="16"/>
         </w:rPr>
-        <w:tab/>
-        <w:t xml:space="preserve"/>
-      </w:r>
-      <w:r>
-        <w:rPr>
-          <w:rFonts w:ascii="Arial Narrow" w:eastAsia="Arial Narrow" w:hAnsi="Arial Narrow" w:cs="Arial Narrow"/>
-          <w:sz w:val="16"/>
-          <w:szCs w:val="16"/>
-        </w:rPr>
-        <w:tab/>
+        <w:t xml:space="preserve"/>
+      </w:r>
+      <w:r>
+        <w:rPr>
+          <w:rFonts w:ascii="Arial Narrow" w:eastAsia="Arial Narrow" w:hAnsi="Arial Narrow" w:cs="Arial Narrow"/>
+          <w:sz w:val="16"/>
+          <w:szCs w:val="16"/>
+        </w:rPr>
       </w:r>
       <w:r>
         <w:rPr>
@@ -8894,6 +8891,7 @@
           <w:sz w:val="16"/>
           <w:szCs w:val="16"/>
         </w:rPr>
+        <w:tab/>
         <w:t xml:space="preserve">LEY SOBRE FACULTADES, NORMAS Y ORGANIZACIÓN DEL INDECOPI, APROBADA POR DECRETO LEGISLATIVO </w:t>
       </w:r>
       <w:proofErr w:type="spellStart"/>
@@ -9064,7 +9062,6 @@
           <w:sz w:val="16"/>
           <w:szCs w:val="16"/>
         </w:rPr>
-        <w:tab/>
         <w:t xml:space="preserve"/>
       </w:r>
       <w:r>
@@ -9157,24 +9154,23 @@
           <w:sz w:val="16"/>
           <w:szCs w:val="16"/>
         </w:rPr>
+        <w:t xml:space="preserve"/>
+      </w:r>
+      <w:r>
+        <w:rPr>
+          <w:rFonts w:ascii="Arial Narrow" w:eastAsia="Arial Narrow" w:hAnsi="Arial Narrow" w:cs="Arial Narrow"/>
+          <w:sz w:val="16"/>
+          <w:szCs w:val="16"/>
+        </w:rPr>
+      </w:r>
+      <w:r>
+        <w:rPr>
+          <w:rFonts w:ascii="Arial Narrow" w:eastAsia="Arial Narrow" w:hAnsi="Arial Narrow" w:cs="Arial Narrow"/>
+          <w:b/>
+          <w:sz w:val="16"/>
+          <w:szCs w:val="16"/>
+        </w:rPr>
         <w:tab/>
-        <w:t xml:space="preserve"/>
-      </w:r>
-      <w:r>
-        <w:rPr>
-          <w:rFonts w:ascii="Arial Narrow" w:eastAsia="Arial Narrow" w:hAnsi="Arial Narrow" w:cs="Arial Narrow"/>
-          <w:sz w:val="16"/>
-          <w:szCs w:val="16"/>
-        </w:rPr>
-        <w:tab/>
-      </w:r>
-      <w:r>
-        <w:rPr>
-          <w:rFonts w:ascii="Arial Narrow" w:eastAsia="Arial Narrow" w:hAnsi="Arial Narrow" w:cs="Arial Narrow"/>
-          <w:b/>
-          <w:sz w:val="16"/>
-          <w:szCs w:val="16"/>
-        </w:rPr>
         <w:t>LEY 29571, CÓDIGO DE PROTECCIÓN Y DEFENSA DEL CONSUMIDOR</w:t>
       </w:r>
       <w:r>
@@ -9559,32 +9555,31 @@
           <w:szCs w:val="16"/>
           <w:vertAlign w:val="superscript"/>
         </w:rPr>
+        <w:t xml:space="preserve"/>
+      </w:r>
+      <w:r>
+        <w:rPr>
+          <w:rFonts w:ascii="Arial Narrow" w:eastAsia="Arial Narrow" w:hAnsi="Arial Narrow" w:cs="Arial Narrow"/>
+          <w:sz w:val="16"/>
+          <w:szCs w:val="16"/>
+        </w:rPr>
+        <w:t xml:space="preserve"/>
+      </w:r>
+      <w:r>
+        <w:rPr>
+          <w:rFonts w:ascii="Arial Narrow" w:eastAsia="Arial Narrow" w:hAnsi="Arial Narrow" w:cs="Arial Narrow"/>
+          <w:sz w:val="16"/>
+          <w:szCs w:val="16"/>
+        </w:rPr>
+      </w:r>
+      <w:r>
+        <w:rPr>
+          <w:rFonts w:ascii="Arial Narrow" w:eastAsia="Arial Narrow" w:hAnsi="Arial Narrow" w:cs="Arial Narrow"/>
+          <w:b/>
+          <w:sz w:val="16"/>
+          <w:szCs w:val="16"/>
+        </w:rPr>
         <w:tab/>
-        <w:t xml:space="preserve"/>
-      </w:r>
-      <w:r>
-        <w:rPr>
-          <w:rFonts w:ascii="Arial Narrow" w:eastAsia="Arial Narrow" w:hAnsi="Arial Narrow" w:cs="Arial Narrow"/>
-          <w:sz w:val="16"/>
-          <w:szCs w:val="16"/>
-        </w:rPr>
-        <w:t xml:space="preserve"> </w:t>
-      </w:r>
-      <w:r>
-        <w:rPr>
-          <w:rFonts w:ascii="Arial Narrow" w:eastAsia="Arial Narrow" w:hAnsi="Arial Narrow" w:cs="Arial Narrow"/>
-          <w:sz w:val="16"/>
-          <w:szCs w:val="16"/>
-        </w:rPr>
-        <w:tab/>
-      </w:r>
-      <w:r>
-        <w:rPr>
-          <w:rFonts w:ascii="Arial Narrow" w:eastAsia="Arial Narrow" w:hAnsi="Arial Narrow" w:cs="Arial Narrow"/>
-          <w:b/>
-          <w:sz w:val="16"/>
-          <w:szCs w:val="16"/>
-        </w:rPr>
         <w:t>LEY 29571, CÓDIGO DE PROTECCIÓN Y DEFENSA DEL CONSUMIDOR</w:t>
       </w:r>
       <w:r>
@@ -9788,16 +9783,14 @@
           <w:sz w:val="16"/>
           <w:szCs w:val="16"/>
         </w:rPr>
-        <w:tab/>
-        <w:t xml:space="preserve"/>
-      </w:r>
-      <w:r>
-        <w:rPr>
-          <w:rFonts w:ascii="Arial Narrow" w:eastAsia="Arial Narrow" w:hAnsi="Arial Narrow" w:cs="Arial Narrow"/>
-          <w:sz w:val="16"/>
-          <w:szCs w:val="16"/>
-        </w:rPr>
-        <w:tab/>
+        <w:t xml:space="preserve"/>
+      </w:r>
+      <w:r>
+        <w:rPr>
+          <w:rFonts w:ascii="Arial Narrow" w:eastAsia="Arial Narrow" w:hAnsi="Arial Narrow" w:cs="Arial Narrow"/>
+          <w:sz w:val="16"/>
+          <w:szCs w:val="16"/>
+        </w:rPr>
       </w:r>
       <w:r>
         <w:rPr>
@@ -9807,6 +9800,7 @@
           <w:sz w:val="16"/>
           <w:szCs w:val="16"/>
         </w:rPr>
+        <w:tab/>
         <w:t xml:space="preserve">LEY 29571, CÓDIGO DE PROTECCIÓN Y DEFENSA DEL CONSUMIDOR, publicado el 2 de setiembre de 2010 y modificado por Decreto Legislativo 1308 </w:t>
       </w:r>
     </w:p>
@@ -10625,24 +10619,23 @@
           <w:sz w:val="16"/>
           <w:szCs w:val="16"/>
         </w:rPr>
+        <w:t xml:space="preserve"/>
+      </w:r>
+      <w:r>
+        <w:rPr>
+          <w:rFonts w:ascii="Arial Narrow" w:eastAsia="Arial Narrow" w:hAnsi="Arial Narrow" w:cs="Arial Narrow"/>
+          <w:sz w:val="16"/>
+          <w:szCs w:val="16"/>
+        </w:rPr>
+      </w:r>
+      <w:r>
+        <w:rPr>
+          <w:rFonts w:ascii="Arial Narrow" w:eastAsia="Arial Narrow" w:hAnsi="Arial Narrow" w:cs="Arial Narrow"/>
+          <w:b/>
+          <w:sz w:val="16"/>
+          <w:szCs w:val="16"/>
+        </w:rPr>
         <w:tab/>
-        <w:t xml:space="preserve"/>
-      </w:r>
-      <w:r>
-        <w:rPr>
-          <w:rFonts w:ascii="Arial Narrow" w:eastAsia="Arial Narrow" w:hAnsi="Arial Narrow" w:cs="Arial Narrow"/>
-          <w:sz w:val="16"/>
-          <w:szCs w:val="16"/>
-        </w:rPr>
-        <w:tab/>
-      </w:r>
-      <w:r>
-        <w:rPr>
-          <w:rFonts w:ascii="Arial Narrow" w:eastAsia="Arial Narrow" w:hAnsi="Arial Narrow" w:cs="Arial Narrow"/>
-          <w:b/>
-          <w:sz w:val="16"/>
-          <w:szCs w:val="16"/>
-        </w:rPr>
         <w:t>LEY 29571, CÓDIGO DE PROTECCIÓN Y DEFENSA DEL CONSUMIDOR</w:t>
       </w:r>
       <w:r>
@@ -10857,7 +10850,6 @@
           <w:sz w:val="16"/>
           <w:szCs w:val="16"/>
         </w:rPr>
-        <w:tab/>
         <w:t xml:space="preserve"/>
       </w:r>
       <w:r>
@@ -11015,31 +11007,30 @@
           <w:sz w:val="16"/>
           <w:szCs w:val="16"/>
         </w:rPr>
+        <w:t xml:space="preserve"/>
+      </w:r>
+      <w:r>
+        <w:rPr>
+          <w:rFonts w:ascii="Arial Narrow" w:eastAsia="Arial Narrow" w:hAnsi="Arial Narrow" w:cs="Arial Narrow"/>
+          <w:sz w:val="16"/>
+          <w:szCs w:val="16"/>
+        </w:rPr>
+      </w:r>
+      <w:r>
+        <w:rPr>
+          <w:rFonts w:ascii="Arial Narrow" w:eastAsia="Arial Narrow" w:hAnsi="Arial Narrow" w:cs="Arial Narrow"/>
+          <w:b/>
+          <w:sz w:val="16"/>
+          <w:szCs w:val="16"/>
+        </w:rPr>
         <w:tab/>
-        <w:t xml:space="preserve"/>
-      </w:r>
-      <w:r>
-        <w:rPr>
-          <w:rFonts w:ascii="Arial Narrow" w:eastAsia="Arial Narrow" w:hAnsi="Arial Narrow" w:cs="Arial Narrow"/>
-          <w:sz w:val="16"/>
-          <w:szCs w:val="16"/>
-        </w:rPr>
-        <w:tab/>
-      </w:r>
-      <w:r>
-        <w:rPr>
-          <w:rFonts w:ascii="Arial Narrow" w:eastAsia="Arial Narrow" w:hAnsi="Arial Narrow" w:cs="Arial Narrow"/>
-          <w:b/>
-          <w:sz w:val="16"/>
-          <w:szCs w:val="16"/>
-        </w:rPr>
         <w:t>TEXTO ÚNICO ORDENADO DE LA LEY DEL PROCEDIMIENTO ADMINISTRATIVO GENERAL, aprobado mediante Decreto Supremo 006-2026-JUS y publicado el 30 de abril de 2026</w:t>
       </w:r>
     </w:p>
     <w:p>
       <w:pPr>
         <w:pStyle w:val="Textonotapie"/>
-        <w:ind w:left="1134" w:hanging="567"/>
+        <w:ind w:left="1134"/>
         <w:jc w:val="both"/>
         <w:rPr>
           <w:rFonts w:ascii="Arial Narrow" w:eastAsia="Arial Narrow" w:hAnsi="Arial Narrow" w:cs="Arial Narrow"/>
@@ -11063,7 +11054,7 @@
     <w:p>
       <w:pPr>
         <w:pStyle w:val="Textonotapie"/>
-        <w:ind w:left="1134" w:hanging="567"/>
+        <w:ind w:left="1134" w:hanging="1134"/>
         <w:jc w:val="both"/>
         <w:rPr>
           <w:rFonts w:ascii="Arial Narrow" w:eastAsia="Arial Narrow" w:hAnsi="Arial Narrow" w:cs="Arial Narrow"/>

--- a/plantillas_maestras/02_seguro_vida/negativa_cobertura/2_o_mas_ddos_varios/mujer/TPL_2672_2025_SEGURO_VIDA_NEGATIVA_COBERTURA_ASEGURADORA_MUJER_R1.docx
+++ b/plantillas_maestras/02_seguro_vida/negativa_cobertura/2_o_mas_ddos_varios/mujer/TPL_2672_2025_SEGURO_VIDA_NEGATIVA_COBERTURA_ASEGURADORA_MUJER_R1.docx
@@ -6744,7 +6744,7 @@
           <w:sz w:val="22"/>
           <w:szCs w:val="22"/>
         </w:rPr>
-        <w:t xml:space="preserve">correr traslado de la presente resolución a Mapfre Perú Compañía de Seguros y Reaseguros S.A. para que, de conformidad con lo dispuesto por el artículo 26 de la Ley sobre Facultades, Normas y Organización del Indecopi, aprobada por Decreto Legislativo 807</w:t>
+        <w:t xml:space="preserve">correr traslado de la denuncia del 20 de octubre de 2025 a Mapfre Perú Compañía de Seguros y Reaseguros S.A. para que, de conformidad con lo dispuesto por el artículo 26 de la Ley sobre Facultades, Normas y Organización del Indecopi, aprobada por Decreto Legislativo 807</w:t>
       </w:r>
       <w:r>
         <w:rPr>
